--- a/testo/office/tesi.docx
+++ b/testo/office/tesi.docx
@@ -20,7 +20,7 @@
       <w:sdtContent>
         <w:p>
           <w:pPr>
-            <w:pStyle w:val="1032"/>
+            <w:pStyle w:val="1144"/>
             <w:pBdr/>
             <w:tabs>
               <w:tab w:val="right" w:leader="dot" w:pos="9360"/>
@@ -53,19 +53,19 @@
           <w:hyperlink w:tooltip="#_Toc1" w:anchor="_Toc1" w:history="1">
             <w:r>
               <w:rPr>
-                <w:rStyle w:val="1030"/>
+                <w:rStyle w:val="1142"/>
               </w:rPr>
             </w:r>
             <w:r>
               <w:rPr>
-                <w:rStyle w:val="1030"/>
+                <w:rStyle w:val="1142"/>
                 <w:lang w:val="it-IT"/>
               </w:rPr>
               <w:t xml:space="preserve">Introduction</w:t>
             </w:r>
             <w:r>
               <w:rPr>
-                <w:rStyle w:val="1030"/>
+                <w:rStyle w:val="1142"/>
                 <w:lang w:val="it-IT"/>
               </w:rPr>
             </w:r>
@@ -85,10 +85,11 @@
               <w:lang w:val="it-IT"/>
             </w:rPr>
           </w:r>
+          <w:r/>
         </w:p>
         <w:p>
           <w:pPr>
-            <w:pStyle w:val="1033"/>
+            <w:pStyle w:val="1145"/>
             <w:pBdr/>
             <w:tabs>
               <w:tab w:val="right" w:leader="dot" w:pos="9360"/>
@@ -97,22 +98,23 @@
             <w:ind/>
             <w:rPr/>
           </w:pPr>
+          <w:r/>
           <w:hyperlink w:tooltip="#_Toc2" w:anchor="_Toc2" w:history="1">
             <w:r>
               <w:rPr>
-                <w:rStyle w:val="1030"/>
+                <w:rStyle w:val="1142"/>
               </w:rPr>
             </w:r>
             <w:r>
               <w:rPr>
-                <w:rStyle w:val="1030"/>
+                <w:rStyle w:val="1142"/>
                 <w:lang w:val="it-IT"/>
               </w:rPr>
               <w:t xml:space="preserve">Background and motivation</w:t>
             </w:r>
             <w:r>
               <w:rPr>
-                <w:rStyle w:val="1030"/>
+                <w:rStyle w:val="1142"/>
                 <w:lang w:val="it-IT"/>
               </w:rPr>
             </w:r>
@@ -132,10 +134,11 @@
               <w:lang w:val="it-IT"/>
             </w:rPr>
           </w:r>
+          <w:r/>
         </w:p>
         <w:p>
           <w:pPr>
-            <w:pStyle w:val="1033"/>
+            <w:pStyle w:val="1145"/>
             <w:pBdr/>
             <w:tabs>
               <w:tab w:val="right" w:leader="dot" w:pos="9360"/>
@@ -146,22 +149,23 @@
               <w:highlight w:val="none"/>
             </w:rPr>
           </w:pPr>
+          <w:r/>
           <w:hyperlink w:tooltip="#_Toc3" w:anchor="_Toc3" w:history="1">
             <w:r>
               <w:rPr>
-                <w:rStyle w:val="1030"/>
+                <w:rStyle w:val="1142"/>
               </w:rPr>
             </w:r>
             <w:r>
               <w:rPr>
-                <w:rStyle w:val="1030"/>
+                <w:rStyle w:val="1142"/>
                 <w:lang w:val="it-IT"/>
               </w:rPr>
               <w:t xml:space="preserve">Research questions and objectives</w:t>
             </w:r>
             <w:r>
               <w:rPr>
-                <w:rStyle w:val="1030"/>
+                <w:rStyle w:val="1142"/>
                 <w:highlight w:val="none"/>
                 <w:lang w:val="it-IT"/>
               </w:rPr>
@@ -183,10 +187,15 @@
               <w:lang w:val="it-IT"/>
             </w:rPr>
           </w:r>
+          <w:r>
+            <w:rPr>
+              <w:highlight w:val="none"/>
+            </w:rPr>
+          </w:r>
         </w:p>
         <w:p>
           <w:pPr>
-            <w:pStyle w:val="1033"/>
+            <w:pStyle w:val="1145"/>
             <w:pBdr/>
             <w:tabs>
               <w:tab w:val="right" w:leader="dot" w:pos="9360"/>
@@ -195,15 +204,16 @@
             <w:ind/>
             <w:rPr/>
           </w:pPr>
+          <w:r/>
           <w:hyperlink w:tooltip="#_Toc4" w:anchor="_Toc4" w:history="1">
             <w:r>
               <w:rPr>
-                <w:rStyle w:val="1030"/>
+                <w:rStyle w:val="1142"/>
               </w:rPr>
             </w:r>
             <w:r>
               <w:rPr>
-                <w:rStyle w:val="1030"/>
+                <w:rStyle w:val="1142"/>
                 <w:highlight w:val="none"/>
                 <w:lang w:val="it-IT"/>
               </w:rPr>
@@ -211,7 +221,7 @@
             </w:r>
             <w:r>
               <w:rPr>
-                <w:rStyle w:val="1030"/>
+                <w:rStyle w:val="1142"/>
                 <w:lang w:val="it-IT"/>
               </w:rPr>
             </w:r>
@@ -231,10 +241,11 @@
               <w:lang w:val="it-IT"/>
             </w:rPr>
           </w:r>
+          <w:r/>
         </w:p>
         <w:p>
           <w:pPr>
-            <w:pStyle w:val="1032"/>
+            <w:pStyle w:val="1144"/>
             <w:pBdr/>
             <w:tabs>
               <w:tab w:val="right" w:leader="dot" w:pos="9360"/>
@@ -245,22 +256,23 @@
               <w:highlight w:val="none"/>
             </w:rPr>
           </w:pPr>
+          <w:r/>
           <w:hyperlink w:tooltip="#_Toc5" w:anchor="_Toc5" w:history="1">
             <w:r>
               <w:rPr>
-                <w:rStyle w:val="1030"/>
+                <w:rStyle w:val="1142"/>
               </w:rPr>
             </w:r>
             <w:r>
               <w:rPr>
-                <w:rStyle w:val="1030"/>
+                <w:rStyle w:val="1142"/>
                 <w:lang w:val="it-IT"/>
               </w:rPr>
               <w:t xml:space="preserve">Literature Review</w:t>
             </w:r>
             <w:r>
               <w:rPr>
-                <w:rStyle w:val="1030"/>
+                <w:rStyle w:val="1142"/>
                 <w:highlight w:val="none"/>
                 <w:lang w:val="it-IT"/>
               </w:rPr>
@@ -282,10 +294,15 @@
               <w:lang w:val="it-IT"/>
             </w:rPr>
           </w:r>
+          <w:r>
+            <w:rPr>
+              <w:highlight w:val="none"/>
+            </w:rPr>
+          </w:r>
         </w:p>
         <w:p>
           <w:pPr>
-            <w:pStyle w:val="1033"/>
+            <w:pStyle w:val="1145"/>
             <w:pBdr/>
             <w:tabs>
               <w:tab w:val="right" w:leader="dot" w:pos="9360"/>
@@ -294,15 +311,16 @@
             <w:ind/>
             <w:rPr/>
           </w:pPr>
+          <w:r/>
           <w:hyperlink w:tooltip="#_Toc6" w:anchor="_Toc6" w:history="1">
             <w:r>
               <w:rPr>
-                <w:rStyle w:val="1030"/>
+                <w:rStyle w:val="1142"/>
               </w:rPr>
             </w:r>
             <w:r>
               <w:rPr>
-                <w:rStyle w:val="1030"/>
+                <w:rStyle w:val="1142"/>
                 <w:highlight w:val="none"/>
                 <w:lang w:val="it-IT"/>
               </w:rPr>
@@ -310,7 +328,7 @@
             </w:r>
             <w:r>
               <w:rPr>
-                <w:rStyle w:val="1030"/>
+                <w:rStyle w:val="1142"/>
                 <w:lang w:val="it-IT"/>
               </w:rPr>
             </w:r>
@@ -330,10 +348,11 @@
               <w:lang w:val="it-IT"/>
             </w:rPr>
           </w:r>
+          <w:r/>
         </w:p>
         <w:p>
           <w:pPr>
-            <w:pStyle w:val="1034"/>
+            <w:pStyle w:val="1146"/>
             <w:pBdr/>
             <w:tabs>
               <w:tab w:val="right" w:leader="dot" w:pos="9360"/>
@@ -344,15 +363,16 @@
               <w:highlight w:val="none"/>
             </w:rPr>
           </w:pPr>
+          <w:r/>
           <w:hyperlink w:tooltip="#_Toc7" w:anchor="_Toc7" w:history="1">
             <w:r>
               <w:rPr>
-                <w:rStyle w:val="1030"/>
+                <w:rStyle w:val="1142"/>
               </w:rPr>
             </w:r>
             <w:r>
               <w:rPr>
-                <w:rStyle w:val="1030"/>
+                <w:rStyle w:val="1142"/>
                 <w:highlight w:val="none"/>
                 <w:lang w:val="it-IT"/>
               </w:rPr>
@@ -360,7 +380,7 @@
             </w:r>
             <w:r>
               <w:rPr>
-                <w:rStyle w:val="1030"/>
+                <w:rStyle w:val="1142"/>
                 <w:highlight w:val="none"/>
                 <w:lang w:val="it-IT"/>
               </w:rPr>
@@ -382,10 +402,15 @@
               <w:lang w:val="it-IT"/>
             </w:rPr>
           </w:r>
+          <w:r>
+            <w:rPr>
+              <w:highlight w:val="none"/>
+            </w:rPr>
+          </w:r>
         </w:p>
         <w:p>
           <w:pPr>
-            <w:pStyle w:val="1034"/>
+            <w:pStyle w:val="1146"/>
             <w:pBdr/>
             <w:tabs>
               <w:tab w:val="right" w:leader="dot" w:pos="9360"/>
@@ -394,15 +419,16 @@
             <w:ind/>
             <w:rPr/>
           </w:pPr>
+          <w:r/>
           <w:hyperlink w:tooltip="#_Toc8" w:anchor="_Toc8" w:history="1">
             <w:r>
               <w:rPr>
-                <w:rStyle w:val="1030"/>
+                <w:rStyle w:val="1142"/>
               </w:rPr>
             </w:r>
             <w:r>
               <w:rPr>
-                <w:rStyle w:val="1030"/>
+                <w:rStyle w:val="1142"/>
                 <w:highlight w:val="none"/>
                 <w:lang w:val="it-IT"/>
               </w:rPr>
@@ -410,7 +436,7 @@
             </w:r>
             <w:r>
               <w:rPr>
-                <w:rStyle w:val="1030"/>
+                <w:rStyle w:val="1142"/>
                 <w:highlight w:val="none"/>
                 <w:lang w:val="it-IT"/>
               </w:rPr>
@@ -431,10 +457,11 @@
               <w:lang w:val="it-IT"/>
             </w:rPr>
           </w:r>
+          <w:r/>
         </w:p>
         <w:p>
           <w:pPr>
-            <w:pStyle w:val="1034"/>
+            <w:pStyle w:val="1146"/>
             <w:pBdr/>
             <w:tabs>
               <w:tab w:val="right" w:leader="dot" w:pos="9360"/>
@@ -445,15 +472,16 @@
               <w:highlight w:val="none"/>
             </w:rPr>
           </w:pPr>
+          <w:r/>
           <w:hyperlink w:tooltip="#_Toc9" w:anchor="_Toc9" w:history="1">
             <w:r>
               <w:rPr>
-                <w:rStyle w:val="1030"/>
+                <w:rStyle w:val="1142"/>
               </w:rPr>
             </w:r>
             <w:r>
               <w:rPr>
-                <w:rStyle w:val="1030"/>
+                <w:rStyle w:val="1142"/>
                 <w:highlight w:val="none"/>
                 <w:lang w:val="it-IT"/>
               </w:rPr>
@@ -461,7 +489,7 @@
             </w:r>
             <w:r>
               <w:rPr>
-                <w:rStyle w:val="1030"/>
+                <w:rStyle w:val="1142"/>
                 <w:highlight w:val="none"/>
                 <w:lang w:val="it-IT"/>
               </w:rPr>
@@ -483,10 +511,15 @@
               <w:lang w:val="it-IT"/>
             </w:rPr>
           </w:r>
+          <w:r>
+            <w:rPr>
+              <w:highlight w:val="none"/>
+            </w:rPr>
+          </w:r>
         </w:p>
         <w:p>
           <w:pPr>
-            <w:pStyle w:val="1033"/>
+            <w:pStyle w:val="1145"/>
             <w:pBdr/>
             <w:tabs>
               <w:tab w:val="right" w:leader="dot" w:pos="9360"/>
@@ -497,15 +530,16 @@
               <w:highlight w:val="none"/>
             </w:rPr>
           </w:pPr>
+          <w:r/>
           <w:hyperlink w:tooltip="#_Toc10" w:anchor="_Toc10" w:history="1">
             <w:r>
               <w:rPr>
-                <w:rStyle w:val="1030"/>
+                <w:rStyle w:val="1142"/>
               </w:rPr>
             </w:r>
             <w:r>
               <w:rPr>
-                <w:rStyle w:val="1030"/>
+                <w:rStyle w:val="1142"/>
                 <w:highlight w:val="none"/>
                 <w:lang w:val="it-IT"/>
               </w:rPr>
@@ -513,7 +547,7 @@
             </w:r>
             <w:r>
               <w:rPr>
-                <w:rStyle w:val="1030"/>
+                <w:rStyle w:val="1142"/>
                 <w:highlight w:val="none"/>
                 <w:lang w:val="it-IT"/>
               </w:rPr>
@@ -521,7 +555,7 @@
             </w:r>
             <w:r>
               <w:rPr>
-                <w:rStyle w:val="1030"/>
+                <w:rStyle w:val="1142"/>
                 <w:highlight w:val="none"/>
                 <w:lang w:val="it-IT"/>
               </w:rPr>
@@ -529,7 +563,7 @@
             </w:r>
             <w:r>
               <w:rPr>
-                <w:rStyle w:val="1030"/>
+                <w:rStyle w:val="1142"/>
                 <w:highlight w:val="none"/>
                 <w:lang w:val="it-IT"/>
               </w:rPr>
@@ -537,7 +571,7 @@
             </w:r>
             <w:r>
               <w:rPr>
-                <w:rStyle w:val="1030"/>
+                <w:rStyle w:val="1142"/>
                 <w:highlight w:val="none"/>
                 <w:lang w:val="it-IT"/>
               </w:rPr>
@@ -545,7 +579,7 @@
             </w:r>
             <w:r>
               <w:rPr>
-                <w:rStyle w:val="1030"/>
+                <w:rStyle w:val="1142"/>
               </w:rPr>
             </w:r>
             <w:r>
@@ -565,10 +599,15 @@
               <w:lang w:val="it-IT"/>
             </w:rPr>
           </w:r>
+          <w:r>
+            <w:rPr>
+              <w:highlight w:val="none"/>
+            </w:rPr>
+          </w:r>
         </w:p>
         <w:p>
           <w:pPr>
-            <w:pStyle w:val="1033"/>
+            <w:pStyle w:val="1145"/>
             <w:pBdr/>
             <w:tabs>
               <w:tab w:val="right" w:leader="dot" w:pos="9360"/>
@@ -579,15 +618,16 @@
               <w:highlight w:val="none"/>
             </w:rPr>
           </w:pPr>
+          <w:r/>
           <w:hyperlink w:tooltip="#_Toc11" w:anchor="_Toc11" w:history="1">
             <w:r>
               <w:rPr>
-                <w:rStyle w:val="1030"/>
+                <w:rStyle w:val="1142"/>
               </w:rPr>
             </w:r>
             <w:r>
               <w:rPr>
-                <w:rStyle w:val="1030"/>
+                <w:rStyle w:val="1142"/>
                 <w:highlight w:val="none"/>
                 <w:lang w:val="it-IT"/>
               </w:rPr>
@@ -595,7 +635,7 @@
             </w:r>
             <w:r>
               <w:rPr>
-                <w:rStyle w:val="1030"/>
+                <w:rStyle w:val="1142"/>
                 <w:highlight w:val="none"/>
                 <w:lang w:val="it-IT"/>
               </w:rPr>
@@ -617,10 +657,15 @@
               <w:lang w:val="it-IT"/>
             </w:rPr>
           </w:r>
+          <w:r>
+            <w:rPr>
+              <w:highlight w:val="none"/>
+            </w:rPr>
+          </w:r>
         </w:p>
         <w:p>
           <w:pPr>
-            <w:pStyle w:val="1033"/>
+            <w:pStyle w:val="1145"/>
             <w:pBdr/>
             <w:tabs>
               <w:tab w:val="right" w:leader="dot" w:pos="9360"/>
@@ -631,15 +676,16 @@
               <w:highlight w:val="none"/>
             </w:rPr>
           </w:pPr>
+          <w:r/>
           <w:hyperlink w:tooltip="#_Toc12" w:anchor="_Toc12" w:history="1">
             <w:r>
               <w:rPr>
-                <w:rStyle w:val="1030"/>
+                <w:rStyle w:val="1142"/>
               </w:rPr>
             </w:r>
             <w:r>
               <w:rPr>
-                <w:rStyle w:val="1030"/>
+                <w:rStyle w:val="1142"/>
                 <w:highlight w:val="none"/>
                 <w:lang w:val="it-IT"/>
               </w:rPr>
@@ -647,7 +693,7 @@
             </w:r>
             <w:r>
               <w:rPr>
-                <w:rStyle w:val="1030"/>
+                <w:rStyle w:val="1142"/>
                 <w:highlight w:val="none"/>
                 <w:lang w:val="it-IT"/>
               </w:rPr>
@@ -669,10 +715,15 @@
               <w:lang w:val="it-IT"/>
             </w:rPr>
           </w:r>
+          <w:r>
+            <w:rPr>
+              <w:highlight w:val="none"/>
+            </w:rPr>
+          </w:r>
         </w:p>
         <w:p>
           <w:pPr>
-            <w:pStyle w:val="1032"/>
+            <w:pStyle w:val="1144"/>
             <w:pBdr/>
             <w:tabs>
               <w:tab w:val="right" w:leader="dot" w:pos="9360"/>
@@ -681,22 +732,23 @@
             <w:ind/>
             <w:rPr/>
           </w:pPr>
+          <w:r/>
           <w:hyperlink w:tooltip="#_Toc13" w:anchor="_Toc13" w:history="1">
             <w:r>
               <w:rPr>
-                <w:rStyle w:val="1030"/>
+                <w:rStyle w:val="1142"/>
               </w:rPr>
             </w:r>
             <w:r>
               <w:rPr>
-                <w:rStyle w:val="1030"/>
+                <w:rStyle w:val="1142"/>
                 <w:lang w:val="it-IT"/>
               </w:rPr>
               <w:t xml:space="preserve">Methodology</w:t>
             </w:r>
             <w:r>
               <w:rPr>
-                <w:rStyle w:val="1030"/>
+                <w:rStyle w:val="1142"/>
                 <w:lang w:val="it-IT"/>
               </w:rPr>
             </w:r>
@@ -716,10 +768,11 @@
               <w:lang w:val="it-IT"/>
             </w:rPr>
           </w:r>
+          <w:r/>
         </w:p>
         <w:p>
           <w:pPr>
-            <w:pStyle w:val="1033"/>
+            <w:pStyle w:val="1145"/>
             <w:pBdr/>
             <w:tabs>
               <w:tab w:val="right" w:leader="dot" w:pos="9360"/>
@@ -728,22 +781,23 @@
             <w:ind/>
             <w:rPr/>
           </w:pPr>
+          <w:r/>
           <w:hyperlink w:tooltip="#_Toc14" w:anchor="_Toc14" w:history="1">
             <w:r>
               <w:rPr>
-                <w:rStyle w:val="1030"/>
+                <w:rStyle w:val="1142"/>
               </w:rPr>
             </w:r>
             <w:r>
               <w:rPr>
-                <w:rStyle w:val="1030"/>
+                <w:rStyle w:val="1142"/>
                 <w:lang w:val="it-IT"/>
               </w:rPr>
               <w:t xml:space="preserve">Description of research platform and hardware used</w:t>
             </w:r>
             <w:r>
               <w:rPr>
-                <w:rStyle w:val="1030"/>
+                <w:rStyle w:val="1142"/>
                 <w:lang w:val="it-IT"/>
               </w:rPr>
             </w:r>
@@ -763,10 +817,11 @@
               <w:lang w:val="it-IT"/>
             </w:rPr>
           </w:r>
+          <w:r/>
         </w:p>
         <w:p>
           <w:pPr>
-            <w:pStyle w:val="1033"/>
+            <w:pStyle w:val="1145"/>
             <w:pBdr/>
             <w:tabs>
               <w:tab w:val="right" w:leader="dot" w:pos="9360"/>
@@ -775,22 +830,23 @@
             <w:ind/>
             <w:rPr/>
           </w:pPr>
+          <w:r/>
           <w:hyperlink w:tooltip="#_Toc15" w:anchor="_Toc15" w:history="1">
             <w:r>
               <w:rPr>
-                <w:rStyle w:val="1030"/>
+                <w:rStyle w:val="1142"/>
               </w:rPr>
             </w:r>
             <w:r>
               <w:rPr>
-                <w:rStyle w:val="1030"/>
+                <w:rStyle w:val="1142"/>
                 <w:lang w:val="it-IT"/>
               </w:rPr>
               <w:t xml:space="preserve">Steps taken to port the navigation stack from ROS1 to ROS2</w:t>
             </w:r>
             <w:r>
               <w:rPr>
-                <w:rStyle w:val="1030"/>
+                <w:rStyle w:val="1142"/>
                 <w:lang w:val="it-IT"/>
               </w:rPr>
             </w:r>
@@ -810,10 +866,11 @@
               <w:lang w:val="it-IT"/>
             </w:rPr>
           </w:r>
+          <w:r/>
         </w:p>
         <w:p>
           <w:pPr>
-            <w:pStyle w:val="1033"/>
+            <w:pStyle w:val="1145"/>
             <w:pBdr/>
             <w:tabs>
               <w:tab w:val="right" w:leader="dot" w:pos="9360"/>
@@ -822,22 +879,23 @@
             <w:ind/>
             <w:rPr/>
           </w:pPr>
+          <w:r/>
           <w:hyperlink w:tooltip="#_Toc16" w:anchor="_Toc16" w:history="1">
             <w:r>
               <w:rPr>
-                <w:rStyle w:val="1030"/>
+                <w:rStyle w:val="1142"/>
               </w:rPr>
             </w:r>
             <w:r>
               <w:rPr>
-                <w:rStyle w:val="1030"/>
+                <w:rStyle w:val="1142"/>
                 <w:lang w:val="it-IT"/>
               </w:rPr>
               <w:t xml:space="preserve">Hardware adaptation process from Rover Zero to Rover Mini</w:t>
             </w:r>
             <w:r>
               <w:rPr>
-                <w:rStyle w:val="1030"/>
+                <w:rStyle w:val="1142"/>
                 <w:lang w:val="it-IT"/>
               </w:rPr>
             </w:r>
@@ -857,10 +915,11 @@
               <w:lang w:val="it-IT"/>
             </w:rPr>
           </w:r>
+          <w:r/>
         </w:p>
         <w:p>
           <w:pPr>
-            <w:pStyle w:val="1033"/>
+            <w:pStyle w:val="1145"/>
             <w:pBdr/>
             <w:tabs>
               <w:tab w:val="right" w:leader="dot" w:pos="9360"/>
@@ -869,22 +928,23 @@
             <w:ind/>
             <w:rPr/>
           </w:pPr>
+          <w:r/>
           <w:hyperlink w:tooltip="#_Toc17" w:anchor="_Toc17" w:history="1">
             <w:r>
               <w:rPr>
-                <w:rStyle w:val="1030"/>
+                <w:rStyle w:val="1142"/>
               </w:rPr>
             </w:r>
             <w:r>
               <w:rPr>
-                <w:rStyle w:val="1030"/>
+                <w:rStyle w:val="1142"/>
                 <w:lang w:val="it-IT"/>
               </w:rPr>
               <w:t xml:space="preserve">Integration of the navigation stack with Open-RMF</w:t>
             </w:r>
             <w:r>
               <w:rPr>
-                <w:rStyle w:val="1030"/>
+                <w:rStyle w:val="1142"/>
                 <w:lang w:val="it-IT"/>
               </w:rPr>
             </w:r>
@@ -904,10 +964,11 @@
               <w:lang w:val="it-IT"/>
             </w:rPr>
           </w:r>
+          <w:r/>
         </w:p>
         <w:p>
           <w:pPr>
-            <w:pStyle w:val="1033"/>
+            <w:pStyle w:val="1145"/>
             <w:pBdr/>
             <w:tabs>
               <w:tab w:val="right" w:leader="dot" w:pos="9360"/>
@@ -916,22 +977,23 @@
             <w:ind/>
             <w:rPr/>
           </w:pPr>
+          <w:r/>
           <w:hyperlink w:tooltip="#_Toc18" w:anchor="_Toc18" w:history="1">
             <w:r>
               <w:rPr>
-                <w:rStyle w:val="1030"/>
+                <w:rStyle w:val="1142"/>
               </w:rPr>
             </w:r>
             <w:r>
               <w:rPr>
-                <w:rStyle w:val="1030"/>
+                <w:rStyle w:val="1142"/>
                 <w:lang w:val="it-IT"/>
               </w:rPr>
               <w:t xml:space="preserve">Testing and evaluation of the system</w:t>
             </w:r>
             <w:r>
               <w:rPr>
-                <w:rStyle w:val="1030"/>
+                <w:rStyle w:val="1142"/>
                 <w:lang w:val="it-IT"/>
               </w:rPr>
             </w:r>
@@ -951,10 +1013,11 @@
               <w:lang w:val="it-IT"/>
             </w:rPr>
           </w:r>
+          <w:r/>
         </w:p>
         <w:p>
           <w:pPr>
-            <w:pStyle w:val="1032"/>
+            <w:pStyle w:val="1144"/>
             <w:pBdr/>
             <w:tabs>
               <w:tab w:val="right" w:leader="dot" w:pos="9360"/>
@@ -963,22 +1026,23 @@
             <w:ind/>
             <w:rPr/>
           </w:pPr>
+          <w:r/>
           <w:hyperlink w:tooltip="#_Toc19" w:anchor="_Toc19" w:history="1">
             <w:r>
               <w:rPr>
-                <w:rStyle w:val="1030"/>
+                <w:rStyle w:val="1142"/>
               </w:rPr>
             </w:r>
             <w:r>
               <w:rPr>
-                <w:rStyle w:val="1030"/>
+                <w:rStyle w:val="1142"/>
                 <w:lang w:val="it-IT"/>
               </w:rPr>
               <w:t xml:space="preserve">Results and Analysis</w:t>
             </w:r>
             <w:r>
               <w:rPr>
-                <w:rStyle w:val="1030"/>
+                <w:rStyle w:val="1142"/>
                 <w:lang w:val="it-IT"/>
               </w:rPr>
             </w:r>
@@ -998,10 +1062,11 @@
               <w:lang w:val="it-IT"/>
             </w:rPr>
           </w:r>
+          <w:r/>
         </w:p>
         <w:p>
           <w:pPr>
-            <w:pStyle w:val="1033"/>
+            <w:pStyle w:val="1145"/>
             <w:pBdr/>
             <w:tabs>
               <w:tab w:val="right" w:leader="dot" w:pos="9360"/>
@@ -1010,22 +1075,23 @@
             <w:ind/>
             <w:rPr/>
           </w:pPr>
+          <w:r/>
           <w:hyperlink w:tooltip="#_Toc20" w:anchor="_Toc20" w:history="1">
             <w:r>
               <w:rPr>
-                <w:rStyle w:val="1030"/>
+                <w:rStyle w:val="1142"/>
               </w:rPr>
             </w:r>
             <w:r>
               <w:rPr>
-                <w:rStyle w:val="1030"/>
+                <w:rStyle w:val="1142"/>
                 <w:lang w:val="it-IT"/>
               </w:rPr>
               <w:t xml:space="preserve">Presentation of results from testing and evaluation</w:t>
             </w:r>
             <w:r>
               <w:rPr>
-                <w:rStyle w:val="1030"/>
+                <w:rStyle w:val="1142"/>
                 <w:lang w:val="it-IT"/>
               </w:rPr>
             </w:r>
@@ -1045,10 +1111,11 @@
               <w:lang w:val="it-IT"/>
             </w:rPr>
           </w:r>
+          <w:r/>
         </w:p>
         <w:p>
           <w:pPr>
-            <w:pStyle w:val="1033"/>
+            <w:pStyle w:val="1145"/>
             <w:pBdr/>
             <w:tabs>
               <w:tab w:val="right" w:leader="dot" w:pos="9360"/>
@@ -1057,22 +1124,23 @@
             <w:ind/>
             <w:rPr/>
           </w:pPr>
+          <w:r/>
           <w:hyperlink w:tooltip="#_Toc21" w:anchor="_Toc21" w:history="1">
             <w:r>
               <w:rPr>
-                <w:rStyle w:val="1030"/>
+                <w:rStyle w:val="1142"/>
               </w:rPr>
             </w:r>
             <w:r>
               <w:rPr>
-                <w:rStyle w:val="1030"/>
+                <w:rStyle w:val="1142"/>
                 <w:lang w:val="it-IT"/>
               </w:rPr>
               <w:t xml:space="preserve">Comparison of system performance before and after the porting process</w:t>
             </w:r>
             <w:r>
               <w:rPr>
-                <w:rStyle w:val="1030"/>
+                <w:rStyle w:val="1142"/>
                 <w:lang w:val="it-IT"/>
               </w:rPr>
             </w:r>
@@ -1092,10 +1160,11 @@
               <w:lang w:val="it-IT"/>
             </w:rPr>
           </w:r>
+          <w:r/>
         </w:p>
         <w:p>
           <w:pPr>
-            <w:pStyle w:val="1033"/>
+            <w:pStyle w:val="1145"/>
             <w:pBdr/>
             <w:tabs>
               <w:tab w:val="right" w:leader="dot" w:pos="9360"/>
@@ -1104,22 +1173,23 @@
             <w:ind/>
             <w:rPr/>
           </w:pPr>
+          <w:r/>
           <w:hyperlink w:tooltip="#_Toc22" w:anchor="_Toc22" w:history="1">
             <w:r>
               <w:rPr>
-                <w:rStyle w:val="1030"/>
+                <w:rStyle w:val="1142"/>
               </w:rPr>
             </w:r>
             <w:r>
               <w:rPr>
-                <w:rStyle w:val="1030"/>
+                <w:rStyle w:val="1142"/>
                 <w:lang w:val="it-IT"/>
               </w:rPr>
               <w:t xml:space="preserve">Discussion on the challenges encountered and how they were addressed</w:t>
             </w:r>
             <w:r>
               <w:rPr>
-                <w:rStyle w:val="1030"/>
+                <w:rStyle w:val="1142"/>
                 <w:lang w:val="it-IT"/>
               </w:rPr>
             </w:r>
@@ -1139,10 +1209,11 @@
               <w:lang w:val="it-IT"/>
             </w:rPr>
           </w:r>
+          <w:r/>
         </w:p>
         <w:p>
           <w:pPr>
-            <w:pStyle w:val="1032"/>
+            <w:pStyle w:val="1144"/>
             <w:pBdr/>
             <w:tabs>
               <w:tab w:val="right" w:leader="dot" w:pos="9360"/>
@@ -1151,22 +1222,23 @@
             <w:ind/>
             <w:rPr/>
           </w:pPr>
+          <w:r/>
           <w:hyperlink w:tooltip="#_Toc23" w:anchor="_Toc23" w:history="1">
             <w:r>
               <w:rPr>
-                <w:rStyle w:val="1030"/>
+                <w:rStyle w:val="1142"/>
               </w:rPr>
             </w:r>
             <w:r>
               <w:rPr>
-                <w:rStyle w:val="1030"/>
+                <w:rStyle w:val="1142"/>
                 <w:lang w:val="it-IT"/>
               </w:rPr>
               <w:t xml:space="preserve">Conclusion and Future Work</w:t>
             </w:r>
             <w:r>
               <w:rPr>
-                <w:rStyle w:val="1030"/>
+                <w:rStyle w:val="1142"/>
                 <w:lang w:val="it-IT"/>
               </w:rPr>
             </w:r>
@@ -1186,10 +1258,11 @@
               <w:lang w:val="it-IT"/>
             </w:rPr>
           </w:r>
+          <w:r/>
         </w:p>
         <w:p>
           <w:pPr>
-            <w:pStyle w:val="1033"/>
+            <w:pStyle w:val="1145"/>
             <w:pBdr/>
             <w:tabs>
               <w:tab w:val="right" w:leader="dot" w:pos="9360"/>
@@ -1198,22 +1271,23 @@
             <w:ind/>
             <w:rPr/>
           </w:pPr>
+          <w:r/>
           <w:hyperlink w:tooltip="#_Toc24" w:anchor="_Toc24" w:history="1">
             <w:r>
               <w:rPr>
-                <w:rStyle w:val="1030"/>
+                <w:rStyle w:val="1142"/>
               </w:rPr>
             </w:r>
             <w:r>
               <w:rPr>
-                <w:rStyle w:val="1030"/>
+                <w:rStyle w:val="1142"/>
                 <w:lang w:val="it-IT"/>
               </w:rPr>
               <w:t xml:space="preserve">Summary of the research findings</w:t>
             </w:r>
             <w:r>
               <w:rPr>
-                <w:rStyle w:val="1030"/>
+                <w:rStyle w:val="1142"/>
                 <w:lang w:val="it-IT"/>
               </w:rPr>
             </w:r>
@@ -1233,10 +1307,11 @@
               <w:lang w:val="it-IT"/>
             </w:rPr>
           </w:r>
+          <w:r/>
         </w:p>
         <w:p>
           <w:pPr>
-            <w:pStyle w:val="1033"/>
+            <w:pStyle w:val="1145"/>
             <w:pBdr/>
             <w:tabs>
               <w:tab w:val="right" w:leader="dot" w:pos="9360"/>
@@ -1245,22 +1320,23 @@
             <w:ind/>
             <w:rPr/>
           </w:pPr>
+          <w:r/>
           <w:hyperlink w:tooltip="#_Toc25" w:anchor="_Toc25" w:history="1">
             <w:r>
               <w:rPr>
-                <w:rStyle w:val="1030"/>
+                <w:rStyle w:val="1142"/>
               </w:rPr>
             </w:r>
             <w:r>
               <w:rPr>
-                <w:rStyle w:val="1030"/>
+                <w:rStyle w:val="1142"/>
                 <w:lang w:val="it-IT"/>
               </w:rPr>
               <w:t xml:space="preserve">Contributions to the field of electrical engineering and robotics</w:t>
             </w:r>
             <w:r>
               <w:rPr>
-                <w:rStyle w:val="1030"/>
+                <w:rStyle w:val="1142"/>
                 <w:lang w:val="it-IT"/>
               </w:rPr>
             </w:r>
@@ -1280,10 +1356,11 @@
               <w:lang w:val="it-IT"/>
             </w:rPr>
           </w:r>
+          <w:r/>
         </w:p>
         <w:p>
           <w:pPr>
-            <w:pStyle w:val="1033"/>
+            <w:pStyle w:val="1145"/>
             <w:pBdr/>
             <w:tabs>
               <w:tab w:val="right" w:leader="dot" w:pos="9360"/>
@@ -1292,22 +1369,23 @@
             <w:ind/>
             <w:rPr/>
           </w:pPr>
+          <w:r/>
           <w:hyperlink w:tooltip="#_Toc26" w:anchor="_Toc26" w:history="1">
             <w:r>
               <w:rPr>
-                <w:rStyle w:val="1030"/>
+                <w:rStyle w:val="1142"/>
               </w:rPr>
             </w:r>
             <w:r>
               <w:rPr>
-                <w:rStyle w:val="1030"/>
+                <w:rStyle w:val="1142"/>
                 <w:lang w:val="it-IT"/>
               </w:rPr>
               <w:t xml:space="preserve">Recommendations for future work and improvements</w:t>
             </w:r>
             <w:r>
               <w:rPr>
-                <w:rStyle w:val="1030"/>
+                <w:rStyle w:val="1142"/>
                 <w:lang w:val="it-IT"/>
               </w:rPr>
             </w:r>
@@ -1327,10 +1405,11 @@
               <w:lang w:val="it-IT"/>
             </w:rPr>
           </w:r>
+          <w:r/>
         </w:p>
         <w:p>
           <w:pPr>
-            <w:pStyle w:val="1032"/>
+            <w:pStyle w:val="1144"/>
             <w:pBdr/>
             <w:tabs>
               <w:tab w:val="right" w:leader="dot" w:pos="9360"/>
@@ -1339,22 +1418,23 @@
             <w:ind/>
             <w:rPr/>
           </w:pPr>
+          <w:r/>
           <w:hyperlink w:tooltip="#_Toc27" w:anchor="_Toc27" w:history="1">
             <w:r>
               <w:rPr>
-                <w:rStyle w:val="1030"/>
+                <w:rStyle w:val="1142"/>
               </w:rPr>
             </w:r>
             <w:r>
               <w:rPr>
-                <w:rStyle w:val="1030"/>
+                <w:rStyle w:val="1142"/>
                 <w:lang w:val="it-IT"/>
               </w:rPr>
               <w:t xml:space="preserve">References [[references]]</w:t>
             </w:r>
             <w:r>
               <w:rPr>
-                <w:rStyle w:val="1030"/>
+                <w:rStyle w:val="1142"/>
                 <w:lang w:val="it-IT"/>
               </w:rPr>
             </w:r>
@@ -1374,10 +1454,11 @@
               <w:lang w:val="it-IT"/>
             </w:rPr>
           </w:r>
+          <w:r/>
         </w:p>
         <w:p>
           <w:pPr>
-            <w:pStyle w:val="1033"/>
+            <w:pStyle w:val="1145"/>
             <w:pBdr/>
             <w:tabs>
               <w:tab w:val="right" w:leader="dot" w:pos="9360"/>
@@ -1386,22 +1467,23 @@
             <w:ind/>
             <w:rPr/>
           </w:pPr>
+          <w:r/>
           <w:hyperlink w:tooltip="#_Toc28" w:anchor="_Toc28" w:history="1">
             <w:r>
               <w:rPr>
-                <w:rStyle w:val="1030"/>
+                <w:rStyle w:val="1142"/>
               </w:rPr>
             </w:r>
             <w:r>
               <w:rPr>
-                <w:rStyle w:val="1030"/>
+                <w:rStyle w:val="1142"/>
                 <w:lang w:val="it-IT"/>
               </w:rPr>
               <w:t xml:space="preserve">List of sources cited in the thesis</w:t>
             </w:r>
             <w:r>
               <w:rPr>
-                <w:rStyle w:val="1030"/>
+                <w:rStyle w:val="1142"/>
                 <w:lang w:val="it-IT"/>
               </w:rPr>
             </w:r>
@@ -1421,10 +1503,11 @@
               <w:lang w:val="it-IT"/>
             </w:rPr>
           </w:r>
+          <w:r/>
         </w:p>
         <w:p>
           <w:pPr>
-            <w:pStyle w:val="1032"/>
+            <w:pStyle w:val="1144"/>
             <w:pBdr/>
             <w:tabs>
               <w:tab w:val="right" w:leader="dot" w:pos="9360"/>
@@ -1433,22 +1516,23 @@
             <w:ind/>
             <w:rPr/>
           </w:pPr>
+          <w:r/>
           <w:hyperlink w:tooltip="#_Toc29" w:anchor="_Toc29" w:history="1">
             <w:r>
               <w:rPr>
-                <w:rStyle w:val="1030"/>
+                <w:rStyle w:val="1142"/>
               </w:rPr>
             </w:r>
             <w:r>
               <w:rPr>
-                <w:rStyle w:val="1030"/>
+                <w:rStyle w:val="1142"/>
                 <w:lang w:val="it-IT"/>
               </w:rPr>
               <w:t xml:space="preserve">Appendices</w:t>
             </w:r>
             <w:r>
               <w:rPr>
-                <w:rStyle w:val="1030"/>
+                <w:rStyle w:val="1142"/>
                 <w:lang w:val="it-IT"/>
               </w:rPr>
             </w:r>
@@ -1468,10 +1552,11 @@
               <w:lang w:val="it-IT"/>
             </w:rPr>
           </w:r>
+          <w:r/>
         </w:p>
         <w:p>
           <w:pPr>
-            <w:pStyle w:val="1033"/>
+            <w:pStyle w:val="1145"/>
             <w:pBdr/>
             <w:tabs>
               <w:tab w:val="right" w:leader="dot" w:pos="9360"/>
@@ -1480,22 +1565,23 @@
             <w:ind/>
             <w:rPr/>
           </w:pPr>
+          <w:r/>
           <w:hyperlink w:tooltip="#_Toc30" w:anchor="_Toc30" w:history="1">
             <w:r>
               <w:rPr>
-                <w:rStyle w:val="1030"/>
+                <w:rStyle w:val="1142"/>
               </w:rPr>
             </w:r>
             <w:r>
               <w:rPr>
-                <w:rStyle w:val="1030"/>
+                <w:rStyle w:val="1142"/>
                 <w:lang w:val="it-IT"/>
               </w:rPr>
               <w:t xml:space="preserve">Additional technical details and documentation</w:t>
             </w:r>
             <w:r>
               <w:rPr>
-                <w:rStyle w:val="1030"/>
+                <w:rStyle w:val="1142"/>
                 <w:lang w:val="it-IT"/>
               </w:rPr>
             </w:r>
@@ -1515,6 +1601,7 @@
               <w:lang w:val="it-IT"/>
             </w:rPr>
           </w:r>
+          <w:r/>
         </w:p>
         <w:p>
           <w:pPr>
@@ -1526,7 +1613,6 @@
               <w:lang w:val="it-IT"/>
             </w:rPr>
           </w:pPr>
-          <w:r/>
           <w:r>
             <w:rPr>
               <w:lang w:val="it-IT"/>
@@ -1535,8 +1621,12 @@
           <w:r>
             <w:fldChar w:fldCharType="end"/>
           </w:r>
-          <w:r/>
-          <w:r/>
+          <w:r>
+            <w:rPr>
+              <w:highlight w:val="none"/>
+              <w:lang w:val="it-IT"/>
+            </w:rPr>
+          </w:r>
         </w:p>
       </w:sdtContent>
     </w:sdt>
@@ -1582,7 +1672,7 @@
     </w:p>
     <w:p>
       <w:pPr>
-        <w:pStyle w:val="985"/>
+        <w:pStyle w:val="1097"/>
         <w:pBdr/>
         <w:spacing/>
         <w:ind/>
@@ -1598,9 +1688,12 @@
         </w:rPr>
         <w:t xml:space="preserve">Introduction</w:t>
       </w:r>
-      <w:r/>
       <w:bookmarkEnd w:id="1"/>
-      <w:r/>
+      <w:r>
+        <w:rPr>
+          <w:lang w:val="it-IT"/>
+        </w:rPr>
+      </w:r>
       <w:r>
         <w:rPr>
           <w:lang w:val="it-IT"/>
@@ -1609,7 +1702,7 @@
     </w:p>
     <w:p>
       <w:pPr>
-        <w:pStyle w:val="986"/>
+        <w:pStyle w:val="1098"/>
         <w:pBdr/>
         <w:spacing/>
         <w:ind/>
@@ -1625,9 +1718,12 @@
         </w:rPr>
         <w:t xml:space="preserve">Background and motivation</w:t>
       </w:r>
-      <w:r/>
       <w:bookmarkEnd w:id="2"/>
-      <w:r/>
+      <w:r>
+        <w:rPr>
+          <w:lang w:val="it-IT"/>
+        </w:rPr>
+      </w:r>
       <w:r>
         <w:rPr>
           <w:lang w:val="it-IT"/>
@@ -1684,7 +1780,6 @@
       </w:r>
       <w:r>
         <w:rPr>
-          <w:highlight w:val="none"/>
           <w:lang w:val="it-IT"/>
         </w:rPr>
       </w:r>
@@ -1715,18 +1810,30 @@
         <w:rPr>
           <w:lang w:val="it-IT"/>
         </w:rPr>
-        <w:t xml:space="preserve">ndo un grande ente di ricerca, si sviluppano applicazioni che posso rendere migliore lo svolgimento delle attività all’interno dello stesso. Uno di questi miglioramenti è  l’utilizzo della robotica nelle attività ordinarie, ad esempio trasporto di oggetti, interazioni con gli utenti che utilizzano le macchine, ... Tale moltitudine di applicazioni ha reso l’ambiente ricco di una varietà di robot da diversi produttori ed un problema che si presenta con i diversi produttori è l’interazione in maniera intelligente tra di essi. In questi ultimi anni, dalla open robotics hanno sviluppato Open-rmf</w:t>
+        <w:t xml:space="preserve">ndo un grande ente di ricerca, si sviluppano applicazioni che posso rendere migliore </w:t>
       </w:r>
       <w:r>
         <w:rPr>
-          <w:rStyle w:val="1026"/>
+          <w:lang w:val="it-IT"/>
+        </w:rPr>
+        <w:t xml:space="preserve">lo svolgimento delle attività all’interno dello stesso. Uno di questi miglioramenti è  l’utilizzo della robotica nelle attività ordinarie, ad esempio trasporto di oggetti, interazioni con gli utenti che utilizzano le macchine, ... Tale moltitudine di appli</w:t>
+      </w:r>
+      <w:r>
+        <w:rPr>
+          <w:lang w:val="it-IT"/>
+        </w:rPr>
+        <w:t xml:space="preserve">cazioni ha reso l’ambiente ricco di una varietà di robot da diversi produttori ed un problema che si presenta con i diversi produttori è l’interazione in maniera intelligente tra di essi. In questi ultimi anni, dalla open robotics hanno sviluppato Open-rmf</w:t>
+      </w:r>
+      <w:r>
+        <w:rPr>
+          <w:rStyle w:val="1138"/>
           <w:lang w:val="it-IT"/>
         </w:rPr>
         <w:footnoteReference w:id="2"/>
       </w:r>
       <w:r>
         <w:rPr>
-          <w:rStyle w:val="1026"/>
+          <w:rStyle w:val="1138"/>
           <w:vertAlign w:val="baseline"/>
           <w:lang w:val="it-IT"/>
         </w:rPr>
@@ -1795,7 +1902,7 @@
       </w:r>
       <w:r>
         <w:rPr>
-          <w:rStyle w:val="1026"/>
+          <w:rStyle w:val="1138"/>
           <w:highlight w:val="none"/>
           <w:lang w:val="it-IT"/>
         </w:rPr>
@@ -1810,7 +1917,7 @@
       </w:r>
       <w:r>
         <w:rPr>
-          <w:rStyle w:val="1026"/>
+          <w:rStyle w:val="1138"/>
           <w:highlight w:val="none"/>
           <w:lang w:val="it-IT"/>
         </w:rPr>
@@ -1819,6 +1926,7 @@
       <w:r>
         <w:rPr>
           <w:highlight w:val="none"/>
+          <w:vertAlign w:val="baseline"/>
           <w:lang w:val="it-IT"/>
         </w:rPr>
       </w:r>
@@ -1832,7 +1940,7 @@
     </w:p>
     <w:p>
       <w:pPr>
-        <w:pStyle w:val="986"/>
+        <w:pStyle w:val="1098"/>
         <w:pBdr/>
         <w:spacing/>
         <w:ind/>
@@ -1849,9 +1957,13 @@
         </w:rPr>
         <w:t xml:space="preserve">Research questions and objectives</w:t>
       </w:r>
-      <w:r/>
       <w:bookmarkEnd w:id="3"/>
-      <w:r/>
+      <w:r>
+        <w:rPr>
+          <w:highlight w:val="none"/>
+          <w:lang w:val="it-IT"/>
+        </w:rPr>
+      </w:r>
       <w:r>
         <w:rPr>
           <w:highlight w:val="none"/>
@@ -1861,7 +1973,7 @@
     </w:p>
     <w:p>
       <w:pPr>
-        <w:pStyle w:val="986"/>
+        <w:pStyle w:val="1098"/>
         <w:pBdr/>
         <w:spacing/>
         <w:ind/>
@@ -1878,9 +1990,12 @@
         </w:rPr>
         <w:t xml:space="preserve">Scope and limitations</w:t>
       </w:r>
-      <w:r/>
       <w:bookmarkEnd w:id="4"/>
-      <w:r/>
+      <w:r>
+        <w:rPr>
+          <w:lang w:val="it-IT"/>
+        </w:rPr>
+      </w:r>
       <w:r>
         <w:rPr>
           <w:lang w:val="it-IT"/>
@@ -1913,7 +2028,7 @@
       </w:r>
       <w:r>
         <w:rPr>
-          <w:rStyle w:val="1026"/>
+          <w:rStyle w:val="1138"/>
           <w:highlight w:val="none"/>
           <w:lang w:val="it-IT"/>
         </w:rPr>
@@ -1959,10 +2074,15 @@
           <w:lang w:val="it-IT"/>
         </w:rPr>
       </w:r>
+      <w:r>
+        <w:rPr>
+          <w:lang w:val="it-IT"/>
+        </w:rPr>
+      </w:r>
     </w:p>
     <w:p>
       <w:pPr>
-        <w:pStyle w:val="985"/>
+        <w:pStyle w:val="1097"/>
         <w:pBdr/>
         <w:spacing/>
         <w:ind/>
@@ -1979,9 +2099,13 @@
         </w:rPr>
         <w:t xml:space="preserve">Literature Review</w:t>
       </w:r>
-      <w:r/>
       <w:bookmarkEnd w:id="5"/>
-      <w:r/>
+      <w:r>
+        <w:rPr>
+          <w:highlight w:val="none"/>
+          <w:lang w:val="it-IT"/>
+        </w:rPr>
+      </w:r>
       <w:r>
         <w:rPr>
           <w:highlight w:val="none"/>
@@ -2009,10 +2133,15 @@
           <w:lang w:val="it-IT"/>
         </w:rPr>
       </w:r>
+      <w:r>
+        <w:rPr>
+          <w:lang w:val="it-IT"/>
+        </w:rPr>
+      </w:r>
     </w:p>
     <w:p>
       <w:pPr>
-        <w:pStyle w:val="986"/>
+        <w:pStyle w:val="1098"/>
         <w:pBdr/>
         <w:spacing/>
         <w:ind/>
@@ -2029,9 +2158,12 @@
         </w:rPr>
         <w:t xml:space="preserve">Overview of ROS1 and ROS2</w:t>
       </w:r>
-      <w:r/>
       <w:bookmarkEnd w:id="6"/>
-      <w:r/>
+      <w:r>
+        <w:rPr>
+          <w:lang w:val="it-IT"/>
+        </w:rPr>
+      </w:r>
       <w:r>
         <w:rPr>
           <w:lang w:val="it-IT"/>
@@ -2070,7 +2202,7 @@
       </w:r>
       <w:r>
         <w:rPr>
-          <w:rStyle w:val="1026"/>
+          <w:rStyle w:val="1138"/>
           <w:lang w:val="it-IT"/>
         </w:rPr>
         <w:footnoteReference w:id="6"/>
@@ -2180,7 +2312,7 @@
     </w:p>
     <w:p>
       <w:pPr>
-        <w:pStyle w:val="1047"/>
+        <w:pStyle w:val="1159"/>
         <w:numPr>
           <w:ilvl w:val="0"/>
           <w:numId w:val="5"/>
@@ -2298,7 +2430,7 @@
     </w:p>
     <w:p>
       <w:pPr>
-        <w:pStyle w:val="1047"/>
+        <w:pStyle w:val="1159"/>
         <w:numPr>
           <w:ilvl w:val="0"/>
           <w:numId w:val="5"/>
@@ -2345,10 +2477,16 @@
           <w:lang w:val="it-IT"/>
         </w:rPr>
       </w:r>
+      <w:r>
+        <w:rPr>
+          <w:highlight w:val="none"/>
+          <w:lang w:val="it-IT"/>
+        </w:rPr>
+      </w:r>
     </w:p>
     <w:p>
       <w:pPr>
-        <w:pStyle w:val="1047"/>
+        <w:pStyle w:val="1159"/>
         <w:numPr>
           <w:ilvl w:val="0"/>
           <w:numId w:val="5"/>
@@ -2386,19 +2524,19 @@
       </w:r>
       <w:r>
         <w:rPr>
-          <w:highlight w:val="none"/>
           <w:lang w:val="it-IT"/>
         </w:rPr>
       </w:r>
       <w:r>
         <w:rPr>
+          <w:highlight w:val="none"/>
           <w:lang w:val="it-IT"/>
         </w:rPr>
       </w:r>
     </w:p>
     <w:p>
       <w:pPr>
-        <w:pStyle w:val="1047"/>
+        <w:pStyle w:val="1159"/>
         <w:numPr>
           <w:ilvl w:val="0"/>
           <w:numId w:val="5"/>
@@ -2426,7 +2564,7 @@
       </w:r>
       <w:r>
         <w:rPr>
-          <w:rStyle w:val="1026"/>
+          <w:rStyle w:val="1138"/>
           <w:highlight w:val="none"/>
           <w:lang w:val="it-IT"/>
         </w:rPr>
@@ -2434,7 +2572,7 @@
       </w:r>
       <w:r>
         <w:rPr>
-          <w:rStyle w:val="1026"/>
+          <w:rStyle w:val="1138"/>
           <w:highlight w:val="none"/>
           <w:vertAlign w:val="baseline"/>
           <w:lang w:val="it-IT"/>
@@ -2458,7 +2596,7 @@
     </w:p>
     <w:p>
       <w:pPr>
-        <w:pStyle w:val="987"/>
+        <w:pStyle w:val="1099"/>
         <w:pBdr/>
         <w:spacing/>
         <w:ind/>
@@ -2476,9 +2614,13 @@
         </w:rPr>
         <w:t xml:space="preserve">Descrizione delle parti di ROS2</w:t>
       </w:r>
-      <w:r/>
       <w:bookmarkEnd w:id="7"/>
-      <w:r/>
+      <w:r>
+        <w:rPr>
+          <w:highlight w:val="none"/>
+          <w:lang w:val="it-IT"/>
+        </w:rPr>
+      </w:r>
       <w:r>
         <w:rPr>
           <w:highlight w:val="none"/>
@@ -2505,7 +2647,7 @@
       </w:r>
       <w:r>
         <w:rPr>
-          <w:rStyle w:val="1026"/>
+          <w:rStyle w:val="1138"/>
           <w:highlight w:val="none"/>
           <w:lang w:val="it-IT"/>
         </w:rPr>
@@ -2513,7 +2655,7 @@
       </w:r>
       <w:r>
         <w:rPr>
-          <w:rStyle w:val="1026"/>
+          <w:rStyle w:val="1138"/>
           <w:highlight w:val="none"/>
           <w:vertAlign w:val="baseline"/>
           <w:lang w:val="it-IT"/>
@@ -2542,7 +2684,7 @@
     </w:p>
     <w:p>
       <w:pPr>
-        <w:pStyle w:val="1047"/>
+        <w:pStyle w:val="1159"/>
         <w:numPr>
           <w:ilvl w:val="0"/>
           <w:numId w:val="6"/>
@@ -2600,7 +2742,6 @@
         </w:rPr>
         <w:t xml:space="preserve">peer-to-peer network of processes</w:t>
       </w:r>
-      <w:r/>
       <w:r>
         <w:rPr>
           <w:lang w:val="it-IT"/>
@@ -2634,7 +2775,7 @@
     </w:p>
     <w:p>
       <w:pPr>
-        <w:pStyle w:val="1047"/>
+        <w:pStyle w:val="1159"/>
         <w:numPr>
           <w:ilvl w:val="0"/>
           <w:numId w:val="6"/>
@@ -2685,7 +2826,13 @@
         <w:rPr>
           <w:lang w:val="it-IT"/>
         </w:rPr>
-        <w:t xml:space="preserve">è il processo che dovrebbe realizzare un singolo obbiettivo e dovrebbe essere realizzato in maniera modulare in modo da essere facilmente interfacciabile da alti nodi che descrivono altri specifici funzionalità che può essere concatenato all’altro nodo. Ogni nodo comunica con gli altri nodi con “</w:t>
+        <w:t xml:space="preserve">è il processo che dovrebbe realizzare un </w:t>
+      </w:r>
+      <w:r>
+        <w:rPr>
+          <w:lang w:val="it-IT"/>
+        </w:rPr>
+        <w:t xml:space="preserve">singolo obbiettivo e dovrebbe essere realizzato in maniera modulare in modo da essere facilmente interfacciabile da alti nodi che descrivono altri specifici funzionalità che può essere concatenato all’altro nodo. Ogni nodo comunica con gli altri nodi con “</w:t>
       </w:r>
       <w:r>
         <w:rPr>
@@ -2722,7 +2869,7 @@
     </w:p>
     <w:p>
       <w:pPr>
-        <w:pStyle w:val="1047"/>
+        <w:pStyle w:val="1159"/>
         <w:numPr>
           <w:ilvl w:val="0"/>
           <w:numId w:val="6"/>
@@ -2750,15 +2897,11 @@
         <w:t xml:space="preserve">Topics </w:t>
       </w:r>
       <w:r>
-        <w:rPr>
-          <w:lang w:val="it-IT"/>
-        </w:rPr>
-      </w:r>
-      <w:r>
         <w:t xml:space="preserve">sono un elemento fondamentale del grafo ROS che funge da bus per consentire ai nodi di scambiarsi messaggi.</w:t>
       </w:r>
       <w:r>
         <w:rPr>
+          <w:highlight w:val="none"/>
           <w:lang w:val="it-IT"/>
         </w:rPr>
       </w:r>
@@ -2771,7 +2914,7 @@
     </w:p>
     <w:p>
       <w:pPr>
-        <w:pStyle w:val="1047"/>
+        <w:pStyle w:val="1159"/>
         <w:numPr>
           <w:ilvl w:val="0"/>
           <w:numId w:val="6"/>
@@ -2799,11 +2942,6 @@
         <w:t xml:space="preserve">Services </w:t>
       </w:r>
       <w:r>
-        <w:rPr>
-          <w:lang w:val="it-IT"/>
-        </w:rPr>
-      </w:r>
-      <w:r>
         <w:t xml:space="preserve">si basano su un modello di richiesta e risposta, a differenza del  modello publisher-subscriber dei topic. Mentre i topic consentono ai  nodi di iscriversi a flussi di dati e ricevere aggiornamenti continui, i  </w:t>
       </w:r>
       <w:r>
@@ -2817,6 +2955,7 @@
       </w:r>
       <w:r>
         <w:rPr>
+          <w:highlight w:val="none"/>
           <w:lang w:val="it-IT"/>
         </w:rPr>
       </w:r>
@@ -2829,7 +2968,7 @@
     </w:p>
     <w:p>
       <w:pPr>
-        <w:pStyle w:val="1047"/>
+        <w:pStyle w:val="1159"/>
         <w:numPr>
           <w:ilvl w:val="0"/>
           <w:numId w:val="6"/>
@@ -2879,10 +3018,16 @@
           <w:lang w:val="it-IT"/>
         </w:rPr>
       </w:r>
+      <w:r>
+        <w:rPr>
+          <w:highlight w:val="none"/>
+          <w:lang w:val="it-IT"/>
+        </w:rPr>
+      </w:r>
     </w:p>
     <w:p>
       <w:pPr>
-        <w:pStyle w:val="1047"/>
+        <w:pStyle w:val="1159"/>
         <w:numPr>
           <w:ilvl w:val="0"/>
           <w:numId w:val="6"/>
@@ -2941,10 +3086,31 @@
       </w:r>
       <w:r>
         <w:rPr>
+          <w:lang w:val="it-IT"/>
+        </w:rPr>
+      </w:r>
+    </w:p>
+    <w:p>
+      <w:pPr>
+        <w:pStyle w:val="1099"/>
+        <w:pBdr/>
+        <w:spacing/>
+        <w:ind/>
+        <w:rPr>
+          <w:lang w:val="it-IT"/>
+          <w14:ligatures w14:val="none"/>
+        </w:rPr>
+      </w:pPr>
+      <w:r/>
+      <w:bookmarkStart w:id="8" w:name="_Toc8"/>
+      <w:r>
+        <w:rPr>
           <w:highlight w:val="none"/>
           <w:lang w:val="it-IT"/>
         </w:rPr>
+        <w:t xml:space="preserve">La strumentazione offerta in ROS</w:t>
       </w:r>
+      <w:bookmarkEnd w:id="8"/>
       <w:r>
         <w:rPr>
           <w:highlight w:val="none"/>
@@ -2954,36 +3120,7 @@
       <w:r>
         <w:rPr>
           <w:lang w:val="it-IT"/>
-        </w:rPr>
-      </w:r>
-    </w:p>
-    <w:p>
-      <w:pPr>
-        <w:pStyle w:val="987"/>
-        <w:pBdr/>
-        <w:spacing/>
-        <w:ind/>
-        <w:rPr>
-          <w:lang w:val="it-IT"/>
           <w14:ligatures w14:val="none"/>
-        </w:rPr>
-      </w:pPr>
-      <w:r/>
-      <w:bookmarkStart w:id="8" w:name="_Toc8"/>
-      <w:r>
-        <w:rPr>
-          <w:highlight w:val="none"/>
-          <w:lang w:val="it-IT"/>
-        </w:rPr>
-        <w:t xml:space="preserve">La strumentazione offerta in ROS</w:t>
-      </w:r>
-      <w:r/>
-      <w:bookmarkEnd w:id="8"/>
-      <w:r/>
-      <w:r>
-        <w:rPr>
-          <w:highlight w:val="none"/>
-          <w:lang w:val="it-IT"/>
         </w:rPr>
       </w:r>
     </w:p>
@@ -3015,10 +3152,16 @@
           <w:lang w:val="it-IT"/>
         </w:rPr>
       </w:r>
+      <w:r>
+        <w:rPr>
+          <w:highlight w:val="none"/>
+          <w:lang w:val="it-IT"/>
+        </w:rPr>
+      </w:r>
     </w:p>
     <w:p>
       <w:pPr>
-        <w:pStyle w:val="1047"/>
+        <w:pStyle w:val="1159"/>
         <w:numPr>
           <w:ilvl w:val="0"/>
           <w:numId w:val="8"/>
@@ -3071,7 +3214,7 @@
     </w:p>
     <w:p>
       <w:pPr>
-        <w:pStyle w:val="1047"/>
+        <w:pStyle w:val="1159"/>
         <w:numPr>
           <w:ilvl w:val="0"/>
           <w:numId w:val="4"/>
@@ -3134,7 +3277,7 @@
     </w:p>
     <w:p>
       <w:pPr>
-        <w:pStyle w:val="1047"/>
+        <w:pStyle w:val="1159"/>
         <w:numPr>
           <w:ilvl w:val="0"/>
           <w:numId w:val="4"/>
@@ -3191,10 +3334,16 @@
           <w:lang w:val="it-IT"/>
         </w:rPr>
       </w:r>
+      <w:r>
+        <w:rPr>
+          <w:highlight w:val="none"/>
+          <w:lang w:val="it-IT"/>
+        </w:rPr>
+      </w:r>
     </w:p>
     <w:p>
       <w:pPr>
-        <w:pStyle w:val="1047"/>
+        <w:pStyle w:val="1159"/>
         <w:numPr>
           <w:ilvl w:val="0"/>
           <w:numId w:val="4"/>
@@ -3256,7 +3405,7 @@
     </w:p>
     <w:p>
       <w:pPr>
-        <w:pStyle w:val="1047"/>
+        <w:pStyle w:val="1159"/>
         <w:numPr>
           <w:ilvl w:val="0"/>
           <w:numId w:val="9"/>
@@ -3299,6 +3448,7 @@
           <w:highlight w:val="none"/>
           <w:lang w:val="it-IT"/>
         </w:rPr>
+        <w:t xml:space="preserve">.</w:t>
       </w:r>
       <w:r>
         <w:rPr>
@@ -3311,18 +3461,11 @@
           <w:highlight w:val="none"/>
           <w:lang w:val="it-IT"/>
         </w:rPr>
-        <w:t xml:space="preserve">.</w:t>
-      </w:r>
-      <w:r>
-        <w:rPr>
-          <w:highlight w:val="none"/>
-          <w:lang w:val="it-IT"/>
-        </w:rPr>
       </w:r>
     </w:p>
     <w:p>
       <w:pPr>
-        <w:pStyle w:val="1047"/>
+        <w:pStyle w:val="1159"/>
         <w:numPr>
           <w:ilvl w:val="0"/>
           <w:numId w:val="10"/>
@@ -3383,10 +3526,16 @@
           <w:lang w:val="it-IT"/>
         </w:rPr>
       </w:r>
+      <w:r>
+        <w:rPr>
+          <w:highlight w:val="none"/>
+          <w:lang w:val="it-IT"/>
+        </w:rPr>
+      </w:r>
     </w:p>
     <w:p>
       <w:pPr>
-        <w:pStyle w:val="1047"/>
+        <w:pStyle w:val="1159"/>
         <w:numPr>
           <w:ilvl w:val="0"/>
           <w:numId w:val="4"/>
@@ -3456,10 +3605,16 @@
           <w:lang w:val="it-IT"/>
         </w:rPr>
       </w:r>
+      <w:r>
+        <w:rPr>
+          <w:highlight w:val="none"/>
+          <w:lang w:val="it-IT"/>
+        </w:rPr>
+      </w:r>
     </w:p>
     <w:p>
       <w:pPr>
-        <w:pStyle w:val="987"/>
+        <w:pStyle w:val="1099"/>
         <w:pBdr/>
         <w:spacing/>
         <w:ind/>
@@ -3478,13 +3633,18 @@
         </w:rPr>
         <w:t xml:space="preserve">Da ROS 1 a ROS 2</w:t>
       </w:r>
-      <w:r/>
       <w:bookmarkEnd w:id="9"/>
-      <w:r/>
       <w:r>
         <w:rPr>
           <w:highlight w:val="none"/>
           <w:lang w:val="it-IT"/>
+        </w:rPr>
+      </w:r>
+      <w:r>
+        <w:rPr>
+          <w:highlight w:val="none"/>
+          <w:lang w:val="it-IT"/>
+          <w14:ligatures w14:val="none"/>
         </w:rPr>
       </w:r>
     </w:p>
@@ -3516,10 +3676,16 @@
           <w:lang w:val="it-IT"/>
         </w:rPr>
       </w:r>
+      <w:r>
+        <w:rPr>
+          <w:highlight w:val="none"/>
+          <w:lang w:val="it-IT"/>
+        </w:rPr>
+      </w:r>
     </w:p>
     <w:p>
       <w:pPr>
-        <w:pStyle w:val="1047"/>
+        <w:pStyle w:val="1159"/>
         <w:numPr>
           <w:ilvl w:val="0"/>
           <w:numId w:val="12"/>
@@ -3550,10 +3716,16 @@
           <w:lang w:val="it-IT"/>
         </w:rPr>
       </w:r>
+      <w:r>
+        <w:rPr>
+          <w:highlight w:val="none"/>
+          <w:lang w:val="it-IT"/>
+        </w:rPr>
+      </w:r>
     </w:p>
     <w:p>
       <w:pPr>
-        <w:pStyle w:val="1047"/>
+        <w:pStyle w:val="1159"/>
         <w:numPr>
           <w:ilvl w:val="0"/>
           <w:numId w:val="12"/>
@@ -3584,10 +3756,16 @@
           <w:lang w:val="it-IT"/>
         </w:rPr>
       </w:r>
+      <w:r>
+        <w:rPr>
+          <w:highlight w:val="none"/>
+          <w:lang w:val="it-IT"/>
+        </w:rPr>
+      </w:r>
     </w:p>
     <w:p>
       <w:pPr>
-        <w:pStyle w:val="1047"/>
+        <w:pStyle w:val="1159"/>
         <w:numPr>
           <w:ilvl w:val="0"/>
           <w:numId w:val="12"/>
@@ -3618,10 +3796,16 @@
           <w:lang w:val="it-IT"/>
         </w:rPr>
       </w:r>
+      <w:r>
+        <w:rPr>
+          <w:highlight w:val="none"/>
+          <w:lang w:val="it-IT"/>
+        </w:rPr>
+      </w:r>
     </w:p>
     <w:p>
       <w:pPr>
-        <w:pStyle w:val="1047"/>
+        <w:pStyle w:val="1159"/>
         <w:numPr>
           <w:ilvl w:val="0"/>
           <w:numId w:val="12"/>
@@ -3652,10 +3836,16 @@
           <w:lang w:val="it-IT"/>
         </w:rPr>
       </w:r>
+      <w:r>
+        <w:rPr>
+          <w:highlight w:val="none"/>
+          <w:lang w:val="it-IT"/>
+        </w:rPr>
+      </w:r>
     </w:p>
     <w:p>
       <w:pPr>
-        <w:pStyle w:val="1047"/>
+        <w:pStyle w:val="1159"/>
         <w:numPr>
           <w:ilvl w:val="0"/>
           <w:numId w:val="12"/>
@@ -3686,10 +3876,16 @@
           <w:lang w:val="it-IT"/>
         </w:rPr>
       </w:r>
+      <w:r>
+        <w:rPr>
+          <w:highlight w:val="none"/>
+          <w:lang w:val="it-IT"/>
+        </w:rPr>
+      </w:r>
     </w:p>
     <w:p>
       <w:pPr>
-        <w:pStyle w:val="1047"/>
+        <w:pStyle w:val="1159"/>
         <w:numPr>
           <w:ilvl w:val="0"/>
           <w:numId w:val="12"/>
@@ -3720,6 +3916,12 @@
           <w:lang w:val="it-IT"/>
         </w:rPr>
       </w:r>
+      <w:r>
+        <w:rPr>
+          <w:highlight w:val="none"/>
+          <w:lang w:val="it-IT"/>
+        </w:rPr>
+      </w:r>
     </w:p>
     <w:p>
       <w:pPr>
@@ -3745,7 +3947,7 @@
       </w:r>
       <w:r>
         <w:rPr>
-          <w:rStyle w:val="1026"/>
+          <w:rStyle w:val="1138"/>
           <w:rFonts w:ascii="Times New Roman" w:hAnsi="Times New Roman" w:eastAsia="Times New Roman" w:cs="Times New Roman"/>
           <w:color w:val="000000"/>
           <w:sz w:val="24"/>
@@ -3767,6 +3969,12 @@
           <w:lang w:val="it-IT"/>
         </w:rPr>
       </w:r>
+      <w:r>
+        <w:rPr>
+          <w:highlight w:val="none"/>
+          <w:lang w:val="it-IT"/>
+        </w:rPr>
+      </w:r>
     </w:p>
     <w:p>
       <w:pPr>
@@ -3796,26 +4004,26 @@
           <w:lang w:val="it-IT"/>
         </w:rPr>
       </w:r>
-    </w:p>
-    <w:p>
-      <w:pPr>
-        <w:pStyle w:val="986"/>
-        <w:pBdr/>
-        <w:spacing/>
-        <w:ind/>
-        <w:rPr>
-          <w:highlight w:val="none"/>
-          <w:lang w:val="it-IT"/>
-        </w:rPr>
-      </w:pPr>
-      <w:r/>
-      <w:bookmarkStart w:id="10" w:name="_Toc10"/>
       <w:r>
         <w:rPr>
           <w:highlight w:val="none"/>
           <w:lang w:val="it-IT"/>
         </w:rPr>
       </w:r>
+    </w:p>
+    <w:p>
+      <w:pPr>
+        <w:pStyle w:val="1098"/>
+        <w:pBdr/>
+        <w:spacing/>
+        <w:ind/>
+        <w:rPr>
+          <w:highlight w:val="none"/>
+          <w:lang w:val="it-IT"/>
+        </w:rPr>
+      </w:pPr>
+      <w:r/>
+      <w:bookmarkStart w:id="10" w:name="_Toc10"/>
       <w:r>
         <w:rPr>
           <w:highlight w:val="none"/>
@@ -3858,8 +4066,6 @@
         </w:rPr>
       </w:r>
       <w:bookmarkEnd w:id="10"/>
-      <w:r/>
-      <w:r/>
       <w:r>
         <w:rPr>
           <w:highlight w:val="none"/>
@@ -3871,6 +4077,275 @@
           <w:highlight w:val="none"/>
           <w:lang w:val="it-IT"/>
         </w:rPr>
+      </w:r>
+    </w:p>
+    <w:p>
+      <w:pPr>
+        <w:pBdr/>
+        <w:spacing/>
+        <w:ind/>
+        <w:rPr>
+          <w:highlight w:val="none"/>
+          <w:vertAlign w:val="baseline"/>
+          <w:lang w:val="it-IT"/>
+        </w:rPr>
+      </w:pPr>
+      <w:r>
+        <w:rPr>
+          <w:lang w:val="it-IT"/>
+        </w:rPr>
+        <w:t xml:space="preserve">Non solo abbiamo il passaggio da ROS 1 a ROS 2 ma anche abbiamo che il vecchio ROS Navigation Stack è stato sostituito da Nav2</w:t>
+      </w:r>
+      <w:r>
+        <w:rPr>
+          <w:rStyle w:val="1138"/>
+          <w:lang w:val="it-IT"/>
+        </w:rPr>
+        <w:footnoteReference w:id="10"/>
+      </w:r>
+      <w:r>
+        <w:rPr>
+          <w:lang w:val="it-IT"/>
+        </w:rPr>
+        <w:t xml:space="preserve"> in svilupp</w:t>
+      </w:r>
+      <w:r>
+        <w:rPr>
+          <w:lang w:val="it-IT"/>
+        </w:rPr>
+        <w:t xml:space="preserve">o sotto la Open Navigation</w:t>
+      </w:r>
+      <w:r>
+        <w:rPr>
+          <w:rStyle w:val="1138"/>
+          <w:lang w:val="it-IT"/>
+        </w:rPr>
+        <w:footnoteReference w:id="11"/>
+      </w:r>
+      <w:r>
+        <w:rPr>
+          <w:rStyle w:val="1138"/>
+          <w:vertAlign w:val="baseline"/>
+          <w:lang w:val="it-IT"/>
+        </w:rPr>
+        <w:t xml:space="preserve">.</w:t>
+      </w:r>
+      <w:r>
+        <w:rPr>
+          <w:highlight w:val="none"/>
+          <w:vertAlign w:val="baseline"/>
+          <w:lang w:val="it-IT"/>
+        </w:rPr>
+      </w:r>
+      <w:r/>
+    </w:p>
+    <w:p>
+      <w:pPr>
+        <w:pBdr/>
+        <w:spacing/>
+        <w:ind/>
+        <w:rPr>
+          <w:highlight w:val="none"/>
+          <w:vertAlign w:val="baseline"/>
+          <w:lang w:val="it-IT"/>
+        </w:rPr>
+      </w:pPr>
+      <w:r>
+        <w:rPr>
+          <w:highlight w:val="none"/>
+          <w:vertAlign w:val="baseline"/>
+          <w:lang w:val="it-IT"/>
+        </w:rPr>
+        <w:t xml:space="preserve">Fornisce tutti gli strumenti (</w:t>
+      </w:r>
+      <w:r>
+        <w:t xml:space="preserve">perception, planning, control, localization, visualization</w:t>
+      </w:r>
+      <w:r>
+        <w:rPr>
+          <w:highlight w:val="none"/>
+          <w:vertAlign w:val="baseline"/>
+          <w:lang w:val="it-IT"/>
+        </w:rPr>
+        <w:t xml:space="preserve">) per permettere a quasi qualsiasi robot di navigare in maniera altamente affidabile ed autonoma attraverso un ambiente complesso. Sviluppa un modello dell’ambiente dai dati dei sensori e dai dati semantici, calcola in maniera dinamica il percorso migliore evitando gli ostacoli regolando la velocità per i motori e fornisce una struttura per il comportamento ad alto </w:t>
+      </w:r>
+      <w:commentRangeStart w:id="0"/>
+      <w:r>
+        <w:rPr>
+          <w:highlight w:val="none"/>
+          <w:vertAlign w:val="baseline"/>
+          <w:lang w:val="it-IT"/>
+        </w:rPr>
+        <w:t xml:space="preserve">livello</w:t>
+      </w:r>
+      <w:commentRangeEnd w:id="0"/>
+      <w:r>
+        <w:commentReference w:id="0"/>
+      </w:r>
+      <w:r>
+        <w:rPr>
+          <w:highlight w:val="none"/>
+          <w:vertAlign w:val="baseline"/>
+          <w:lang w:val="it-IT"/>
+        </w:rPr>
+        <w:t xml:space="preserve"> con i</w:t>
+      </w:r>
+      <w:r>
+        <w:t xml:space="preserve"> behavior trees</w:t>
+      </w:r>
+      <w:r/>
+      <w:r>
+        <w:rPr>
+          <w:highlight w:val="none"/>
+          <w:vertAlign w:val="baseline"/>
+          <w:lang w:val="it-IT"/>
+        </w:rPr>
+        <w:t xml:space="preserve">.</w:t>
+      </w:r>
+      <w:r>
+        <w:rPr>
+          <w:highlight w:val="none"/>
+          <w:vertAlign w:val="baseline"/>
+          <w:lang w:val="it-IT"/>
+        </w:rPr>
+      </w:r>
+    </w:p>
+    <w:p>
+      <w:pPr>
+        <w:pBdr/>
+        <w:spacing/>
+        <w:ind/>
+        <w:rPr>
+          <w:highlight w:val="none"/>
+        </w:rPr>
+      </w:pPr>
+      <w:r>
+        <w:rPr>
+          <w:highlight w:val="none"/>
+          <w:lang w:val="it-IT"/>
+        </w:rPr>
+        <w:t xml:space="preserve">Complessivamente il sistema si aspetta un sistema di</w:t>
+      </w:r>
+      <w:r>
+        <w:t xml:space="preserve"> TF transformations conforming to REP-105, a map source if utilizing the Static Costmap Layer, a BT XML file, and any relevant sensor data sources</w:t>
+      </w:r>
+      <w:r>
+        <w:rPr>
+          <w:lang w:val="it-IT"/>
+        </w:rPr>
+        <w:t xml:space="preserve"> per</w:t>
+      </w:r>
+      <w:r>
+        <w:t xml:space="preserve"> </w:t>
+      </w:r>
+      <w:r>
+        <w:rPr>
+          <w:lang w:val="it-IT"/>
+        </w:rPr>
+        <w:t xml:space="preserve">fornire i comandi di velocità per i motori </w:t>
+      </w:r>
+      <w:r>
+        <w:t xml:space="preserve">of a holonomic or</w:t>
+      </w:r>
+      <w:r>
+        <w:t xml:space="preserve"> non-holonomic robot to follow. </w:t>
+      </w:r>
+      <w:r>
+        <w:rPr>
+          <w:highlight w:val="none"/>
+          <w:vertAlign w:val="baseline"/>
+          <w:lang w:val="it-IT"/>
+        </w:rPr>
+      </w:r>
+      <w:r/>
+      <w:r/>
+    </w:p>
+    <w:p>
+      <w:pPr>
+        <w:pBdr/>
+        <w:spacing/>
+        <w:ind/>
+        <w:rPr>
+          <w:highlight w:val="none"/>
+          <w:lang w:val="it-IT"/>
+        </w:rPr>
+      </w:pPr>
+      <w:r>
+        <w:rPr>
+          <w:highlight w:val="none"/>
+          <w:lang w:val="it-IT"/>
+        </w:rPr>
+        <w:t xml:space="preserve">Adesso andremo a descrivere meglio le singole parti che descrivono Nav2:</w:t>
+      </w:r>
+      <w:r>
+        <w:rPr>
+          <w:highlight w:val="none"/>
+        </w:rPr>
+      </w:r>
+    </w:p>
+    <w:p>
+      <w:pPr>
+        <w:pStyle w:val="1159"/>
+        <w:numPr>
+          <w:ilvl w:val="0"/>
+          <w:numId w:val="13"/>
+        </w:numPr>
+        <w:pBdr/>
+        <w:spacing/>
+        <w:ind/>
+        <w:rPr/>
+      </w:pPr>
+      <w:r>
+        <w:rPr>
+          <w:highlight w:val="none"/>
+          <w:lang w:val="it-IT"/>
+        </w:rPr>
+        <w:t xml:space="preserve">Riguardo a ROS 2 fa un buon uso dei nuovi strumenti implementati:</w:t>
+      </w:r>
+      <w:r>
+        <w:rPr>
+          <w:highlight w:val="none"/>
+          <w:lang w:val="it-IT"/>
+        </w:rPr>
+      </w:r>
+    </w:p>
+    <w:p>
+      <w:pPr>
+        <w:pStyle w:val="1159"/>
+        <w:numPr>
+          <w:ilvl w:val="1"/>
+          <w:numId w:val="13"/>
+        </w:numPr>
+        <w:pBdr/>
+        <w:spacing/>
+        <w:ind/>
+        <w:rPr>
+          <w:lang w:val="it-IT"/>
+        </w:rPr>
+      </w:pPr>
+      <w:r>
+        <w:rPr>
+          <w:highlight w:val="none"/>
+          <w:lang w:val="it-IT"/>
+        </w:rPr>
+        <w:t xml:space="preserve">Action Server: come descritto in precedenza, sono una combinazione di topic e service utilizzati per compiere azioni che richiedono molto tempo. Forniscono un inizio di un azione con un feedback periodico e poi con una risposta sul completamento dell’azione. In nav2 sono implementati nella comunicazione dell’alto livello dei </w:t>
+      </w:r>
+      <w:r>
+        <w:t xml:space="preserve">Behavior Tree (BT) </w:t>
+      </w:r>
+      <w:r>
+        <w:rPr>
+          <w:highlight w:val="none"/>
+          <w:lang w:val="it-IT"/>
+        </w:rPr>
+        <w:t xml:space="preserve"> di navigazione attraverso un </w:t>
+      </w:r>
+      <w:r>
+        <w:rPr>
+          <w:highlight w:val="none"/>
+          <w:lang w:val="it-IT"/>
+        </w:rPr>
+        <w:t xml:space="preserve">NavigateToPose action message</w:t>
       </w:r>
       <w:r>
         <w:rPr>
@@ -3887,53 +4362,331 @@
     </w:p>
     <w:p>
       <w:pPr>
-        <w:pBdr/>
-        <w:spacing/>
-        <w:ind/>
-        <w:rPr/>
-      </w:pPr>
-      <w:r>
+        <w:pStyle w:val="1159"/>
+        <w:numPr>
+          <w:ilvl w:val="1"/>
+          <w:numId w:val="13"/>
+        </w:numPr>
+        <w:pBdr/>
+        <w:spacing/>
+        <w:ind/>
         <w:rPr>
           <w:lang w:val="it-IT"/>
         </w:rPr>
-        <w:t xml:space="preserve">Non solo abbiamo il passaggio da ROS 1 a ROS 2 ma anche abbiamo che il vecchio ROS Navigation Stack è stato sostituito da Nav2</w:t>
+      </w:pPr>
+      <w:r>
+        <w:rPr>
+          <w:highlight w:val="none"/>
+          <w:lang w:val="it-IT"/>
+        </w:rPr>
       </w:r>
       <w:r>
         <w:rPr>
-          <w:rStyle w:val="1026"/>
+          <w:highlight w:val="none"/>
           <w:lang w:val="it-IT"/>
         </w:rPr>
-        <w:footnoteReference w:id="10"/>
+        <w:t xml:space="preserve">Lifecycle Nodes and Bond</w:t>
+      </w:r>
+      <w:r>
+        <w:rPr>
+          <w:highlight w:val="none"/>
+          <w:lang w:val="it-IT"/>
+        </w:rPr>
+        <w:t xml:space="preserve">: </w:t>
+      </w:r>
+      <w:r>
+        <w:rPr>
+          <w:highlight w:val="none"/>
+          <w:lang w:val="it-IT"/>
+        </w:rPr>
+        <w:t xml:space="preserve">sono nodi che tengono una macchina a stati degli stati di ogni server. Dalla loro nascita (bringup) alla loro morte (teardown) in modo da avere un sistema deterministico del comportamento dei nodi di ROS. I nodi si trovano in vari stati che saranno qui descritti:</w:t>
+      </w:r>
+      <w:r>
+        <w:rPr>
+          <w:highlight w:val="none"/>
+          <w:lang w:val="it-IT"/>
+        </w:rPr>
       </w:r>
       <w:r>
         <w:rPr>
           <w:lang w:val="it-IT"/>
         </w:rPr>
-        <w:t xml:space="preserve"> in svilupp</w:t>
       </w:r>
-      <w:r/>
-      <w:r>
+    </w:p>
+    <w:p>
+      <w:pPr>
+        <w:pStyle w:val="1159"/>
+        <w:numPr>
+          <w:ilvl w:val="2"/>
+          <w:numId w:val="13"/>
+        </w:numPr>
+        <w:pBdr/>
+        <w:spacing/>
+        <w:ind/>
         <w:rPr>
           <w:lang w:val="it-IT"/>
         </w:rPr>
-        <w:t xml:space="preserve">o sotto la Open Navigation</w:t>
+      </w:pPr>
+      <w:r>
+        <w:rPr>
+          <w:highlight w:val="none"/>
+          <w:lang w:val="it-IT"/>
+        </w:rPr>
+        <w:t xml:space="preserve">Unconfigurated: costruzione del nodo senza nessuna parte di ROS networking o lettura dei parametri</w:t>
       </w:r>
       <w:r>
         <w:rPr>
-          <w:rStyle w:val="1026"/>
+          <w:highlight w:val="none"/>
           <w:lang w:val="it-IT"/>
         </w:rPr>
-        <w:footnoteReference w:id="11"/>
+      </w:r>
+    </w:p>
+    <w:p>
+      <w:pPr>
+        <w:pStyle w:val="1159"/>
+        <w:numPr>
+          <w:ilvl w:val="3"/>
+          <w:numId w:val="13"/>
+        </w:numPr>
+        <w:pBdr/>
+        <w:spacing/>
+        <w:ind/>
+        <w:rPr>
+          <w:lang w:val="it-IT"/>
+        </w:rPr>
+      </w:pPr>
+      <w:r>
+        <w:rPr>
+          <w:highlight w:val="none"/>
+          <w:lang w:val="it-IT"/>
+        </w:rPr>
+        <w:t xml:space="preserve">onConfigure</w:t>
       </w:r>
       <w:r>
         <w:rPr>
-          <w:rStyle w:val="1026"/>
-          <w:vertAlign w:val="baseline"/>
+          <w:highlight w:val="none"/>
           <w:lang w:val="it-IT"/>
         </w:rPr>
-        <w:t xml:space="preserve">.</w:t>
       </w:r>
-      <w:r/>
+    </w:p>
+    <w:p>
+      <w:pPr>
+        <w:pStyle w:val="1159"/>
+        <w:numPr>
+          <w:ilvl w:val="2"/>
+          <w:numId w:val="13"/>
+        </w:numPr>
+        <w:pBdr/>
+        <w:spacing/>
+        <w:ind/>
+        <w:rPr>
+          <w:lang w:val="it-IT"/>
+        </w:rPr>
+      </w:pPr>
+      <w:r>
+        <w:rPr>
+          <w:highlight w:val="none"/>
+          <w:lang w:val="it-IT"/>
+        </w:rPr>
+        <w:t xml:space="preserve">Inactive:</w:t>
+      </w:r>
+      <w:r>
+        <w:rPr>
+          <w:highlight w:val="none"/>
+          <w:lang w:val="it-IT"/>
+        </w:rPr>
+      </w:r>
+    </w:p>
+    <w:p>
+      <w:pPr>
+        <w:pStyle w:val="1159"/>
+        <w:numPr>
+          <w:ilvl w:val="3"/>
+          <w:numId w:val="13"/>
+        </w:numPr>
+        <w:pBdr/>
+        <w:spacing/>
+        <w:ind/>
+        <w:rPr>
+          <w:lang w:val="it-IT"/>
+        </w:rPr>
+      </w:pPr>
+      <w:r>
+        <w:rPr>
+          <w:highlight w:val="none"/>
+          <w:lang w:val="it-IT"/>
+        </w:rPr>
+        <w:t xml:space="preserve">onActive</w:t>
+      </w:r>
+      <w:r>
+        <w:rPr>
+          <w:highlight w:val="none"/>
+          <w:lang w:val="it-IT"/>
+        </w:rPr>
+      </w:r>
+    </w:p>
+    <w:p>
+      <w:pPr>
+        <w:pStyle w:val="1159"/>
+        <w:numPr>
+          <w:ilvl w:val="2"/>
+          <w:numId w:val="13"/>
+        </w:numPr>
+        <w:pBdr/>
+        <w:spacing/>
+        <w:ind/>
+        <w:rPr>
+          <w:lang w:val="it-IT"/>
+        </w:rPr>
+      </w:pPr>
+      <w:r>
+        <w:rPr>
+          <w:highlight w:val="none"/>
+          <w:lang w:val="it-IT"/>
+        </w:rPr>
+        <w:t xml:space="preserve">Active:</w:t>
+      </w:r>
+      <w:r>
+        <w:rPr>
+          <w:highlight w:val="none"/>
+          <w:lang w:val="it-IT"/>
+        </w:rPr>
+      </w:r>
+    </w:p>
+    <w:p>
+      <w:pPr>
+        <w:pStyle w:val="1159"/>
+        <w:numPr>
+          <w:ilvl w:val="3"/>
+          <w:numId w:val="13"/>
+        </w:numPr>
+        <w:pBdr/>
+        <w:spacing/>
+        <w:ind/>
+        <w:rPr>
+          <w:lang w:val="it-IT"/>
+        </w:rPr>
+      </w:pPr>
+      <w:r>
+        <w:rPr>
+          <w:highlight w:val="none"/>
+          <w:lang w:val="it-IT"/>
+        </w:rPr>
+        <w:t xml:space="preserve">Shutdown</w:t>
+      </w:r>
+      <w:r>
+        <w:rPr>
+          <w:highlight w:val="none"/>
+          <w:lang w:val="it-IT"/>
+        </w:rPr>
+      </w:r>
+    </w:p>
+    <w:p>
+      <w:pPr>
+        <w:pStyle w:val="1159"/>
+        <w:numPr>
+          <w:ilvl w:val="2"/>
+          <w:numId w:val="13"/>
+        </w:numPr>
+        <w:pBdr/>
+        <w:spacing/>
+        <w:ind/>
+        <w:rPr>
+          <w:lang w:val="it-IT"/>
+        </w:rPr>
+      </w:pPr>
+      <w:r>
+        <w:rPr>
+          <w:highlight w:val="none"/>
+          <w:lang w:val="it-IT"/>
+        </w:rPr>
+        <w:t xml:space="preserve">Finalizaded:</w:t>
+      </w:r>
+      <w:r>
+        <w:rPr>
+          <w:highlight w:val="none"/>
+          <w:lang w:val="it-IT"/>
+        </w:rPr>
+      </w:r>
+    </w:p>
+    <w:p>
+      <w:pPr>
+        <w:pStyle w:val="1159"/>
+        <w:numPr>
+          <w:ilvl w:val="3"/>
+          <w:numId w:val="13"/>
+        </w:numPr>
+        <w:pBdr/>
+        <w:spacing/>
+        <w:ind/>
+        <w:rPr>
+          <w:lang w:val="it-IT"/>
+        </w:rPr>
+      </w:pPr>
+      <w:r>
+        <w:rPr>
+          <w:highlight w:val="none"/>
+          <w:lang w:val="it-IT"/>
+        </w:rPr>
+        <w:t xml:space="preserve">onShutdown </w:t>
+      </w:r>
+      <w:r>
+        <w:rPr>
+          <w:highlight w:val="none"/>
+          <w:lang w:val="it-IT"/>
+        </w:rPr>
+      </w:r>
+    </w:p>
+    <w:p>
+      <w:pPr>
+        <w:pStyle w:val="1159"/>
+        <w:numPr>
+          <w:ilvl w:val="0"/>
+          <w:numId w:val="13"/>
+        </w:numPr>
+        <w:pBdr/>
+        <w:spacing/>
+        <w:ind/>
+        <w:rPr>
+          <w:lang w:val="it-IT"/>
+        </w:rPr>
+      </w:pPr>
+      <w:r>
+        <w:rPr>
+          <w:highlight w:val="none"/>
+          <w:lang w:val="it-IT"/>
+        </w:rPr>
+      </w:r>
+      <w:r>
+        <w:rPr>
+          <w:highlight w:val="none"/>
+          <w:lang w:val="it-IT"/>
+        </w:rPr>
+        <w:t xml:space="preserve">Behavior trees (BT)</w:t>
+      </w:r>
+      <w:r>
+        <w:rPr>
+          <w:highlight w:val="none"/>
+          <w:lang w:val="it-IT"/>
+        </w:rPr>
+        <w:t xml:space="preserve">: sono una struttura ad albero dei task </w:t>
+      </w:r>
+      <w:r>
+        <w:rPr>
+          <w:highlight w:val="none"/>
+          <w:lang w:val="it-IT"/>
+        </w:rPr>
+      </w:r>
+    </w:p>
+    <w:p>
+      <w:pPr>
+        <w:pBdr/>
+        <w:spacing/>
+        <w:ind/>
+        <w:rPr>
+          <w:lang w:val="it-IT"/>
+        </w:rPr>
+      </w:pPr>
       <w:r>
         <w:rPr>
           <w:highlight w:val="none"/>
@@ -3941,40 +4694,22 @@
           <w:lang w:val="it-IT"/>
         </w:rPr>
       </w:r>
-    </w:p>
-    <w:p>
-      <w:pPr>
-        <w:pBdr/>
-        <w:spacing/>
-        <w:ind/>
+      <w:r>
         <w:rPr>
           <w:highlight w:val="none"/>
+          <w:vertAlign w:val="baseline"/>
           <w:lang w:val="it-IT"/>
         </w:rPr>
-      </w:pPr>
-      <w:r/>
-      <w:r/>
-      <w:r/>
-      <w:r>
-        <w:rPr>
-          <w:lang w:val="it-IT"/>
-        </w:rPr>
-      </w:r>
-      <w:r>
-        <w:t xml:space="preserve">allows for mobile robots to navigate through complex environments to  complete user-defined application tasks with nearly any class of robot  kinematics. Not only can it move from Point A to Point B, but it can have  intermediary poses, and represent other</w:t>
-      </w:r>
-      <w:r>
-        <w:t xml:space="preserve"> types of tasks like object  following, complete coverage navigation, and more</w:t>
       </w:r>
       <w:r>
         <w:rPr>
           <w:lang w:val="it-IT"/>
         </w:rPr>
       </w:r>
-      <w:r/>
     </w:p>
     <w:p>
       <w:pPr>
+        <w:pStyle w:val="1098"/>
         <w:pBdr/>
         <w:spacing/>
         <w:ind/>
@@ -3983,18 +4718,16 @@
           <w:lang w:val="it-IT"/>
         </w:rPr>
       </w:pPr>
+      <w:r/>
+      <w:bookmarkStart w:id="11" w:name="_Toc11"/>
       <w:r>
         <w:rPr>
           <w:highlight w:val="none"/>
           <w:lang w:val="it-IT"/>
         </w:rPr>
+        <w:t xml:space="preserve">Review of related work on porting navigation stack from ROS1 to ROS2</w:t>
       </w:r>
-      <w:r>
-        <w:t xml:space="preserve">It provides perception, planning, control, localization, visualization,  and much more to build highly reliable autonomous systems. This will compute an environmental model from sensor and semantic data,  dynamically path plan, compute velocities for motor</w:t>
-      </w:r>
-      <w:r>
-        <w:t xml:space="preserve">s, avoid obstacles,  and structure higher-level robot behaviors</w:t>
-      </w:r>
+      <w:bookmarkEnd w:id="11"/>
       <w:r>
         <w:rPr>
           <w:highlight w:val="none"/>
@@ -4010,6 +4743,7 @@
     </w:p>
     <w:p>
       <w:pPr>
+        <w:pStyle w:val="1098"/>
         <w:pBdr/>
         <w:spacing/>
         <w:ind/>
@@ -4018,18 +4752,16 @@
           <w:lang w:val="it-IT"/>
         </w:rPr>
       </w:pPr>
+      <w:r/>
+      <w:bookmarkStart w:id="12" w:name="_Toc12"/>
       <w:r>
         <w:rPr>
           <w:highlight w:val="none"/>
           <w:lang w:val="it-IT"/>
         </w:rPr>
+        <w:t xml:space="preserve">Overview of open source fleet management systems, particularly Open-RMF</w:t>
       </w:r>
-      <w:r>
-        <w:t xml:space="preserve">Nav2 uses behavior trees to create customized and intelligent navigation  behavior via orchestrating many independent modular servers. A task server can be used to compute a path, control effort, behavior,  or any other navigation related task. These separ</w:t>
-      </w:r>
-      <w:r>
-        <w:t xml:space="preserve">ate servers communicate with the behavior tree  (BT) over a ROS interface such as an action server or service. A robot may utilize potentially many different behavior trees to allow a  robot to perform many types of unique and complex tasks.</w:t>
-      </w:r>
+      <w:bookmarkEnd w:id="12"/>
       <w:r>
         <w:rPr>
           <w:highlight w:val="none"/>
@@ -4045,153 +4777,7 @@
     </w:p>
     <w:p>
       <w:pPr>
-        <w:pBdr/>
-        <w:spacing/>
-        <w:ind/>
-        <w:rPr>
-          <w:highlight w:val="none"/>
-          <w:vertAlign w:val="baseline"/>
-          <w:lang w:val="it-IT"/>
-        </w:rPr>
-      </w:pPr>
-      <w:r>
-        <w:rPr>
-          <w:highlight w:val="none"/>
-          <w:lang w:val="it-IT"/>
-        </w:rPr>
-      </w:r>
-      <w:r>
-        <w:t xml:space="preserve">The expected inputs to Nav2 are TF transformations conforming to REP-105, a map source if utilizing the Static Costmap Layer, a BT XML file, and any relevant sensor data sources. It will then provide valid velocity commands for the motors of a holonomic or</w:t>
-      </w:r>
-      <w:r>
-        <w:t xml:space="preserve"> non-holonomic robot to follow when properly configured. </w:t>
-      </w:r>
-      <w:r>
-        <w:rPr>
-          <w:highlight w:val="none"/>
-          <w:lang w:val="it-IT"/>
-        </w:rPr>
-      </w:r>
-      <w:r>
-        <w:rPr>
-          <w:highlight w:val="none"/>
-          <w:lang w:val="it-IT"/>
-        </w:rPr>
-      </w:r>
-    </w:p>
-    <w:p>
-      <w:pPr>
-        <w:pBdr/>
-        <w:spacing/>
-        <w:ind/>
-        <w:rPr>
-          <w:lang w:val="it-IT"/>
-        </w:rPr>
-      </w:pPr>
-      <w:r>
-        <w:rPr>
-          <w:highlight w:val="none"/>
-          <w:vertAlign w:val="baseline"/>
-          <w:lang w:val="it-IT"/>
-        </w:rPr>
-      </w:r>
-      <w:r/>
-      <w:r>
-        <w:rPr>
-          <w:highlight w:val="none"/>
-          <w:vertAlign w:val="baseline"/>
-          <w:lang w:val="it-IT"/>
-        </w:rPr>
-      </w:r>
-      <w:r/>
-      <w:r>
-        <w:rPr>
-          <w:highlight w:val="none"/>
-          <w:vertAlign w:val="baseline"/>
-          <w:lang w:val="it-IT"/>
-        </w:rPr>
-      </w:r>
-      <w:r/>
-      <w:r/>
-      <w:r/>
-      <w:r>
-        <w:rPr>
-          <w:highlight w:val="none"/>
-          <w:vertAlign w:val="baseline"/>
-          <w:lang w:val="it-IT"/>
-        </w:rPr>
-      </w:r>
-      <w:r>
-        <w:rPr>
-          <w:highlight w:val="none"/>
-          <w:vertAlign w:val="baseline"/>
-          <w:lang w:val="it-IT"/>
-        </w:rPr>
-      </w:r>
-    </w:p>
-    <w:p>
-      <w:pPr>
-        <w:pStyle w:val="986"/>
-        <w:pBdr/>
-        <w:spacing/>
-        <w:ind/>
-        <w:rPr>
-          <w:highlight w:val="none"/>
-          <w:lang w:val="it-IT"/>
-        </w:rPr>
-      </w:pPr>
-      <w:r/>
-      <w:bookmarkStart w:id="11" w:name="_Toc11"/>
-      <w:r>
-        <w:rPr>
-          <w:highlight w:val="none"/>
-          <w:lang w:val="it-IT"/>
-        </w:rPr>
-        <w:t xml:space="preserve">Review of related work on porting navigation stack from ROS1 to ROS2</w:t>
-      </w:r>
-      <w:r/>
-      <w:bookmarkEnd w:id="11"/>
-      <w:r/>
-      <w:r>
-        <w:rPr>
-          <w:highlight w:val="none"/>
-          <w:lang w:val="it-IT"/>
-        </w:rPr>
-      </w:r>
-    </w:p>
-    <w:p>
-      <w:pPr>
-        <w:pStyle w:val="986"/>
-        <w:pBdr/>
-        <w:spacing/>
-        <w:ind/>
-        <w:rPr>
-          <w:highlight w:val="none"/>
-          <w:lang w:val="it-IT"/>
-        </w:rPr>
-      </w:pPr>
-      <w:r/>
-      <w:bookmarkStart w:id="12" w:name="_Toc12"/>
-      <w:r>
-        <w:rPr>
-          <w:highlight w:val="none"/>
-          <w:lang w:val="it-IT"/>
-        </w:rPr>
-        <w:t xml:space="preserve">Overview of open source fleet management systems, particularly Open-RMF</w:t>
-      </w:r>
-      <w:r/>
-      <w:bookmarkEnd w:id="12"/>
-      <w:r/>
-      <w:r>
-        <w:rPr>
-          <w:highlight w:val="none"/>
-          <w:lang w:val="it-IT"/>
-        </w:rPr>
-      </w:r>
-    </w:p>
-    <w:p>
-      <w:pPr>
-        <w:pStyle w:val="985"/>
+        <w:pStyle w:val="1097"/>
         <w:pBdr/>
         <w:spacing/>
         <w:ind/>
@@ -4207,9 +4793,12 @@
         </w:rPr>
         <w:t xml:space="preserve">Methodology</w:t>
       </w:r>
-      <w:r/>
       <w:bookmarkEnd w:id="13"/>
-      <w:r/>
+      <w:r>
+        <w:rPr>
+          <w:lang w:val="it-IT"/>
+        </w:rPr>
+      </w:r>
       <w:r>
         <w:rPr>
           <w:lang w:val="it-IT"/>
@@ -4218,7 +4807,7 @@
     </w:p>
     <w:p>
       <w:pPr>
-        <w:pStyle w:val="986"/>
+        <w:pStyle w:val="1098"/>
         <w:pBdr/>
         <w:spacing/>
         <w:ind/>
@@ -4234,9 +4823,12 @@
         </w:rPr>
         <w:t xml:space="preserve">Description of research platform and hardware used</w:t>
       </w:r>
-      <w:r/>
       <w:bookmarkEnd w:id="14"/>
-      <w:r/>
+      <w:r>
+        <w:rPr>
+          <w:lang w:val="it-IT"/>
+        </w:rPr>
+      </w:r>
       <w:r>
         <w:rPr>
           <w:lang w:val="it-IT"/>
@@ -4245,7 +4837,7 @@
     </w:p>
     <w:p>
       <w:pPr>
-        <w:pStyle w:val="986"/>
+        <w:pStyle w:val="1098"/>
         <w:pBdr/>
         <w:spacing/>
         <w:ind/>
@@ -4261,9 +4853,12 @@
         </w:rPr>
         <w:t xml:space="preserve">Steps taken to port the navigation stack from ROS1 to ROS2</w:t>
       </w:r>
-      <w:r/>
       <w:bookmarkEnd w:id="15"/>
-      <w:r/>
+      <w:r>
+        <w:rPr>
+          <w:lang w:val="it-IT"/>
+        </w:rPr>
+      </w:r>
       <w:r>
         <w:rPr>
           <w:lang w:val="it-IT"/>
@@ -4272,7 +4867,7 @@
     </w:p>
     <w:p>
       <w:pPr>
-        <w:pStyle w:val="986"/>
+        <w:pStyle w:val="1098"/>
         <w:pBdr/>
         <w:spacing/>
         <w:ind/>
@@ -4288,9 +4883,12 @@
         </w:rPr>
         <w:t xml:space="preserve">Hardware adaptation process from Rover Zero to Rover Mini</w:t>
       </w:r>
-      <w:r/>
       <w:bookmarkEnd w:id="16"/>
-      <w:r/>
+      <w:r>
+        <w:rPr>
+          <w:lang w:val="it-IT"/>
+        </w:rPr>
+      </w:r>
       <w:r>
         <w:rPr>
           <w:lang w:val="it-IT"/>
@@ -4299,7 +4897,7 @@
     </w:p>
     <w:p>
       <w:pPr>
-        <w:pStyle w:val="986"/>
+        <w:pStyle w:val="1098"/>
         <w:pBdr/>
         <w:spacing/>
         <w:ind/>
@@ -4315,9 +4913,12 @@
         </w:rPr>
         <w:t xml:space="preserve">Integration of the navigation stack with Open-RMF</w:t>
       </w:r>
-      <w:r/>
       <w:bookmarkEnd w:id="17"/>
-      <w:r/>
+      <w:r>
+        <w:rPr>
+          <w:lang w:val="it-IT"/>
+        </w:rPr>
+      </w:r>
       <w:r>
         <w:rPr>
           <w:lang w:val="it-IT"/>
@@ -4326,7 +4927,7 @@
     </w:p>
     <w:p>
       <w:pPr>
-        <w:pStyle w:val="986"/>
+        <w:pStyle w:val="1098"/>
         <w:pBdr/>
         <w:spacing/>
         <w:ind/>
@@ -4342,9 +4943,12 @@
         </w:rPr>
         <w:t xml:space="preserve">Testing and evaluation of the system</w:t>
       </w:r>
-      <w:r/>
       <w:bookmarkEnd w:id="18"/>
-      <w:r/>
+      <w:r>
+        <w:rPr>
+          <w:lang w:val="it-IT"/>
+        </w:rPr>
+      </w:r>
       <w:r>
         <w:rPr>
           <w:lang w:val="it-IT"/>
@@ -4353,7 +4957,7 @@
     </w:p>
     <w:p>
       <w:pPr>
-        <w:pStyle w:val="985"/>
+        <w:pStyle w:val="1097"/>
         <w:pBdr/>
         <w:spacing/>
         <w:ind/>
@@ -4369,9 +4973,12 @@
         </w:rPr>
         <w:t xml:space="preserve">Results and Analysis</w:t>
       </w:r>
-      <w:r/>
       <w:bookmarkEnd w:id="19"/>
-      <w:r/>
+      <w:r>
+        <w:rPr>
+          <w:lang w:val="it-IT"/>
+        </w:rPr>
+      </w:r>
       <w:r>
         <w:rPr>
           <w:lang w:val="it-IT"/>
@@ -4380,7 +4987,7 @@
     </w:p>
     <w:p>
       <w:pPr>
-        <w:pStyle w:val="986"/>
+        <w:pStyle w:val="1098"/>
         <w:pBdr/>
         <w:spacing/>
         <w:ind/>
@@ -4396,9 +5003,12 @@
         </w:rPr>
         <w:t xml:space="preserve">Presentation of results from testing and evaluation</w:t>
       </w:r>
-      <w:r/>
       <w:bookmarkEnd w:id="20"/>
-      <w:r/>
+      <w:r>
+        <w:rPr>
+          <w:lang w:val="it-IT"/>
+        </w:rPr>
+      </w:r>
       <w:r>
         <w:rPr>
           <w:lang w:val="it-IT"/>
@@ -4407,7 +5017,7 @@
     </w:p>
     <w:p>
       <w:pPr>
-        <w:pStyle w:val="986"/>
+        <w:pStyle w:val="1098"/>
         <w:pBdr/>
         <w:spacing/>
         <w:ind/>
@@ -4423,9 +5033,12 @@
         </w:rPr>
         <w:t xml:space="preserve">Comparison of system performance before and after the porting process</w:t>
       </w:r>
-      <w:r/>
       <w:bookmarkEnd w:id="21"/>
-      <w:r/>
+      <w:r>
+        <w:rPr>
+          <w:lang w:val="it-IT"/>
+        </w:rPr>
+      </w:r>
       <w:r>
         <w:rPr>
           <w:lang w:val="it-IT"/>
@@ -4434,7 +5047,7 @@
     </w:p>
     <w:p>
       <w:pPr>
-        <w:pStyle w:val="986"/>
+        <w:pStyle w:val="1098"/>
         <w:pBdr/>
         <w:spacing/>
         <w:ind/>
@@ -4450,9 +5063,12 @@
         </w:rPr>
         <w:t xml:space="preserve">Discussion on the challenges encountered and how they were addressed</w:t>
       </w:r>
-      <w:r/>
       <w:bookmarkEnd w:id="22"/>
-      <w:r/>
+      <w:r>
+        <w:rPr>
+          <w:lang w:val="it-IT"/>
+        </w:rPr>
+      </w:r>
       <w:r>
         <w:rPr>
           <w:lang w:val="it-IT"/>
@@ -4461,7 +5077,7 @@
     </w:p>
     <w:p>
       <w:pPr>
-        <w:pStyle w:val="985"/>
+        <w:pStyle w:val="1097"/>
         <w:pBdr/>
         <w:spacing/>
         <w:ind/>
@@ -4477,9 +5093,12 @@
         </w:rPr>
         <w:t xml:space="preserve">Conclusion and Future Work</w:t>
       </w:r>
-      <w:r/>
       <w:bookmarkEnd w:id="23"/>
-      <w:r/>
+      <w:r>
+        <w:rPr>
+          <w:lang w:val="it-IT"/>
+        </w:rPr>
+      </w:r>
       <w:r>
         <w:rPr>
           <w:lang w:val="it-IT"/>
@@ -4488,7 +5107,7 @@
     </w:p>
     <w:p>
       <w:pPr>
-        <w:pStyle w:val="986"/>
+        <w:pStyle w:val="1098"/>
         <w:pBdr/>
         <w:spacing/>
         <w:ind/>
@@ -4504,9 +5123,12 @@
         </w:rPr>
         <w:t xml:space="preserve">Summary of the research findings</w:t>
       </w:r>
-      <w:r/>
       <w:bookmarkEnd w:id="24"/>
-      <w:r/>
+      <w:r>
+        <w:rPr>
+          <w:lang w:val="it-IT"/>
+        </w:rPr>
+      </w:r>
       <w:r>
         <w:rPr>
           <w:lang w:val="it-IT"/>
@@ -4515,7 +5137,7 @@
     </w:p>
     <w:p>
       <w:pPr>
-        <w:pStyle w:val="986"/>
+        <w:pStyle w:val="1098"/>
         <w:pBdr/>
         <w:spacing/>
         <w:ind/>
@@ -4531,9 +5153,12 @@
         </w:rPr>
         <w:t xml:space="preserve">Contributions to the field of electrical engineering and robotics</w:t>
       </w:r>
-      <w:r/>
       <w:bookmarkEnd w:id="25"/>
-      <w:r/>
+      <w:r>
+        <w:rPr>
+          <w:lang w:val="it-IT"/>
+        </w:rPr>
+      </w:r>
       <w:r>
         <w:rPr>
           <w:lang w:val="it-IT"/>
@@ -4542,7 +5167,7 @@
     </w:p>
     <w:p>
       <w:pPr>
-        <w:pStyle w:val="986"/>
+        <w:pStyle w:val="1098"/>
         <w:pBdr/>
         <w:spacing/>
         <w:ind/>
@@ -4558,9 +5183,12 @@
         </w:rPr>
         <w:t xml:space="preserve">Recommendations for future work and improvements</w:t>
       </w:r>
-      <w:r/>
       <w:bookmarkEnd w:id="26"/>
-      <w:r/>
+      <w:r>
+        <w:rPr>
+          <w:lang w:val="it-IT"/>
+        </w:rPr>
+      </w:r>
       <w:r>
         <w:rPr>
           <w:lang w:val="it-IT"/>
@@ -4569,7 +5197,7 @@
     </w:p>
     <w:p>
       <w:pPr>
-        <w:pStyle w:val="985"/>
+        <w:pStyle w:val="1097"/>
         <w:pBdr/>
         <w:spacing/>
         <w:ind/>
@@ -4585,9 +5213,12 @@
         </w:rPr>
         <w:t xml:space="preserve">References [[references]]</w:t>
       </w:r>
-      <w:r/>
       <w:bookmarkEnd w:id="27"/>
-      <w:r/>
+      <w:r>
+        <w:rPr>
+          <w:lang w:val="it-IT"/>
+        </w:rPr>
+      </w:r>
       <w:r>
         <w:rPr>
           <w:lang w:val="it-IT"/>
@@ -4596,7 +5227,7 @@
     </w:p>
     <w:p>
       <w:pPr>
-        <w:pStyle w:val="986"/>
+        <w:pStyle w:val="1098"/>
         <w:pBdr/>
         <w:spacing/>
         <w:ind/>
@@ -4612,9 +5243,12 @@
         </w:rPr>
         <w:t xml:space="preserve">List of sources cited in the thesis</w:t>
       </w:r>
-      <w:r/>
       <w:bookmarkEnd w:id="28"/>
-      <w:r/>
+      <w:r>
+        <w:rPr>
+          <w:lang w:val="it-IT"/>
+        </w:rPr>
+      </w:r>
       <w:r>
         <w:rPr>
           <w:lang w:val="it-IT"/>
@@ -4623,7 +5257,7 @@
     </w:p>
     <w:p>
       <w:pPr>
-        <w:pStyle w:val="985"/>
+        <w:pStyle w:val="1097"/>
         <w:pBdr/>
         <w:spacing/>
         <w:ind/>
@@ -4639,9 +5273,12 @@
         </w:rPr>
         <w:t xml:space="preserve">Appendices</w:t>
       </w:r>
-      <w:r/>
       <w:bookmarkEnd w:id="29"/>
-      <w:r/>
+      <w:r>
+        <w:rPr>
+          <w:lang w:val="it-IT"/>
+        </w:rPr>
+      </w:r>
       <w:r>
         <w:rPr>
           <w:lang w:val="it-IT"/>
@@ -4650,7 +5287,7 @@
     </w:p>
     <w:p>
       <w:pPr>
-        <w:pStyle w:val="986"/>
+        <w:pStyle w:val="1098"/>
         <w:pBdr/>
         <w:spacing/>
         <w:ind/>
@@ -4666,9 +5303,12 @@
         </w:rPr>
         <w:t xml:space="preserve">Additional technical details and documentation</w:t>
       </w:r>
-      <w:r/>
       <w:bookmarkEnd w:id="30"/>
-      <w:r/>
+      <w:r>
+        <w:rPr>
+          <w:lang w:val="it-IT"/>
+        </w:rPr>
+      </w:r>
       <w:r>
         <w:rPr>
           <w:lang w:val="it-IT"/>
@@ -4688,6 +5328,45 @@
 </w:document>
 </file>
 
+<file path=word/comments.xml><?xml version="1.0" encoding="utf-8"?>
+<w:comments xmlns:wpc="http://schemas.microsoft.com/office/word/2010/wordprocessingCanvas" xmlns:mc="http://schemas.openxmlformats.org/markup-compatibility/2006" xmlns:o="urn:schemas-microsoft-com:office:office" xmlns:r="http://schemas.openxmlformats.org/officeDocument/2006/relationships" xmlns:m="http://schemas.openxmlformats.org/officeDocument/2006/math" xmlns:v="urn:schemas-microsoft-com:vml" xmlns:wp14="http://schemas.microsoft.com/office/word/2010/wordprocessingDrawing" xmlns:wp="http://schemas.openxmlformats.org/drawingml/2006/wordprocessingDrawing" xmlns:w10="urn:schemas-microsoft-com:office:word" xmlns:w="http://schemas.openxmlformats.org/wordprocessingml/2006/main" xmlns:w14="http://schemas.microsoft.com/office/word/2010/wordml" xmlns:w15="http://schemas.microsoft.com/office/word/2012/wordml" xmlns:wpg="http://schemas.microsoft.com/office/word/2010/wordprocessingGroup" xmlns:wpi="http://schemas.microsoft.com/office/word/2010/wordprocessingInk" xmlns:wne="http://schemas.microsoft.com/office/word/2006/wordml" xmlns:wps="http://schemas.microsoft.com/office/word/2010/wordprocessingShape" mc:Ignorable="w14 w15 wp14">
+  <w:comment w:id="0" w:author="michele" w:date="2025-03-30T13:39:11Z" w:initials="m">
+    <w:p>
+      <w:pPr>
+        <w:spacing w:line="240" w:after="0" w:lineRule="auto" w:before="0"/>
+        <w:ind w:firstLine="0" w:left="0" w:right="0"/>
+        <w:jc w:val="left"/>
+      </w:pPr>
+      <w:r>
+        <w:rPr>
+          <w:rFonts w:eastAsia="Arial" w:ascii="Arial" w:hAnsi="Arial" w:cs="Arial"/>
+          <w:sz w:val="22"/>
+        </w:rPr>
+        <w:t xml:space="preserve">This will compute an environmental model from sensor and semantic data,  dynamically path plan, compute velocities for motors, avoid obstacles,  and structure higher-level robot behaviors</w:t>
+      </w:r>
+    </w:p>
+  </w:comment>
+</w:comments>
+</file>
+
+<file path=word/commentsExtended.xml><?xml version="1.0" encoding="utf-8"?>
+<w15:commentsEx xmlns:wpc="http://schemas.microsoft.com/office/word/2010/wordprocessingCanvas" xmlns:mc="http://schemas.openxmlformats.org/markup-compatibility/2006" xmlns:o="urn:schemas-microsoft-com:office:office" xmlns:r="http://schemas.openxmlformats.org/officeDocument/2006/relationships" xmlns:m="http://schemas.openxmlformats.org/officeDocument/2006/math" xmlns:v="urn:schemas-microsoft-com:vml" xmlns:wp14="http://schemas.microsoft.com/office/word/2010/wordprocessingDrawing" xmlns:wp="http://schemas.openxmlformats.org/drawingml/2006/wordprocessingDrawing" xmlns:w10="urn:schemas-microsoft-com:office:word" xmlns:w="http://schemas.openxmlformats.org/wordprocessingml/2006/main" xmlns:w14="http://schemas.microsoft.com/office/word/2010/wordml" xmlns:w15="http://schemas.microsoft.com/office/word/2012/wordml" xmlns:wpg="http://schemas.microsoft.com/office/word/2010/wordprocessingGroup" xmlns:wpi="http://schemas.microsoft.com/office/word/2010/wordprocessingInk" xmlns:wne="http://schemas.microsoft.com/office/word/2006/wordml" xmlns:wps="http://schemas.microsoft.com/office/word/2010/wordprocessingShape" mc:Ignorable="w14 w15 wp14">
+  <w15:commentEx w15:paraId="00000001" w15:done="0"/>
+</w15:commentsEx>
+</file>
+
+<file path=word/commentsExtensible.xml><?xml version="1.0" encoding="utf-8"?>
+<w16cex:commentsExtensible xmlns:wpc="http://schemas.microsoft.com/office/word/2010/wordprocessingCanvas" xmlns:cx="http://schemas.microsoft.com/office/drawing/2014/chartex" xmlns:cx1="http://schemas.microsoft.com/office/drawing/2015/9/8/chartex" xmlns:cx2="http://schemas.microsoft.com/office/drawing/2015/10/21/chartex" xmlns:cx3="http://schemas.microsoft.com/office/drawing/2016/5/9/chartex" xmlns:cx4="http://schemas.microsoft.com/office/drawing/2016/5/10/chartex" xmlns:cx5="http://schemas.microsoft.com/office/drawing/2016/5/11/chartex" xmlns:cx6="http://schemas.microsoft.com/office/drawing/2016/5/12/chartex" xmlns:cx7="http://schemas.microsoft.com/office/drawing/2016/5/13/chartex" xmlns:cx8="http://schemas.microsoft.com/office/drawing/2016/5/14/chartex" xmlns:mc="http://schemas.openxmlformats.org/markup-compatibility/2006" xmlns:aink="http://schemas.microsoft.com/office/drawing/2016/ink" xmlns:am3d="http://schemas.microsoft.com/office/drawing/2017/model3d" xmlns:o="urn:schemas-microsoft-com:office:office" xmlns:r="http://schemas.openxmlformats.org/officeDocument/2006/relationships" xmlns:m="http://schemas.openxmlformats.org/officeDocument/2006/math" xmlns:v="urn:schemas-microsoft-com:vml" xmlns:wp14="http://schemas.microsoft.com/office/word/2010/wordprocessingDrawing" xmlns:wp="http://schemas.openxmlformats.org/drawingml/2006/wordprocessingDrawing" xmlns:w10="urn:schemas-microsoft-com:office:word" xmlns:w="http://schemas.openxmlformats.org/wordprocessingml/2006/main" xmlns:w14="http://schemas.microsoft.com/office/word/2010/wordml" xmlns:w15="http://schemas.microsoft.com/office/word/2012/wordml" xmlns:w16cex="http://schemas.microsoft.com/office/word/2018/wordml/cex" xmlns:w16cid="http://schemas.microsoft.com/office/word/2016/wordml/cid" xmlns:w16="http://schemas.microsoft.com/office/word/2018/wordml" xmlns:w16se="http://schemas.microsoft.com/office/word/2015/wordml/symex" xmlns:wpg="http://schemas.microsoft.com/office/word/2010/wordprocessingGroup" xmlns:wpi="http://schemas.microsoft.com/office/word/2010/wordprocessingInk" xmlns:wne="http://schemas.microsoft.com/office/word/2006/wordml" xmlns:wps="http://schemas.microsoft.com/office/word/2010/wordprocessingShape" mc:Ignorable="w14 w15 w16se w16cid w16 w16cex wp14">
+  <w16cex:commentExtensible w16cex:durableId="3B9F4E60" w16cex:dateUtc="2025-03-30T11:39:11Z"/>
+</w16cex:commentsExtensible>
+</file>
+
+<file path=word/commentsIds.xml><?xml version="1.0" encoding="utf-8"?>
+<w16cid:commentsIds xmlns:mc="http://schemas.openxmlformats.org/markup-compatibility/2006" xmlns:w16cid="http://schemas.microsoft.com/office/word/2016/wordml/cid" mc:Ignorable="w16cid">
+  <w16cid:commentId w16cid:paraId="00000001" w16cid:durableId="3B9F4E60"/>
+</w16cid:commentsIds>
+</file>
+
 <file path=word/endnotes.xml><?xml version="1.0" encoding="utf-8"?>
 <w:endnotes xmlns:wpc="http://schemas.microsoft.com/office/word/2010/wordprocessingCanvas" xmlns:mc="http://schemas.openxmlformats.org/markup-compatibility/2006" xmlns:o="urn:schemas-microsoft-com:office:office" xmlns:r="http://schemas.openxmlformats.org/officeDocument/2006/relationships" xmlns:m="http://schemas.openxmlformats.org/officeDocument/2006/math" xmlns:v="urn:schemas-microsoft-com:vml" xmlns:wp14="http://schemas.microsoft.com/office/word/2010/wordprocessingDrawing" xmlns:wp="http://schemas.openxmlformats.org/drawingml/2006/wordprocessingDrawing" xmlns:w10="urn:schemas-microsoft-com:office:word" xmlns:w="http://schemas.openxmlformats.org/wordprocessingml/2006/main" xmlns:w14="http://schemas.microsoft.com/office/word/2010/wordml" xmlns:w15="http://schemas.microsoft.com/office/word/2012/wordml" xmlns:wpg="http://schemas.microsoft.com/office/word/2010/wordprocessingGroup" xmlns:wpi="http://schemas.microsoft.com/office/word/2010/wordprocessingInk" xmlns:wne="http://schemas.microsoft.com/office/word/2006/wordml" xmlns:a="http://schemas.openxmlformats.org/drawingml/2006/main" xmlns:wps="http://schemas.microsoft.com/office/word/2010/wordprocessingShape" mc:Ignorable="w14 w15 wp14">
   <w:endnote w:type="separator" w:id="-1">
@@ -4763,19 +5442,12 @@
       </w:pPr>
       <w:r>
         <w:rPr>
-          <w:rStyle w:val="1026"/>
+          <w:rStyle w:val="1138"/>
         </w:rPr>
         <w:footnoteRef/>
       </w:r>
       <w:r>
         <w:t xml:space="preserve"> </w:t>
-      </w:r>
-      <w:r/>
-      <w:r>
-        <w:rPr>
-          <w:highlight w:val="none"/>
-          <w:lang w:val="it-IT"/>
-        </w:rPr>
       </w:r>
       <w:r>
         <w:rPr>
@@ -4786,7 +5458,7 @@
       <w:hyperlink r:id="rId1" w:tooltip="https://www.open-rmf.org/" w:history="1">
         <w:r>
           <w:rPr>
-            <w:rStyle w:val="1030"/>
+            <w:rStyle w:val="1142"/>
             <w:highlight w:val="none"/>
             <w:lang w:val="it-IT"/>
           </w:rPr>
@@ -4794,14 +5466,14 @@
         </w:r>
         <w:r>
           <w:rPr>
-            <w:rStyle w:val="1030"/>
+            <w:rStyle w:val="1142"/>
             <w:highlight w:val="none"/>
             <w:lang w:val="it-IT"/>
           </w:rPr>
         </w:r>
         <w:r>
           <w:rPr>
-            <w:rStyle w:val="1030"/>
+            <w:rStyle w:val="1142"/>
             <w:highlight w:val="none"/>
             <w:lang w:val="it-IT"/>
           </w:rPr>
@@ -4817,15 +5489,6 @@
           <w:highlight w:val="none"/>
         </w:rPr>
       </w:r>
-      <w:r/>
-      <w:r/>
-      <w:r/>
-      <w:r/>
-      <w:r>
-        <w:rPr>
-          <w:highlight w:val="none"/>
-        </w:rPr>
-      </w:r>
     </w:p>
   </w:footnote>
   <w:footnote w:id="3">
@@ -4841,14 +5504,13 @@
       </w:pPr>
       <w:r>
         <w:rPr>
-          <w:rStyle w:val="1026"/>
+          <w:rStyle w:val="1138"/>
         </w:rPr>
         <w:footnoteRef/>
       </w:r>
       <w:r>
         <w:t xml:space="preserve"> </w:t>
       </w:r>
-      <w:r/>
       <w:r>
         <w:rPr>
           <w:highlight w:val="none"/>
@@ -4858,7 +5520,7 @@
       <w:hyperlink r:id="rId2" w:tooltip="https://doi.org/10.1007/978-3-031-45770-8_29" w:history="1">
         <w:r>
           <w:rPr>
-            <w:rStyle w:val="1030"/>
+            <w:rStyle w:val="1142"/>
             <w:rFonts w:ascii="Times New Roman" w:hAnsi="Times New Roman" w:eastAsia="Times New Roman" w:cs="Times New Roman"/>
             <w:color w:val="0000ee"/>
             <w:sz w:val="24"/>
@@ -4879,44 +5541,27 @@
           <w:lang w:val="it-IT"/>
         </w:rPr>
       </w:r>
-      <w:r/>
-      <w:r/>
-      <w:r/>
-      <w:r/>
-      <w:r>
+    </w:p>
+  </w:footnote>
+  <w:footnote w:id="4">
+    <w:p>
+      <w:pPr>
+        <w:pBdr/>
+        <w:spacing/>
+        <w:ind/>
         <w:rPr>
           <w:highlight w:val="none"/>
           <w:lang w:val="it-IT"/>
         </w:rPr>
-      </w:r>
-    </w:p>
-  </w:footnote>
-  <w:footnote w:id="4">
-    <w:p>
-      <w:pPr>
-        <w:pBdr/>
-        <w:spacing/>
-        <w:ind/>
-        <w:rPr>
-          <w:highlight w:val="none"/>
-          <w:lang w:val="it-IT"/>
-        </w:rPr>
       </w:pPr>
       <w:r>
         <w:rPr>
-          <w:rStyle w:val="1026"/>
+          <w:rStyle w:val="1138"/>
         </w:rPr>
         <w:footnoteRef/>
       </w:r>
       <w:r>
         <w:t xml:space="preserve"> </w:t>
-      </w:r>
-      <w:r/>
-      <w:r>
-        <w:rPr>
-          <w:highlight w:val="none"/>
-          <w:lang w:val="it-IT"/>
-        </w:rPr>
       </w:r>
       <w:r>
         <w:rPr>
@@ -4937,22 +5582,12 @@
           <w:lang w:val="it-IT"/>
         </w:rPr>
       </w:r>
-      <w:r/>
-      <w:r/>
-      <w:r/>
-      <w:r/>
-      <w:r>
-        <w:rPr>
-          <w:highlight w:val="none"/>
-          <w:lang w:val="it-IT"/>
-        </w:rPr>
-      </w:r>
     </w:p>
   </w:footnote>
   <w:footnote w:id="5">
     <w:p>
       <w:pPr>
-        <w:pStyle w:val="1024"/>
+        <w:pStyle w:val="1136"/>
         <w:pBdr/>
         <w:spacing/>
         <w:ind/>
@@ -4960,35 +5595,32 @@
       </w:pPr>
       <w:r>
         <w:rPr>
-          <w:rStyle w:val="1026"/>
+          <w:rStyle w:val="1138"/>
         </w:rPr>
         <w:footnoteRef/>
       </w:r>
       <w:r>
         <w:t xml:space="preserve"> </w:t>
       </w:r>
-      <w:r/>
       <w:r>
         <w:t xml:space="preserve">S. Macenski, T. Foote, B. Gerkey, C. Lalancette, W. Woodall, “Robot Operating System 2: Design, architecture, and uses in the wild,” Science Robotics vol. 7, May 2022.</w:t>
       </w:r>
       <w:r/>
-      <w:r/>
     </w:p>
     <w:p>
       <w:pPr>
-        <w:pStyle w:val="1024"/>
+        <w:pStyle w:val="1136"/>
         <w:pBdr/>
         <w:spacing/>
         <w:ind/>
         <w:rPr/>
       </w:pPr>
-      <w:r/>
       <w:r/>
       <w:r/>
     </w:p>
     <w:p>
       <w:pPr>
-        <w:pStyle w:val="1024"/>
+        <w:pStyle w:val="1136"/>
         <w:pBdr/>
         <w:spacing/>
         <w:ind/>
@@ -4998,11 +5630,10 @@
         <w:t xml:space="preserve">@article{</w:t>
       </w:r>
       <w:r/>
-      <w:r/>
     </w:p>
     <w:p>
       <w:pPr>
-        <w:pStyle w:val="1024"/>
+        <w:pStyle w:val="1136"/>
         <w:pBdr/>
         <w:spacing/>
         <w:ind/>
@@ -5012,11 +5643,10 @@
         <w:t xml:space="preserve">    doi:10.1126/scirobotics.abm6074,</w:t>
       </w:r>
       <w:r/>
-      <w:r/>
     </w:p>
     <w:p>
       <w:pPr>
-        <w:pStyle w:val="1024"/>
+        <w:pStyle w:val="1136"/>
         <w:pBdr/>
         <w:spacing/>
         <w:ind/>
@@ -5026,11 +5656,10 @@
         <w:t xml:space="preserve">    author = {Steven Macenski  and Tully Foote  and Brian Gerkey  and Chris Lalancette  and William Woodall },</w:t>
       </w:r>
       <w:r/>
-      <w:r/>
     </w:p>
     <w:p>
       <w:pPr>
-        <w:pStyle w:val="1024"/>
+        <w:pStyle w:val="1136"/>
         <w:pBdr/>
         <w:spacing/>
         <w:ind/>
@@ -5040,11 +5669,10 @@
         <w:t xml:space="preserve">    title = {Robot Operating System 2: Design, architecture, and uses in the wild},</w:t>
       </w:r>
       <w:r/>
-      <w:r/>
     </w:p>
     <w:p>
       <w:pPr>
-        <w:pStyle w:val="1024"/>
+        <w:pStyle w:val="1136"/>
         <w:pBdr/>
         <w:spacing/>
         <w:ind/>
@@ -5054,11 +5682,10 @@
         <w:t xml:space="preserve">    journal = {Science Robotics},</w:t>
       </w:r>
       <w:r/>
-      <w:r/>
     </w:p>
     <w:p>
       <w:pPr>
-        <w:pStyle w:val="1024"/>
+        <w:pStyle w:val="1136"/>
         <w:pBdr/>
         <w:spacing/>
         <w:ind/>
@@ -5068,11 +5695,10 @@
         <w:t xml:space="preserve">    volume = {7},</w:t>
       </w:r>
       <w:r/>
-      <w:r/>
     </w:p>
     <w:p>
       <w:pPr>
-        <w:pStyle w:val="1024"/>
+        <w:pStyle w:val="1136"/>
         <w:pBdr/>
         <w:spacing/>
         <w:ind/>
@@ -5082,11 +5708,10 @@
         <w:t xml:space="preserve">    number = {66},</w:t>
       </w:r>
       <w:r/>
-      <w:r/>
     </w:p>
     <w:p>
       <w:pPr>
-        <w:pStyle w:val="1024"/>
+        <w:pStyle w:val="1136"/>
         <w:pBdr/>
         <w:spacing/>
         <w:ind/>
@@ -5096,11 +5721,10 @@
         <w:t xml:space="preserve">    pages = {eabm6074},</w:t>
       </w:r>
       <w:r/>
-      <w:r/>
     </w:p>
     <w:p>
       <w:pPr>
-        <w:pStyle w:val="1024"/>
+        <w:pStyle w:val="1136"/>
         <w:pBdr/>
         <w:spacing/>
         <w:ind/>
@@ -5110,11 +5734,10 @@
         <w:t xml:space="preserve">    year = {2022},</w:t>
       </w:r>
       <w:r/>
-      <w:r/>
     </w:p>
     <w:p>
       <w:pPr>
-        <w:pStyle w:val="1024"/>
+        <w:pStyle w:val="1136"/>
         <w:pBdr/>
         <w:spacing/>
         <w:ind/>
@@ -5124,11 +5747,10 @@
         <w:t xml:space="preserve">    doi = {10.1126/scirobotics.abm6074},</w:t>
       </w:r>
       <w:r/>
-      <w:r/>
     </w:p>
     <w:p>
       <w:pPr>
-        <w:pStyle w:val="1024"/>
+        <w:pStyle w:val="1136"/>
         <w:pBdr/>
         <w:spacing/>
         <w:ind/>
@@ -5138,11 +5760,10 @@
         <w:t xml:space="preserve">    URL = {https://www.science.org/doi/abs/10.1126/scirobotics.abm6074}</w:t>
       </w:r>
       <w:r/>
-      <w:r/>
     </w:p>
     <w:p>
       <w:pPr>
-        <w:pStyle w:val="1024"/>
+        <w:pStyle w:val="1136"/>
         <w:pBdr/>
         <w:spacing/>
         <w:ind/>
@@ -5152,18 +5773,15 @@
         <w:t xml:space="preserve">}</w:t>
       </w:r>
       <w:r/>
-      <w:r/>
     </w:p>
     <w:p>
       <w:pPr>
-        <w:pStyle w:val="1024"/>
+        <w:pStyle w:val="1136"/>
         <w:pBdr/>
         <w:spacing/>
         <w:ind/>
         <w:rPr/>
       </w:pPr>
-      <w:r/>
-      <w:r/>
       <w:r/>
       <w:r/>
     </w:p>
@@ -5180,7 +5798,7 @@
       </w:pPr>
       <w:r>
         <w:rPr>
-          <w:rStyle w:val="1026"/>
+          <w:rStyle w:val="1138"/>
         </w:rPr>
         <w:footnoteRef/>
       </w:r>
@@ -5190,18 +5808,18 @@
       <w:hyperlink r:id="rId3" w:tooltip="https://www.ros.org/" w:history="1">
         <w:r>
           <w:rPr>
-            <w:rStyle w:val="1030"/>
+            <w:rStyle w:val="1142"/>
           </w:rPr>
           <w:t xml:space="preserve">https://www.ros.org/</w:t>
         </w:r>
         <w:r>
           <w:rPr>
-            <w:rStyle w:val="1030"/>
+            <w:rStyle w:val="1142"/>
           </w:rPr>
         </w:r>
         <w:r>
           <w:rPr>
-            <w:rStyle w:val="1030"/>
+            <w:rStyle w:val="1142"/>
           </w:rPr>
         </w:r>
       </w:hyperlink>
@@ -5220,7 +5838,7 @@
   <w:footnote w:id="7">
     <w:p>
       <w:pPr>
-        <w:pStyle w:val="1024"/>
+        <w:pStyle w:val="1136"/>
         <w:pBdr/>
         <w:spacing/>
         <w:ind/>
@@ -5230,7 +5848,7 @@
       </w:pPr>
       <w:r>
         <w:rPr>
-          <w:rStyle w:val="1026"/>
+          <w:rStyle w:val="1138"/>
         </w:rPr>
         <w:footnoteRef/>
       </w:r>
@@ -5240,23 +5858,23 @@
       <w:hyperlink r:id="rId4" w:tooltip="https://www.openrobotics.org/" w:history="1">
         <w:r>
           <w:rPr>
-            <w:rStyle w:val="1030"/>
+            <w:rStyle w:val="1142"/>
           </w:rPr>
           <w:t xml:space="preserve">https://www.openrobotics.org/</w:t>
         </w:r>
         <w:r>
           <w:rPr>
-            <w:rStyle w:val="1030"/>
+            <w:rStyle w:val="1142"/>
           </w:rPr>
         </w:r>
         <w:r>
           <w:rPr>
-            <w:rStyle w:val="1030"/>
+            <w:rStyle w:val="1142"/>
           </w:rPr>
         </w:r>
         <w:r>
           <w:rPr>
-            <w:rStyle w:val="1030"/>
+            <w:rStyle w:val="1142"/>
           </w:rPr>
         </w:r>
       </w:hyperlink>
@@ -5273,7 +5891,7 @@
     </w:p>
     <w:p>
       <w:pPr>
-        <w:pStyle w:val="1024"/>
+        <w:pStyle w:val="1136"/>
         <w:pBdr/>
         <w:spacing/>
         <w:ind/>
@@ -5285,7 +5903,6 @@
         </w:rPr>
       </w:r>
       <w:r/>
-      <w:r/>
     </w:p>
   </w:footnote>
   <w:footnote w:id="8">
@@ -5301,7 +5918,7 @@
       </w:pPr>
       <w:r>
         <w:rPr>
-          <w:rStyle w:val="1026"/>
+          <w:rStyle w:val="1138"/>
         </w:rPr>
         <w:footnoteRef/>
       </w:r>
@@ -5317,7 +5934,7 @@
       <w:hyperlink r:id="rId5" w:tooltip="https://docs.ros.org/en/rolling/index.html" w:history="1">
         <w:r>
           <w:rPr>
-            <w:rStyle w:val="1030"/>
+            <w:rStyle w:val="1142"/>
             <w:highlight w:val="none"/>
             <w:lang w:val="it-IT"/>
           </w:rPr>
@@ -5325,14 +5942,14 @@
         </w:r>
         <w:r>
           <w:rPr>
-            <w:rStyle w:val="1030"/>
+            <w:rStyle w:val="1142"/>
             <w:highlight w:val="none"/>
             <w:lang w:val="it-IT"/>
           </w:rPr>
         </w:r>
         <w:r>
           <w:rPr>
-            <w:rStyle w:val="1030"/>
+            <w:rStyle w:val="1142"/>
             <w:highlight w:val="none"/>
             <w:lang w:val="it-IT"/>
           </w:rPr>
@@ -5353,13 +5970,12 @@
     </w:p>
     <w:p>
       <w:pPr>
-        <w:pStyle w:val="1024"/>
+        <w:pStyle w:val="1136"/>
         <w:pBdr/>
         <w:spacing/>
         <w:ind/>
         <w:rPr/>
       </w:pPr>
-      <w:r/>
       <w:r/>
       <w:r/>
     </w:p>
@@ -5377,7 +5993,7 @@
       </w:pPr>
       <w:r>
         <w:rPr>
-          <w:rStyle w:val="1026"/>
+          <w:rStyle w:val="1138"/>
         </w:rPr>
         <w:footnoteRef/>
       </w:r>
@@ -5393,7 +6009,7 @@
       <w:hyperlink r:id="rId6" w:tooltip="https://design.ros2.org/" w:history="1">
         <w:r>
           <w:rPr>
-            <w:rStyle w:val="1030"/>
+            <w:rStyle w:val="1142"/>
             <w:highlight w:val="none"/>
             <w:lang w:val="it-IT"/>
           </w:rPr>
@@ -5401,14 +6017,14 @@
         </w:r>
         <w:r>
           <w:rPr>
-            <w:rStyle w:val="1030"/>
+            <w:rStyle w:val="1142"/>
             <w:highlight w:val="none"/>
             <w:lang w:val="it-IT"/>
           </w:rPr>
         </w:r>
         <w:r>
           <w:rPr>
-            <w:rStyle w:val="1030"/>
+            <w:rStyle w:val="1142"/>
             <w:highlight w:val="none"/>
             <w:lang w:val="it-IT"/>
           </w:rPr>
@@ -5426,39 +6042,12 @@
           <w:lang w:val="it-IT"/>
         </w:rPr>
       </w:r>
-      <w:r/>
-      <w:r/>
-      <w:r/>
-      <w:r>
-        <w:rPr>
-          <w:highlight w:val="none"/>
-          <w:lang w:val="it-IT"/>
-        </w:rPr>
-      </w:r>
-      <w:r>
-        <w:rPr>
-          <w:highlight w:val="none"/>
-          <w:lang w:val="it-IT"/>
-        </w:rPr>
-      </w:r>
-      <w:r>
-        <w:rPr>
-          <w:highlight w:val="none"/>
-          <w:lang w:val="it-IT"/>
-        </w:rPr>
-      </w:r>
-      <w:r>
-        <w:rPr>
-          <w:highlight w:val="none"/>
-          <w:lang w:val="it-IT"/>
-        </w:rPr>
-      </w:r>
     </w:p>
   </w:footnote>
   <w:footnote w:id="10">
     <w:p>
       <w:pPr>
-        <w:pStyle w:val="1024"/>
+        <w:pStyle w:val="1136"/>
         <w:pBdr/>
         <w:spacing/>
         <w:ind/>
@@ -5468,38 +6057,57 @@
       </w:pPr>
       <w:r>
         <w:rPr>
-          <w:rStyle w:val="1026"/>
+          <w:rStyle w:val="1138"/>
         </w:rPr>
         <w:footnoteRef/>
       </w:r>
       <w:r>
         <w:t xml:space="preserve"> </w:t>
       </w:r>
-      <w:r/>
       <w:hyperlink r:id="rId7" w:tooltip="https://docs.nav2.org/" w:history="1">
         <w:r>
           <w:rPr>
-            <w:rStyle w:val="1030"/>
+            <w:rStyle w:val="1142"/>
           </w:rPr>
           <w:t xml:space="preserve">https://docs.nav2.org/</w:t>
         </w:r>
         <w:r>
           <w:rPr>
-            <w:rStyle w:val="1030"/>
+            <w:rStyle w:val="1142"/>
           </w:rPr>
         </w:r>
         <w:r>
           <w:rPr>
-            <w:rStyle w:val="1030"/>
+            <w:rStyle w:val="1142"/>
           </w:rPr>
         </w:r>
         <w:r>
           <w:rPr>
-            <w:rStyle w:val="1030"/>
+            <w:rStyle w:val="1142"/>
           </w:rPr>
         </w:r>
       </w:hyperlink>
-      <w:r/>
+      <w:r>
+        <w:rPr>
+          <w:highlight w:val="none"/>
+        </w:rPr>
+      </w:r>
+      <w:r>
+        <w:rPr>
+          <w:highlight w:val="none"/>
+        </w:rPr>
+      </w:r>
+    </w:p>
+    <w:p>
+      <w:pPr>
+        <w:pStyle w:val="1136"/>
+        <w:pBdr/>
+        <w:spacing/>
+        <w:ind/>
+        <w:rPr>
+          <w:highlight w:val="none"/>
+        </w:rPr>
+      </w:pPr>
       <w:r>
         <w:rPr>
           <w:highlight w:val="none"/>
@@ -5516,15 +6124,64 @@
         </w:rPr>
       </w:r>
     </w:p>
+  </w:footnote>
+  <w:footnote w:id="11">
     <w:p>
       <w:pPr>
-        <w:pStyle w:val="1024"/>
+        <w:pStyle w:val="1136"/>
         <w:pBdr/>
         <w:spacing/>
         <w:ind/>
         <w:rPr>
           <w:highlight w:val="none"/>
         </w:rPr>
+      </w:pPr>
+      <w:r>
+        <w:rPr>
+          <w:rStyle w:val="1138"/>
+        </w:rPr>
+        <w:footnoteRef/>
+      </w:r>
+      <w:r>
+        <w:t xml:space="preserve"> </w:t>
+      </w:r>
+      <w:hyperlink r:id="rId8" w:tooltip="https://www.opennav.org/" w:history="1">
+        <w:r>
+          <w:rPr>
+            <w:rStyle w:val="1142"/>
+          </w:rPr>
+          <w:t xml:space="preserve">https://www.opennav.org/</w:t>
+        </w:r>
+        <w:r>
+          <w:rPr>
+            <w:rStyle w:val="1142"/>
+          </w:rPr>
+        </w:r>
+        <w:r>
+          <w:rPr>
+            <w:rStyle w:val="1142"/>
+          </w:rPr>
+        </w:r>
+        <w:r>
+          <w:rPr>
+            <w:rStyle w:val="1142"/>
+          </w:rPr>
+        </w:r>
+      </w:hyperlink>
+      <w:r/>
+      <w:r>
+        <w:rPr>
+          <w:highlight w:val="none"/>
+        </w:rPr>
+      </w:r>
+    </w:p>
+    <w:p>
+      <w:pPr>
+        <w:pStyle w:val="1136"/>
+        <w:pBdr/>
+        <w:spacing/>
+        <w:ind/>
+        <w:rPr/>
       </w:pPr>
       <w:r>
         <w:rPr>
@@ -5536,72 +6193,7 @@
           <w:highlight w:val="none"/>
         </w:rPr>
       </w:r>
-    </w:p>
-  </w:footnote>
-  <w:footnote w:id="11">
-    <w:p>
-      <w:pPr>
-        <w:pStyle w:val="1024"/>
-        <w:pBdr/>
-        <w:spacing/>
-        <w:ind/>
-        <w:rPr>
-          <w:highlight w:val="none"/>
-        </w:rPr>
-      </w:pPr>
-      <w:r>
-        <w:rPr>
-          <w:rStyle w:val="1026"/>
-        </w:rPr>
-        <w:footnoteRef/>
-      </w:r>
-      <w:r>
-        <w:t xml:space="preserve"> </w:t>
-      </w:r>
       <w:r/>
-      <w:hyperlink r:id="rId8" w:tooltip="https://www.opennav.org/" w:history="1">
-        <w:r>
-          <w:rPr>
-            <w:rStyle w:val="1030"/>
-          </w:rPr>
-          <w:t xml:space="preserve">https://www.opennav.org/</w:t>
-        </w:r>
-        <w:r>
-          <w:rPr>
-            <w:rStyle w:val="1030"/>
-          </w:rPr>
-        </w:r>
-        <w:r>
-          <w:rPr>
-            <w:rStyle w:val="1030"/>
-          </w:rPr>
-        </w:r>
-        <w:r>
-          <w:rPr>
-            <w:rStyle w:val="1030"/>
-          </w:rPr>
-        </w:r>
-      </w:hyperlink>
-      <w:r/>
-    </w:p>
-    <w:p>
-      <w:pPr>
-        <w:pStyle w:val="1024"/>
-        <w:pBdr/>
-        <w:spacing/>
-        <w:ind/>
-        <w:rPr/>
-      </w:pPr>
-      <w:r>
-        <w:rPr>
-          <w:highlight w:val="none"/>
-        </w:rPr>
-      </w:r>
-      <w:r>
-        <w:rPr>
-          <w:highlight w:val="none"/>
-        </w:rPr>
-      </w:r>
     </w:p>
   </w:footnote>
 </w:footnotes>
@@ -5611,7 +6203,7 @@
 <w:hdr xmlns:wpc="http://schemas.microsoft.com/office/word/2010/wordprocessingCanvas" xmlns:mc="http://schemas.openxmlformats.org/markup-compatibility/2006" xmlns:o="urn:schemas-microsoft-com:office:office" xmlns:r="http://schemas.openxmlformats.org/officeDocument/2006/relationships" xmlns:m="http://schemas.openxmlformats.org/officeDocument/2006/math" xmlns:v="urn:schemas-microsoft-com:vml" xmlns:wp14="http://schemas.microsoft.com/office/word/2010/wordprocessingDrawing" xmlns:wp="http://schemas.openxmlformats.org/drawingml/2006/wordprocessingDrawing" xmlns:w10="urn:schemas-microsoft-com:office:word" xmlns:w="http://schemas.openxmlformats.org/wordprocessingml/2006/main" xmlns:w14="http://schemas.microsoft.com/office/word/2010/wordml" xmlns:w15="http://schemas.microsoft.com/office/word/2012/wordml" xmlns:wpg="http://schemas.microsoft.com/office/word/2010/wordprocessingGroup" xmlns:wpi="http://schemas.microsoft.com/office/word/2010/wordprocessingInk" xmlns:wne="http://schemas.microsoft.com/office/word/2006/wordml" xmlns:a="http://schemas.openxmlformats.org/drawingml/2006/main" xmlns:wps="http://schemas.microsoft.com/office/word/2010/wordprocessingShape" mc:Ignorable="w14 w15 wp14">
   <w:p>
     <w:pPr>
-      <w:pStyle w:val="1019"/>
+      <w:pStyle w:val="1131"/>
       <w:pBdr/>
       <w:spacing/>
       <w:ind/>
@@ -7232,6 +7824,152 @@
     </w:lvl>
   </w:abstractNum>
   <w:abstractNum w:abstractNumId="11">
+    <w:lvl w:ilvl="0">
+      <w:isLgl w:val="false"/>
+      <w:lvlJc w:val="left"/>
+      <w:lvlText w:val="·"/>
+      <w:numFmt w:val="bullet"/>
+      <w:pPr>
+        <w:pBdr/>
+        <w:spacing/>
+        <w:ind w:hanging="360" w:left="709"/>
+      </w:pPr>
+      <w:rPr>
+        <w:rFonts w:hint="default" w:ascii="Symbol" w:hAnsi="Symbol" w:eastAsia="Symbol" w:cs="Symbol"/>
+      </w:rPr>
+      <w:start w:val="1"/>
+      <w:suff w:val="tab"/>
+    </w:lvl>
+    <w:lvl w:ilvl="1">
+      <w:isLgl w:val="false"/>
+      <w:lvlJc w:val="left"/>
+      <w:lvlText w:val="o"/>
+      <w:numFmt w:val="bullet"/>
+      <w:pPr>
+        <w:pBdr/>
+        <w:spacing/>
+        <w:ind w:hanging="360" w:left="1429"/>
+      </w:pPr>
+      <w:rPr>
+        <w:rFonts w:hint="default" w:ascii="Courier New" w:hAnsi="Courier New" w:eastAsia="Courier New" w:cs="Courier New"/>
+      </w:rPr>
+      <w:start w:val="1"/>
+      <w:suff w:val="tab"/>
+    </w:lvl>
+    <w:lvl w:ilvl="2">
+      <w:isLgl w:val="false"/>
+      <w:lvlJc w:val="left"/>
+      <w:lvlText w:val="§"/>
+      <w:numFmt w:val="bullet"/>
+      <w:pPr>
+        <w:pBdr/>
+        <w:spacing/>
+        <w:ind w:hanging="360" w:left="2149"/>
+      </w:pPr>
+      <w:rPr>
+        <w:rFonts w:hint="default" w:ascii="Wingdings" w:hAnsi="Wingdings" w:eastAsia="Wingdings" w:cs="Wingdings"/>
+      </w:rPr>
+      <w:start w:val="1"/>
+      <w:suff w:val="tab"/>
+    </w:lvl>
+    <w:lvl w:ilvl="3">
+      <w:isLgl w:val="false"/>
+      <w:lvlJc w:val="left"/>
+      <w:lvlText w:val="·"/>
+      <w:numFmt w:val="bullet"/>
+      <w:pPr>
+        <w:pBdr/>
+        <w:spacing/>
+        <w:ind w:hanging="360" w:left="2869"/>
+      </w:pPr>
+      <w:rPr>
+        <w:rFonts w:hint="default" w:ascii="Symbol" w:hAnsi="Symbol" w:eastAsia="Symbol" w:cs="Symbol"/>
+      </w:rPr>
+      <w:start w:val="1"/>
+      <w:suff w:val="tab"/>
+    </w:lvl>
+    <w:lvl w:ilvl="4">
+      <w:isLgl w:val="false"/>
+      <w:lvlJc w:val="left"/>
+      <w:lvlText w:val="o"/>
+      <w:numFmt w:val="bullet"/>
+      <w:pPr>
+        <w:pBdr/>
+        <w:spacing/>
+        <w:ind w:hanging="360" w:left="3589"/>
+      </w:pPr>
+      <w:rPr>
+        <w:rFonts w:hint="default" w:ascii="Courier New" w:hAnsi="Courier New" w:eastAsia="Courier New" w:cs="Courier New"/>
+      </w:rPr>
+      <w:start w:val="1"/>
+      <w:suff w:val="tab"/>
+    </w:lvl>
+    <w:lvl w:ilvl="5">
+      <w:isLgl w:val="false"/>
+      <w:lvlJc w:val="left"/>
+      <w:lvlText w:val="§"/>
+      <w:numFmt w:val="bullet"/>
+      <w:pPr>
+        <w:pBdr/>
+        <w:spacing/>
+        <w:ind w:hanging="360" w:left="4309"/>
+      </w:pPr>
+      <w:rPr>
+        <w:rFonts w:hint="default" w:ascii="Wingdings" w:hAnsi="Wingdings" w:eastAsia="Wingdings" w:cs="Wingdings"/>
+      </w:rPr>
+      <w:start w:val="1"/>
+      <w:suff w:val="tab"/>
+    </w:lvl>
+    <w:lvl w:ilvl="6">
+      <w:isLgl w:val="false"/>
+      <w:lvlJc w:val="left"/>
+      <w:lvlText w:val="·"/>
+      <w:numFmt w:val="bullet"/>
+      <w:pPr>
+        <w:pBdr/>
+        <w:spacing/>
+        <w:ind w:hanging="360" w:left="5029"/>
+      </w:pPr>
+      <w:rPr>
+        <w:rFonts w:hint="default" w:ascii="Symbol" w:hAnsi="Symbol" w:eastAsia="Symbol" w:cs="Symbol"/>
+      </w:rPr>
+      <w:start w:val="1"/>
+      <w:suff w:val="tab"/>
+    </w:lvl>
+    <w:lvl w:ilvl="7">
+      <w:isLgl w:val="false"/>
+      <w:lvlJc w:val="left"/>
+      <w:lvlText w:val="o"/>
+      <w:numFmt w:val="bullet"/>
+      <w:pPr>
+        <w:pBdr/>
+        <w:spacing/>
+        <w:ind w:hanging="360" w:left="5749"/>
+      </w:pPr>
+      <w:rPr>
+        <w:rFonts w:hint="default" w:ascii="Courier New" w:hAnsi="Courier New" w:eastAsia="Courier New" w:cs="Courier New"/>
+      </w:rPr>
+      <w:start w:val="1"/>
+      <w:suff w:val="tab"/>
+    </w:lvl>
+    <w:lvl w:ilvl="8">
+      <w:isLgl w:val="false"/>
+      <w:lvlJc w:val="left"/>
+      <w:lvlText w:val="§"/>
+      <w:numFmt w:val="bullet"/>
+      <w:pPr>
+        <w:pBdr/>
+        <w:spacing/>
+        <w:ind w:hanging="360" w:left="6469"/>
+      </w:pPr>
+      <w:rPr>
+        <w:rFonts w:hint="default" w:ascii="Wingdings" w:hAnsi="Wingdings" w:eastAsia="Wingdings" w:cs="Wingdings"/>
+      </w:rPr>
+      <w:start w:val="1"/>
+      <w:suff w:val="tab"/>
+    </w:lvl>
+  </w:abstractNum>
+  <w:abstractNum w:abstractNumId="12">
     <w:lvl w:ilvl="0">
       <w:isLgl w:val="false"/>
       <w:lvlJc w:val="left"/>
@@ -7413,7 +8151,18 @@
   <w:num w:numId="12">
     <w:abstractNumId w:val="11"/>
   </w:num>
+  <w:num w:numId="13">
+    <w:abstractNumId w:val="12"/>
+  </w:num>
 </w:numbering>
+</file>
+
+<file path=word/people.xml><?xml version="1.0" encoding="utf-8"?>
+<w15:people xmlns:wpc="http://schemas.microsoft.com/office/word/2010/wordprocessingCanvas" xmlns:mc="http://schemas.openxmlformats.org/markup-compatibility/2006" xmlns:o="urn:schemas-microsoft-com:office:office" xmlns:r="http://schemas.openxmlformats.org/officeDocument/2006/relationships" xmlns:m="http://schemas.openxmlformats.org/officeDocument/2006/math" xmlns:v="urn:schemas-microsoft-com:vml" xmlns:wp14="http://schemas.microsoft.com/office/word/2010/wordprocessingDrawing" xmlns:wp="http://schemas.openxmlformats.org/drawingml/2006/wordprocessingDrawing" xmlns:w10="urn:schemas-microsoft-com:office:word" xmlns:w="http://schemas.openxmlformats.org/wordprocessingml/2006/main" xmlns:w14="http://schemas.microsoft.com/office/word/2010/wordml" xmlns:w15="http://schemas.microsoft.com/office/word/2012/wordml" xmlns:wpg="http://schemas.microsoft.com/office/word/2010/wordprocessingGroup" xmlns:wpi="http://schemas.microsoft.com/office/word/2010/wordprocessingInk" xmlns:wne="http://schemas.microsoft.com/office/word/2006/wordml" xmlns:wps="http://schemas.microsoft.com/office/word/2010/wordprocessingShape" mc:Ignorable="w14 w15 wp14">
+  <w15:person w15:author="michele">
+    <w15:presenceInfo w15:providerId="Teamlab" w15:userId="michele"/>
+  </w15:person>
+</w15:people>
 </file>
 
 <file path=word/styles.xml><?xml version="1.0" encoding="utf-8"?>
@@ -7574,9 +8323,9 @@
     <w:lsdException w:name="Bibliography" w:uiPriority="37"/>
     <w:lsdException w:name="TOC Heading" w:uiPriority="39" w:qFormat="1"/>
   </w:latentStyles>
-  <w:style w:type="table" w:styleId="859">
+  <w:style w:type="table" w:styleId="971">
     <w:name w:val="Table Grid"/>
-    <w:basedOn w:val="1044"/>
+    <w:basedOn w:val="1156"/>
     <w:uiPriority w:val="59"/>
     <w:pPr>
       <w:pBdr/>
@@ -7773,9 +8522,9 @@
       </w:tcPr>
     </w:tblStylePr>
   </w:style>
-  <w:style w:type="table" w:styleId="860">
+  <w:style w:type="table" w:styleId="972">
     <w:name w:val="Table Grid Light"/>
-    <w:basedOn w:val="1044"/>
+    <w:basedOn w:val="1156"/>
     <w:uiPriority w:val="59"/>
     <w:pPr>
       <w:pBdr/>
@@ -7972,9 +8721,9 @@
       </w:tcPr>
     </w:tblStylePr>
   </w:style>
-  <w:style w:type="table" w:styleId="861">
+  <w:style w:type="table" w:styleId="973">
     <w:name w:val="Plain Table 1"/>
-    <w:basedOn w:val="1044"/>
+    <w:basedOn w:val="1156"/>
     <w:uiPriority w:val="59"/>
     <w:pPr>
       <w:pBdr/>
@@ -8197,9 +8946,9 @@
       </w:tcPr>
     </w:tblStylePr>
   </w:style>
-  <w:style w:type="table" w:styleId="862">
+  <w:style w:type="table" w:styleId="974">
     <w:name w:val="Plain Table 2"/>
-    <w:basedOn w:val="1044"/>
+    <w:basedOn w:val="1156"/>
     <w:uiPriority w:val="59"/>
     <w:pPr>
       <w:pBdr/>
@@ -8430,9 +9179,9 @@
       </w:tcPr>
     </w:tblStylePr>
   </w:style>
-  <w:style w:type="table" w:styleId="863">
+  <w:style w:type="table" w:styleId="975">
     <w:name w:val="Plain Table 3"/>
-    <w:basedOn w:val="1044"/>
+    <w:basedOn w:val="1156"/>
     <w:uiPriority w:val="99"/>
     <w:pPr>
       <w:pBdr/>
@@ -8660,9 +9409,9 @@
       </w:tcPr>
     </w:tblStylePr>
   </w:style>
-  <w:style w:type="table" w:styleId="864">
+  <w:style w:type="table" w:styleId="976">
     <w:name w:val="Plain Table 4"/>
-    <w:basedOn w:val="1044"/>
+    <w:basedOn w:val="1156"/>
     <w:uiPriority w:val="99"/>
     <w:pPr>
       <w:pBdr/>
@@ -8876,9 +9625,9 @@
       </w:tcPr>
     </w:tblStylePr>
   </w:style>
-  <w:style w:type="table" w:styleId="865">
+  <w:style w:type="table" w:styleId="977">
     <w:name w:val="Plain Table 5"/>
-    <w:basedOn w:val="1044"/>
+    <w:basedOn w:val="1156"/>
     <w:uiPriority w:val="99"/>
     <w:pPr>
       <w:pBdr/>
@@ -9109,9 +9858,9 @@
       </w:tcPr>
     </w:tblStylePr>
   </w:style>
-  <w:style w:type="table" w:styleId="866">
+  <w:style w:type="table" w:styleId="978">
     <w:name w:val="Grid Table 1 Light"/>
-    <w:basedOn w:val="1044"/>
+    <w:basedOn w:val="1156"/>
     <w:uiPriority w:val="99"/>
     <w:pPr>
       <w:pBdr/>
@@ -9332,9 +10081,9 @@
       </w:tcPr>
     </w:tblStylePr>
   </w:style>
-  <w:style w:type="table" w:styleId="867">
+  <w:style w:type="table" w:styleId="979">
     <w:name w:val="Grid Table 1 Light - Accent 1"/>
-    <w:basedOn w:val="1044"/>
+    <w:basedOn w:val="1156"/>
     <w:uiPriority w:val="99"/>
     <w:pPr>
       <w:pBdr/>
@@ -9555,9 +10304,9 @@
       </w:tcPr>
     </w:tblStylePr>
   </w:style>
-  <w:style w:type="table" w:styleId="868">
+  <w:style w:type="table" w:styleId="980">
     <w:name w:val="Grid Table 1 Light - Accent 2"/>
-    <w:basedOn w:val="1044"/>
+    <w:basedOn w:val="1156"/>
     <w:uiPriority w:val="99"/>
     <w:pPr>
       <w:pBdr/>
@@ -9778,9 +10527,9 @@
       </w:tcPr>
     </w:tblStylePr>
   </w:style>
-  <w:style w:type="table" w:styleId="869">
+  <w:style w:type="table" w:styleId="981">
     <w:name w:val="Grid Table 1 Light - Accent 3"/>
-    <w:basedOn w:val="1044"/>
+    <w:basedOn w:val="1156"/>
     <w:uiPriority w:val="99"/>
     <w:pPr>
       <w:pBdr/>
@@ -10001,9 +10750,9 @@
       </w:tcPr>
     </w:tblStylePr>
   </w:style>
-  <w:style w:type="table" w:styleId="870">
+  <w:style w:type="table" w:styleId="982">
     <w:name w:val="Grid Table 1 Light - Accent 4"/>
-    <w:basedOn w:val="1044"/>
+    <w:basedOn w:val="1156"/>
     <w:uiPriority w:val="99"/>
     <w:pPr>
       <w:pBdr/>
@@ -10224,9 +10973,9 @@
       </w:tcPr>
     </w:tblStylePr>
   </w:style>
-  <w:style w:type="table" w:styleId="871">
+  <w:style w:type="table" w:styleId="983">
     <w:name w:val="Grid Table 1 Light - Accent 5"/>
-    <w:basedOn w:val="1044"/>
+    <w:basedOn w:val="1156"/>
     <w:uiPriority w:val="99"/>
     <w:pPr>
       <w:pBdr/>
@@ -10447,9 +11196,9 @@
       </w:tcPr>
     </w:tblStylePr>
   </w:style>
-  <w:style w:type="table" w:styleId="872">
+  <w:style w:type="table" w:styleId="984">
     <w:name w:val="Grid Table 1 Light - Accent 6"/>
-    <w:basedOn w:val="1044"/>
+    <w:basedOn w:val="1156"/>
     <w:uiPriority w:val="99"/>
     <w:pPr>
       <w:pBdr/>
@@ -10670,9 +11419,9 @@
       </w:tcPr>
     </w:tblStylePr>
   </w:style>
-  <w:style w:type="table" w:styleId="873">
+  <w:style w:type="table" w:styleId="985">
     <w:name w:val="Grid Table 2"/>
-    <w:basedOn w:val="1044"/>
+    <w:basedOn w:val="1156"/>
     <w:uiPriority w:val="99"/>
     <w:pPr>
       <w:pBdr/>
@@ -10902,9 +11651,9 @@
       </w:tcPr>
     </w:tblStylePr>
   </w:style>
-  <w:style w:type="table" w:styleId="874">
+  <w:style w:type="table" w:styleId="986">
     <w:name w:val="Grid Table 2 - Accent 1"/>
-    <w:basedOn w:val="1044"/>
+    <w:basedOn w:val="1156"/>
     <w:uiPriority w:val="99"/>
     <w:pPr>
       <w:pBdr/>
@@ -11134,9 +11883,9 @@
       </w:tcPr>
     </w:tblStylePr>
   </w:style>
-  <w:style w:type="table" w:styleId="875">
+  <w:style w:type="table" w:styleId="987">
     <w:name w:val="Grid Table 2 - Accent 2"/>
-    <w:basedOn w:val="1044"/>
+    <w:basedOn w:val="1156"/>
     <w:uiPriority w:val="99"/>
     <w:pPr>
       <w:pBdr/>
@@ -11366,9 +12115,9 @@
       </w:tcPr>
     </w:tblStylePr>
   </w:style>
-  <w:style w:type="table" w:styleId="876">
+  <w:style w:type="table" w:styleId="988">
     <w:name w:val="Grid Table 2 - Accent 3"/>
-    <w:basedOn w:val="1044"/>
+    <w:basedOn w:val="1156"/>
     <w:uiPriority w:val="99"/>
     <w:pPr>
       <w:pBdr/>
@@ -11598,9 +12347,9 @@
       </w:tcPr>
     </w:tblStylePr>
   </w:style>
-  <w:style w:type="table" w:styleId="877">
+  <w:style w:type="table" w:styleId="989">
     <w:name w:val="Grid Table 2 - Accent 4"/>
-    <w:basedOn w:val="1044"/>
+    <w:basedOn w:val="1156"/>
     <w:uiPriority w:val="99"/>
     <w:pPr>
       <w:pBdr/>
@@ -11830,9 +12579,9 @@
       </w:tcPr>
     </w:tblStylePr>
   </w:style>
-  <w:style w:type="table" w:styleId="878">
+  <w:style w:type="table" w:styleId="990">
     <w:name w:val="Grid Table 2 - Accent 5"/>
-    <w:basedOn w:val="1044"/>
+    <w:basedOn w:val="1156"/>
     <w:uiPriority w:val="99"/>
     <w:pPr>
       <w:pBdr/>
@@ -12062,9 +12811,9 @@
       </w:tcPr>
     </w:tblStylePr>
   </w:style>
-  <w:style w:type="table" w:styleId="879">
+  <w:style w:type="table" w:styleId="991">
     <w:name w:val="Grid Table 2 - Accent 6"/>
-    <w:basedOn w:val="1044"/>
+    <w:basedOn w:val="1156"/>
     <w:uiPriority w:val="99"/>
     <w:pPr>
       <w:pBdr/>
@@ -12294,9 +13043,9 @@
       </w:tcPr>
     </w:tblStylePr>
   </w:style>
-  <w:style w:type="table" w:styleId="880">
+  <w:style w:type="table" w:styleId="992">
     <w:name w:val="Grid Table 3"/>
-    <w:basedOn w:val="1044"/>
+    <w:basedOn w:val="1156"/>
     <w:uiPriority w:val="99"/>
     <w:pPr>
       <w:pBdr/>
@@ -12539,9 +13288,9 @@
       </w:tcPr>
     </w:tblStylePr>
   </w:style>
-  <w:style w:type="table" w:styleId="881">
+  <w:style w:type="table" w:styleId="993">
     <w:name w:val="Grid Table 3 - Accent 1"/>
-    <w:basedOn w:val="1044"/>
+    <w:basedOn w:val="1156"/>
     <w:uiPriority w:val="99"/>
     <w:pPr>
       <w:pBdr/>
@@ -12784,9 +13533,9 @@
       </w:tcPr>
     </w:tblStylePr>
   </w:style>
-  <w:style w:type="table" w:styleId="882">
+  <w:style w:type="table" w:styleId="994">
     <w:name w:val="Grid Table 3 - Accent 2"/>
-    <w:basedOn w:val="1044"/>
+    <w:basedOn w:val="1156"/>
     <w:uiPriority w:val="99"/>
     <w:pPr>
       <w:pBdr/>
@@ -13029,9 +13778,9 @@
       </w:tcPr>
     </w:tblStylePr>
   </w:style>
-  <w:style w:type="table" w:styleId="883">
+  <w:style w:type="table" w:styleId="995">
     <w:name w:val="Grid Table 3 - Accent 3"/>
-    <w:basedOn w:val="1044"/>
+    <w:basedOn w:val="1156"/>
     <w:uiPriority w:val="99"/>
     <w:pPr>
       <w:pBdr/>
@@ -13274,9 +14023,9 @@
       </w:tcPr>
     </w:tblStylePr>
   </w:style>
-  <w:style w:type="table" w:styleId="884">
+  <w:style w:type="table" w:styleId="996">
     <w:name w:val="Grid Table 3 - Accent 4"/>
-    <w:basedOn w:val="1044"/>
+    <w:basedOn w:val="1156"/>
     <w:uiPriority w:val="99"/>
     <w:pPr>
       <w:pBdr/>
@@ -13519,9 +14268,9 @@
       </w:tcPr>
     </w:tblStylePr>
   </w:style>
-  <w:style w:type="table" w:styleId="885">
+  <w:style w:type="table" w:styleId="997">
     <w:name w:val="Grid Table 3 - Accent 5"/>
-    <w:basedOn w:val="1044"/>
+    <w:basedOn w:val="1156"/>
     <w:uiPriority w:val="99"/>
     <w:pPr>
       <w:pBdr/>
@@ -13764,9 +14513,9 @@
       </w:tcPr>
     </w:tblStylePr>
   </w:style>
-  <w:style w:type="table" w:styleId="886">
+  <w:style w:type="table" w:styleId="998">
     <w:name w:val="Grid Table 3 - Accent 6"/>
-    <w:basedOn w:val="1044"/>
+    <w:basedOn w:val="1156"/>
     <w:uiPriority w:val="99"/>
     <w:pPr>
       <w:pBdr/>
@@ -14009,9 +14758,9 @@
       </w:tcPr>
     </w:tblStylePr>
   </w:style>
-  <w:style w:type="table" w:styleId="887">
+  <w:style w:type="table" w:styleId="999">
     <w:name w:val="Grid Table 4"/>
-    <w:basedOn w:val="1044"/>
+    <w:basedOn w:val="1156"/>
     <w:uiPriority w:val="59"/>
     <w:pPr>
       <w:pBdr/>
@@ -14242,9 +14991,9 @@
       </w:tcPr>
     </w:tblStylePr>
   </w:style>
-  <w:style w:type="table" w:styleId="888">
+  <w:style w:type="table" w:styleId="1000">
     <w:name w:val="Grid Table 4 - Accent 1"/>
-    <w:basedOn w:val="1044"/>
+    <w:basedOn w:val="1156"/>
     <w:uiPriority w:val="59"/>
     <w:pPr>
       <w:pBdr/>
@@ -14475,9 +15224,9 @@
       </w:tcPr>
     </w:tblStylePr>
   </w:style>
-  <w:style w:type="table" w:styleId="889">
+  <w:style w:type="table" w:styleId="1001">
     <w:name w:val="Grid Table 4 - Accent 2"/>
-    <w:basedOn w:val="1044"/>
+    <w:basedOn w:val="1156"/>
     <w:uiPriority w:val="59"/>
     <w:pPr>
       <w:pBdr/>
@@ -14708,9 +15457,9 @@
       </w:tcPr>
     </w:tblStylePr>
   </w:style>
-  <w:style w:type="table" w:styleId="890">
+  <w:style w:type="table" w:styleId="1002">
     <w:name w:val="Grid Table 4 - Accent 3"/>
-    <w:basedOn w:val="1044"/>
+    <w:basedOn w:val="1156"/>
     <w:uiPriority w:val="59"/>
     <w:pPr>
       <w:pBdr/>
@@ -14941,9 +15690,9 @@
       </w:tcPr>
     </w:tblStylePr>
   </w:style>
-  <w:style w:type="table" w:styleId="891">
+  <w:style w:type="table" w:styleId="1003">
     <w:name w:val="Grid Table 4 - Accent 4"/>
-    <w:basedOn w:val="1044"/>
+    <w:basedOn w:val="1156"/>
     <w:uiPriority w:val="59"/>
     <w:pPr>
       <w:pBdr/>
@@ -15174,9 +15923,9 @@
       </w:tcPr>
     </w:tblStylePr>
   </w:style>
-  <w:style w:type="table" w:styleId="892">
+  <w:style w:type="table" w:styleId="1004">
     <w:name w:val="Grid Table 4 - Accent 5"/>
-    <w:basedOn w:val="1044"/>
+    <w:basedOn w:val="1156"/>
     <w:uiPriority w:val="59"/>
     <w:pPr>
       <w:pBdr/>
@@ -15407,9 +16156,9 @@
       </w:tcPr>
     </w:tblStylePr>
   </w:style>
-  <w:style w:type="table" w:styleId="893">
+  <w:style w:type="table" w:styleId="1005">
     <w:name w:val="Grid Table 4 - Accent 6"/>
-    <w:basedOn w:val="1044"/>
+    <w:basedOn w:val="1156"/>
     <w:uiPriority w:val="59"/>
     <w:pPr>
       <w:pBdr/>
@@ -15640,9 +16389,9 @@
       </w:tcPr>
     </w:tblStylePr>
   </w:style>
-  <w:style w:type="table" w:styleId="894">
+  <w:style w:type="table" w:styleId="1006">
     <w:name w:val="Grid Table 5 Dark"/>
-    <w:basedOn w:val="1044"/>
+    <w:basedOn w:val="1156"/>
     <w:uiPriority w:val="99"/>
     <w:pPr>
       <w:pBdr/>
@@ -15868,9 +16617,9 @@
       </w:tcPr>
     </w:tblStylePr>
   </w:style>
-  <w:style w:type="table" w:styleId="895">
+  <w:style w:type="table" w:styleId="1007">
     <w:name w:val="Grid Table 5 Dark- Accent 1"/>
-    <w:basedOn w:val="1044"/>
+    <w:basedOn w:val="1156"/>
     <w:uiPriority w:val="99"/>
     <w:pPr>
       <w:pBdr/>
@@ -16096,9 +16845,9 @@
       </w:tcPr>
     </w:tblStylePr>
   </w:style>
-  <w:style w:type="table" w:styleId="896">
+  <w:style w:type="table" w:styleId="1008">
     <w:name w:val="Grid Table 5 Dark - Accent 2"/>
-    <w:basedOn w:val="1044"/>
+    <w:basedOn w:val="1156"/>
     <w:uiPriority w:val="99"/>
     <w:pPr>
       <w:pBdr/>
@@ -16324,9 +17073,9 @@
       </w:tcPr>
     </w:tblStylePr>
   </w:style>
-  <w:style w:type="table" w:styleId="897">
+  <w:style w:type="table" w:styleId="1009">
     <w:name w:val="Grid Table 5 Dark - Accent 3"/>
-    <w:basedOn w:val="1044"/>
+    <w:basedOn w:val="1156"/>
     <w:uiPriority w:val="99"/>
     <w:pPr>
       <w:pBdr/>
@@ -16552,9 +17301,9 @@
       </w:tcPr>
     </w:tblStylePr>
   </w:style>
-  <w:style w:type="table" w:styleId="898">
+  <w:style w:type="table" w:styleId="1010">
     <w:name w:val="Grid Table 5 Dark- Accent 4"/>
-    <w:basedOn w:val="1044"/>
+    <w:basedOn w:val="1156"/>
     <w:uiPriority w:val="99"/>
     <w:pPr>
       <w:pBdr/>
@@ -16780,9 +17529,9 @@
       </w:tcPr>
     </w:tblStylePr>
   </w:style>
-  <w:style w:type="table" w:styleId="899">
+  <w:style w:type="table" w:styleId="1011">
     <w:name w:val="Grid Table 5 Dark - Accent 5"/>
-    <w:basedOn w:val="1044"/>
+    <w:basedOn w:val="1156"/>
     <w:uiPriority w:val="99"/>
     <w:pPr>
       <w:pBdr/>
@@ -17008,9 +17757,9 @@
       </w:tcPr>
     </w:tblStylePr>
   </w:style>
-  <w:style w:type="table" w:styleId="900">
+  <w:style w:type="table" w:styleId="1012">
     <w:name w:val="Grid Table 5 Dark - Accent 6"/>
-    <w:basedOn w:val="1044"/>
+    <w:basedOn w:val="1156"/>
     <w:uiPriority w:val="99"/>
     <w:pPr>
       <w:pBdr/>
@@ -17236,9 +17985,9 @@
       </w:tcPr>
     </w:tblStylePr>
   </w:style>
-  <w:style w:type="table" w:styleId="901">
+  <w:style w:type="table" w:styleId="1013">
     <w:name w:val="Grid Table 6 Colorful"/>
-    <w:basedOn w:val="1044"/>
+    <w:basedOn w:val="1156"/>
     <w:uiPriority w:val="99"/>
     <w:pPr>
       <w:pBdr/>
@@ -17466,9 +18215,9 @@
       </w:tcPr>
     </w:tblStylePr>
   </w:style>
-  <w:style w:type="table" w:styleId="902">
+  <w:style w:type="table" w:styleId="1014">
     <w:name w:val="Grid Table 6 Colorful - Accent 1"/>
-    <w:basedOn w:val="1044"/>
+    <w:basedOn w:val="1156"/>
     <w:uiPriority w:val="99"/>
     <w:pPr>
       <w:pBdr/>
@@ -17696,9 +18445,9 @@
       </w:tcPr>
     </w:tblStylePr>
   </w:style>
-  <w:style w:type="table" w:styleId="903">
+  <w:style w:type="table" w:styleId="1015">
     <w:name w:val="Grid Table 6 Colorful - Accent 2"/>
-    <w:basedOn w:val="1044"/>
+    <w:basedOn w:val="1156"/>
     <w:uiPriority w:val="99"/>
     <w:pPr>
       <w:pBdr/>
@@ -17926,9 +18675,9 @@
       </w:tcPr>
     </w:tblStylePr>
   </w:style>
-  <w:style w:type="table" w:styleId="904">
+  <w:style w:type="table" w:styleId="1016">
     <w:name w:val="Grid Table 6 Colorful - Accent 3"/>
-    <w:basedOn w:val="1044"/>
+    <w:basedOn w:val="1156"/>
     <w:uiPriority w:val="99"/>
     <w:pPr>
       <w:pBdr/>
@@ -18156,9 +18905,9 @@
       </w:tcPr>
     </w:tblStylePr>
   </w:style>
-  <w:style w:type="table" w:styleId="905">
+  <w:style w:type="table" w:styleId="1017">
     <w:name w:val="Grid Table 6 Colorful - Accent 4"/>
-    <w:basedOn w:val="1044"/>
+    <w:basedOn w:val="1156"/>
     <w:uiPriority w:val="99"/>
     <w:pPr>
       <w:pBdr/>
@@ -18386,9 +19135,9 @@
       </w:tcPr>
     </w:tblStylePr>
   </w:style>
-  <w:style w:type="table" w:styleId="906">
+  <w:style w:type="table" w:styleId="1018">
     <w:name w:val="Grid Table 6 Colorful - Accent 5"/>
-    <w:basedOn w:val="1044"/>
+    <w:basedOn w:val="1156"/>
     <w:uiPriority w:val="99"/>
     <w:pPr>
       <w:pBdr/>
@@ -18616,9 +19365,9 @@
       </w:tcPr>
     </w:tblStylePr>
   </w:style>
-  <w:style w:type="table" w:styleId="907">
+  <w:style w:type="table" w:styleId="1019">
     <w:name w:val="Grid Table 6 Colorful - Accent 6"/>
-    <w:basedOn w:val="1044"/>
+    <w:basedOn w:val="1156"/>
     <w:uiPriority w:val="99"/>
     <w:pPr>
       <w:pBdr/>
@@ -18846,9 +19595,9 @@
       </w:tcPr>
     </w:tblStylePr>
   </w:style>
-  <w:style w:type="table" w:styleId="908">
+  <w:style w:type="table" w:styleId="1020">
     <w:name w:val="Grid Table 7 Colorful"/>
-    <w:basedOn w:val="1044"/>
+    <w:basedOn w:val="1156"/>
     <w:uiPriority w:val="99"/>
     <w:pPr>
       <w:pBdr/>
@@ -19100,9 +19849,9 @@
       </w:tcPr>
     </w:tblStylePr>
   </w:style>
-  <w:style w:type="table" w:styleId="909">
+  <w:style w:type="table" w:styleId="1021">
     <w:name w:val="Grid Table 7 Colorful - Accent 1"/>
-    <w:basedOn w:val="1044"/>
+    <w:basedOn w:val="1156"/>
     <w:uiPriority w:val="99"/>
     <w:pPr>
       <w:pBdr/>
@@ -19354,9 +20103,9 @@
       </w:tcPr>
     </w:tblStylePr>
   </w:style>
-  <w:style w:type="table" w:styleId="910">
+  <w:style w:type="table" w:styleId="1022">
     <w:name w:val="Grid Table 7 Colorful - Accent 2"/>
-    <w:basedOn w:val="1044"/>
+    <w:basedOn w:val="1156"/>
     <w:uiPriority w:val="99"/>
     <w:pPr>
       <w:pBdr/>
@@ -19608,9 +20357,9 @@
       </w:tcPr>
     </w:tblStylePr>
   </w:style>
-  <w:style w:type="table" w:styleId="911">
+  <w:style w:type="table" w:styleId="1023">
     <w:name w:val="Grid Table 7 Colorful - Accent 3"/>
-    <w:basedOn w:val="1044"/>
+    <w:basedOn w:val="1156"/>
     <w:uiPriority w:val="99"/>
     <w:pPr>
       <w:pBdr/>
@@ -19862,9 +20611,9 @@
       </w:tcPr>
     </w:tblStylePr>
   </w:style>
-  <w:style w:type="table" w:styleId="912">
+  <w:style w:type="table" w:styleId="1024">
     <w:name w:val="Grid Table 7 Colorful - Accent 4"/>
-    <w:basedOn w:val="1044"/>
+    <w:basedOn w:val="1156"/>
     <w:uiPriority w:val="99"/>
     <w:pPr>
       <w:pBdr/>
@@ -20116,9 +20865,9 @@
       </w:tcPr>
     </w:tblStylePr>
   </w:style>
-  <w:style w:type="table" w:styleId="913">
+  <w:style w:type="table" w:styleId="1025">
     <w:name w:val="Grid Table 7 Colorful - Accent 5"/>
-    <w:basedOn w:val="1044"/>
+    <w:basedOn w:val="1156"/>
     <w:uiPriority w:val="99"/>
     <w:pPr>
       <w:pBdr/>
@@ -20370,9 +21119,9 @@
       </w:tcPr>
     </w:tblStylePr>
   </w:style>
-  <w:style w:type="table" w:styleId="914">
+  <w:style w:type="table" w:styleId="1026">
     <w:name w:val="Grid Table 7 Colorful - Accent 6"/>
-    <w:basedOn w:val="1044"/>
+    <w:basedOn w:val="1156"/>
     <w:uiPriority w:val="99"/>
     <w:pPr>
       <w:pBdr/>
@@ -20624,9 +21373,9 @@
       </w:tcPr>
     </w:tblStylePr>
   </w:style>
-  <w:style w:type="table" w:styleId="915">
+  <w:style w:type="table" w:styleId="1027">
     <w:name w:val="List Table 1 Light"/>
-    <w:basedOn w:val="1044"/>
+    <w:basedOn w:val="1156"/>
     <w:uiPriority w:val="99"/>
     <w:pPr>
       <w:pBdr/>
@@ -20840,9 +21589,9 @@
       </w:tcPr>
     </w:tblStylePr>
   </w:style>
-  <w:style w:type="table" w:styleId="916">
+  <w:style w:type="table" w:styleId="1028">
     <w:name w:val="List Table 1 Light - Accent 1"/>
-    <w:basedOn w:val="1044"/>
+    <w:basedOn w:val="1156"/>
     <w:uiPriority w:val="99"/>
     <w:pPr>
       <w:pBdr/>
@@ -21056,9 +21805,9 @@
       </w:tcPr>
     </w:tblStylePr>
   </w:style>
-  <w:style w:type="table" w:styleId="917">
+  <w:style w:type="table" w:styleId="1029">
     <w:name w:val="List Table 1 Light - Accent 2"/>
-    <w:basedOn w:val="1044"/>
+    <w:basedOn w:val="1156"/>
     <w:uiPriority w:val="99"/>
     <w:pPr>
       <w:pBdr/>
@@ -21272,9 +22021,9 @@
       </w:tcPr>
     </w:tblStylePr>
   </w:style>
-  <w:style w:type="table" w:styleId="918">
+  <w:style w:type="table" w:styleId="1030">
     <w:name w:val="List Table 1 Light - Accent 3"/>
-    <w:basedOn w:val="1044"/>
+    <w:basedOn w:val="1156"/>
     <w:uiPriority w:val="99"/>
     <w:pPr>
       <w:pBdr/>
@@ -21488,9 +22237,9 @@
       </w:tcPr>
     </w:tblStylePr>
   </w:style>
-  <w:style w:type="table" w:styleId="919">
+  <w:style w:type="table" w:styleId="1031">
     <w:name w:val="List Table 1 Light - Accent 4"/>
-    <w:basedOn w:val="1044"/>
+    <w:basedOn w:val="1156"/>
     <w:uiPriority w:val="99"/>
     <w:pPr>
       <w:pBdr/>
@@ -21704,9 +22453,9 @@
       </w:tcPr>
     </w:tblStylePr>
   </w:style>
-  <w:style w:type="table" w:styleId="920">
+  <w:style w:type="table" w:styleId="1032">
     <w:name w:val="List Table 1 Light - Accent 5"/>
-    <w:basedOn w:val="1044"/>
+    <w:basedOn w:val="1156"/>
     <w:uiPriority w:val="99"/>
     <w:pPr>
       <w:pBdr/>
@@ -21920,9 +22669,9 @@
       </w:tcPr>
     </w:tblStylePr>
   </w:style>
-  <w:style w:type="table" w:styleId="921">
+  <w:style w:type="table" w:styleId="1033">
     <w:name w:val="List Table 1 Light - Accent 6"/>
-    <w:basedOn w:val="1044"/>
+    <w:basedOn w:val="1156"/>
     <w:uiPriority w:val="99"/>
     <w:pPr>
       <w:pBdr/>
@@ -22136,9 +22885,9 @@
       </w:tcPr>
     </w:tblStylePr>
   </w:style>
-  <w:style w:type="table" w:styleId="922">
+  <w:style w:type="table" w:styleId="1034">
     <w:name w:val="List Table 2"/>
-    <w:basedOn w:val="1044"/>
+    <w:basedOn w:val="1156"/>
     <w:uiPriority w:val="99"/>
     <w:pPr>
       <w:pBdr/>
@@ -22374,9 +23123,9 @@
       </w:tcPr>
     </w:tblStylePr>
   </w:style>
-  <w:style w:type="table" w:styleId="923">
+  <w:style w:type="table" w:styleId="1035">
     <w:name w:val="List Table 2 - Accent 1"/>
-    <w:basedOn w:val="1044"/>
+    <w:basedOn w:val="1156"/>
     <w:uiPriority w:val="99"/>
     <w:pPr>
       <w:pBdr/>
@@ -22612,9 +23361,9 @@
       </w:tcPr>
     </w:tblStylePr>
   </w:style>
-  <w:style w:type="table" w:styleId="924">
+  <w:style w:type="table" w:styleId="1036">
     <w:name w:val="List Table 2 - Accent 2"/>
-    <w:basedOn w:val="1044"/>
+    <w:basedOn w:val="1156"/>
     <w:uiPriority w:val="99"/>
     <w:pPr>
       <w:pBdr/>
@@ -22850,9 +23599,9 @@
       </w:tcPr>
     </w:tblStylePr>
   </w:style>
-  <w:style w:type="table" w:styleId="925">
+  <w:style w:type="table" w:styleId="1037">
     <w:name w:val="List Table 2 - Accent 3"/>
-    <w:basedOn w:val="1044"/>
+    <w:basedOn w:val="1156"/>
     <w:uiPriority w:val="99"/>
     <w:pPr>
       <w:pBdr/>
@@ -23088,9 +23837,9 @@
       </w:tcPr>
     </w:tblStylePr>
   </w:style>
-  <w:style w:type="table" w:styleId="926">
+  <w:style w:type="table" w:styleId="1038">
     <w:name w:val="List Table 2 - Accent 4"/>
-    <w:basedOn w:val="1044"/>
+    <w:basedOn w:val="1156"/>
     <w:uiPriority w:val="99"/>
     <w:pPr>
       <w:pBdr/>
@@ -23326,9 +24075,9 @@
       </w:tcPr>
     </w:tblStylePr>
   </w:style>
-  <w:style w:type="table" w:styleId="927">
+  <w:style w:type="table" w:styleId="1039">
     <w:name w:val="List Table 2 - Accent 5"/>
-    <w:basedOn w:val="1044"/>
+    <w:basedOn w:val="1156"/>
     <w:uiPriority w:val="99"/>
     <w:pPr>
       <w:pBdr/>
@@ -23564,9 +24313,9 @@
       </w:tcPr>
     </w:tblStylePr>
   </w:style>
-  <w:style w:type="table" w:styleId="928">
+  <w:style w:type="table" w:styleId="1040">
     <w:name w:val="List Table 2 - Accent 6"/>
-    <w:basedOn w:val="1044"/>
+    <w:basedOn w:val="1156"/>
     <w:uiPriority w:val="99"/>
     <w:pPr>
       <w:pBdr/>
@@ -23802,9 +24551,9 @@
       </w:tcPr>
     </w:tblStylePr>
   </w:style>
-  <w:style w:type="table" w:styleId="929">
+  <w:style w:type="table" w:styleId="1041">
     <w:name w:val="List Table 3"/>
-    <w:basedOn w:val="1044"/>
+    <w:basedOn w:val="1156"/>
     <w:uiPriority w:val="99"/>
     <w:pPr>
       <w:pBdr/>
@@ -24030,9 +24779,9 @@
       </w:tcPr>
     </w:tblStylePr>
   </w:style>
-  <w:style w:type="table" w:styleId="930">
+  <w:style w:type="table" w:styleId="1042">
     <w:name w:val="List Table 3 - Accent 1"/>
-    <w:basedOn w:val="1044"/>
+    <w:basedOn w:val="1156"/>
     <w:uiPriority w:val="99"/>
     <w:pPr>
       <w:pBdr/>
@@ -24258,9 +25007,9 @@
       </w:tcPr>
     </w:tblStylePr>
   </w:style>
-  <w:style w:type="table" w:styleId="931">
+  <w:style w:type="table" w:styleId="1043">
     <w:name w:val="List Table 3 - Accent 2"/>
-    <w:basedOn w:val="1044"/>
+    <w:basedOn w:val="1156"/>
     <w:uiPriority w:val="99"/>
     <w:pPr>
       <w:pBdr/>
@@ -24486,9 +25235,9 @@
       </w:tcPr>
     </w:tblStylePr>
   </w:style>
-  <w:style w:type="table" w:styleId="932">
+  <w:style w:type="table" w:styleId="1044">
     <w:name w:val="List Table 3 - Accent 3"/>
-    <w:basedOn w:val="1044"/>
+    <w:basedOn w:val="1156"/>
     <w:uiPriority w:val="99"/>
     <w:pPr>
       <w:pBdr/>
@@ -24714,9 +25463,9 @@
       </w:tcPr>
     </w:tblStylePr>
   </w:style>
-  <w:style w:type="table" w:styleId="933">
+  <w:style w:type="table" w:styleId="1045">
     <w:name w:val="List Table 3 - Accent 4"/>
-    <w:basedOn w:val="1044"/>
+    <w:basedOn w:val="1156"/>
     <w:uiPriority w:val="99"/>
     <w:pPr>
       <w:pBdr/>
@@ -24942,9 +25691,9 @@
       </w:tcPr>
     </w:tblStylePr>
   </w:style>
-  <w:style w:type="table" w:styleId="934">
+  <w:style w:type="table" w:styleId="1046">
     <w:name w:val="List Table 3 - Accent 5"/>
-    <w:basedOn w:val="1044"/>
+    <w:basedOn w:val="1156"/>
     <w:uiPriority w:val="99"/>
     <w:pPr>
       <w:pBdr/>
@@ -25170,9 +25919,9 @@
       </w:tcPr>
     </w:tblStylePr>
   </w:style>
-  <w:style w:type="table" w:styleId="935">
+  <w:style w:type="table" w:styleId="1047">
     <w:name w:val="List Table 3 - Accent 6"/>
-    <w:basedOn w:val="1044"/>
+    <w:basedOn w:val="1156"/>
     <w:uiPriority w:val="99"/>
     <w:pPr>
       <w:pBdr/>
@@ -25398,9 +26147,9 @@
       </w:tcPr>
     </w:tblStylePr>
   </w:style>
-  <w:style w:type="table" w:styleId="936">
+  <w:style w:type="table" w:styleId="1048">
     <w:name w:val="List Table 4"/>
-    <w:basedOn w:val="1044"/>
+    <w:basedOn w:val="1156"/>
     <w:uiPriority w:val="99"/>
     <w:pPr>
       <w:pBdr/>
@@ -25623,9 +26372,9 @@
       </w:tcPr>
     </w:tblStylePr>
   </w:style>
-  <w:style w:type="table" w:styleId="937">
+  <w:style w:type="table" w:styleId="1049">
     <w:name w:val="List Table 4 - Accent 1"/>
-    <w:basedOn w:val="1044"/>
+    <w:basedOn w:val="1156"/>
     <w:uiPriority w:val="99"/>
     <w:pPr>
       <w:pBdr/>
@@ -25848,9 +26597,9 @@
       </w:tcPr>
     </w:tblStylePr>
   </w:style>
-  <w:style w:type="table" w:styleId="938">
+  <w:style w:type="table" w:styleId="1050">
     <w:name w:val="List Table 4 - Accent 2"/>
-    <w:basedOn w:val="1044"/>
+    <w:basedOn w:val="1156"/>
     <w:uiPriority w:val="99"/>
     <w:pPr>
       <w:pBdr/>
@@ -26073,9 +26822,9 @@
       </w:tcPr>
     </w:tblStylePr>
   </w:style>
-  <w:style w:type="table" w:styleId="939">
+  <w:style w:type="table" w:styleId="1051">
     <w:name w:val="List Table 4 - Accent 3"/>
-    <w:basedOn w:val="1044"/>
+    <w:basedOn w:val="1156"/>
     <w:uiPriority w:val="99"/>
     <w:pPr>
       <w:pBdr/>
@@ -26298,9 +27047,9 @@
       </w:tcPr>
     </w:tblStylePr>
   </w:style>
-  <w:style w:type="table" w:styleId="940">
+  <w:style w:type="table" w:styleId="1052">
     <w:name w:val="List Table 4 - Accent 4"/>
-    <w:basedOn w:val="1044"/>
+    <w:basedOn w:val="1156"/>
     <w:uiPriority w:val="99"/>
     <w:pPr>
       <w:pBdr/>
@@ -26523,9 +27272,9 @@
       </w:tcPr>
     </w:tblStylePr>
   </w:style>
-  <w:style w:type="table" w:styleId="941">
+  <w:style w:type="table" w:styleId="1053">
     <w:name w:val="List Table 4 - Accent 5"/>
-    <w:basedOn w:val="1044"/>
+    <w:basedOn w:val="1156"/>
     <w:uiPriority w:val="99"/>
     <w:pPr>
       <w:pBdr/>
@@ -26748,9 +27497,9 @@
       </w:tcPr>
     </w:tblStylePr>
   </w:style>
-  <w:style w:type="table" w:styleId="942">
+  <w:style w:type="table" w:styleId="1054">
     <w:name w:val="List Table 4 - Accent 6"/>
-    <w:basedOn w:val="1044"/>
+    <w:basedOn w:val="1156"/>
     <w:uiPriority w:val="99"/>
     <w:pPr>
       <w:pBdr/>
@@ -26973,9 +27722,9 @@
       </w:tcPr>
     </w:tblStylePr>
   </w:style>
-  <w:style w:type="table" w:styleId="943">
+  <w:style w:type="table" w:styleId="1055">
     <w:name w:val="List Table 5 Dark"/>
-    <w:basedOn w:val="1044"/>
+    <w:basedOn w:val="1156"/>
     <w:uiPriority w:val="99"/>
     <w:pPr>
       <w:pBdr/>
@@ -27215,9 +27964,9 @@
       </w:tcPr>
     </w:tblStylePr>
   </w:style>
-  <w:style w:type="table" w:styleId="944">
+  <w:style w:type="table" w:styleId="1056">
     <w:name w:val="List Table 5 Dark - Accent 1"/>
-    <w:basedOn w:val="1044"/>
+    <w:basedOn w:val="1156"/>
     <w:uiPriority w:val="99"/>
     <w:pPr>
       <w:pBdr/>
@@ -27457,9 +28206,9 @@
       </w:tcPr>
     </w:tblStylePr>
   </w:style>
-  <w:style w:type="table" w:styleId="945">
+  <w:style w:type="table" w:styleId="1057">
     <w:name w:val="List Table 5 Dark - Accent 2"/>
-    <w:basedOn w:val="1044"/>
+    <w:basedOn w:val="1156"/>
     <w:uiPriority w:val="99"/>
     <w:pPr>
       <w:pBdr/>
@@ -27699,9 +28448,9 @@
       </w:tcPr>
     </w:tblStylePr>
   </w:style>
-  <w:style w:type="table" w:styleId="946">
+  <w:style w:type="table" w:styleId="1058">
     <w:name w:val="List Table 5 Dark - Accent 3"/>
-    <w:basedOn w:val="1044"/>
+    <w:basedOn w:val="1156"/>
     <w:uiPriority w:val="99"/>
     <w:pPr>
       <w:pBdr/>
@@ -27941,9 +28690,9 @@
       </w:tcPr>
     </w:tblStylePr>
   </w:style>
-  <w:style w:type="table" w:styleId="947">
+  <w:style w:type="table" w:styleId="1059">
     <w:name w:val="List Table 5 Dark - Accent 4"/>
-    <w:basedOn w:val="1044"/>
+    <w:basedOn w:val="1156"/>
     <w:uiPriority w:val="99"/>
     <w:pPr>
       <w:pBdr/>
@@ -28183,9 +28932,9 @@
       </w:tcPr>
     </w:tblStylePr>
   </w:style>
-  <w:style w:type="table" w:styleId="948">
+  <w:style w:type="table" w:styleId="1060">
     <w:name w:val="List Table 5 Dark - Accent 5"/>
-    <w:basedOn w:val="1044"/>
+    <w:basedOn w:val="1156"/>
     <w:uiPriority w:val="99"/>
     <w:pPr>
       <w:pBdr/>
@@ -28425,9 +29174,9 @@
       </w:tcPr>
     </w:tblStylePr>
   </w:style>
-  <w:style w:type="table" w:styleId="949">
+  <w:style w:type="table" w:styleId="1061">
     <w:name w:val="List Table 5 Dark - Accent 6"/>
-    <w:basedOn w:val="1044"/>
+    <w:basedOn w:val="1156"/>
     <w:uiPriority w:val="99"/>
     <w:pPr>
       <w:pBdr/>
@@ -28667,9 +29416,9 @@
       </w:tcPr>
     </w:tblStylePr>
   </w:style>
-  <w:style w:type="table" w:styleId="950">
+  <w:style w:type="table" w:styleId="1062">
     <w:name w:val="List Table 6 Colorful"/>
-    <w:basedOn w:val="1044"/>
+    <w:basedOn w:val="1156"/>
     <w:uiPriority w:val="99"/>
     <w:pPr>
       <w:pBdr/>
@@ -28890,9 +29639,9 @@
       </w:tcPr>
     </w:tblStylePr>
   </w:style>
-  <w:style w:type="table" w:styleId="951">
+  <w:style w:type="table" w:styleId="1063">
     <w:name w:val="List Table 6 Colorful - Accent 1"/>
-    <w:basedOn w:val="1044"/>
+    <w:basedOn w:val="1156"/>
     <w:uiPriority w:val="99"/>
     <w:pPr>
       <w:pBdr/>
@@ -29113,9 +29862,9 @@
       </w:tcPr>
     </w:tblStylePr>
   </w:style>
-  <w:style w:type="table" w:styleId="952">
+  <w:style w:type="table" w:styleId="1064">
     <w:name w:val="List Table 6 Colorful - Accent 2"/>
-    <w:basedOn w:val="1044"/>
+    <w:basedOn w:val="1156"/>
     <w:uiPriority w:val="99"/>
     <w:pPr>
       <w:pBdr/>
@@ -29336,9 +30085,9 @@
       </w:tcPr>
     </w:tblStylePr>
   </w:style>
-  <w:style w:type="table" w:styleId="953">
+  <w:style w:type="table" w:styleId="1065">
     <w:name w:val="List Table 6 Colorful - Accent 3"/>
-    <w:basedOn w:val="1044"/>
+    <w:basedOn w:val="1156"/>
     <w:uiPriority w:val="99"/>
     <w:pPr>
       <w:pBdr/>
@@ -29559,9 +30308,9 @@
       </w:tcPr>
     </w:tblStylePr>
   </w:style>
-  <w:style w:type="table" w:styleId="954">
+  <w:style w:type="table" w:styleId="1066">
     <w:name w:val="List Table 6 Colorful - Accent 4"/>
-    <w:basedOn w:val="1044"/>
+    <w:basedOn w:val="1156"/>
     <w:uiPriority w:val="99"/>
     <w:pPr>
       <w:pBdr/>
@@ -29782,9 +30531,9 @@
       </w:tcPr>
     </w:tblStylePr>
   </w:style>
-  <w:style w:type="table" w:styleId="955">
+  <w:style w:type="table" w:styleId="1067">
     <w:name w:val="List Table 6 Colorful - Accent 5"/>
-    <w:basedOn w:val="1044"/>
+    <w:basedOn w:val="1156"/>
     <w:uiPriority w:val="99"/>
     <w:pPr>
       <w:pBdr/>
@@ -30005,9 +30754,9 @@
       </w:tcPr>
     </w:tblStylePr>
   </w:style>
-  <w:style w:type="table" w:styleId="956">
+  <w:style w:type="table" w:styleId="1068">
     <w:name w:val="List Table 6 Colorful - Accent 6"/>
-    <w:basedOn w:val="1044"/>
+    <w:basedOn w:val="1156"/>
     <w:uiPriority w:val="99"/>
     <w:pPr>
       <w:pBdr/>
@@ -30228,9 +30977,9 @@
       </w:tcPr>
     </w:tblStylePr>
   </w:style>
-  <w:style w:type="table" w:styleId="957">
+  <w:style w:type="table" w:styleId="1069">
     <w:name w:val="List Table 7 Colorful"/>
-    <w:basedOn w:val="1044"/>
+    <w:basedOn w:val="1156"/>
     <w:uiPriority w:val="99"/>
     <w:pPr>
       <w:pBdr/>
@@ -30484,9 +31233,9 @@
       </w:tcPr>
     </w:tblStylePr>
   </w:style>
-  <w:style w:type="table" w:styleId="958">
+  <w:style w:type="table" w:styleId="1070">
     <w:name w:val="List Table 7 Colorful - Accent 1"/>
-    <w:basedOn w:val="1044"/>
+    <w:basedOn w:val="1156"/>
     <w:uiPriority w:val="99"/>
     <w:pPr>
       <w:pBdr/>
@@ -30740,9 +31489,9 @@
       </w:tcPr>
     </w:tblStylePr>
   </w:style>
-  <w:style w:type="table" w:styleId="959">
+  <w:style w:type="table" w:styleId="1071">
     <w:name w:val="List Table 7 Colorful - Accent 2"/>
-    <w:basedOn w:val="1044"/>
+    <w:basedOn w:val="1156"/>
     <w:uiPriority w:val="99"/>
     <w:pPr>
       <w:pBdr/>
@@ -30996,9 +31745,9 @@
       </w:tcPr>
     </w:tblStylePr>
   </w:style>
-  <w:style w:type="table" w:styleId="960">
+  <w:style w:type="table" w:styleId="1072">
     <w:name w:val="List Table 7 Colorful - Accent 3"/>
-    <w:basedOn w:val="1044"/>
+    <w:basedOn w:val="1156"/>
     <w:uiPriority w:val="99"/>
     <w:pPr>
       <w:pBdr/>
@@ -31252,9 +32001,9 @@
       </w:tcPr>
     </w:tblStylePr>
   </w:style>
-  <w:style w:type="table" w:styleId="961">
+  <w:style w:type="table" w:styleId="1073">
     <w:name w:val="List Table 7 Colorful - Accent 4"/>
-    <w:basedOn w:val="1044"/>
+    <w:basedOn w:val="1156"/>
     <w:uiPriority w:val="99"/>
     <w:pPr>
       <w:pBdr/>
@@ -31508,9 +32257,9 @@
       </w:tcPr>
     </w:tblStylePr>
   </w:style>
-  <w:style w:type="table" w:styleId="962">
+  <w:style w:type="table" w:styleId="1074">
     <w:name w:val="List Table 7 Colorful - Accent 5"/>
-    <w:basedOn w:val="1044"/>
+    <w:basedOn w:val="1156"/>
     <w:uiPriority w:val="99"/>
     <w:pPr>
       <w:pBdr/>
@@ -31764,9 +32513,9 @@
       </w:tcPr>
     </w:tblStylePr>
   </w:style>
-  <w:style w:type="table" w:styleId="963">
+  <w:style w:type="table" w:styleId="1075">
     <w:name w:val="List Table 7 Colorful - Accent 6"/>
-    <w:basedOn w:val="1044"/>
+    <w:basedOn w:val="1156"/>
     <w:uiPriority w:val="99"/>
     <w:pPr>
       <w:pBdr/>
@@ -32020,9 +32769,9 @@
       </w:tcPr>
     </w:tblStylePr>
   </w:style>
-  <w:style w:type="table" w:styleId="964">
+  <w:style w:type="table" w:styleId="1076">
     <w:name w:val="Lined - Accent"/>
-    <w:basedOn w:val="1044"/>
+    <w:basedOn w:val="1156"/>
     <w:uiPriority w:val="99"/>
     <w:pPr>
       <w:pBdr/>
@@ -32257,9 +33006,9 @@
       </w:tcPr>
     </w:tblStylePr>
   </w:style>
-  <w:style w:type="table" w:styleId="965">
+  <w:style w:type="table" w:styleId="1077">
     <w:name w:val="Lined - Accent 1"/>
-    <w:basedOn w:val="1044"/>
+    <w:basedOn w:val="1156"/>
     <w:uiPriority w:val="99"/>
     <w:pPr>
       <w:pBdr/>
@@ -32494,9 +33243,9 @@
       </w:tcPr>
     </w:tblStylePr>
   </w:style>
-  <w:style w:type="table" w:styleId="966">
+  <w:style w:type="table" w:styleId="1078">
     <w:name w:val="Lined - Accent 2"/>
-    <w:basedOn w:val="1044"/>
+    <w:basedOn w:val="1156"/>
     <w:uiPriority w:val="99"/>
     <w:pPr>
       <w:pBdr/>
@@ -32731,9 +33480,9 @@
       </w:tcPr>
     </w:tblStylePr>
   </w:style>
-  <w:style w:type="table" w:styleId="967">
+  <w:style w:type="table" w:styleId="1079">
     <w:name w:val="Lined - Accent 3"/>
-    <w:basedOn w:val="1044"/>
+    <w:basedOn w:val="1156"/>
     <w:uiPriority w:val="99"/>
     <w:pPr>
       <w:pBdr/>
@@ -32968,9 +33717,9 @@
       </w:tcPr>
     </w:tblStylePr>
   </w:style>
-  <w:style w:type="table" w:styleId="968">
+  <w:style w:type="table" w:styleId="1080">
     <w:name w:val="Lined - Accent 4"/>
-    <w:basedOn w:val="1044"/>
+    <w:basedOn w:val="1156"/>
     <w:uiPriority w:val="99"/>
     <w:pPr>
       <w:pBdr/>
@@ -33205,9 +33954,9 @@
       </w:tcPr>
     </w:tblStylePr>
   </w:style>
-  <w:style w:type="table" w:styleId="969">
+  <w:style w:type="table" w:styleId="1081">
     <w:name w:val="Lined - Accent 5"/>
-    <w:basedOn w:val="1044"/>
+    <w:basedOn w:val="1156"/>
     <w:uiPriority w:val="99"/>
     <w:pPr>
       <w:pBdr/>
@@ -33442,9 +34191,9 @@
       </w:tcPr>
     </w:tblStylePr>
   </w:style>
-  <w:style w:type="table" w:styleId="970">
+  <w:style w:type="table" w:styleId="1082">
     <w:name w:val="Lined - Accent 6"/>
-    <w:basedOn w:val="1044"/>
+    <w:basedOn w:val="1156"/>
     <w:uiPriority w:val="99"/>
     <w:pPr>
       <w:pBdr/>
@@ -33679,9 +34428,9 @@
       </w:tcPr>
     </w:tblStylePr>
   </w:style>
-  <w:style w:type="table" w:styleId="971">
+  <w:style w:type="table" w:styleId="1083">
     <w:name w:val="Bordered &amp; Lined - Accent"/>
-    <w:basedOn w:val="1044"/>
+    <w:basedOn w:val="1156"/>
     <w:uiPriority w:val="99"/>
     <w:pPr>
       <w:pBdr/>
@@ -33923,9 +34672,9 @@
       </w:tcPr>
     </w:tblStylePr>
   </w:style>
-  <w:style w:type="table" w:styleId="972">
+  <w:style w:type="table" w:styleId="1084">
     <w:name w:val="Bordered &amp; Lined - Accent 1"/>
-    <w:basedOn w:val="1044"/>
+    <w:basedOn w:val="1156"/>
     <w:uiPriority w:val="99"/>
     <w:pPr>
       <w:pBdr/>
@@ -34167,9 +34916,9 @@
       </w:tcPr>
     </w:tblStylePr>
   </w:style>
-  <w:style w:type="table" w:styleId="973">
+  <w:style w:type="table" w:styleId="1085">
     <w:name w:val="Bordered &amp; Lined - Accent 2"/>
-    <w:basedOn w:val="1044"/>
+    <w:basedOn w:val="1156"/>
     <w:uiPriority w:val="99"/>
     <w:pPr>
       <w:pBdr/>
@@ -34411,9 +35160,9 @@
       </w:tcPr>
     </w:tblStylePr>
   </w:style>
-  <w:style w:type="table" w:styleId="974">
+  <w:style w:type="table" w:styleId="1086">
     <w:name w:val="Bordered &amp; Lined - Accent 3"/>
-    <w:basedOn w:val="1044"/>
+    <w:basedOn w:val="1156"/>
     <w:uiPriority w:val="99"/>
     <w:pPr>
       <w:pBdr/>
@@ -34655,9 +35404,9 @@
       </w:tcPr>
     </w:tblStylePr>
   </w:style>
-  <w:style w:type="table" w:styleId="975">
+  <w:style w:type="table" w:styleId="1087">
     <w:name w:val="Bordered &amp; Lined - Accent 4"/>
-    <w:basedOn w:val="1044"/>
+    <w:basedOn w:val="1156"/>
     <w:uiPriority w:val="99"/>
     <w:pPr>
       <w:pBdr/>
@@ -34899,9 +35648,9 @@
       </w:tcPr>
     </w:tblStylePr>
   </w:style>
-  <w:style w:type="table" w:styleId="976">
+  <w:style w:type="table" w:styleId="1088">
     <w:name w:val="Bordered &amp; Lined - Accent 5"/>
-    <w:basedOn w:val="1044"/>
+    <w:basedOn w:val="1156"/>
     <w:uiPriority w:val="99"/>
     <w:pPr>
       <w:pBdr/>
@@ -35143,9 +35892,9 @@
       </w:tcPr>
     </w:tblStylePr>
   </w:style>
-  <w:style w:type="table" w:styleId="977">
+  <w:style w:type="table" w:styleId="1089">
     <w:name w:val="Bordered &amp; Lined - Accent 6"/>
-    <w:basedOn w:val="1044"/>
+    <w:basedOn w:val="1156"/>
     <w:uiPriority w:val="99"/>
     <w:pPr>
       <w:pBdr/>
@@ -35387,9 +36136,9 @@
       </w:tcPr>
     </w:tblStylePr>
   </w:style>
-  <w:style w:type="table" w:styleId="978">
+  <w:style w:type="table" w:styleId="1090">
     <w:name w:val="Bordered"/>
-    <w:basedOn w:val="1044"/>
+    <w:basedOn w:val="1156"/>
     <w:uiPriority w:val="99"/>
     <w:pPr>
       <w:pBdr/>
@@ -35618,9 +36367,9 @@
       </w:tcPr>
     </w:tblStylePr>
   </w:style>
-  <w:style w:type="table" w:styleId="979">
+  <w:style w:type="table" w:styleId="1091">
     <w:name w:val="Bordered - Accent 1"/>
-    <w:basedOn w:val="1044"/>
+    <w:basedOn w:val="1156"/>
     <w:uiPriority w:val="99"/>
     <w:pPr>
       <w:pBdr/>
@@ -35849,9 +36598,9 @@
       </w:tcPr>
     </w:tblStylePr>
   </w:style>
-  <w:style w:type="table" w:styleId="980">
+  <w:style w:type="table" w:styleId="1092">
     <w:name w:val="Bordered - Accent 2"/>
-    <w:basedOn w:val="1044"/>
+    <w:basedOn w:val="1156"/>
     <w:uiPriority w:val="99"/>
     <w:pPr>
       <w:pBdr/>
@@ -36080,9 +36829,9 @@
       </w:tcPr>
     </w:tblStylePr>
   </w:style>
-  <w:style w:type="table" w:styleId="981">
+  <w:style w:type="table" w:styleId="1093">
     <w:name w:val="Bordered - Accent 3"/>
-    <w:basedOn w:val="1044"/>
+    <w:basedOn w:val="1156"/>
     <w:uiPriority w:val="99"/>
     <w:pPr>
       <w:pBdr/>
@@ -36311,9 +37060,9 @@
       </w:tcPr>
     </w:tblStylePr>
   </w:style>
-  <w:style w:type="table" w:styleId="982">
+  <w:style w:type="table" w:styleId="1094">
     <w:name w:val="Bordered - Accent 4"/>
-    <w:basedOn w:val="1044"/>
+    <w:basedOn w:val="1156"/>
     <w:uiPriority w:val="99"/>
     <w:pPr>
       <w:pBdr/>
@@ -36542,9 +37291,9 @@
       </w:tcPr>
     </w:tblStylePr>
   </w:style>
-  <w:style w:type="table" w:styleId="983">
+  <w:style w:type="table" w:styleId="1095">
     <w:name w:val="Bordered - Accent 5"/>
-    <w:basedOn w:val="1044"/>
+    <w:basedOn w:val="1156"/>
     <w:uiPriority w:val="99"/>
     <w:pPr>
       <w:pBdr/>
@@ -36773,9 +37522,9 @@
       </w:tcPr>
     </w:tblStylePr>
   </w:style>
-  <w:style w:type="table" w:styleId="984">
+  <w:style w:type="table" w:styleId="1096">
     <w:name w:val="Bordered - Accent 6"/>
-    <w:basedOn w:val="1044"/>
+    <w:basedOn w:val="1156"/>
     <w:uiPriority w:val="99"/>
     <w:pPr>
       <w:pBdr/>
@@ -37004,11 +37753,11 @@
       </w:tcPr>
     </w:tblStylePr>
   </w:style>
-  <w:style w:type="paragraph" w:styleId="985">
+  <w:style w:type="paragraph" w:styleId="1097">
     <w:name w:val="Heading 1"/>
-    <w:basedOn w:val="1043"/>
-    <w:next w:val="1043"/>
-    <w:link w:val="995"/>
+    <w:basedOn w:val="1155"/>
+    <w:next w:val="1155"/>
+    <w:link w:val="1107"/>
     <w:uiPriority w:val="9"/>
     <w:qFormat/>
     <w:pPr>
@@ -37026,11 +37775,11 @@
       <w:szCs w:val="40"/>
     </w:rPr>
   </w:style>
-  <w:style w:type="paragraph" w:styleId="986">
+  <w:style w:type="paragraph" w:styleId="1098">
     <w:name w:val="Heading 2"/>
-    <w:basedOn w:val="1043"/>
-    <w:next w:val="1043"/>
-    <w:link w:val="996"/>
+    <w:basedOn w:val="1155"/>
+    <w:next w:val="1155"/>
+    <w:link w:val="1108"/>
     <w:uiPriority w:val="9"/>
     <w:unhideWhenUsed/>
     <w:qFormat/>
@@ -37049,11 +37798,11 @@
       <w:szCs w:val="32"/>
     </w:rPr>
   </w:style>
-  <w:style w:type="paragraph" w:styleId="987">
+  <w:style w:type="paragraph" w:styleId="1099">
     <w:name w:val="Heading 3"/>
-    <w:basedOn w:val="1043"/>
-    <w:next w:val="1043"/>
-    <w:link w:val="997"/>
+    <w:basedOn w:val="1155"/>
+    <w:next w:val="1155"/>
+    <w:link w:val="1109"/>
     <w:uiPriority w:val="9"/>
     <w:unhideWhenUsed/>
     <w:qFormat/>
@@ -37072,11 +37821,11 @@
       <w:szCs w:val="28"/>
     </w:rPr>
   </w:style>
-  <w:style w:type="paragraph" w:styleId="988">
+  <w:style w:type="paragraph" w:styleId="1100">
     <w:name w:val="Heading 4"/>
-    <w:basedOn w:val="1043"/>
-    <w:next w:val="1043"/>
-    <w:link w:val="998"/>
+    <w:basedOn w:val="1155"/>
+    <w:next w:val="1155"/>
+    <w:link w:val="1110"/>
     <w:uiPriority w:val="9"/>
     <w:unhideWhenUsed/>
     <w:qFormat/>
@@ -37095,11 +37844,11 @@
       <w:color w:val="0f4761" w:themeColor="accent1" w:themeShade="BF"/>
     </w:rPr>
   </w:style>
-  <w:style w:type="paragraph" w:styleId="989">
+  <w:style w:type="paragraph" w:styleId="1101">
     <w:name w:val="Heading 5"/>
-    <w:basedOn w:val="1043"/>
-    <w:next w:val="1043"/>
-    <w:link w:val="999"/>
+    <w:basedOn w:val="1155"/>
+    <w:next w:val="1155"/>
+    <w:link w:val="1111"/>
     <w:uiPriority w:val="9"/>
     <w:unhideWhenUsed/>
     <w:qFormat/>
@@ -37116,11 +37865,11 @@
       <w:color w:val="0f4761" w:themeColor="accent1" w:themeShade="BF"/>
     </w:rPr>
   </w:style>
-  <w:style w:type="paragraph" w:styleId="990">
+  <w:style w:type="paragraph" w:styleId="1102">
     <w:name w:val="Heading 6"/>
-    <w:basedOn w:val="1043"/>
-    <w:next w:val="1043"/>
-    <w:link w:val="1000"/>
+    <w:basedOn w:val="1155"/>
+    <w:next w:val="1155"/>
+    <w:link w:val="1112"/>
     <w:uiPriority w:val="9"/>
     <w:unhideWhenUsed/>
     <w:qFormat/>
@@ -37139,11 +37888,11 @@
       <w:color w:val="595959" w:themeColor="text1" w:themeTint="A6"/>
     </w:rPr>
   </w:style>
-  <w:style w:type="paragraph" w:styleId="991">
+  <w:style w:type="paragraph" w:styleId="1103">
     <w:name w:val="Heading 7"/>
-    <w:basedOn w:val="1043"/>
-    <w:next w:val="1043"/>
-    <w:link w:val="1001"/>
+    <w:basedOn w:val="1155"/>
+    <w:next w:val="1155"/>
+    <w:link w:val="1113"/>
     <w:uiPriority w:val="9"/>
     <w:unhideWhenUsed/>
     <w:qFormat/>
@@ -37160,11 +37909,11 @@
       <w:color w:val="595959" w:themeColor="text1" w:themeTint="A6"/>
     </w:rPr>
   </w:style>
-  <w:style w:type="paragraph" w:styleId="992">
+  <w:style w:type="paragraph" w:styleId="1104">
     <w:name w:val="Heading 8"/>
-    <w:basedOn w:val="1043"/>
-    <w:next w:val="1043"/>
-    <w:link w:val="1002"/>
+    <w:basedOn w:val="1155"/>
+    <w:next w:val="1155"/>
+    <w:link w:val="1114"/>
     <w:uiPriority w:val="9"/>
     <w:unhideWhenUsed/>
     <w:qFormat/>
@@ -37183,11 +37932,11 @@
       <w:color w:val="272727" w:themeColor="text1" w:themeTint="D8"/>
     </w:rPr>
   </w:style>
-  <w:style w:type="paragraph" w:styleId="993">
+  <w:style w:type="paragraph" w:styleId="1105">
     <w:name w:val="Heading 9"/>
-    <w:basedOn w:val="1043"/>
-    <w:next w:val="1043"/>
-    <w:link w:val="1003"/>
+    <w:basedOn w:val="1155"/>
+    <w:next w:val="1155"/>
+    <w:link w:val="1115"/>
     <w:uiPriority w:val="9"/>
     <w:unhideWhenUsed/>
     <w:qFormat/>
@@ -37206,7 +37955,7 @@
       <w:color w:val="272727" w:themeColor="text1" w:themeTint="D8"/>
     </w:rPr>
   </w:style>
-  <w:style w:type="character" w:styleId="994" w:default="1">
+  <w:style w:type="character" w:styleId="1106" w:default="1">
     <w:name w:val="Default Paragraph Font"/>
     <w:uiPriority w:val="1"/>
     <w:semiHidden/>
@@ -37217,10 +37966,10 @@
       <w:ind/>
     </w:pPr>
   </w:style>
-  <w:style w:type="character" w:styleId="995">
+  <w:style w:type="character" w:styleId="1107">
     <w:name w:val="Heading 1 Char"/>
-    <w:basedOn w:val="994"/>
-    <w:link w:val="985"/>
+    <w:basedOn w:val="1106"/>
+    <w:link w:val="1097"/>
     <w:uiPriority w:val="9"/>
     <w:pPr>
       <w:pBdr/>
@@ -37234,10 +37983,10 @@
       <w:szCs w:val="40"/>
     </w:rPr>
   </w:style>
-  <w:style w:type="character" w:styleId="996">
+  <w:style w:type="character" w:styleId="1108">
     <w:name w:val="Heading 2 Char"/>
-    <w:basedOn w:val="994"/>
-    <w:link w:val="986"/>
+    <w:basedOn w:val="1106"/>
+    <w:link w:val="1098"/>
     <w:uiPriority w:val="9"/>
     <w:pPr>
       <w:pBdr/>
@@ -37251,10 +38000,10 @@
       <w:szCs w:val="32"/>
     </w:rPr>
   </w:style>
-  <w:style w:type="character" w:styleId="997">
+  <w:style w:type="character" w:styleId="1109">
     <w:name w:val="Heading 3 Char"/>
-    <w:basedOn w:val="994"/>
-    <w:link w:val="987"/>
+    <w:basedOn w:val="1106"/>
+    <w:link w:val="1099"/>
     <w:uiPriority w:val="9"/>
     <w:pPr>
       <w:pBdr/>
@@ -37268,10 +38017,10 @@
       <w:szCs w:val="28"/>
     </w:rPr>
   </w:style>
-  <w:style w:type="character" w:styleId="998">
+  <w:style w:type="character" w:styleId="1110">
     <w:name w:val="Heading 4 Char"/>
-    <w:basedOn w:val="994"/>
-    <w:link w:val="988"/>
+    <w:basedOn w:val="1106"/>
+    <w:link w:val="1100"/>
     <w:uiPriority w:val="9"/>
     <w:pPr>
       <w:pBdr/>
@@ -37285,10 +38034,10 @@
       <w:color w:val="0f4761" w:themeColor="accent1" w:themeShade="BF"/>
     </w:rPr>
   </w:style>
-  <w:style w:type="character" w:styleId="999">
+  <w:style w:type="character" w:styleId="1111">
     <w:name w:val="Heading 5 Char"/>
-    <w:basedOn w:val="994"/>
-    <w:link w:val="989"/>
+    <w:basedOn w:val="1106"/>
+    <w:link w:val="1101"/>
     <w:uiPriority w:val="9"/>
     <w:pPr>
       <w:pBdr/>
@@ -37300,10 +38049,10 @@
       <w:color w:val="0f4761" w:themeColor="accent1" w:themeShade="BF"/>
     </w:rPr>
   </w:style>
-  <w:style w:type="character" w:styleId="1000">
+  <w:style w:type="character" w:styleId="1112">
     <w:name w:val="Heading 6 Char"/>
-    <w:basedOn w:val="994"/>
-    <w:link w:val="990"/>
+    <w:basedOn w:val="1106"/>
+    <w:link w:val="1102"/>
     <w:uiPriority w:val="9"/>
     <w:pPr>
       <w:pBdr/>
@@ -37317,10 +38066,10 @@
       <w:color w:val="595959" w:themeColor="text1" w:themeTint="A6"/>
     </w:rPr>
   </w:style>
-  <w:style w:type="character" w:styleId="1001">
+  <w:style w:type="character" w:styleId="1113">
     <w:name w:val="Heading 7 Char"/>
-    <w:basedOn w:val="994"/>
-    <w:link w:val="991"/>
+    <w:basedOn w:val="1106"/>
+    <w:link w:val="1103"/>
     <w:uiPriority w:val="9"/>
     <w:pPr>
       <w:pBdr/>
@@ -37332,10 +38081,10 @@
       <w:color w:val="595959" w:themeColor="text1" w:themeTint="A6"/>
     </w:rPr>
   </w:style>
-  <w:style w:type="character" w:styleId="1002">
+  <w:style w:type="character" w:styleId="1114">
     <w:name w:val="Heading 8 Char"/>
-    <w:basedOn w:val="994"/>
-    <w:link w:val="992"/>
+    <w:basedOn w:val="1106"/>
+    <w:link w:val="1104"/>
     <w:uiPriority w:val="9"/>
     <w:pPr>
       <w:pBdr/>
@@ -37349,10 +38098,10 @@
       <w:color w:val="272727" w:themeColor="text1" w:themeTint="D8"/>
     </w:rPr>
   </w:style>
-  <w:style w:type="character" w:styleId="1003">
+  <w:style w:type="character" w:styleId="1115">
     <w:name w:val="Heading 9 Char"/>
-    <w:basedOn w:val="994"/>
-    <w:link w:val="993"/>
+    <w:basedOn w:val="1106"/>
+    <w:link w:val="1105"/>
     <w:uiPriority w:val="9"/>
     <w:pPr>
       <w:pBdr/>
@@ -37366,11 +38115,11 @@
       <w:color w:val="272727" w:themeColor="text1" w:themeTint="D8"/>
     </w:rPr>
   </w:style>
-  <w:style w:type="paragraph" w:styleId="1004">
+  <w:style w:type="paragraph" w:styleId="1116">
     <w:name w:val="Title"/>
-    <w:basedOn w:val="1043"/>
-    <w:next w:val="1043"/>
-    <w:link w:val="1005"/>
+    <w:basedOn w:val="1155"/>
+    <w:next w:val="1155"/>
+    <w:link w:val="1117"/>
     <w:uiPriority w:val="10"/>
     <w:qFormat/>
     <w:pPr>
@@ -37386,10 +38135,10 @@
       <w:szCs w:val="56"/>
     </w:rPr>
   </w:style>
-  <w:style w:type="character" w:styleId="1005">
+  <w:style w:type="character" w:styleId="1117">
     <w:name w:val="Title Char"/>
-    <w:basedOn w:val="994"/>
-    <w:link w:val="1004"/>
+    <w:basedOn w:val="1106"/>
+    <w:link w:val="1116"/>
     <w:uiPriority w:val="10"/>
     <w:pPr>
       <w:pBdr/>
@@ -37403,11 +38152,11 @@
       <w:szCs w:val="56"/>
     </w:rPr>
   </w:style>
-  <w:style w:type="paragraph" w:styleId="1006">
+  <w:style w:type="paragraph" w:styleId="1118">
     <w:name w:val="Subtitle"/>
-    <w:basedOn w:val="1043"/>
-    <w:next w:val="1043"/>
-    <w:link w:val="1007"/>
+    <w:basedOn w:val="1155"/>
+    <w:next w:val="1155"/>
+    <w:link w:val="1119"/>
     <w:uiPriority w:val="11"/>
     <w:qFormat/>
     <w:pPr>
@@ -37425,10 +38174,10 @@
       <w:szCs w:val="28"/>
     </w:rPr>
   </w:style>
-  <w:style w:type="character" w:styleId="1007">
+  <w:style w:type="character" w:styleId="1119">
     <w:name w:val="Subtitle Char"/>
-    <w:basedOn w:val="994"/>
-    <w:link w:val="1006"/>
+    <w:basedOn w:val="1106"/>
+    <w:link w:val="1118"/>
     <w:uiPriority w:val="11"/>
     <w:pPr>
       <w:pBdr/>
@@ -37442,11 +38191,11 @@
       <w:szCs w:val="28"/>
     </w:rPr>
   </w:style>
-  <w:style w:type="paragraph" w:styleId="1008">
+  <w:style w:type="paragraph" w:styleId="1120">
     <w:name w:val="Quote"/>
-    <w:basedOn w:val="1043"/>
-    <w:next w:val="1043"/>
-    <w:link w:val="1009"/>
+    <w:basedOn w:val="1155"/>
+    <w:next w:val="1155"/>
+    <w:link w:val="1121"/>
     <w:uiPriority w:val="29"/>
     <w:qFormat/>
     <w:pPr>
@@ -37461,10 +38210,10 @@
       <w:color w:val="404040" w:themeColor="text1" w:themeTint="BF"/>
     </w:rPr>
   </w:style>
-  <w:style w:type="character" w:styleId="1009">
+  <w:style w:type="character" w:styleId="1121">
     <w:name w:val="Quote Char"/>
-    <w:basedOn w:val="994"/>
-    <w:link w:val="1008"/>
+    <w:basedOn w:val="1106"/>
+    <w:link w:val="1120"/>
     <w:uiPriority w:val="29"/>
     <w:pPr>
       <w:pBdr/>
@@ -37477,9 +38226,9 @@
       <w:color w:val="404040" w:themeColor="text1" w:themeTint="BF"/>
     </w:rPr>
   </w:style>
-  <w:style w:type="character" w:styleId="1010">
+  <w:style w:type="character" w:styleId="1122">
     <w:name w:val="Intense Emphasis"/>
-    <w:basedOn w:val="994"/>
+    <w:basedOn w:val="1106"/>
     <w:uiPriority w:val="21"/>
     <w:qFormat/>
     <w:pPr>
@@ -37493,11 +38242,11 @@
       <w:color w:val="0f4761" w:themeColor="accent1" w:themeShade="BF"/>
     </w:rPr>
   </w:style>
-  <w:style w:type="paragraph" w:styleId="1011">
+  <w:style w:type="paragraph" w:styleId="1123">
     <w:name w:val="Intense Quote"/>
-    <w:basedOn w:val="1043"/>
-    <w:next w:val="1043"/>
-    <w:link w:val="1012"/>
+    <w:basedOn w:val="1155"/>
+    <w:next w:val="1155"/>
+    <w:link w:val="1124"/>
     <w:uiPriority w:val="30"/>
     <w:qFormat/>
     <w:pPr>
@@ -37515,10 +38264,10 @@
       <w:color w:val="0f4761" w:themeColor="accent1" w:themeShade="BF"/>
     </w:rPr>
   </w:style>
-  <w:style w:type="character" w:styleId="1012">
+  <w:style w:type="character" w:styleId="1124">
     <w:name w:val="Intense Quote Char"/>
-    <w:basedOn w:val="994"/>
-    <w:link w:val="1011"/>
+    <w:basedOn w:val="1106"/>
+    <w:link w:val="1123"/>
     <w:uiPriority w:val="30"/>
     <w:pPr>
       <w:pBdr/>
@@ -37531,9 +38280,9 @@
       <w:color w:val="0f4761" w:themeColor="accent1" w:themeShade="BF"/>
     </w:rPr>
   </w:style>
-  <w:style w:type="character" w:styleId="1013">
+  <w:style w:type="character" w:styleId="1125">
     <w:name w:val="Intense Reference"/>
-    <w:basedOn w:val="994"/>
+    <w:basedOn w:val="1106"/>
     <w:uiPriority w:val="32"/>
     <w:qFormat/>
     <w:pPr>
@@ -37549,9 +38298,9 @@
       <w:spacing w:val="5"/>
     </w:rPr>
   </w:style>
-  <w:style w:type="character" w:styleId="1014">
+  <w:style w:type="character" w:styleId="1126">
     <w:name w:val="Subtle Emphasis"/>
-    <w:basedOn w:val="994"/>
+    <w:basedOn w:val="1106"/>
     <w:uiPriority w:val="19"/>
     <w:qFormat/>
     <w:pPr>
@@ -37565,9 +38314,9 @@
       <w:color w:val="404040" w:themeColor="text1" w:themeTint="BF"/>
     </w:rPr>
   </w:style>
-  <w:style w:type="character" w:styleId="1015">
+  <w:style w:type="character" w:styleId="1127">
     <w:name w:val="Emphasis"/>
-    <w:basedOn w:val="994"/>
+    <w:basedOn w:val="1106"/>
     <w:uiPriority w:val="20"/>
     <w:qFormat/>
     <w:pPr>
@@ -37580,9 +38329,9 @@
       <w:iCs/>
     </w:rPr>
   </w:style>
-  <w:style w:type="character" w:styleId="1016">
+  <w:style w:type="character" w:styleId="1128">
     <w:name w:val="Strong"/>
-    <w:basedOn w:val="994"/>
+    <w:basedOn w:val="1106"/>
     <w:uiPriority w:val="22"/>
     <w:qFormat/>
     <w:pPr>
@@ -37595,9 +38344,9 @@
       <w:bCs/>
     </w:rPr>
   </w:style>
-  <w:style w:type="character" w:styleId="1017">
+  <w:style w:type="character" w:styleId="1129">
     <w:name w:val="Subtle Reference"/>
-    <w:basedOn w:val="994"/>
+    <w:basedOn w:val="1106"/>
     <w:uiPriority w:val="31"/>
     <w:qFormat/>
     <w:pPr>
@@ -37610,9 +38359,9 @@
       <w:color w:val="5a5a5a" w:themeColor="text1" w:themeTint="A5"/>
     </w:rPr>
   </w:style>
-  <w:style w:type="character" w:styleId="1018">
+  <w:style w:type="character" w:styleId="1130">
     <w:name w:val="Book Title"/>
-    <w:basedOn w:val="994"/>
+    <w:basedOn w:val="1106"/>
     <w:uiPriority w:val="33"/>
     <w:qFormat/>
     <w:pPr>
@@ -37628,10 +38377,10 @@
       <w:spacing w:val="5"/>
     </w:rPr>
   </w:style>
-  <w:style w:type="paragraph" w:styleId="1019">
+  <w:style w:type="paragraph" w:styleId="1131">
     <w:name w:val="Header"/>
-    <w:basedOn w:val="1043"/>
-    <w:link w:val="1020"/>
+    <w:basedOn w:val="1155"/>
+    <w:link w:val="1132"/>
     <w:uiPriority w:val="99"/>
     <w:unhideWhenUsed/>
     <w:pPr>
@@ -37644,10 +38393,10 @@
       <w:ind/>
     </w:pPr>
   </w:style>
-  <w:style w:type="character" w:styleId="1020">
+  <w:style w:type="character" w:styleId="1132">
     <w:name w:val="Header Char"/>
-    <w:basedOn w:val="994"/>
-    <w:link w:val="1019"/>
+    <w:basedOn w:val="1106"/>
+    <w:link w:val="1131"/>
     <w:uiPriority w:val="99"/>
     <w:pPr>
       <w:pBdr/>
@@ -37655,10 +38404,10 @@
       <w:ind/>
     </w:pPr>
   </w:style>
-  <w:style w:type="paragraph" w:styleId="1021">
+  <w:style w:type="paragraph" w:styleId="1133">
     <w:name w:val="Footer"/>
-    <w:basedOn w:val="1043"/>
-    <w:link w:val="1022"/>
+    <w:basedOn w:val="1155"/>
+    <w:link w:val="1134"/>
     <w:uiPriority w:val="99"/>
     <w:unhideWhenUsed/>
     <w:pPr>
@@ -37671,10 +38420,10 @@
       <w:ind/>
     </w:pPr>
   </w:style>
-  <w:style w:type="character" w:styleId="1022">
+  <w:style w:type="character" w:styleId="1134">
     <w:name w:val="Footer Char"/>
-    <w:basedOn w:val="994"/>
-    <w:link w:val="1021"/>
+    <w:basedOn w:val="1106"/>
+    <w:link w:val="1133"/>
     <w:uiPriority w:val="99"/>
     <w:pPr>
       <w:pBdr/>
@@ -37682,10 +38431,10 @@
       <w:ind/>
     </w:pPr>
   </w:style>
-  <w:style w:type="paragraph" w:styleId="1023">
+  <w:style w:type="paragraph" w:styleId="1135">
     <w:name w:val="Caption"/>
-    <w:basedOn w:val="1043"/>
-    <w:next w:val="1043"/>
+    <w:basedOn w:val="1155"/>
+    <w:next w:val="1155"/>
     <w:uiPriority w:val="35"/>
     <w:unhideWhenUsed/>
     <w:qFormat/>
@@ -37702,10 +38451,10 @@
       <w:szCs w:val="18"/>
     </w:rPr>
   </w:style>
-  <w:style w:type="paragraph" w:styleId="1024">
+  <w:style w:type="paragraph" w:styleId="1136">
     <w:name w:val="footnote text"/>
-    <w:basedOn w:val="1043"/>
-    <w:link w:val="1025"/>
+    <w:basedOn w:val="1155"/>
+    <w:link w:val="1137"/>
     <w:uiPriority w:val="99"/>
     <w:semiHidden/>
     <w:unhideWhenUsed/>
@@ -37719,10 +38468,10 @@
       <w:szCs w:val="20"/>
     </w:rPr>
   </w:style>
-  <w:style w:type="character" w:styleId="1025">
+  <w:style w:type="character" w:styleId="1137">
     <w:name w:val="Footnote Text Char"/>
-    <w:basedOn w:val="994"/>
-    <w:link w:val="1024"/>
+    <w:basedOn w:val="1106"/>
+    <w:link w:val="1136"/>
     <w:uiPriority w:val="99"/>
     <w:semiHidden/>
     <w:pPr>
@@ -37735,9 +38484,9 @@
       <w:szCs w:val="20"/>
     </w:rPr>
   </w:style>
-  <w:style w:type="character" w:styleId="1026">
+  <w:style w:type="character" w:styleId="1138">
     <w:name w:val="footnote reference"/>
-    <w:basedOn w:val="994"/>
+    <w:basedOn w:val="1106"/>
     <w:uiPriority w:val="99"/>
     <w:semiHidden/>
     <w:unhideWhenUsed/>
@@ -37750,10 +38499,10 @@
       <w:vertAlign w:val="superscript"/>
     </w:rPr>
   </w:style>
-  <w:style w:type="paragraph" w:styleId="1027">
+  <w:style w:type="paragraph" w:styleId="1139">
     <w:name w:val="endnote text"/>
-    <w:basedOn w:val="1043"/>
-    <w:link w:val="1028"/>
+    <w:basedOn w:val="1155"/>
+    <w:link w:val="1140"/>
     <w:uiPriority w:val="99"/>
     <w:semiHidden/>
     <w:unhideWhenUsed/>
@@ -37767,10 +38516,10 @@
       <w:szCs w:val="20"/>
     </w:rPr>
   </w:style>
-  <w:style w:type="character" w:styleId="1028">
+  <w:style w:type="character" w:styleId="1140">
     <w:name w:val="Endnote Text Char"/>
-    <w:basedOn w:val="994"/>
-    <w:link w:val="1027"/>
+    <w:basedOn w:val="1106"/>
+    <w:link w:val="1139"/>
     <w:uiPriority w:val="99"/>
     <w:semiHidden/>
     <w:pPr>
@@ -37783,9 +38532,9 @@
       <w:szCs w:val="20"/>
     </w:rPr>
   </w:style>
-  <w:style w:type="character" w:styleId="1029">
+  <w:style w:type="character" w:styleId="1141">
     <w:name w:val="endnote reference"/>
-    <w:basedOn w:val="994"/>
+    <w:basedOn w:val="1106"/>
     <w:uiPriority w:val="99"/>
     <w:semiHidden/>
     <w:unhideWhenUsed/>
@@ -37798,9 +38547,9 @@
       <w:vertAlign w:val="superscript"/>
     </w:rPr>
   </w:style>
-  <w:style w:type="character" w:styleId="1030">
+  <w:style w:type="character" w:styleId="1142">
     <w:name w:val="Hyperlink"/>
-    <w:basedOn w:val="994"/>
+    <w:basedOn w:val="1106"/>
     <w:uiPriority w:val="99"/>
     <w:unhideWhenUsed/>
     <w:pPr>
@@ -37813,9 +38562,9 @@
       <w:u w:val="single"/>
     </w:rPr>
   </w:style>
-  <w:style w:type="character" w:styleId="1031">
+  <w:style w:type="character" w:styleId="1143">
     <w:name w:val="FollowedHyperlink"/>
-    <w:basedOn w:val="994"/>
+    <w:basedOn w:val="1106"/>
     <w:uiPriority w:val="99"/>
     <w:semiHidden/>
     <w:unhideWhenUsed/>
@@ -37829,10 +38578,10 @@
       <w:u w:val="single"/>
     </w:rPr>
   </w:style>
-  <w:style w:type="paragraph" w:styleId="1032">
+  <w:style w:type="paragraph" w:styleId="1144">
     <w:name w:val="toc 1"/>
-    <w:basedOn w:val="1043"/>
-    <w:next w:val="1043"/>
+    <w:basedOn w:val="1155"/>
+    <w:next w:val="1155"/>
     <w:uiPriority w:val="39"/>
     <w:unhideWhenUsed/>
     <w:pPr>
@@ -37841,10 +38590,10 @@
       <w:ind/>
     </w:pPr>
   </w:style>
-  <w:style w:type="paragraph" w:styleId="1033">
+  <w:style w:type="paragraph" w:styleId="1145">
     <w:name w:val="toc 2"/>
-    <w:basedOn w:val="1043"/>
-    <w:next w:val="1043"/>
+    <w:basedOn w:val="1155"/>
+    <w:next w:val="1155"/>
     <w:uiPriority w:val="39"/>
     <w:unhideWhenUsed/>
     <w:pPr>
@@ -37853,10 +38602,10 @@
       <w:ind w:left="220"/>
     </w:pPr>
   </w:style>
-  <w:style w:type="paragraph" w:styleId="1034">
+  <w:style w:type="paragraph" w:styleId="1146">
     <w:name w:val="toc 3"/>
-    <w:basedOn w:val="1043"/>
-    <w:next w:val="1043"/>
+    <w:basedOn w:val="1155"/>
+    <w:next w:val="1155"/>
     <w:uiPriority w:val="39"/>
     <w:unhideWhenUsed/>
     <w:pPr>
@@ -37865,10 +38614,10 @@
       <w:ind w:left="440"/>
     </w:pPr>
   </w:style>
-  <w:style w:type="paragraph" w:styleId="1035">
+  <w:style w:type="paragraph" w:styleId="1147">
     <w:name w:val="toc 4"/>
-    <w:basedOn w:val="1043"/>
-    <w:next w:val="1043"/>
+    <w:basedOn w:val="1155"/>
+    <w:next w:val="1155"/>
     <w:uiPriority w:val="39"/>
     <w:unhideWhenUsed/>
     <w:pPr>
@@ -37877,10 +38626,10 @@
       <w:ind w:left="660"/>
     </w:pPr>
   </w:style>
-  <w:style w:type="paragraph" w:styleId="1036">
+  <w:style w:type="paragraph" w:styleId="1148">
     <w:name w:val="toc 5"/>
-    <w:basedOn w:val="1043"/>
-    <w:next w:val="1043"/>
+    <w:basedOn w:val="1155"/>
+    <w:next w:val="1155"/>
     <w:uiPriority w:val="39"/>
     <w:unhideWhenUsed/>
     <w:pPr>
@@ -37889,10 +38638,10 @@
       <w:ind w:left="880"/>
     </w:pPr>
   </w:style>
-  <w:style w:type="paragraph" w:styleId="1037">
+  <w:style w:type="paragraph" w:styleId="1149">
     <w:name w:val="toc 6"/>
-    <w:basedOn w:val="1043"/>
-    <w:next w:val="1043"/>
+    <w:basedOn w:val="1155"/>
+    <w:next w:val="1155"/>
     <w:uiPriority w:val="39"/>
     <w:unhideWhenUsed/>
     <w:pPr>
@@ -37901,10 +38650,10 @@
       <w:ind w:left="1100"/>
     </w:pPr>
   </w:style>
-  <w:style w:type="paragraph" w:styleId="1038">
+  <w:style w:type="paragraph" w:styleId="1150">
     <w:name w:val="toc 7"/>
-    <w:basedOn w:val="1043"/>
-    <w:next w:val="1043"/>
+    <w:basedOn w:val="1155"/>
+    <w:next w:val="1155"/>
     <w:uiPriority w:val="39"/>
     <w:unhideWhenUsed/>
     <w:pPr>
@@ -37913,10 +38662,10 @@
       <w:ind w:left="1320"/>
     </w:pPr>
   </w:style>
-  <w:style w:type="paragraph" w:styleId="1039">
+  <w:style w:type="paragraph" w:styleId="1151">
     <w:name w:val="toc 8"/>
-    <w:basedOn w:val="1043"/>
-    <w:next w:val="1043"/>
+    <w:basedOn w:val="1155"/>
+    <w:next w:val="1155"/>
     <w:uiPriority w:val="39"/>
     <w:unhideWhenUsed/>
     <w:pPr>
@@ -37925,10 +38674,10 @@
       <w:ind w:left="1540"/>
     </w:pPr>
   </w:style>
-  <w:style w:type="paragraph" w:styleId="1040">
+  <w:style w:type="paragraph" w:styleId="1152">
     <w:name w:val="toc 9"/>
-    <w:basedOn w:val="1043"/>
-    <w:next w:val="1043"/>
+    <w:basedOn w:val="1155"/>
+    <w:next w:val="1155"/>
     <w:uiPriority w:val="39"/>
     <w:unhideWhenUsed/>
     <w:pPr>
@@ -37937,7 +38686,7 @@
       <w:ind w:left="1760"/>
     </w:pPr>
   </w:style>
-  <w:style w:type="paragraph" w:styleId="1041">
+  <w:style w:type="paragraph" w:styleId="1153">
     <w:name w:val="TOC Heading"/>
     <w:uiPriority w:val="39"/>
     <w:unhideWhenUsed/>
@@ -37947,10 +38696,10 @@
       <w:ind/>
     </w:pPr>
   </w:style>
-  <w:style w:type="paragraph" w:styleId="1042">
+  <w:style w:type="paragraph" w:styleId="1154">
     <w:name w:val="table of figures"/>
-    <w:basedOn w:val="1043"/>
-    <w:next w:val="1043"/>
+    <w:basedOn w:val="1155"/>
+    <w:next w:val="1155"/>
     <w:uiPriority w:val="99"/>
     <w:unhideWhenUsed/>
     <w:pPr>
@@ -37959,7 +38708,7 @@
       <w:ind/>
     </w:pPr>
   </w:style>
-  <w:style w:type="paragraph" w:styleId="1043" w:default="1">
+  <w:style w:type="paragraph" w:styleId="1155" w:default="1">
     <w:name w:val="Normal"/>
     <w:qFormat/>
     <w:pPr>
@@ -37968,7 +38717,7 @@
       <w:ind/>
     </w:pPr>
   </w:style>
-  <w:style w:type="table" w:styleId="1044" w:default="1">
+  <w:style w:type="table" w:styleId="1156" w:default="1">
     <w:name w:val="Normal Table"/>
     <w:uiPriority w:val="99"/>
     <w:semiHidden/>
@@ -38161,7 +38910,7 @@
       </w:tcPr>
     </w:tblStylePr>
   </w:style>
-  <w:style w:type="numbering" w:styleId="1045" w:default="1">
+  <w:style w:type="numbering" w:styleId="1157" w:default="1">
     <w:name w:val="No List"/>
     <w:uiPriority w:val="99"/>
     <w:semiHidden/>
@@ -38172,9 +38921,9 @@
       <w:ind/>
     </w:pPr>
   </w:style>
-  <w:style w:type="paragraph" w:styleId="1046">
+  <w:style w:type="paragraph" w:styleId="1158">
     <w:name w:val="No Spacing"/>
-    <w:basedOn w:val="1043"/>
+    <w:basedOn w:val="1155"/>
     <w:uiPriority w:val="1"/>
     <w:qFormat/>
     <w:pPr>
@@ -38183,9 +38932,9 @@
       <w:ind/>
     </w:pPr>
   </w:style>
-  <w:style w:type="paragraph" w:styleId="1047">
+  <w:style w:type="paragraph" w:styleId="1159">
     <w:name w:val="List Paragraph"/>
-    <w:basedOn w:val="1043"/>
+    <w:basedOn w:val="1155"/>
     <w:uiPriority w:val="34"/>
     <w:qFormat/>
     <w:pPr>
@@ -38504,7 +39253,7 @@
     <w:lsdException w:name="Bibliography" w:uiPriority="37"/>
     <w:lsdException w:name="TOC Heading" w:uiPriority="39" w:qFormat="1"/>
   </w:latentStyles>
-  <w:style w:type="table" w:styleId="1548" w:default="1">
+  <w:style w:type="table" w:styleId="1660" w:default="1">
     <w:name w:val="Normal Table"/>
     <w:uiPriority w:val="99"/>
     <w:semiHidden/>
@@ -38697,9 +39446,9 @@
       </w:tcPr>
     </w:tblStylePr>
   </w:style>
-  <w:style w:type="table" w:styleId="1549">
+  <w:style w:type="table" w:styleId="1661">
     <w:name w:val="Table Grid"/>
-    <w:basedOn w:val="1548"/>
+    <w:basedOn w:val="1660"/>
     <w:uiPriority w:val="59"/>
     <w:pPr>
       <w:pBdr/>
@@ -38896,9 +39645,9 @@
       </w:tcPr>
     </w:tblStylePr>
   </w:style>
-  <w:style w:type="table" w:styleId="1550">
+  <w:style w:type="table" w:styleId="1662">
     <w:name w:val="Table Grid Light"/>
-    <w:basedOn w:val="1548"/>
+    <w:basedOn w:val="1660"/>
     <w:uiPriority w:val="59"/>
     <w:pPr>
       <w:pBdr/>
@@ -39095,9 +39844,9 @@
       </w:tcPr>
     </w:tblStylePr>
   </w:style>
-  <w:style w:type="table" w:styleId="1551">
+  <w:style w:type="table" w:styleId="1663">
     <w:name w:val="Plain Table 1"/>
-    <w:basedOn w:val="1548"/>
+    <w:basedOn w:val="1660"/>
     <w:uiPriority w:val="59"/>
     <w:pPr>
       <w:pBdr/>
@@ -39320,9 +40069,9 @@
       </w:tcPr>
     </w:tblStylePr>
   </w:style>
-  <w:style w:type="table" w:styleId="1552">
+  <w:style w:type="table" w:styleId="1664">
     <w:name w:val="Plain Table 2"/>
-    <w:basedOn w:val="1548"/>
+    <w:basedOn w:val="1660"/>
     <w:uiPriority w:val="59"/>
     <w:pPr>
       <w:pBdr/>
@@ -39553,9 +40302,9 @@
       </w:tcPr>
     </w:tblStylePr>
   </w:style>
-  <w:style w:type="table" w:styleId="1553">
+  <w:style w:type="table" w:styleId="1665">
     <w:name w:val="Plain Table 3"/>
-    <w:basedOn w:val="1548"/>
+    <w:basedOn w:val="1660"/>
     <w:uiPriority w:val="99"/>
     <w:pPr>
       <w:pBdr/>
@@ -39783,9 +40532,9 @@
       </w:tcPr>
     </w:tblStylePr>
   </w:style>
-  <w:style w:type="table" w:styleId="1554">
+  <w:style w:type="table" w:styleId="1666">
     <w:name w:val="Plain Table 4"/>
-    <w:basedOn w:val="1548"/>
+    <w:basedOn w:val="1660"/>
     <w:uiPriority w:val="99"/>
     <w:pPr>
       <w:pBdr/>
@@ -39999,9 +40748,9 @@
       </w:tcPr>
     </w:tblStylePr>
   </w:style>
-  <w:style w:type="table" w:styleId="1555">
+  <w:style w:type="table" w:styleId="1667">
     <w:name w:val="Plain Table 5"/>
-    <w:basedOn w:val="1548"/>
+    <w:basedOn w:val="1660"/>
     <w:uiPriority w:val="99"/>
     <w:pPr>
       <w:pBdr/>
@@ -40232,9 +40981,9 @@
       </w:tcPr>
     </w:tblStylePr>
   </w:style>
-  <w:style w:type="table" w:styleId="1556">
+  <w:style w:type="table" w:styleId="1668">
     <w:name w:val="Grid Table 1 Light"/>
-    <w:basedOn w:val="1548"/>
+    <w:basedOn w:val="1660"/>
     <w:uiPriority w:val="99"/>
     <w:pPr>
       <w:pBdr/>
@@ -40455,9 +41204,9 @@
       </w:tcPr>
     </w:tblStylePr>
   </w:style>
-  <w:style w:type="table" w:styleId="1557">
+  <w:style w:type="table" w:styleId="1669">
     <w:name w:val="Grid Table 1 Light - Accent 1"/>
-    <w:basedOn w:val="1548"/>
+    <w:basedOn w:val="1660"/>
     <w:uiPriority w:val="99"/>
     <w:pPr>
       <w:pBdr/>
@@ -40678,9 +41427,9 @@
       </w:tcPr>
     </w:tblStylePr>
   </w:style>
-  <w:style w:type="table" w:styleId="1558">
+  <w:style w:type="table" w:styleId="1670">
     <w:name w:val="Grid Table 1 Light - Accent 2"/>
-    <w:basedOn w:val="1548"/>
+    <w:basedOn w:val="1660"/>
     <w:uiPriority w:val="99"/>
     <w:pPr>
       <w:pBdr/>
@@ -40901,9 +41650,9 @@
       </w:tcPr>
     </w:tblStylePr>
   </w:style>
-  <w:style w:type="table" w:styleId="1559">
+  <w:style w:type="table" w:styleId="1671">
     <w:name w:val="Grid Table 1 Light - Accent 3"/>
-    <w:basedOn w:val="1548"/>
+    <w:basedOn w:val="1660"/>
     <w:uiPriority w:val="99"/>
     <w:pPr>
       <w:pBdr/>
@@ -41124,9 +41873,9 @@
       </w:tcPr>
     </w:tblStylePr>
   </w:style>
-  <w:style w:type="table" w:styleId="1560">
+  <w:style w:type="table" w:styleId="1672">
     <w:name w:val="Grid Table 1 Light - Accent 4"/>
-    <w:basedOn w:val="1548"/>
+    <w:basedOn w:val="1660"/>
     <w:uiPriority w:val="99"/>
     <w:pPr>
       <w:pBdr/>
@@ -41347,9 +42096,9 @@
       </w:tcPr>
     </w:tblStylePr>
   </w:style>
-  <w:style w:type="table" w:styleId="1561">
+  <w:style w:type="table" w:styleId="1673">
     <w:name w:val="Grid Table 1 Light - Accent 5"/>
-    <w:basedOn w:val="1548"/>
+    <w:basedOn w:val="1660"/>
     <w:uiPriority w:val="99"/>
     <w:pPr>
       <w:pBdr/>
@@ -41570,9 +42319,9 @@
       </w:tcPr>
     </w:tblStylePr>
   </w:style>
-  <w:style w:type="table" w:styleId="1562">
+  <w:style w:type="table" w:styleId="1674">
     <w:name w:val="Grid Table 1 Light - Accent 6"/>
-    <w:basedOn w:val="1548"/>
+    <w:basedOn w:val="1660"/>
     <w:uiPriority w:val="99"/>
     <w:pPr>
       <w:pBdr/>
@@ -41793,9 +42542,9 @@
       </w:tcPr>
     </w:tblStylePr>
   </w:style>
-  <w:style w:type="table" w:styleId="1563">
+  <w:style w:type="table" w:styleId="1675">
     <w:name w:val="Grid Table 2"/>
-    <w:basedOn w:val="1548"/>
+    <w:basedOn w:val="1660"/>
     <w:uiPriority w:val="99"/>
     <w:pPr>
       <w:pBdr/>
@@ -42025,9 +42774,9 @@
       </w:tcPr>
     </w:tblStylePr>
   </w:style>
-  <w:style w:type="table" w:styleId="1564">
+  <w:style w:type="table" w:styleId="1676">
     <w:name w:val="Grid Table 2 - Accent 1"/>
-    <w:basedOn w:val="1548"/>
+    <w:basedOn w:val="1660"/>
     <w:uiPriority w:val="99"/>
     <w:pPr>
       <w:pBdr/>
@@ -42257,9 +43006,9 @@
       </w:tcPr>
     </w:tblStylePr>
   </w:style>
-  <w:style w:type="table" w:styleId="1565">
+  <w:style w:type="table" w:styleId="1677">
     <w:name w:val="Grid Table 2 - Accent 2"/>
-    <w:basedOn w:val="1548"/>
+    <w:basedOn w:val="1660"/>
     <w:uiPriority w:val="99"/>
     <w:pPr>
       <w:pBdr/>
@@ -42489,9 +43238,9 @@
       </w:tcPr>
     </w:tblStylePr>
   </w:style>
-  <w:style w:type="table" w:styleId="1566">
+  <w:style w:type="table" w:styleId="1678">
     <w:name w:val="Grid Table 2 - Accent 3"/>
-    <w:basedOn w:val="1548"/>
+    <w:basedOn w:val="1660"/>
     <w:uiPriority w:val="99"/>
     <w:pPr>
       <w:pBdr/>
@@ -42721,9 +43470,9 @@
       </w:tcPr>
     </w:tblStylePr>
   </w:style>
-  <w:style w:type="table" w:styleId="1567">
+  <w:style w:type="table" w:styleId="1679">
     <w:name w:val="Grid Table 2 - Accent 4"/>
-    <w:basedOn w:val="1548"/>
+    <w:basedOn w:val="1660"/>
     <w:uiPriority w:val="99"/>
     <w:pPr>
       <w:pBdr/>
@@ -42953,9 +43702,9 @@
       </w:tcPr>
     </w:tblStylePr>
   </w:style>
-  <w:style w:type="table" w:styleId="1568">
+  <w:style w:type="table" w:styleId="1680">
     <w:name w:val="Grid Table 2 - Accent 5"/>
-    <w:basedOn w:val="1548"/>
+    <w:basedOn w:val="1660"/>
     <w:uiPriority w:val="99"/>
     <w:pPr>
       <w:pBdr/>
@@ -43185,9 +43934,9 @@
       </w:tcPr>
     </w:tblStylePr>
   </w:style>
-  <w:style w:type="table" w:styleId="1569">
+  <w:style w:type="table" w:styleId="1681">
     <w:name w:val="Grid Table 2 - Accent 6"/>
-    <w:basedOn w:val="1548"/>
+    <w:basedOn w:val="1660"/>
     <w:uiPriority w:val="99"/>
     <w:pPr>
       <w:pBdr/>
@@ -43417,9 +44166,9 @@
       </w:tcPr>
     </w:tblStylePr>
   </w:style>
-  <w:style w:type="table" w:styleId="1570">
+  <w:style w:type="table" w:styleId="1682">
     <w:name w:val="Grid Table 3"/>
-    <w:basedOn w:val="1548"/>
+    <w:basedOn w:val="1660"/>
     <w:uiPriority w:val="99"/>
     <w:pPr>
       <w:pBdr/>
@@ -43662,9 +44411,9 @@
       </w:tcPr>
     </w:tblStylePr>
   </w:style>
-  <w:style w:type="table" w:styleId="1571">
+  <w:style w:type="table" w:styleId="1683">
     <w:name w:val="Grid Table 3 - Accent 1"/>
-    <w:basedOn w:val="1548"/>
+    <w:basedOn w:val="1660"/>
     <w:uiPriority w:val="99"/>
     <w:pPr>
       <w:pBdr/>
@@ -43907,9 +44656,9 @@
       </w:tcPr>
     </w:tblStylePr>
   </w:style>
-  <w:style w:type="table" w:styleId="1572">
+  <w:style w:type="table" w:styleId="1684">
     <w:name w:val="Grid Table 3 - Accent 2"/>
-    <w:basedOn w:val="1548"/>
+    <w:basedOn w:val="1660"/>
     <w:uiPriority w:val="99"/>
     <w:pPr>
       <w:pBdr/>
@@ -44152,9 +44901,9 @@
       </w:tcPr>
     </w:tblStylePr>
   </w:style>
-  <w:style w:type="table" w:styleId="1573">
+  <w:style w:type="table" w:styleId="1685">
     <w:name w:val="Grid Table 3 - Accent 3"/>
-    <w:basedOn w:val="1548"/>
+    <w:basedOn w:val="1660"/>
     <w:uiPriority w:val="99"/>
     <w:pPr>
       <w:pBdr/>
@@ -44397,9 +45146,9 @@
       </w:tcPr>
     </w:tblStylePr>
   </w:style>
-  <w:style w:type="table" w:styleId="1574">
+  <w:style w:type="table" w:styleId="1686">
     <w:name w:val="Grid Table 3 - Accent 4"/>
-    <w:basedOn w:val="1548"/>
+    <w:basedOn w:val="1660"/>
     <w:uiPriority w:val="99"/>
     <w:pPr>
       <w:pBdr/>
@@ -44642,9 +45391,9 @@
       </w:tcPr>
     </w:tblStylePr>
   </w:style>
-  <w:style w:type="table" w:styleId="1575">
+  <w:style w:type="table" w:styleId="1687">
     <w:name w:val="Grid Table 3 - Accent 5"/>
-    <w:basedOn w:val="1548"/>
+    <w:basedOn w:val="1660"/>
     <w:uiPriority w:val="99"/>
     <w:pPr>
       <w:pBdr/>
@@ -44887,9 +45636,9 @@
       </w:tcPr>
     </w:tblStylePr>
   </w:style>
-  <w:style w:type="table" w:styleId="1576">
+  <w:style w:type="table" w:styleId="1688">
     <w:name w:val="Grid Table 3 - Accent 6"/>
-    <w:basedOn w:val="1548"/>
+    <w:basedOn w:val="1660"/>
     <w:uiPriority w:val="99"/>
     <w:pPr>
       <w:pBdr/>
@@ -45132,9 +45881,9 @@
       </w:tcPr>
     </w:tblStylePr>
   </w:style>
-  <w:style w:type="table" w:styleId="1577">
+  <w:style w:type="table" w:styleId="1689">
     <w:name w:val="Grid Table 4"/>
-    <w:basedOn w:val="1548"/>
+    <w:basedOn w:val="1660"/>
     <w:uiPriority w:val="59"/>
     <w:pPr>
       <w:pBdr/>
@@ -45365,9 +46114,9 @@
       </w:tcPr>
     </w:tblStylePr>
   </w:style>
-  <w:style w:type="table" w:styleId="1578">
+  <w:style w:type="table" w:styleId="1690">
     <w:name w:val="Grid Table 4 - Accent 1"/>
-    <w:basedOn w:val="1548"/>
+    <w:basedOn w:val="1660"/>
     <w:uiPriority w:val="59"/>
     <w:pPr>
       <w:pBdr/>
@@ -45598,9 +46347,9 @@
       </w:tcPr>
     </w:tblStylePr>
   </w:style>
-  <w:style w:type="table" w:styleId="1579">
+  <w:style w:type="table" w:styleId="1691">
     <w:name w:val="Grid Table 4 - Accent 2"/>
-    <w:basedOn w:val="1548"/>
+    <w:basedOn w:val="1660"/>
     <w:uiPriority w:val="59"/>
     <w:pPr>
       <w:pBdr/>
@@ -45831,9 +46580,9 @@
       </w:tcPr>
     </w:tblStylePr>
   </w:style>
-  <w:style w:type="table" w:styleId="1580">
+  <w:style w:type="table" w:styleId="1692">
     <w:name w:val="Grid Table 4 - Accent 3"/>
-    <w:basedOn w:val="1548"/>
+    <w:basedOn w:val="1660"/>
     <w:uiPriority w:val="59"/>
     <w:pPr>
       <w:pBdr/>
@@ -46064,9 +46813,9 @@
       </w:tcPr>
     </w:tblStylePr>
   </w:style>
-  <w:style w:type="table" w:styleId="1581">
+  <w:style w:type="table" w:styleId="1693">
     <w:name w:val="Grid Table 4 - Accent 4"/>
-    <w:basedOn w:val="1548"/>
+    <w:basedOn w:val="1660"/>
     <w:uiPriority w:val="59"/>
     <w:pPr>
       <w:pBdr/>
@@ -46297,9 +47046,9 @@
       </w:tcPr>
     </w:tblStylePr>
   </w:style>
-  <w:style w:type="table" w:styleId="1582">
+  <w:style w:type="table" w:styleId="1694">
     <w:name w:val="Grid Table 4 - Accent 5"/>
-    <w:basedOn w:val="1548"/>
+    <w:basedOn w:val="1660"/>
     <w:uiPriority w:val="59"/>
     <w:pPr>
       <w:pBdr/>
@@ -46530,9 +47279,9 @@
       </w:tcPr>
     </w:tblStylePr>
   </w:style>
-  <w:style w:type="table" w:styleId="1583">
+  <w:style w:type="table" w:styleId="1695">
     <w:name w:val="Grid Table 4 - Accent 6"/>
-    <w:basedOn w:val="1548"/>
+    <w:basedOn w:val="1660"/>
     <w:uiPriority w:val="59"/>
     <w:pPr>
       <w:pBdr/>
@@ -46763,9 +47512,9 @@
       </w:tcPr>
     </w:tblStylePr>
   </w:style>
-  <w:style w:type="table" w:styleId="1584">
+  <w:style w:type="table" w:styleId="1696">
     <w:name w:val="Grid Table 5 Dark"/>
-    <w:basedOn w:val="1548"/>
+    <w:basedOn w:val="1660"/>
     <w:uiPriority w:val="99"/>
     <w:pPr>
       <w:pBdr/>
@@ -46991,9 +47740,9 @@
       </w:tcPr>
     </w:tblStylePr>
   </w:style>
-  <w:style w:type="table" w:styleId="1585">
+  <w:style w:type="table" w:styleId="1697">
     <w:name w:val="Grid Table 5 Dark- Accent 1"/>
-    <w:basedOn w:val="1548"/>
+    <w:basedOn w:val="1660"/>
     <w:uiPriority w:val="99"/>
     <w:pPr>
       <w:pBdr/>
@@ -47219,9 +47968,9 @@
       </w:tcPr>
     </w:tblStylePr>
   </w:style>
-  <w:style w:type="table" w:styleId="1586">
+  <w:style w:type="table" w:styleId="1698">
     <w:name w:val="Grid Table 5 Dark - Accent 2"/>
-    <w:basedOn w:val="1548"/>
+    <w:basedOn w:val="1660"/>
     <w:uiPriority w:val="99"/>
     <w:pPr>
       <w:pBdr/>
@@ -47447,9 +48196,9 @@
       </w:tcPr>
     </w:tblStylePr>
   </w:style>
-  <w:style w:type="table" w:styleId="1587">
+  <w:style w:type="table" w:styleId="1699">
     <w:name w:val="Grid Table 5 Dark - Accent 3"/>
-    <w:basedOn w:val="1548"/>
+    <w:basedOn w:val="1660"/>
     <w:uiPriority w:val="99"/>
     <w:pPr>
       <w:pBdr/>
@@ -47675,9 +48424,9 @@
       </w:tcPr>
     </w:tblStylePr>
   </w:style>
-  <w:style w:type="table" w:styleId="1588">
+  <w:style w:type="table" w:styleId="1700">
     <w:name w:val="Grid Table 5 Dark- Accent 4"/>
-    <w:basedOn w:val="1548"/>
+    <w:basedOn w:val="1660"/>
     <w:uiPriority w:val="99"/>
     <w:pPr>
       <w:pBdr/>
@@ -47903,9 +48652,9 @@
       </w:tcPr>
     </w:tblStylePr>
   </w:style>
-  <w:style w:type="table" w:styleId="1589">
+  <w:style w:type="table" w:styleId="1701">
     <w:name w:val="Grid Table 5 Dark - Accent 5"/>
-    <w:basedOn w:val="1548"/>
+    <w:basedOn w:val="1660"/>
     <w:uiPriority w:val="99"/>
     <w:pPr>
       <w:pBdr/>
@@ -48131,9 +48880,9 @@
       </w:tcPr>
     </w:tblStylePr>
   </w:style>
-  <w:style w:type="table" w:styleId="1590">
+  <w:style w:type="table" w:styleId="1702">
     <w:name w:val="Grid Table 5 Dark - Accent 6"/>
-    <w:basedOn w:val="1548"/>
+    <w:basedOn w:val="1660"/>
     <w:uiPriority w:val="99"/>
     <w:pPr>
       <w:pBdr/>
@@ -48359,9 +49108,9 @@
       </w:tcPr>
     </w:tblStylePr>
   </w:style>
-  <w:style w:type="table" w:styleId="1591">
+  <w:style w:type="table" w:styleId="1703">
     <w:name w:val="Grid Table 6 Colorful"/>
-    <w:basedOn w:val="1548"/>
+    <w:basedOn w:val="1660"/>
     <w:uiPriority w:val="99"/>
     <w:pPr>
       <w:pBdr/>
@@ -48589,9 +49338,9 @@
       </w:tcPr>
     </w:tblStylePr>
   </w:style>
-  <w:style w:type="table" w:styleId="1592">
+  <w:style w:type="table" w:styleId="1704">
     <w:name w:val="Grid Table 6 Colorful - Accent 1"/>
-    <w:basedOn w:val="1548"/>
+    <w:basedOn w:val="1660"/>
     <w:uiPriority w:val="99"/>
     <w:pPr>
       <w:pBdr/>
@@ -48819,9 +49568,9 @@
       </w:tcPr>
     </w:tblStylePr>
   </w:style>
-  <w:style w:type="table" w:styleId="1593">
+  <w:style w:type="table" w:styleId="1705">
     <w:name w:val="Grid Table 6 Colorful - Accent 2"/>
-    <w:basedOn w:val="1548"/>
+    <w:basedOn w:val="1660"/>
     <w:uiPriority w:val="99"/>
     <w:pPr>
       <w:pBdr/>
@@ -49049,9 +49798,9 @@
       </w:tcPr>
     </w:tblStylePr>
   </w:style>
-  <w:style w:type="table" w:styleId="1594">
+  <w:style w:type="table" w:styleId="1706">
     <w:name w:val="Grid Table 6 Colorful - Accent 3"/>
-    <w:basedOn w:val="1548"/>
+    <w:basedOn w:val="1660"/>
     <w:uiPriority w:val="99"/>
     <w:pPr>
       <w:pBdr/>
@@ -49279,9 +50028,9 @@
       </w:tcPr>
     </w:tblStylePr>
   </w:style>
-  <w:style w:type="table" w:styleId="1595">
+  <w:style w:type="table" w:styleId="1707">
     <w:name w:val="Grid Table 6 Colorful - Accent 4"/>
-    <w:basedOn w:val="1548"/>
+    <w:basedOn w:val="1660"/>
     <w:uiPriority w:val="99"/>
     <w:pPr>
       <w:pBdr/>
@@ -49509,9 +50258,9 @@
       </w:tcPr>
     </w:tblStylePr>
   </w:style>
-  <w:style w:type="table" w:styleId="1596">
+  <w:style w:type="table" w:styleId="1708">
     <w:name w:val="Grid Table 6 Colorful - Accent 5"/>
-    <w:basedOn w:val="1548"/>
+    <w:basedOn w:val="1660"/>
     <w:uiPriority w:val="99"/>
     <w:pPr>
       <w:pBdr/>
@@ -49739,9 +50488,9 @@
       </w:tcPr>
     </w:tblStylePr>
   </w:style>
-  <w:style w:type="table" w:styleId="1597">
+  <w:style w:type="table" w:styleId="1709">
     <w:name w:val="Grid Table 6 Colorful - Accent 6"/>
-    <w:basedOn w:val="1548"/>
+    <w:basedOn w:val="1660"/>
     <w:uiPriority w:val="99"/>
     <w:pPr>
       <w:pBdr/>
@@ -49969,9 +50718,9 @@
       </w:tcPr>
     </w:tblStylePr>
   </w:style>
-  <w:style w:type="table" w:styleId="1598">
+  <w:style w:type="table" w:styleId="1710">
     <w:name w:val="Grid Table 7 Colorful"/>
-    <w:basedOn w:val="1548"/>
+    <w:basedOn w:val="1660"/>
     <w:uiPriority w:val="99"/>
     <w:pPr>
       <w:pBdr/>
@@ -50223,9 +50972,9 @@
       </w:tcPr>
     </w:tblStylePr>
   </w:style>
-  <w:style w:type="table" w:styleId="1599">
+  <w:style w:type="table" w:styleId="1711">
     <w:name w:val="Grid Table 7 Colorful - Accent 1"/>
-    <w:basedOn w:val="1548"/>
+    <w:basedOn w:val="1660"/>
     <w:uiPriority w:val="99"/>
     <w:pPr>
       <w:pBdr/>
@@ -50477,9 +51226,9 @@
       </w:tcPr>
     </w:tblStylePr>
   </w:style>
-  <w:style w:type="table" w:styleId="1600">
+  <w:style w:type="table" w:styleId="1712">
     <w:name w:val="Grid Table 7 Colorful - Accent 2"/>
-    <w:basedOn w:val="1548"/>
+    <w:basedOn w:val="1660"/>
     <w:uiPriority w:val="99"/>
     <w:pPr>
       <w:pBdr/>
@@ -50731,9 +51480,9 @@
       </w:tcPr>
     </w:tblStylePr>
   </w:style>
-  <w:style w:type="table" w:styleId="1601">
+  <w:style w:type="table" w:styleId="1713">
     <w:name w:val="Grid Table 7 Colorful - Accent 3"/>
-    <w:basedOn w:val="1548"/>
+    <w:basedOn w:val="1660"/>
     <w:uiPriority w:val="99"/>
     <w:pPr>
       <w:pBdr/>
@@ -50985,9 +51734,9 @@
       </w:tcPr>
     </w:tblStylePr>
   </w:style>
-  <w:style w:type="table" w:styleId="1602">
+  <w:style w:type="table" w:styleId="1714">
     <w:name w:val="Grid Table 7 Colorful - Accent 4"/>
-    <w:basedOn w:val="1548"/>
+    <w:basedOn w:val="1660"/>
     <w:uiPriority w:val="99"/>
     <w:pPr>
       <w:pBdr/>
@@ -51239,9 +51988,9 @@
       </w:tcPr>
     </w:tblStylePr>
   </w:style>
-  <w:style w:type="table" w:styleId="1603">
+  <w:style w:type="table" w:styleId="1715">
     <w:name w:val="Grid Table 7 Colorful - Accent 5"/>
-    <w:basedOn w:val="1548"/>
+    <w:basedOn w:val="1660"/>
     <w:uiPriority w:val="99"/>
     <w:pPr>
       <w:pBdr/>
@@ -51493,9 +52242,9 @@
       </w:tcPr>
     </w:tblStylePr>
   </w:style>
-  <w:style w:type="table" w:styleId="1604">
+  <w:style w:type="table" w:styleId="1716">
     <w:name w:val="Grid Table 7 Colorful - Accent 6"/>
-    <w:basedOn w:val="1548"/>
+    <w:basedOn w:val="1660"/>
     <w:uiPriority w:val="99"/>
     <w:pPr>
       <w:pBdr/>
@@ -51747,9 +52496,9 @@
       </w:tcPr>
     </w:tblStylePr>
   </w:style>
-  <w:style w:type="table" w:styleId="1605">
+  <w:style w:type="table" w:styleId="1717">
     <w:name w:val="List Table 1 Light"/>
-    <w:basedOn w:val="1548"/>
+    <w:basedOn w:val="1660"/>
     <w:uiPriority w:val="99"/>
     <w:pPr>
       <w:pBdr/>
@@ -51963,9 +52712,9 @@
       </w:tcPr>
     </w:tblStylePr>
   </w:style>
-  <w:style w:type="table" w:styleId="1606">
+  <w:style w:type="table" w:styleId="1718">
     <w:name w:val="List Table 1 Light - Accent 1"/>
-    <w:basedOn w:val="1548"/>
+    <w:basedOn w:val="1660"/>
     <w:uiPriority w:val="99"/>
     <w:pPr>
       <w:pBdr/>
@@ -52179,9 +52928,9 @@
       </w:tcPr>
     </w:tblStylePr>
   </w:style>
-  <w:style w:type="table" w:styleId="1607">
+  <w:style w:type="table" w:styleId="1719">
     <w:name w:val="List Table 1 Light - Accent 2"/>
-    <w:basedOn w:val="1548"/>
+    <w:basedOn w:val="1660"/>
     <w:uiPriority w:val="99"/>
     <w:pPr>
       <w:pBdr/>
@@ -52395,9 +53144,9 @@
       </w:tcPr>
     </w:tblStylePr>
   </w:style>
-  <w:style w:type="table" w:styleId="1608">
+  <w:style w:type="table" w:styleId="1720">
     <w:name w:val="List Table 1 Light - Accent 3"/>
-    <w:basedOn w:val="1548"/>
+    <w:basedOn w:val="1660"/>
     <w:uiPriority w:val="99"/>
     <w:pPr>
       <w:pBdr/>
@@ -52611,9 +53360,9 @@
       </w:tcPr>
     </w:tblStylePr>
   </w:style>
-  <w:style w:type="table" w:styleId="1609">
+  <w:style w:type="table" w:styleId="1721">
     <w:name w:val="List Table 1 Light - Accent 4"/>
-    <w:basedOn w:val="1548"/>
+    <w:basedOn w:val="1660"/>
     <w:uiPriority w:val="99"/>
     <w:pPr>
       <w:pBdr/>
@@ -52827,9 +53576,9 @@
       </w:tcPr>
     </w:tblStylePr>
   </w:style>
-  <w:style w:type="table" w:styleId="1610">
+  <w:style w:type="table" w:styleId="1722">
     <w:name w:val="List Table 1 Light - Accent 5"/>
-    <w:basedOn w:val="1548"/>
+    <w:basedOn w:val="1660"/>
     <w:uiPriority w:val="99"/>
     <w:pPr>
       <w:pBdr/>
@@ -53043,9 +53792,9 @@
       </w:tcPr>
     </w:tblStylePr>
   </w:style>
-  <w:style w:type="table" w:styleId="1611">
+  <w:style w:type="table" w:styleId="1723">
     <w:name w:val="List Table 1 Light - Accent 6"/>
-    <w:basedOn w:val="1548"/>
+    <w:basedOn w:val="1660"/>
     <w:uiPriority w:val="99"/>
     <w:pPr>
       <w:pBdr/>
@@ -53259,9 +54008,9 @@
       </w:tcPr>
     </w:tblStylePr>
   </w:style>
-  <w:style w:type="table" w:styleId="1612">
+  <w:style w:type="table" w:styleId="1724">
     <w:name w:val="List Table 2"/>
-    <w:basedOn w:val="1548"/>
+    <w:basedOn w:val="1660"/>
     <w:uiPriority w:val="99"/>
     <w:pPr>
       <w:pBdr/>
@@ -53497,9 +54246,9 @@
       </w:tcPr>
     </w:tblStylePr>
   </w:style>
-  <w:style w:type="table" w:styleId="1613">
+  <w:style w:type="table" w:styleId="1725">
     <w:name w:val="List Table 2 - Accent 1"/>
-    <w:basedOn w:val="1548"/>
+    <w:basedOn w:val="1660"/>
     <w:uiPriority w:val="99"/>
     <w:pPr>
       <w:pBdr/>
@@ -53735,9 +54484,9 @@
       </w:tcPr>
     </w:tblStylePr>
   </w:style>
-  <w:style w:type="table" w:styleId="1614">
+  <w:style w:type="table" w:styleId="1726">
     <w:name w:val="List Table 2 - Accent 2"/>
-    <w:basedOn w:val="1548"/>
+    <w:basedOn w:val="1660"/>
     <w:uiPriority w:val="99"/>
     <w:pPr>
       <w:pBdr/>
@@ -53973,9 +54722,9 @@
       </w:tcPr>
     </w:tblStylePr>
   </w:style>
-  <w:style w:type="table" w:styleId="1615">
+  <w:style w:type="table" w:styleId="1727">
     <w:name w:val="List Table 2 - Accent 3"/>
-    <w:basedOn w:val="1548"/>
+    <w:basedOn w:val="1660"/>
     <w:uiPriority w:val="99"/>
     <w:pPr>
       <w:pBdr/>
@@ -54211,9 +54960,9 @@
       </w:tcPr>
     </w:tblStylePr>
   </w:style>
-  <w:style w:type="table" w:styleId="1616">
+  <w:style w:type="table" w:styleId="1728">
     <w:name w:val="List Table 2 - Accent 4"/>
-    <w:basedOn w:val="1548"/>
+    <w:basedOn w:val="1660"/>
     <w:uiPriority w:val="99"/>
     <w:pPr>
       <w:pBdr/>
@@ -54449,9 +55198,9 @@
       </w:tcPr>
     </w:tblStylePr>
   </w:style>
-  <w:style w:type="table" w:styleId="1617">
+  <w:style w:type="table" w:styleId="1729">
     <w:name w:val="List Table 2 - Accent 5"/>
-    <w:basedOn w:val="1548"/>
+    <w:basedOn w:val="1660"/>
     <w:uiPriority w:val="99"/>
     <w:pPr>
       <w:pBdr/>
@@ -54687,9 +55436,9 @@
       </w:tcPr>
     </w:tblStylePr>
   </w:style>
-  <w:style w:type="table" w:styleId="1618">
+  <w:style w:type="table" w:styleId="1730">
     <w:name w:val="List Table 2 - Accent 6"/>
-    <w:basedOn w:val="1548"/>
+    <w:basedOn w:val="1660"/>
     <w:uiPriority w:val="99"/>
     <w:pPr>
       <w:pBdr/>
@@ -54925,9 +55674,9 @@
       </w:tcPr>
     </w:tblStylePr>
   </w:style>
-  <w:style w:type="table" w:styleId="1619">
+  <w:style w:type="table" w:styleId="1731">
     <w:name w:val="List Table 3"/>
-    <w:basedOn w:val="1548"/>
+    <w:basedOn w:val="1660"/>
     <w:uiPriority w:val="99"/>
     <w:pPr>
       <w:pBdr/>
@@ -55153,9 +55902,9 @@
       </w:tcPr>
     </w:tblStylePr>
   </w:style>
-  <w:style w:type="table" w:styleId="1620">
+  <w:style w:type="table" w:styleId="1732">
     <w:name w:val="List Table 3 - Accent 1"/>
-    <w:basedOn w:val="1548"/>
+    <w:basedOn w:val="1660"/>
     <w:uiPriority w:val="99"/>
     <w:pPr>
       <w:pBdr/>
@@ -55381,9 +56130,9 @@
       </w:tcPr>
     </w:tblStylePr>
   </w:style>
-  <w:style w:type="table" w:styleId="1621">
+  <w:style w:type="table" w:styleId="1733">
     <w:name w:val="List Table 3 - Accent 2"/>
-    <w:basedOn w:val="1548"/>
+    <w:basedOn w:val="1660"/>
     <w:uiPriority w:val="99"/>
     <w:pPr>
       <w:pBdr/>
@@ -55609,9 +56358,9 @@
       </w:tcPr>
     </w:tblStylePr>
   </w:style>
-  <w:style w:type="table" w:styleId="1622">
+  <w:style w:type="table" w:styleId="1734">
     <w:name w:val="List Table 3 - Accent 3"/>
-    <w:basedOn w:val="1548"/>
+    <w:basedOn w:val="1660"/>
     <w:uiPriority w:val="99"/>
     <w:pPr>
       <w:pBdr/>
@@ -55837,9 +56586,9 @@
       </w:tcPr>
     </w:tblStylePr>
   </w:style>
-  <w:style w:type="table" w:styleId="1623">
+  <w:style w:type="table" w:styleId="1735">
     <w:name w:val="List Table 3 - Accent 4"/>
-    <w:basedOn w:val="1548"/>
+    <w:basedOn w:val="1660"/>
     <w:uiPriority w:val="99"/>
     <w:pPr>
       <w:pBdr/>
@@ -56065,9 +56814,9 @@
       </w:tcPr>
     </w:tblStylePr>
   </w:style>
-  <w:style w:type="table" w:styleId="1624">
+  <w:style w:type="table" w:styleId="1736">
     <w:name w:val="List Table 3 - Accent 5"/>
-    <w:basedOn w:val="1548"/>
+    <w:basedOn w:val="1660"/>
     <w:uiPriority w:val="99"/>
     <w:pPr>
       <w:pBdr/>
@@ -56293,9 +57042,9 @@
       </w:tcPr>
     </w:tblStylePr>
   </w:style>
-  <w:style w:type="table" w:styleId="1625">
+  <w:style w:type="table" w:styleId="1737">
     <w:name w:val="List Table 3 - Accent 6"/>
-    <w:basedOn w:val="1548"/>
+    <w:basedOn w:val="1660"/>
     <w:uiPriority w:val="99"/>
     <w:pPr>
       <w:pBdr/>
@@ -56521,9 +57270,9 @@
       </w:tcPr>
     </w:tblStylePr>
   </w:style>
-  <w:style w:type="table" w:styleId="1626">
+  <w:style w:type="table" w:styleId="1738">
     <w:name w:val="List Table 4"/>
-    <w:basedOn w:val="1548"/>
+    <w:basedOn w:val="1660"/>
     <w:uiPriority w:val="99"/>
     <w:pPr>
       <w:pBdr/>
@@ -56746,9 +57495,9 @@
       </w:tcPr>
     </w:tblStylePr>
   </w:style>
-  <w:style w:type="table" w:styleId="1627">
+  <w:style w:type="table" w:styleId="1739">
     <w:name w:val="List Table 4 - Accent 1"/>
-    <w:basedOn w:val="1548"/>
+    <w:basedOn w:val="1660"/>
     <w:uiPriority w:val="99"/>
     <w:pPr>
       <w:pBdr/>
@@ -56971,9 +57720,9 @@
       </w:tcPr>
     </w:tblStylePr>
   </w:style>
-  <w:style w:type="table" w:styleId="1628">
+  <w:style w:type="table" w:styleId="1740">
     <w:name w:val="List Table 4 - Accent 2"/>
-    <w:basedOn w:val="1548"/>
+    <w:basedOn w:val="1660"/>
     <w:uiPriority w:val="99"/>
     <w:pPr>
       <w:pBdr/>
@@ -57196,9 +57945,9 @@
       </w:tcPr>
     </w:tblStylePr>
   </w:style>
-  <w:style w:type="table" w:styleId="1629">
+  <w:style w:type="table" w:styleId="1741">
     <w:name w:val="List Table 4 - Accent 3"/>
-    <w:basedOn w:val="1548"/>
+    <w:basedOn w:val="1660"/>
     <w:uiPriority w:val="99"/>
     <w:pPr>
       <w:pBdr/>
@@ -57421,9 +58170,9 @@
       </w:tcPr>
     </w:tblStylePr>
   </w:style>
-  <w:style w:type="table" w:styleId="1630">
+  <w:style w:type="table" w:styleId="1742">
     <w:name w:val="List Table 4 - Accent 4"/>
-    <w:basedOn w:val="1548"/>
+    <w:basedOn w:val="1660"/>
     <w:uiPriority w:val="99"/>
     <w:pPr>
       <w:pBdr/>
@@ -57646,9 +58395,9 @@
       </w:tcPr>
     </w:tblStylePr>
   </w:style>
-  <w:style w:type="table" w:styleId="1631">
+  <w:style w:type="table" w:styleId="1743">
     <w:name w:val="List Table 4 - Accent 5"/>
-    <w:basedOn w:val="1548"/>
+    <w:basedOn w:val="1660"/>
     <w:uiPriority w:val="99"/>
     <w:pPr>
       <w:pBdr/>
@@ -57871,9 +58620,9 @@
       </w:tcPr>
     </w:tblStylePr>
   </w:style>
-  <w:style w:type="table" w:styleId="1632">
+  <w:style w:type="table" w:styleId="1744">
     <w:name w:val="List Table 4 - Accent 6"/>
-    <w:basedOn w:val="1548"/>
+    <w:basedOn w:val="1660"/>
     <w:uiPriority w:val="99"/>
     <w:pPr>
       <w:pBdr/>
@@ -58096,9 +58845,9 @@
       </w:tcPr>
     </w:tblStylePr>
   </w:style>
-  <w:style w:type="table" w:styleId="1633">
+  <w:style w:type="table" w:styleId="1745">
     <w:name w:val="List Table 5 Dark"/>
-    <w:basedOn w:val="1548"/>
+    <w:basedOn w:val="1660"/>
     <w:uiPriority w:val="99"/>
     <w:pPr>
       <w:pBdr/>
@@ -58338,9 +59087,9 @@
       </w:tcPr>
     </w:tblStylePr>
   </w:style>
-  <w:style w:type="table" w:styleId="1634">
+  <w:style w:type="table" w:styleId="1746">
     <w:name w:val="List Table 5 Dark - Accent 1"/>
-    <w:basedOn w:val="1548"/>
+    <w:basedOn w:val="1660"/>
     <w:uiPriority w:val="99"/>
     <w:pPr>
       <w:pBdr/>
@@ -58580,9 +59329,9 @@
       </w:tcPr>
     </w:tblStylePr>
   </w:style>
-  <w:style w:type="table" w:styleId="1635">
+  <w:style w:type="table" w:styleId="1747">
     <w:name w:val="List Table 5 Dark - Accent 2"/>
-    <w:basedOn w:val="1548"/>
+    <w:basedOn w:val="1660"/>
     <w:uiPriority w:val="99"/>
     <w:pPr>
       <w:pBdr/>
@@ -58822,9 +59571,9 @@
       </w:tcPr>
     </w:tblStylePr>
   </w:style>
-  <w:style w:type="table" w:styleId="1636">
+  <w:style w:type="table" w:styleId="1748">
     <w:name w:val="List Table 5 Dark - Accent 3"/>
-    <w:basedOn w:val="1548"/>
+    <w:basedOn w:val="1660"/>
     <w:uiPriority w:val="99"/>
     <w:pPr>
       <w:pBdr/>
@@ -59064,9 +59813,9 @@
       </w:tcPr>
     </w:tblStylePr>
   </w:style>
-  <w:style w:type="table" w:styleId="1637">
+  <w:style w:type="table" w:styleId="1749">
     <w:name w:val="List Table 5 Dark - Accent 4"/>
-    <w:basedOn w:val="1548"/>
+    <w:basedOn w:val="1660"/>
     <w:uiPriority w:val="99"/>
     <w:pPr>
       <w:pBdr/>
@@ -59306,9 +60055,9 @@
       </w:tcPr>
     </w:tblStylePr>
   </w:style>
-  <w:style w:type="table" w:styleId="1638">
+  <w:style w:type="table" w:styleId="1750">
     <w:name w:val="List Table 5 Dark - Accent 5"/>
-    <w:basedOn w:val="1548"/>
+    <w:basedOn w:val="1660"/>
     <w:uiPriority w:val="99"/>
     <w:pPr>
       <w:pBdr/>
@@ -59548,9 +60297,9 @@
       </w:tcPr>
     </w:tblStylePr>
   </w:style>
-  <w:style w:type="table" w:styleId="1639">
+  <w:style w:type="table" w:styleId="1751">
     <w:name w:val="List Table 5 Dark - Accent 6"/>
-    <w:basedOn w:val="1548"/>
+    <w:basedOn w:val="1660"/>
     <w:uiPriority w:val="99"/>
     <w:pPr>
       <w:pBdr/>
@@ -59790,9 +60539,9 @@
       </w:tcPr>
     </w:tblStylePr>
   </w:style>
-  <w:style w:type="table" w:styleId="1640">
+  <w:style w:type="table" w:styleId="1752">
     <w:name w:val="List Table 6 Colorful"/>
-    <w:basedOn w:val="1548"/>
+    <w:basedOn w:val="1660"/>
     <w:uiPriority w:val="99"/>
     <w:pPr>
       <w:pBdr/>
@@ -60013,9 +60762,9 @@
       </w:tcPr>
     </w:tblStylePr>
   </w:style>
-  <w:style w:type="table" w:styleId="1641">
+  <w:style w:type="table" w:styleId="1753">
     <w:name w:val="List Table 6 Colorful - Accent 1"/>
-    <w:basedOn w:val="1548"/>
+    <w:basedOn w:val="1660"/>
     <w:uiPriority w:val="99"/>
     <w:pPr>
       <w:pBdr/>
@@ -60236,9 +60985,9 @@
       </w:tcPr>
     </w:tblStylePr>
   </w:style>
-  <w:style w:type="table" w:styleId="1642">
+  <w:style w:type="table" w:styleId="1754">
     <w:name w:val="List Table 6 Colorful - Accent 2"/>
-    <w:basedOn w:val="1548"/>
+    <w:basedOn w:val="1660"/>
     <w:uiPriority w:val="99"/>
     <w:pPr>
       <w:pBdr/>
@@ -60459,9 +61208,9 @@
       </w:tcPr>
     </w:tblStylePr>
   </w:style>
-  <w:style w:type="table" w:styleId="1643">
+  <w:style w:type="table" w:styleId="1755">
     <w:name w:val="List Table 6 Colorful - Accent 3"/>
-    <w:basedOn w:val="1548"/>
+    <w:basedOn w:val="1660"/>
     <w:uiPriority w:val="99"/>
     <w:pPr>
       <w:pBdr/>
@@ -60682,9 +61431,9 @@
       </w:tcPr>
     </w:tblStylePr>
   </w:style>
-  <w:style w:type="table" w:styleId="1644">
+  <w:style w:type="table" w:styleId="1756">
     <w:name w:val="List Table 6 Colorful - Accent 4"/>
-    <w:basedOn w:val="1548"/>
+    <w:basedOn w:val="1660"/>
     <w:uiPriority w:val="99"/>
     <w:pPr>
       <w:pBdr/>
@@ -60905,9 +61654,9 @@
       </w:tcPr>
     </w:tblStylePr>
   </w:style>
-  <w:style w:type="table" w:styleId="1645">
+  <w:style w:type="table" w:styleId="1757">
     <w:name w:val="List Table 6 Colorful - Accent 5"/>
-    <w:basedOn w:val="1548"/>
+    <w:basedOn w:val="1660"/>
     <w:uiPriority w:val="99"/>
     <w:pPr>
       <w:pBdr/>
@@ -61128,9 +61877,9 @@
       </w:tcPr>
     </w:tblStylePr>
   </w:style>
-  <w:style w:type="table" w:styleId="1646">
+  <w:style w:type="table" w:styleId="1758">
     <w:name w:val="List Table 6 Colorful - Accent 6"/>
-    <w:basedOn w:val="1548"/>
+    <w:basedOn w:val="1660"/>
     <w:uiPriority w:val="99"/>
     <w:pPr>
       <w:pBdr/>
@@ -61351,9 +62100,9 @@
       </w:tcPr>
     </w:tblStylePr>
   </w:style>
-  <w:style w:type="table" w:styleId="1647">
+  <w:style w:type="table" w:styleId="1759">
     <w:name w:val="List Table 7 Colorful"/>
-    <w:basedOn w:val="1548"/>
+    <w:basedOn w:val="1660"/>
     <w:uiPriority w:val="99"/>
     <w:pPr>
       <w:pBdr/>
@@ -61607,9 +62356,9 @@
       </w:tcPr>
     </w:tblStylePr>
   </w:style>
-  <w:style w:type="table" w:styleId="1648">
+  <w:style w:type="table" w:styleId="1760">
     <w:name w:val="List Table 7 Colorful - Accent 1"/>
-    <w:basedOn w:val="1548"/>
+    <w:basedOn w:val="1660"/>
     <w:uiPriority w:val="99"/>
     <w:pPr>
       <w:pBdr/>
@@ -61863,9 +62612,9 @@
       </w:tcPr>
     </w:tblStylePr>
   </w:style>
-  <w:style w:type="table" w:styleId="1649">
+  <w:style w:type="table" w:styleId="1761">
     <w:name w:val="List Table 7 Colorful - Accent 2"/>
-    <w:basedOn w:val="1548"/>
+    <w:basedOn w:val="1660"/>
     <w:uiPriority w:val="99"/>
     <w:pPr>
       <w:pBdr/>
@@ -62119,9 +62868,9 @@
       </w:tcPr>
     </w:tblStylePr>
   </w:style>
-  <w:style w:type="table" w:styleId="1650">
+  <w:style w:type="table" w:styleId="1762">
     <w:name w:val="List Table 7 Colorful - Accent 3"/>
-    <w:basedOn w:val="1548"/>
+    <w:basedOn w:val="1660"/>
     <w:uiPriority w:val="99"/>
     <w:pPr>
       <w:pBdr/>
@@ -62375,9 +63124,9 @@
       </w:tcPr>
     </w:tblStylePr>
   </w:style>
-  <w:style w:type="table" w:styleId="1651">
+  <w:style w:type="table" w:styleId="1763">
     <w:name w:val="List Table 7 Colorful - Accent 4"/>
-    <w:basedOn w:val="1548"/>
+    <w:basedOn w:val="1660"/>
     <w:uiPriority w:val="99"/>
     <w:pPr>
       <w:pBdr/>
@@ -62631,9 +63380,9 @@
       </w:tcPr>
     </w:tblStylePr>
   </w:style>
-  <w:style w:type="table" w:styleId="1652">
+  <w:style w:type="table" w:styleId="1764">
     <w:name w:val="List Table 7 Colorful - Accent 5"/>
-    <w:basedOn w:val="1548"/>
+    <w:basedOn w:val="1660"/>
     <w:uiPriority w:val="99"/>
     <w:pPr>
       <w:pBdr/>
@@ -62887,9 +63636,9 @@
       </w:tcPr>
     </w:tblStylePr>
   </w:style>
-  <w:style w:type="table" w:styleId="1653">
+  <w:style w:type="table" w:styleId="1765">
     <w:name w:val="List Table 7 Colorful - Accent 6"/>
-    <w:basedOn w:val="1548"/>
+    <w:basedOn w:val="1660"/>
     <w:uiPriority w:val="99"/>
     <w:pPr>
       <w:pBdr/>
@@ -63143,9 +63892,9 @@
       </w:tcPr>
     </w:tblStylePr>
   </w:style>
-  <w:style w:type="table" w:styleId="1654">
+  <w:style w:type="table" w:styleId="1766">
     <w:name w:val="Lined - Accent"/>
-    <w:basedOn w:val="1548"/>
+    <w:basedOn w:val="1660"/>
     <w:uiPriority w:val="99"/>
     <w:pPr>
       <w:pBdr/>
@@ -63380,9 +64129,9 @@
       </w:tcPr>
     </w:tblStylePr>
   </w:style>
-  <w:style w:type="table" w:styleId="1655">
+  <w:style w:type="table" w:styleId="1767">
     <w:name w:val="Lined - Accent 1"/>
-    <w:basedOn w:val="1548"/>
+    <w:basedOn w:val="1660"/>
     <w:uiPriority w:val="99"/>
     <w:pPr>
       <w:pBdr/>
@@ -63617,9 +64366,9 @@
       </w:tcPr>
     </w:tblStylePr>
   </w:style>
-  <w:style w:type="table" w:styleId="1656">
+  <w:style w:type="table" w:styleId="1768">
     <w:name w:val="Lined - Accent 2"/>
-    <w:basedOn w:val="1548"/>
+    <w:basedOn w:val="1660"/>
     <w:uiPriority w:val="99"/>
     <w:pPr>
       <w:pBdr/>
@@ -63854,9 +64603,9 @@
       </w:tcPr>
     </w:tblStylePr>
   </w:style>
-  <w:style w:type="table" w:styleId="1657">
+  <w:style w:type="table" w:styleId="1769">
     <w:name w:val="Lined - Accent 3"/>
-    <w:basedOn w:val="1548"/>
+    <w:basedOn w:val="1660"/>
     <w:uiPriority w:val="99"/>
     <w:pPr>
       <w:pBdr/>
@@ -64091,9 +64840,9 @@
       </w:tcPr>
     </w:tblStylePr>
   </w:style>
-  <w:style w:type="table" w:styleId="1658">
+  <w:style w:type="table" w:styleId="1770">
     <w:name w:val="Lined - Accent 4"/>
-    <w:basedOn w:val="1548"/>
+    <w:basedOn w:val="1660"/>
     <w:uiPriority w:val="99"/>
     <w:pPr>
       <w:pBdr/>
@@ -64328,9 +65077,9 @@
       </w:tcPr>
     </w:tblStylePr>
   </w:style>
-  <w:style w:type="table" w:styleId="1659">
+  <w:style w:type="table" w:styleId="1771">
     <w:name w:val="Lined - Accent 5"/>
-    <w:basedOn w:val="1548"/>
+    <w:basedOn w:val="1660"/>
     <w:uiPriority w:val="99"/>
     <w:pPr>
       <w:pBdr/>
@@ -64565,9 +65314,9 @@
       </w:tcPr>
     </w:tblStylePr>
   </w:style>
-  <w:style w:type="table" w:styleId="1660">
+  <w:style w:type="table" w:styleId="1772">
     <w:name w:val="Lined - Accent 6"/>
-    <w:basedOn w:val="1548"/>
+    <w:basedOn w:val="1660"/>
     <w:uiPriority w:val="99"/>
     <w:pPr>
       <w:pBdr/>
@@ -64802,9 +65551,9 @@
       </w:tcPr>
     </w:tblStylePr>
   </w:style>
-  <w:style w:type="table" w:styleId="1661">
+  <w:style w:type="table" w:styleId="1773">
     <w:name w:val="Bordered &amp; Lined - Accent"/>
-    <w:basedOn w:val="1548"/>
+    <w:basedOn w:val="1660"/>
     <w:uiPriority w:val="99"/>
     <w:pPr>
       <w:pBdr/>
@@ -65046,9 +65795,9 @@
       </w:tcPr>
     </w:tblStylePr>
   </w:style>
-  <w:style w:type="table" w:styleId="1662">
+  <w:style w:type="table" w:styleId="1774">
     <w:name w:val="Bordered &amp; Lined - Accent 1"/>
-    <w:basedOn w:val="1548"/>
+    <w:basedOn w:val="1660"/>
     <w:uiPriority w:val="99"/>
     <w:pPr>
       <w:pBdr/>
@@ -65290,9 +66039,9 @@
       </w:tcPr>
     </w:tblStylePr>
   </w:style>
-  <w:style w:type="table" w:styleId="1663">
+  <w:style w:type="table" w:styleId="1775">
     <w:name w:val="Bordered &amp; Lined - Accent 2"/>
-    <w:basedOn w:val="1548"/>
+    <w:basedOn w:val="1660"/>
     <w:uiPriority w:val="99"/>
     <w:pPr>
       <w:pBdr/>
@@ -65534,9 +66283,9 @@
       </w:tcPr>
     </w:tblStylePr>
   </w:style>
-  <w:style w:type="table" w:styleId="1664">
+  <w:style w:type="table" w:styleId="1776">
     <w:name w:val="Bordered &amp; Lined - Accent 3"/>
-    <w:basedOn w:val="1548"/>
+    <w:basedOn w:val="1660"/>
     <w:uiPriority w:val="99"/>
     <w:pPr>
       <w:pBdr/>
@@ -65778,9 +66527,9 @@
       </w:tcPr>
     </w:tblStylePr>
   </w:style>
-  <w:style w:type="table" w:styleId="1665">
+  <w:style w:type="table" w:styleId="1777">
     <w:name w:val="Bordered &amp; Lined - Accent 4"/>
-    <w:basedOn w:val="1548"/>
+    <w:basedOn w:val="1660"/>
     <w:uiPriority w:val="99"/>
     <w:pPr>
       <w:pBdr/>
@@ -66022,9 +66771,9 @@
       </w:tcPr>
     </w:tblStylePr>
   </w:style>
-  <w:style w:type="table" w:styleId="1666">
+  <w:style w:type="table" w:styleId="1778">
     <w:name w:val="Bordered &amp; Lined - Accent 5"/>
-    <w:basedOn w:val="1548"/>
+    <w:basedOn w:val="1660"/>
     <w:uiPriority w:val="99"/>
     <w:pPr>
       <w:pBdr/>
@@ -66266,9 +67015,9 @@
       </w:tcPr>
     </w:tblStylePr>
   </w:style>
-  <w:style w:type="table" w:styleId="1667">
+  <w:style w:type="table" w:styleId="1779">
     <w:name w:val="Bordered &amp; Lined - Accent 6"/>
-    <w:basedOn w:val="1548"/>
+    <w:basedOn w:val="1660"/>
     <w:uiPriority w:val="99"/>
     <w:pPr>
       <w:pBdr/>
@@ -66510,9 +67259,9 @@
       </w:tcPr>
     </w:tblStylePr>
   </w:style>
-  <w:style w:type="table" w:styleId="1668">
+  <w:style w:type="table" w:styleId="1780">
     <w:name w:val="Bordered"/>
-    <w:basedOn w:val="1548"/>
+    <w:basedOn w:val="1660"/>
     <w:uiPriority w:val="99"/>
     <w:pPr>
       <w:pBdr/>
@@ -66741,9 +67490,9 @@
       </w:tcPr>
     </w:tblStylePr>
   </w:style>
-  <w:style w:type="table" w:styleId="1669">
+  <w:style w:type="table" w:styleId="1781">
     <w:name w:val="Bordered - Accent 1"/>
-    <w:basedOn w:val="1548"/>
+    <w:basedOn w:val="1660"/>
     <w:uiPriority w:val="99"/>
     <w:pPr>
       <w:pBdr/>
@@ -66972,9 +67721,9 @@
       </w:tcPr>
     </w:tblStylePr>
   </w:style>
-  <w:style w:type="table" w:styleId="1670">
+  <w:style w:type="table" w:styleId="1782">
     <w:name w:val="Bordered - Accent 2"/>
-    <w:basedOn w:val="1548"/>
+    <w:basedOn w:val="1660"/>
     <w:uiPriority w:val="99"/>
     <w:pPr>
       <w:pBdr/>
@@ -67203,9 +67952,9 @@
       </w:tcPr>
     </w:tblStylePr>
   </w:style>
-  <w:style w:type="table" w:styleId="1671">
+  <w:style w:type="table" w:styleId="1783">
     <w:name w:val="Bordered - Accent 3"/>
-    <w:basedOn w:val="1548"/>
+    <w:basedOn w:val="1660"/>
     <w:uiPriority w:val="99"/>
     <w:pPr>
       <w:pBdr/>
@@ -67434,9 +68183,9 @@
       </w:tcPr>
     </w:tblStylePr>
   </w:style>
-  <w:style w:type="table" w:styleId="1672">
+  <w:style w:type="table" w:styleId="1784">
     <w:name w:val="Bordered - Accent 4"/>
-    <w:basedOn w:val="1548"/>
+    <w:basedOn w:val="1660"/>
     <w:uiPriority w:val="99"/>
     <w:pPr>
       <w:pBdr/>
@@ -67665,9 +68414,9 @@
       </w:tcPr>
     </w:tblStylePr>
   </w:style>
-  <w:style w:type="table" w:styleId="1673">
+  <w:style w:type="table" w:styleId="1785">
     <w:name w:val="Bordered - Accent 5"/>
-    <w:basedOn w:val="1548"/>
+    <w:basedOn w:val="1660"/>
     <w:uiPriority w:val="99"/>
     <w:pPr>
       <w:pBdr/>
@@ -67896,9 +68645,9 @@
       </w:tcPr>
     </w:tblStylePr>
   </w:style>
-  <w:style w:type="table" w:styleId="1674">
+  <w:style w:type="table" w:styleId="1786">
     <w:name w:val="Bordered - Accent 6"/>
-    <w:basedOn w:val="1548"/>
+    <w:basedOn w:val="1660"/>
     <w:uiPriority w:val="99"/>
     <w:pPr>
       <w:pBdr/>
@@ -68127,7 +68876,7 @@
       </w:tcPr>
     </w:tblStylePr>
   </w:style>
-  <w:style w:type="paragraph" w:styleId="1675" w:default="1">
+  <w:style w:type="paragraph" w:styleId="1787" w:default="1">
     <w:name w:val="Normal"/>
     <w:qFormat/>
     <w:pPr>
@@ -68136,11 +68885,11 @@
       <w:ind/>
     </w:pPr>
   </w:style>
-  <w:style w:type="paragraph" w:styleId="1676">
+  <w:style w:type="paragraph" w:styleId="1788">
     <w:name w:val="Heading 1"/>
-    <w:basedOn w:val="1675"/>
-    <w:next w:val="1675"/>
-    <w:link w:val="1687"/>
+    <w:basedOn w:val="1787"/>
+    <w:next w:val="1787"/>
+    <w:link w:val="1799"/>
     <w:uiPriority w:val="9"/>
     <w:qFormat/>
     <w:pPr>
@@ -68158,11 +68907,11 @@
       <w:szCs w:val="40"/>
     </w:rPr>
   </w:style>
-  <w:style w:type="paragraph" w:styleId="1677">
+  <w:style w:type="paragraph" w:styleId="1789">
     <w:name w:val="Heading 2"/>
-    <w:basedOn w:val="1675"/>
-    <w:next w:val="1675"/>
-    <w:link w:val="1688"/>
+    <w:basedOn w:val="1787"/>
+    <w:next w:val="1787"/>
+    <w:link w:val="1800"/>
     <w:uiPriority w:val="9"/>
     <w:unhideWhenUsed/>
     <w:qFormat/>
@@ -68181,11 +68930,11 @@
       <w:szCs w:val="32"/>
     </w:rPr>
   </w:style>
-  <w:style w:type="paragraph" w:styleId="1678">
+  <w:style w:type="paragraph" w:styleId="1790">
     <w:name w:val="Heading 3"/>
-    <w:basedOn w:val="1675"/>
-    <w:next w:val="1675"/>
-    <w:link w:val="1689"/>
+    <w:basedOn w:val="1787"/>
+    <w:next w:val="1787"/>
+    <w:link w:val="1801"/>
     <w:uiPriority w:val="9"/>
     <w:unhideWhenUsed/>
     <w:qFormat/>
@@ -68204,11 +68953,11 @@
       <w:szCs w:val="28"/>
     </w:rPr>
   </w:style>
-  <w:style w:type="paragraph" w:styleId="1679">
+  <w:style w:type="paragraph" w:styleId="1791">
     <w:name w:val="Heading 4"/>
-    <w:basedOn w:val="1675"/>
-    <w:next w:val="1675"/>
-    <w:link w:val="1690"/>
+    <w:basedOn w:val="1787"/>
+    <w:next w:val="1787"/>
+    <w:link w:val="1802"/>
     <w:uiPriority w:val="9"/>
     <w:unhideWhenUsed/>
     <w:qFormat/>
@@ -68227,11 +68976,11 @@
       <w:color w:val="0f4761" w:themeColor="accent1" w:themeShade="BF"/>
     </w:rPr>
   </w:style>
-  <w:style w:type="paragraph" w:styleId="1680">
+  <w:style w:type="paragraph" w:styleId="1792">
     <w:name w:val="Heading 5"/>
-    <w:basedOn w:val="1675"/>
-    <w:next w:val="1675"/>
-    <w:link w:val="1691"/>
+    <w:basedOn w:val="1787"/>
+    <w:next w:val="1787"/>
+    <w:link w:val="1803"/>
     <w:uiPriority w:val="9"/>
     <w:unhideWhenUsed/>
     <w:qFormat/>
@@ -68248,11 +68997,11 @@
       <w:color w:val="0f4761" w:themeColor="accent1" w:themeShade="BF"/>
     </w:rPr>
   </w:style>
-  <w:style w:type="paragraph" w:styleId="1681">
+  <w:style w:type="paragraph" w:styleId="1793">
     <w:name w:val="Heading 6"/>
-    <w:basedOn w:val="1675"/>
-    <w:next w:val="1675"/>
-    <w:link w:val="1692"/>
+    <w:basedOn w:val="1787"/>
+    <w:next w:val="1787"/>
+    <w:link w:val="1804"/>
     <w:uiPriority w:val="9"/>
     <w:unhideWhenUsed/>
     <w:qFormat/>
@@ -68271,11 +69020,11 @@
       <w:color w:val="595959" w:themeColor="text1" w:themeTint="A6"/>
     </w:rPr>
   </w:style>
-  <w:style w:type="paragraph" w:styleId="1682">
+  <w:style w:type="paragraph" w:styleId="1794">
     <w:name w:val="Heading 7"/>
-    <w:basedOn w:val="1675"/>
-    <w:next w:val="1675"/>
-    <w:link w:val="1693"/>
+    <w:basedOn w:val="1787"/>
+    <w:next w:val="1787"/>
+    <w:link w:val="1805"/>
     <w:uiPriority w:val="9"/>
     <w:unhideWhenUsed/>
     <w:qFormat/>
@@ -68292,11 +69041,11 @@
       <w:color w:val="595959" w:themeColor="text1" w:themeTint="A6"/>
     </w:rPr>
   </w:style>
-  <w:style w:type="paragraph" w:styleId="1683">
+  <w:style w:type="paragraph" w:styleId="1795">
     <w:name w:val="Heading 8"/>
-    <w:basedOn w:val="1675"/>
-    <w:next w:val="1675"/>
-    <w:link w:val="1694"/>
+    <w:basedOn w:val="1787"/>
+    <w:next w:val="1787"/>
+    <w:link w:val="1806"/>
     <w:uiPriority w:val="9"/>
     <w:unhideWhenUsed/>
     <w:qFormat/>
@@ -68315,11 +69064,11 @@
       <w:color w:val="272727" w:themeColor="text1" w:themeTint="D8"/>
     </w:rPr>
   </w:style>
-  <w:style w:type="paragraph" w:styleId="1684">
+  <w:style w:type="paragraph" w:styleId="1796">
     <w:name w:val="Heading 9"/>
-    <w:basedOn w:val="1675"/>
-    <w:next w:val="1675"/>
-    <w:link w:val="1695"/>
+    <w:basedOn w:val="1787"/>
+    <w:next w:val="1787"/>
+    <w:link w:val="1807"/>
     <w:uiPriority w:val="9"/>
     <w:unhideWhenUsed/>
     <w:qFormat/>
@@ -68338,7 +69087,7 @@
       <w:color w:val="272727" w:themeColor="text1" w:themeTint="D8"/>
     </w:rPr>
   </w:style>
-  <w:style w:type="character" w:styleId="1685" w:default="1">
+  <w:style w:type="character" w:styleId="1797" w:default="1">
     <w:name w:val="Default Paragraph Font"/>
     <w:uiPriority w:val="1"/>
     <w:semiHidden/>
@@ -68349,7 +69098,7 @@
       <w:ind/>
     </w:pPr>
   </w:style>
-  <w:style w:type="numbering" w:styleId="1686" w:default="1">
+  <w:style w:type="numbering" w:styleId="1798" w:default="1">
     <w:name w:val="No List"/>
     <w:uiPriority w:val="99"/>
     <w:semiHidden/>
@@ -68360,10 +69109,10 @@
       <w:ind/>
     </w:pPr>
   </w:style>
-  <w:style w:type="character" w:styleId="1687">
+  <w:style w:type="character" w:styleId="1799">
     <w:name w:val="Heading 1 Char"/>
-    <w:basedOn w:val="1685"/>
-    <w:link w:val="1676"/>
+    <w:basedOn w:val="1797"/>
+    <w:link w:val="1788"/>
     <w:uiPriority w:val="9"/>
     <w:pPr>
       <w:pBdr/>
@@ -68377,10 +69126,10 @@
       <w:szCs w:val="40"/>
     </w:rPr>
   </w:style>
-  <w:style w:type="character" w:styleId="1688">
+  <w:style w:type="character" w:styleId="1800">
     <w:name w:val="Heading 2 Char"/>
-    <w:basedOn w:val="1685"/>
-    <w:link w:val="1677"/>
+    <w:basedOn w:val="1797"/>
+    <w:link w:val="1789"/>
     <w:uiPriority w:val="9"/>
     <w:pPr>
       <w:pBdr/>
@@ -68394,10 +69143,10 @@
       <w:szCs w:val="32"/>
     </w:rPr>
   </w:style>
-  <w:style w:type="character" w:styleId="1689">
+  <w:style w:type="character" w:styleId="1801">
     <w:name w:val="Heading 3 Char"/>
-    <w:basedOn w:val="1685"/>
-    <w:link w:val="1678"/>
+    <w:basedOn w:val="1797"/>
+    <w:link w:val="1790"/>
     <w:uiPriority w:val="9"/>
     <w:pPr>
       <w:pBdr/>
@@ -68411,10 +69160,10 @@
       <w:szCs w:val="28"/>
     </w:rPr>
   </w:style>
-  <w:style w:type="character" w:styleId="1690">
+  <w:style w:type="character" w:styleId="1802">
     <w:name w:val="Heading 4 Char"/>
-    <w:basedOn w:val="1685"/>
-    <w:link w:val="1679"/>
+    <w:basedOn w:val="1797"/>
+    <w:link w:val="1791"/>
     <w:uiPriority w:val="9"/>
     <w:pPr>
       <w:pBdr/>
@@ -68428,10 +69177,10 @@
       <w:color w:val="0f4761" w:themeColor="accent1" w:themeShade="BF"/>
     </w:rPr>
   </w:style>
-  <w:style w:type="character" w:styleId="1691">
+  <w:style w:type="character" w:styleId="1803">
     <w:name w:val="Heading 5 Char"/>
-    <w:basedOn w:val="1685"/>
-    <w:link w:val="1680"/>
+    <w:basedOn w:val="1797"/>
+    <w:link w:val="1792"/>
     <w:uiPriority w:val="9"/>
     <w:pPr>
       <w:pBdr/>
@@ -68443,10 +69192,10 @@
       <w:color w:val="0f4761" w:themeColor="accent1" w:themeShade="BF"/>
     </w:rPr>
   </w:style>
-  <w:style w:type="character" w:styleId="1692">
+  <w:style w:type="character" w:styleId="1804">
     <w:name w:val="Heading 6 Char"/>
-    <w:basedOn w:val="1685"/>
-    <w:link w:val="1681"/>
+    <w:basedOn w:val="1797"/>
+    <w:link w:val="1793"/>
     <w:uiPriority w:val="9"/>
     <w:pPr>
       <w:pBdr/>
@@ -68460,10 +69209,10 @@
       <w:color w:val="595959" w:themeColor="text1" w:themeTint="A6"/>
     </w:rPr>
   </w:style>
-  <w:style w:type="character" w:styleId="1693">
+  <w:style w:type="character" w:styleId="1805">
     <w:name w:val="Heading 7 Char"/>
-    <w:basedOn w:val="1685"/>
-    <w:link w:val="1682"/>
+    <w:basedOn w:val="1797"/>
+    <w:link w:val="1794"/>
     <w:uiPriority w:val="9"/>
     <w:pPr>
       <w:pBdr/>
@@ -68475,10 +69224,10 @@
       <w:color w:val="595959" w:themeColor="text1" w:themeTint="A6"/>
     </w:rPr>
   </w:style>
-  <w:style w:type="character" w:styleId="1694">
+  <w:style w:type="character" w:styleId="1806">
     <w:name w:val="Heading 8 Char"/>
-    <w:basedOn w:val="1685"/>
-    <w:link w:val="1683"/>
+    <w:basedOn w:val="1797"/>
+    <w:link w:val="1795"/>
     <w:uiPriority w:val="9"/>
     <w:pPr>
       <w:pBdr/>
@@ -68492,10 +69241,10 @@
       <w:color w:val="272727" w:themeColor="text1" w:themeTint="D8"/>
     </w:rPr>
   </w:style>
-  <w:style w:type="character" w:styleId="1695">
+  <w:style w:type="character" w:styleId="1807">
     <w:name w:val="Heading 9 Char"/>
-    <w:basedOn w:val="1685"/>
-    <w:link w:val="1684"/>
+    <w:basedOn w:val="1797"/>
+    <w:link w:val="1796"/>
     <w:uiPriority w:val="9"/>
     <w:pPr>
       <w:pBdr/>
@@ -68509,11 +69258,11 @@
       <w:color w:val="272727" w:themeColor="text1" w:themeTint="D8"/>
     </w:rPr>
   </w:style>
-  <w:style w:type="paragraph" w:styleId="1696">
+  <w:style w:type="paragraph" w:styleId="1808">
     <w:name w:val="Title"/>
-    <w:basedOn w:val="1675"/>
-    <w:next w:val="1675"/>
-    <w:link w:val="1697"/>
+    <w:basedOn w:val="1787"/>
+    <w:next w:val="1787"/>
+    <w:link w:val="1809"/>
     <w:uiPriority w:val="10"/>
     <w:qFormat/>
     <w:pPr>
@@ -68529,10 +69278,10 @@
       <w:szCs w:val="56"/>
     </w:rPr>
   </w:style>
-  <w:style w:type="character" w:styleId="1697">
+  <w:style w:type="character" w:styleId="1809">
     <w:name w:val="Title Char"/>
-    <w:basedOn w:val="1685"/>
-    <w:link w:val="1696"/>
+    <w:basedOn w:val="1797"/>
+    <w:link w:val="1808"/>
     <w:uiPriority w:val="10"/>
     <w:pPr>
       <w:pBdr/>
@@ -68546,11 +69295,11 @@
       <w:szCs w:val="56"/>
     </w:rPr>
   </w:style>
-  <w:style w:type="paragraph" w:styleId="1698">
+  <w:style w:type="paragraph" w:styleId="1810">
     <w:name w:val="Subtitle"/>
-    <w:basedOn w:val="1675"/>
-    <w:next w:val="1675"/>
-    <w:link w:val="1699"/>
+    <w:basedOn w:val="1787"/>
+    <w:next w:val="1787"/>
+    <w:link w:val="1811"/>
     <w:uiPriority w:val="11"/>
     <w:qFormat/>
     <w:pPr>
@@ -68568,10 +69317,10 @@
       <w:szCs w:val="28"/>
     </w:rPr>
   </w:style>
-  <w:style w:type="character" w:styleId="1699">
+  <w:style w:type="character" w:styleId="1811">
     <w:name w:val="Subtitle Char"/>
-    <w:basedOn w:val="1685"/>
-    <w:link w:val="1698"/>
+    <w:basedOn w:val="1797"/>
+    <w:link w:val="1810"/>
     <w:uiPriority w:val="11"/>
     <w:pPr>
       <w:pBdr/>
@@ -68585,11 +69334,11 @@
       <w:szCs w:val="28"/>
     </w:rPr>
   </w:style>
-  <w:style w:type="paragraph" w:styleId="1700">
+  <w:style w:type="paragraph" w:styleId="1812">
     <w:name w:val="Quote"/>
-    <w:basedOn w:val="1675"/>
-    <w:next w:val="1675"/>
-    <w:link w:val="1701"/>
+    <w:basedOn w:val="1787"/>
+    <w:next w:val="1787"/>
+    <w:link w:val="1813"/>
     <w:uiPriority w:val="29"/>
     <w:qFormat/>
     <w:pPr>
@@ -68604,10 +69353,10 @@
       <w:color w:val="404040" w:themeColor="text1" w:themeTint="BF"/>
     </w:rPr>
   </w:style>
-  <w:style w:type="character" w:styleId="1701">
+  <w:style w:type="character" w:styleId="1813">
     <w:name w:val="Quote Char"/>
-    <w:basedOn w:val="1685"/>
-    <w:link w:val="1700"/>
+    <w:basedOn w:val="1797"/>
+    <w:link w:val="1812"/>
     <w:uiPriority w:val="29"/>
     <w:pPr>
       <w:pBdr/>
@@ -68620,9 +69369,9 @@
       <w:color w:val="404040" w:themeColor="text1" w:themeTint="BF"/>
     </w:rPr>
   </w:style>
-  <w:style w:type="paragraph" w:styleId="1702">
+  <w:style w:type="paragraph" w:styleId="1814">
     <w:name w:val="List Paragraph"/>
-    <w:basedOn w:val="1675"/>
+    <w:basedOn w:val="1787"/>
     <w:uiPriority w:val="34"/>
     <w:qFormat/>
     <w:pPr>
@@ -68632,9 +69381,9 @@
       <w:contextualSpacing w:val="true"/>
     </w:pPr>
   </w:style>
-  <w:style w:type="character" w:styleId="1703">
+  <w:style w:type="character" w:styleId="1815">
     <w:name w:val="Intense Emphasis"/>
-    <w:basedOn w:val="1685"/>
+    <w:basedOn w:val="1797"/>
     <w:uiPriority w:val="21"/>
     <w:qFormat/>
     <w:pPr>
@@ -68648,11 +69397,11 @@
       <w:color w:val="0f4761" w:themeColor="accent1" w:themeShade="BF"/>
     </w:rPr>
   </w:style>
-  <w:style w:type="paragraph" w:styleId="1704">
+  <w:style w:type="paragraph" w:styleId="1816">
     <w:name w:val="Intense Quote"/>
-    <w:basedOn w:val="1675"/>
-    <w:next w:val="1675"/>
-    <w:link w:val="1705"/>
+    <w:basedOn w:val="1787"/>
+    <w:next w:val="1787"/>
+    <w:link w:val="1817"/>
     <w:uiPriority w:val="30"/>
     <w:qFormat/>
     <w:pPr>
@@ -68670,10 +69419,10 @@
       <w:color w:val="0f4761" w:themeColor="accent1" w:themeShade="BF"/>
     </w:rPr>
   </w:style>
-  <w:style w:type="character" w:styleId="1705">
+  <w:style w:type="character" w:styleId="1817">
     <w:name w:val="Intense Quote Char"/>
-    <w:basedOn w:val="1685"/>
-    <w:link w:val="1704"/>
+    <w:basedOn w:val="1797"/>
+    <w:link w:val="1816"/>
     <w:uiPriority w:val="30"/>
     <w:pPr>
       <w:pBdr/>
@@ -68686,9 +69435,9 @@
       <w:color w:val="0f4761" w:themeColor="accent1" w:themeShade="BF"/>
     </w:rPr>
   </w:style>
-  <w:style w:type="character" w:styleId="1706">
+  <w:style w:type="character" w:styleId="1818">
     <w:name w:val="Intense Reference"/>
-    <w:basedOn w:val="1685"/>
+    <w:basedOn w:val="1797"/>
     <w:uiPriority w:val="32"/>
     <w:qFormat/>
     <w:pPr>
@@ -68704,9 +69453,9 @@
       <w:spacing w:val="5"/>
     </w:rPr>
   </w:style>
-  <w:style w:type="paragraph" w:styleId="1707">
+  <w:style w:type="paragraph" w:styleId="1819">
     <w:name w:val="No Spacing"/>
-    <w:basedOn w:val="1675"/>
+    <w:basedOn w:val="1787"/>
     <w:uiPriority w:val="1"/>
     <w:qFormat/>
     <w:pPr>
@@ -68715,9 +69464,9 @@
       <w:ind/>
     </w:pPr>
   </w:style>
-  <w:style w:type="character" w:styleId="1708">
+  <w:style w:type="character" w:styleId="1820">
     <w:name w:val="Subtle Emphasis"/>
-    <w:basedOn w:val="1685"/>
+    <w:basedOn w:val="1797"/>
     <w:uiPriority w:val="19"/>
     <w:qFormat/>
     <w:pPr>
@@ -68731,9 +69480,9 @@
       <w:color w:val="404040" w:themeColor="text1" w:themeTint="BF"/>
     </w:rPr>
   </w:style>
-  <w:style w:type="character" w:styleId="1709">
+  <w:style w:type="character" w:styleId="1821">
     <w:name w:val="Emphasis"/>
-    <w:basedOn w:val="1685"/>
+    <w:basedOn w:val="1797"/>
     <w:uiPriority w:val="20"/>
     <w:qFormat/>
     <w:pPr>
@@ -68746,9 +69495,9 @@
       <w:iCs/>
     </w:rPr>
   </w:style>
-  <w:style w:type="character" w:styleId="1710">
+  <w:style w:type="character" w:styleId="1822">
     <w:name w:val="Strong"/>
-    <w:basedOn w:val="1685"/>
+    <w:basedOn w:val="1797"/>
     <w:uiPriority w:val="22"/>
     <w:qFormat/>
     <w:pPr>
@@ -68761,9 +69510,9 @@
       <w:bCs/>
     </w:rPr>
   </w:style>
-  <w:style w:type="character" w:styleId="1711">
+  <w:style w:type="character" w:styleId="1823">
     <w:name w:val="Subtle Reference"/>
-    <w:basedOn w:val="1685"/>
+    <w:basedOn w:val="1797"/>
     <w:uiPriority w:val="31"/>
     <w:qFormat/>
     <w:pPr>
@@ -68776,9 +69525,9 @@
       <w:color w:val="5a5a5a" w:themeColor="text1" w:themeTint="A5"/>
     </w:rPr>
   </w:style>
-  <w:style w:type="character" w:styleId="1712">
+  <w:style w:type="character" w:styleId="1824">
     <w:name w:val="Book Title"/>
-    <w:basedOn w:val="1685"/>
+    <w:basedOn w:val="1797"/>
     <w:uiPriority w:val="33"/>
     <w:qFormat/>
     <w:pPr>
@@ -68794,10 +69543,10 @@
       <w:spacing w:val="5"/>
     </w:rPr>
   </w:style>
-  <w:style w:type="paragraph" w:styleId="1713">
+  <w:style w:type="paragraph" w:styleId="1825">
     <w:name w:val="Header"/>
-    <w:basedOn w:val="1675"/>
-    <w:link w:val="1714"/>
+    <w:basedOn w:val="1787"/>
+    <w:link w:val="1826"/>
     <w:uiPriority w:val="99"/>
     <w:unhideWhenUsed/>
     <w:pPr>
@@ -68810,10 +69559,10 @@
       <w:ind/>
     </w:pPr>
   </w:style>
-  <w:style w:type="character" w:styleId="1714">
+  <w:style w:type="character" w:styleId="1826">
     <w:name w:val="Header Char"/>
-    <w:basedOn w:val="1685"/>
-    <w:link w:val="1713"/>
+    <w:basedOn w:val="1797"/>
+    <w:link w:val="1825"/>
     <w:uiPriority w:val="99"/>
     <w:pPr>
       <w:pBdr/>
@@ -68821,10 +69570,10 @@
       <w:ind/>
     </w:pPr>
   </w:style>
-  <w:style w:type="paragraph" w:styleId="1715">
+  <w:style w:type="paragraph" w:styleId="1827">
     <w:name w:val="Footer"/>
-    <w:basedOn w:val="1675"/>
-    <w:link w:val="1716"/>
+    <w:basedOn w:val="1787"/>
+    <w:link w:val="1828"/>
     <w:uiPriority w:val="99"/>
     <w:unhideWhenUsed/>
     <w:pPr>
@@ -68837,10 +69586,10 @@
       <w:ind/>
     </w:pPr>
   </w:style>
-  <w:style w:type="character" w:styleId="1716">
+  <w:style w:type="character" w:styleId="1828">
     <w:name w:val="Footer Char"/>
-    <w:basedOn w:val="1685"/>
-    <w:link w:val="1715"/>
+    <w:basedOn w:val="1797"/>
+    <w:link w:val="1827"/>
     <w:uiPriority w:val="99"/>
     <w:pPr>
       <w:pBdr/>
@@ -68848,10 +69597,10 @@
       <w:ind/>
     </w:pPr>
   </w:style>
-  <w:style w:type="paragraph" w:styleId="1717">
+  <w:style w:type="paragraph" w:styleId="1829">
     <w:name w:val="Caption"/>
-    <w:basedOn w:val="1675"/>
-    <w:next w:val="1675"/>
+    <w:basedOn w:val="1787"/>
+    <w:next w:val="1787"/>
     <w:uiPriority w:val="35"/>
     <w:unhideWhenUsed/>
     <w:qFormat/>
@@ -68868,10 +69617,10 @@
       <w:szCs w:val="18"/>
     </w:rPr>
   </w:style>
-  <w:style w:type="paragraph" w:styleId="1718">
+  <w:style w:type="paragraph" w:styleId="1830">
     <w:name w:val="footnote text"/>
-    <w:basedOn w:val="1675"/>
-    <w:link w:val="1719"/>
+    <w:basedOn w:val="1787"/>
+    <w:link w:val="1831"/>
     <w:uiPriority w:val="99"/>
     <w:semiHidden/>
     <w:unhideWhenUsed/>
@@ -68885,10 +69634,10 @@
       <w:szCs w:val="20"/>
     </w:rPr>
   </w:style>
-  <w:style w:type="character" w:styleId="1719">
+  <w:style w:type="character" w:styleId="1831">
     <w:name w:val="Footnote Text Char"/>
-    <w:basedOn w:val="1685"/>
-    <w:link w:val="1718"/>
+    <w:basedOn w:val="1797"/>
+    <w:link w:val="1830"/>
     <w:uiPriority w:val="99"/>
     <w:semiHidden/>
     <w:pPr>
@@ -68901,9 +69650,9 @@
       <w:szCs w:val="20"/>
     </w:rPr>
   </w:style>
-  <w:style w:type="character" w:styleId="1720">
+  <w:style w:type="character" w:styleId="1832">
     <w:name w:val="footnote reference"/>
-    <w:basedOn w:val="1685"/>
+    <w:basedOn w:val="1797"/>
     <w:uiPriority w:val="99"/>
     <w:semiHidden/>
     <w:unhideWhenUsed/>
@@ -68916,10 +69665,10 @@
       <w:vertAlign w:val="superscript"/>
     </w:rPr>
   </w:style>
-  <w:style w:type="paragraph" w:styleId="1721">
+  <w:style w:type="paragraph" w:styleId="1833">
     <w:name w:val="endnote text"/>
-    <w:basedOn w:val="1675"/>
-    <w:link w:val="1722"/>
+    <w:basedOn w:val="1787"/>
+    <w:link w:val="1834"/>
     <w:uiPriority w:val="99"/>
     <w:semiHidden/>
     <w:unhideWhenUsed/>
@@ -68933,10 +69682,10 @@
       <w:szCs w:val="20"/>
     </w:rPr>
   </w:style>
-  <w:style w:type="character" w:styleId="1722">
+  <w:style w:type="character" w:styleId="1834">
     <w:name w:val="Endnote Text Char"/>
-    <w:basedOn w:val="1685"/>
-    <w:link w:val="1721"/>
+    <w:basedOn w:val="1797"/>
+    <w:link w:val="1833"/>
     <w:uiPriority w:val="99"/>
     <w:semiHidden/>
     <w:pPr>
@@ -68949,9 +69698,9 @@
       <w:szCs w:val="20"/>
     </w:rPr>
   </w:style>
-  <w:style w:type="character" w:styleId="1723">
+  <w:style w:type="character" w:styleId="1835">
     <w:name w:val="endnote reference"/>
-    <w:basedOn w:val="1685"/>
+    <w:basedOn w:val="1797"/>
     <w:uiPriority w:val="99"/>
     <w:semiHidden/>
     <w:unhideWhenUsed/>
@@ -68964,9 +69713,9 @@
       <w:vertAlign w:val="superscript"/>
     </w:rPr>
   </w:style>
-  <w:style w:type="character" w:styleId="1724">
+  <w:style w:type="character" w:styleId="1836">
     <w:name w:val="Hyperlink"/>
-    <w:basedOn w:val="1685"/>
+    <w:basedOn w:val="1797"/>
     <w:uiPriority w:val="99"/>
     <w:unhideWhenUsed/>
     <w:pPr>
@@ -68979,9 +69728,9 @@
       <w:u w:val="single"/>
     </w:rPr>
   </w:style>
-  <w:style w:type="character" w:styleId="1725">
+  <w:style w:type="character" w:styleId="1837">
     <w:name w:val="FollowedHyperlink"/>
-    <w:basedOn w:val="1685"/>
+    <w:basedOn w:val="1797"/>
     <w:uiPriority w:val="99"/>
     <w:semiHidden/>
     <w:unhideWhenUsed/>
@@ -68995,10 +69744,10 @@
       <w:u w:val="single"/>
     </w:rPr>
   </w:style>
-  <w:style w:type="paragraph" w:styleId="1726">
+  <w:style w:type="paragraph" w:styleId="1838">
     <w:name w:val="toc 1"/>
-    <w:basedOn w:val="1675"/>
-    <w:next w:val="1675"/>
+    <w:basedOn w:val="1787"/>
+    <w:next w:val="1787"/>
     <w:uiPriority w:val="39"/>
     <w:unhideWhenUsed/>
     <w:pPr>
@@ -69007,10 +69756,10 @@
       <w:ind/>
     </w:pPr>
   </w:style>
-  <w:style w:type="paragraph" w:styleId="1727">
+  <w:style w:type="paragraph" w:styleId="1839">
     <w:name w:val="toc 2"/>
-    <w:basedOn w:val="1675"/>
-    <w:next w:val="1675"/>
+    <w:basedOn w:val="1787"/>
+    <w:next w:val="1787"/>
     <w:uiPriority w:val="39"/>
     <w:unhideWhenUsed/>
     <w:pPr>
@@ -69019,10 +69768,10 @@
       <w:ind w:left="220"/>
     </w:pPr>
   </w:style>
-  <w:style w:type="paragraph" w:styleId="1728">
+  <w:style w:type="paragraph" w:styleId="1840">
     <w:name w:val="toc 3"/>
-    <w:basedOn w:val="1675"/>
-    <w:next w:val="1675"/>
+    <w:basedOn w:val="1787"/>
+    <w:next w:val="1787"/>
     <w:uiPriority w:val="39"/>
     <w:unhideWhenUsed/>
     <w:pPr>
@@ -69031,10 +69780,10 @@
       <w:ind w:left="440"/>
     </w:pPr>
   </w:style>
-  <w:style w:type="paragraph" w:styleId="1729">
+  <w:style w:type="paragraph" w:styleId="1841">
     <w:name w:val="toc 4"/>
-    <w:basedOn w:val="1675"/>
-    <w:next w:val="1675"/>
+    <w:basedOn w:val="1787"/>
+    <w:next w:val="1787"/>
     <w:uiPriority w:val="39"/>
     <w:unhideWhenUsed/>
     <w:pPr>
@@ -69043,10 +69792,10 @@
       <w:ind w:left="660"/>
     </w:pPr>
   </w:style>
-  <w:style w:type="paragraph" w:styleId="1730">
+  <w:style w:type="paragraph" w:styleId="1842">
     <w:name w:val="toc 5"/>
-    <w:basedOn w:val="1675"/>
-    <w:next w:val="1675"/>
+    <w:basedOn w:val="1787"/>
+    <w:next w:val="1787"/>
     <w:uiPriority w:val="39"/>
     <w:unhideWhenUsed/>
     <w:pPr>
@@ -69055,10 +69804,10 @@
       <w:ind w:left="880"/>
     </w:pPr>
   </w:style>
-  <w:style w:type="paragraph" w:styleId="1731">
+  <w:style w:type="paragraph" w:styleId="1843">
     <w:name w:val="toc 6"/>
-    <w:basedOn w:val="1675"/>
-    <w:next w:val="1675"/>
+    <w:basedOn w:val="1787"/>
+    <w:next w:val="1787"/>
     <w:uiPriority w:val="39"/>
     <w:unhideWhenUsed/>
     <w:pPr>
@@ -69067,10 +69816,10 @@
       <w:ind w:left="1100"/>
     </w:pPr>
   </w:style>
-  <w:style w:type="paragraph" w:styleId="1732">
+  <w:style w:type="paragraph" w:styleId="1844">
     <w:name w:val="toc 7"/>
-    <w:basedOn w:val="1675"/>
-    <w:next w:val="1675"/>
+    <w:basedOn w:val="1787"/>
+    <w:next w:val="1787"/>
     <w:uiPriority w:val="39"/>
     <w:unhideWhenUsed/>
     <w:pPr>
@@ -69079,10 +69828,10 @@
       <w:ind w:left="1320"/>
     </w:pPr>
   </w:style>
-  <w:style w:type="paragraph" w:styleId="1733">
+  <w:style w:type="paragraph" w:styleId="1845">
     <w:name w:val="toc 8"/>
-    <w:basedOn w:val="1675"/>
-    <w:next w:val="1675"/>
+    <w:basedOn w:val="1787"/>
+    <w:next w:val="1787"/>
     <w:uiPriority w:val="39"/>
     <w:unhideWhenUsed/>
     <w:pPr>
@@ -69091,10 +69840,10 @@
       <w:ind w:left="1540"/>
     </w:pPr>
   </w:style>
-  <w:style w:type="paragraph" w:styleId="1734">
+  <w:style w:type="paragraph" w:styleId="1846">
     <w:name w:val="toc 9"/>
-    <w:basedOn w:val="1675"/>
-    <w:next w:val="1675"/>
+    <w:basedOn w:val="1787"/>
+    <w:next w:val="1787"/>
     <w:uiPriority w:val="39"/>
     <w:unhideWhenUsed/>
     <w:pPr>
@@ -69103,7 +69852,7 @@
       <w:ind w:left="1760"/>
     </w:pPr>
   </w:style>
-  <w:style w:type="paragraph" w:styleId="1735">
+  <w:style w:type="paragraph" w:styleId="1847">
     <w:name w:val="TOC Heading"/>
     <w:uiPriority w:val="39"/>
     <w:unhideWhenUsed/>
@@ -69113,10 +69862,10 @@
       <w:ind/>
     </w:pPr>
   </w:style>
-  <w:style w:type="paragraph" w:styleId="1736">
+  <w:style w:type="paragraph" w:styleId="1848">
     <w:name w:val="table of figures"/>
-    <w:basedOn w:val="1675"/>
-    <w:next w:val="1675"/>
+    <w:basedOn w:val="1787"/>
+    <w:next w:val="1787"/>
     <w:uiPriority w:val="99"/>
     <w:unhideWhenUsed/>
     <w:pPr>

--- a/testo/office/tesi.docx
+++ b/testo/office/tesi.docx
@@ -20,7 +20,7 @@
       <w:sdtContent>
         <w:p>
           <w:pPr>
-            <w:pStyle w:val="1144"/>
+            <w:pStyle w:val="1153"/>
             <w:pBdr/>
             <w:tabs>
               <w:tab w:val="right" w:leader="dot" w:pos="9360"/>
@@ -53,19 +53,19 @@
           <w:hyperlink w:tooltip="#_Toc1" w:anchor="_Toc1" w:history="1">
             <w:r>
               <w:rPr>
-                <w:rStyle w:val="1142"/>
+                <w:rStyle w:val="1151"/>
               </w:rPr>
             </w:r>
             <w:r>
               <w:rPr>
-                <w:rStyle w:val="1142"/>
+                <w:rStyle w:val="1151"/>
                 <w:lang w:val="it-IT"/>
               </w:rPr>
               <w:t xml:space="preserve">Introduction</w:t>
             </w:r>
             <w:r>
               <w:rPr>
-                <w:rStyle w:val="1142"/>
+                <w:rStyle w:val="1151"/>
                 <w:lang w:val="it-IT"/>
               </w:rPr>
             </w:r>
@@ -89,7 +89,7 @@
         </w:p>
         <w:p>
           <w:pPr>
-            <w:pStyle w:val="1145"/>
+            <w:pStyle w:val="1154"/>
             <w:pBdr/>
             <w:tabs>
               <w:tab w:val="right" w:leader="dot" w:pos="9360"/>
@@ -102,19 +102,19 @@
           <w:hyperlink w:tooltip="#_Toc2" w:anchor="_Toc2" w:history="1">
             <w:r>
               <w:rPr>
-                <w:rStyle w:val="1142"/>
+                <w:rStyle w:val="1151"/>
               </w:rPr>
             </w:r>
             <w:r>
               <w:rPr>
-                <w:rStyle w:val="1142"/>
+                <w:rStyle w:val="1151"/>
                 <w:lang w:val="it-IT"/>
               </w:rPr>
               <w:t xml:space="preserve">Background and motivation</w:t>
             </w:r>
             <w:r>
               <w:rPr>
-                <w:rStyle w:val="1142"/>
+                <w:rStyle w:val="1151"/>
                 <w:lang w:val="it-IT"/>
               </w:rPr>
             </w:r>
@@ -138,7 +138,7 @@
         </w:p>
         <w:p>
           <w:pPr>
-            <w:pStyle w:val="1145"/>
+            <w:pStyle w:val="1154"/>
             <w:pBdr/>
             <w:tabs>
               <w:tab w:val="right" w:leader="dot" w:pos="9360"/>
@@ -153,19 +153,19 @@
           <w:hyperlink w:tooltip="#_Toc3" w:anchor="_Toc3" w:history="1">
             <w:r>
               <w:rPr>
-                <w:rStyle w:val="1142"/>
+                <w:rStyle w:val="1151"/>
               </w:rPr>
             </w:r>
             <w:r>
               <w:rPr>
-                <w:rStyle w:val="1142"/>
+                <w:rStyle w:val="1151"/>
                 <w:lang w:val="it-IT"/>
               </w:rPr>
               <w:t xml:space="preserve">Research questions and objectives</w:t>
             </w:r>
             <w:r>
               <w:rPr>
-                <w:rStyle w:val="1142"/>
+                <w:rStyle w:val="1151"/>
                 <w:highlight w:val="none"/>
                 <w:lang w:val="it-IT"/>
               </w:rPr>
@@ -184,7 +184,6 @@
           <w:r>
             <w:rPr>
               <w:highlight w:val="none"/>
-              <w:lang w:val="it-IT"/>
             </w:rPr>
           </w:r>
           <w:r>
@@ -195,7 +194,7 @@
         </w:p>
         <w:p>
           <w:pPr>
-            <w:pStyle w:val="1145"/>
+            <w:pStyle w:val="1154"/>
             <w:pBdr/>
             <w:tabs>
               <w:tab w:val="right" w:leader="dot" w:pos="9360"/>
@@ -208,12 +207,12 @@
           <w:hyperlink w:tooltip="#_Toc4" w:anchor="_Toc4" w:history="1">
             <w:r>
               <w:rPr>
-                <w:rStyle w:val="1142"/>
+                <w:rStyle w:val="1151"/>
               </w:rPr>
             </w:r>
             <w:r>
               <w:rPr>
-                <w:rStyle w:val="1142"/>
+                <w:rStyle w:val="1151"/>
                 <w:highlight w:val="none"/>
                 <w:lang w:val="it-IT"/>
               </w:rPr>
@@ -221,7 +220,7 @@
             </w:r>
             <w:r>
               <w:rPr>
-                <w:rStyle w:val="1142"/>
+                <w:rStyle w:val="1151"/>
                 <w:lang w:val="it-IT"/>
               </w:rPr>
             </w:r>
@@ -245,7 +244,7 @@
         </w:p>
         <w:p>
           <w:pPr>
-            <w:pStyle w:val="1144"/>
+            <w:pStyle w:val="1153"/>
             <w:pBdr/>
             <w:tabs>
               <w:tab w:val="right" w:leader="dot" w:pos="9360"/>
@@ -260,19 +259,19 @@
           <w:hyperlink w:tooltip="#_Toc5" w:anchor="_Toc5" w:history="1">
             <w:r>
               <w:rPr>
-                <w:rStyle w:val="1142"/>
+                <w:rStyle w:val="1151"/>
               </w:rPr>
             </w:r>
             <w:r>
               <w:rPr>
-                <w:rStyle w:val="1142"/>
+                <w:rStyle w:val="1151"/>
                 <w:lang w:val="it-IT"/>
               </w:rPr>
               <w:t xml:space="preserve">Literature Review</w:t>
             </w:r>
             <w:r>
               <w:rPr>
-                <w:rStyle w:val="1142"/>
+                <w:rStyle w:val="1151"/>
                 <w:highlight w:val="none"/>
                 <w:lang w:val="it-IT"/>
               </w:rPr>
@@ -291,7 +290,6 @@
           <w:r>
             <w:rPr>
               <w:highlight w:val="none"/>
-              <w:lang w:val="it-IT"/>
             </w:rPr>
           </w:r>
           <w:r>
@@ -302,7 +300,7 @@
         </w:p>
         <w:p>
           <w:pPr>
-            <w:pStyle w:val="1145"/>
+            <w:pStyle w:val="1154"/>
             <w:pBdr/>
             <w:tabs>
               <w:tab w:val="right" w:leader="dot" w:pos="9360"/>
@@ -315,12 +313,12 @@
           <w:hyperlink w:tooltip="#_Toc6" w:anchor="_Toc6" w:history="1">
             <w:r>
               <w:rPr>
-                <w:rStyle w:val="1142"/>
+                <w:rStyle w:val="1151"/>
               </w:rPr>
             </w:r>
             <w:r>
               <w:rPr>
-                <w:rStyle w:val="1142"/>
+                <w:rStyle w:val="1151"/>
                 <w:highlight w:val="none"/>
                 <w:lang w:val="it-IT"/>
               </w:rPr>
@@ -328,7 +326,7 @@
             </w:r>
             <w:r>
               <w:rPr>
-                <w:rStyle w:val="1142"/>
+                <w:rStyle w:val="1151"/>
                 <w:lang w:val="it-IT"/>
               </w:rPr>
             </w:r>
@@ -352,7 +350,7 @@
         </w:p>
         <w:p>
           <w:pPr>
-            <w:pStyle w:val="1146"/>
+            <w:pStyle w:val="1155"/>
             <w:pBdr/>
             <w:tabs>
               <w:tab w:val="right" w:leader="dot" w:pos="9360"/>
@@ -367,12 +365,12 @@
           <w:hyperlink w:tooltip="#_Toc7" w:anchor="_Toc7" w:history="1">
             <w:r>
               <w:rPr>
-                <w:rStyle w:val="1142"/>
+                <w:rStyle w:val="1151"/>
               </w:rPr>
             </w:r>
             <w:r>
               <w:rPr>
-                <w:rStyle w:val="1142"/>
+                <w:rStyle w:val="1151"/>
                 <w:highlight w:val="none"/>
                 <w:lang w:val="it-IT"/>
               </w:rPr>
@@ -380,7 +378,7 @@
             </w:r>
             <w:r>
               <w:rPr>
-                <w:rStyle w:val="1142"/>
+                <w:rStyle w:val="1151"/>
                 <w:highlight w:val="none"/>
                 <w:lang w:val="it-IT"/>
               </w:rPr>
@@ -399,7 +397,6 @@
           <w:r>
             <w:rPr>
               <w:highlight w:val="none"/>
-              <w:lang w:val="it-IT"/>
             </w:rPr>
           </w:r>
           <w:r>
@@ -410,7 +407,7 @@
         </w:p>
         <w:p>
           <w:pPr>
-            <w:pStyle w:val="1146"/>
+            <w:pStyle w:val="1155"/>
             <w:pBdr/>
             <w:tabs>
               <w:tab w:val="right" w:leader="dot" w:pos="9360"/>
@@ -423,12 +420,12 @@
           <w:hyperlink w:tooltip="#_Toc8" w:anchor="_Toc8" w:history="1">
             <w:r>
               <w:rPr>
-                <w:rStyle w:val="1142"/>
+                <w:rStyle w:val="1151"/>
               </w:rPr>
             </w:r>
             <w:r>
               <w:rPr>
-                <w:rStyle w:val="1142"/>
+                <w:rStyle w:val="1151"/>
                 <w:highlight w:val="none"/>
                 <w:lang w:val="it-IT"/>
               </w:rPr>
@@ -436,7 +433,7 @@
             </w:r>
             <w:r>
               <w:rPr>
-                <w:rStyle w:val="1142"/>
+                <w:rStyle w:val="1151"/>
                 <w:highlight w:val="none"/>
                 <w:lang w:val="it-IT"/>
               </w:rPr>
@@ -461,7 +458,7 @@
         </w:p>
         <w:p>
           <w:pPr>
-            <w:pStyle w:val="1146"/>
+            <w:pStyle w:val="1155"/>
             <w:pBdr/>
             <w:tabs>
               <w:tab w:val="right" w:leader="dot" w:pos="9360"/>
@@ -476,12 +473,12 @@
           <w:hyperlink w:tooltip="#_Toc9" w:anchor="_Toc9" w:history="1">
             <w:r>
               <w:rPr>
-                <w:rStyle w:val="1142"/>
+                <w:rStyle w:val="1151"/>
               </w:rPr>
             </w:r>
             <w:r>
               <w:rPr>
-                <w:rStyle w:val="1142"/>
+                <w:rStyle w:val="1151"/>
                 <w:highlight w:val="none"/>
                 <w:lang w:val="it-IT"/>
               </w:rPr>
@@ -489,7 +486,7 @@
             </w:r>
             <w:r>
               <w:rPr>
-                <w:rStyle w:val="1142"/>
+                <w:rStyle w:val="1151"/>
                 <w:highlight w:val="none"/>
                 <w:lang w:val="it-IT"/>
               </w:rPr>
@@ -508,7 +505,6 @@
           <w:r>
             <w:rPr>
               <w:highlight w:val="none"/>
-              <w:lang w:val="it-IT"/>
             </w:rPr>
           </w:r>
           <w:r>
@@ -519,7 +515,7 @@
         </w:p>
         <w:p>
           <w:pPr>
-            <w:pStyle w:val="1145"/>
+            <w:pStyle w:val="1154"/>
             <w:pBdr/>
             <w:tabs>
               <w:tab w:val="right" w:leader="dot" w:pos="9360"/>
@@ -534,12 +530,12 @@
           <w:hyperlink w:tooltip="#_Toc10" w:anchor="_Toc10" w:history="1">
             <w:r>
               <w:rPr>
-                <w:rStyle w:val="1142"/>
+                <w:rStyle w:val="1151"/>
               </w:rPr>
             </w:r>
             <w:r>
               <w:rPr>
-                <w:rStyle w:val="1142"/>
+                <w:rStyle w:val="1151"/>
                 <w:highlight w:val="none"/>
                 <w:lang w:val="it-IT"/>
               </w:rPr>
@@ -547,7 +543,7 @@
             </w:r>
             <w:r>
               <w:rPr>
-                <w:rStyle w:val="1142"/>
+                <w:rStyle w:val="1151"/>
                 <w:highlight w:val="none"/>
                 <w:lang w:val="it-IT"/>
               </w:rPr>
@@ -555,7 +551,7 @@
             </w:r>
             <w:r>
               <w:rPr>
-                <w:rStyle w:val="1142"/>
+                <w:rStyle w:val="1151"/>
                 <w:highlight w:val="none"/>
                 <w:lang w:val="it-IT"/>
               </w:rPr>
@@ -563,7 +559,7 @@
             </w:r>
             <w:r>
               <w:rPr>
-                <w:rStyle w:val="1142"/>
+                <w:rStyle w:val="1151"/>
                 <w:highlight w:val="none"/>
                 <w:lang w:val="it-IT"/>
               </w:rPr>
@@ -571,7 +567,7 @@
             </w:r>
             <w:r>
               <w:rPr>
-                <w:rStyle w:val="1142"/>
+                <w:rStyle w:val="1151"/>
                 <w:highlight w:val="none"/>
                 <w:lang w:val="it-IT"/>
               </w:rPr>
@@ -579,7 +575,7 @@
             </w:r>
             <w:r>
               <w:rPr>
-                <w:rStyle w:val="1142"/>
+                <w:rStyle w:val="1151"/>
               </w:rPr>
             </w:r>
             <w:r>
@@ -596,7 +592,6 @@
           <w:r>
             <w:rPr>
               <w:highlight w:val="none"/>
-              <w:lang w:val="it-IT"/>
             </w:rPr>
           </w:r>
           <w:r>
@@ -607,7 +602,7 @@
         </w:p>
         <w:p>
           <w:pPr>
-            <w:pStyle w:val="1145"/>
+            <w:pStyle w:val="1154"/>
             <w:pBdr/>
             <w:tabs>
               <w:tab w:val="right" w:leader="dot" w:pos="9360"/>
@@ -622,12 +617,12 @@
           <w:hyperlink w:tooltip="#_Toc11" w:anchor="_Toc11" w:history="1">
             <w:r>
               <w:rPr>
-                <w:rStyle w:val="1142"/>
+                <w:rStyle w:val="1151"/>
               </w:rPr>
             </w:r>
             <w:r>
               <w:rPr>
-                <w:rStyle w:val="1142"/>
+                <w:rStyle w:val="1151"/>
                 <w:highlight w:val="none"/>
                 <w:lang w:val="it-IT"/>
               </w:rPr>
@@ -635,7 +630,7 @@
             </w:r>
             <w:r>
               <w:rPr>
-                <w:rStyle w:val="1142"/>
+                <w:rStyle w:val="1151"/>
                 <w:highlight w:val="none"/>
                 <w:lang w:val="it-IT"/>
               </w:rPr>
@@ -654,7 +649,6 @@
           <w:r>
             <w:rPr>
               <w:highlight w:val="none"/>
-              <w:lang w:val="it-IT"/>
             </w:rPr>
           </w:r>
           <w:r>
@@ -665,7 +659,7 @@
         </w:p>
         <w:p>
           <w:pPr>
-            <w:pStyle w:val="1145"/>
+            <w:pStyle w:val="1154"/>
             <w:pBdr/>
             <w:tabs>
               <w:tab w:val="right" w:leader="dot" w:pos="9360"/>
@@ -680,12 +674,12 @@
           <w:hyperlink w:tooltip="#_Toc12" w:anchor="_Toc12" w:history="1">
             <w:r>
               <w:rPr>
-                <w:rStyle w:val="1142"/>
+                <w:rStyle w:val="1151"/>
               </w:rPr>
             </w:r>
             <w:r>
               <w:rPr>
-                <w:rStyle w:val="1142"/>
+                <w:rStyle w:val="1151"/>
                 <w:highlight w:val="none"/>
                 <w:lang w:val="it-IT"/>
               </w:rPr>
@@ -693,7 +687,7 @@
             </w:r>
             <w:r>
               <w:rPr>
-                <w:rStyle w:val="1142"/>
+                <w:rStyle w:val="1151"/>
                 <w:highlight w:val="none"/>
                 <w:lang w:val="it-IT"/>
               </w:rPr>
@@ -712,7 +706,6 @@
           <w:r>
             <w:rPr>
               <w:highlight w:val="none"/>
-              <w:lang w:val="it-IT"/>
             </w:rPr>
           </w:r>
           <w:r>
@@ -723,7 +716,7 @@
         </w:p>
         <w:p>
           <w:pPr>
-            <w:pStyle w:val="1144"/>
+            <w:pStyle w:val="1153"/>
             <w:pBdr/>
             <w:tabs>
               <w:tab w:val="right" w:leader="dot" w:pos="9360"/>
@@ -736,19 +729,19 @@
           <w:hyperlink w:tooltip="#_Toc13" w:anchor="_Toc13" w:history="1">
             <w:r>
               <w:rPr>
-                <w:rStyle w:val="1142"/>
+                <w:rStyle w:val="1151"/>
               </w:rPr>
             </w:r>
             <w:r>
               <w:rPr>
-                <w:rStyle w:val="1142"/>
+                <w:rStyle w:val="1151"/>
                 <w:lang w:val="it-IT"/>
               </w:rPr>
               <w:t xml:space="preserve">Methodology</w:t>
             </w:r>
             <w:r>
               <w:rPr>
-                <w:rStyle w:val="1142"/>
+                <w:rStyle w:val="1151"/>
                 <w:lang w:val="it-IT"/>
               </w:rPr>
             </w:r>
@@ -772,7 +765,7 @@
         </w:p>
         <w:p>
           <w:pPr>
-            <w:pStyle w:val="1145"/>
+            <w:pStyle w:val="1154"/>
             <w:pBdr/>
             <w:tabs>
               <w:tab w:val="right" w:leader="dot" w:pos="9360"/>
@@ -785,19 +778,19 @@
           <w:hyperlink w:tooltip="#_Toc14" w:anchor="_Toc14" w:history="1">
             <w:r>
               <w:rPr>
-                <w:rStyle w:val="1142"/>
+                <w:rStyle w:val="1151"/>
               </w:rPr>
             </w:r>
             <w:r>
               <w:rPr>
-                <w:rStyle w:val="1142"/>
+                <w:rStyle w:val="1151"/>
                 <w:lang w:val="it-IT"/>
               </w:rPr>
               <w:t xml:space="preserve">Description of research platform and hardware used</w:t>
             </w:r>
             <w:r>
               <w:rPr>
-                <w:rStyle w:val="1142"/>
+                <w:rStyle w:val="1151"/>
                 <w:lang w:val="it-IT"/>
               </w:rPr>
             </w:r>
@@ -821,7 +814,7 @@
         </w:p>
         <w:p>
           <w:pPr>
-            <w:pStyle w:val="1145"/>
+            <w:pStyle w:val="1154"/>
             <w:pBdr/>
             <w:tabs>
               <w:tab w:val="right" w:leader="dot" w:pos="9360"/>
@@ -834,19 +827,19 @@
           <w:hyperlink w:tooltip="#_Toc15" w:anchor="_Toc15" w:history="1">
             <w:r>
               <w:rPr>
-                <w:rStyle w:val="1142"/>
+                <w:rStyle w:val="1151"/>
               </w:rPr>
             </w:r>
             <w:r>
               <w:rPr>
-                <w:rStyle w:val="1142"/>
+                <w:rStyle w:val="1151"/>
                 <w:lang w:val="it-IT"/>
               </w:rPr>
               <w:t xml:space="preserve">Steps taken to port the navigation stack from ROS1 to ROS2</w:t>
             </w:r>
             <w:r>
               <w:rPr>
-                <w:rStyle w:val="1142"/>
+                <w:rStyle w:val="1151"/>
                 <w:lang w:val="it-IT"/>
               </w:rPr>
             </w:r>
@@ -870,7 +863,7 @@
         </w:p>
         <w:p>
           <w:pPr>
-            <w:pStyle w:val="1145"/>
+            <w:pStyle w:val="1154"/>
             <w:pBdr/>
             <w:tabs>
               <w:tab w:val="right" w:leader="dot" w:pos="9360"/>
@@ -883,19 +876,19 @@
           <w:hyperlink w:tooltip="#_Toc16" w:anchor="_Toc16" w:history="1">
             <w:r>
               <w:rPr>
-                <w:rStyle w:val="1142"/>
+                <w:rStyle w:val="1151"/>
               </w:rPr>
             </w:r>
             <w:r>
               <w:rPr>
-                <w:rStyle w:val="1142"/>
+                <w:rStyle w:val="1151"/>
                 <w:lang w:val="it-IT"/>
               </w:rPr>
               <w:t xml:space="preserve">Hardware adaptation process from Rover Zero to Rover Mini</w:t>
             </w:r>
             <w:r>
               <w:rPr>
-                <w:rStyle w:val="1142"/>
+                <w:rStyle w:val="1151"/>
                 <w:lang w:val="it-IT"/>
               </w:rPr>
             </w:r>
@@ -919,7 +912,7 @@
         </w:p>
         <w:p>
           <w:pPr>
-            <w:pStyle w:val="1145"/>
+            <w:pStyle w:val="1154"/>
             <w:pBdr/>
             <w:tabs>
               <w:tab w:val="right" w:leader="dot" w:pos="9360"/>
@@ -932,19 +925,19 @@
           <w:hyperlink w:tooltip="#_Toc17" w:anchor="_Toc17" w:history="1">
             <w:r>
               <w:rPr>
-                <w:rStyle w:val="1142"/>
+                <w:rStyle w:val="1151"/>
               </w:rPr>
             </w:r>
             <w:r>
               <w:rPr>
-                <w:rStyle w:val="1142"/>
+                <w:rStyle w:val="1151"/>
                 <w:lang w:val="it-IT"/>
               </w:rPr>
               <w:t xml:space="preserve">Integration of the navigation stack with Open-RMF</w:t>
             </w:r>
             <w:r>
               <w:rPr>
-                <w:rStyle w:val="1142"/>
+                <w:rStyle w:val="1151"/>
                 <w:lang w:val="it-IT"/>
               </w:rPr>
             </w:r>
@@ -968,7 +961,7 @@
         </w:p>
         <w:p>
           <w:pPr>
-            <w:pStyle w:val="1145"/>
+            <w:pStyle w:val="1154"/>
             <w:pBdr/>
             <w:tabs>
               <w:tab w:val="right" w:leader="dot" w:pos="9360"/>
@@ -981,19 +974,19 @@
           <w:hyperlink w:tooltip="#_Toc18" w:anchor="_Toc18" w:history="1">
             <w:r>
               <w:rPr>
-                <w:rStyle w:val="1142"/>
+                <w:rStyle w:val="1151"/>
               </w:rPr>
             </w:r>
             <w:r>
               <w:rPr>
-                <w:rStyle w:val="1142"/>
+                <w:rStyle w:val="1151"/>
                 <w:lang w:val="it-IT"/>
               </w:rPr>
               <w:t xml:space="preserve">Testing and evaluation of the system</w:t>
             </w:r>
             <w:r>
               <w:rPr>
-                <w:rStyle w:val="1142"/>
+                <w:rStyle w:val="1151"/>
                 <w:lang w:val="it-IT"/>
               </w:rPr>
             </w:r>
@@ -1017,7 +1010,7 @@
         </w:p>
         <w:p>
           <w:pPr>
-            <w:pStyle w:val="1144"/>
+            <w:pStyle w:val="1153"/>
             <w:pBdr/>
             <w:tabs>
               <w:tab w:val="right" w:leader="dot" w:pos="9360"/>
@@ -1030,19 +1023,19 @@
           <w:hyperlink w:tooltip="#_Toc19" w:anchor="_Toc19" w:history="1">
             <w:r>
               <w:rPr>
-                <w:rStyle w:val="1142"/>
+                <w:rStyle w:val="1151"/>
               </w:rPr>
             </w:r>
             <w:r>
               <w:rPr>
-                <w:rStyle w:val="1142"/>
+                <w:rStyle w:val="1151"/>
                 <w:lang w:val="it-IT"/>
               </w:rPr>
               <w:t xml:space="preserve">Results and Analysis</w:t>
             </w:r>
             <w:r>
               <w:rPr>
-                <w:rStyle w:val="1142"/>
+                <w:rStyle w:val="1151"/>
                 <w:lang w:val="it-IT"/>
               </w:rPr>
             </w:r>
@@ -1066,7 +1059,7 @@
         </w:p>
         <w:p>
           <w:pPr>
-            <w:pStyle w:val="1145"/>
+            <w:pStyle w:val="1154"/>
             <w:pBdr/>
             <w:tabs>
               <w:tab w:val="right" w:leader="dot" w:pos="9360"/>
@@ -1079,19 +1072,19 @@
           <w:hyperlink w:tooltip="#_Toc20" w:anchor="_Toc20" w:history="1">
             <w:r>
               <w:rPr>
-                <w:rStyle w:val="1142"/>
+                <w:rStyle w:val="1151"/>
               </w:rPr>
             </w:r>
             <w:r>
               <w:rPr>
-                <w:rStyle w:val="1142"/>
+                <w:rStyle w:val="1151"/>
                 <w:lang w:val="it-IT"/>
               </w:rPr>
               <w:t xml:space="preserve">Presentation of results from testing and evaluation</w:t>
             </w:r>
             <w:r>
               <w:rPr>
-                <w:rStyle w:val="1142"/>
+                <w:rStyle w:val="1151"/>
                 <w:lang w:val="it-IT"/>
               </w:rPr>
             </w:r>
@@ -1115,7 +1108,7 @@
         </w:p>
         <w:p>
           <w:pPr>
-            <w:pStyle w:val="1145"/>
+            <w:pStyle w:val="1154"/>
             <w:pBdr/>
             <w:tabs>
               <w:tab w:val="right" w:leader="dot" w:pos="9360"/>
@@ -1128,19 +1121,19 @@
           <w:hyperlink w:tooltip="#_Toc21" w:anchor="_Toc21" w:history="1">
             <w:r>
               <w:rPr>
-                <w:rStyle w:val="1142"/>
+                <w:rStyle w:val="1151"/>
               </w:rPr>
             </w:r>
             <w:r>
               <w:rPr>
-                <w:rStyle w:val="1142"/>
+                <w:rStyle w:val="1151"/>
                 <w:lang w:val="it-IT"/>
               </w:rPr>
               <w:t xml:space="preserve">Comparison of system performance before and after the porting process</w:t>
             </w:r>
             <w:r>
               <w:rPr>
-                <w:rStyle w:val="1142"/>
+                <w:rStyle w:val="1151"/>
                 <w:lang w:val="it-IT"/>
               </w:rPr>
             </w:r>
@@ -1164,7 +1157,7 @@
         </w:p>
         <w:p>
           <w:pPr>
-            <w:pStyle w:val="1145"/>
+            <w:pStyle w:val="1154"/>
             <w:pBdr/>
             <w:tabs>
               <w:tab w:val="right" w:leader="dot" w:pos="9360"/>
@@ -1177,19 +1170,19 @@
           <w:hyperlink w:tooltip="#_Toc22" w:anchor="_Toc22" w:history="1">
             <w:r>
               <w:rPr>
-                <w:rStyle w:val="1142"/>
+                <w:rStyle w:val="1151"/>
               </w:rPr>
             </w:r>
             <w:r>
               <w:rPr>
-                <w:rStyle w:val="1142"/>
+                <w:rStyle w:val="1151"/>
                 <w:lang w:val="it-IT"/>
               </w:rPr>
               <w:t xml:space="preserve">Discussion on the challenges encountered and how they were addressed</w:t>
             </w:r>
             <w:r>
               <w:rPr>
-                <w:rStyle w:val="1142"/>
+                <w:rStyle w:val="1151"/>
                 <w:lang w:val="it-IT"/>
               </w:rPr>
             </w:r>
@@ -1213,7 +1206,7 @@
         </w:p>
         <w:p>
           <w:pPr>
-            <w:pStyle w:val="1144"/>
+            <w:pStyle w:val="1153"/>
             <w:pBdr/>
             <w:tabs>
               <w:tab w:val="right" w:leader="dot" w:pos="9360"/>
@@ -1226,19 +1219,19 @@
           <w:hyperlink w:tooltip="#_Toc23" w:anchor="_Toc23" w:history="1">
             <w:r>
               <w:rPr>
-                <w:rStyle w:val="1142"/>
+                <w:rStyle w:val="1151"/>
               </w:rPr>
             </w:r>
             <w:r>
               <w:rPr>
-                <w:rStyle w:val="1142"/>
+                <w:rStyle w:val="1151"/>
                 <w:lang w:val="it-IT"/>
               </w:rPr>
               <w:t xml:space="preserve">Conclusion and Future Work</w:t>
             </w:r>
             <w:r>
               <w:rPr>
-                <w:rStyle w:val="1142"/>
+                <w:rStyle w:val="1151"/>
                 <w:lang w:val="it-IT"/>
               </w:rPr>
             </w:r>
@@ -1262,7 +1255,7 @@
         </w:p>
         <w:p>
           <w:pPr>
-            <w:pStyle w:val="1145"/>
+            <w:pStyle w:val="1154"/>
             <w:pBdr/>
             <w:tabs>
               <w:tab w:val="right" w:leader="dot" w:pos="9360"/>
@@ -1275,19 +1268,19 @@
           <w:hyperlink w:tooltip="#_Toc24" w:anchor="_Toc24" w:history="1">
             <w:r>
               <w:rPr>
-                <w:rStyle w:val="1142"/>
+                <w:rStyle w:val="1151"/>
               </w:rPr>
             </w:r>
             <w:r>
               <w:rPr>
-                <w:rStyle w:val="1142"/>
+                <w:rStyle w:val="1151"/>
                 <w:lang w:val="it-IT"/>
               </w:rPr>
               <w:t xml:space="preserve">Summary of the research findings</w:t>
             </w:r>
             <w:r>
               <w:rPr>
-                <w:rStyle w:val="1142"/>
+                <w:rStyle w:val="1151"/>
                 <w:lang w:val="it-IT"/>
               </w:rPr>
             </w:r>
@@ -1311,7 +1304,7 @@
         </w:p>
         <w:p>
           <w:pPr>
-            <w:pStyle w:val="1145"/>
+            <w:pStyle w:val="1154"/>
             <w:pBdr/>
             <w:tabs>
               <w:tab w:val="right" w:leader="dot" w:pos="9360"/>
@@ -1324,19 +1317,19 @@
           <w:hyperlink w:tooltip="#_Toc25" w:anchor="_Toc25" w:history="1">
             <w:r>
               <w:rPr>
-                <w:rStyle w:val="1142"/>
+                <w:rStyle w:val="1151"/>
               </w:rPr>
             </w:r>
             <w:r>
               <w:rPr>
-                <w:rStyle w:val="1142"/>
+                <w:rStyle w:val="1151"/>
                 <w:lang w:val="it-IT"/>
               </w:rPr>
               <w:t xml:space="preserve">Contributions to the field of electrical engineering and robotics</w:t>
             </w:r>
             <w:r>
               <w:rPr>
-                <w:rStyle w:val="1142"/>
+                <w:rStyle w:val="1151"/>
                 <w:lang w:val="it-IT"/>
               </w:rPr>
             </w:r>
@@ -1360,7 +1353,7 @@
         </w:p>
         <w:p>
           <w:pPr>
-            <w:pStyle w:val="1145"/>
+            <w:pStyle w:val="1154"/>
             <w:pBdr/>
             <w:tabs>
               <w:tab w:val="right" w:leader="dot" w:pos="9360"/>
@@ -1373,19 +1366,19 @@
           <w:hyperlink w:tooltip="#_Toc26" w:anchor="_Toc26" w:history="1">
             <w:r>
               <w:rPr>
-                <w:rStyle w:val="1142"/>
+                <w:rStyle w:val="1151"/>
               </w:rPr>
             </w:r>
             <w:r>
               <w:rPr>
-                <w:rStyle w:val="1142"/>
+                <w:rStyle w:val="1151"/>
                 <w:lang w:val="it-IT"/>
               </w:rPr>
               <w:t xml:space="preserve">Recommendations for future work and improvements</w:t>
             </w:r>
             <w:r>
               <w:rPr>
-                <w:rStyle w:val="1142"/>
+                <w:rStyle w:val="1151"/>
                 <w:lang w:val="it-IT"/>
               </w:rPr>
             </w:r>
@@ -1409,7 +1402,7 @@
         </w:p>
         <w:p>
           <w:pPr>
-            <w:pStyle w:val="1144"/>
+            <w:pStyle w:val="1153"/>
             <w:pBdr/>
             <w:tabs>
               <w:tab w:val="right" w:leader="dot" w:pos="9360"/>
@@ -1422,19 +1415,19 @@
           <w:hyperlink w:tooltip="#_Toc27" w:anchor="_Toc27" w:history="1">
             <w:r>
               <w:rPr>
-                <w:rStyle w:val="1142"/>
+                <w:rStyle w:val="1151"/>
               </w:rPr>
             </w:r>
             <w:r>
               <w:rPr>
-                <w:rStyle w:val="1142"/>
+                <w:rStyle w:val="1151"/>
                 <w:lang w:val="it-IT"/>
               </w:rPr>
               <w:t xml:space="preserve">References [[references]]</w:t>
             </w:r>
             <w:r>
               <w:rPr>
-                <w:rStyle w:val="1142"/>
+                <w:rStyle w:val="1151"/>
                 <w:lang w:val="it-IT"/>
               </w:rPr>
             </w:r>
@@ -1458,7 +1451,7 @@
         </w:p>
         <w:p>
           <w:pPr>
-            <w:pStyle w:val="1145"/>
+            <w:pStyle w:val="1154"/>
             <w:pBdr/>
             <w:tabs>
               <w:tab w:val="right" w:leader="dot" w:pos="9360"/>
@@ -1471,19 +1464,19 @@
           <w:hyperlink w:tooltip="#_Toc28" w:anchor="_Toc28" w:history="1">
             <w:r>
               <w:rPr>
-                <w:rStyle w:val="1142"/>
+                <w:rStyle w:val="1151"/>
               </w:rPr>
             </w:r>
             <w:r>
               <w:rPr>
-                <w:rStyle w:val="1142"/>
+                <w:rStyle w:val="1151"/>
                 <w:lang w:val="it-IT"/>
               </w:rPr>
               <w:t xml:space="preserve">List of sources cited in the thesis</w:t>
             </w:r>
             <w:r>
               <w:rPr>
-                <w:rStyle w:val="1142"/>
+                <w:rStyle w:val="1151"/>
                 <w:lang w:val="it-IT"/>
               </w:rPr>
             </w:r>
@@ -1507,7 +1500,7 @@
         </w:p>
         <w:p>
           <w:pPr>
-            <w:pStyle w:val="1144"/>
+            <w:pStyle w:val="1153"/>
             <w:pBdr/>
             <w:tabs>
               <w:tab w:val="right" w:leader="dot" w:pos="9360"/>
@@ -1520,19 +1513,19 @@
           <w:hyperlink w:tooltip="#_Toc29" w:anchor="_Toc29" w:history="1">
             <w:r>
               <w:rPr>
-                <w:rStyle w:val="1142"/>
+                <w:rStyle w:val="1151"/>
               </w:rPr>
             </w:r>
             <w:r>
               <w:rPr>
-                <w:rStyle w:val="1142"/>
+                <w:rStyle w:val="1151"/>
                 <w:lang w:val="it-IT"/>
               </w:rPr>
               <w:t xml:space="preserve">Appendices</w:t>
             </w:r>
             <w:r>
               <w:rPr>
-                <w:rStyle w:val="1142"/>
+                <w:rStyle w:val="1151"/>
                 <w:lang w:val="it-IT"/>
               </w:rPr>
             </w:r>
@@ -1556,7 +1549,7 @@
         </w:p>
         <w:p>
           <w:pPr>
-            <w:pStyle w:val="1145"/>
+            <w:pStyle w:val="1154"/>
             <w:pBdr/>
             <w:tabs>
               <w:tab w:val="right" w:leader="dot" w:pos="9360"/>
@@ -1569,19 +1562,19 @@
           <w:hyperlink w:tooltip="#_Toc30" w:anchor="_Toc30" w:history="1">
             <w:r>
               <w:rPr>
-                <w:rStyle w:val="1142"/>
+                <w:rStyle w:val="1151"/>
               </w:rPr>
             </w:r>
             <w:r>
               <w:rPr>
-                <w:rStyle w:val="1142"/>
+                <w:rStyle w:val="1151"/>
                 <w:lang w:val="it-IT"/>
               </w:rPr>
               <w:t xml:space="preserve">Additional technical details and documentation</w:t>
             </w:r>
             <w:r>
               <w:rPr>
-                <w:rStyle w:val="1142"/>
+                <w:rStyle w:val="1151"/>
                 <w:lang w:val="it-IT"/>
               </w:rPr>
             </w:r>
@@ -1627,6 +1620,12 @@
               <w:lang w:val="it-IT"/>
             </w:rPr>
           </w:r>
+          <w:r>
+            <w:rPr>
+              <w:highlight w:val="none"/>
+              <w:lang w:val="it-IT"/>
+            </w:rPr>
+          </w:r>
         </w:p>
       </w:sdtContent>
     </w:sdt>
@@ -1672,7 +1671,7 @@
     </w:p>
     <w:p>
       <w:pPr>
-        <w:pStyle w:val="1097"/>
+        <w:pStyle w:val="1106"/>
         <w:pBdr/>
         <w:spacing/>
         <w:ind/>
@@ -1702,7 +1701,7 @@
     </w:p>
     <w:p>
       <w:pPr>
-        <w:pStyle w:val="1098"/>
+        <w:pStyle w:val="1107"/>
         <w:pBdr/>
         <w:spacing/>
         <w:ind/>
@@ -1826,14 +1825,14 @@
       </w:r>
       <w:r>
         <w:rPr>
-          <w:rStyle w:val="1138"/>
+          <w:rStyle w:val="1147"/>
           <w:lang w:val="it-IT"/>
         </w:rPr>
         <w:footnoteReference w:id="2"/>
       </w:r>
       <w:r>
         <w:rPr>
-          <w:rStyle w:val="1138"/>
+          <w:rStyle w:val="1147"/>
           <w:vertAlign w:val="baseline"/>
           <w:lang w:val="it-IT"/>
         </w:rPr>
@@ -1902,7 +1901,7 @@
       </w:r>
       <w:r>
         <w:rPr>
-          <w:rStyle w:val="1138"/>
+          <w:rStyle w:val="1147"/>
           <w:highlight w:val="none"/>
           <w:lang w:val="it-IT"/>
         </w:rPr>
@@ -1917,7 +1916,7 @@
       </w:r>
       <w:r>
         <w:rPr>
-          <w:rStyle w:val="1138"/>
+          <w:rStyle w:val="1147"/>
           <w:highlight w:val="none"/>
           <w:lang w:val="it-IT"/>
         </w:rPr>
@@ -1940,7 +1939,7 @@
     </w:p>
     <w:p>
       <w:pPr>
-        <w:pStyle w:val="1098"/>
+        <w:pStyle w:val="1107"/>
         <w:pBdr/>
         <w:spacing/>
         <w:ind/>
@@ -1973,7 +1972,7 @@
     </w:p>
     <w:p>
       <w:pPr>
-        <w:pStyle w:val="1098"/>
+        <w:pStyle w:val="1107"/>
         <w:pBdr/>
         <w:spacing/>
         <w:ind/>
@@ -2028,7 +2027,7 @@
       </w:r>
       <w:r>
         <w:rPr>
-          <w:rStyle w:val="1138"/>
+          <w:rStyle w:val="1147"/>
           <w:highlight w:val="none"/>
           <w:lang w:val="it-IT"/>
         </w:rPr>
@@ -2082,7 +2081,7 @@
     </w:p>
     <w:p>
       <w:pPr>
-        <w:pStyle w:val="1097"/>
+        <w:pStyle w:val="1106"/>
         <w:pBdr/>
         <w:spacing/>
         <w:ind/>
@@ -2141,7 +2140,7 @@
     </w:p>
     <w:p>
       <w:pPr>
-        <w:pStyle w:val="1098"/>
+        <w:pStyle w:val="1107"/>
         <w:pBdr/>
         <w:spacing/>
         <w:ind/>
@@ -2202,7 +2201,7 @@
       </w:r>
       <w:r>
         <w:rPr>
-          <w:rStyle w:val="1138"/>
+          <w:rStyle w:val="1147"/>
           <w:lang w:val="it-IT"/>
         </w:rPr>
         <w:footnoteReference w:id="6"/>
@@ -2312,7 +2311,7 @@
     </w:p>
     <w:p>
       <w:pPr>
-        <w:pStyle w:val="1159"/>
+        <w:pStyle w:val="1168"/>
         <w:numPr>
           <w:ilvl w:val="0"/>
           <w:numId w:val="5"/>
@@ -2430,7 +2429,7 @@
     </w:p>
     <w:p>
       <w:pPr>
-        <w:pStyle w:val="1159"/>
+        <w:pStyle w:val="1168"/>
         <w:numPr>
           <w:ilvl w:val="0"/>
           <w:numId w:val="5"/>
@@ -2486,7 +2485,7 @@
     </w:p>
     <w:p>
       <w:pPr>
-        <w:pStyle w:val="1159"/>
+        <w:pStyle w:val="1168"/>
         <w:numPr>
           <w:ilvl w:val="0"/>
           <w:numId w:val="5"/>
@@ -2524,6 +2523,7 @@
       </w:r>
       <w:r>
         <w:rPr>
+          <w:highlight w:val="none"/>
           <w:lang w:val="it-IT"/>
         </w:rPr>
       </w:r>
@@ -2536,7 +2536,7 @@
     </w:p>
     <w:p>
       <w:pPr>
-        <w:pStyle w:val="1159"/>
+        <w:pStyle w:val="1168"/>
         <w:numPr>
           <w:ilvl w:val="0"/>
           <w:numId w:val="5"/>
@@ -2564,7 +2564,7 @@
       </w:r>
       <w:r>
         <w:rPr>
-          <w:rStyle w:val="1138"/>
+          <w:rStyle w:val="1147"/>
           <w:highlight w:val="none"/>
           <w:lang w:val="it-IT"/>
         </w:rPr>
@@ -2572,7 +2572,7 @@
       </w:r>
       <w:r>
         <w:rPr>
-          <w:rStyle w:val="1138"/>
+          <w:rStyle w:val="1147"/>
           <w:highlight w:val="none"/>
           <w:vertAlign w:val="baseline"/>
           <w:lang w:val="it-IT"/>
@@ -2596,7 +2596,7 @@
     </w:p>
     <w:p>
       <w:pPr>
-        <w:pStyle w:val="1099"/>
+        <w:pStyle w:val="1108"/>
         <w:pBdr/>
         <w:spacing/>
         <w:ind/>
@@ -2647,7 +2647,7 @@
       </w:r>
       <w:r>
         <w:rPr>
-          <w:rStyle w:val="1138"/>
+          <w:rStyle w:val="1147"/>
           <w:highlight w:val="none"/>
           <w:lang w:val="it-IT"/>
         </w:rPr>
@@ -2655,7 +2655,7 @@
       </w:r>
       <w:r>
         <w:rPr>
-          <w:rStyle w:val="1138"/>
+          <w:rStyle w:val="1147"/>
           <w:highlight w:val="none"/>
           <w:vertAlign w:val="baseline"/>
           <w:lang w:val="it-IT"/>
@@ -2684,7 +2684,7 @@
     </w:p>
     <w:p>
       <w:pPr>
-        <w:pStyle w:val="1159"/>
+        <w:pStyle w:val="1168"/>
         <w:numPr>
           <w:ilvl w:val="0"/>
           <w:numId w:val="6"/>
@@ -2775,7 +2775,7 @@
     </w:p>
     <w:p>
       <w:pPr>
-        <w:pStyle w:val="1159"/>
+        <w:pStyle w:val="1168"/>
         <w:numPr>
           <w:ilvl w:val="0"/>
           <w:numId w:val="6"/>
@@ -2869,7 +2869,7 @@
     </w:p>
     <w:p>
       <w:pPr>
-        <w:pStyle w:val="1159"/>
+        <w:pStyle w:val="1168"/>
         <w:numPr>
           <w:ilvl w:val="0"/>
           <w:numId w:val="6"/>
@@ -2914,7 +2914,7 @@
     </w:p>
     <w:p>
       <w:pPr>
-        <w:pStyle w:val="1159"/>
+        <w:pStyle w:val="1168"/>
         <w:numPr>
           <w:ilvl w:val="0"/>
           <w:numId w:val="6"/>
@@ -2968,7 +2968,7 @@
     </w:p>
     <w:p>
       <w:pPr>
-        <w:pStyle w:val="1159"/>
+        <w:pStyle w:val="1168"/>
         <w:numPr>
           <w:ilvl w:val="0"/>
           <w:numId w:val="6"/>
@@ -3027,7 +3027,7 @@
     </w:p>
     <w:p>
       <w:pPr>
-        <w:pStyle w:val="1159"/>
+        <w:pStyle w:val="1168"/>
         <w:numPr>
           <w:ilvl w:val="0"/>
           <w:numId w:val="6"/>
@@ -3092,7 +3092,7 @@
     </w:p>
     <w:p>
       <w:pPr>
-        <w:pStyle w:val="1099"/>
+        <w:pStyle w:val="1108"/>
         <w:pBdr/>
         <w:spacing/>
         <w:ind/>
@@ -3113,8 +3113,8 @@
       <w:bookmarkEnd w:id="8"/>
       <w:r>
         <w:rPr>
-          <w:highlight w:val="none"/>
           <w:lang w:val="it-IT"/>
+          <w14:ligatures w14:val="none"/>
         </w:rPr>
       </w:r>
       <w:r>
@@ -3161,7 +3161,7 @@
     </w:p>
     <w:p>
       <w:pPr>
-        <w:pStyle w:val="1159"/>
+        <w:pStyle w:val="1168"/>
         <w:numPr>
           <w:ilvl w:val="0"/>
           <w:numId w:val="8"/>
@@ -3214,7 +3214,7 @@
     </w:p>
     <w:p>
       <w:pPr>
-        <w:pStyle w:val="1159"/>
+        <w:pStyle w:val="1168"/>
         <w:numPr>
           <w:ilvl w:val="0"/>
           <w:numId w:val="4"/>
@@ -3277,7 +3277,7 @@
     </w:p>
     <w:p>
       <w:pPr>
-        <w:pStyle w:val="1159"/>
+        <w:pStyle w:val="1168"/>
         <w:numPr>
           <w:ilvl w:val="0"/>
           <w:numId w:val="4"/>
@@ -3343,7 +3343,7 @@
     </w:p>
     <w:p>
       <w:pPr>
-        <w:pStyle w:val="1159"/>
+        <w:pStyle w:val="1168"/>
         <w:numPr>
           <w:ilvl w:val="0"/>
           <w:numId w:val="4"/>
@@ -3405,7 +3405,7 @@
     </w:p>
     <w:p>
       <w:pPr>
-        <w:pStyle w:val="1159"/>
+        <w:pStyle w:val="1168"/>
         <w:numPr>
           <w:ilvl w:val="0"/>
           <w:numId w:val="9"/>
@@ -3465,7 +3465,7 @@
     </w:p>
     <w:p>
       <w:pPr>
-        <w:pStyle w:val="1159"/>
+        <w:pStyle w:val="1168"/>
         <w:numPr>
           <w:ilvl w:val="0"/>
           <w:numId w:val="10"/>
@@ -3535,7 +3535,7 @@
     </w:p>
     <w:p>
       <w:pPr>
-        <w:pStyle w:val="1159"/>
+        <w:pStyle w:val="1168"/>
         <w:numPr>
           <w:ilvl w:val="0"/>
           <w:numId w:val="4"/>
@@ -3614,7 +3614,7 @@
     </w:p>
     <w:p>
       <w:pPr>
-        <w:pStyle w:val="1099"/>
+        <w:pStyle w:val="1108"/>
         <w:pBdr/>
         <w:spacing/>
         <w:ind/>
@@ -3638,6 +3638,7 @@
         <w:rPr>
           <w:highlight w:val="none"/>
           <w:lang w:val="it-IT"/>
+          <w14:ligatures w14:val="none"/>
         </w:rPr>
       </w:r>
       <w:r>
@@ -3685,7 +3686,7 @@
     </w:p>
     <w:p>
       <w:pPr>
-        <w:pStyle w:val="1159"/>
+        <w:pStyle w:val="1168"/>
         <w:numPr>
           <w:ilvl w:val="0"/>
           <w:numId w:val="12"/>
@@ -3725,7 +3726,7 @@
     </w:p>
     <w:p>
       <w:pPr>
-        <w:pStyle w:val="1159"/>
+        <w:pStyle w:val="1168"/>
         <w:numPr>
           <w:ilvl w:val="0"/>
           <w:numId w:val="12"/>
@@ -3765,7 +3766,7 @@
     </w:p>
     <w:p>
       <w:pPr>
-        <w:pStyle w:val="1159"/>
+        <w:pStyle w:val="1168"/>
         <w:numPr>
           <w:ilvl w:val="0"/>
           <w:numId w:val="12"/>
@@ -3805,7 +3806,7 @@
     </w:p>
     <w:p>
       <w:pPr>
-        <w:pStyle w:val="1159"/>
+        <w:pStyle w:val="1168"/>
         <w:numPr>
           <w:ilvl w:val="0"/>
           <w:numId w:val="12"/>
@@ -3845,7 +3846,7 @@
     </w:p>
     <w:p>
       <w:pPr>
-        <w:pStyle w:val="1159"/>
+        <w:pStyle w:val="1168"/>
         <w:numPr>
           <w:ilvl w:val="0"/>
           <w:numId w:val="12"/>
@@ -3885,7 +3886,7 @@
     </w:p>
     <w:p>
       <w:pPr>
-        <w:pStyle w:val="1159"/>
+        <w:pStyle w:val="1168"/>
         <w:numPr>
           <w:ilvl w:val="0"/>
           <w:numId w:val="12"/>
@@ -3947,7 +3948,7 @@
       </w:r>
       <w:r>
         <w:rPr>
-          <w:rStyle w:val="1138"/>
+          <w:rStyle w:val="1147"/>
           <w:rFonts w:ascii="Times New Roman" w:hAnsi="Times New Roman" w:eastAsia="Times New Roman" w:cs="Times New Roman"/>
           <w:color w:val="000000"/>
           <w:sz w:val="24"/>
@@ -4013,7 +4014,7 @@
     </w:p>
     <w:p>
       <w:pPr>
-        <w:pStyle w:val="1098"/>
+        <w:pStyle w:val="1107"/>
         <w:pBdr/>
         <w:spacing/>
         <w:ind/>
@@ -4098,10 +4099,24 @@
       </w:r>
       <w:r>
         <w:rPr>
-          <w:rStyle w:val="1138"/>
+          <w:rStyle w:val="1147"/>
           <w:lang w:val="it-IT"/>
         </w:rPr>
         <w:footnoteReference w:id="10"/>
+      </w:r>
+      <w:r>
+        <w:rPr>
+          <w:rStyle w:val="1147"/>
+          <w:lang w:val="it-IT"/>
+        </w:rPr>
+        <w:footnoteReference w:id="11"/>
+      </w:r>
+      <w:r>
+        <w:rPr>
+          <w:rStyle w:val="1147"/>
+          <w:lang w:val="it-IT"/>
+        </w:rPr>
+        <w:footnoteReference w:id="12"/>
       </w:r>
       <w:r>
         <w:rPr>
@@ -4117,14 +4132,14 @@
       </w:r>
       <w:r>
         <w:rPr>
-          <w:rStyle w:val="1138"/>
+          <w:rStyle w:val="1147"/>
           <w:lang w:val="it-IT"/>
         </w:rPr>
-        <w:footnoteReference w:id="11"/>
+        <w:footnoteReference w:id="13"/>
       </w:r>
       <w:r>
         <w:rPr>
-          <w:rStyle w:val="1138"/>
+          <w:rStyle w:val="1147"/>
           <w:vertAlign w:val="baseline"/>
           <w:lang w:val="it-IT"/>
         </w:rPr>
@@ -4137,7 +4152,13 @@
           <w:lang w:val="it-IT"/>
         </w:rPr>
       </w:r>
-      <w:r/>
+      <w:r>
+        <w:rPr>
+          <w:highlight w:val="none"/>
+          <w:vertAlign w:val="baseline"/>
+          <w:lang w:val="it-IT"/>
+        </w:rPr>
+      </w:r>
     </w:p>
     <w:p>
       <w:pPr>
@@ -4159,7 +4180,25 @@
         <w:t xml:space="preserve">Fornisce tutti gli strumenti (</w:t>
       </w:r>
       <w:r>
-        <w:t xml:space="preserve">perception, planning, control, localization, visualization</w:t>
+        <w:t xml:space="preserve">perception, planning</w:t>
+      </w:r>
+      <w:r>
+        <w:rPr>
+          <w:rStyle w:val="1147"/>
+        </w:rPr>
+        <w:footnoteReference w:id="14"/>
+      </w:r>
+      <w:r>
+        <w:t xml:space="preserve">, control, localization</w:t>
+      </w:r>
+      <w:r>
+        <w:rPr>
+          <w:rStyle w:val="1147"/>
+        </w:rPr>
+        <w:footnoteReference w:id="15"/>
+      </w:r>
+      <w:r>
+        <w:t xml:space="preserve">, visualization</w:t>
       </w:r>
       <w:r>
         <w:rPr>
@@ -4167,7 +4206,15 @@
           <w:vertAlign w:val="baseline"/>
           <w:lang w:val="it-IT"/>
         </w:rPr>
-        <w:t xml:space="preserve">) per permettere a quasi qualsiasi robot di navigare in maniera altamente affidabile ed autonoma attraverso un ambiente complesso. Sviluppa un modello dell’ambiente dai dati dei sensori e dai dati semantici, calcola in maniera dinamica il percorso migliore evitando gli ostacoli regolando la velocità per i motori e fornisce una struttura per il comportamento ad alto </w:t>
+        <w:t xml:space="preserve">) per permettere a quasi qualsiasi robot di navigare in maniera altamente affidabile ed autonoma attraverso un a</w:t>
+      </w:r>
+      <w:r>
+        <w:rPr>
+          <w:highlight w:val="none"/>
+          <w:vertAlign w:val="baseline"/>
+          <w:lang w:val="it-IT"/>
+        </w:rPr>
+        <w:t xml:space="preserve">mbiente complesso. Sviluppa un modello dell’ambiente dai dati dei sensori e dai dati semantici, calcola in maniera dinamica il percorso migliore evitando gli ostacoli regolando la velocità per i motori e fornisce una struttura per il comportamento ad alto </w:t>
       </w:r>
       <w:commentRangeStart w:id="0"/>
       <w:r>
@@ -4193,7 +4240,6 @@
       <w:r>
         <w:t xml:space="preserve"> behavior trees</w:t>
       </w:r>
-      <w:r/>
       <w:r>
         <w:rPr>
           <w:highlight w:val="none"/>
@@ -4201,6 +4247,13 @@
           <w:lang w:val="it-IT"/>
         </w:rPr>
         <w:t xml:space="preserve">.</w:t>
+      </w:r>
+      <w:r>
+        <w:rPr>
+          <w:highlight w:val="none"/>
+          <w:vertAlign w:val="baseline"/>
+          <w:lang w:val="it-IT"/>
+        </w:rPr>
       </w:r>
       <w:r>
         <w:rPr>
@@ -4253,29 +4306,7 @@
       <w:r>
         <w:rPr>
           <w:highlight w:val="none"/>
-          <w:vertAlign w:val="baseline"/>
-          <w:lang w:val="it-IT"/>
         </w:rPr>
-      </w:r>
-      <w:r/>
-      <w:r/>
-    </w:p>
-    <w:p>
-      <w:pPr>
-        <w:pBdr/>
-        <w:spacing/>
-        <w:ind/>
-        <w:rPr>
-          <w:highlight w:val="none"/>
-          <w:lang w:val="it-IT"/>
-        </w:rPr>
-      </w:pPr>
-      <w:r>
-        <w:rPr>
-          <w:highlight w:val="none"/>
-          <w:lang w:val="it-IT"/>
-        </w:rPr>
-        <w:t xml:space="preserve">Adesso andremo a descrivere meglio le singole parti che descrivono Nav2:</w:t>
       </w:r>
       <w:r>
         <w:rPr>
@@ -4285,7 +4316,52 @@
     </w:p>
     <w:p>
       <w:pPr>
-        <w:pStyle w:val="1159"/>
+        <w:pBdr/>
+        <w:spacing/>
+        <w:ind/>
+        <w:rPr>
+          <w:highlight w:val="none"/>
+          <w:lang w:val="it-IT"/>
+        </w:rPr>
+      </w:pPr>
+      <w:r>
+        <w:rPr>
+          <w:highlight w:val="none"/>
+          <w:lang w:val="it-IT"/>
+        </w:rPr>
+        <w:t xml:space="preserve">Adesso andremo a descrivere meglio le singole parti che descrivono Nav2</w:t>
+      </w:r>
+      <w:r>
+        <w:rPr>
+          <w:rStyle w:val="1147"/>
+          <w:highlight w:val="none"/>
+          <w:lang w:val="it-IT"/>
+        </w:rPr>
+        <w:footnoteReference w:id="16"/>
+      </w:r>
+      <w:r>
+        <w:rPr>
+          <w:highlight w:val="none"/>
+          <w:lang w:val="it-IT"/>
+        </w:rPr>
+        <w:t xml:space="preserve">:</w:t>
+      </w:r>
+      <w:r>
+        <w:rPr>
+          <w:highlight w:val="none"/>
+          <w:lang w:val="it-IT"/>
+        </w:rPr>
+      </w:r>
+      <w:r>
+        <w:rPr>
+          <w:highlight w:val="none"/>
+          <w:lang w:val="it-IT"/>
+        </w:rPr>
+      </w:r>
+    </w:p>
+    <w:p>
+      <w:pPr>
+        <w:pStyle w:val="1168"/>
         <w:numPr>
           <w:ilvl w:val="0"/>
           <w:numId w:val="13"/>
@@ -4308,10 +4384,11 @@
           <w:lang w:val="it-IT"/>
         </w:rPr>
       </w:r>
+      <w:r/>
     </w:p>
     <w:p>
       <w:pPr>
-        <w:pStyle w:val="1159"/>
+        <w:pStyle w:val="1168"/>
         <w:numPr>
           <w:ilvl w:val="1"/>
           <w:numId w:val="13"/>
@@ -4328,7 +4405,14 @@
           <w:highlight w:val="none"/>
           <w:lang w:val="it-IT"/>
         </w:rPr>
-        <w:t xml:space="preserve">Action Server: come descritto in precedenza, sono una combinazione di topic e service utilizzati per compiere azioni che richiedono molto tempo. Forniscono un inizio di un azione con un feedback periodico e poi con una risposta sul completamento dell’azione. In nav2 sono implementati nella comunicazione dell’alto livello dei </w:t>
+        <w:t xml:space="preserve">Action Server: come descritto in precedenza, sono una combinazione di t</w:t>
+      </w:r>
+      <w:r>
+        <w:rPr>
+          <w:highlight w:val="none"/>
+          <w:lang w:val="it-IT"/>
+        </w:rPr>
+        <w:t xml:space="preserve">opic e service utilizzati per compiere azioni che richiedono molto tempo. Forniscono un inizio di un azione con un feedback periodico e poi con una risposta sul completamento dell’azione. In nav2 sono implementati nella comunicazione dell’alto livello dei </w:t>
       </w:r>
       <w:r>
         <w:t xml:space="preserve">Behavior Tree (BT) </w:t>
@@ -4349,20 +4433,18 @@
       </w:r>
       <w:r>
         <w:rPr>
-          <w:highlight w:val="none"/>
           <w:lang w:val="it-IT"/>
         </w:rPr>
       </w:r>
       <w:r>
         <w:rPr>
-          <w:highlight w:val="none"/>
           <w:lang w:val="it-IT"/>
         </w:rPr>
       </w:r>
     </w:p>
     <w:p>
       <w:pPr>
-        <w:pStyle w:val="1159"/>
+        <w:pStyle w:val="1168"/>
         <w:numPr>
           <w:ilvl w:val="1"/>
           <w:numId w:val="13"/>
@@ -4385,21 +4467,59 @@
           <w:highlight w:val="none"/>
           <w:lang w:val="it-IT"/>
         </w:rPr>
-        <w:t xml:space="preserve">Lifecycle Nodes and Bond</w:t>
+        <w:t xml:space="preserve">Lifecycle Nodes (wrapper </w:t>
+      </w:r>
+      <w:r>
+        <w:rPr>
+          <w:rFonts w:ascii="Courier New" w:hAnsi="Courier New" w:eastAsia="Courier New" w:cs="Courier New"/>
+          <w:color w:val="000000"/>
+          <w:sz w:val="20"/>
+        </w:rPr>
+        <w:t xml:space="preserve">nav2_util LifecycleNode</w:t>
       </w:r>
       <w:r>
         <w:rPr>
           <w:highlight w:val="none"/>
           <w:lang w:val="it-IT"/>
         </w:rPr>
-        <w:t xml:space="preserve">: </w:t>
+        <w:t xml:space="preserve">) and Bond</w:t>
       </w:r>
       <w:r>
         <w:rPr>
           <w:highlight w:val="none"/>
           <w:lang w:val="it-IT"/>
         </w:rPr>
-        <w:t xml:space="preserve">sono nodi che tengono una macchina a stati degli stati di ogni server. Dalla loro nascita (bringup) alla loro morte (teardown) in modo da avere un sistema deterministico del comportamento dei nodi di ROS. I nodi si trovano in vari stati che saranno qui descritti:</w:t>
+        <w:t xml:space="preserve"> (connessione con il lifecycle manager): </w:t>
+      </w:r>
+      <w:r>
+        <w:rPr>
+          <w:highlight w:val="none"/>
+          <w:lang w:val="it-IT"/>
+        </w:rPr>
+        <w:t xml:space="preserve">sono no</w:t>
+      </w:r>
+      <w:r>
+        <w:rPr>
+          <w:highlight w:val="none"/>
+          <w:lang w:val="it-IT"/>
+        </w:rPr>
+        <w:t xml:space="preserve">di che tengono una macchina a stati degli stati di ogni server. Dalla loro nascita (bringup) alla loro morte (teardown) in modo da avere un sistema deterministico del comportamento dei nodi di ROS. Gli stati principali dei nodi sono:</w:t>
+      </w:r>
+      <w:r>
+        <w:rPr>
+          <w:lang w:val="it-IT"/>
+        </w:rPr>
+      </w:r>
+      <w:r>
+        <w:rPr>
+          <w:lang w:val="it-IT"/>
+        </w:rPr>
+      </w:r>
+      <w:r>
+        <w:rPr>
+          <w:highlight w:val="none"/>
+          <w:lang w:val="it-IT"/>
+        </w:rPr>
       </w:r>
       <w:r>
         <w:rPr>
@@ -4415,7 +4535,7 @@
     </w:p>
     <w:p>
       <w:pPr>
-        <w:pStyle w:val="1159"/>
+        <w:pStyle w:val="1168"/>
         <w:numPr>
           <w:ilvl w:val="2"/>
           <w:numId w:val="13"/>
@@ -4432,225 +4552,40 @@
           <w:highlight w:val="none"/>
           <w:lang w:val="it-IT"/>
         </w:rPr>
-        <w:t xml:space="preserve">Unconfigurated: costruzione del nodo senza nessuna parte di ROS networking o lettura dei parametri</w:t>
+        <w:t xml:space="preserve">Partiamo dallo stato Unconfigurated dove costruiamo il nodo senza nessuna parte di ROS networking o lettura dei parametri</w:t>
       </w:r>
+      <w:r>
+        <w:rPr>
+          <w:lang w:val="it-IT"/>
+        </w:rPr>
+      </w:r>
+      <w:r>
+        <w:rPr>
+          <w:lang w:val="it-IT"/>
+        </w:rPr>
+      </w:r>
+    </w:p>
+    <w:p>
+      <w:pPr>
+        <w:pStyle w:val="1168"/>
+        <w:numPr>
+          <w:ilvl w:val="2"/>
+          <w:numId w:val="13"/>
+        </w:numPr>
+        <w:pBdr/>
+        <w:spacing/>
+        <w:ind/>
+        <w:rPr>
+          <w:lang w:val="it-IT"/>
+        </w:rPr>
+      </w:pPr>
       <w:r>
         <w:rPr>
           <w:highlight w:val="none"/>
           <w:lang w:val="it-IT"/>
         </w:rPr>
+        <w:t xml:space="preserve">Inializziamo la configurazione con </w:t>
       </w:r>
-    </w:p>
-    <w:p>
-      <w:pPr>
-        <w:pStyle w:val="1159"/>
-        <w:numPr>
-          <w:ilvl w:val="3"/>
-          <w:numId w:val="13"/>
-        </w:numPr>
-        <w:pBdr/>
-        <w:spacing/>
-        <w:ind/>
-        <w:rPr>
-          <w:lang w:val="it-IT"/>
-        </w:rPr>
-      </w:pPr>
-      <w:r>
-        <w:rPr>
-          <w:highlight w:val="none"/>
-          <w:lang w:val="it-IT"/>
-        </w:rPr>
-        <w:t xml:space="preserve">onConfigure</w:t>
-      </w:r>
-      <w:r>
-        <w:rPr>
-          <w:highlight w:val="none"/>
-          <w:lang w:val="it-IT"/>
-        </w:rPr>
-      </w:r>
-    </w:p>
-    <w:p>
-      <w:pPr>
-        <w:pStyle w:val="1159"/>
-        <w:numPr>
-          <w:ilvl w:val="2"/>
-          <w:numId w:val="13"/>
-        </w:numPr>
-        <w:pBdr/>
-        <w:spacing/>
-        <w:ind/>
-        <w:rPr>
-          <w:lang w:val="it-IT"/>
-        </w:rPr>
-      </w:pPr>
-      <w:r>
-        <w:rPr>
-          <w:highlight w:val="none"/>
-          <w:lang w:val="it-IT"/>
-        </w:rPr>
-        <w:t xml:space="preserve">Inactive:</w:t>
-      </w:r>
-      <w:r>
-        <w:rPr>
-          <w:highlight w:val="none"/>
-          <w:lang w:val="it-IT"/>
-        </w:rPr>
-      </w:r>
-    </w:p>
-    <w:p>
-      <w:pPr>
-        <w:pStyle w:val="1159"/>
-        <w:numPr>
-          <w:ilvl w:val="3"/>
-          <w:numId w:val="13"/>
-        </w:numPr>
-        <w:pBdr/>
-        <w:spacing/>
-        <w:ind/>
-        <w:rPr>
-          <w:lang w:val="it-IT"/>
-        </w:rPr>
-      </w:pPr>
-      <w:r>
-        <w:rPr>
-          <w:highlight w:val="none"/>
-          <w:lang w:val="it-IT"/>
-        </w:rPr>
-        <w:t xml:space="preserve">onActive</w:t>
-      </w:r>
-      <w:r>
-        <w:rPr>
-          <w:highlight w:val="none"/>
-          <w:lang w:val="it-IT"/>
-        </w:rPr>
-      </w:r>
-    </w:p>
-    <w:p>
-      <w:pPr>
-        <w:pStyle w:val="1159"/>
-        <w:numPr>
-          <w:ilvl w:val="2"/>
-          <w:numId w:val="13"/>
-        </w:numPr>
-        <w:pBdr/>
-        <w:spacing/>
-        <w:ind/>
-        <w:rPr>
-          <w:lang w:val="it-IT"/>
-        </w:rPr>
-      </w:pPr>
-      <w:r>
-        <w:rPr>
-          <w:highlight w:val="none"/>
-          <w:lang w:val="it-IT"/>
-        </w:rPr>
-        <w:t xml:space="preserve">Active:</w:t>
-      </w:r>
-      <w:r>
-        <w:rPr>
-          <w:highlight w:val="none"/>
-          <w:lang w:val="it-IT"/>
-        </w:rPr>
-      </w:r>
-    </w:p>
-    <w:p>
-      <w:pPr>
-        <w:pStyle w:val="1159"/>
-        <w:numPr>
-          <w:ilvl w:val="3"/>
-          <w:numId w:val="13"/>
-        </w:numPr>
-        <w:pBdr/>
-        <w:spacing/>
-        <w:ind/>
-        <w:rPr>
-          <w:lang w:val="it-IT"/>
-        </w:rPr>
-      </w:pPr>
-      <w:r>
-        <w:rPr>
-          <w:highlight w:val="none"/>
-          <w:lang w:val="it-IT"/>
-        </w:rPr>
-        <w:t xml:space="preserve">Shutdown</w:t>
-      </w:r>
-      <w:r>
-        <w:rPr>
-          <w:highlight w:val="none"/>
-          <w:lang w:val="it-IT"/>
-        </w:rPr>
-      </w:r>
-    </w:p>
-    <w:p>
-      <w:pPr>
-        <w:pStyle w:val="1159"/>
-        <w:numPr>
-          <w:ilvl w:val="2"/>
-          <w:numId w:val="13"/>
-        </w:numPr>
-        <w:pBdr/>
-        <w:spacing/>
-        <w:ind/>
-        <w:rPr>
-          <w:lang w:val="it-IT"/>
-        </w:rPr>
-      </w:pPr>
-      <w:r>
-        <w:rPr>
-          <w:highlight w:val="none"/>
-          <w:lang w:val="it-IT"/>
-        </w:rPr>
-        <w:t xml:space="preserve">Finalizaded:</w:t>
-      </w:r>
-      <w:r>
-        <w:rPr>
-          <w:highlight w:val="none"/>
-          <w:lang w:val="it-IT"/>
-        </w:rPr>
-      </w:r>
-    </w:p>
-    <w:p>
-      <w:pPr>
-        <w:pStyle w:val="1159"/>
-        <w:numPr>
-          <w:ilvl w:val="3"/>
-          <w:numId w:val="13"/>
-        </w:numPr>
-        <w:pBdr/>
-        <w:spacing/>
-        <w:ind/>
-        <w:rPr>
-          <w:lang w:val="it-IT"/>
-        </w:rPr>
-      </w:pPr>
-      <w:r>
-        <w:rPr>
-          <w:highlight w:val="none"/>
-          <w:lang w:val="it-IT"/>
-        </w:rPr>
-        <w:t xml:space="preserve">onShutdown </w:t>
-      </w:r>
-      <w:r>
-        <w:rPr>
-          <w:highlight w:val="none"/>
-          <w:lang w:val="it-IT"/>
-        </w:rPr>
-      </w:r>
-    </w:p>
-    <w:p>
-      <w:pPr>
-        <w:pStyle w:val="1159"/>
-        <w:numPr>
-          <w:ilvl w:val="0"/>
-          <w:numId w:val="13"/>
-        </w:numPr>
-        <w:pBdr/>
-        <w:spacing/>
-        <w:ind/>
-        <w:rPr>
-          <w:lang w:val="it-IT"/>
-        </w:rPr>
-      </w:pPr>
       <w:r>
         <w:rPr>
           <w:highlight w:val="none"/>
@@ -4662,7 +4597,288 @@
           <w:highlight w:val="none"/>
           <w:lang w:val="it-IT"/>
         </w:rPr>
-        <w:t xml:space="preserve">Behavior trees (BT)</w:t>
+        <w:t xml:space="preserve">onConfigure</w:t>
+      </w:r>
+      <w:r>
+        <w:rPr>
+          <w:lang w:val="it-IT"/>
+        </w:rPr>
+        <w:t xml:space="preserve">:  configurazione dei parametri, della ROS network interface e dinamically allocate memory</w:t>
+      </w:r>
+      <w:r>
+        <w:rPr>
+          <w:lang w:val="it-IT"/>
+        </w:rPr>
+      </w:r>
+      <w:r>
+        <w:rPr>
+          <w:lang w:val="it-IT"/>
+        </w:rPr>
+      </w:r>
+    </w:p>
+    <w:p>
+      <w:pPr>
+        <w:pStyle w:val="1168"/>
+        <w:numPr>
+          <w:ilvl w:val="2"/>
+          <w:numId w:val="13"/>
+        </w:numPr>
+        <w:pBdr/>
+        <w:spacing/>
+        <w:ind/>
+        <w:rPr>
+          <w:highlight w:val="none"/>
+          <w:lang w:val="it-IT"/>
+        </w:rPr>
+      </w:pPr>
+      <w:r>
+        <w:rPr>
+          <w:highlight w:val="none"/>
+          <w:lang w:val="it-IT"/>
+        </w:rPr>
+        <w:t xml:space="preserve">Che passiamo a Inactive per poi lanciare </w:t>
+      </w:r>
+      <w:r>
+        <w:rPr>
+          <w:lang w:val="it-IT"/>
+        </w:rPr>
+      </w:r>
+      <w:r>
+        <w:rPr>
+          <w:lang w:val="it-IT"/>
+        </w:rPr>
+      </w:r>
+      <w:r>
+        <w:rPr>
+          <w:highlight w:val="none"/>
+          <w:lang w:val="it-IT"/>
+        </w:rPr>
+        <w:t xml:space="preserve">onActive: Attiva la ROS network interface</w:t>
+      </w:r>
+      <w:r>
+        <w:rPr>
+          <w:lang w:val="it-IT"/>
+        </w:rPr>
+      </w:r>
+    </w:p>
+    <w:p>
+      <w:pPr>
+        <w:pStyle w:val="1168"/>
+        <w:numPr>
+          <w:ilvl w:val="2"/>
+          <w:numId w:val="13"/>
+        </w:numPr>
+        <w:pBdr/>
+        <w:spacing/>
+        <w:ind/>
+        <w:rPr>
+          <w:highlight w:val="none"/>
+          <w:lang w:val="it-IT"/>
+        </w:rPr>
+      </w:pPr>
+      <w:r>
+        <w:rPr>
+          <w:highlight w:val="none"/>
+          <w:lang w:val="it-IT"/>
+        </w:rPr>
+        <w:t xml:space="preserve">Arrivando allo stato active</w:t>
+      </w:r>
+      <w:r>
+        <w:rPr>
+          <w:lang w:val="it-IT"/>
+        </w:rPr>
+      </w:r>
+    </w:p>
+    <w:p>
+      <w:pPr>
+        <w:pStyle w:val="1168"/>
+        <w:numPr>
+          <w:ilvl w:val="2"/>
+          <w:numId w:val="13"/>
+        </w:numPr>
+        <w:pBdr/>
+        <w:spacing/>
+        <w:ind/>
+        <w:rPr>
+          <w:lang w:val="it-IT"/>
+        </w:rPr>
+      </w:pPr>
+      <w:r>
+        <w:rPr>
+          <w:highlight w:val="none"/>
+          <w:lang w:val="it-IT"/>
+        </w:rPr>
+        <w:t xml:space="preserve">Per spegnere la sequenza è, </w:t>
+      </w:r>
+      <w:r>
+        <w:t xml:space="preserve"> we transition into deactivating, cleaning up, shutting down and end in the finalized state. The networking interfaces are deactivated and stop processing, deallocate memory, exit cleanly, in those stages, respectively.</w:t>
+      </w:r>
+      <w:r>
+        <w:rPr>
+          <w:highlight w:val="none"/>
+          <w:lang w:val="it-IT"/>
+        </w:rPr>
+      </w:r>
+      <w:r>
+        <w:rPr>
+          <w:lang w:val="it-IT"/>
+        </w:rPr>
+      </w:r>
+    </w:p>
+    <w:p>
+      <w:pPr>
+        <w:pBdr/>
+        <w:spacing/>
+        <w:ind w:firstLine="0" w:left="0"/>
+        <w:rPr>
+          <w:lang w:val="it-IT"/>
+        </w:rPr>
+      </w:pPr>
+      <w:r>
+        <w:rPr>
+          <w:highlight w:val="none"/>
+          <w:lang w:val="it-IT"/>
+        </w:rPr>
+      </w:r>
+      <w:r>
+        <mc:AlternateContent>
+          <mc:Choice Requires="wpg">
+            <w:drawing>
+              <wp:anchor xmlns:wp="http://schemas.openxmlformats.org/drawingml/2006/wordprocessingDrawing" xmlns:wp14="http://schemas.microsoft.com/office/word/2010/wordprocessingDrawing" distT="0" distB="0" distL="115200" distR="115200" simplePos="0" relativeHeight="2048" behindDoc="0" locked="0" layoutInCell="1" allowOverlap="1">
+                <wp:simplePos x="0" y="0"/>
+                <wp:positionH relativeFrom="column">
+                  <wp:posOffset>896743</wp:posOffset>
+                </wp:positionH>
+                <wp:positionV relativeFrom="paragraph">
+                  <wp:posOffset>-489857</wp:posOffset>
+                </wp:positionV>
+                <wp:extent cx="3852150" cy="4017489"/>
+                <wp:effectExtent l="0" t="0" r="0" b="0"/>
+                <wp:wrapTopAndBottom/>
+                <wp:docPr id="1" name=""/>
+                <wp:cNvGraphicFramePr>
+                  <a:graphicFrameLocks xmlns:a="http://schemas.openxmlformats.org/drawingml/2006/main" noChangeAspect="1"/>
+                </wp:cNvGraphicFramePr>
+                <a:graphic xmlns:a="http://schemas.openxmlformats.org/drawingml/2006/main">
+                  <a:graphicData uri="http://schemas.openxmlformats.org/drawingml/2006/picture">
+                    <pic:pic xmlns:pic="http://schemas.openxmlformats.org/drawingml/2006/picture">
+                      <pic:nvPicPr>
+                        <pic:cNvPr id="762952688" name=""/>
+                        <pic:cNvPicPr>
+                          <a:picLocks noChangeAspect="1"/>
+                        </pic:cNvPicPr>
+                        <pic:nvPr/>
+                      </pic:nvPicPr>
+                      <pic:blipFill>
+                        <a:blip r:embed="rId11"/>
+                        <a:stretch/>
+                      </pic:blipFill>
+                      <pic:spPr bwMode="auto">
+                        <a:xfrm flipH="0" flipV="0">
+                          <a:off x="0" y="0"/>
+                          <a:ext cx="3852149" cy="4017488"/>
+                        </a:xfrm>
+                        <a:prstGeom prst="rect">
+                          <a:avLst/>
+                        </a:prstGeom>
+                      </pic:spPr>
+                    </pic:pic>
+                  </a:graphicData>
+                </a:graphic>
+              </wp:anchor>
+            </w:drawing>
+          </mc:Choice>
+          <mc:Fallback>
+            <w:pict>
+              <v:shapetype id="_x0000_t75" coordsize="21600,21600" o:spt="75" o:preferrelative="t" path="m@4@5l@4@11@9@11@9@5xe" filled="f" stroked="f">
+                <v:stroke joinstyle="miter"/>
+                <v:formulas>
+                  <v:f eqn="if lineDrawn pixelLineWidth 0"/>
+                  <v:f eqn="sum @0 1 0"/>
+                  <v:f eqn="sum 0 0 @1"/>
+                  <v:f eqn="prod @2 1 2"/>
+                  <v:f eqn="prod @3 21600 pixelWidth"/>
+                  <v:f eqn="prod @3 21600 pixelHeight"/>
+                  <v:f eqn="sum @0 0 1"/>
+                  <v:f eqn="prod @6 1 2"/>
+                  <v:f eqn="prod @7 21600 pixelWidth"/>
+                  <v:f eqn="sum @8 21600 0"/>
+                  <v:f eqn="prod @7 21600 pixelHeight"/>
+                  <v:f eqn="sum @10 21600 0"/>
+                </v:formulas>
+                <v:path o:extrusionok="f" gradientshapeok="t" o:connecttype="rect"/>
+                <o:lock v:ext="edit" aspectratio="t"/>
+              </v:shapetype>
+              <v:shape id="_x0000_i0" o:spid="_x0000_s0" type="#_x0000_t75" style="position:absolute;z-index:2048;o:allowoverlap:true;o:allowincell:true;mso-position-horizontal-relative:text;margin-left:70.61pt;mso-position-horizontal:absolute;mso-position-vertical-relative:text;margin-top:-38.57pt;mso-position-vertical:absolute;width:303.32pt;height:316.34pt;mso-wrap-distance-left:9.07pt;mso-wrap-distance-top:0.00pt;mso-wrap-distance-right:9.07pt;mso-wrap-distance-bottom:0.00pt;z-index:1;" stroked="false">
+                <w10:wrap type="topAndBottom"/>
+                <v:imagedata r:id="rId11" o:title=""/>
+                <o:lock v:ext="edit" rotation="t"/>
+              </v:shape>
+            </w:pict>
+          </mc:Fallback>
+        </mc:AlternateContent>
+      </w:r>
+      <w:r>
+        <w:rPr>
+          <w:highlight w:val="none"/>
+          <w:lang w:val="it-IT"/>
+        </w:rPr>
+      </w:r>
+      <w:r/>
+      <w:r>
+        <w:rPr>
+          <w:highlight w:val="none"/>
+          <w:lang w:val="it-IT"/>
+        </w:rPr>
+      </w:r>
+      <w:r>
+        <w:rPr>
+          <w:highlight w:val="none"/>
+          <w:lang w:val="it-IT"/>
+        </w:rPr>
+      </w:r>
+    </w:p>
+    <w:p>
+      <w:pPr>
+        <w:pStyle w:val="1168"/>
+        <w:numPr>
+          <w:ilvl w:val="0"/>
+          <w:numId w:val="13"/>
+        </w:numPr>
+        <w:pBdr/>
+        <w:spacing/>
+        <w:ind/>
+        <w:rPr>
+          <w:lang w:val="it-IT"/>
+        </w:rPr>
+      </w:pPr>
+      <w:r>
+        <w:rPr>
+          <w:highlight w:val="none"/>
+          <w:lang w:val="it-IT"/>
+        </w:rPr>
+      </w:r>
+      <w:r>
+        <w:rPr>
+          <w:highlight w:val="none"/>
+          <w:lang w:val="it-IT"/>
+        </w:rPr>
+        <w:t xml:space="preserve">Behavior trees</w:t>
+      </w:r>
+      <w:r>
+        <w:rPr>
+          <w:rStyle w:val="1147"/>
+          <w:highlight w:val="none"/>
+          <w:lang w:val="it-IT"/>
+        </w:rPr>
+        <w:footnoteReference w:id="17"/>
+      </w:r>
+      <w:r>
+        <w:rPr>
+          <w:highlight w:val="none"/>
+          <w:lang w:val="it-IT"/>
+        </w:rPr>
+        <w:t xml:space="preserve"> (BT)</w:t>
       </w:r>
       <w:r>
         <w:rPr>
@@ -4673,13 +4889,61 @@
       </w:r>
       <w:r>
         <w:rPr>
-          <w:highlight w:val="none"/>
+          <w:lang w:val="it-IT"/>
+        </w:rPr>
+        <w:t xml:space="preserve">da completare in maniera human readable. </w:t>
+      </w:r>
+      <w:r>
+        <w:t xml:space="preserve">provide a formal structure for navigation logic which can be both used  to create complex systems but also be verifiable and validated as  provenly correct using advanced tools. Having the application logic  centralized in the behavior tree and with indepe</w:t>
+      </w:r>
+      <w:r>
+        <w:t xml:space="preserve">ndent task servers  (which only communicate data over the tree) allows for formal analysis.</w:t>
+      </w:r>
+      <w:r>
+        <w:rPr>
+          <w:lang w:val="it-IT"/>
+        </w:rPr>
+        <w:t xml:space="preserve"> In Nav2 si usa </w:t>
+      </w:r>
+      <w:r>
+        <w:rPr>
+          <w:lang w:val="it-IT"/>
+        </w:rPr>
+        <w:t xml:space="preserve">BehaviorTree.CPP</w:t>
+      </w:r>
+      <w:r>
+        <w:rPr>
+          <w:lang w:val="it-IT"/>
+        </w:rPr>
+      </w:r>
+      <w:r>
+        <w:rPr>
+          <w:rStyle w:val="1147"/>
+          <w:lang w:val="it-IT"/>
+        </w:rPr>
+        <w:footnoteReference w:id="18"/>
+      </w:r>
+      <w:r>
+        <w:rPr>
+          <w:rStyle w:val="1147"/>
+          <w:vertAlign w:val="baseline"/>
+          <w:lang w:val="it-IT"/>
+        </w:rPr>
+        <w:t xml:space="preserve"> perché permette di essere caricata in altri alberi.</w:t>
+      </w:r>
+      <w:r>
+        <w:rPr>
           <w:lang w:val="it-IT"/>
         </w:rPr>
       </w:r>
     </w:p>
     <w:p>
       <w:pPr>
+        <w:pStyle w:val="1168"/>
+        <w:numPr>
+          <w:ilvl w:val="0"/>
+          <w:numId w:val="13"/>
+        </w:numPr>
         <w:pBdr/>
         <w:spacing/>
         <w:ind/>
@@ -4687,6 +4951,29 @@
           <w:lang w:val="it-IT"/>
         </w:rPr>
       </w:pPr>
+      <w:r>
+        <w:rPr>
+          <w:highlight w:val="none"/>
+          <w:vertAlign w:val="baseline"/>
+          <w:lang w:val="it-IT"/>
+        </w:rPr>
+        <w:t xml:space="preserve">Action server </w:t>
+      </w:r>
+      <w:r>
+        <w:rPr>
+          <w:highlight w:val="none"/>
+          <w:vertAlign w:val="baseline"/>
+          <w:lang w:val="it-IT"/>
+        </w:rPr>
+        <w:t xml:space="preserve">Planner, Controller, Smoother and Recovery Servers: </w:t>
+      </w:r>
+      <w:r>
+        <w:rPr>
+          <w:highlight w:val="none"/>
+          <w:vertAlign w:val="baseline"/>
+          <w:lang w:val="it-IT"/>
+        </w:rPr>
+      </w:r>
       <w:r>
         <w:rPr>
           <w:highlight w:val="none"/>
@@ -4709,7 +4996,183 @@
     </w:p>
     <w:p>
       <w:pPr>
-        <w:pStyle w:val="1098"/>
+        <w:pStyle w:val="1168"/>
+        <w:numPr>
+          <w:ilvl w:val="1"/>
+          <w:numId w:val="13"/>
+        </w:numPr>
+        <w:pBdr/>
+        <w:spacing/>
+        <w:ind/>
+        <w:rPr>
+          <w:lang w:val="it-IT"/>
+        </w:rPr>
+      </w:pPr>
+      <w:r>
+        <w:rPr>
+          <w:highlight w:val="none"/>
+          <w:vertAlign w:val="baseline"/>
+          <w:lang w:val="it-IT"/>
+        </w:rPr>
+      </w:r>
+      <w:r>
+        <w:t xml:space="preserve">action servers are the planner, behavior, smoother and controller servers</w:t>
+      </w:r>
+      <w:r>
+        <w:rPr>
+          <w:highlight w:val="none"/>
+          <w:vertAlign w:val="baseline"/>
+          <w:lang w:val="it-IT"/>
+        </w:rPr>
+      </w:r>
+      <w:r>
+        <w:rPr>
+          <w:highlight w:val="none"/>
+          <w:vertAlign w:val="baseline"/>
+          <w:lang w:val="it-IT"/>
+        </w:rPr>
+      </w:r>
+    </w:p>
+    <w:p>
+      <w:pPr>
+        <w:pStyle w:val="1168"/>
+        <w:numPr>
+          <w:ilvl w:val="1"/>
+          <w:numId w:val="13"/>
+        </w:numPr>
+        <w:pBdr/>
+        <w:spacing/>
+        <w:ind/>
+        <w:rPr>
+          <w:lang w:val="it-IT"/>
+        </w:rPr>
+      </w:pPr>
+      <w:r>
+        <w:rPr>
+          <w:highlight w:val="none"/>
+          <w:vertAlign w:val="baseline"/>
+          <w:lang w:val="it-IT"/>
+        </w:rPr>
+      </w:r>
+      <w:r>
+        <w:t xml:space="preserve">planner, smoother and controller servers</w:t>
+      </w:r>
+      <w:r>
+        <w:rPr>
+          <w:highlight w:val="none"/>
+          <w:vertAlign w:val="baseline"/>
+          <w:lang w:val="it-IT"/>
+        </w:rPr>
+        <w:t xml:space="preserve"> sono configurati at runtime con l’algoritmo (plugin),nell’elenco dei plugin registrati all’avvio del server, chiamato dal BT attraverso la loro action interface in modo che possano essercitare  diverse funzioni con la stessa base.</w:t>
+      </w:r>
+      <w:r>
+        <w:rPr>
+          <w:lang w:val="it-IT"/>
+        </w:rPr>
+      </w:r>
+    </w:p>
+    <w:p>
+      <w:pPr>
+        <w:pStyle w:val="1168"/>
+        <w:numPr>
+          <w:ilvl w:val="0"/>
+          <w:numId w:val="13"/>
+        </w:numPr>
+        <w:pBdr/>
+        <w:spacing/>
+        <w:ind/>
+        <w:rPr>
+          <w:lang w:val="it-IT"/>
+        </w:rPr>
+      </w:pPr>
+      <w:r>
+        <w:rPr>
+          <w:highlight w:val="none"/>
+          <w:vertAlign w:val="baseline"/>
+          <w:lang w:val="it-IT"/>
+        </w:rPr>
+        <w:t xml:space="preserve">Planners</w:t>
+      </w:r>
+      <w:r>
+        <w:rPr>
+          <w:highlight w:val="none"/>
+          <w:vertAlign w:val="baseline"/>
+          <w:lang w:val="it-IT"/>
+        </w:rPr>
+      </w:r>
+    </w:p>
+    <w:p>
+      <w:pPr>
+        <w:pStyle w:val="1168"/>
+        <w:numPr>
+          <w:ilvl w:val="1"/>
+          <w:numId w:val="13"/>
+        </w:numPr>
+        <w:pBdr/>
+        <w:spacing/>
+        <w:ind/>
+        <w:rPr>
+          <w:lang w:val="it-IT"/>
+        </w:rPr>
+      </w:pPr>
+      <w:r>
+        <w:rPr>
+          <w:highlight w:val="none"/>
+          <w:vertAlign w:val="baseline"/>
+          <w:lang w:val="it-IT"/>
+        </w:rPr>
+      </w:r>
+      <w:r>
+        <w:t xml:space="preserve">The behavior server also contains a costmap subscriber to the local  costmap, receiving real-time updates from the controller server, to  compute its tasks. We do this to avoid having multiple instances of the local costmap which  are computationally expen</w:t>
+      </w:r>
+      <w:r>
+        <w:t xml:space="preserve">sive</w:t>
+      </w:r>
+      <w:r>
+        <w:rPr>
+          <w:highlight w:val="none"/>
+          <w:vertAlign w:val="baseline"/>
+          <w:lang w:val="it-IT"/>
+        </w:rPr>
+      </w:r>
+      <w:r>
+        <w:rPr>
+          <w:highlight w:val="none"/>
+          <w:vertAlign w:val="baseline"/>
+          <w:lang w:val="it-IT"/>
+        </w:rPr>
+      </w:r>
+    </w:p>
+    <w:p>
+      <w:pPr>
+        <w:pBdr/>
+        <w:spacing/>
+        <w:ind/>
+        <w:rPr>
+          <w:lang w:val="it-IT"/>
+        </w:rPr>
+      </w:pPr>
+      <w:r>
+        <w:rPr>
+          <w:highlight w:val="none"/>
+          <w:vertAlign w:val="baseline"/>
+          <w:lang w:val="it-IT"/>
+        </w:rPr>
+      </w:r>
+      <w:r>
+        <w:rPr>
+          <w:lang w:val="it-IT"/>
+        </w:rPr>
+      </w:r>
+      <w:r>
+        <w:rPr>
+          <w:lang w:val="it-IT"/>
+        </w:rPr>
+      </w:r>
+    </w:p>
+    <w:p>
+      <w:pPr>
+        <w:pStyle w:val="1107"/>
         <w:pBdr/>
         <w:spacing/>
         <w:ind/>
@@ -4743,7 +5206,7 @@
     </w:p>
     <w:p>
       <w:pPr>
-        <w:pStyle w:val="1098"/>
+        <w:pStyle w:val="1107"/>
         <w:pBdr/>
         <w:spacing/>
         <w:ind/>
@@ -4777,7 +5240,7 @@
     </w:p>
     <w:p>
       <w:pPr>
-        <w:pStyle w:val="1097"/>
+        <w:pStyle w:val="1106"/>
         <w:pBdr/>
         <w:spacing/>
         <w:ind/>
@@ -4807,7 +5270,7 @@
     </w:p>
     <w:p>
       <w:pPr>
-        <w:pStyle w:val="1098"/>
+        <w:pStyle w:val="1107"/>
         <w:pBdr/>
         <w:spacing/>
         <w:ind/>
@@ -4837,7 +5300,7 @@
     </w:p>
     <w:p>
       <w:pPr>
-        <w:pStyle w:val="1098"/>
+        <w:pStyle w:val="1107"/>
         <w:pBdr/>
         <w:spacing/>
         <w:ind/>
@@ -4867,7 +5330,7 @@
     </w:p>
     <w:p>
       <w:pPr>
-        <w:pStyle w:val="1098"/>
+        <w:pStyle w:val="1107"/>
         <w:pBdr/>
         <w:spacing/>
         <w:ind/>
@@ -4897,7 +5360,7 @@
     </w:p>
     <w:p>
       <w:pPr>
-        <w:pStyle w:val="1098"/>
+        <w:pStyle w:val="1107"/>
         <w:pBdr/>
         <w:spacing/>
         <w:ind/>
@@ -4927,7 +5390,7 @@
     </w:p>
     <w:p>
       <w:pPr>
-        <w:pStyle w:val="1098"/>
+        <w:pStyle w:val="1107"/>
         <w:pBdr/>
         <w:spacing/>
         <w:ind/>
@@ -4957,7 +5420,7 @@
     </w:p>
     <w:p>
       <w:pPr>
-        <w:pStyle w:val="1097"/>
+        <w:pStyle w:val="1106"/>
         <w:pBdr/>
         <w:spacing/>
         <w:ind/>
@@ -4987,7 +5450,7 @@
     </w:p>
     <w:p>
       <w:pPr>
-        <w:pStyle w:val="1098"/>
+        <w:pStyle w:val="1107"/>
         <w:pBdr/>
         <w:spacing/>
         <w:ind/>
@@ -5017,7 +5480,7 @@
     </w:p>
     <w:p>
       <w:pPr>
-        <w:pStyle w:val="1098"/>
+        <w:pStyle w:val="1107"/>
         <w:pBdr/>
         <w:spacing/>
         <w:ind/>
@@ -5047,7 +5510,7 @@
     </w:p>
     <w:p>
       <w:pPr>
-        <w:pStyle w:val="1098"/>
+        <w:pStyle w:val="1107"/>
         <w:pBdr/>
         <w:spacing/>
         <w:ind/>
@@ -5077,7 +5540,7 @@
     </w:p>
     <w:p>
       <w:pPr>
-        <w:pStyle w:val="1097"/>
+        <w:pStyle w:val="1106"/>
         <w:pBdr/>
         <w:spacing/>
         <w:ind/>
@@ -5107,7 +5570,7 @@
     </w:p>
     <w:p>
       <w:pPr>
-        <w:pStyle w:val="1098"/>
+        <w:pStyle w:val="1107"/>
         <w:pBdr/>
         <w:spacing/>
         <w:ind/>
@@ -5137,7 +5600,7 @@
     </w:p>
     <w:p>
       <w:pPr>
-        <w:pStyle w:val="1098"/>
+        <w:pStyle w:val="1107"/>
         <w:pBdr/>
         <w:spacing/>
         <w:ind/>
@@ -5167,7 +5630,7 @@
     </w:p>
     <w:p>
       <w:pPr>
-        <w:pStyle w:val="1098"/>
+        <w:pStyle w:val="1107"/>
         <w:pBdr/>
         <w:spacing/>
         <w:ind/>
@@ -5197,7 +5660,7 @@
     </w:p>
     <w:p>
       <w:pPr>
-        <w:pStyle w:val="1097"/>
+        <w:pStyle w:val="1106"/>
         <w:pBdr/>
         <w:spacing/>
         <w:ind/>
@@ -5227,7 +5690,7 @@
     </w:p>
     <w:p>
       <w:pPr>
-        <w:pStyle w:val="1098"/>
+        <w:pStyle w:val="1107"/>
         <w:pBdr/>
         <w:spacing/>
         <w:ind/>
@@ -5257,7 +5720,7 @@
     </w:p>
     <w:p>
       <w:pPr>
-        <w:pStyle w:val="1097"/>
+        <w:pStyle w:val="1106"/>
         <w:pBdr/>
         <w:spacing/>
         <w:ind/>
@@ -5287,7 +5750,7 @@
     </w:p>
     <w:p>
       <w:pPr>
-        <w:pStyle w:val="1098"/>
+        <w:pStyle w:val="1107"/>
         <w:pBdr/>
         <w:spacing/>
         <w:ind/>
@@ -5442,7 +5905,7 @@
       </w:pPr>
       <w:r>
         <w:rPr>
-          <w:rStyle w:val="1138"/>
+          <w:rStyle w:val="1147"/>
         </w:rPr>
         <w:footnoteRef/>
       </w:r>
@@ -5458,7 +5921,7 @@
       <w:hyperlink r:id="rId1" w:tooltip="https://www.open-rmf.org/" w:history="1">
         <w:r>
           <w:rPr>
-            <w:rStyle w:val="1142"/>
+            <w:rStyle w:val="1151"/>
             <w:highlight w:val="none"/>
             <w:lang w:val="it-IT"/>
           </w:rPr>
@@ -5466,14 +5929,14 @@
         </w:r>
         <w:r>
           <w:rPr>
-            <w:rStyle w:val="1142"/>
+            <w:rStyle w:val="1151"/>
             <w:highlight w:val="none"/>
             <w:lang w:val="it-IT"/>
           </w:rPr>
         </w:r>
         <w:r>
           <w:rPr>
-            <w:rStyle w:val="1142"/>
+            <w:rStyle w:val="1151"/>
             <w:highlight w:val="none"/>
             <w:lang w:val="it-IT"/>
           </w:rPr>
@@ -5504,7 +5967,7 @@
       </w:pPr>
       <w:r>
         <w:rPr>
-          <w:rStyle w:val="1138"/>
+          <w:rStyle w:val="1147"/>
         </w:rPr>
         <w:footnoteRef/>
       </w:r>
@@ -5520,7 +5983,7 @@
       <w:hyperlink r:id="rId2" w:tooltip="https://doi.org/10.1007/978-3-031-45770-8_29" w:history="1">
         <w:r>
           <w:rPr>
-            <w:rStyle w:val="1142"/>
+            <w:rStyle w:val="1151"/>
             <w:rFonts w:ascii="Times New Roman" w:hAnsi="Times New Roman" w:eastAsia="Times New Roman" w:cs="Times New Roman"/>
             <w:color w:val="0000ee"/>
             <w:sz w:val="24"/>
@@ -5556,7 +6019,7 @@
       </w:pPr>
       <w:r>
         <w:rPr>
-          <w:rStyle w:val="1138"/>
+          <w:rStyle w:val="1147"/>
         </w:rPr>
         <w:footnoteRef/>
       </w:r>
@@ -5587,7 +6050,7 @@
   <w:footnote w:id="5">
     <w:p>
       <w:pPr>
-        <w:pStyle w:val="1136"/>
+        <w:pStyle w:val="1145"/>
         <w:pBdr/>
         <w:spacing/>
         <w:ind/>
@@ -5595,7 +6058,7 @@
       </w:pPr>
       <w:r>
         <w:rPr>
-          <w:rStyle w:val="1138"/>
+          <w:rStyle w:val="1147"/>
         </w:rPr>
         <w:footnoteRef/>
       </w:r>
@@ -5609,7 +6072,7 @@
     </w:p>
     <w:p>
       <w:pPr>
-        <w:pStyle w:val="1136"/>
+        <w:pStyle w:val="1145"/>
         <w:pBdr/>
         <w:spacing/>
         <w:ind/>
@@ -5620,7 +6083,7 @@
     </w:p>
     <w:p>
       <w:pPr>
-        <w:pStyle w:val="1136"/>
+        <w:pStyle w:val="1145"/>
         <w:pBdr/>
         <w:spacing/>
         <w:ind/>
@@ -5633,7 +6096,7 @@
     </w:p>
     <w:p>
       <w:pPr>
-        <w:pStyle w:val="1136"/>
+        <w:pStyle w:val="1145"/>
         <w:pBdr/>
         <w:spacing/>
         <w:ind/>
@@ -5646,7 +6109,7 @@
     </w:p>
     <w:p>
       <w:pPr>
-        <w:pStyle w:val="1136"/>
+        <w:pStyle w:val="1145"/>
         <w:pBdr/>
         <w:spacing/>
         <w:ind/>
@@ -5659,7 +6122,7 @@
     </w:p>
     <w:p>
       <w:pPr>
-        <w:pStyle w:val="1136"/>
+        <w:pStyle w:val="1145"/>
         <w:pBdr/>
         <w:spacing/>
         <w:ind/>
@@ -5672,7 +6135,7 @@
     </w:p>
     <w:p>
       <w:pPr>
-        <w:pStyle w:val="1136"/>
+        <w:pStyle w:val="1145"/>
         <w:pBdr/>
         <w:spacing/>
         <w:ind/>
@@ -5685,7 +6148,7 @@
     </w:p>
     <w:p>
       <w:pPr>
-        <w:pStyle w:val="1136"/>
+        <w:pStyle w:val="1145"/>
         <w:pBdr/>
         <w:spacing/>
         <w:ind/>
@@ -5698,7 +6161,7 @@
     </w:p>
     <w:p>
       <w:pPr>
-        <w:pStyle w:val="1136"/>
+        <w:pStyle w:val="1145"/>
         <w:pBdr/>
         <w:spacing/>
         <w:ind/>
@@ -5711,7 +6174,7 @@
     </w:p>
     <w:p>
       <w:pPr>
-        <w:pStyle w:val="1136"/>
+        <w:pStyle w:val="1145"/>
         <w:pBdr/>
         <w:spacing/>
         <w:ind/>
@@ -5724,7 +6187,7 @@
     </w:p>
     <w:p>
       <w:pPr>
-        <w:pStyle w:val="1136"/>
+        <w:pStyle w:val="1145"/>
         <w:pBdr/>
         <w:spacing/>
         <w:ind/>
@@ -5737,7 +6200,7 @@
     </w:p>
     <w:p>
       <w:pPr>
-        <w:pStyle w:val="1136"/>
+        <w:pStyle w:val="1145"/>
         <w:pBdr/>
         <w:spacing/>
         <w:ind/>
@@ -5750,7 +6213,7 @@
     </w:p>
     <w:p>
       <w:pPr>
-        <w:pStyle w:val="1136"/>
+        <w:pStyle w:val="1145"/>
         <w:pBdr/>
         <w:spacing/>
         <w:ind/>
@@ -5763,7 +6226,7 @@
     </w:p>
     <w:p>
       <w:pPr>
-        <w:pStyle w:val="1136"/>
+        <w:pStyle w:val="1145"/>
         <w:pBdr/>
         <w:spacing/>
         <w:ind/>
@@ -5776,7 +6239,7 @@
     </w:p>
     <w:p>
       <w:pPr>
-        <w:pStyle w:val="1136"/>
+        <w:pStyle w:val="1145"/>
         <w:pBdr/>
         <w:spacing/>
         <w:ind/>
@@ -5798,7 +6261,7 @@
       </w:pPr>
       <w:r>
         <w:rPr>
-          <w:rStyle w:val="1138"/>
+          <w:rStyle w:val="1147"/>
         </w:rPr>
         <w:footnoteRef/>
       </w:r>
@@ -5808,18 +6271,18 @@
       <w:hyperlink r:id="rId3" w:tooltip="https://www.ros.org/" w:history="1">
         <w:r>
           <w:rPr>
-            <w:rStyle w:val="1142"/>
+            <w:rStyle w:val="1151"/>
           </w:rPr>
           <w:t xml:space="preserve">https://www.ros.org/</w:t>
         </w:r>
         <w:r>
           <w:rPr>
-            <w:rStyle w:val="1142"/>
+            <w:rStyle w:val="1151"/>
           </w:rPr>
         </w:r>
         <w:r>
           <w:rPr>
-            <w:rStyle w:val="1142"/>
+            <w:rStyle w:val="1151"/>
           </w:rPr>
         </w:r>
       </w:hyperlink>
@@ -5838,7 +6301,7 @@
   <w:footnote w:id="7">
     <w:p>
       <w:pPr>
-        <w:pStyle w:val="1136"/>
+        <w:pStyle w:val="1145"/>
         <w:pBdr/>
         <w:spacing/>
         <w:ind/>
@@ -5848,7 +6311,7 @@
       </w:pPr>
       <w:r>
         <w:rPr>
-          <w:rStyle w:val="1138"/>
+          <w:rStyle w:val="1147"/>
         </w:rPr>
         <w:footnoteRef/>
       </w:r>
@@ -5858,23 +6321,23 @@
       <w:hyperlink r:id="rId4" w:tooltip="https://www.openrobotics.org/" w:history="1">
         <w:r>
           <w:rPr>
-            <w:rStyle w:val="1142"/>
+            <w:rStyle w:val="1151"/>
           </w:rPr>
           <w:t xml:space="preserve">https://www.openrobotics.org/</w:t>
         </w:r>
         <w:r>
           <w:rPr>
-            <w:rStyle w:val="1142"/>
+            <w:rStyle w:val="1151"/>
           </w:rPr>
         </w:r>
         <w:r>
           <w:rPr>
-            <w:rStyle w:val="1142"/>
+            <w:rStyle w:val="1151"/>
           </w:rPr>
         </w:r>
         <w:r>
           <w:rPr>
-            <w:rStyle w:val="1142"/>
+            <w:rStyle w:val="1151"/>
           </w:rPr>
         </w:r>
       </w:hyperlink>
@@ -5891,7 +6354,7 @@
     </w:p>
     <w:p>
       <w:pPr>
-        <w:pStyle w:val="1136"/>
+        <w:pStyle w:val="1145"/>
         <w:pBdr/>
         <w:spacing/>
         <w:ind/>
@@ -5918,7 +6381,7 @@
       </w:pPr>
       <w:r>
         <w:rPr>
-          <w:rStyle w:val="1138"/>
+          <w:rStyle w:val="1147"/>
         </w:rPr>
         <w:footnoteRef/>
       </w:r>
@@ -5934,7 +6397,7 @@
       <w:hyperlink r:id="rId5" w:tooltip="https://docs.ros.org/en/rolling/index.html" w:history="1">
         <w:r>
           <w:rPr>
-            <w:rStyle w:val="1142"/>
+            <w:rStyle w:val="1151"/>
             <w:highlight w:val="none"/>
             <w:lang w:val="it-IT"/>
           </w:rPr>
@@ -5942,14 +6405,14 @@
         </w:r>
         <w:r>
           <w:rPr>
-            <w:rStyle w:val="1142"/>
+            <w:rStyle w:val="1151"/>
             <w:highlight w:val="none"/>
             <w:lang w:val="it-IT"/>
           </w:rPr>
         </w:r>
         <w:r>
           <w:rPr>
-            <w:rStyle w:val="1142"/>
+            <w:rStyle w:val="1151"/>
             <w:highlight w:val="none"/>
             <w:lang w:val="it-IT"/>
           </w:rPr>
@@ -5970,7 +6433,7 @@
     </w:p>
     <w:p>
       <w:pPr>
-        <w:pStyle w:val="1136"/>
+        <w:pStyle w:val="1145"/>
         <w:pBdr/>
         <w:spacing/>
         <w:ind/>
@@ -5993,7 +6456,7 @@
       </w:pPr>
       <w:r>
         <w:rPr>
-          <w:rStyle w:val="1138"/>
+          <w:rStyle w:val="1147"/>
         </w:rPr>
         <w:footnoteRef/>
       </w:r>
@@ -6009,7 +6472,7 @@
       <w:hyperlink r:id="rId6" w:tooltip="https://design.ros2.org/" w:history="1">
         <w:r>
           <w:rPr>
-            <w:rStyle w:val="1142"/>
+            <w:rStyle w:val="1151"/>
             <w:highlight w:val="none"/>
             <w:lang w:val="it-IT"/>
           </w:rPr>
@@ -6017,14 +6480,14 @@
         </w:r>
         <w:r>
           <w:rPr>
-            <w:rStyle w:val="1142"/>
+            <w:rStyle w:val="1151"/>
             <w:highlight w:val="none"/>
             <w:lang w:val="it-IT"/>
           </w:rPr>
         </w:r>
         <w:r>
           <w:rPr>
-            <w:rStyle w:val="1142"/>
+            <w:rStyle w:val="1151"/>
             <w:highlight w:val="none"/>
             <w:lang w:val="it-IT"/>
           </w:rPr>
@@ -6047,7 +6510,7 @@
   <w:footnote w:id="10">
     <w:p>
       <w:pPr>
-        <w:pStyle w:val="1136"/>
+        <w:pStyle w:val="1145"/>
         <w:pBdr/>
         <w:spacing/>
         <w:ind/>
@@ -6057,7 +6520,7 @@
       </w:pPr>
       <w:r>
         <w:rPr>
-          <w:rStyle w:val="1138"/>
+          <w:rStyle w:val="1147"/>
         </w:rPr>
         <w:footnoteRef/>
       </w:r>
@@ -6067,23 +6530,23 @@
       <w:hyperlink r:id="rId7" w:tooltip="https://docs.nav2.org/" w:history="1">
         <w:r>
           <w:rPr>
-            <w:rStyle w:val="1142"/>
+            <w:rStyle w:val="1151"/>
           </w:rPr>
           <w:t xml:space="preserve">https://docs.nav2.org/</w:t>
         </w:r>
         <w:r>
           <w:rPr>
-            <w:rStyle w:val="1142"/>
+            <w:rStyle w:val="1151"/>
           </w:rPr>
         </w:r>
         <w:r>
           <w:rPr>
-            <w:rStyle w:val="1142"/>
+            <w:rStyle w:val="1151"/>
           </w:rPr>
         </w:r>
         <w:r>
           <w:rPr>
-            <w:rStyle w:val="1142"/>
+            <w:rStyle w:val="1151"/>
           </w:rPr>
         </w:r>
       </w:hyperlink>
@@ -6100,7 +6563,7 @@
     </w:p>
     <w:p>
       <w:pPr>
-        <w:pStyle w:val="1136"/>
+        <w:pStyle w:val="1145"/>
         <w:pBdr/>
         <w:spacing/>
         <w:ind/>
@@ -6128,7 +6591,7 @@
   <w:footnote w:id="11">
     <w:p>
       <w:pPr>
-        <w:pStyle w:val="1136"/>
+        <w:pStyle w:val="1145"/>
         <w:pBdr/>
         <w:spacing/>
         <w:ind/>
@@ -6138,7 +6601,121 @@
       </w:pPr>
       <w:r>
         <w:rPr>
-          <w:rStyle w:val="1138"/>
+          <w:rStyle w:val="1147"/>
+        </w:rPr>
+        <w:footnoteRef/>
+      </w:r>
+      <w:r>
+        <w:t xml:space="preserve"> </w:t>
+      </w:r>
+      <w:r/>
+      <w:r/>
+      <w:r>
+        <w:rPr>
+          <w:rFonts w:ascii="Courier New" w:hAnsi="Courier New" w:eastAsia="Courier New" w:cs="Courier New"/>
+          <w:color w:val="000000"/>
+          <w:sz w:val="20"/>
+        </w:rPr>
+        <w:t xml:space="preserve">@article{macenski2023survey,       title={From the desks of ROS maintainers: A survey of modern &amp; capable mobile robotics algorithms in the robot operating system 2},       author={S. Macenski, T. Moore, DV Lu, A. Merzlyakov, M. Ferguson},       year={2023</w:t>
+      </w:r>
+      <w:r>
+        <w:rPr>
+          <w:rFonts w:ascii="Courier New" w:hAnsi="Courier New" w:eastAsia="Courier New" w:cs="Courier New"/>
+          <w:color w:val="000000"/>
+          <w:sz w:val="20"/>
+        </w:rPr>
+        <w:t xml:space="preserve">},       journal = {Robotics and Autonomous Systems}}</w:t>
+      </w:r>
+      <w:r/>
+      <w:r/>
+      <w:r/>
+    </w:p>
+    <w:p>
+      <w:pPr>
+        <w:pStyle w:val="1145"/>
+        <w:pBdr/>
+        <w:spacing/>
+        <w:ind/>
+        <w:rPr/>
+      </w:pPr>
+      <w:r>
+        <w:rPr>
+          <w:highlight w:val="none"/>
+        </w:rPr>
+      </w:r>
+      <w:r>
+        <w:rPr>
+          <w:highlight w:val="none"/>
+        </w:rPr>
+      </w:r>
+    </w:p>
+  </w:footnote>
+  <w:footnote w:id="12">
+    <w:p>
+      <w:pPr>
+        <w:pStyle w:val="1145"/>
+        <w:pBdr/>
+        <w:spacing/>
+        <w:ind/>
+        <w:rPr>
+          <w:highlight w:val="none"/>
+        </w:rPr>
+      </w:pPr>
+      <w:r>
+        <w:rPr>
+          <w:rStyle w:val="1147"/>
+        </w:rPr>
+        <w:footnoteRef/>
+      </w:r>
+      <w:r>
+        <w:t xml:space="preserve"> </w:t>
+      </w:r>
+      <w:r/>
+      <w:r>
+        <w:rPr>
+          <w:rFonts w:ascii="Courier New" w:hAnsi="Courier New" w:eastAsia="Courier New" w:cs="Courier New"/>
+          <w:color w:val="000000"/>
+          <w:sz w:val="20"/>
+        </w:rPr>
+        <w:t xml:space="preserve">@article{macenski2024smac,       title={Open-Source, Cost-Aware Kinematically Feasible Planning for Mobile and Surface Robotics},       author={Steve Macenski and Matthew Booker and Josh Wallace},       year={2024},       journal = {Arxiv}}</w:t>
+      </w:r>
+      <w:r/>
+      <w:r/>
+    </w:p>
+    <w:p>
+      <w:pPr>
+        <w:pStyle w:val="1145"/>
+        <w:pBdr/>
+        <w:spacing/>
+        <w:ind/>
+        <w:rPr/>
+      </w:pPr>
+      <w:r>
+        <w:rPr>
+          <w:highlight w:val="none"/>
+        </w:rPr>
+      </w:r>
+      <w:r>
+        <w:rPr>
+          <w:highlight w:val="none"/>
+        </w:rPr>
+      </w:r>
+    </w:p>
+  </w:footnote>
+  <w:footnote w:id="13">
+    <w:p>
+      <w:pPr>
+        <w:pStyle w:val="1145"/>
+        <w:pBdr/>
+        <w:spacing/>
+        <w:ind/>
+        <w:rPr>
+          <w:highlight w:val="none"/>
+        </w:rPr>
+      </w:pPr>
+      <w:r>
+        <w:rPr>
+          <w:rStyle w:val="1147"/>
         </w:rPr>
         <w:footnoteRef/>
       </w:r>
@@ -6148,27 +6725,31 @@
       <w:hyperlink r:id="rId8" w:tooltip="https://www.opennav.org/" w:history="1">
         <w:r>
           <w:rPr>
-            <w:rStyle w:val="1142"/>
+            <w:rStyle w:val="1151"/>
           </w:rPr>
           <w:t xml:space="preserve">https://www.opennav.org/</w:t>
         </w:r>
         <w:r>
           <w:rPr>
-            <w:rStyle w:val="1142"/>
+            <w:rStyle w:val="1151"/>
           </w:rPr>
         </w:r>
         <w:r>
           <w:rPr>
-            <w:rStyle w:val="1142"/>
+            <w:rStyle w:val="1151"/>
           </w:rPr>
         </w:r>
         <w:r>
           <w:rPr>
-            <w:rStyle w:val="1142"/>
+            <w:rStyle w:val="1151"/>
           </w:rPr>
         </w:r>
       </w:hyperlink>
-      <w:r/>
+      <w:r>
+        <w:rPr>
+          <w:highlight w:val="none"/>
+        </w:rPr>
+      </w:r>
       <w:r>
         <w:rPr>
           <w:highlight w:val="none"/>
@@ -6177,7 +6758,7 @@
     </w:p>
     <w:p>
       <w:pPr>
-        <w:pStyle w:val="1136"/>
+        <w:pStyle w:val="1145"/>
         <w:pBdr/>
         <w:spacing/>
         <w:ind/>
@@ -6196,6 +6777,325 @@
       <w:r/>
     </w:p>
   </w:footnote>
+  <w:footnote w:id="14">
+    <w:p>
+      <w:pPr>
+        <w:pStyle w:val="1145"/>
+        <w:pBdr/>
+        <w:spacing/>
+        <w:ind/>
+        <w:rPr>
+          <w:highlight w:val="none"/>
+        </w:rPr>
+      </w:pPr>
+      <w:r>
+        <w:rPr>
+          <w:rStyle w:val="1147"/>
+        </w:rPr>
+        <w:footnoteRef/>
+      </w:r>
+      <w:r>
+        <w:t xml:space="preserve"> </w:t>
+      </w:r>
+      <w:r>
+        <w:rPr>
+          <w:rFonts w:ascii="Courier New" w:hAnsi="Courier New" w:eastAsia="Courier New" w:cs="Courier New"/>
+          <w:color w:val="000000"/>
+          <w:sz w:val="20"/>
+        </w:rPr>
+        <w:t xml:space="preserve">@article{macenski2023regulated,       title={Regulated Pure Pursuit for Robot Path Tracking},       author={Steve Macenski and Shrijit Singh and Francisco Martin and Jonatan Gines},       year={2023},       journal = {Autonomous Robots}}</w:t>
+      </w:r>
+      <w:r/>
+      <w:r/>
+      <w:r/>
+    </w:p>
+    <w:p>
+      <w:pPr>
+        <w:pStyle w:val="1145"/>
+        <w:pBdr/>
+        <w:spacing/>
+        <w:ind/>
+        <w:rPr/>
+      </w:pPr>
+      <w:r>
+        <w:rPr>
+          <w:highlight w:val="none"/>
+        </w:rPr>
+      </w:r>
+      <w:r>
+        <w:rPr>
+          <w:highlight w:val="none"/>
+        </w:rPr>
+      </w:r>
+    </w:p>
+  </w:footnote>
+  <w:footnote w:id="15">
+    <w:p>
+      <w:pPr>
+        <w:pStyle w:val="1145"/>
+        <w:pBdr/>
+        <w:spacing/>
+        <w:ind/>
+        <w:rPr/>
+      </w:pPr>
+      <w:r>
+        <w:rPr>
+          <w:rStyle w:val="1147"/>
+        </w:rPr>
+        <w:footnoteRef/>
+      </w:r>
+      <w:r>
+        <w:t xml:space="preserve"> </w:t>
+      </w:r>
+      <w:r/>
+      <w:r>
+        <w:rPr>
+          <w:rFonts w:ascii="Courier New" w:hAnsi="Courier New" w:eastAsia="Courier New" w:cs="Courier New"/>
+          <w:color w:val="000000"/>
+          <w:sz w:val="20"/>
+        </w:rPr>
+        <w:t xml:space="preserve">@InProceedings{vslamComparison2021, author = {Merzlyakov, Alexey and Macenski, Steven}, title = {A Comparison of Modern General-Purpose Visual SLAM Approaches}, booktitle = {2021 IEEE/RSJ International Conference on Intelligent Robots and Systems (IROS)}, </w:t>
+      </w:r>
+      <w:r>
+        <w:rPr>
+          <w:rFonts w:ascii="Courier New" w:hAnsi="Courier New" w:eastAsia="Courier New" w:cs="Courier New"/>
+          <w:color w:val="000000"/>
+          <w:sz w:val="20"/>
+        </w:rPr>
+        <w:t xml:space="preserve">year = {2021}}</w:t>
+      </w:r>
+      <w:r/>
+      <w:r/>
+    </w:p>
+  </w:footnote>
+  <w:footnote w:id="16">
+    <w:p>
+      <w:pPr>
+        <w:pStyle w:val="1145"/>
+        <w:pBdr/>
+        <w:spacing/>
+        <w:ind/>
+        <w:rPr>
+          <w:highlight w:val="none"/>
+        </w:rPr>
+      </w:pPr>
+      <w:r>
+        <w:rPr>
+          <w:rStyle w:val="1147"/>
+        </w:rPr>
+        <w:footnoteRef/>
+      </w:r>
+      <w:r>
+        <w:t xml:space="preserve"> </w:t>
+      </w:r>
+      <w:r>
+        <w:rPr>
+          <w:rFonts w:ascii="Courier New" w:hAnsi="Courier New" w:eastAsia="Courier New" w:cs="Courier New"/>
+          <w:color w:val="000000"/>
+          <w:sz w:val="20"/>
+        </w:rPr>
+        <w:t xml:space="preserve">@InProceedings{macenski2020marathon2, author = {Macenski, Steven and Martin, Francisco and White, Ruffin and Ginés Clavero, Jonatan}, title = {The Marathon 2: A Navigation System}, booktitle = {2020 IEEE/RSJ International Conference on Intelligent Robots a</w:t>
+      </w:r>
+      <w:r>
+        <w:rPr>
+          <w:rFonts w:ascii="Courier New" w:hAnsi="Courier New" w:eastAsia="Courier New" w:cs="Courier New"/>
+          <w:color w:val="000000"/>
+          <w:sz w:val="20"/>
+        </w:rPr>
+        <w:t xml:space="preserve">nd Systems (IROS)}, year = {2020}}</w:t>
+      </w:r>
+      <w:r>
+        <w:rPr>
+          <w:highlight w:val="none"/>
+        </w:rPr>
+      </w:r>
+      <w:r>
+        <w:rPr>
+          <w:highlight w:val="none"/>
+        </w:rPr>
+      </w:r>
+    </w:p>
+  </w:footnote>
+  <w:footnote w:id="17">
+    <w:p>
+      <w:pPr>
+        <w:pStyle w:val="1145"/>
+        <w:pBdr/>
+        <w:spacing/>
+        <w:ind/>
+        <w:rPr/>
+      </w:pPr>
+      <w:r>
+        <w:rPr>
+          <w:rStyle w:val="1147"/>
+        </w:rPr>
+        <w:footnoteRef/>
+      </w:r>
+      <w:r>
+        <w:t xml:space="preserve"> </w:t>
+      </w:r>
+      <w:r/>
+      <w:r>
+        <w:t xml:space="preserve">@misc{Colledanchise_2018,</w:t>
+      </w:r>
+      <w:r/>
+    </w:p>
+    <w:p>
+      <w:pPr>
+        <w:pStyle w:val="1145"/>
+        <w:pBdr/>
+        <w:spacing/>
+        <w:ind/>
+        <w:rPr/>
+      </w:pPr>
+      <w:r>
+        <w:t xml:space="preserve">   title={Behavior Trees in Robotics and AI},</w:t>
+      </w:r>
+      <w:r/>
+    </w:p>
+    <w:p>
+      <w:pPr>
+        <w:pStyle w:val="1145"/>
+        <w:pBdr/>
+        <w:spacing/>
+        <w:ind/>
+        <w:rPr/>
+      </w:pPr>
+      <w:r>
+        <w:t xml:space="preserve">   ISBN={9780429950902},</w:t>
+      </w:r>
+      <w:r/>
+    </w:p>
+    <w:p>
+      <w:pPr>
+        <w:pStyle w:val="1145"/>
+        <w:pBdr/>
+        <w:spacing/>
+        <w:ind/>
+        <w:rPr/>
+      </w:pPr>
+      <w:r>
+        <w:t xml:space="preserve">   url={http://dx.doi.org/10.1201/9780429489105},</w:t>
+      </w:r>
+      <w:r/>
+    </w:p>
+    <w:p>
+      <w:pPr>
+        <w:pStyle w:val="1145"/>
+        <w:pBdr/>
+        <w:spacing/>
+        <w:ind/>
+        <w:rPr/>
+      </w:pPr>
+      <w:r>
+        <w:t xml:space="preserve">   DOI={10.1201/9780429489105},</w:t>
+      </w:r>
+      <w:r/>
+    </w:p>
+    <w:p>
+      <w:pPr>
+        <w:pStyle w:val="1145"/>
+        <w:pBdr/>
+        <w:spacing/>
+        <w:ind/>
+        <w:rPr/>
+      </w:pPr>
+      <w:r>
+        <w:t xml:space="preserve">   publisher={CRC Press},</w:t>
+      </w:r>
+      <w:r/>
+    </w:p>
+    <w:p>
+      <w:pPr>
+        <w:pStyle w:val="1145"/>
+        <w:pBdr/>
+        <w:spacing/>
+        <w:ind/>
+        <w:rPr/>
+      </w:pPr>
+      <w:r>
+        <w:t xml:space="preserve">   author={Colledanchise, Michele and Ögren, Petter},</w:t>
+      </w:r>
+      <w:r/>
+    </w:p>
+    <w:p>
+      <w:pPr>
+        <w:pStyle w:val="1145"/>
+        <w:pBdr/>
+        <w:spacing/>
+        <w:ind/>
+        <w:rPr/>
+      </w:pPr>
+      <w:r>
+        <w:t xml:space="preserve">   year={2018},</w:t>
+      </w:r>
+      <w:r/>
+    </w:p>
+    <w:p>
+      <w:pPr>
+        <w:pStyle w:val="1145"/>
+        <w:pBdr/>
+        <w:spacing/>
+        <w:ind/>
+        <w:rPr>
+          <w:highlight w:val="none"/>
+        </w:rPr>
+      </w:pPr>
+      <w:r>
+        <w:t xml:space="preserve">   month=jul }</w:t>
+      </w:r>
+      <w:r/>
+      <w:r/>
+      <w:r/>
+      <w:r/>
+      <w:r/>
+    </w:p>
+    <w:p>
+      <w:pPr>
+        <w:pStyle w:val="1145"/>
+        <w:pBdr/>
+        <w:spacing/>
+        <w:ind/>
+        <w:rPr/>
+      </w:pPr>
+      <w:r>
+        <w:rPr>
+          <w:highlight w:val="none"/>
+        </w:rPr>
+      </w:r>
+      <w:r>
+        <w:rPr>
+          <w:highlight w:val="none"/>
+        </w:rPr>
+      </w:r>
+    </w:p>
+  </w:footnote>
+  <w:footnote w:id="18">
+    <w:p>
+      <w:pPr>
+        <w:pStyle w:val="1145"/>
+        <w:pBdr/>
+        <w:spacing/>
+        <w:ind/>
+        <w:rPr/>
+      </w:pPr>
+      <w:r>
+        <w:rPr>
+          <w:rStyle w:val="1147"/>
+        </w:rPr>
+        <w:footnoteRef/>
+      </w:r>
+      <w:r>
+        <w:t xml:space="preserve"> </w:t>
+      </w:r>
+      <w:r>
+        <w:t xml:space="preserve">https://www.behaviortree.dev/</w:t>
+      </w:r>
+      <w:r/>
+      <w:r/>
+      <w:r/>
+    </w:p>
+  </w:footnote>
 </w:footnotes>
 </file>
 
@@ -6203,7 +7103,7 @@
 <w:hdr xmlns:wpc="http://schemas.microsoft.com/office/word/2010/wordprocessingCanvas" xmlns:mc="http://schemas.openxmlformats.org/markup-compatibility/2006" xmlns:o="urn:schemas-microsoft-com:office:office" xmlns:r="http://schemas.openxmlformats.org/officeDocument/2006/relationships" xmlns:m="http://schemas.openxmlformats.org/officeDocument/2006/math" xmlns:v="urn:schemas-microsoft-com:vml" xmlns:wp14="http://schemas.microsoft.com/office/word/2010/wordprocessingDrawing" xmlns:wp="http://schemas.openxmlformats.org/drawingml/2006/wordprocessingDrawing" xmlns:w10="urn:schemas-microsoft-com:office:word" xmlns:w="http://schemas.openxmlformats.org/wordprocessingml/2006/main" xmlns:w14="http://schemas.microsoft.com/office/word/2010/wordml" xmlns:w15="http://schemas.microsoft.com/office/word/2012/wordml" xmlns:wpg="http://schemas.microsoft.com/office/word/2010/wordprocessingGroup" xmlns:wpi="http://schemas.microsoft.com/office/word/2010/wordprocessingInk" xmlns:wne="http://schemas.microsoft.com/office/word/2006/wordml" xmlns:a="http://schemas.openxmlformats.org/drawingml/2006/main" xmlns:wps="http://schemas.microsoft.com/office/word/2010/wordprocessingShape" mc:Ignorable="w14 w15 wp14">
   <w:p>
     <w:pPr>
-      <w:pStyle w:val="1131"/>
+      <w:pStyle w:val="1140"/>
       <w:pBdr/>
       <w:spacing/>
       <w:ind/>
@@ -8323,9 +9223,9 @@
     <w:lsdException w:name="Bibliography" w:uiPriority="37"/>
     <w:lsdException w:name="TOC Heading" w:uiPriority="39" w:qFormat="1"/>
   </w:latentStyles>
-  <w:style w:type="table" w:styleId="971">
+  <w:style w:type="table" w:styleId="980">
     <w:name w:val="Table Grid"/>
-    <w:basedOn w:val="1156"/>
+    <w:basedOn w:val="1165"/>
     <w:uiPriority w:val="59"/>
     <w:pPr>
       <w:pBdr/>
@@ -8522,9 +9422,9 @@
       </w:tcPr>
     </w:tblStylePr>
   </w:style>
-  <w:style w:type="table" w:styleId="972">
+  <w:style w:type="table" w:styleId="981">
     <w:name w:val="Table Grid Light"/>
-    <w:basedOn w:val="1156"/>
+    <w:basedOn w:val="1165"/>
     <w:uiPriority w:val="59"/>
     <w:pPr>
       <w:pBdr/>
@@ -8721,9 +9621,9 @@
       </w:tcPr>
     </w:tblStylePr>
   </w:style>
-  <w:style w:type="table" w:styleId="973">
+  <w:style w:type="table" w:styleId="982">
     <w:name w:val="Plain Table 1"/>
-    <w:basedOn w:val="1156"/>
+    <w:basedOn w:val="1165"/>
     <w:uiPriority w:val="59"/>
     <w:pPr>
       <w:pBdr/>
@@ -8946,9 +9846,9 @@
       </w:tcPr>
     </w:tblStylePr>
   </w:style>
-  <w:style w:type="table" w:styleId="974">
+  <w:style w:type="table" w:styleId="983">
     <w:name w:val="Plain Table 2"/>
-    <w:basedOn w:val="1156"/>
+    <w:basedOn w:val="1165"/>
     <w:uiPriority w:val="59"/>
     <w:pPr>
       <w:pBdr/>
@@ -9179,9 +10079,9 @@
       </w:tcPr>
     </w:tblStylePr>
   </w:style>
-  <w:style w:type="table" w:styleId="975">
+  <w:style w:type="table" w:styleId="984">
     <w:name w:val="Plain Table 3"/>
-    <w:basedOn w:val="1156"/>
+    <w:basedOn w:val="1165"/>
     <w:uiPriority w:val="99"/>
     <w:pPr>
       <w:pBdr/>
@@ -9409,9 +10309,9 @@
       </w:tcPr>
     </w:tblStylePr>
   </w:style>
-  <w:style w:type="table" w:styleId="976">
+  <w:style w:type="table" w:styleId="985">
     <w:name w:val="Plain Table 4"/>
-    <w:basedOn w:val="1156"/>
+    <w:basedOn w:val="1165"/>
     <w:uiPriority w:val="99"/>
     <w:pPr>
       <w:pBdr/>
@@ -9625,9 +10525,9 @@
       </w:tcPr>
     </w:tblStylePr>
   </w:style>
-  <w:style w:type="table" w:styleId="977">
+  <w:style w:type="table" w:styleId="986">
     <w:name w:val="Plain Table 5"/>
-    <w:basedOn w:val="1156"/>
+    <w:basedOn w:val="1165"/>
     <w:uiPriority w:val="99"/>
     <w:pPr>
       <w:pBdr/>
@@ -9858,9 +10758,9 @@
       </w:tcPr>
     </w:tblStylePr>
   </w:style>
-  <w:style w:type="table" w:styleId="978">
+  <w:style w:type="table" w:styleId="987">
     <w:name w:val="Grid Table 1 Light"/>
-    <w:basedOn w:val="1156"/>
+    <w:basedOn w:val="1165"/>
     <w:uiPriority w:val="99"/>
     <w:pPr>
       <w:pBdr/>
@@ -10081,9 +10981,9 @@
       </w:tcPr>
     </w:tblStylePr>
   </w:style>
-  <w:style w:type="table" w:styleId="979">
+  <w:style w:type="table" w:styleId="988">
     <w:name w:val="Grid Table 1 Light - Accent 1"/>
-    <w:basedOn w:val="1156"/>
+    <w:basedOn w:val="1165"/>
     <w:uiPriority w:val="99"/>
     <w:pPr>
       <w:pBdr/>
@@ -10304,9 +11204,9 @@
       </w:tcPr>
     </w:tblStylePr>
   </w:style>
-  <w:style w:type="table" w:styleId="980">
+  <w:style w:type="table" w:styleId="989">
     <w:name w:val="Grid Table 1 Light - Accent 2"/>
-    <w:basedOn w:val="1156"/>
+    <w:basedOn w:val="1165"/>
     <w:uiPriority w:val="99"/>
     <w:pPr>
       <w:pBdr/>
@@ -10527,9 +11427,9 @@
       </w:tcPr>
     </w:tblStylePr>
   </w:style>
-  <w:style w:type="table" w:styleId="981">
+  <w:style w:type="table" w:styleId="990">
     <w:name w:val="Grid Table 1 Light - Accent 3"/>
-    <w:basedOn w:val="1156"/>
+    <w:basedOn w:val="1165"/>
     <w:uiPriority w:val="99"/>
     <w:pPr>
       <w:pBdr/>
@@ -10750,9 +11650,9 @@
       </w:tcPr>
     </w:tblStylePr>
   </w:style>
-  <w:style w:type="table" w:styleId="982">
+  <w:style w:type="table" w:styleId="991">
     <w:name w:val="Grid Table 1 Light - Accent 4"/>
-    <w:basedOn w:val="1156"/>
+    <w:basedOn w:val="1165"/>
     <w:uiPriority w:val="99"/>
     <w:pPr>
       <w:pBdr/>
@@ -10973,9 +11873,9 @@
       </w:tcPr>
     </w:tblStylePr>
   </w:style>
-  <w:style w:type="table" w:styleId="983">
+  <w:style w:type="table" w:styleId="992">
     <w:name w:val="Grid Table 1 Light - Accent 5"/>
-    <w:basedOn w:val="1156"/>
+    <w:basedOn w:val="1165"/>
     <w:uiPriority w:val="99"/>
     <w:pPr>
       <w:pBdr/>
@@ -11196,9 +12096,9 @@
       </w:tcPr>
     </w:tblStylePr>
   </w:style>
-  <w:style w:type="table" w:styleId="984">
+  <w:style w:type="table" w:styleId="993">
     <w:name w:val="Grid Table 1 Light - Accent 6"/>
-    <w:basedOn w:val="1156"/>
+    <w:basedOn w:val="1165"/>
     <w:uiPriority w:val="99"/>
     <w:pPr>
       <w:pBdr/>
@@ -11419,9 +12319,9 @@
       </w:tcPr>
     </w:tblStylePr>
   </w:style>
-  <w:style w:type="table" w:styleId="985">
+  <w:style w:type="table" w:styleId="994">
     <w:name w:val="Grid Table 2"/>
-    <w:basedOn w:val="1156"/>
+    <w:basedOn w:val="1165"/>
     <w:uiPriority w:val="99"/>
     <w:pPr>
       <w:pBdr/>
@@ -11651,9 +12551,9 @@
       </w:tcPr>
     </w:tblStylePr>
   </w:style>
-  <w:style w:type="table" w:styleId="986">
+  <w:style w:type="table" w:styleId="995">
     <w:name w:val="Grid Table 2 - Accent 1"/>
-    <w:basedOn w:val="1156"/>
+    <w:basedOn w:val="1165"/>
     <w:uiPriority w:val="99"/>
     <w:pPr>
       <w:pBdr/>
@@ -11883,9 +12783,9 @@
       </w:tcPr>
     </w:tblStylePr>
   </w:style>
-  <w:style w:type="table" w:styleId="987">
+  <w:style w:type="table" w:styleId="996">
     <w:name w:val="Grid Table 2 - Accent 2"/>
-    <w:basedOn w:val="1156"/>
+    <w:basedOn w:val="1165"/>
     <w:uiPriority w:val="99"/>
     <w:pPr>
       <w:pBdr/>
@@ -12115,9 +13015,9 @@
       </w:tcPr>
     </w:tblStylePr>
   </w:style>
-  <w:style w:type="table" w:styleId="988">
+  <w:style w:type="table" w:styleId="997">
     <w:name w:val="Grid Table 2 - Accent 3"/>
-    <w:basedOn w:val="1156"/>
+    <w:basedOn w:val="1165"/>
     <w:uiPriority w:val="99"/>
     <w:pPr>
       <w:pBdr/>
@@ -12347,9 +13247,9 @@
       </w:tcPr>
     </w:tblStylePr>
   </w:style>
-  <w:style w:type="table" w:styleId="989">
+  <w:style w:type="table" w:styleId="998">
     <w:name w:val="Grid Table 2 - Accent 4"/>
-    <w:basedOn w:val="1156"/>
+    <w:basedOn w:val="1165"/>
     <w:uiPriority w:val="99"/>
     <w:pPr>
       <w:pBdr/>
@@ -12579,9 +13479,9 @@
       </w:tcPr>
     </w:tblStylePr>
   </w:style>
-  <w:style w:type="table" w:styleId="990">
+  <w:style w:type="table" w:styleId="999">
     <w:name w:val="Grid Table 2 - Accent 5"/>
-    <w:basedOn w:val="1156"/>
+    <w:basedOn w:val="1165"/>
     <w:uiPriority w:val="99"/>
     <w:pPr>
       <w:pBdr/>
@@ -12811,9 +13711,9 @@
       </w:tcPr>
     </w:tblStylePr>
   </w:style>
-  <w:style w:type="table" w:styleId="991">
+  <w:style w:type="table" w:styleId="1000">
     <w:name w:val="Grid Table 2 - Accent 6"/>
-    <w:basedOn w:val="1156"/>
+    <w:basedOn w:val="1165"/>
     <w:uiPriority w:val="99"/>
     <w:pPr>
       <w:pBdr/>
@@ -13043,9 +13943,9 @@
       </w:tcPr>
     </w:tblStylePr>
   </w:style>
-  <w:style w:type="table" w:styleId="992">
+  <w:style w:type="table" w:styleId="1001">
     <w:name w:val="Grid Table 3"/>
-    <w:basedOn w:val="1156"/>
+    <w:basedOn w:val="1165"/>
     <w:uiPriority w:val="99"/>
     <w:pPr>
       <w:pBdr/>
@@ -13288,9 +14188,9 @@
       </w:tcPr>
     </w:tblStylePr>
   </w:style>
-  <w:style w:type="table" w:styleId="993">
+  <w:style w:type="table" w:styleId="1002">
     <w:name w:val="Grid Table 3 - Accent 1"/>
-    <w:basedOn w:val="1156"/>
+    <w:basedOn w:val="1165"/>
     <w:uiPriority w:val="99"/>
     <w:pPr>
       <w:pBdr/>
@@ -13533,9 +14433,9 @@
       </w:tcPr>
     </w:tblStylePr>
   </w:style>
-  <w:style w:type="table" w:styleId="994">
+  <w:style w:type="table" w:styleId="1003">
     <w:name w:val="Grid Table 3 - Accent 2"/>
-    <w:basedOn w:val="1156"/>
+    <w:basedOn w:val="1165"/>
     <w:uiPriority w:val="99"/>
     <w:pPr>
       <w:pBdr/>
@@ -13778,9 +14678,9 @@
       </w:tcPr>
     </w:tblStylePr>
   </w:style>
-  <w:style w:type="table" w:styleId="995">
+  <w:style w:type="table" w:styleId="1004">
     <w:name w:val="Grid Table 3 - Accent 3"/>
-    <w:basedOn w:val="1156"/>
+    <w:basedOn w:val="1165"/>
     <w:uiPriority w:val="99"/>
     <w:pPr>
       <w:pBdr/>
@@ -14023,9 +14923,9 @@
       </w:tcPr>
     </w:tblStylePr>
   </w:style>
-  <w:style w:type="table" w:styleId="996">
+  <w:style w:type="table" w:styleId="1005">
     <w:name w:val="Grid Table 3 - Accent 4"/>
-    <w:basedOn w:val="1156"/>
+    <w:basedOn w:val="1165"/>
     <w:uiPriority w:val="99"/>
     <w:pPr>
       <w:pBdr/>
@@ -14268,9 +15168,9 @@
       </w:tcPr>
     </w:tblStylePr>
   </w:style>
-  <w:style w:type="table" w:styleId="997">
+  <w:style w:type="table" w:styleId="1006">
     <w:name w:val="Grid Table 3 - Accent 5"/>
-    <w:basedOn w:val="1156"/>
+    <w:basedOn w:val="1165"/>
     <w:uiPriority w:val="99"/>
     <w:pPr>
       <w:pBdr/>
@@ -14513,9 +15413,9 @@
       </w:tcPr>
     </w:tblStylePr>
   </w:style>
-  <w:style w:type="table" w:styleId="998">
+  <w:style w:type="table" w:styleId="1007">
     <w:name w:val="Grid Table 3 - Accent 6"/>
-    <w:basedOn w:val="1156"/>
+    <w:basedOn w:val="1165"/>
     <w:uiPriority w:val="99"/>
     <w:pPr>
       <w:pBdr/>
@@ -14758,9 +15658,9 @@
       </w:tcPr>
     </w:tblStylePr>
   </w:style>
-  <w:style w:type="table" w:styleId="999">
+  <w:style w:type="table" w:styleId="1008">
     <w:name w:val="Grid Table 4"/>
-    <w:basedOn w:val="1156"/>
+    <w:basedOn w:val="1165"/>
     <w:uiPriority w:val="59"/>
     <w:pPr>
       <w:pBdr/>
@@ -14991,9 +15891,9 @@
       </w:tcPr>
     </w:tblStylePr>
   </w:style>
-  <w:style w:type="table" w:styleId="1000">
+  <w:style w:type="table" w:styleId="1009">
     <w:name w:val="Grid Table 4 - Accent 1"/>
-    <w:basedOn w:val="1156"/>
+    <w:basedOn w:val="1165"/>
     <w:uiPriority w:val="59"/>
     <w:pPr>
       <w:pBdr/>
@@ -15224,9 +16124,9 @@
       </w:tcPr>
     </w:tblStylePr>
   </w:style>
-  <w:style w:type="table" w:styleId="1001">
+  <w:style w:type="table" w:styleId="1010">
     <w:name w:val="Grid Table 4 - Accent 2"/>
-    <w:basedOn w:val="1156"/>
+    <w:basedOn w:val="1165"/>
     <w:uiPriority w:val="59"/>
     <w:pPr>
       <w:pBdr/>
@@ -15457,9 +16357,9 @@
       </w:tcPr>
     </w:tblStylePr>
   </w:style>
-  <w:style w:type="table" w:styleId="1002">
+  <w:style w:type="table" w:styleId="1011">
     <w:name w:val="Grid Table 4 - Accent 3"/>
-    <w:basedOn w:val="1156"/>
+    <w:basedOn w:val="1165"/>
     <w:uiPriority w:val="59"/>
     <w:pPr>
       <w:pBdr/>
@@ -15690,9 +16590,9 @@
       </w:tcPr>
     </w:tblStylePr>
   </w:style>
-  <w:style w:type="table" w:styleId="1003">
+  <w:style w:type="table" w:styleId="1012">
     <w:name w:val="Grid Table 4 - Accent 4"/>
-    <w:basedOn w:val="1156"/>
+    <w:basedOn w:val="1165"/>
     <w:uiPriority w:val="59"/>
     <w:pPr>
       <w:pBdr/>
@@ -15923,9 +16823,9 @@
       </w:tcPr>
     </w:tblStylePr>
   </w:style>
-  <w:style w:type="table" w:styleId="1004">
+  <w:style w:type="table" w:styleId="1013">
     <w:name w:val="Grid Table 4 - Accent 5"/>
-    <w:basedOn w:val="1156"/>
+    <w:basedOn w:val="1165"/>
     <w:uiPriority w:val="59"/>
     <w:pPr>
       <w:pBdr/>
@@ -16156,9 +17056,9 @@
       </w:tcPr>
     </w:tblStylePr>
   </w:style>
-  <w:style w:type="table" w:styleId="1005">
+  <w:style w:type="table" w:styleId="1014">
     <w:name w:val="Grid Table 4 - Accent 6"/>
-    <w:basedOn w:val="1156"/>
+    <w:basedOn w:val="1165"/>
     <w:uiPriority w:val="59"/>
     <w:pPr>
       <w:pBdr/>
@@ -16389,9 +17289,9 @@
       </w:tcPr>
     </w:tblStylePr>
   </w:style>
-  <w:style w:type="table" w:styleId="1006">
+  <w:style w:type="table" w:styleId="1015">
     <w:name w:val="Grid Table 5 Dark"/>
-    <w:basedOn w:val="1156"/>
+    <w:basedOn w:val="1165"/>
     <w:uiPriority w:val="99"/>
     <w:pPr>
       <w:pBdr/>
@@ -16617,9 +17517,9 @@
       </w:tcPr>
     </w:tblStylePr>
   </w:style>
-  <w:style w:type="table" w:styleId="1007">
+  <w:style w:type="table" w:styleId="1016">
     <w:name w:val="Grid Table 5 Dark- Accent 1"/>
-    <w:basedOn w:val="1156"/>
+    <w:basedOn w:val="1165"/>
     <w:uiPriority w:val="99"/>
     <w:pPr>
       <w:pBdr/>
@@ -16845,9 +17745,9 @@
       </w:tcPr>
     </w:tblStylePr>
   </w:style>
-  <w:style w:type="table" w:styleId="1008">
+  <w:style w:type="table" w:styleId="1017">
     <w:name w:val="Grid Table 5 Dark - Accent 2"/>
-    <w:basedOn w:val="1156"/>
+    <w:basedOn w:val="1165"/>
     <w:uiPriority w:val="99"/>
     <w:pPr>
       <w:pBdr/>
@@ -17073,9 +17973,9 @@
       </w:tcPr>
     </w:tblStylePr>
   </w:style>
-  <w:style w:type="table" w:styleId="1009">
+  <w:style w:type="table" w:styleId="1018">
     <w:name w:val="Grid Table 5 Dark - Accent 3"/>
-    <w:basedOn w:val="1156"/>
+    <w:basedOn w:val="1165"/>
     <w:uiPriority w:val="99"/>
     <w:pPr>
       <w:pBdr/>
@@ -17301,9 +18201,9 @@
       </w:tcPr>
     </w:tblStylePr>
   </w:style>
-  <w:style w:type="table" w:styleId="1010">
+  <w:style w:type="table" w:styleId="1019">
     <w:name w:val="Grid Table 5 Dark- Accent 4"/>
-    <w:basedOn w:val="1156"/>
+    <w:basedOn w:val="1165"/>
     <w:uiPriority w:val="99"/>
     <w:pPr>
       <w:pBdr/>
@@ -17529,9 +18429,9 @@
       </w:tcPr>
     </w:tblStylePr>
   </w:style>
-  <w:style w:type="table" w:styleId="1011">
+  <w:style w:type="table" w:styleId="1020">
     <w:name w:val="Grid Table 5 Dark - Accent 5"/>
-    <w:basedOn w:val="1156"/>
+    <w:basedOn w:val="1165"/>
     <w:uiPriority w:val="99"/>
     <w:pPr>
       <w:pBdr/>
@@ -17757,9 +18657,9 @@
       </w:tcPr>
     </w:tblStylePr>
   </w:style>
-  <w:style w:type="table" w:styleId="1012">
+  <w:style w:type="table" w:styleId="1021">
     <w:name w:val="Grid Table 5 Dark - Accent 6"/>
-    <w:basedOn w:val="1156"/>
+    <w:basedOn w:val="1165"/>
     <w:uiPriority w:val="99"/>
     <w:pPr>
       <w:pBdr/>
@@ -17985,9 +18885,9 @@
       </w:tcPr>
     </w:tblStylePr>
   </w:style>
-  <w:style w:type="table" w:styleId="1013">
+  <w:style w:type="table" w:styleId="1022">
     <w:name w:val="Grid Table 6 Colorful"/>
-    <w:basedOn w:val="1156"/>
+    <w:basedOn w:val="1165"/>
     <w:uiPriority w:val="99"/>
     <w:pPr>
       <w:pBdr/>
@@ -18215,9 +19115,9 @@
       </w:tcPr>
     </w:tblStylePr>
   </w:style>
-  <w:style w:type="table" w:styleId="1014">
+  <w:style w:type="table" w:styleId="1023">
     <w:name w:val="Grid Table 6 Colorful - Accent 1"/>
-    <w:basedOn w:val="1156"/>
+    <w:basedOn w:val="1165"/>
     <w:uiPriority w:val="99"/>
     <w:pPr>
       <w:pBdr/>
@@ -18445,9 +19345,9 @@
       </w:tcPr>
     </w:tblStylePr>
   </w:style>
-  <w:style w:type="table" w:styleId="1015">
+  <w:style w:type="table" w:styleId="1024">
     <w:name w:val="Grid Table 6 Colorful - Accent 2"/>
-    <w:basedOn w:val="1156"/>
+    <w:basedOn w:val="1165"/>
     <w:uiPriority w:val="99"/>
     <w:pPr>
       <w:pBdr/>
@@ -18675,9 +19575,9 @@
       </w:tcPr>
     </w:tblStylePr>
   </w:style>
-  <w:style w:type="table" w:styleId="1016">
+  <w:style w:type="table" w:styleId="1025">
     <w:name w:val="Grid Table 6 Colorful - Accent 3"/>
-    <w:basedOn w:val="1156"/>
+    <w:basedOn w:val="1165"/>
     <w:uiPriority w:val="99"/>
     <w:pPr>
       <w:pBdr/>
@@ -18905,9 +19805,9 @@
       </w:tcPr>
     </w:tblStylePr>
   </w:style>
-  <w:style w:type="table" w:styleId="1017">
+  <w:style w:type="table" w:styleId="1026">
     <w:name w:val="Grid Table 6 Colorful - Accent 4"/>
-    <w:basedOn w:val="1156"/>
+    <w:basedOn w:val="1165"/>
     <w:uiPriority w:val="99"/>
     <w:pPr>
       <w:pBdr/>
@@ -19135,9 +20035,9 @@
       </w:tcPr>
     </w:tblStylePr>
   </w:style>
-  <w:style w:type="table" w:styleId="1018">
+  <w:style w:type="table" w:styleId="1027">
     <w:name w:val="Grid Table 6 Colorful - Accent 5"/>
-    <w:basedOn w:val="1156"/>
+    <w:basedOn w:val="1165"/>
     <w:uiPriority w:val="99"/>
     <w:pPr>
       <w:pBdr/>
@@ -19365,9 +20265,9 @@
       </w:tcPr>
     </w:tblStylePr>
   </w:style>
-  <w:style w:type="table" w:styleId="1019">
+  <w:style w:type="table" w:styleId="1028">
     <w:name w:val="Grid Table 6 Colorful - Accent 6"/>
-    <w:basedOn w:val="1156"/>
+    <w:basedOn w:val="1165"/>
     <w:uiPriority w:val="99"/>
     <w:pPr>
       <w:pBdr/>
@@ -19595,9 +20495,9 @@
       </w:tcPr>
     </w:tblStylePr>
   </w:style>
-  <w:style w:type="table" w:styleId="1020">
+  <w:style w:type="table" w:styleId="1029">
     <w:name w:val="Grid Table 7 Colorful"/>
-    <w:basedOn w:val="1156"/>
+    <w:basedOn w:val="1165"/>
     <w:uiPriority w:val="99"/>
     <w:pPr>
       <w:pBdr/>
@@ -19849,9 +20749,9 @@
       </w:tcPr>
     </w:tblStylePr>
   </w:style>
-  <w:style w:type="table" w:styleId="1021">
+  <w:style w:type="table" w:styleId="1030">
     <w:name w:val="Grid Table 7 Colorful - Accent 1"/>
-    <w:basedOn w:val="1156"/>
+    <w:basedOn w:val="1165"/>
     <w:uiPriority w:val="99"/>
     <w:pPr>
       <w:pBdr/>
@@ -20103,9 +21003,9 @@
       </w:tcPr>
     </w:tblStylePr>
   </w:style>
-  <w:style w:type="table" w:styleId="1022">
+  <w:style w:type="table" w:styleId="1031">
     <w:name w:val="Grid Table 7 Colorful - Accent 2"/>
-    <w:basedOn w:val="1156"/>
+    <w:basedOn w:val="1165"/>
     <w:uiPriority w:val="99"/>
     <w:pPr>
       <w:pBdr/>
@@ -20357,9 +21257,9 @@
       </w:tcPr>
     </w:tblStylePr>
   </w:style>
-  <w:style w:type="table" w:styleId="1023">
+  <w:style w:type="table" w:styleId="1032">
     <w:name w:val="Grid Table 7 Colorful - Accent 3"/>
-    <w:basedOn w:val="1156"/>
+    <w:basedOn w:val="1165"/>
     <w:uiPriority w:val="99"/>
     <w:pPr>
       <w:pBdr/>
@@ -20611,9 +21511,9 @@
       </w:tcPr>
     </w:tblStylePr>
   </w:style>
-  <w:style w:type="table" w:styleId="1024">
+  <w:style w:type="table" w:styleId="1033">
     <w:name w:val="Grid Table 7 Colorful - Accent 4"/>
-    <w:basedOn w:val="1156"/>
+    <w:basedOn w:val="1165"/>
     <w:uiPriority w:val="99"/>
     <w:pPr>
       <w:pBdr/>
@@ -20865,9 +21765,9 @@
       </w:tcPr>
     </w:tblStylePr>
   </w:style>
-  <w:style w:type="table" w:styleId="1025">
+  <w:style w:type="table" w:styleId="1034">
     <w:name w:val="Grid Table 7 Colorful - Accent 5"/>
-    <w:basedOn w:val="1156"/>
+    <w:basedOn w:val="1165"/>
     <w:uiPriority w:val="99"/>
     <w:pPr>
       <w:pBdr/>
@@ -21119,9 +22019,9 @@
       </w:tcPr>
     </w:tblStylePr>
   </w:style>
-  <w:style w:type="table" w:styleId="1026">
+  <w:style w:type="table" w:styleId="1035">
     <w:name w:val="Grid Table 7 Colorful - Accent 6"/>
-    <w:basedOn w:val="1156"/>
+    <w:basedOn w:val="1165"/>
     <w:uiPriority w:val="99"/>
     <w:pPr>
       <w:pBdr/>
@@ -21373,9 +22273,9 @@
       </w:tcPr>
     </w:tblStylePr>
   </w:style>
-  <w:style w:type="table" w:styleId="1027">
+  <w:style w:type="table" w:styleId="1036">
     <w:name w:val="List Table 1 Light"/>
-    <w:basedOn w:val="1156"/>
+    <w:basedOn w:val="1165"/>
     <w:uiPriority w:val="99"/>
     <w:pPr>
       <w:pBdr/>
@@ -21589,9 +22489,9 @@
       </w:tcPr>
     </w:tblStylePr>
   </w:style>
-  <w:style w:type="table" w:styleId="1028">
+  <w:style w:type="table" w:styleId="1037">
     <w:name w:val="List Table 1 Light - Accent 1"/>
-    <w:basedOn w:val="1156"/>
+    <w:basedOn w:val="1165"/>
     <w:uiPriority w:val="99"/>
     <w:pPr>
       <w:pBdr/>
@@ -21805,9 +22705,9 @@
       </w:tcPr>
     </w:tblStylePr>
   </w:style>
-  <w:style w:type="table" w:styleId="1029">
+  <w:style w:type="table" w:styleId="1038">
     <w:name w:val="List Table 1 Light - Accent 2"/>
-    <w:basedOn w:val="1156"/>
+    <w:basedOn w:val="1165"/>
     <w:uiPriority w:val="99"/>
     <w:pPr>
       <w:pBdr/>
@@ -22021,9 +22921,9 @@
       </w:tcPr>
     </w:tblStylePr>
   </w:style>
-  <w:style w:type="table" w:styleId="1030">
+  <w:style w:type="table" w:styleId="1039">
     <w:name w:val="List Table 1 Light - Accent 3"/>
-    <w:basedOn w:val="1156"/>
+    <w:basedOn w:val="1165"/>
     <w:uiPriority w:val="99"/>
     <w:pPr>
       <w:pBdr/>
@@ -22237,9 +23137,9 @@
       </w:tcPr>
     </w:tblStylePr>
   </w:style>
-  <w:style w:type="table" w:styleId="1031">
+  <w:style w:type="table" w:styleId="1040">
     <w:name w:val="List Table 1 Light - Accent 4"/>
-    <w:basedOn w:val="1156"/>
+    <w:basedOn w:val="1165"/>
     <w:uiPriority w:val="99"/>
     <w:pPr>
       <w:pBdr/>
@@ -22453,9 +23353,9 @@
       </w:tcPr>
     </w:tblStylePr>
   </w:style>
-  <w:style w:type="table" w:styleId="1032">
+  <w:style w:type="table" w:styleId="1041">
     <w:name w:val="List Table 1 Light - Accent 5"/>
-    <w:basedOn w:val="1156"/>
+    <w:basedOn w:val="1165"/>
     <w:uiPriority w:val="99"/>
     <w:pPr>
       <w:pBdr/>
@@ -22669,9 +23569,9 @@
       </w:tcPr>
     </w:tblStylePr>
   </w:style>
-  <w:style w:type="table" w:styleId="1033">
+  <w:style w:type="table" w:styleId="1042">
     <w:name w:val="List Table 1 Light - Accent 6"/>
-    <w:basedOn w:val="1156"/>
+    <w:basedOn w:val="1165"/>
     <w:uiPriority w:val="99"/>
     <w:pPr>
       <w:pBdr/>
@@ -22885,9 +23785,9 @@
       </w:tcPr>
     </w:tblStylePr>
   </w:style>
-  <w:style w:type="table" w:styleId="1034">
+  <w:style w:type="table" w:styleId="1043">
     <w:name w:val="List Table 2"/>
-    <w:basedOn w:val="1156"/>
+    <w:basedOn w:val="1165"/>
     <w:uiPriority w:val="99"/>
     <w:pPr>
       <w:pBdr/>
@@ -23123,9 +24023,9 @@
       </w:tcPr>
     </w:tblStylePr>
   </w:style>
-  <w:style w:type="table" w:styleId="1035">
+  <w:style w:type="table" w:styleId="1044">
     <w:name w:val="List Table 2 - Accent 1"/>
-    <w:basedOn w:val="1156"/>
+    <w:basedOn w:val="1165"/>
     <w:uiPriority w:val="99"/>
     <w:pPr>
       <w:pBdr/>
@@ -23361,9 +24261,9 @@
       </w:tcPr>
     </w:tblStylePr>
   </w:style>
-  <w:style w:type="table" w:styleId="1036">
+  <w:style w:type="table" w:styleId="1045">
     <w:name w:val="List Table 2 - Accent 2"/>
-    <w:basedOn w:val="1156"/>
+    <w:basedOn w:val="1165"/>
     <w:uiPriority w:val="99"/>
     <w:pPr>
       <w:pBdr/>
@@ -23599,9 +24499,9 @@
       </w:tcPr>
     </w:tblStylePr>
   </w:style>
-  <w:style w:type="table" w:styleId="1037">
+  <w:style w:type="table" w:styleId="1046">
     <w:name w:val="List Table 2 - Accent 3"/>
-    <w:basedOn w:val="1156"/>
+    <w:basedOn w:val="1165"/>
     <w:uiPriority w:val="99"/>
     <w:pPr>
       <w:pBdr/>
@@ -23837,9 +24737,9 @@
       </w:tcPr>
     </w:tblStylePr>
   </w:style>
-  <w:style w:type="table" w:styleId="1038">
+  <w:style w:type="table" w:styleId="1047">
     <w:name w:val="List Table 2 - Accent 4"/>
-    <w:basedOn w:val="1156"/>
+    <w:basedOn w:val="1165"/>
     <w:uiPriority w:val="99"/>
     <w:pPr>
       <w:pBdr/>
@@ -24075,9 +24975,9 @@
       </w:tcPr>
     </w:tblStylePr>
   </w:style>
-  <w:style w:type="table" w:styleId="1039">
+  <w:style w:type="table" w:styleId="1048">
     <w:name w:val="List Table 2 - Accent 5"/>
-    <w:basedOn w:val="1156"/>
+    <w:basedOn w:val="1165"/>
     <w:uiPriority w:val="99"/>
     <w:pPr>
       <w:pBdr/>
@@ -24313,9 +25213,9 @@
       </w:tcPr>
     </w:tblStylePr>
   </w:style>
-  <w:style w:type="table" w:styleId="1040">
+  <w:style w:type="table" w:styleId="1049">
     <w:name w:val="List Table 2 - Accent 6"/>
-    <w:basedOn w:val="1156"/>
+    <w:basedOn w:val="1165"/>
     <w:uiPriority w:val="99"/>
     <w:pPr>
       <w:pBdr/>
@@ -24551,9 +25451,9 @@
       </w:tcPr>
     </w:tblStylePr>
   </w:style>
-  <w:style w:type="table" w:styleId="1041">
+  <w:style w:type="table" w:styleId="1050">
     <w:name w:val="List Table 3"/>
-    <w:basedOn w:val="1156"/>
+    <w:basedOn w:val="1165"/>
     <w:uiPriority w:val="99"/>
     <w:pPr>
       <w:pBdr/>
@@ -24779,9 +25679,9 @@
       </w:tcPr>
     </w:tblStylePr>
   </w:style>
-  <w:style w:type="table" w:styleId="1042">
+  <w:style w:type="table" w:styleId="1051">
     <w:name w:val="List Table 3 - Accent 1"/>
-    <w:basedOn w:val="1156"/>
+    <w:basedOn w:val="1165"/>
     <w:uiPriority w:val="99"/>
     <w:pPr>
       <w:pBdr/>
@@ -25007,9 +25907,9 @@
       </w:tcPr>
     </w:tblStylePr>
   </w:style>
-  <w:style w:type="table" w:styleId="1043">
+  <w:style w:type="table" w:styleId="1052">
     <w:name w:val="List Table 3 - Accent 2"/>
-    <w:basedOn w:val="1156"/>
+    <w:basedOn w:val="1165"/>
     <w:uiPriority w:val="99"/>
     <w:pPr>
       <w:pBdr/>
@@ -25235,9 +26135,9 @@
       </w:tcPr>
     </w:tblStylePr>
   </w:style>
-  <w:style w:type="table" w:styleId="1044">
+  <w:style w:type="table" w:styleId="1053">
     <w:name w:val="List Table 3 - Accent 3"/>
-    <w:basedOn w:val="1156"/>
+    <w:basedOn w:val="1165"/>
     <w:uiPriority w:val="99"/>
     <w:pPr>
       <w:pBdr/>
@@ -25463,9 +26363,9 @@
       </w:tcPr>
     </w:tblStylePr>
   </w:style>
-  <w:style w:type="table" w:styleId="1045">
+  <w:style w:type="table" w:styleId="1054">
     <w:name w:val="List Table 3 - Accent 4"/>
-    <w:basedOn w:val="1156"/>
+    <w:basedOn w:val="1165"/>
     <w:uiPriority w:val="99"/>
     <w:pPr>
       <w:pBdr/>
@@ -25691,9 +26591,9 @@
       </w:tcPr>
     </w:tblStylePr>
   </w:style>
-  <w:style w:type="table" w:styleId="1046">
+  <w:style w:type="table" w:styleId="1055">
     <w:name w:val="List Table 3 - Accent 5"/>
-    <w:basedOn w:val="1156"/>
+    <w:basedOn w:val="1165"/>
     <w:uiPriority w:val="99"/>
     <w:pPr>
       <w:pBdr/>
@@ -25919,9 +26819,9 @@
       </w:tcPr>
     </w:tblStylePr>
   </w:style>
-  <w:style w:type="table" w:styleId="1047">
+  <w:style w:type="table" w:styleId="1056">
     <w:name w:val="List Table 3 - Accent 6"/>
-    <w:basedOn w:val="1156"/>
+    <w:basedOn w:val="1165"/>
     <w:uiPriority w:val="99"/>
     <w:pPr>
       <w:pBdr/>
@@ -26147,9 +27047,9 @@
       </w:tcPr>
     </w:tblStylePr>
   </w:style>
-  <w:style w:type="table" w:styleId="1048">
+  <w:style w:type="table" w:styleId="1057">
     <w:name w:val="List Table 4"/>
-    <w:basedOn w:val="1156"/>
+    <w:basedOn w:val="1165"/>
     <w:uiPriority w:val="99"/>
     <w:pPr>
       <w:pBdr/>
@@ -26372,9 +27272,9 @@
       </w:tcPr>
     </w:tblStylePr>
   </w:style>
-  <w:style w:type="table" w:styleId="1049">
+  <w:style w:type="table" w:styleId="1058">
     <w:name w:val="List Table 4 - Accent 1"/>
-    <w:basedOn w:val="1156"/>
+    <w:basedOn w:val="1165"/>
     <w:uiPriority w:val="99"/>
     <w:pPr>
       <w:pBdr/>
@@ -26597,9 +27497,9 @@
       </w:tcPr>
     </w:tblStylePr>
   </w:style>
-  <w:style w:type="table" w:styleId="1050">
+  <w:style w:type="table" w:styleId="1059">
     <w:name w:val="List Table 4 - Accent 2"/>
-    <w:basedOn w:val="1156"/>
+    <w:basedOn w:val="1165"/>
     <w:uiPriority w:val="99"/>
     <w:pPr>
       <w:pBdr/>
@@ -26822,9 +27722,9 @@
       </w:tcPr>
     </w:tblStylePr>
   </w:style>
-  <w:style w:type="table" w:styleId="1051">
+  <w:style w:type="table" w:styleId="1060">
     <w:name w:val="List Table 4 - Accent 3"/>
-    <w:basedOn w:val="1156"/>
+    <w:basedOn w:val="1165"/>
     <w:uiPriority w:val="99"/>
     <w:pPr>
       <w:pBdr/>
@@ -27047,9 +27947,9 @@
       </w:tcPr>
     </w:tblStylePr>
   </w:style>
-  <w:style w:type="table" w:styleId="1052">
+  <w:style w:type="table" w:styleId="1061">
     <w:name w:val="List Table 4 - Accent 4"/>
-    <w:basedOn w:val="1156"/>
+    <w:basedOn w:val="1165"/>
     <w:uiPriority w:val="99"/>
     <w:pPr>
       <w:pBdr/>
@@ -27272,9 +28172,9 @@
       </w:tcPr>
     </w:tblStylePr>
   </w:style>
-  <w:style w:type="table" w:styleId="1053">
+  <w:style w:type="table" w:styleId="1062">
     <w:name w:val="List Table 4 - Accent 5"/>
-    <w:basedOn w:val="1156"/>
+    <w:basedOn w:val="1165"/>
     <w:uiPriority w:val="99"/>
     <w:pPr>
       <w:pBdr/>
@@ -27497,9 +28397,9 @@
       </w:tcPr>
     </w:tblStylePr>
   </w:style>
-  <w:style w:type="table" w:styleId="1054">
+  <w:style w:type="table" w:styleId="1063">
     <w:name w:val="List Table 4 - Accent 6"/>
-    <w:basedOn w:val="1156"/>
+    <w:basedOn w:val="1165"/>
     <w:uiPriority w:val="99"/>
     <w:pPr>
       <w:pBdr/>
@@ -27722,9 +28622,9 @@
       </w:tcPr>
     </w:tblStylePr>
   </w:style>
-  <w:style w:type="table" w:styleId="1055">
+  <w:style w:type="table" w:styleId="1064">
     <w:name w:val="List Table 5 Dark"/>
-    <w:basedOn w:val="1156"/>
+    <w:basedOn w:val="1165"/>
     <w:uiPriority w:val="99"/>
     <w:pPr>
       <w:pBdr/>
@@ -27964,9 +28864,9 @@
       </w:tcPr>
     </w:tblStylePr>
   </w:style>
-  <w:style w:type="table" w:styleId="1056">
+  <w:style w:type="table" w:styleId="1065">
     <w:name w:val="List Table 5 Dark - Accent 1"/>
-    <w:basedOn w:val="1156"/>
+    <w:basedOn w:val="1165"/>
     <w:uiPriority w:val="99"/>
     <w:pPr>
       <w:pBdr/>
@@ -28206,9 +29106,9 @@
       </w:tcPr>
     </w:tblStylePr>
   </w:style>
-  <w:style w:type="table" w:styleId="1057">
+  <w:style w:type="table" w:styleId="1066">
     <w:name w:val="List Table 5 Dark - Accent 2"/>
-    <w:basedOn w:val="1156"/>
+    <w:basedOn w:val="1165"/>
     <w:uiPriority w:val="99"/>
     <w:pPr>
       <w:pBdr/>
@@ -28448,9 +29348,9 @@
       </w:tcPr>
     </w:tblStylePr>
   </w:style>
-  <w:style w:type="table" w:styleId="1058">
+  <w:style w:type="table" w:styleId="1067">
     <w:name w:val="List Table 5 Dark - Accent 3"/>
-    <w:basedOn w:val="1156"/>
+    <w:basedOn w:val="1165"/>
     <w:uiPriority w:val="99"/>
     <w:pPr>
       <w:pBdr/>
@@ -28690,9 +29590,9 @@
       </w:tcPr>
     </w:tblStylePr>
   </w:style>
-  <w:style w:type="table" w:styleId="1059">
+  <w:style w:type="table" w:styleId="1068">
     <w:name w:val="List Table 5 Dark - Accent 4"/>
-    <w:basedOn w:val="1156"/>
+    <w:basedOn w:val="1165"/>
     <w:uiPriority w:val="99"/>
     <w:pPr>
       <w:pBdr/>
@@ -28932,9 +29832,9 @@
       </w:tcPr>
     </w:tblStylePr>
   </w:style>
-  <w:style w:type="table" w:styleId="1060">
+  <w:style w:type="table" w:styleId="1069">
     <w:name w:val="List Table 5 Dark - Accent 5"/>
-    <w:basedOn w:val="1156"/>
+    <w:basedOn w:val="1165"/>
     <w:uiPriority w:val="99"/>
     <w:pPr>
       <w:pBdr/>
@@ -29174,9 +30074,9 @@
       </w:tcPr>
     </w:tblStylePr>
   </w:style>
-  <w:style w:type="table" w:styleId="1061">
+  <w:style w:type="table" w:styleId="1070">
     <w:name w:val="List Table 5 Dark - Accent 6"/>
-    <w:basedOn w:val="1156"/>
+    <w:basedOn w:val="1165"/>
     <w:uiPriority w:val="99"/>
     <w:pPr>
       <w:pBdr/>
@@ -29416,9 +30316,9 @@
       </w:tcPr>
     </w:tblStylePr>
   </w:style>
-  <w:style w:type="table" w:styleId="1062">
+  <w:style w:type="table" w:styleId="1071">
     <w:name w:val="List Table 6 Colorful"/>
-    <w:basedOn w:val="1156"/>
+    <w:basedOn w:val="1165"/>
     <w:uiPriority w:val="99"/>
     <w:pPr>
       <w:pBdr/>
@@ -29639,9 +30539,9 @@
       </w:tcPr>
     </w:tblStylePr>
   </w:style>
-  <w:style w:type="table" w:styleId="1063">
+  <w:style w:type="table" w:styleId="1072">
     <w:name w:val="List Table 6 Colorful - Accent 1"/>
-    <w:basedOn w:val="1156"/>
+    <w:basedOn w:val="1165"/>
     <w:uiPriority w:val="99"/>
     <w:pPr>
       <w:pBdr/>
@@ -29862,9 +30762,9 @@
       </w:tcPr>
     </w:tblStylePr>
   </w:style>
-  <w:style w:type="table" w:styleId="1064">
+  <w:style w:type="table" w:styleId="1073">
     <w:name w:val="List Table 6 Colorful - Accent 2"/>
-    <w:basedOn w:val="1156"/>
+    <w:basedOn w:val="1165"/>
     <w:uiPriority w:val="99"/>
     <w:pPr>
       <w:pBdr/>
@@ -30085,9 +30985,9 @@
       </w:tcPr>
     </w:tblStylePr>
   </w:style>
-  <w:style w:type="table" w:styleId="1065">
+  <w:style w:type="table" w:styleId="1074">
     <w:name w:val="List Table 6 Colorful - Accent 3"/>
-    <w:basedOn w:val="1156"/>
+    <w:basedOn w:val="1165"/>
     <w:uiPriority w:val="99"/>
     <w:pPr>
       <w:pBdr/>
@@ -30308,9 +31208,9 @@
       </w:tcPr>
     </w:tblStylePr>
   </w:style>
-  <w:style w:type="table" w:styleId="1066">
+  <w:style w:type="table" w:styleId="1075">
     <w:name w:val="List Table 6 Colorful - Accent 4"/>
-    <w:basedOn w:val="1156"/>
+    <w:basedOn w:val="1165"/>
     <w:uiPriority w:val="99"/>
     <w:pPr>
       <w:pBdr/>
@@ -30531,9 +31431,9 @@
       </w:tcPr>
     </w:tblStylePr>
   </w:style>
-  <w:style w:type="table" w:styleId="1067">
+  <w:style w:type="table" w:styleId="1076">
     <w:name w:val="List Table 6 Colorful - Accent 5"/>
-    <w:basedOn w:val="1156"/>
+    <w:basedOn w:val="1165"/>
     <w:uiPriority w:val="99"/>
     <w:pPr>
       <w:pBdr/>
@@ -30754,9 +31654,9 @@
       </w:tcPr>
     </w:tblStylePr>
   </w:style>
-  <w:style w:type="table" w:styleId="1068">
+  <w:style w:type="table" w:styleId="1077">
     <w:name w:val="List Table 6 Colorful - Accent 6"/>
-    <w:basedOn w:val="1156"/>
+    <w:basedOn w:val="1165"/>
     <w:uiPriority w:val="99"/>
     <w:pPr>
       <w:pBdr/>
@@ -30977,9 +31877,9 @@
       </w:tcPr>
     </w:tblStylePr>
   </w:style>
-  <w:style w:type="table" w:styleId="1069">
+  <w:style w:type="table" w:styleId="1078">
     <w:name w:val="List Table 7 Colorful"/>
-    <w:basedOn w:val="1156"/>
+    <w:basedOn w:val="1165"/>
     <w:uiPriority w:val="99"/>
     <w:pPr>
       <w:pBdr/>
@@ -31233,9 +32133,9 @@
       </w:tcPr>
     </w:tblStylePr>
   </w:style>
-  <w:style w:type="table" w:styleId="1070">
+  <w:style w:type="table" w:styleId="1079">
     <w:name w:val="List Table 7 Colorful - Accent 1"/>
-    <w:basedOn w:val="1156"/>
+    <w:basedOn w:val="1165"/>
     <w:uiPriority w:val="99"/>
     <w:pPr>
       <w:pBdr/>
@@ -31489,9 +32389,9 @@
       </w:tcPr>
     </w:tblStylePr>
   </w:style>
-  <w:style w:type="table" w:styleId="1071">
+  <w:style w:type="table" w:styleId="1080">
     <w:name w:val="List Table 7 Colorful - Accent 2"/>
-    <w:basedOn w:val="1156"/>
+    <w:basedOn w:val="1165"/>
     <w:uiPriority w:val="99"/>
     <w:pPr>
       <w:pBdr/>
@@ -31745,9 +32645,9 @@
       </w:tcPr>
     </w:tblStylePr>
   </w:style>
-  <w:style w:type="table" w:styleId="1072">
+  <w:style w:type="table" w:styleId="1081">
     <w:name w:val="List Table 7 Colorful - Accent 3"/>
-    <w:basedOn w:val="1156"/>
+    <w:basedOn w:val="1165"/>
     <w:uiPriority w:val="99"/>
     <w:pPr>
       <w:pBdr/>
@@ -32001,9 +32901,9 @@
       </w:tcPr>
     </w:tblStylePr>
   </w:style>
-  <w:style w:type="table" w:styleId="1073">
+  <w:style w:type="table" w:styleId="1082">
     <w:name w:val="List Table 7 Colorful - Accent 4"/>
-    <w:basedOn w:val="1156"/>
+    <w:basedOn w:val="1165"/>
     <w:uiPriority w:val="99"/>
     <w:pPr>
       <w:pBdr/>
@@ -32257,9 +33157,9 @@
       </w:tcPr>
     </w:tblStylePr>
   </w:style>
-  <w:style w:type="table" w:styleId="1074">
+  <w:style w:type="table" w:styleId="1083">
     <w:name w:val="List Table 7 Colorful - Accent 5"/>
-    <w:basedOn w:val="1156"/>
+    <w:basedOn w:val="1165"/>
     <w:uiPriority w:val="99"/>
     <w:pPr>
       <w:pBdr/>
@@ -32513,9 +33413,9 @@
       </w:tcPr>
     </w:tblStylePr>
   </w:style>
-  <w:style w:type="table" w:styleId="1075">
+  <w:style w:type="table" w:styleId="1084">
     <w:name w:val="List Table 7 Colorful - Accent 6"/>
-    <w:basedOn w:val="1156"/>
+    <w:basedOn w:val="1165"/>
     <w:uiPriority w:val="99"/>
     <w:pPr>
       <w:pBdr/>
@@ -32769,9 +33669,9 @@
       </w:tcPr>
     </w:tblStylePr>
   </w:style>
-  <w:style w:type="table" w:styleId="1076">
+  <w:style w:type="table" w:styleId="1085">
     <w:name w:val="Lined - Accent"/>
-    <w:basedOn w:val="1156"/>
+    <w:basedOn w:val="1165"/>
     <w:uiPriority w:val="99"/>
     <w:pPr>
       <w:pBdr/>
@@ -33006,9 +33906,9 @@
       </w:tcPr>
     </w:tblStylePr>
   </w:style>
-  <w:style w:type="table" w:styleId="1077">
+  <w:style w:type="table" w:styleId="1086">
     <w:name w:val="Lined - Accent 1"/>
-    <w:basedOn w:val="1156"/>
+    <w:basedOn w:val="1165"/>
     <w:uiPriority w:val="99"/>
     <w:pPr>
       <w:pBdr/>
@@ -33243,9 +34143,9 @@
       </w:tcPr>
     </w:tblStylePr>
   </w:style>
-  <w:style w:type="table" w:styleId="1078">
+  <w:style w:type="table" w:styleId="1087">
     <w:name w:val="Lined - Accent 2"/>
-    <w:basedOn w:val="1156"/>
+    <w:basedOn w:val="1165"/>
     <w:uiPriority w:val="99"/>
     <w:pPr>
       <w:pBdr/>
@@ -33480,9 +34380,9 @@
       </w:tcPr>
     </w:tblStylePr>
   </w:style>
-  <w:style w:type="table" w:styleId="1079">
+  <w:style w:type="table" w:styleId="1088">
     <w:name w:val="Lined - Accent 3"/>
-    <w:basedOn w:val="1156"/>
+    <w:basedOn w:val="1165"/>
     <w:uiPriority w:val="99"/>
     <w:pPr>
       <w:pBdr/>
@@ -33717,9 +34617,9 @@
       </w:tcPr>
     </w:tblStylePr>
   </w:style>
-  <w:style w:type="table" w:styleId="1080">
+  <w:style w:type="table" w:styleId="1089">
     <w:name w:val="Lined - Accent 4"/>
-    <w:basedOn w:val="1156"/>
+    <w:basedOn w:val="1165"/>
     <w:uiPriority w:val="99"/>
     <w:pPr>
       <w:pBdr/>
@@ -33954,9 +34854,9 @@
       </w:tcPr>
     </w:tblStylePr>
   </w:style>
-  <w:style w:type="table" w:styleId="1081">
+  <w:style w:type="table" w:styleId="1090">
     <w:name w:val="Lined - Accent 5"/>
-    <w:basedOn w:val="1156"/>
+    <w:basedOn w:val="1165"/>
     <w:uiPriority w:val="99"/>
     <w:pPr>
       <w:pBdr/>
@@ -34191,9 +35091,9 @@
       </w:tcPr>
     </w:tblStylePr>
   </w:style>
-  <w:style w:type="table" w:styleId="1082">
+  <w:style w:type="table" w:styleId="1091">
     <w:name w:val="Lined - Accent 6"/>
-    <w:basedOn w:val="1156"/>
+    <w:basedOn w:val="1165"/>
     <w:uiPriority w:val="99"/>
     <w:pPr>
       <w:pBdr/>
@@ -34428,9 +35328,9 @@
       </w:tcPr>
     </w:tblStylePr>
   </w:style>
-  <w:style w:type="table" w:styleId="1083">
+  <w:style w:type="table" w:styleId="1092">
     <w:name w:val="Bordered &amp; Lined - Accent"/>
-    <w:basedOn w:val="1156"/>
+    <w:basedOn w:val="1165"/>
     <w:uiPriority w:val="99"/>
     <w:pPr>
       <w:pBdr/>
@@ -34672,9 +35572,9 @@
       </w:tcPr>
     </w:tblStylePr>
   </w:style>
-  <w:style w:type="table" w:styleId="1084">
+  <w:style w:type="table" w:styleId="1093">
     <w:name w:val="Bordered &amp; Lined - Accent 1"/>
-    <w:basedOn w:val="1156"/>
+    <w:basedOn w:val="1165"/>
     <w:uiPriority w:val="99"/>
     <w:pPr>
       <w:pBdr/>
@@ -34916,9 +35816,9 @@
       </w:tcPr>
     </w:tblStylePr>
   </w:style>
-  <w:style w:type="table" w:styleId="1085">
+  <w:style w:type="table" w:styleId="1094">
     <w:name w:val="Bordered &amp; Lined - Accent 2"/>
-    <w:basedOn w:val="1156"/>
+    <w:basedOn w:val="1165"/>
     <w:uiPriority w:val="99"/>
     <w:pPr>
       <w:pBdr/>
@@ -35160,9 +36060,9 @@
       </w:tcPr>
     </w:tblStylePr>
   </w:style>
-  <w:style w:type="table" w:styleId="1086">
+  <w:style w:type="table" w:styleId="1095">
     <w:name w:val="Bordered &amp; Lined - Accent 3"/>
-    <w:basedOn w:val="1156"/>
+    <w:basedOn w:val="1165"/>
     <w:uiPriority w:val="99"/>
     <w:pPr>
       <w:pBdr/>
@@ -35404,9 +36304,9 @@
       </w:tcPr>
     </w:tblStylePr>
   </w:style>
-  <w:style w:type="table" w:styleId="1087">
+  <w:style w:type="table" w:styleId="1096">
     <w:name w:val="Bordered &amp; Lined - Accent 4"/>
-    <w:basedOn w:val="1156"/>
+    <w:basedOn w:val="1165"/>
     <w:uiPriority w:val="99"/>
     <w:pPr>
       <w:pBdr/>
@@ -35648,9 +36548,9 @@
       </w:tcPr>
     </w:tblStylePr>
   </w:style>
-  <w:style w:type="table" w:styleId="1088">
+  <w:style w:type="table" w:styleId="1097">
     <w:name w:val="Bordered &amp; Lined - Accent 5"/>
-    <w:basedOn w:val="1156"/>
+    <w:basedOn w:val="1165"/>
     <w:uiPriority w:val="99"/>
     <w:pPr>
       <w:pBdr/>
@@ -35892,9 +36792,9 @@
       </w:tcPr>
     </w:tblStylePr>
   </w:style>
-  <w:style w:type="table" w:styleId="1089">
+  <w:style w:type="table" w:styleId="1098">
     <w:name w:val="Bordered &amp; Lined - Accent 6"/>
-    <w:basedOn w:val="1156"/>
+    <w:basedOn w:val="1165"/>
     <w:uiPriority w:val="99"/>
     <w:pPr>
       <w:pBdr/>
@@ -36136,9 +37036,9 @@
       </w:tcPr>
     </w:tblStylePr>
   </w:style>
-  <w:style w:type="table" w:styleId="1090">
+  <w:style w:type="table" w:styleId="1099">
     <w:name w:val="Bordered"/>
-    <w:basedOn w:val="1156"/>
+    <w:basedOn w:val="1165"/>
     <w:uiPriority w:val="99"/>
     <w:pPr>
       <w:pBdr/>
@@ -36367,9 +37267,9 @@
       </w:tcPr>
     </w:tblStylePr>
   </w:style>
-  <w:style w:type="table" w:styleId="1091">
+  <w:style w:type="table" w:styleId="1100">
     <w:name w:val="Bordered - Accent 1"/>
-    <w:basedOn w:val="1156"/>
+    <w:basedOn w:val="1165"/>
     <w:uiPriority w:val="99"/>
     <w:pPr>
       <w:pBdr/>
@@ -36598,9 +37498,9 @@
       </w:tcPr>
     </w:tblStylePr>
   </w:style>
-  <w:style w:type="table" w:styleId="1092">
+  <w:style w:type="table" w:styleId="1101">
     <w:name w:val="Bordered - Accent 2"/>
-    <w:basedOn w:val="1156"/>
+    <w:basedOn w:val="1165"/>
     <w:uiPriority w:val="99"/>
     <w:pPr>
       <w:pBdr/>
@@ -36829,9 +37729,9 @@
       </w:tcPr>
     </w:tblStylePr>
   </w:style>
-  <w:style w:type="table" w:styleId="1093">
+  <w:style w:type="table" w:styleId="1102">
     <w:name w:val="Bordered - Accent 3"/>
-    <w:basedOn w:val="1156"/>
+    <w:basedOn w:val="1165"/>
     <w:uiPriority w:val="99"/>
     <w:pPr>
       <w:pBdr/>
@@ -37060,9 +37960,9 @@
       </w:tcPr>
     </w:tblStylePr>
   </w:style>
-  <w:style w:type="table" w:styleId="1094">
+  <w:style w:type="table" w:styleId="1103">
     <w:name w:val="Bordered - Accent 4"/>
-    <w:basedOn w:val="1156"/>
+    <w:basedOn w:val="1165"/>
     <w:uiPriority w:val="99"/>
     <w:pPr>
       <w:pBdr/>
@@ -37291,9 +38191,9 @@
       </w:tcPr>
     </w:tblStylePr>
   </w:style>
-  <w:style w:type="table" w:styleId="1095">
+  <w:style w:type="table" w:styleId="1104">
     <w:name w:val="Bordered - Accent 5"/>
-    <w:basedOn w:val="1156"/>
+    <w:basedOn w:val="1165"/>
     <w:uiPriority w:val="99"/>
     <w:pPr>
       <w:pBdr/>
@@ -37522,9 +38422,9 @@
       </w:tcPr>
     </w:tblStylePr>
   </w:style>
-  <w:style w:type="table" w:styleId="1096">
+  <w:style w:type="table" w:styleId="1105">
     <w:name w:val="Bordered - Accent 6"/>
-    <w:basedOn w:val="1156"/>
+    <w:basedOn w:val="1165"/>
     <w:uiPriority w:val="99"/>
     <w:pPr>
       <w:pBdr/>
@@ -37753,11 +38653,11 @@
       </w:tcPr>
     </w:tblStylePr>
   </w:style>
-  <w:style w:type="paragraph" w:styleId="1097">
+  <w:style w:type="paragraph" w:styleId="1106">
     <w:name w:val="Heading 1"/>
-    <w:basedOn w:val="1155"/>
-    <w:next w:val="1155"/>
-    <w:link w:val="1107"/>
+    <w:basedOn w:val="1164"/>
+    <w:next w:val="1164"/>
+    <w:link w:val="1116"/>
     <w:uiPriority w:val="9"/>
     <w:qFormat/>
     <w:pPr>
@@ -37775,11 +38675,11 @@
       <w:szCs w:val="40"/>
     </w:rPr>
   </w:style>
-  <w:style w:type="paragraph" w:styleId="1098">
+  <w:style w:type="paragraph" w:styleId="1107">
     <w:name w:val="Heading 2"/>
-    <w:basedOn w:val="1155"/>
-    <w:next w:val="1155"/>
-    <w:link w:val="1108"/>
+    <w:basedOn w:val="1164"/>
+    <w:next w:val="1164"/>
+    <w:link w:val="1117"/>
     <w:uiPriority w:val="9"/>
     <w:unhideWhenUsed/>
     <w:qFormat/>
@@ -37798,11 +38698,11 @@
       <w:szCs w:val="32"/>
     </w:rPr>
   </w:style>
-  <w:style w:type="paragraph" w:styleId="1099">
+  <w:style w:type="paragraph" w:styleId="1108">
     <w:name w:val="Heading 3"/>
-    <w:basedOn w:val="1155"/>
-    <w:next w:val="1155"/>
-    <w:link w:val="1109"/>
+    <w:basedOn w:val="1164"/>
+    <w:next w:val="1164"/>
+    <w:link w:val="1118"/>
     <w:uiPriority w:val="9"/>
     <w:unhideWhenUsed/>
     <w:qFormat/>
@@ -37821,11 +38721,11 @@
       <w:szCs w:val="28"/>
     </w:rPr>
   </w:style>
-  <w:style w:type="paragraph" w:styleId="1100">
+  <w:style w:type="paragraph" w:styleId="1109">
     <w:name w:val="Heading 4"/>
-    <w:basedOn w:val="1155"/>
-    <w:next w:val="1155"/>
-    <w:link w:val="1110"/>
+    <w:basedOn w:val="1164"/>
+    <w:next w:val="1164"/>
+    <w:link w:val="1119"/>
     <w:uiPriority w:val="9"/>
     <w:unhideWhenUsed/>
     <w:qFormat/>
@@ -37844,11 +38744,11 @@
       <w:color w:val="0f4761" w:themeColor="accent1" w:themeShade="BF"/>
     </w:rPr>
   </w:style>
-  <w:style w:type="paragraph" w:styleId="1101">
+  <w:style w:type="paragraph" w:styleId="1110">
     <w:name w:val="Heading 5"/>
-    <w:basedOn w:val="1155"/>
-    <w:next w:val="1155"/>
-    <w:link w:val="1111"/>
+    <w:basedOn w:val="1164"/>
+    <w:next w:val="1164"/>
+    <w:link w:val="1120"/>
     <w:uiPriority w:val="9"/>
     <w:unhideWhenUsed/>
     <w:qFormat/>
@@ -37865,11 +38765,11 @@
       <w:color w:val="0f4761" w:themeColor="accent1" w:themeShade="BF"/>
     </w:rPr>
   </w:style>
-  <w:style w:type="paragraph" w:styleId="1102">
+  <w:style w:type="paragraph" w:styleId="1111">
     <w:name w:val="Heading 6"/>
-    <w:basedOn w:val="1155"/>
-    <w:next w:val="1155"/>
-    <w:link w:val="1112"/>
+    <w:basedOn w:val="1164"/>
+    <w:next w:val="1164"/>
+    <w:link w:val="1121"/>
     <w:uiPriority w:val="9"/>
     <w:unhideWhenUsed/>
     <w:qFormat/>
@@ -37888,11 +38788,11 @@
       <w:color w:val="595959" w:themeColor="text1" w:themeTint="A6"/>
     </w:rPr>
   </w:style>
-  <w:style w:type="paragraph" w:styleId="1103">
+  <w:style w:type="paragraph" w:styleId="1112">
     <w:name w:val="Heading 7"/>
-    <w:basedOn w:val="1155"/>
-    <w:next w:val="1155"/>
-    <w:link w:val="1113"/>
+    <w:basedOn w:val="1164"/>
+    <w:next w:val="1164"/>
+    <w:link w:val="1122"/>
     <w:uiPriority w:val="9"/>
     <w:unhideWhenUsed/>
     <w:qFormat/>
@@ -37909,11 +38809,11 @@
       <w:color w:val="595959" w:themeColor="text1" w:themeTint="A6"/>
     </w:rPr>
   </w:style>
-  <w:style w:type="paragraph" w:styleId="1104">
+  <w:style w:type="paragraph" w:styleId="1113">
     <w:name w:val="Heading 8"/>
-    <w:basedOn w:val="1155"/>
-    <w:next w:val="1155"/>
-    <w:link w:val="1114"/>
+    <w:basedOn w:val="1164"/>
+    <w:next w:val="1164"/>
+    <w:link w:val="1123"/>
     <w:uiPriority w:val="9"/>
     <w:unhideWhenUsed/>
     <w:qFormat/>
@@ -37932,11 +38832,11 @@
       <w:color w:val="272727" w:themeColor="text1" w:themeTint="D8"/>
     </w:rPr>
   </w:style>
-  <w:style w:type="paragraph" w:styleId="1105">
+  <w:style w:type="paragraph" w:styleId="1114">
     <w:name w:val="Heading 9"/>
-    <w:basedOn w:val="1155"/>
-    <w:next w:val="1155"/>
-    <w:link w:val="1115"/>
+    <w:basedOn w:val="1164"/>
+    <w:next w:val="1164"/>
+    <w:link w:val="1124"/>
     <w:uiPriority w:val="9"/>
     <w:unhideWhenUsed/>
     <w:qFormat/>
@@ -37955,7 +38855,7 @@
       <w:color w:val="272727" w:themeColor="text1" w:themeTint="D8"/>
     </w:rPr>
   </w:style>
-  <w:style w:type="character" w:styleId="1106" w:default="1">
+  <w:style w:type="character" w:styleId="1115" w:default="1">
     <w:name w:val="Default Paragraph Font"/>
     <w:uiPriority w:val="1"/>
     <w:semiHidden/>
@@ -37966,10 +38866,10 @@
       <w:ind/>
     </w:pPr>
   </w:style>
-  <w:style w:type="character" w:styleId="1107">
+  <w:style w:type="character" w:styleId="1116">
     <w:name w:val="Heading 1 Char"/>
-    <w:basedOn w:val="1106"/>
-    <w:link w:val="1097"/>
+    <w:basedOn w:val="1115"/>
+    <w:link w:val="1106"/>
     <w:uiPriority w:val="9"/>
     <w:pPr>
       <w:pBdr/>
@@ -37983,10 +38883,10 @@
       <w:szCs w:val="40"/>
     </w:rPr>
   </w:style>
-  <w:style w:type="character" w:styleId="1108">
+  <w:style w:type="character" w:styleId="1117">
     <w:name w:val="Heading 2 Char"/>
-    <w:basedOn w:val="1106"/>
-    <w:link w:val="1098"/>
+    <w:basedOn w:val="1115"/>
+    <w:link w:val="1107"/>
     <w:uiPriority w:val="9"/>
     <w:pPr>
       <w:pBdr/>
@@ -38000,10 +38900,10 @@
       <w:szCs w:val="32"/>
     </w:rPr>
   </w:style>
-  <w:style w:type="character" w:styleId="1109">
+  <w:style w:type="character" w:styleId="1118">
     <w:name w:val="Heading 3 Char"/>
-    <w:basedOn w:val="1106"/>
-    <w:link w:val="1099"/>
+    <w:basedOn w:val="1115"/>
+    <w:link w:val="1108"/>
     <w:uiPriority w:val="9"/>
     <w:pPr>
       <w:pBdr/>
@@ -38017,10 +38917,10 @@
       <w:szCs w:val="28"/>
     </w:rPr>
   </w:style>
-  <w:style w:type="character" w:styleId="1110">
+  <w:style w:type="character" w:styleId="1119">
     <w:name w:val="Heading 4 Char"/>
-    <w:basedOn w:val="1106"/>
-    <w:link w:val="1100"/>
+    <w:basedOn w:val="1115"/>
+    <w:link w:val="1109"/>
     <w:uiPriority w:val="9"/>
     <w:pPr>
       <w:pBdr/>
@@ -38034,10 +38934,10 @@
       <w:color w:val="0f4761" w:themeColor="accent1" w:themeShade="BF"/>
     </w:rPr>
   </w:style>
-  <w:style w:type="character" w:styleId="1111">
+  <w:style w:type="character" w:styleId="1120">
     <w:name w:val="Heading 5 Char"/>
-    <w:basedOn w:val="1106"/>
-    <w:link w:val="1101"/>
+    <w:basedOn w:val="1115"/>
+    <w:link w:val="1110"/>
     <w:uiPriority w:val="9"/>
     <w:pPr>
       <w:pBdr/>
@@ -38049,10 +38949,10 @@
       <w:color w:val="0f4761" w:themeColor="accent1" w:themeShade="BF"/>
     </w:rPr>
   </w:style>
-  <w:style w:type="character" w:styleId="1112">
+  <w:style w:type="character" w:styleId="1121">
     <w:name w:val="Heading 6 Char"/>
-    <w:basedOn w:val="1106"/>
-    <w:link w:val="1102"/>
+    <w:basedOn w:val="1115"/>
+    <w:link w:val="1111"/>
     <w:uiPriority w:val="9"/>
     <w:pPr>
       <w:pBdr/>
@@ -38066,10 +38966,10 @@
       <w:color w:val="595959" w:themeColor="text1" w:themeTint="A6"/>
     </w:rPr>
   </w:style>
-  <w:style w:type="character" w:styleId="1113">
+  <w:style w:type="character" w:styleId="1122">
     <w:name w:val="Heading 7 Char"/>
-    <w:basedOn w:val="1106"/>
-    <w:link w:val="1103"/>
+    <w:basedOn w:val="1115"/>
+    <w:link w:val="1112"/>
     <w:uiPriority w:val="9"/>
     <w:pPr>
       <w:pBdr/>
@@ -38081,10 +38981,10 @@
       <w:color w:val="595959" w:themeColor="text1" w:themeTint="A6"/>
     </w:rPr>
   </w:style>
-  <w:style w:type="character" w:styleId="1114">
+  <w:style w:type="character" w:styleId="1123">
     <w:name w:val="Heading 8 Char"/>
-    <w:basedOn w:val="1106"/>
-    <w:link w:val="1104"/>
+    <w:basedOn w:val="1115"/>
+    <w:link w:val="1113"/>
     <w:uiPriority w:val="9"/>
     <w:pPr>
       <w:pBdr/>
@@ -38098,10 +38998,10 @@
       <w:color w:val="272727" w:themeColor="text1" w:themeTint="D8"/>
     </w:rPr>
   </w:style>
-  <w:style w:type="character" w:styleId="1115">
+  <w:style w:type="character" w:styleId="1124">
     <w:name w:val="Heading 9 Char"/>
-    <w:basedOn w:val="1106"/>
-    <w:link w:val="1105"/>
+    <w:basedOn w:val="1115"/>
+    <w:link w:val="1114"/>
     <w:uiPriority w:val="9"/>
     <w:pPr>
       <w:pBdr/>
@@ -38115,11 +39015,11 @@
       <w:color w:val="272727" w:themeColor="text1" w:themeTint="D8"/>
     </w:rPr>
   </w:style>
-  <w:style w:type="paragraph" w:styleId="1116">
+  <w:style w:type="paragraph" w:styleId="1125">
     <w:name w:val="Title"/>
-    <w:basedOn w:val="1155"/>
-    <w:next w:val="1155"/>
-    <w:link w:val="1117"/>
+    <w:basedOn w:val="1164"/>
+    <w:next w:val="1164"/>
+    <w:link w:val="1126"/>
     <w:uiPriority w:val="10"/>
     <w:qFormat/>
     <w:pPr>
@@ -38135,10 +39035,10 @@
       <w:szCs w:val="56"/>
     </w:rPr>
   </w:style>
-  <w:style w:type="character" w:styleId="1117">
+  <w:style w:type="character" w:styleId="1126">
     <w:name w:val="Title Char"/>
-    <w:basedOn w:val="1106"/>
-    <w:link w:val="1116"/>
+    <w:basedOn w:val="1115"/>
+    <w:link w:val="1125"/>
     <w:uiPriority w:val="10"/>
     <w:pPr>
       <w:pBdr/>
@@ -38152,11 +39052,11 @@
       <w:szCs w:val="56"/>
     </w:rPr>
   </w:style>
-  <w:style w:type="paragraph" w:styleId="1118">
+  <w:style w:type="paragraph" w:styleId="1127">
     <w:name w:val="Subtitle"/>
-    <w:basedOn w:val="1155"/>
-    <w:next w:val="1155"/>
-    <w:link w:val="1119"/>
+    <w:basedOn w:val="1164"/>
+    <w:next w:val="1164"/>
+    <w:link w:val="1128"/>
     <w:uiPriority w:val="11"/>
     <w:qFormat/>
     <w:pPr>
@@ -38174,10 +39074,10 @@
       <w:szCs w:val="28"/>
     </w:rPr>
   </w:style>
-  <w:style w:type="character" w:styleId="1119">
+  <w:style w:type="character" w:styleId="1128">
     <w:name w:val="Subtitle Char"/>
-    <w:basedOn w:val="1106"/>
-    <w:link w:val="1118"/>
+    <w:basedOn w:val="1115"/>
+    <w:link w:val="1127"/>
     <w:uiPriority w:val="11"/>
     <w:pPr>
       <w:pBdr/>
@@ -38191,11 +39091,11 @@
       <w:szCs w:val="28"/>
     </w:rPr>
   </w:style>
-  <w:style w:type="paragraph" w:styleId="1120">
+  <w:style w:type="paragraph" w:styleId="1129">
     <w:name w:val="Quote"/>
-    <w:basedOn w:val="1155"/>
-    <w:next w:val="1155"/>
-    <w:link w:val="1121"/>
+    <w:basedOn w:val="1164"/>
+    <w:next w:val="1164"/>
+    <w:link w:val="1130"/>
     <w:uiPriority w:val="29"/>
     <w:qFormat/>
     <w:pPr>
@@ -38210,10 +39110,10 @@
       <w:color w:val="404040" w:themeColor="text1" w:themeTint="BF"/>
     </w:rPr>
   </w:style>
-  <w:style w:type="character" w:styleId="1121">
+  <w:style w:type="character" w:styleId="1130">
     <w:name w:val="Quote Char"/>
-    <w:basedOn w:val="1106"/>
-    <w:link w:val="1120"/>
+    <w:basedOn w:val="1115"/>
+    <w:link w:val="1129"/>
     <w:uiPriority w:val="29"/>
     <w:pPr>
       <w:pBdr/>
@@ -38226,9 +39126,9 @@
       <w:color w:val="404040" w:themeColor="text1" w:themeTint="BF"/>
     </w:rPr>
   </w:style>
-  <w:style w:type="character" w:styleId="1122">
+  <w:style w:type="character" w:styleId="1131">
     <w:name w:val="Intense Emphasis"/>
-    <w:basedOn w:val="1106"/>
+    <w:basedOn w:val="1115"/>
     <w:uiPriority w:val="21"/>
     <w:qFormat/>
     <w:pPr>
@@ -38242,11 +39142,11 @@
       <w:color w:val="0f4761" w:themeColor="accent1" w:themeShade="BF"/>
     </w:rPr>
   </w:style>
-  <w:style w:type="paragraph" w:styleId="1123">
+  <w:style w:type="paragraph" w:styleId="1132">
     <w:name w:val="Intense Quote"/>
-    <w:basedOn w:val="1155"/>
-    <w:next w:val="1155"/>
-    <w:link w:val="1124"/>
+    <w:basedOn w:val="1164"/>
+    <w:next w:val="1164"/>
+    <w:link w:val="1133"/>
     <w:uiPriority w:val="30"/>
     <w:qFormat/>
     <w:pPr>
@@ -38264,10 +39164,10 @@
       <w:color w:val="0f4761" w:themeColor="accent1" w:themeShade="BF"/>
     </w:rPr>
   </w:style>
-  <w:style w:type="character" w:styleId="1124">
+  <w:style w:type="character" w:styleId="1133">
     <w:name w:val="Intense Quote Char"/>
-    <w:basedOn w:val="1106"/>
-    <w:link w:val="1123"/>
+    <w:basedOn w:val="1115"/>
+    <w:link w:val="1132"/>
     <w:uiPriority w:val="30"/>
     <w:pPr>
       <w:pBdr/>
@@ -38280,9 +39180,9 @@
       <w:color w:val="0f4761" w:themeColor="accent1" w:themeShade="BF"/>
     </w:rPr>
   </w:style>
-  <w:style w:type="character" w:styleId="1125">
+  <w:style w:type="character" w:styleId="1134">
     <w:name w:val="Intense Reference"/>
-    <w:basedOn w:val="1106"/>
+    <w:basedOn w:val="1115"/>
     <w:uiPriority w:val="32"/>
     <w:qFormat/>
     <w:pPr>
@@ -38298,9 +39198,9 @@
       <w:spacing w:val="5"/>
     </w:rPr>
   </w:style>
-  <w:style w:type="character" w:styleId="1126">
+  <w:style w:type="character" w:styleId="1135">
     <w:name w:val="Subtle Emphasis"/>
-    <w:basedOn w:val="1106"/>
+    <w:basedOn w:val="1115"/>
     <w:uiPriority w:val="19"/>
     <w:qFormat/>
     <w:pPr>
@@ -38314,9 +39214,9 @@
       <w:color w:val="404040" w:themeColor="text1" w:themeTint="BF"/>
     </w:rPr>
   </w:style>
-  <w:style w:type="character" w:styleId="1127">
+  <w:style w:type="character" w:styleId="1136">
     <w:name w:val="Emphasis"/>
-    <w:basedOn w:val="1106"/>
+    <w:basedOn w:val="1115"/>
     <w:uiPriority w:val="20"/>
     <w:qFormat/>
     <w:pPr>
@@ -38329,9 +39229,9 @@
       <w:iCs/>
     </w:rPr>
   </w:style>
-  <w:style w:type="character" w:styleId="1128">
+  <w:style w:type="character" w:styleId="1137">
     <w:name w:val="Strong"/>
-    <w:basedOn w:val="1106"/>
+    <w:basedOn w:val="1115"/>
     <w:uiPriority w:val="22"/>
     <w:qFormat/>
     <w:pPr>
@@ -38344,9 +39244,9 @@
       <w:bCs/>
     </w:rPr>
   </w:style>
-  <w:style w:type="character" w:styleId="1129">
+  <w:style w:type="character" w:styleId="1138">
     <w:name w:val="Subtle Reference"/>
-    <w:basedOn w:val="1106"/>
+    <w:basedOn w:val="1115"/>
     <w:uiPriority w:val="31"/>
     <w:qFormat/>
     <w:pPr>
@@ -38359,9 +39259,9 @@
       <w:color w:val="5a5a5a" w:themeColor="text1" w:themeTint="A5"/>
     </w:rPr>
   </w:style>
-  <w:style w:type="character" w:styleId="1130">
+  <w:style w:type="character" w:styleId="1139">
     <w:name w:val="Book Title"/>
-    <w:basedOn w:val="1106"/>
+    <w:basedOn w:val="1115"/>
     <w:uiPriority w:val="33"/>
     <w:qFormat/>
     <w:pPr>
@@ -38377,10 +39277,10 @@
       <w:spacing w:val="5"/>
     </w:rPr>
   </w:style>
-  <w:style w:type="paragraph" w:styleId="1131">
+  <w:style w:type="paragraph" w:styleId="1140">
     <w:name w:val="Header"/>
-    <w:basedOn w:val="1155"/>
-    <w:link w:val="1132"/>
+    <w:basedOn w:val="1164"/>
+    <w:link w:val="1141"/>
     <w:uiPriority w:val="99"/>
     <w:unhideWhenUsed/>
     <w:pPr>
@@ -38393,10 +39293,10 @@
       <w:ind/>
     </w:pPr>
   </w:style>
-  <w:style w:type="character" w:styleId="1132">
+  <w:style w:type="character" w:styleId="1141">
     <w:name w:val="Header Char"/>
-    <w:basedOn w:val="1106"/>
-    <w:link w:val="1131"/>
+    <w:basedOn w:val="1115"/>
+    <w:link w:val="1140"/>
     <w:uiPriority w:val="99"/>
     <w:pPr>
       <w:pBdr/>
@@ -38404,10 +39304,10 @@
       <w:ind/>
     </w:pPr>
   </w:style>
-  <w:style w:type="paragraph" w:styleId="1133">
+  <w:style w:type="paragraph" w:styleId="1142">
     <w:name w:val="Footer"/>
-    <w:basedOn w:val="1155"/>
-    <w:link w:val="1134"/>
+    <w:basedOn w:val="1164"/>
+    <w:link w:val="1143"/>
     <w:uiPriority w:val="99"/>
     <w:unhideWhenUsed/>
     <w:pPr>
@@ -38420,10 +39320,10 @@
       <w:ind/>
     </w:pPr>
   </w:style>
-  <w:style w:type="character" w:styleId="1134">
+  <w:style w:type="character" w:styleId="1143">
     <w:name w:val="Footer Char"/>
-    <w:basedOn w:val="1106"/>
-    <w:link w:val="1133"/>
+    <w:basedOn w:val="1115"/>
+    <w:link w:val="1142"/>
     <w:uiPriority w:val="99"/>
     <w:pPr>
       <w:pBdr/>
@@ -38431,10 +39331,10 @@
       <w:ind/>
     </w:pPr>
   </w:style>
-  <w:style w:type="paragraph" w:styleId="1135">
+  <w:style w:type="paragraph" w:styleId="1144">
     <w:name w:val="Caption"/>
-    <w:basedOn w:val="1155"/>
-    <w:next w:val="1155"/>
+    <w:basedOn w:val="1164"/>
+    <w:next w:val="1164"/>
     <w:uiPriority w:val="35"/>
     <w:unhideWhenUsed/>
     <w:qFormat/>
@@ -38451,10 +39351,10 @@
       <w:szCs w:val="18"/>
     </w:rPr>
   </w:style>
-  <w:style w:type="paragraph" w:styleId="1136">
+  <w:style w:type="paragraph" w:styleId="1145">
     <w:name w:val="footnote text"/>
-    <w:basedOn w:val="1155"/>
-    <w:link w:val="1137"/>
+    <w:basedOn w:val="1164"/>
+    <w:link w:val="1146"/>
     <w:uiPriority w:val="99"/>
     <w:semiHidden/>
     <w:unhideWhenUsed/>
@@ -38468,10 +39368,10 @@
       <w:szCs w:val="20"/>
     </w:rPr>
   </w:style>
-  <w:style w:type="character" w:styleId="1137">
+  <w:style w:type="character" w:styleId="1146">
     <w:name w:val="Footnote Text Char"/>
-    <w:basedOn w:val="1106"/>
-    <w:link w:val="1136"/>
+    <w:basedOn w:val="1115"/>
+    <w:link w:val="1145"/>
     <w:uiPriority w:val="99"/>
     <w:semiHidden/>
     <w:pPr>
@@ -38484,9 +39384,9 @@
       <w:szCs w:val="20"/>
     </w:rPr>
   </w:style>
-  <w:style w:type="character" w:styleId="1138">
+  <w:style w:type="character" w:styleId="1147">
     <w:name w:val="footnote reference"/>
-    <w:basedOn w:val="1106"/>
+    <w:basedOn w:val="1115"/>
     <w:uiPriority w:val="99"/>
     <w:semiHidden/>
     <w:unhideWhenUsed/>
@@ -38499,10 +39399,10 @@
       <w:vertAlign w:val="superscript"/>
     </w:rPr>
   </w:style>
-  <w:style w:type="paragraph" w:styleId="1139">
+  <w:style w:type="paragraph" w:styleId="1148">
     <w:name w:val="endnote text"/>
-    <w:basedOn w:val="1155"/>
-    <w:link w:val="1140"/>
+    <w:basedOn w:val="1164"/>
+    <w:link w:val="1149"/>
     <w:uiPriority w:val="99"/>
     <w:semiHidden/>
     <w:unhideWhenUsed/>
@@ -38516,10 +39416,10 @@
       <w:szCs w:val="20"/>
     </w:rPr>
   </w:style>
-  <w:style w:type="character" w:styleId="1140">
+  <w:style w:type="character" w:styleId="1149">
     <w:name w:val="Endnote Text Char"/>
-    <w:basedOn w:val="1106"/>
-    <w:link w:val="1139"/>
+    <w:basedOn w:val="1115"/>
+    <w:link w:val="1148"/>
     <w:uiPriority w:val="99"/>
     <w:semiHidden/>
     <w:pPr>
@@ -38532,9 +39432,9 @@
       <w:szCs w:val="20"/>
     </w:rPr>
   </w:style>
-  <w:style w:type="character" w:styleId="1141">
+  <w:style w:type="character" w:styleId="1150">
     <w:name w:val="endnote reference"/>
-    <w:basedOn w:val="1106"/>
+    <w:basedOn w:val="1115"/>
     <w:uiPriority w:val="99"/>
     <w:semiHidden/>
     <w:unhideWhenUsed/>
@@ -38547,9 +39447,9 @@
       <w:vertAlign w:val="superscript"/>
     </w:rPr>
   </w:style>
-  <w:style w:type="character" w:styleId="1142">
+  <w:style w:type="character" w:styleId="1151">
     <w:name w:val="Hyperlink"/>
-    <w:basedOn w:val="1106"/>
+    <w:basedOn w:val="1115"/>
     <w:uiPriority w:val="99"/>
     <w:unhideWhenUsed/>
     <w:pPr>
@@ -38562,9 +39462,9 @@
       <w:u w:val="single"/>
     </w:rPr>
   </w:style>
-  <w:style w:type="character" w:styleId="1143">
+  <w:style w:type="character" w:styleId="1152">
     <w:name w:val="FollowedHyperlink"/>
-    <w:basedOn w:val="1106"/>
+    <w:basedOn w:val="1115"/>
     <w:uiPriority w:val="99"/>
     <w:semiHidden/>
     <w:unhideWhenUsed/>
@@ -38578,10 +39478,10 @@
       <w:u w:val="single"/>
     </w:rPr>
   </w:style>
-  <w:style w:type="paragraph" w:styleId="1144">
+  <w:style w:type="paragraph" w:styleId="1153">
     <w:name w:val="toc 1"/>
-    <w:basedOn w:val="1155"/>
-    <w:next w:val="1155"/>
+    <w:basedOn w:val="1164"/>
+    <w:next w:val="1164"/>
     <w:uiPriority w:val="39"/>
     <w:unhideWhenUsed/>
     <w:pPr>
@@ -38590,10 +39490,10 @@
       <w:ind/>
     </w:pPr>
   </w:style>
-  <w:style w:type="paragraph" w:styleId="1145">
+  <w:style w:type="paragraph" w:styleId="1154">
     <w:name w:val="toc 2"/>
-    <w:basedOn w:val="1155"/>
-    <w:next w:val="1155"/>
+    <w:basedOn w:val="1164"/>
+    <w:next w:val="1164"/>
     <w:uiPriority w:val="39"/>
     <w:unhideWhenUsed/>
     <w:pPr>
@@ -38602,10 +39502,10 @@
       <w:ind w:left="220"/>
     </w:pPr>
   </w:style>
-  <w:style w:type="paragraph" w:styleId="1146">
+  <w:style w:type="paragraph" w:styleId="1155">
     <w:name w:val="toc 3"/>
-    <w:basedOn w:val="1155"/>
-    <w:next w:val="1155"/>
+    <w:basedOn w:val="1164"/>
+    <w:next w:val="1164"/>
     <w:uiPriority w:val="39"/>
     <w:unhideWhenUsed/>
     <w:pPr>
@@ -38614,10 +39514,10 @@
       <w:ind w:left="440"/>
     </w:pPr>
   </w:style>
-  <w:style w:type="paragraph" w:styleId="1147">
+  <w:style w:type="paragraph" w:styleId="1156">
     <w:name w:val="toc 4"/>
-    <w:basedOn w:val="1155"/>
-    <w:next w:val="1155"/>
+    <w:basedOn w:val="1164"/>
+    <w:next w:val="1164"/>
     <w:uiPriority w:val="39"/>
     <w:unhideWhenUsed/>
     <w:pPr>
@@ -38626,10 +39526,10 @@
       <w:ind w:left="660"/>
     </w:pPr>
   </w:style>
-  <w:style w:type="paragraph" w:styleId="1148">
+  <w:style w:type="paragraph" w:styleId="1157">
     <w:name w:val="toc 5"/>
-    <w:basedOn w:val="1155"/>
-    <w:next w:val="1155"/>
+    <w:basedOn w:val="1164"/>
+    <w:next w:val="1164"/>
     <w:uiPriority w:val="39"/>
     <w:unhideWhenUsed/>
     <w:pPr>
@@ -38638,10 +39538,10 @@
       <w:ind w:left="880"/>
     </w:pPr>
   </w:style>
-  <w:style w:type="paragraph" w:styleId="1149">
+  <w:style w:type="paragraph" w:styleId="1158">
     <w:name w:val="toc 6"/>
-    <w:basedOn w:val="1155"/>
-    <w:next w:val="1155"/>
+    <w:basedOn w:val="1164"/>
+    <w:next w:val="1164"/>
     <w:uiPriority w:val="39"/>
     <w:unhideWhenUsed/>
     <w:pPr>
@@ -38650,10 +39550,10 @@
       <w:ind w:left="1100"/>
     </w:pPr>
   </w:style>
-  <w:style w:type="paragraph" w:styleId="1150">
+  <w:style w:type="paragraph" w:styleId="1159">
     <w:name w:val="toc 7"/>
-    <w:basedOn w:val="1155"/>
-    <w:next w:val="1155"/>
+    <w:basedOn w:val="1164"/>
+    <w:next w:val="1164"/>
     <w:uiPriority w:val="39"/>
     <w:unhideWhenUsed/>
     <w:pPr>
@@ -38662,10 +39562,10 @@
       <w:ind w:left="1320"/>
     </w:pPr>
   </w:style>
-  <w:style w:type="paragraph" w:styleId="1151">
+  <w:style w:type="paragraph" w:styleId="1160">
     <w:name w:val="toc 8"/>
-    <w:basedOn w:val="1155"/>
-    <w:next w:val="1155"/>
+    <w:basedOn w:val="1164"/>
+    <w:next w:val="1164"/>
     <w:uiPriority w:val="39"/>
     <w:unhideWhenUsed/>
     <w:pPr>
@@ -38674,10 +39574,10 @@
       <w:ind w:left="1540"/>
     </w:pPr>
   </w:style>
-  <w:style w:type="paragraph" w:styleId="1152">
+  <w:style w:type="paragraph" w:styleId="1161">
     <w:name w:val="toc 9"/>
-    <w:basedOn w:val="1155"/>
-    <w:next w:val="1155"/>
+    <w:basedOn w:val="1164"/>
+    <w:next w:val="1164"/>
     <w:uiPriority w:val="39"/>
     <w:unhideWhenUsed/>
     <w:pPr>
@@ -38686,7 +39586,7 @@
       <w:ind w:left="1760"/>
     </w:pPr>
   </w:style>
-  <w:style w:type="paragraph" w:styleId="1153">
+  <w:style w:type="paragraph" w:styleId="1162">
     <w:name w:val="TOC Heading"/>
     <w:uiPriority w:val="39"/>
     <w:unhideWhenUsed/>
@@ -38696,10 +39596,10 @@
       <w:ind/>
     </w:pPr>
   </w:style>
-  <w:style w:type="paragraph" w:styleId="1154">
+  <w:style w:type="paragraph" w:styleId="1163">
     <w:name w:val="table of figures"/>
-    <w:basedOn w:val="1155"/>
-    <w:next w:val="1155"/>
+    <w:basedOn w:val="1164"/>
+    <w:next w:val="1164"/>
     <w:uiPriority w:val="99"/>
     <w:unhideWhenUsed/>
     <w:pPr>
@@ -38708,7 +39608,7 @@
       <w:ind/>
     </w:pPr>
   </w:style>
-  <w:style w:type="paragraph" w:styleId="1155" w:default="1">
+  <w:style w:type="paragraph" w:styleId="1164" w:default="1">
     <w:name w:val="Normal"/>
     <w:qFormat/>
     <w:pPr>
@@ -38717,7 +39617,7 @@
       <w:ind/>
     </w:pPr>
   </w:style>
-  <w:style w:type="table" w:styleId="1156" w:default="1">
+  <w:style w:type="table" w:styleId="1165" w:default="1">
     <w:name w:val="Normal Table"/>
     <w:uiPriority w:val="99"/>
     <w:semiHidden/>
@@ -38910,7 +39810,7 @@
       </w:tcPr>
     </w:tblStylePr>
   </w:style>
-  <w:style w:type="numbering" w:styleId="1157" w:default="1">
+  <w:style w:type="numbering" w:styleId="1166" w:default="1">
     <w:name w:val="No List"/>
     <w:uiPriority w:val="99"/>
     <w:semiHidden/>
@@ -38921,9 +39821,9 @@
       <w:ind/>
     </w:pPr>
   </w:style>
-  <w:style w:type="paragraph" w:styleId="1158">
+  <w:style w:type="paragraph" w:styleId="1167">
     <w:name w:val="No Spacing"/>
-    <w:basedOn w:val="1155"/>
+    <w:basedOn w:val="1164"/>
     <w:uiPriority w:val="1"/>
     <w:qFormat/>
     <w:pPr>
@@ -38932,9 +39832,9 @@
       <w:ind/>
     </w:pPr>
   </w:style>
-  <w:style w:type="paragraph" w:styleId="1159">
+  <w:style w:type="paragraph" w:styleId="1168">
     <w:name w:val="List Paragraph"/>
-    <w:basedOn w:val="1155"/>
+    <w:basedOn w:val="1164"/>
     <w:uiPriority w:val="34"/>
     <w:qFormat/>
     <w:pPr>
@@ -39253,7 +40153,7 @@
     <w:lsdException w:name="Bibliography" w:uiPriority="37"/>
     <w:lsdException w:name="TOC Heading" w:uiPriority="39" w:qFormat="1"/>
   </w:latentStyles>
-  <w:style w:type="table" w:styleId="1660" w:default="1">
+  <w:style w:type="table" w:styleId="1669" w:default="1">
     <w:name w:val="Normal Table"/>
     <w:uiPriority w:val="99"/>
     <w:semiHidden/>
@@ -39446,9 +40346,9 @@
       </w:tcPr>
     </w:tblStylePr>
   </w:style>
-  <w:style w:type="table" w:styleId="1661">
+  <w:style w:type="table" w:styleId="1670">
     <w:name w:val="Table Grid"/>
-    <w:basedOn w:val="1660"/>
+    <w:basedOn w:val="1669"/>
     <w:uiPriority w:val="59"/>
     <w:pPr>
       <w:pBdr/>
@@ -39645,9 +40545,9 @@
       </w:tcPr>
     </w:tblStylePr>
   </w:style>
-  <w:style w:type="table" w:styleId="1662">
+  <w:style w:type="table" w:styleId="1671">
     <w:name w:val="Table Grid Light"/>
-    <w:basedOn w:val="1660"/>
+    <w:basedOn w:val="1669"/>
     <w:uiPriority w:val="59"/>
     <w:pPr>
       <w:pBdr/>
@@ -39844,9 +40744,9 @@
       </w:tcPr>
     </w:tblStylePr>
   </w:style>
-  <w:style w:type="table" w:styleId="1663">
+  <w:style w:type="table" w:styleId="1672">
     <w:name w:val="Plain Table 1"/>
-    <w:basedOn w:val="1660"/>
+    <w:basedOn w:val="1669"/>
     <w:uiPriority w:val="59"/>
     <w:pPr>
       <w:pBdr/>
@@ -40069,9 +40969,9 @@
       </w:tcPr>
     </w:tblStylePr>
   </w:style>
-  <w:style w:type="table" w:styleId="1664">
+  <w:style w:type="table" w:styleId="1673">
     <w:name w:val="Plain Table 2"/>
-    <w:basedOn w:val="1660"/>
+    <w:basedOn w:val="1669"/>
     <w:uiPriority w:val="59"/>
     <w:pPr>
       <w:pBdr/>
@@ -40302,9 +41202,9 @@
       </w:tcPr>
     </w:tblStylePr>
   </w:style>
-  <w:style w:type="table" w:styleId="1665">
+  <w:style w:type="table" w:styleId="1674">
     <w:name w:val="Plain Table 3"/>
-    <w:basedOn w:val="1660"/>
+    <w:basedOn w:val="1669"/>
     <w:uiPriority w:val="99"/>
     <w:pPr>
       <w:pBdr/>
@@ -40532,9 +41432,9 @@
       </w:tcPr>
     </w:tblStylePr>
   </w:style>
-  <w:style w:type="table" w:styleId="1666">
+  <w:style w:type="table" w:styleId="1675">
     <w:name w:val="Plain Table 4"/>
-    <w:basedOn w:val="1660"/>
+    <w:basedOn w:val="1669"/>
     <w:uiPriority w:val="99"/>
     <w:pPr>
       <w:pBdr/>
@@ -40748,9 +41648,9 @@
       </w:tcPr>
     </w:tblStylePr>
   </w:style>
-  <w:style w:type="table" w:styleId="1667">
+  <w:style w:type="table" w:styleId="1676">
     <w:name w:val="Plain Table 5"/>
-    <w:basedOn w:val="1660"/>
+    <w:basedOn w:val="1669"/>
     <w:uiPriority w:val="99"/>
     <w:pPr>
       <w:pBdr/>
@@ -40981,9 +41881,9 @@
       </w:tcPr>
     </w:tblStylePr>
   </w:style>
-  <w:style w:type="table" w:styleId="1668">
+  <w:style w:type="table" w:styleId="1677">
     <w:name w:val="Grid Table 1 Light"/>
-    <w:basedOn w:val="1660"/>
+    <w:basedOn w:val="1669"/>
     <w:uiPriority w:val="99"/>
     <w:pPr>
       <w:pBdr/>
@@ -41204,9 +42104,9 @@
       </w:tcPr>
     </w:tblStylePr>
   </w:style>
-  <w:style w:type="table" w:styleId="1669">
+  <w:style w:type="table" w:styleId="1678">
     <w:name w:val="Grid Table 1 Light - Accent 1"/>
-    <w:basedOn w:val="1660"/>
+    <w:basedOn w:val="1669"/>
     <w:uiPriority w:val="99"/>
     <w:pPr>
       <w:pBdr/>
@@ -41427,9 +42327,9 @@
       </w:tcPr>
     </w:tblStylePr>
   </w:style>
-  <w:style w:type="table" w:styleId="1670">
+  <w:style w:type="table" w:styleId="1679">
     <w:name w:val="Grid Table 1 Light - Accent 2"/>
-    <w:basedOn w:val="1660"/>
+    <w:basedOn w:val="1669"/>
     <w:uiPriority w:val="99"/>
     <w:pPr>
       <w:pBdr/>
@@ -41650,9 +42550,9 @@
       </w:tcPr>
     </w:tblStylePr>
   </w:style>
-  <w:style w:type="table" w:styleId="1671">
+  <w:style w:type="table" w:styleId="1680">
     <w:name w:val="Grid Table 1 Light - Accent 3"/>
-    <w:basedOn w:val="1660"/>
+    <w:basedOn w:val="1669"/>
     <w:uiPriority w:val="99"/>
     <w:pPr>
       <w:pBdr/>
@@ -41873,9 +42773,9 @@
       </w:tcPr>
     </w:tblStylePr>
   </w:style>
-  <w:style w:type="table" w:styleId="1672">
+  <w:style w:type="table" w:styleId="1681">
     <w:name w:val="Grid Table 1 Light - Accent 4"/>
-    <w:basedOn w:val="1660"/>
+    <w:basedOn w:val="1669"/>
     <w:uiPriority w:val="99"/>
     <w:pPr>
       <w:pBdr/>
@@ -42096,9 +42996,9 @@
       </w:tcPr>
     </w:tblStylePr>
   </w:style>
-  <w:style w:type="table" w:styleId="1673">
+  <w:style w:type="table" w:styleId="1682">
     <w:name w:val="Grid Table 1 Light - Accent 5"/>
-    <w:basedOn w:val="1660"/>
+    <w:basedOn w:val="1669"/>
     <w:uiPriority w:val="99"/>
     <w:pPr>
       <w:pBdr/>
@@ -42319,9 +43219,9 @@
       </w:tcPr>
     </w:tblStylePr>
   </w:style>
-  <w:style w:type="table" w:styleId="1674">
+  <w:style w:type="table" w:styleId="1683">
     <w:name w:val="Grid Table 1 Light - Accent 6"/>
-    <w:basedOn w:val="1660"/>
+    <w:basedOn w:val="1669"/>
     <w:uiPriority w:val="99"/>
     <w:pPr>
       <w:pBdr/>
@@ -42542,9 +43442,9 @@
       </w:tcPr>
     </w:tblStylePr>
   </w:style>
-  <w:style w:type="table" w:styleId="1675">
+  <w:style w:type="table" w:styleId="1684">
     <w:name w:val="Grid Table 2"/>
-    <w:basedOn w:val="1660"/>
+    <w:basedOn w:val="1669"/>
     <w:uiPriority w:val="99"/>
     <w:pPr>
       <w:pBdr/>
@@ -42774,9 +43674,9 @@
       </w:tcPr>
     </w:tblStylePr>
   </w:style>
-  <w:style w:type="table" w:styleId="1676">
+  <w:style w:type="table" w:styleId="1685">
     <w:name w:val="Grid Table 2 - Accent 1"/>
-    <w:basedOn w:val="1660"/>
+    <w:basedOn w:val="1669"/>
     <w:uiPriority w:val="99"/>
     <w:pPr>
       <w:pBdr/>
@@ -43006,9 +43906,9 @@
       </w:tcPr>
     </w:tblStylePr>
   </w:style>
-  <w:style w:type="table" w:styleId="1677">
+  <w:style w:type="table" w:styleId="1686">
     <w:name w:val="Grid Table 2 - Accent 2"/>
-    <w:basedOn w:val="1660"/>
+    <w:basedOn w:val="1669"/>
     <w:uiPriority w:val="99"/>
     <w:pPr>
       <w:pBdr/>
@@ -43238,9 +44138,9 @@
       </w:tcPr>
     </w:tblStylePr>
   </w:style>
-  <w:style w:type="table" w:styleId="1678">
+  <w:style w:type="table" w:styleId="1687">
     <w:name w:val="Grid Table 2 - Accent 3"/>
-    <w:basedOn w:val="1660"/>
+    <w:basedOn w:val="1669"/>
     <w:uiPriority w:val="99"/>
     <w:pPr>
       <w:pBdr/>
@@ -43470,9 +44370,9 @@
       </w:tcPr>
     </w:tblStylePr>
   </w:style>
-  <w:style w:type="table" w:styleId="1679">
+  <w:style w:type="table" w:styleId="1688">
     <w:name w:val="Grid Table 2 - Accent 4"/>
-    <w:basedOn w:val="1660"/>
+    <w:basedOn w:val="1669"/>
     <w:uiPriority w:val="99"/>
     <w:pPr>
       <w:pBdr/>
@@ -43702,9 +44602,9 @@
       </w:tcPr>
     </w:tblStylePr>
   </w:style>
-  <w:style w:type="table" w:styleId="1680">
+  <w:style w:type="table" w:styleId="1689">
     <w:name w:val="Grid Table 2 - Accent 5"/>
-    <w:basedOn w:val="1660"/>
+    <w:basedOn w:val="1669"/>
     <w:uiPriority w:val="99"/>
     <w:pPr>
       <w:pBdr/>
@@ -43934,9 +44834,9 @@
       </w:tcPr>
     </w:tblStylePr>
   </w:style>
-  <w:style w:type="table" w:styleId="1681">
+  <w:style w:type="table" w:styleId="1690">
     <w:name w:val="Grid Table 2 - Accent 6"/>
-    <w:basedOn w:val="1660"/>
+    <w:basedOn w:val="1669"/>
     <w:uiPriority w:val="99"/>
     <w:pPr>
       <w:pBdr/>
@@ -44166,9 +45066,9 @@
       </w:tcPr>
     </w:tblStylePr>
   </w:style>
-  <w:style w:type="table" w:styleId="1682">
+  <w:style w:type="table" w:styleId="1691">
     <w:name w:val="Grid Table 3"/>
-    <w:basedOn w:val="1660"/>
+    <w:basedOn w:val="1669"/>
     <w:uiPriority w:val="99"/>
     <w:pPr>
       <w:pBdr/>
@@ -44411,9 +45311,9 @@
       </w:tcPr>
     </w:tblStylePr>
   </w:style>
-  <w:style w:type="table" w:styleId="1683">
+  <w:style w:type="table" w:styleId="1692">
     <w:name w:val="Grid Table 3 - Accent 1"/>
-    <w:basedOn w:val="1660"/>
+    <w:basedOn w:val="1669"/>
     <w:uiPriority w:val="99"/>
     <w:pPr>
       <w:pBdr/>
@@ -44656,9 +45556,9 @@
       </w:tcPr>
     </w:tblStylePr>
   </w:style>
-  <w:style w:type="table" w:styleId="1684">
+  <w:style w:type="table" w:styleId="1693">
     <w:name w:val="Grid Table 3 - Accent 2"/>
-    <w:basedOn w:val="1660"/>
+    <w:basedOn w:val="1669"/>
     <w:uiPriority w:val="99"/>
     <w:pPr>
       <w:pBdr/>
@@ -44901,9 +45801,9 @@
       </w:tcPr>
     </w:tblStylePr>
   </w:style>
-  <w:style w:type="table" w:styleId="1685">
+  <w:style w:type="table" w:styleId="1694">
     <w:name w:val="Grid Table 3 - Accent 3"/>
-    <w:basedOn w:val="1660"/>
+    <w:basedOn w:val="1669"/>
     <w:uiPriority w:val="99"/>
     <w:pPr>
       <w:pBdr/>
@@ -45146,9 +46046,9 @@
       </w:tcPr>
     </w:tblStylePr>
   </w:style>
-  <w:style w:type="table" w:styleId="1686">
+  <w:style w:type="table" w:styleId="1695">
     <w:name w:val="Grid Table 3 - Accent 4"/>
-    <w:basedOn w:val="1660"/>
+    <w:basedOn w:val="1669"/>
     <w:uiPriority w:val="99"/>
     <w:pPr>
       <w:pBdr/>
@@ -45391,9 +46291,9 @@
       </w:tcPr>
     </w:tblStylePr>
   </w:style>
-  <w:style w:type="table" w:styleId="1687">
+  <w:style w:type="table" w:styleId="1696">
     <w:name w:val="Grid Table 3 - Accent 5"/>
-    <w:basedOn w:val="1660"/>
+    <w:basedOn w:val="1669"/>
     <w:uiPriority w:val="99"/>
     <w:pPr>
       <w:pBdr/>
@@ -45636,9 +46536,9 @@
       </w:tcPr>
     </w:tblStylePr>
   </w:style>
-  <w:style w:type="table" w:styleId="1688">
+  <w:style w:type="table" w:styleId="1697">
     <w:name w:val="Grid Table 3 - Accent 6"/>
-    <w:basedOn w:val="1660"/>
+    <w:basedOn w:val="1669"/>
     <w:uiPriority w:val="99"/>
     <w:pPr>
       <w:pBdr/>
@@ -45881,9 +46781,9 @@
       </w:tcPr>
     </w:tblStylePr>
   </w:style>
-  <w:style w:type="table" w:styleId="1689">
+  <w:style w:type="table" w:styleId="1698">
     <w:name w:val="Grid Table 4"/>
-    <w:basedOn w:val="1660"/>
+    <w:basedOn w:val="1669"/>
     <w:uiPriority w:val="59"/>
     <w:pPr>
       <w:pBdr/>
@@ -46114,9 +47014,9 @@
       </w:tcPr>
     </w:tblStylePr>
   </w:style>
-  <w:style w:type="table" w:styleId="1690">
+  <w:style w:type="table" w:styleId="1699">
     <w:name w:val="Grid Table 4 - Accent 1"/>
-    <w:basedOn w:val="1660"/>
+    <w:basedOn w:val="1669"/>
     <w:uiPriority w:val="59"/>
     <w:pPr>
       <w:pBdr/>
@@ -46347,9 +47247,9 @@
       </w:tcPr>
     </w:tblStylePr>
   </w:style>
-  <w:style w:type="table" w:styleId="1691">
+  <w:style w:type="table" w:styleId="1700">
     <w:name w:val="Grid Table 4 - Accent 2"/>
-    <w:basedOn w:val="1660"/>
+    <w:basedOn w:val="1669"/>
     <w:uiPriority w:val="59"/>
     <w:pPr>
       <w:pBdr/>
@@ -46580,9 +47480,9 @@
       </w:tcPr>
     </w:tblStylePr>
   </w:style>
-  <w:style w:type="table" w:styleId="1692">
+  <w:style w:type="table" w:styleId="1701">
     <w:name w:val="Grid Table 4 - Accent 3"/>
-    <w:basedOn w:val="1660"/>
+    <w:basedOn w:val="1669"/>
     <w:uiPriority w:val="59"/>
     <w:pPr>
       <w:pBdr/>
@@ -46813,9 +47713,9 @@
       </w:tcPr>
     </w:tblStylePr>
   </w:style>
-  <w:style w:type="table" w:styleId="1693">
+  <w:style w:type="table" w:styleId="1702">
     <w:name w:val="Grid Table 4 - Accent 4"/>
-    <w:basedOn w:val="1660"/>
+    <w:basedOn w:val="1669"/>
     <w:uiPriority w:val="59"/>
     <w:pPr>
       <w:pBdr/>
@@ -47046,9 +47946,9 @@
       </w:tcPr>
     </w:tblStylePr>
   </w:style>
-  <w:style w:type="table" w:styleId="1694">
+  <w:style w:type="table" w:styleId="1703">
     <w:name w:val="Grid Table 4 - Accent 5"/>
-    <w:basedOn w:val="1660"/>
+    <w:basedOn w:val="1669"/>
     <w:uiPriority w:val="59"/>
     <w:pPr>
       <w:pBdr/>
@@ -47279,9 +48179,9 @@
       </w:tcPr>
     </w:tblStylePr>
   </w:style>
-  <w:style w:type="table" w:styleId="1695">
+  <w:style w:type="table" w:styleId="1704">
     <w:name w:val="Grid Table 4 - Accent 6"/>
-    <w:basedOn w:val="1660"/>
+    <w:basedOn w:val="1669"/>
     <w:uiPriority w:val="59"/>
     <w:pPr>
       <w:pBdr/>
@@ -47512,9 +48412,9 @@
       </w:tcPr>
     </w:tblStylePr>
   </w:style>
-  <w:style w:type="table" w:styleId="1696">
+  <w:style w:type="table" w:styleId="1705">
     <w:name w:val="Grid Table 5 Dark"/>
-    <w:basedOn w:val="1660"/>
+    <w:basedOn w:val="1669"/>
     <w:uiPriority w:val="99"/>
     <w:pPr>
       <w:pBdr/>
@@ -47740,9 +48640,9 @@
       </w:tcPr>
     </w:tblStylePr>
   </w:style>
-  <w:style w:type="table" w:styleId="1697">
+  <w:style w:type="table" w:styleId="1706">
     <w:name w:val="Grid Table 5 Dark- Accent 1"/>
-    <w:basedOn w:val="1660"/>
+    <w:basedOn w:val="1669"/>
     <w:uiPriority w:val="99"/>
     <w:pPr>
       <w:pBdr/>
@@ -47968,9 +48868,9 @@
       </w:tcPr>
     </w:tblStylePr>
   </w:style>
-  <w:style w:type="table" w:styleId="1698">
+  <w:style w:type="table" w:styleId="1707">
     <w:name w:val="Grid Table 5 Dark - Accent 2"/>
-    <w:basedOn w:val="1660"/>
+    <w:basedOn w:val="1669"/>
     <w:uiPriority w:val="99"/>
     <w:pPr>
       <w:pBdr/>
@@ -48196,9 +49096,9 @@
       </w:tcPr>
     </w:tblStylePr>
   </w:style>
-  <w:style w:type="table" w:styleId="1699">
+  <w:style w:type="table" w:styleId="1708">
     <w:name w:val="Grid Table 5 Dark - Accent 3"/>
-    <w:basedOn w:val="1660"/>
+    <w:basedOn w:val="1669"/>
     <w:uiPriority w:val="99"/>
     <w:pPr>
       <w:pBdr/>
@@ -48424,9 +49324,9 @@
       </w:tcPr>
     </w:tblStylePr>
   </w:style>
-  <w:style w:type="table" w:styleId="1700">
+  <w:style w:type="table" w:styleId="1709">
     <w:name w:val="Grid Table 5 Dark- Accent 4"/>
-    <w:basedOn w:val="1660"/>
+    <w:basedOn w:val="1669"/>
     <w:uiPriority w:val="99"/>
     <w:pPr>
       <w:pBdr/>
@@ -48652,9 +49552,9 @@
       </w:tcPr>
     </w:tblStylePr>
   </w:style>
-  <w:style w:type="table" w:styleId="1701">
+  <w:style w:type="table" w:styleId="1710">
     <w:name w:val="Grid Table 5 Dark - Accent 5"/>
-    <w:basedOn w:val="1660"/>
+    <w:basedOn w:val="1669"/>
     <w:uiPriority w:val="99"/>
     <w:pPr>
       <w:pBdr/>
@@ -48880,9 +49780,9 @@
       </w:tcPr>
     </w:tblStylePr>
   </w:style>
-  <w:style w:type="table" w:styleId="1702">
+  <w:style w:type="table" w:styleId="1711">
     <w:name w:val="Grid Table 5 Dark - Accent 6"/>
-    <w:basedOn w:val="1660"/>
+    <w:basedOn w:val="1669"/>
     <w:uiPriority w:val="99"/>
     <w:pPr>
       <w:pBdr/>
@@ -49108,9 +50008,9 @@
       </w:tcPr>
     </w:tblStylePr>
   </w:style>
-  <w:style w:type="table" w:styleId="1703">
+  <w:style w:type="table" w:styleId="1712">
     <w:name w:val="Grid Table 6 Colorful"/>
-    <w:basedOn w:val="1660"/>
+    <w:basedOn w:val="1669"/>
     <w:uiPriority w:val="99"/>
     <w:pPr>
       <w:pBdr/>
@@ -49338,9 +50238,9 @@
       </w:tcPr>
     </w:tblStylePr>
   </w:style>
-  <w:style w:type="table" w:styleId="1704">
+  <w:style w:type="table" w:styleId="1713">
     <w:name w:val="Grid Table 6 Colorful - Accent 1"/>
-    <w:basedOn w:val="1660"/>
+    <w:basedOn w:val="1669"/>
     <w:uiPriority w:val="99"/>
     <w:pPr>
       <w:pBdr/>
@@ -49568,9 +50468,9 @@
       </w:tcPr>
     </w:tblStylePr>
   </w:style>
-  <w:style w:type="table" w:styleId="1705">
+  <w:style w:type="table" w:styleId="1714">
     <w:name w:val="Grid Table 6 Colorful - Accent 2"/>
-    <w:basedOn w:val="1660"/>
+    <w:basedOn w:val="1669"/>
     <w:uiPriority w:val="99"/>
     <w:pPr>
       <w:pBdr/>
@@ -49798,9 +50698,9 @@
       </w:tcPr>
     </w:tblStylePr>
   </w:style>
-  <w:style w:type="table" w:styleId="1706">
+  <w:style w:type="table" w:styleId="1715">
     <w:name w:val="Grid Table 6 Colorful - Accent 3"/>
-    <w:basedOn w:val="1660"/>
+    <w:basedOn w:val="1669"/>
     <w:uiPriority w:val="99"/>
     <w:pPr>
       <w:pBdr/>
@@ -50028,9 +50928,9 @@
       </w:tcPr>
     </w:tblStylePr>
   </w:style>
-  <w:style w:type="table" w:styleId="1707">
+  <w:style w:type="table" w:styleId="1716">
     <w:name w:val="Grid Table 6 Colorful - Accent 4"/>
-    <w:basedOn w:val="1660"/>
+    <w:basedOn w:val="1669"/>
     <w:uiPriority w:val="99"/>
     <w:pPr>
       <w:pBdr/>
@@ -50258,9 +51158,9 @@
       </w:tcPr>
     </w:tblStylePr>
   </w:style>
-  <w:style w:type="table" w:styleId="1708">
+  <w:style w:type="table" w:styleId="1717">
     <w:name w:val="Grid Table 6 Colorful - Accent 5"/>
-    <w:basedOn w:val="1660"/>
+    <w:basedOn w:val="1669"/>
     <w:uiPriority w:val="99"/>
     <w:pPr>
       <w:pBdr/>
@@ -50488,9 +51388,9 @@
       </w:tcPr>
     </w:tblStylePr>
   </w:style>
-  <w:style w:type="table" w:styleId="1709">
+  <w:style w:type="table" w:styleId="1718">
     <w:name w:val="Grid Table 6 Colorful - Accent 6"/>
-    <w:basedOn w:val="1660"/>
+    <w:basedOn w:val="1669"/>
     <w:uiPriority w:val="99"/>
     <w:pPr>
       <w:pBdr/>
@@ -50718,9 +51618,9 @@
       </w:tcPr>
     </w:tblStylePr>
   </w:style>
-  <w:style w:type="table" w:styleId="1710">
+  <w:style w:type="table" w:styleId="1719">
     <w:name w:val="Grid Table 7 Colorful"/>
-    <w:basedOn w:val="1660"/>
+    <w:basedOn w:val="1669"/>
     <w:uiPriority w:val="99"/>
     <w:pPr>
       <w:pBdr/>
@@ -50972,9 +51872,9 @@
       </w:tcPr>
     </w:tblStylePr>
   </w:style>
-  <w:style w:type="table" w:styleId="1711">
+  <w:style w:type="table" w:styleId="1720">
     <w:name w:val="Grid Table 7 Colorful - Accent 1"/>
-    <w:basedOn w:val="1660"/>
+    <w:basedOn w:val="1669"/>
     <w:uiPriority w:val="99"/>
     <w:pPr>
       <w:pBdr/>
@@ -51226,9 +52126,9 @@
       </w:tcPr>
     </w:tblStylePr>
   </w:style>
-  <w:style w:type="table" w:styleId="1712">
+  <w:style w:type="table" w:styleId="1721">
     <w:name w:val="Grid Table 7 Colorful - Accent 2"/>
-    <w:basedOn w:val="1660"/>
+    <w:basedOn w:val="1669"/>
     <w:uiPriority w:val="99"/>
     <w:pPr>
       <w:pBdr/>
@@ -51480,9 +52380,9 @@
       </w:tcPr>
     </w:tblStylePr>
   </w:style>
-  <w:style w:type="table" w:styleId="1713">
+  <w:style w:type="table" w:styleId="1722">
     <w:name w:val="Grid Table 7 Colorful - Accent 3"/>
-    <w:basedOn w:val="1660"/>
+    <w:basedOn w:val="1669"/>
     <w:uiPriority w:val="99"/>
     <w:pPr>
       <w:pBdr/>
@@ -51734,9 +52634,9 @@
       </w:tcPr>
     </w:tblStylePr>
   </w:style>
-  <w:style w:type="table" w:styleId="1714">
+  <w:style w:type="table" w:styleId="1723">
     <w:name w:val="Grid Table 7 Colorful - Accent 4"/>
-    <w:basedOn w:val="1660"/>
+    <w:basedOn w:val="1669"/>
     <w:uiPriority w:val="99"/>
     <w:pPr>
       <w:pBdr/>
@@ -51988,9 +52888,9 @@
       </w:tcPr>
     </w:tblStylePr>
   </w:style>
-  <w:style w:type="table" w:styleId="1715">
+  <w:style w:type="table" w:styleId="1724">
     <w:name w:val="Grid Table 7 Colorful - Accent 5"/>
-    <w:basedOn w:val="1660"/>
+    <w:basedOn w:val="1669"/>
     <w:uiPriority w:val="99"/>
     <w:pPr>
       <w:pBdr/>
@@ -52242,9 +53142,9 @@
       </w:tcPr>
     </w:tblStylePr>
   </w:style>
-  <w:style w:type="table" w:styleId="1716">
+  <w:style w:type="table" w:styleId="1725">
     <w:name w:val="Grid Table 7 Colorful - Accent 6"/>
-    <w:basedOn w:val="1660"/>
+    <w:basedOn w:val="1669"/>
     <w:uiPriority w:val="99"/>
     <w:pPr>
       <w:pBdr/>
@@ -52496,9 +53396,9 @@
       </w:tcPr>
     </w:tblStylePr>
   </w:style>
-  <w:style w:type="table" w:styleId="1717">
+  <w:style w:type="table" w:styleId="1726">
     <w:name w:val="List Table 1 Light"/>
-    <w:basedOn w:val="1660"/>
+    <w:basedOn w:val="1669"/>
     <w:uiPriority w:val="99"/>
     <w:pPr>
       <w:pBdr/>
@@ -52712,9 +53612,9 @@
       </w:tcPr>
     </w:tblStylePr>
   </w:style>
-  <w:style w:type="table" w:styleId="1718">
+  <w:style w:type="table" w:styleId="1727">
     <w:name w:val="List Table 1 Light - Accent 1"/>
-    <w:basedOn w:val="1660"/>
+    <w:basedOn w:val="1669"/>
     <w:uiPriority w:val="99"/>
     <w:pPr>
       <w:pBdr/>
@@ -52928,9 +53828,9 @@
       </w:tcPr>
     </w:tblStylePr>
   </w:style>
-  <w:style w:type="table" w:styleId="1719">
+  <w:style w:type="table" w:styleId="1728">
     <w:name w:val="List Table 1 Light - Accent 2"/>
-    <w:basedOn w:val="1660"/>
+    <w:basedOn w:val="1669"/>
     <w:uiPriority w:val="99"/>
     <w:pPr>
       <w:pBdr/>
@@ -53144,9 +54044,9 @@
       </w:tcPr>
     </w:tblStylePr>
   </w:style>
-  <w:style w:type="table" w:styleId="1720">
+  <w:style w:type="table" w:styleId="1729">
     <w:name w:val="List Table 1 Light - Accent 3"/>
-    <w:basedOn w:val="1660"/>
+    <w:basedOn w:val="1669"/>
     <w:uiPriority w:val="99"/>
     <w:pPr>
       <w:pBdr/>
@@ -53360,9 +54260,9 @@
       </w:tcPr>
     </w:tblStylePr>
   </w:style>
-  <w:style w:type="table" w:styleId="1721">
+  <w:style w:type="table" w:styleId="1730">
     <w:name w:val="List Table 1 Light - Accent 4"/>
-    <w:basedOn w:val="1660"/>
+    <w:basedOn w:val="1669"/>
     <w:uiPriority w:val="99"/>
     <w:pPr>
       <w:pBdr/>
@@ -53576,9 +54476,9 @@
       </w:tcPr>
     </w:tblStylePr>
   </w:style>
-  <w:style w:type="table" w:styleId="1722">
+  <w:style w:type="table" w:styleId="1731">
     <w:name w:val="List Table 1 Light - Accent 5"/>
-    <w:basedOn w:val="1660"/>
+    <w:basedOn w:val="1669"/>
     <w:uiPriority w:val="99"/>
     <w:pPr>
       <w:pBdr/>
@@ -53792,9 +54692,9 @@
       </w:tcPr>
     </w:tblStylePr>
   </w:style>
-  <w:style w:type="table" w:styleId="1723">
+  <w:style w:type="table" w:styleId="1732">
     <w:name w:val="List Table 1 Light - Accent 6"/>
-    <w:basedOn w:val="1660"/>
+    <w:basedOn w:val="1669"/>
     <w:uiPriority w:val="99"/>
     <w:pPr>
       <w:pBdr/>
@@ -54008,9 +54908,9 @@
       </w:tcPr>
     </w:tblStylePr>
   </w:style>
-  <w:style w:type="table" w:styleId="1724">
+  <w:style w:type="table" w:styleId="1733">
     <w:name w:val="List Table 2"/>
-    <w:basedOn w:val="1660"/>
+    <w:basedOn w:val="1669"/>
     <w:uiPriority w:val="99"/>
     <w:pPr>
       <w:pBdr/>
@@ -54246,9 +55146,9 @@
       </w:tcPr>
     </w:tblStylePr>
   </w:style>
-  <w:style w:type="table" w:styleId="1725">
+  <w:style w:type="table" w:styleId="1734">
     <w:name w:val="List Table 2 - Accent 1"/>
-    <w:basedOn w:val="1660"/>
+    <w:basedOn w:val="1669"/>
     <w:uiPriority w:val="99"/>
     <w:pPr>
       <w:pBdr/>
@@ -54484,9 +55384,9 @@
       </w:tcPr>
     </w:tblStylePr>
   </w:style>
-  <w:style w:type="table" w:styleId="1726">
+  <w:style w:type="table" w:styleId="1735">
     <w:name w:val="List Table 2 - Accent 2"/>
-    <w:basedOn w:val="1660"/>
+    <w:basedOn w:val="1669"/>
     <w:uiPriority w:val="99"/>
     <w:pPr>
       <w:pBdr/>
@@ -54722,9 +55622,9 @@
       </w:tcPr>
     </w:tblStylePr>
   </w:style>
-  <w:style w:type="table" w:styleId="1727">
+  <w:style w:type="table" w:styleId="1736">
     <w:name w:val="List Table 2 - Accent 3"/>
-    <w:basedOn w:val="1660"/>
+    <w:basedOn w:val="1669"/>
     <w:uiPriority w:val="99"/>
     <w:pPr>
       <w:pBdr/>
@@ -54960,9 +55860,9 @@
       </w:tcPr>
     </w:tblStylePr>
   </w:style>
-  <w:style w:type="table" w:styleId="1728">
+  <w:style w:type="table" w:styleId="1737">
     <w:name w:val="List Table 2 - Accent 4"/>
-    <w:basedOn w:val="1660"/>
+    <w:basedOn w:val="1669"/>
     <w:uiPriority w:val="99"/>
     <w:pPr>
       <w:pBdr/>
@@ -55198,9 +56098,9 @@
       </w:tcPr>
     </w:tblStylePr>
   </w:style>
-  <w:style w:type="table" w:styleId="1729">
+  <w:style w:type="table" w:styleId="1738">
     <w:name w:val="List Table 2 - Accent 5"/>
-    <w:basedOn w:val="1660"/>
+    <w:basedOn w:val="1669"/>
     <w:uiPriority w:val="99"/>
     <w:pPr>
       <w:pBdr/>
@@ -55436,9 +56336,9 @@
       </w:tcPr>
     </w:tblStylePr>
   </w:style>
-  <w:style w:type="table" w:styleId="1730">
+  <w:style w:type="table" w:styleId="1739">
     <w:name w:val="List Table 2 - Accent 6"/>
-    <w:basedOn w:val="1660"/>
+    <w:basedOn w:val="1669"/>
     <w:uiPriority w:val="99"/>
     <w:pPr>
       <w:pBdr/>
@@ -55674,9 +56574,9 @@
       </w:tcPr>
     </w:tblStylePr>
   </w:style>
-  <w:style w:type="table" w:styleId="1731">
+  <w:style w:type="table" w:styleId="1740">
     <w:name w:val="List Table 3"/>
-    <w:basedOn w:val="1660"/>
+    <w:basedOn w:val="1669"/>
     <w:uiPriority w:val="99"/>
     <w:pPr>
       <w:pBdr/>
@@ -55902,9 +56802,9 @@
       </w:tcPr>
     </w:tblStylePr>
   </w:style>
-  <w:style w:type="table" w:styleId="1732">
+  <w:style w:type="table" w:styleId="1741">
     <w:name w:val="List Table 3 - Accent 1"/>
-    <w:basedOn w:val="1660"/>
+    <w:basedOn w:val="1669"/>
     <w:uiPriority w:val="99"/>
     <w:pPr>
       <w:pBdr/>
@@ -56130,9 +57030,9 @@
       </w:tcPr>
     </w:tblStylePr>
   </w:style>
-  <w:style w:type="table" w:styleId="1733">
+  <w:style w:type="table" w:styleId="1742">
     <w:name w:val="List Table 3 - Accent 2"/>
-    <w:basedOn w:val="1660"/>
+    <w:basedOn w:val="1669"/>
     <w:uiPriority w:val="99"/>
     <w:pPr>
       <w:pBdr/>
@@ -56358,9 +57258,9 @@
       </w:tcPr>
     </w:tblStylePr>
   </w:style>
-  <w:style w:type="table" w:styleId="1734">
+  <w:style w:type="table" w:styleId="1743">
     <w:name w:val="List Table 3 - Accent 3"/>
-    <w:basedOn w:val="1660"/>
+    <w:basedOn w:val="1669"/>
     <w:uiPriority w:val="99"/>
     <w:pPr>
       <w:pBdr/>
@@ -56586,9 +57486,9 @@
       </w:tcPr>
     </w:tblStylePr>
   </w:style>
-  <w:style w:type="table" w:styleId="1735">
+  <w:style w:type="table" w:styleId="1744">
     <w:name w:val="List Table 3 - Accent 4"/>
-    <w:basedOn w:val="1660"/>
+    <w:basedOn w:val="1669"/>
     <w:uiPriority w:val="99"/>
     <w:pPr>
       <w:pBdr/>
@@ -56814,9 +57714,9 @@
       </w:tcPr>
     </w:tblStylePr>
   </w:style>
-  <w:style w:type="table" w:styleId="1736">
+  <w:style w:type="table" w:styleId="1745">
     <w:name w:val="List Table 3 - Accent 5"/>
-    <w:basedOn w:val="1660"/>
+    <w:basedOn w:val="1669"/>
     <w:uiPriority w:val="99"/>
     <w:pPr>
       <w:pBdr/>
@@ -57042,9 +57942,9 @@
       </w:tcPr>
     </w:tblStylePr>
   </w:style>
-  <w:style w:type="table" w:styleId="1737">
+  <w:style w:type="table" w:styleId="1746">
     <w:name w:val="List Table 3 - Accent 6"/>
-    <w:basedOn w:val="1660"/>
+    <w:basedOn w:val="1669"/>
     <w:uiPriority w:val="99"/>
     <w:pPr>
       <w:pBdr/>
@@ -57270,9 +58170,9 @@
       </w:tcPr>
     </w:tblStylePr>
   </w:style>
-  <w:style w:type="table" w:styleId="1738">
+  <w:style w:type="table" w:styleId="1747">
     <w:name w:val="List Table 4"/>
-    <w:basedOn w:val="1660"/>
+    <w:basedOn w:val="1669"/>
     <w:uiPriority w:val="99"/>
     <w:pPr>
       <w:pBdr/>
@@ -57495,9 +58395,9 @@
       </w:tcPr>
     </w:tblStylePr>
   </w:style>
-  <w:style w:type="table" w:styleId="1739">
+  <w:style w:type="table" w:styleId="1748">
     <w:name w:val="List Table 4 - Accent 1"/>
-    <w:basedOn w:val="1660"/>
+    <w:basedOn w:val="1669"/>
     <w:uiPriority w:val="99"/>
     <w:pPr>
       <w:pBdr/>
@@ -57720,9 +58620,9 @@
       </w:tcPr>
     </w:tblStylePr>
   </w:style>
-  <w:style w:type="table" w:styleId="1740">
+  <w:style w:type="table" w:styleId="1749">
     <w:name w:val="List Table 4 - Accent 2"/>
-    <w:basedOn w:val="1660"/>
+    <w:basedOn w:val="1669"/>
     <w:uiPriority w:val="99"/>
     <w:pPr>
       <w:pBdr/>
@@ -57945,9 +58845,9 @@
       </w:tcPr>
     </w:tblStylePr>
   </w:style>
-  <w:style w:type="table" w:styleId="1741">
+  <w:style w:type="table" w:styleId="1750">
     <w:name w:val="List Table 4 - Accent 3"/>
-    <w:basedOn w:val="1660"/>
+    <w:basedOn w:val="1669"/>
     <w:uiPriority w:val="99"/>
     <w:pPr>
       <w:pBdr/>
@@ -58170,9 +59070,9 @@
       </w:tcPr>
     </w:tblStylePr>
   </w:style>
-  <w:style w:type="table" w:styleId="1742">
+  <w:style w:type="table" w:styleId="1751">
     <w:name w:val="List Table 4 - Accent 4"/>
-    <w:basedOn w:val="1660"/>
+    <w:basedOn w:val="1669"/>
     <w:uiPriority w:val="99"/>
     <w:pPr>
       <w:pBdr/>
@@ -58395,9 +59295,9 @@
       </w:tcPr>
     </w:tblStylePr>
   </w:style>
-  <w:style w:type="table" w:styleId="1743">
+  <w:style w:type="table" w:styleId="1752">
     <w:name w:val="List Table 4 - Accent 5"/>
-    <w:basedOn w:val="1660"/>
+    <w:basedOn w:val="1669"/>
     <w:uiPriority w:val="99"/>
     <w:pPr>
       <w:pBdr/>
@@ -58620,9 +59520,9 @@
       </w:tcPr>
     </w:tblStylePr>
   </w:style>
-  <w:style w:type="table" w:styleId="1744">
+  <w:style w:type="table" w:styleId="1753">
     <w:name w:val="List Table 4 - Accent 6"/>
-    <w:basedOn w:val="1660"/>
+    <w:basedOn w:val="1669"/>
     <w:uiPriority w:val="99"/>
     <w:pPr>
       <w:pBdr/>
@@ -58845,9 +59745,9 @@
       </w:tcPr>
     </w:tblStylePr>
   </w:style>
-  <w:style w:type="table" w:styleId="1745">
+  <w:style w:type="table" w:styleId="1754">
     <w:name w:val="List Table 5 Dark"/>
-    <w:basedOn w:val="1660"/>
+    <w:basedOn w:val="1669"/>
     <w:uiPriority w:val="99"/>
     <w:pPr>
       <w:pBdr/>
@@ -59087,9 +59987,9 @@
       </w:tcPr>
     </w:tblStylePr>
   </w:style>
-  <w:style w:type="table" w:styleId="1746">
+  <w:style w:type="table" w:styleId="1755">
     <w:name w:val="List Table 5 Dark - Accent 1"/>
-    <w:basedOn w:val="1660"/>
+    <w:basedOn w:val="1669"/>
     <w:uiPriority w:val="99"/>
     <w:pPr>
       <w:pBdr/>
@@ -59329,9 +60229,9 @@
       </w:tcPr>
     </w:tblStylePr>
   </w:style>
-  <w:style w:type="table" w:styleId="1747">
+  <w:style w:type="table" w:styleId="1756">
     <w:name w:val="List Table 5 Dark - Accent 2"/>
-    <w:basedOn w:val="1660"/>
+    <w:basedOn w:val="1669"/>
     <w:uiPriority w:val="99"/>
     <w:pPr>
       <w:pBdr/>
@@ -59571,9 +60471,9 @@
       </w:tcPr>
     </w:tblStylePr>
   </w:style>
-  <w:style w:type="table" w:styleId="1748">
+  <w:style w:type="table" w:styleId="1757">
     <w:name w:val="List Table 5 Dark - Accent 3"/>
-    <w:basedOn w:val="1660"/>
+    <w:basedOn w:val="1669"/>
     <w:uiPriority w:val="99"/>
     <w:pPr>
       <w:pBdr/>
@@ -59813,9 +60713,9 @@
       </w:tcPr>
     </w:tblStylePr>
   </w:style>
-  <w:style w:type="table" w:styleId="1749">
+  <w:style w:type="table" w:styleId="1758">
     <w:name w:val="List Table 5 Dark - Accent 4"/>
-    <w:basedOn w:val="1660"/>
+    <w:basedOn w:val="1669"/>
     <w:uiPriority w:val="99"/>
     <w:pPr>
       <w:pBdr/>
@@ -60055,9 +60955,9 @@
       </w:tcPr>
     </w:tblStylePr>
   </w:style>
-  <w:style w:type="table" w:styleId="1750">
+  <w:style w:type="table" w:styleId="1759">
     <w:name w:val="List Table 5 Dark - Accent 5"/>
-    <w:basedOn w:val="1660"/>
+    <w:basedOn w:val="1669"/>
     <w:uiPriority w:val="99"/>
     <w:pPr>
       <w:pBdr/>
@@ -60297,9 +61197,9 @@
       </w:tcPr>
     </w:tblStylePr>
   </w:style>
-  <w:style w:type="table" w:styleId="1751">
+  <w:style w:type="table" w:styleId="1760">
     <w:name w:val="List Table 5 Dark - Accent 6"/>
-    <w:basedOn w:val="1660"/>
+    <w:basedOn w:val="1669"/>
     <w:uiPriority w:val="99"/>
     <w:pPr>
       <w:pBdr/>
@@ -60539,9 +61439,9 @@
       </w:tcPr>
     </w:tblStylePr>
   </w:style>
-  <w:style w:type="table" w:styleId="1752">
+  <w:style w:type="table" w:styleId="1761">
     <w:name w:val="List Table 6 Colorful"/>
-    <w:basedOn w:val="1660"/>
+    <w:basedOn w:val="1669"/>
     <w:uiPriority w:val="99"/>
     <w:pPr>
       <w:pBdr/>
@@ -60762,9 +61662,9 @@
       </w:tcPr>
     </w:tblStylePr>
   </w:style>
-  <w:style w:type="table" w:styleId="1753">
+  <w:style w:type="table" w:styleId="1762">
     <w:name w:val="List Table 6 Colorful - Accent 1"/>
-    <w:basedOn w:val="1660"/>
+    <w:basedOn w:val="1669"/>
     <w:uiPriority w:val="99"/>
     <w:pPr>
       <w:pBdr/>
@@ -60985,9 +61885,9 @@
       </w:tcPr>
     </w:tblStylePr>
   </w:style>
-  <w:style w:type="table" w:styleId="1754">
+  <w:style w:type="table" w:styleId="1763">
     <w:name w:val="List Table 6 Colorful - Accent 2"/>
-    <w:basedOn w:val="1660"/>
+    <w:basedOn w:val="1669"/>
     <w:uiPriority w:val="99"/>
     <w:pPr>
       <w:pBdr/>
@@ -61208,9 +62108,9 @@
       </w:tcPr>
     </w:tblStylePr>
   </w:style>
-  <w:style w:type="table" w:styleId="1755">
+  <w:style w:type="table" w:styleId="1764">
     <w:name w:val="List Table 6 Colorful - Accent 3"/>
-    <w:basedOn w:val="1660"/>
+    <w:basedOn w:val="1669"/>
     <w:uiPriority w:val="99"/>
     <w:pPr>
       <w:pBdr/>
@@ -61431,9 +62331,9 @@
       </w:tcPr>
     </w:tblStylePr>
   </w:style>
-  <w:style w:type="table" w:styleId="1756">
+  <w:style w:type="table" w:styleId="1765">
     <w:name w:val="List Table 6 Colorful - Accent 4"/>
-    <w:basedOn w:val="1660"/>
+    <w:basedOn w:val="1669"/>
     <w:uiPriority w:val="99"/>
     <w:pPr>
       <w:pBdr/>
@@ -61654,9 +62554,9 @@
       </w:tcPr>
     </w:tblStylePr>
   </w:style>
-  <w:style w:type="table" w:styleId="1757">
+  <w:style w:type="table" w:styleId="1766">
     <w:name w:val="List Table 6 Colorful - Accent 5"/>
-    <w:basedOn w:val="1660"/>
+    <w:basedOn w:val="1669"/>
     <w:uiPriority w:val="99"/>
     <w:pPr>
       <w:pBdr/>
@@ -61877,9 +62777,9 @@
       </w:tcPr>
     </w:tblStylePr>
   </w:style>
-  <w:style w:type="table" w:styleId="1758">
+  <w:style w:type="table" w:styleId="1767">
     <w:name w:val="List Table 6 Colorful - Accent 6"/>
-    <w:basedOn w:val="1660"/>
+    <w:basedOn w:val="1669"/>
     <w:uiPriority w:val="99"/>
     <w:pPr>
       <w:pBdr/>
@@ -62100,9 +63000,9 @@
       </w:tcPr>
     </w:tblStylePr>
   </w:style>
-  <w:style w:type="table" w:styleId="1759">
+  <w:style w:type="table" w:styleId="1768">
     <w:name w:val="List Table 7 Colorful"/>
-    <w:basedOn w:val="1660"/>
+    <w:basedOn w:val="1669"/>
     <w:uiPriority w:val="99"/>
     <w:pPr>
       <w:pBdr/>
@@ -62356,9 +63256,9 @@
       </w:tcPr>
     </w:tblStylePr>
   </w:style>
-  <w:style w:type="table" w:styleId="1760">
+  <w:style w:type="table" w:styleId="1769">
     <w:name w:val="List Table 7 Colorful - Accent 1"/>
-    <w:basedOn w:val="1660"/>
+    <w:basedOn w:val="1669"/>
     <w:uiPriority w:val="99"/>
     <w:pPr>
       <w:pBdr/>
@@ -62612,9 +63512,9 @@
       </w:tcPr>
     </w:tblStylePr>
   </w:style>
-  <w:style w:type="table" w:styleId="1761">
+  <w:style w:type="table" w:styleId="1770">
     <w:name w:val="List Table 7 Colorful - Accent 2"/>
-    <w:basedOn w:val="1660"/>
+    <w:basedOn w:val="1669"/>
     <w:uiPriority w:val="99"/>
     <w:pPr>
       <w:pBdr/>
@@ -62868,9 +63768,9 @@
       </w:tcPr>
     </w:tblStylePr>
   </w:style>
-  <w:style w:type="table" w:styleId="1762">
+  <w:style w:type="table" w:styleId="1771">
     <w:name w:val="List Table 7 Colorful - Accent 3"/>
-    <w:basedOn w:val="1660"/>
+    <w:basedOn w:val="1669"/>
     <w:uiPriority w:val="99"/>
     <w:pPr>
       <w:pBdr/>
@@ -63124,9 +64024,9 @@
       </w:tcPr>
     </w:tblStylePr>
   </w:style>
-  <w:style w:type="table" w:styleId="1763">
+  <w:style w:type="table" w:styleId="1772">
     <w:name w:val="List Table 7 Colorful - Accent 4"/>
-    <w:basedOn w:val="1660"/>
+    <w:basedOn w:val="1669"/>
     <w:uiPriority w:val="99"/>
     <w:pPr>
       <w:pBdr/>
@@ -63380,9 +64280,9 @@
       </w:tcPr>
     </w:tblStylePr>
   </w:style>
-  <w:style w:type="table" w:styleId="1764">
+  <w:style w:type="table" w:styleId="1773">
     <w:name w:val="List Table 7 Colorful - Accent 5"/>
-    <w:basedOn w:val="1660"/>
+    <w:basedOn w:val="1669"/>
     <w:uiPriority w:val="99"/>
     <w:pPr>
       <w:pBdr/>
@@ -63636,9 +64536,9 @@
       </w:tcPr>
     </w:tblStylePr>
   </w:style>
-  <w:style w:type="table" w:styleId="1765">
+  <w:style w:type="table" w:styleId="1774">
     <w:name w:val="List Table 7 Colorful - Accent 6"/>
-    <w:basedOn w:val="1660"/>
+    <w:basedOn w:val="1669"/>
     <w:uiPriority w:val="99"/>
     <w:pPr>
       <w:pBdr/>
@@ -63892,9 +64792,9 @@
       </w:tcPr>
     </w:tblStylePr>
   </w:style>
-  <w:style w:type="table" w:styleId="1766">
+  <w:style w:type="table" w:styleId="1775">
     <w:name w:val="Lined - Accent"/>
-    <w:basedOn w:val="1660"/>
+    <w:basedOn w:val="1669"/>
     <w:uiPriority w:val="99"/>
     <w:pPr>
       <w:pBdr/>
@@ -64129,9 +65029,9 @@
       </w:tcPr>
     </w:tblStylePr>
   </w:style>
-  <w:style w:type="table" w:styleId="1767">
+  <w:style w:type="table" w:styleId="1776">
     <w:name w:val="Lined - Accent 1"/>
-    <w:basedOn w:val="1660"/>
+    <w:basedOn w:val="1669"/>
     <w:uiPriority w:val="99"/>
     <w:pPr>
       <w:pBdr/>
@@ -64366,9 +65266,9 @@
       </w:tcPr>
     </w:tblStylePr>
   </w:style>
-  <w:style w:type="table" w:styleId="1768">
+  <w:style w:type="table" w:styleId="1777">
     <w:name w:val="Lined - Accent 2"/>
-    <w:basedOn w:val="1660"/>
+    <w:basedOn w:val="1669"/>
     <w:uiPriority w:val="99"/>
     <w:pPr>
       <w:pBdr/>
@@ -64603,9 +65503,9 @@
       </w:tcPr>
     </w:tblStylePr>
   </w:style>
-  <w:style w:type="table" w:styleId="1769">
+  <w:style w:type="table" w:styleId="1778">
     <w:name w:val="Lined - Accent 3"/>
-    <w:basedOn w:val="1660"/>
+    <w:basedOn w:val="1669"/>
     <w:uiPriority w:val="99"/>
     <w:pPr>
       <w:pBdr/>
@@ -64840,9 +65740,9 @@
       </w:tcPr>
     </w:tblStylePr>
   </w:style>
-  <w:style w:type="table" w:styleId="1770">
+  <w:style w:type="table" w:styleId="1779">
     <w:name w:val="Lined - Accent 4"/>
-    <w:basedOn w:val="1660"/>
+    <w:basedOn w:val="1669"/>
     <w:uiPriority w:val="99"/>
     <w:pPr>
       <w:pBdr/>
@@ -65077,9 +65977,9 @@
       </w:tcPr>
     </w:tblStylePr>
   </w:style>
-  <w:style w:type="table" w:styleId="1771">
+  <w:style w:type="table" w:styleId="1780">
     <w:name w:val="Lined - Accent 5"/>
-    <w:basedOn w:val="1660"/>
+    <w:basedOn w:val="1669"/>
     <w:uiPriority w:val="99"/>
     <w:pPr>
       <w:pBdr/>
@@ -65314,9 +66214,9 @@
       </w:tcPr>
     </w:tblStylePr>
   </w:style>
-  <w:style w:type="table" w:styleId="1772">
+  <w:style w:type="table" w:styleId="1781">
     <w:name w:val="Lined - Accent 6"/>
-    <w:basedOn w:val="1660"/>
+    <w:basedOn w:val="1669"/>
     <w:uiPriority w:val="99"/>
     <w:pPr>
       <w:pBdr/>
@@ -65551,9 +66451,9 @@
       </w:tcPr>
     </w:tblStylePr>
   </w:style>
-  <w:style w:type="table" w:styleId="1773">
+  <w:style w:type="table" w:styleId="1782">
     <w:name w:val="Bordered &amp; Lined - Accent"/>
-    <w:basedOn w:val="1660"/>
+    <w:basedOn w:val="1669"/>
     <w:uiPriority w:val="99"/>
     <w:pPr>
       <w:pBdr/>
@@ -65795,9 +66695,9 @@
       </w:tcPr>
     </w:tblStylePr>
   </w:style>
-  <w:style w:type="table" w:styleId="1774">
+  <w:style w:type="table" w:styleId="1783">
     <w:name w:val="Bordered &amp; Lined - Accent 1"/>
-    <w:basedOn w:val="1660"/>
+    <w:basedOn w:val="1669"/>
     <w:uiPriority w:val="99"/>
     <w:pPr>
       <w:pBdr/>
@@ -66039,9 +66939,9 @@
       </w:tcPr>
     </w:tblStylePr>
   </w:style>
-  <w:style w:type="table" w:styleId="1775">
+  <w:style w:type="table" w:styleId="1784">
     <w:name w:val="Bordered &amp; Lined - Accent 2"/>
-    <w:basedOn w:val="1660"/>
+    <w:basedOn w:val="1669"/>
     <w:uiPriority w:val="99"/>
     <w:pPr>
       <w:pBdr/>
@@ -66283,9 +67183,9 @@
       </w:tcPr>
     </w:tblStylePr>
   </w:style>
-  <w:style w:type="table" w:styleId="1776">
+  <w:style w:type="table" w:styleId="1785">
     <w:name w:val="Bordered &amp; Lined - Accent 3"/>
-    <w:basedOn w:val="1660"/>
+    <w:basedOn w:val="1669"/>
     <w:uiPriority w:val="99"/>
     <w:pPr>
       <w:pBdr/>
@@ -66527,9 +67427,9 @@
       </w:tcPr>
     </w:tblStylePr>
   </w:style>
-  <w:style w:type="table" w:styleId="1777">
+  <w:style w:type="table" w:styleId="1786">
     <w:name w:val="Bordered &amp; Lined - Accent 4"/>
-    <w:basedOn w:val="1660"/>
+    <w:basedOn w:val="1669"/>
     <w:uiPriority w:val="99"/>
     <w:pPr>
       <w:pBdr/>
@@ -66771,9 +67671,9 @@
       </w:tcPr>
     </w:tblStylePr>
   </w:style>
-  <w:style w:type="table" w:styleId="1778">
+  <w:style w:type="table" w:styleId="1787">
     <w:name w:val="Bordered &amp; Lined - Accent 5"/>
-    <w:basedOn w:val="1660"/>
+    <w:basedOn w:val="1669"/>
     <w:uiPriority w:val="99"/>
     <w:pPr>
       <w:pBdr/>
@@ -67015,9 +67915,9 @@
       </w:tcPr>
     </w:tblStylePr>
   </w:style>
-  <w:style w:type="table" w:styleId="1779">
+  <w:style w:type="table" w:styleId="1788">
     <w:name w:val="Bordered &amp; Lined - Accent 6"/>
-    <w:basedOn w:val="1660"/>
+    <w:basedOn w:val="1669"/>
     <w:uiPriority w:val="99"/>
     <w:pPr>
       <w:pBdr/>
@@ -67259,9 +68159,9 @@
       </w:tcPr>
     </w:tblStylePr>
   </w:style>
-  <w:style w:type="table" w:styleId="1780">
+  <w:style w:type="table" w:styleId="1789">
     <w:name w:val="Bordered"/>
-    <w:basedOn w:val="1660"/>
+    <w:basedOn w:val="1669"/>
     <w:uiPriority w:val="99"/>
     <w:pPr>
       <w:pBdr/>
@@ -67490,9 +68390,9 @@
       </w:tcPr>
     </w:tblStylePr>
   </w:style>
-  <w:style w:type="table" w:styleId="1781">
+  <w:style w:type="table" w:styleId="1790">
     <w:name w:val="Bordered - Accent 1"/>
-    <w:basedOn w:val="1660"/>
+    <w:basedOn w:val="1669"/>
     <w:uiPriority w:val="99"/>
     <w:pPr>
       <w:pBdr/>
@@ -67721,9 +68621,9 @@
       </w:tcPr>
     </w:tblStylePr>
   </w:style>
-  <w:style w:type="table" w:styleId="1782">
+  <w:style w:type="table" w:styleId="1791">
     <w:name w:val="Bordered - Accent 2"/>
-    <w:basedOn w:val="1660"/>
+    <w:basedOn w:val="1669"/>
     <w:uiPriority w:val="99"/>
     <w:pPr>
       <w:pBdr/>
@@ -67952,9 +68852,9 @@
       </w:tcPr>
     </w:tblStylePr>
   </w:style>
-  <w:style w:type="table" w:styleId="1783">
+  <w:style w:type="table" w:styleId="1792">
     <w:name w:val="Bordered - Accent 3"/>
-    <w:basedOn w:val="1660"/>
+    <w:basedOn w:val="1669"/>
     <w:uiPriority w:val="99"/>
     <w:pPr>
       <w:pBdr/>
@@ -68183,9 +69083,9 @@
       </w:tcPr>
     </w:tblStylePr>
   </w:style>
-  <w:style w:type="table" w:styleId="1784">
+  <w:style w:type="table" w:styleId="1793">
     <w:name w:val="Bordered - Accent 4"/>
-    <w:basedOn w:val="1660"/>
+    <w:basedOn w:val="1669"/>
     <w:uiPriority w:val="99"/>
     <w:pPr>
       <w:pBdr/>
@@ -68414,9 +69314,9 @@
       </w:tcPr>
     </w:tblStylePr>
   </w:style>
-  <w:style w:type="table" w:styleId="1785">
+  <w:style w:type="table" w:styleId="1794">
     <w:name w:val="Bordered - Accent 5"/>
-    <w:basedOn w:val="1660"/>
+    <w:basedOn w:val="1669"/>
     <w:uiPriority w:val="99"/>
     <w:pPr>
       <w:pBdr/>
@@ -68645,9 +69545,9 @@
       </w:tcPr>
     </w:tblStylePr>
   </w:style>
-  <w:style w:type="table" w:styleId="1786">
+  <w:style w:type="table" w:styleId="1795">
     <w:name w:val="Bordered - Accent 6"/>
-    <w:basedOn w:val="1660"/>
+    <w:basedOn w:val="1669"/>
     <w:uiPriority w:val="99"/>
     <w:pPr>
       <w:pBdr/>
@@ -68876,7 +69776,7 @@
       </w:tcPr>
     </w:tblStylePr>
   </w:style>
-  <w:style w:type="paragraph" w:styleId="1787" w:default="1">
+  <w:style w:type="paragraph" w:styleId="1796" w:default="1">
     <w:name w:val="Normal"/>
     <w:qFormat/>
     <w:pPr>
@@ -68885,11 +69785,11 @@
       <w:ind/>
     </w:pPr>
   </w:style>
-  <w:style w:type="paragraph" w:styleId="1788">
+  <w:style w:type="paragraph" w:styleId="1797">
     <w:name w:val="Heading 1"/>
-    <w:basedOn w:val="1787"/>
-    <w:next w:val="1787"/>
-    <w:link w:val="1799"/>
+    <w:basedOn w:val="1796"/>
+    <w:next w:val="1796"/>
+    <w:link w:val="1808"/>
     <w:uiPriority w:val="9"/>
     <w:qFormat/>
     <w:pPr>
@@ -68907,11 +69807,11 @@
       <w:szCs w:val="40"/>
     </w:rPr>
   </w:style>
-  <w:style w:type="paragraph" w:styleId="1789">
+  <w:style w:type="paragraph" w:styleId="1798">
     <w:name w:val="Heading 2"/>
-    <w:basedOn w:val="1787"/>
-    <w:next w:val="1787"/>
-    <w:link w:val="1800"/>
+    <w:basedOn w:val="1796"/>
+    <w:next w:val="1796"/>
+    <w:link w:val="1809"/>
     <w:uiPriority w:val="9"/>
     <w:unhideWhenUsed/>
     <w:qFormat/>
@@ -68930,11 +69830,11 @@
       <w:szCs w:val="32"/>
     </w:rPr>
   </w:style>
-  <w:style w:type="paragraph" w:styleId="1790">
+  <w:style w:type="paragraph" w:styleId="1799">
     <w:name w:val="Heading 3"/>
-    <w:basedOn w:val="1787"/>
-    <w:next w:val="1787"/>
-    <w:link w:val="1801"/>
+    <w:basedOn w:val="1796"/>
+    <w:next w:val="1796"/>
+    <w:link w:val="1810"/>
     <w:uiPriority w:val="9"/>
     <w:unhideWhenUsed/>
     <w:qFormat/>
@@ -68953,11 +69853,11 @@
       <w:szCs w:val="28"/>
     </w:rPr>
   </w:style>
-  <w:style w:type="paragraph" w:styleId="1791">
+  <w:style w:type="paragraph" w:styleId="1800">
     <w:name w:val="Heading 4"/>
-    <w:basedOn w:val="1787"/>
-    <w:next w:val="1787"/>
-    <w:link w:val="1802"/>
+    <w:basedOn w:val="1796"/>
+    <w:next w:val="1796"/>
+    <w:link w:val="1811"/>
     <w:uiPriority w:val="9"/>
     <w:unhideWhenUsed/>
     <w:qFormat/>
@@ -68976,11 +69876,11 @@
       <w:color w:val="0f4761" w:themeColor="accent1" w:themeShade="BF"/>
     </w:rPr>
   </w:style>
-  <w:style w:type="paragraph" w:styleId="1792">
+  <w:style w:type="paragraph" w:styleId="1801">
     <w:name w:val="Heading 5"/>
-    <w:basedOn w:val="1787"/>
-    <w:next w:val="1787"/>
-    <w:link w:val="1803"/>
+    <w:basedOn w:val="1796"/>
+    <w:next w:val="1796"/>
+    <w:link w:val="1812"/>
     <w:uiPriority w:val="9"/>
     <w:unhideWhenUsed/>
     <w:qFormat/>
@@ -68997,11 +69897,11 @@
       <w:color w:val="0f4761" w:themeColor="accent1" w:themeShade="BF"/>
     </w:rPr>
   </w:style>
-  <w:style w:type="paragraph" w:styleId="1793">
+  <w:style w:type="paragraph" w:styleId="1802">
     <w:name w:val="Heading 6"/>
-    <w:basedOn w:val="1787"/>
-    <w:next w:val="1787"/>
-    <w:link w:val="1804"/>
+    <w:basedOn w:val="1796"/>
+    <w:next w:val="1796"/>
+    <w:link w:val="1813"/>
     <w:uiPriority w:val="9"/>
     <w:unhideWhenUsed/>
     <w:qFormat/>
@@ -69020,11 +69920,11 @@
       <w:color w:val="595959" w:themeColor="text1" w:themeTint="A6"/>
     </w:rPr>
   </w:style>
-  <w:style w:type="paragraph" w:styleId="1794">
+  <w:style w:type="paragraph" w:styleId="1803">
     <w:name w:val="Heading 7"/>
-    <w:basedOn w:val="1787"/>
-    <w:next w:val="1787"/>
-    <w:link w:val="1805"/>
+    <w:basedOn w:val="1796"/>
+    <w:next w:val="1796"/>
+    <w:link w:val="1814"/>
     <w:uiPriority w:val="9"/>
     <w:unhideWhenUsed/>
     <w:qFormat/>
@@ -69041,11 +69941,11 @@
       <w:color w:val="595959" w:themeColor="text1" w:themeTint="A6"/>
     </w:rPr>
   </w:style>
-  <w:style w:type="paragraph" w:styleId="1795">
+  <w:style w:type="paragraph" w:styleId="1804">
     <w:name w:val="Heading 8"/>
-    <w:basedOn w:val="1787"/>
-    <w:next w:val="1787"/>
-    <w:link w:val="1806"/>
+    <w:basedOn w:val="1796"/>
+    <w:next w:val="1796"/>
+    <w:link w:val="1815"/>
     <w:uiPriority w:val="9"/>
     <w:unhideWhenUsed/>
     <w:qFormat/>
@@ -69064,11 +69964,11 @@
       <w:color w:val="272727" w:themeColor="text1" w:themeTint="D8"/>
     </w:rPr>
   </w:style>
-  <w:style w:type="paragraph" w:styleId="1796">
+  <w:style w:type="paragraph" w:styleId="1805">
     <w:name w:val="Heading 9"/>
-    <w:basedOn w:val="1787"/>
-    <w:next w:val="1787"/>
-    <w:link w:val="1807"/>
+    <w:basedOn w:val="1796"/>
+    <w:next w:val="1796"/>
+    <w:link w:val="1816"/>
     <w:uiPriority w:val="9"/>
     <w:unhideWhenUsed/>
     <w:qFormat/>
@@ -69087,7 +69987,7 @@
       <w:color w:val="272727" w:themeColor="text1" w:themeTint="D8"/>
     </w:rPr>
   </w:style>
-  <w:style w:type="character" w:styleId="1797" w:default="1">
+  <w:style w:type="character" w:styleId="1806" w:default="1">
     <w:name w:val="Default Paragraph Font"/>
     <w:uiPriority w:val="1"/>
     <w:semiHidden/>
@@ -69098,7 +69998,7 @@
       <w:ind/>
     </w:pPr>
   </w:style>
-  <w:style w:type="numbering" w:styleId="1798" w:default="1">
+  <w:style w:type="numbering" w:styleId="1807" w:default="1">
     <w:name w:val="No List"/>
     <w:uiPriority w:val="99"/>
     <w:semiHidden/>
@@ -69109,10 +70009,10 @@
       <w:ind/>
     </w:pPr>
   </w:style>
-  <w:style w:type="character" w:styleId="1799">
+  <w:style w:type="character" w:styleId="1808">
     <w:name w:val="Heading 1 Char"/>
-    <w:basedOn w:val="1797"/>
-    <w:link w:val="1788"/>
+    <w:basedOn w:val="1806"/>
+    <w:link w:val="1797"/>
     <w:uiPriority w:val="9"/>
     <w:pPr>
       <w:pBdr/>
@@ -69126,10 +70026,10 @@
       <w:szCs w:val="40"/>
     </w:rPr>
   </w:style>
-  <w:style w:type="character" w:styleId="1800">
+  <w:style w:type="character" w:styleId="1809">
     <w:name w:val="Heading 2 Char"/>
-    <w:basedOn w:val="1797"/>
-    <w:link w:val="1789"/>
+    <w:basedOn w:val="1806"/>
+    <w:link w:val="1798"/>
     <w:uiPriority w:val="9"/>
     <w:pPr>
       <w:pBdr/>
@@ -69143,10 +70043,10 @@
       <w:szCs w:val="32"/>
     </w:rPr>
   </w:style>
-  <w:style w:type="character" w:styleId="1801">
+  <w:style w:type="character" w:styleId="1810">
     <w:name w:val="Heading 3 Char"/>
-    <w:basedOn w:val="1797"/>
-    <w:link w:val="1790"/>
+    <w:basedOn w:val="1806"/>
+    <w:link w:val="1799"/>
     <w:uiPriority w:val="9"/>
     <w:pPr>
       <w:pBdr/>
@@ -69160,10 +70060,10 @@
       <w:szCs w:val="28"/>
     </w:rPr>
   </w:style>
-  <w:style w:type="character" w:styleId="1802">
+  <w:style w:type="character" w:styleId="1811">
     <w:name w:val="Heading 4 Char"/>
-    <w:basedOn w:val="1797"/>
-    <w:link w:val="1791"/>
+    <w:basedOn w:val="1806"/>
+    <w:link w:val="1800"/>
     <w:uiPriority w:val="9"/>
     <w:pPr>
       <w:pBdr/>
@@ -69177,10 +70077,10 @@
       <w:color w:val="0f4761" w:themeColor="accent1" w:themeShade="BF"/>
     </w:rPr>
   </w:style>
-  <w:style w:type="character" w:styleId="1803">
+  <w:style w:type="character" w:styleId="1812">
     <w:name w:val="Heading 5 Char"/>
-    <w:basedOn w:val="1797"/>
-    <w:link w:val="1792"/>
+    <w:basedOn w:val="1806"/>
+    <w:link w:val="1801"/>
     <w:uiPriority w:val="9"/>
     <w:pPr>
       <w:pBdr/>
@@ -69192,10 +70092,10 @@
       <w:color w:val="0f4761" w:themeColor="accent1" w:themeShade="BF"/>
     </w:rPr>
   </w:style>
-  <w:style w:type="character" w:styleId="1804">
+  <w:style w:type="character" w:styleId="1813">
     <w:name w:val="Heading 6 Char"/>
-    <w:basedOn w:val="1797"/>
-    <w:link w:val="1793"/>
+    <w:basedOn w:val="1806"/>
+    <w:link w:val="1802"/>
     <w:uiPriority w:val="9"/>
     <w:pPr>
       <w:pBdr/>
@@ -69209,10 +70109,10 @@
       <w:color w:val="595959" w:themeColor="text1" w:themeTint="A6"/>
     </w:rPr>
   </w:style>
-  <w:style w:type="character" w:styleId="1805">
+  <w:style w:type="character" w:styleId="1814">
     <w:name w:val="Heading 7 Char"/>
-    <w:basedOn w:val="1797"/>
-    <w:link w:val="1794"/>
+    <w:basedOn w:val="1806"/>
+    <w:link w:val="1803"/>
     <w:uiPriority w:val="9"/>
     <w:pPr>
       <w:pBdr/>
@@ -69224,10 +70124,10 @@
       <w:color w:val="595959" w:themeColor="text1" w:themeTint="A6"/>
     </w:rPr>
   </w:style>
-  <w:style w:type="character" w:styleId="1806">
+  <w:style w:type="character" w:styleId="1815">
     <w:name w:val="Heading 8 Char"/>
-    <w:basedOn w:val="1797"/>
-    <w:link w:val="1795"/>
+    <w:basedOn w:val="1806"/>
+    <w:link w:val="1804"/>
     <w:uiPriority w:val="9"/>
     <w:pPr>
       <w:pBdr/>
@@ -69241,10 +70141,10 @@
       <w:color w:val="272727" w:themeColor="text1" w:themeTint="D8"/>
     </w:rPr>
   </w:style>
-  <w:style w:type="character" w:styleId="1807">
+  <w:style w:type="character" w:styleId="1816">
     <w:name w:val="Heading 9 Char"/>
-    <w:basedOn w:val="1797"/>
-    <w:link w:val="1796"/>
+    <w:basedOn w:val="1806"/>
+    <w:link w:val="1805"/>
     <w:uiPriority w:val="9"/>
     <w:pPr>
       <w:pBdr/>
@@ -69258,11 +70158,11 @@
       <w:color w:val="272727" w:themeColor="text1" w:themeTint="D8"/>
     </w:rPr>
   </w:style>
-  <w:style w:type="paragraph" w:styleId="1808">
+  <w:style w:type="paragraph" w:styleId="1817">
     <w:name w:val="Title"/>
-    <w:basedOn w:val="1787"/>
-    <w:next w:val="1787"/>
-    <w:link w:val="1809"/>
+    <w:basedOn w:val="1796"/>
+    <w:next w:val="1796"/>
+    <w:link w:val="1818"/>
     <w:uiPriority w:val="10"/>
     <w:qFormat/>
     <w:pPr>
@@ -69278,10 +70178,10 @@
       <w:szCs w:val="56"/>
     </w:rPr>
   </w:style>
-  <w:style w:type="character" w:styleId="1809">
+  <w:style w:type="character" w:styleId="1818">
     <w:name w:val="Title Char"/>
-    <w:basedOn w:val="1797"/>
-    <w:link w:val="1808"/>
+    <w:basedOn w:val="1806"/>
+    <w:link w:val="1817"/>
     <w:uiPriority w:val="10"/>
     <w:pPr>
       <w:pBdr/>
@@ -69295,11 +70195,11 @@
       <w:szCs w:val="56"/>
     </w:rPr>
   </w:style>
-  <w:style w:type="paragraph" w:styleId="1810">
+  <w:style w:type="paragraph" w:styleId="1819">
     <w:name w:val="Subtitle"/>
-    <w:basedOn w:val="1787"/>
-    <w:next w:val="1787"/>
-    <w:link w:val="1811"/>
+    <w:basedOn w:val="1796"/>
+    <w:next w:val="1796"/>
+    <w:link w:val="1820"/>
     <w:uiPriority w:val="11"/>
     <w:qFormat/>
     <w:pPr>
@@ -69317,10 +70217,10 @@
       <w:szCs w:val="28"/>
     </w:rPr>
   </w:style>
-  <w:style w:type="character" w:styleId="1811">
+  <w:style w:type="character" w:styleId="1820">
     <w:name w:val="Subtitle Char"/>
-    <w:basedOn w:val="1797"/>
-    <w:link w:val="1810"/>
+    <w:basedOn w:val="1806"/>
+    <w:link w:val="1819"/>
     <w:uiPriority w:val="11"/>
     <w:pPr>
       <w:pBdr/>
@@ -69334,11 +70234,11 @@
       <w:szCs w:val="28"/>
     </w:rPr>
   </w:style>
-  <w:style w:type="paragraph" w:styleId="1812">
+  <w:style w:type="paragraph" w:styleId="1821">
     <w:name w:val="Quote"/>
-    <w:basedOn w:val="1787"/>
-    <w:next w:val="1787"/>
-    <w:link w:val="1813"/>
+    <w:basedOn w:val="1796"/>
+    <w:next w:val="1796"/>
+    <w:link w:val="1822"/>
     <w:uiPriority w:val="29"/>
     <w:qFormat/>
     <w:pPr>
@@ -69353,10 +70253,10 @@
       <w:color w:val="404040" w:themeColor="text1" w:themeTint="BF"/>
     </w:rPr>
   </w:style>
-  <w:style w:type="character" w:styleId="1813">
+  <w:style w:type="character" w:styleId="1822">
     <w:name w:val="Quote Char"/>
-    <w:basedOn w:val="1797"/>
-    <w:link w:val="1812"/>
+    <w:basedOn w:val="1806"/>
+    <w:link w:val="1821"/>
     <w:uiPriority w:val="29"/>
     <w:pPr>
       <w:pBdr/>
@@ -69369,9 +70269,9 @@
       <w:color w:val="404040" w:themeColor="text1" w:themeTint="BF"/>
     </w:rPr>
   </w:style>
-  <w:style w:type="paragraph" w:styleId="1814">
+  <w:style w:type="paragraph" w:styleId="1823">
     <w:name w:val="List Paragraph"/>
-    <w:basedOn w:val="1787"/>
+    <w:basedOn w:val="1796"/>
     <w:uiPriority w:val="34"/>
     <w:qFormat/>
     <w:pPr>
@@ -69381,9 +70281,9 @@
       <w:contextualSpacing w:val="true"/>
     </w:pPr>
   </w:style>
-  <w:style w:type="character" w:styleId="1815">
+  <w:style w:type="character" w:styleId="1824">
     <w:name w:val="Intense Emphasis"/>
-    <w:basedOn w:val="1797"/>
+    <w:basedOn w:val="1806"/>
     <w:uiPriority w:val="21"/>
     <w:qFormat/>
     <w:pPr>
@@ -69397,11 +70297,11 @@
       <w:color w:val="0f4761" w:themeColor="accent1" w:themeShade="BF"/>
     </w:rPr>
   </w:style>
-  <w:style w:type="paragraph" w:styleId="1816">
+  <w:style w:type="paragraph" w:styleId="1825">
     <w:name w:val="Intense Quote"/>
-    <w:basedOn w:val="1787"/>
-    <w:next w:val="1787"/>
-    <w:link w:val="1817"/>
+    <w:basedOn w:val="1796"/>
+    <w:next w:val="1796"/>
+    <w:link w:val="1826"/>
     <w:uiPriority w:val="30"/>
     <w:qFormat/>
     <w:pPr>
@@ -69419,10 +70319,10 @@
       <w:color w:val="0f4761" w:themeColor="accent1" w:themeShade="BF"/>
     </w:rPr>
   </w:style>
-  <w:style w:type="character" w:styleId="1817">
+  <w:style w:type="character" w:styleId="1826">
     <w:name w:val="Intense Quote Char"/>
-    <w:basedOn w:val="1797"/>
-    <w:link w:val="1816"/>
+    <w:basedOn w:val="1806"/>
+    <w:link w:val="1825"/>
     <w:uiPriority w:val="30"/>
     <w:pPr>
       <w:pBdr/>
@@ -69435,9 +70335,9 @@
       <w:color w:val="0f4761" w:themeColor="accent1" w:themeShade="BF"/>
     </w:rPr>
   </w:style>
-  <w:style w:type="character" w:styleId="1818">
+  <w:style w:type="character" w:styleId="1827">
     <w:name w:val="Intense Reference"/>
-    <w:basedOn w:val="1797"/>
+    <w:basedOn w:val="1806"/>
     <w:uiPriority w:val="32"/>
     <w:qFormat/>
     <w:pPr>
@@ -69453,9 +70353,9 @@
       <w:spacing w:val="5"/>
     </w:rPr>
   </w:style>
-  <w:style w:type="paragraph" w:styleId="1819">
+  <w:style w:type="paragraph" w:styleId="1828">
     <w:name w:val="No Spacing"/>
-    <w:basedOn w:val="1787"/>
+    <w:basedOn w:val="1796"/>
     <w:uiPriority w:val="1"/>
     <w:qFormat/>
     <w:pPr>
@@ -69464,9 +70364,9 @@
       <w:ind/>
     </w:pPr>
   </w:style>
-  <w:style w:type="character" w:styleId="1820">
+  <w:style w:type="character" w:styleId="1829">
     <w:name w:val="Subtle Emphasis"/>
-    <w:basedOn w:val="1797"/>
+    <w:basedOn w:val="1806"/>
     <w:uiPriority w:val="19"/>
     <w:qFormat/>
     <w:pPr>
@@ -69480,9 +70380,9 @@
       <w:color w:val="404040" w:themeColor="text1" w:themeTint="BF"/>
     </w:rPr>
   </w:style>
-  <w:style w:type="character" w:styleId="1821">
+  <w:style w:type="character" w:styleId="1830">
     <w:name w:val="Emphasis"/>
-    <w:basedOn w:val="1797"/>
+    <w:basedOn w:val="1806"/>
     <w:uiPriority w:val="20"/>
     <w:qFormat/>
     <w:pPr>
@@ -69495,9 +70395,9 @@
       <w:iCs/>
     </w:rPr>
   </w:style>
-  <w:style w:type="character" w:styleId="1822">
+  <w:style w:type="character" w:styleId="1831">
     <w:name w:val="Strong"/>
-    <w:basedOn w:val="1797"/>
+    <w:basedOn w:val="1806"/>
     <w:uiPriority w:val="22"/>
     <w:qFormat/>
     <w:pPr>
@@ -69510,9 +70410,9 @@
       <w:bCs/>
     </w:rPr>
   </w:style>
-  <w:style w:type="character" w:styleId="1823">
+  <w:style w:type="character" w:styleId="1832">
     <w:name w:val="Subtle Reference"/>
-    <w:basedOn w:val="1797"/>
+    <w:basedOn w:val="1806"/>
     <w:uiPriority w:val="31"/>
     <w:qFormat/>
     <w:pPr>
@@ -69525,9 +70425,9 @@
       <w:color w:val="5a5a5a" w:themeColor="text1" w:themeTint="A5"/>
     </w:rPr>
   </w:style>
-  <w:style w:type="character" w:styleId="1824">
+  <w:style w:type="character" w:styleId="1833">
     <w:name w:val="Book Title"/>
-    <w:basedOn w:val="1797"/>
+    <w:basedOn w:val="1806"/>
     <w:uiPriority w:val="33"/>
     <w:qFormat/>
     <w:pPr>
@@ -69543,10 +70443,10 @@
       <w:spacing w:val="5"/>
     </w:rPr>
   </w:style>
-  <w:style w:type="paragraph" w:styleId="1825">
+  <w:style w:type="paragraph" w:styleId="1834">
     <w:name w:val="Header"/>
-    <w:basedOn w:val="1787"/>
-    <w:link w:val="1826"/>
+    <w:basedOn w:val="1796"/>
+    <w:link w:val="1835"/>
     <w:uiPriority w:val="99"/>
     <w:unhideWhenUsed/>
     <w:pPr>
@@ -69559,10 +70459,10 @@
       <w:ind/>
     </w:pPr>
   </w:style>
-  <w:style w:type="character" w:styleId="1826">
+  <w:style w:type="character" w:styleId="1835">
     <w:name w:val="Header Char"/>
-    <w:basedOn w:val="1797"/>
-    <w:link w:val="1825"/>
+    <w:basedOn w:val="1806"/>
+    <w:link w:val="1834"/>
     <w:uiPriority w:val="99"/>
     <w:pPr>
       <w:pBdr/>
@@ -69570,10 +70470,10 @@
       <w:ind/>
     </w:pPr>
   </w:style>
-  <w:style w:type="paragraph" w:styleId="1827">
+  <w:style w:type="paragraph" w:styleId="1836">
     <w:name w:val="Footer"/>
-    <w:basedOn w:val="1787"/>
-    <w:link w:val="1828"/>
+    <w:basedOn w:val="1796"/>
+    <w:link w:val="1837"/>
     <w:uiPriority w:val="99"/>
     <w:unhideWhenUsed/>
     <w:pPr>
@@ -69586,10 +70486,10 @@
       <w:ind/>
     </w:pPr>
   </w:style>
-  <w:style w:type="character" w:styleId="1828">
+  <w:style w:type="character" w:styleId="1837">
     <w:name w:val="Footer Char"/>
-    <w:basedOn w:val="1797"/>
-    <w:link w:val="1827"/>
+    <w:basedOn w:val="1806"/>
+    <w:link w:val="1836"/>
     <w:uiPriority w:val="99"/>
     <w:pPr>
       <w:pBdr/>
@@ -69597,10 +70497,10 @@
       <w:ind/>
     </w:pPr>
   </w:style>
-  <w:style w:type="paragraph" w:styleId="1829">
+  <w:style w:type="paragraph" w:styleId="1838">
     <w:name w:val="Caption"/>
-    <w:basedOn w:val="1787"/>
-    <w:next w:val="1787"/>
+    <w:basedOn w:val="1796"/>
+    <w:next w:val="1796"/>
     <w:uiPriority w:val="35"/>
     <w:unhideWhenUsed/>
     <w:qFormat/>
@@ -69617,10 +70517,10 @@
       <w:szCs w:val="18"/>
     </w:rPr>
   </w:style>
-  <w:style w:type="paragraph" w:styleId="1830">
+  <w:style w:type="paragraph" w:styleId="1839">
     <w:name w:val="footnote text"/>
-    <w:basedOn w:val="1787"/>
-    <w:link w:val="1831"/>
+    <w:basedOn w:val="1796"/>
+    <w:link w:val="1840"/>
     <w:uiPriority w:val="99"/>
     <w:semiHidden/>
     <w:unhideWhenUsed/>
@@ -69634,10 +70534,10 @@
       <w:szCs w:val="20"/>
     </w:rPr>
   </w:style>
-  <w:style w:type="character" w:styleId="1831">
+  <w:style w:type="character" w:styleId="1840">
     <w:name w:val="Footnote Text Char"/>
-    <w:basedOn w:val="1797"/>
-    <w:link w:val="1830"/>
+    <w:basedOn w:val="1806"/>
+    <w:link w:val="1839"/>
     <w:uiPriority w:val="99"/>
     <w:semiHidden/>
     <w:pPr>
@@ -69650,9 +70550,9 @@
       <w:szCs w:val="20"/>
     </w:rPr>
   </w:style>
-  <w:style w:type="character" w:styleId="1832">
+  <w:style w:type="character" w:styleId="1841">
     <w:name w:val="footnote reference"/>
-    <w:basedOn w:val="1797"/>
+    <w:basedOn w:val="1806"/>
     <w:uiPriority w:val="99"/>
     <w:semiHidden/>
     <w:unhideWhenUsed/>
@@ -69665,10 +70565,10 @@
       <w:vertAlign w:val="superscript"/>
     </w:rPr>
   </w:style>
-  <w:style w:type="paragraph" w:styleId="1833">
+  <w:style w:type="paragraph" w:styleId="1842">
     <w:name w:val="endnote text"/>
-    <w:basedOn w:val="1787"/>
-    <w:link w:val="1834"/>
+    <w:basedOn w:val="1796"/>
+    <w:link w:val="1843"/>
     <w:uiPriority w:val="99"/>
     <w:semiHidden/>
     <w:unhideWhenUsed/>
@@ -69682,10 +70582,10 @@
       <w:szCs w:val="20"/>
     </w:rPr>
   </w:style>
-  <w:style w:type="character" w:styleId="1834">
+  <w:style w:type="character" w:styleId="1843">
     <w:name w:val="Endnote Text Char"/>
-    <w:basedOn w:val="1797"/>
-    <w:link w:val="1833"/>
+    <w:basedOn w:val="1806"/>
+    <w:link w:val="1842"/>
     <w:uiPriority w:val="99"/>
     <w:semiHidden/>
     <w:pPr>
@@ -69698,9 +70598,9 @@
       <w:szCs w:val="20"/>
     </w:rPr>
   </w:style>
-  <w:style w:type="character" w:styleId="1835">
+  <w:style w:type="character" w:styleId="1844">
     <w:name w:val="endnote reference"/>
-    <w:basedOn w:val="1797"/>
+    <w:basedOn w:val="1806"/>
     <w:uiPriority w:val="99"/>
     <w:semiHidden/>
     <w:unhideWhenUsed/>
@@ -69713,9 +70613,9 @@
       <w:vertAlign w:val="superscript"/>
     </w:rPr>
   </w:style>
-  <w:style w:type="character" w:styleId="1836">
+  <w:style w:type="character" w:styleId="1845">
     <w:name w:val="Hyperlink"/>
-    <w:basedOn w:val="1797"/>
+    <w:basedOn w:val="1806"/>
     <w:uiPriority w:val="99"/>
     <w:unhideWhenUsed/>
     <w:pPr>
@@ -69728,9 +70628,9 @@
       <w:u w:val="single"/>
     </w:rPr>
   </w:style>
-  <w:style w:type="character" w:styleId="1837">
+  <w:style w:type="character" w:styleId="1846">
     <w:name w:val="FollowedHyperlink"/>
-    <w:basedOn w:val="1797"/>
+    <w:basedOn w:val="1806"/>
     <w:uiPriority w:val="99"/>
     <w:semiHidden/>
     <w:unhideWhenUsed/>
@@ -69744,10 +70644,10 @@
       <w:u w:val="single"/>
     </w:rPr>
   </w:style>
-  <w:style w:type="paragraph" w:styleId="1838">
+  <w:style w:type="paragraph" w:styleId="1847">
     <w:name w:val="toc 1"/>
-    <w:basedOn w:val="1787"/>
-    <w:next w:val="1787"/>
+    <w:basedOn w:val="1796"/>
+    <w:next w:val="1796"/>
     <w:uiPriority w:val="39"/>
     <w:unhideWhenUsed/>
     <w:pPr>
@@ -69756,10 +70656,10 @@
       <w:ind/>
     </w:pPr>
   </w:style>
-  <w:style w:type="paragraph" w:styleId="1839">
+  <w:style w:type="paragraph" w:styleId="1848">
     <w:name w:val="toc 2"/>
-    <w:basedOn w:val="1787"/>
-    <w:next w:val="1787"/>
+    <w:basedOn w:val="1796"/>
+    <w:next w:val="1796"/>
     <w:uiPriority w:val="39"/>
     <w:unhideWhenUsed/>
     <w:pPr>
@@ -69768,10 +70668,10 @@
       <w:ind w:left="220"/>
     </w:pPr>
   </w:style>
-  <w:style w:type="paragraph" w:styleId="1840">
+  <w:style w:type="paragraph" w:styleId="1849">
     <w:name w:val="toc 3"/>
-    <w:basedOn w:val="1787"/>
-    <w:next w:val="1787"/>
+    <w:basedOn w:val="1796"/>
+    <w:next w:val="1796"/>
     <w:uiPriority w:val="39"/>
     <w:unhideWhenUsed/>
     <w:pPr>
@@ -69780,10 +70680,10 @@
       <w:ind w:left="440"/>
     </w:pPr>
   </w:style>
-  <w:style w:type="paragraph" w:styleId="1841">
+  <w:style w:type="paragraph" w:styleId="1850">
     <w:name w:val="toc 4"/>
-    <w:basedOn w:val="1787"/>
-    <w:next w:val="1787"/>
+    <w:basedOn w:val="1796"/>
+    <w:next w:val="1796"/>
     <w:uiPriority w:val="39"/>
     <w:unhideWhenUsed/>
     <w:pPr>
@@ -69792,10 +70692,10 @@
       <w:ind w:left="660"/>
     </w:pPr>
   </w:style>
-  <w:style w:type="paragraph" w:styleId="1842">
+  <w:style w:type="paragraph" w:styleId="1851">
     <w:name w:val="toc 5"/>
-    <w:basedOn w:val="1787"/>
-    <w:next w:val="1787"/>
+    <w:basedOn w:val="1796"/>
+    <w:next w:val="1796"/>
     <w:uiPriority w:val="39"/>
     <w:unhideWhenUsed/>
     <w:pPr>
@@ -69804,10 +70704,10 @@
       <w:ind w:left="880"/>
     </w:pPr>
   </w:style>
-  <w:style w:type="paragraph" w:styleId="1843">
+  <w:style w:type="paragraph" w:styleId="1852">
     <w:name w:val="toc 6"/>
-    <w:basedOn w:val="1787"/>
-    <w:next w:val="1787"/>
+    <w:basedOn w:val="1796"/>
+    <w:next w:val="1796"/>
     <w:uiPriority w:val="39"/>
     <w:unhideWhenUsed/>
     <w:pPr>
@@ -69816,10 +70716,10 @@
       <w:ind w:left="1100"/>
     </w:pPr>
   </w:style>
-  <w:style w:type="paragraph" w:styleId="1844">
+  <w:style w:type="paragraph" w:styleId="1853">
     <w:name w:val="toc 7"/>
-    <w:basedOn w:val="1787"/>
-    <w:next w:val="1787"/>
+    <w:basedOn w:val="1796"/>
+    <w:next w:val="1796"/>
     <w:uiPriority w:val="39"/>
     <w:unhideWhenUsed/>
     <w:pPr>
@@ -69828,10 +70728,10 @@
       <w:ind w:left="1320"/>
     </w:pPr>
   </w:style>
-  <w:style w:type="paragraph" w:styleId="1845">
+  <w:style w:type="paragraph" w:styleId="1854">
     <w:name w:val="toc 8"/>
-    <w:basedOn w:val="1787"/>
-    <w:next w:val="1787"/>
+    <w:basedOn w:val="1796"/>
+    <w:next w:val="1796"/>
     <w:uiPriority w:val="39"/>
     <w:unhideWhenUsed/>
     <w:pPr>
@@ -69840,10 +70740,10 @@
       <w:ind w:left="1540"/>
     </w:pPr>
   </w:style>
-  <w:style w:type="paragraph" w:styleId="1846">
+  <w:style w:type="paragraph" w:styleId="1855">
     <w:name w:val="toc 9"/>
-    <w:basedOn w:val="1787"/>
-    <w:next w:val="1787"/>
+    <w:basedOn w:val="1796"/>
+    <w:next w:val="1796"/>
     <w:uiPriority w:val="39"/>
     <w:unhideWhenUsed/>
     <w:pPr>
@@ -69852,7 +70752,7 @@
       <w:ind w:left="1760"/>
     </w:pPr>
   </w:style>
-  <w:style w:type="paragraph" w:styleId="1847">
+  <w:style w:type="paragraph" w:styleId="1856">
     <w:name w:val="TOC Heading"/>
     <w:uiPriority w:val="39"/>
     <w:unhideWhenUsed/>
@@ -69862,10 +70762,10 @@
       <w:ind/>
     </w:pPr>
   </w:style>
-  <w:style w:type="paragraph" w:styleId="1848">
+  <w:style w:type="paragraph" w:styleId="1857">
     <w:name w:val="table of figures"/>
-    <w:basedOn w:val="1787"/>
-    <w:next w:val="1787"/>
+    <w:basedOn w:val="1796"/>
+    <w:next w:val="1796"/>
     <w:uiPriority w:val="99"/>
     <w:unhideWhenUsed/>
     <w:pPr>

--- a/testo/office/tesi.docx
+++ b/testo/office/tesi.docx
@@ -20,7 +20,7 @@
       <w:sdtContent>
         <w:p>
           <w:pPr>
-            <w:pStyle w:val="1153"/>
+            <w:pStyle w:val="1272"/>
             <w:pBdr/>
             <w:tabs>
               <w:tab w:val="right" w:leader="dot" w:pos="9360"/>
@@ -53,19 +53,19 @@
           <w:hyperlink w:tooltip="#_Toc1" w:anchor="_Toc1" w:history="1">
             <w:r>
               <w:rPr>
-                <w:rStyle w:val="1151"/>
+                <w:rStyle w:val="1270"/>
               </w:rPr>
             </w:r>
             <w:r>
               <w:rPr>
-                <w:rStyle w:val="1151"/>
+                <w:rStyle w:val="1270"/>
                 <w:lang w:val="it-IT"/>
               </w:rPr>
               <w:t xml:space="preserve">Introduction</w:t>
             </w:r>
             <w:r>
               <w:rPr>
-                <w:rStyle w:val="1151"/>
+                <w:rStyle w:val="1270"/>
                 <w:lang w:val="it-IT"/>
               </w:rPr>
             </w:r>
@@ -89,7 +89,7 @@
         </w:p>
         <w:p>
           <w:pPr>
-            <w:pStyle w:val="1154"/>
+            <w:pStyle w:val="1273"/>
             <w:pBdr/>
             <w:tabs>
               <w:tab w:val="right" w:leader="dot" w:pos="9360"/>
@@ -102,19 +102,19 @@
           <w:hyperlink w:tooltip="#_Toc2" w:anchor="_Toc2" w:history="1">
             <w:r>
               <w:rPr>
-                <w:rStyle w:val="1151"/>
+                <w:rStyle w:val="1270"/>
               </w:rPr>
             </w:r>
             <w:r>
               <w:rPr>
-                <w:rStyle w:val="1151"/>
+                <w:rStyle w:val="1270"/>
                 <w:lang w:val="it-IT"/>
               </w:rPr>
               <w:t xml:space="preserve">Background and motivation</w:t>
             </w:r>
             <w:r>
               <w:rPr>
-                <w:rStyle w:val="1151"/>
+                <w:rStyle w:val="1270"/>
                 <w:lang w:val="it-IT"/>
               </w:rPr>
             </w:r>
@@ -138,7 +138,7 @@
         </w:p>
         <w:p>
           <w:pPr>
-            <w:pStyle w:val="1154"/>
+            <w:pStyle w:val="1273"/>
             <w:pBdr/>
             <w:tabs>
               <w:tab w:val="right" w:leader="dot" w:pos="9360"/>
@@ -153,19 +153,19 @@
           <w:hyperlink w:tooltip="#_Toc3" w:anchor="_Toc3" w:history="1">
             <w:r>
               <w:rPr>
-                <w:rStyle w:val="1151"/>
+                <w:rStyle w:val="1270"/>
               </w:rPr>
             </w:r>
             <w:r>
               <w:rPr>
-                <w:rStyle w:val="1151"/>
+                <w:rStyle w:val="1270"/>
                 <w:lang w:val="it-IT"/>
               </w:rPr>
               <w:t xml:space="preserve">Research questions and objectives</w:t>
             </w:r>
             <w:r>
               <w:rPr>
-                <w:rStyle w:val="1151"/>
+                <w:rStyle w:val="1270"/>
                 <w:highlight w:val="none"/>
                 <w:lang w:val="it-IT"/>
               </w:rPr>
@@ -194,7 +194,7 @@
         </w:p>
         <w:p>
           <w:pPr>
-            <w:pStyle w:val="1154"/>
+            <w:pStyle w:val="1273"/>
             <w:pBdr/>
             <w:tabs>
               <w:tab w:val="right" w:leader="dot" w:pos="9360"/>
@@ -207,12 +207,12 @@
           <w:hyperlink w:tooltip="#_Toc4" w:anchor="_Toc4" w:history="1">
             <w:r>
               <w:rPr>
-                <w:rStyle w:val="1151"/>
+                <w:rStyle w:val="1270"/>
               </w:rPr>
             </w:r>
             <w:r>
               <w:rPr>
-                <w:rStyle w:val="1151"/>
+                <w:rStyle w:val="1270"/>
                 <w:highlight w:val="none"/>
                 <w:lang w:val="it-IT"/>
               </w:rPr>
@@ -220,7 +220,7 @@
             </w:r>
             <w:r>
               <w:rPr>
-                <w:rStyle w:val="1151"/>
+                <w:rStyle w:val="1270"/>
                 <w:lang w:val="it-IT"/>
               </w:rPr>
             </w:r>
@@ -244,7 +244,7 @@
         </w:p>
         <w:p>
           <w:pPr>
-            <w:pStyle w:val="1153"/>
+            <w:pStyle w:val="1272"/>
             <w:pBdr/>
             <w:tabs>
               <w:tab w:val="right" w:leader="dot" w:pos="9360"/>
@@ -259,19 +259,19 @@
           <w:hyperlink w:tooltip="#_Toc5" w:anchor="_Toc5" w:history="1">
             <w:r>
               <w:rPr>
-                <w:rStyle w:val="1151"/>
+                <w:rStyle w:val="1270"/>
               </w:rPr>
             </w:r>
             <w:r>
               <w:rPr>
-                <w:rStyle w:val="1151"/>
+                <w:rStyle w:val="1270"/>
                 <w:lang w:val="it-IT"/>
               </w:rPr>
               <w:t xml:space="preserve">Literature Review</w:t>
             </w:r>
             <w:r>
               <w:rPr>
-                <w:rStyle w:val="1151"/>
+                <w:rStyle w:val="1270"/>
                 <w:highlight w:val="none"/>
                 <w:lang w:val="it-IT"/>
               </w:rPr>
@@ -300,7 +300,7 @@
         </w:p>
         <w:p>
           <w:pPr>
-            <w:pStyle w:val="1154"/>
+            <w:pStyle w:val="1273"/>
             <w:pBdr/>
             <w:tabs>
               <w:tab w:val="right" w:leader="dot" w:pos="9360"/>
@@ -313,12 +313,12 @@
           <w:hyperlink w:tooltip="#_Toc6" w:anchor="_Toc6" w:history="1">
             <w:r>
               <w:rPr>
-                <w:rStyle w:val="1151"/>
+                <w:rStyle w:val="1270"/>
               </w:rPr>
             </w:r>
             <w:r>
               <w:rPr>
-                <w:rStyle w:val="1151"/>
+                <w:rStyle w:val="1270"/>
                 <w:highlight w:val="none"/>
                 <w:lang w:val="it-IT"/>
               </w:rPr>
@@ -326,7 +326,7 @@
             </w:r>
             <w:r>
               <w:rPr>
-                <w:rStyle w:val="1151"/>
+                <w:rStyle w:val="1270"/>
                 <w:lang w:val="it-IT"/>
               </w:rPr>
             </w:r>
@@ -350,7 +350,7 @@
         </w:p>
         <w:p>
           <w:pPr>
-            <w:pStyle w:val="1155"/>
+            <w:pStyle w:val="1274"/>
             <w:pBdr/>
             <w:tabs>
               <w:tab w:val="right" w:leader="dot" w:pos="9360"/>
@@ -365,12 +365,12 @@
           <w:hyperlink w:tooltip="#_Toc7" w:anchor="_Toc7" w:history="1">
             <w:r>
               <w:rPr>
-                <w:rStyle w:val="1151"/>
+                <w:rStyle w:val="1270"/>
               </w:rPr>
             </w:r>
             <w:r>
               <w:rPr>
-                <w:rStyle w:val="1151"/>
+                <w:rStyle w:val="1270"/>
                 <w:highlight w:val="none"/>
                 <w:lang w:val="it-IT"/>
               </w:rPr>
@@ -378,7 +378,7 @@
             </w:r>
             <w:r>
               <w:rPr>
-                <w:rStyle w:val="1151"/>
+                <w:rStyle w:val="1270"/>
                 <w:highlight w:val="none"/>
                 <w:lang w:val="it-IT"/>
               </w:rPr>
@@ -407,7 +407,7 @@
         </w:p>
         <w:p>
           <w:pPr>
-            <w:pStyle w:val="1155"/>
+            <w:pStyle w:val="1274"/>
             <w:pBdr/>
             <w:tabs>
               <w:tab w:val="right" w:leader="dot" w:pos="9360"/>
@@ -420,12 +420,12 @@
           <w:hyperlink w:tooltip="#_Toc8" w:anchor="_Toc8" w:history="1">
             <w:r>
               <w:rPr>
-                <w:rStyle w:val="1151"/>
+                <w:rStyle w:val="1270"/>
               </w:rPr>
             </w:r>
             <w:r>
               <w:rPr>
-                <w:rStyle w:val="1151"/>
+                <w:rStyle w:val="1270"/>
                 <w:highlight w:val="none"/>
                 <w:lang w:val="it-IT"/>
               </w:rPr>
@@ -433,7 +433,7 @@
             </w:r>
             <w:r>
               <w:rPr>
-                <w:rStyle w:val="1151"/>
+                <w:rStyle w:val="1270"/>
                 <w:highlight w:val="none"/>
                 <w:lang w:val="it-IT"/>
               </w:rPr>
@@ -458,7 +458,7 @@
         </w:p>
         <w:p>
           <w:pPr>
-            <w:pStyle w:val="1155"/>
+            <w:pStyle w:val="1274"/>
             <w:pBdr/>
             <w:tabs>
               <w:tab w:val="right" w:leader="dot" w:pos="9360"/>
@@ -473,12 +473,12 @@
           <w:hyperlink w:tooltip="#_Toc9" w:anchor="_Toc9" w:history="1">
             <w:r>
               <w:rPr>
-                <w:rStyle w:val="1151"/>
+                <w:rStyle w:val="1270"/>
               </w:rPr>
             </w:r>
             <w:r>
               <w:rPr>
-                <w:rStyle w:val="1151"/>
+                <w:rStyle w:val="1270"/>
                 <w:highlight w:val="none"/>
                 <w:lang w:val="it-IT"/>
               </w:rPr>
@@ -486,7 +486,7 @@
             </w:r>
             <w:r>
               <w:rPr>
-                <w:rStyle w:val="1151"/>
+                <w:rStyle w:val="1270"/>
                 <w:highlight w:val="none"/>
                 <w:lang w:val="it-IT"/>
               </w:rPr>
@@ -515,7 +515,7 @@
         </w:p>
         <w:p>
           <w:pPr>
-            <w:pStyle w:val="1154"/>
+            <w:pStyle w:val="1273"/>
             <w:pBdr/>
             <w:tabs>
               <w:tab w:val="right" w:leader="dot" w:pos="9360"/>
@@ -530,12 +530,12 @@
           <w:hyperlink w:tooltip="#_Toc10" w:anchor="_Toc10" w:history="1">
             <w:r>
               <w:rPr>
-                <w:rStyle w:val="1151"/>
+                <w:rStyle w:val="1270"/>
               </w:rPr>
             </w:r>
             <w:r>
               <w:rPr>
-                <w:rStyle w:val="1151"/>
+                <w:rStyle w:val="1270"/>
                 <w:highlight w:val="none"/>
                 <w:lang w:val="it-IT"/>
               </w:rPr>
@@ -543,7 +543,7 @@
             </w:r>
             <w:r>
               <w:rPr>
-                <w:rStyle w:val="1151"/>
+                <w:rStyle w:val="1270"/>
                 <w:highlight w:val="none"/>
                 <w:lang w:val="it-IT"/>
               </w:rPr>
@@ -551,7 +551,7 @@
             </w:r>
             <w:r>
               <w:rPr>
-                <w:rStyle w:val="1151"/>
+                <w:rStyle w:val="1270"/>
                 <w:highlight w:val="none"/>
                 <w:lang w:val="it-IT"/>
               </w:rPr>
@@ -559,7 +559,7 @@
             </w:r>
             <w:r>
               <w:rPr>
-                <w:rStyle w:val="1151"/>
+                <w:rStyle w:val="1270"/>
                 <w:highlight w:val="none"/>
                 <w:lang w:val="it-IT"/>
               </w:rPr>
@@ -567,7 +567,7 @@
             </w:r>
             <w:r>
               <w:rPr>
-                <w:rStyle w:val="1151"/>
+                <w:rStyle w:val="1270"/>
                 <w:highlight w:val="none"/>
                 <w:lang w:val="it-IT"/>
               </w:rPr>
@@ -575,7 +575,7 @@
             </w:r>
             <w:r>
               <w:rPr>
-                <w:rStyle w:val="1151"/>
+                <w:rStyle w:val="1270"/>
               </w:rPr>
             </w:r>
             <w:r>
@@ -602,7 +602,7 @@
         </w:p>
         <w:p>
           <w:pPr>
-            <w:pStyle w:val="1154"/>
+            <w:pStyle w:val="1273"/>
             <w:pBdr/>
             <w:tabs>
               <w:tab w:val="right" w:leader="dot" w:pos="9360"/>
@@ -617,12 +617,12 @@
           <w:hyperlink w:tooltip="#_Toc11" w:anchor="_Toc11" w:history="1">
             <w:r>
               <w:rPr>
-                <w:rStyle w:val="1151"/>
+                <w:rStyle w:val="1270"/>
               </w:rPr>
             </w:r>
             <w:r>
               <w:rPr>
-                <w:rStyle w:val="1151"/>
+                <w:rStyle w:val="1270"/>
                 <w:highlight w:val="none"/>
                 <w:lang w:val="it-IT"/>
               </w:rPr>
@@ -630,7 +630,7 @@
             </w:r>
             <w:r>
               <w:rPr>
-                <w:rStyle w:val="1151"/>
+                <w:rStyle w:val="1270"/>
                 <w:highlight w:val="none"/>
                 <w:lang w:val="it-IT"/>
               </w:rPr>
@@ -659,7 +659,7 @@
         </w:p>
         <w:p>
           <w:pPr>
-            <w:pStyle w:val="1154"/>
+            <w:pStyle w:val="1273"/>
             <w:pBdr/>
             <w:tabs>
               <w:tab w:val="right" w:leader="dot" w:pos="9360"/>
@@ -674,12 +674,12 @@
           <w:hyperlink w:tooltip="#_Toc12" w:anchor="_Toc12" w:history="1">
             <w:r>
               <w:rPr>
-                <w:rStyle w:val="1151"/>
+                <w:rStyle w:val="1270"/>
               </w:rPr>
             </w:r>
             <w:r>
               <w:rPr>
-                <w:rStyle w:val="1151"/>
+                <w:rStyle w:val="1270"/>
                 <w:highlight w:val="none"/>
                 <w:lang w:val="it-IT"/>
               </w:rPr>
@@ -687,7 +687,7 @@
             </w:r>
             <w:r>
               <w:rPr>
-                <w:rStyle w:val="1151"/>
+                <w:rStyle w:val="1270"/>
                 <w:highlight w:val="none"/>
                 <w:lang w:val="it-IT"/>
               </w:rPr>
@@ -716,7 +716,7 @@
         </w:p>
         <w:p>
           <w:pPr>
-            <w:pStyle w:val="1153"/>
+            <w:pStyle w:val="1272"/>
             <w:pBdr/>
             <w:tabs>
               <w:tab w:val="right" w:leader="dot" w:pos="9360"/>
@@ -729,19 +729,19 @@
           <w:hyperlink w:tooltip="#_Toc13" w:anchor="_Toc13" w:history="1">
             <w:r>
               <w:rPr>
-                <w:rStyle w:val="1151"/>
+                <w:rStyle w:val="1270"/>
               </w:rPr>
             </w:r>
             <w:r>
               <w:rPr>
-                <w:rStyle w:val="1151"/>
+                <w:rStyle w:val="1270"/>
                 <w:lang w:val="it-IT"/>
               </w:rPr>
               <w:t xml:space="preserve">Methodology</w:t>
             </w:r>
             <w:r>
               <w:rPr>
-                <w:rStyle w:val="1151"/>
+                <w:rStyle w:val="1270"/>
                 <w:lang w:val="it-IT"/>
               </w:rPr>
             </w:r>
@@ -765,7 +765,7 @@
         </w:p>
         <w:p>
           <w:pPr>
-            <w:pStyle w:val="1154"/>
+            <w:pStyle w:val="1273"/>
             <w:pBdr/>
             <w:tabs>
               <w:tab w:val="right" w:leader="dot" w:pos="9360"/>
@@ -778,19 +778,19 @@
           <w:hyperlink w:tooltip="#_Toc14" w:anchor="_Toc14" w:history="1">
             <w:r>
               <w:rPr>
-                <w:rStyle w:val="1151"/>
+                <w:rStyle w:val="1270"/>
               </w:rPr>
             </w:r>
             <w:r>
               <w:rPr>
-                <w:rStyle w:val="1151"/>
+                <w:rStyle w:val="1270"/>
                 <w:lang w:val="it-IT"/>
               </w:rPr>
               <w:t xml:space="preserve">Description of research platform and hardware used</w:t>
             </w:r>
             <w:r>
               <w:rPr>
-                <w:rStyle w:val="1151"/>
+                <w:rStyle w:val="1270"/>
                 <w:lang w:val="it-IT"/>
               </w:rPr>
             </w:r>
@@ -814,7 +814,7 @@
         </w:p>
         <w:p>
           <w:pPr>
-            <w:pStyle w:val="1154"/>
+            <w:pStyle w:val="1273"/>
             <w:pBdr/>
             <w:tabs>
               <w:tab w:val="right" w:leader="dot" w:pos="9360"/>
@@ -827,19 +827,19 @@
           <w:hyperlink w:tooltip="#_Toc15" w:anchor="_Toc15" w:history="1">
             <w:r>
               <w:rPr>
-                <w:rStyle w:val="1151"/>
+                <w:rStyle w:val="1270"/>
               </w:rPr>
             </w:r>
             <w:r>
               <w:rPr>
-                <w:rStyle w:val="1151"/>
+                <w:rStyle w:val="1270"/>
                 <w:lang w:val="it-IT"/>
               </w:rPr>
               <w:t xml:space="preserve">Steps taken to port the navigation stack from ROS1 to ROS2</w:t>
             </w:r>
             <w:r>
               <w:rPr>
-                <w:rStyle w:val="1151"/>
+                <w:rStyle w:val="1270"/>
                 <w:lang w:val="it-IT"/>
               </w:rPr>
             </w:r>
@@ -863,7 +863,7 @@
         </w:p>
         <w:p>
           <w:pPr>
-            <w:pStyle w:val="1154"/>
+            <w:pStyle w:val="1273"/>
             <w:pBdr/>
             <w:tabs>
               <w:tab w:val="right" w:leader="dot" w:pos="9360"/>
@@ -876,19 +876,19 @@
           <w:hyperlink w:tooltip="#_Toc16" w:anchor="_Toc16" w:history="1">
             <w:r>
               <w:rPr>
-                <w:rStyle w:val="1151"/>
+                <w:rStyle w:val="1270"/>
               </w:rPr>
             </w:r>
             <w:r>
               <w:rPr>
-                <w:rStyle w:val="1151"/>
+                <w:rStyle w:val="1270"/>
                 <w:lang w:val="it-IT"/>
               </w:rPr>
               <w:t xml:space="preserve">Hardware adaptation process from Rover Zero to Rover Mini</w:t>
             </w:r>
             <w:r>
               <w:rPr>
-                <w:rStyle w:val="1151"/>
+                <w:rStyle w:val="1270"/>
                 <w:lang w:val="it-IT"/>
               </w:rPr>
             </w:r>
@@ -912,7 +912,7 @@
         </w:p>
         <w:p>
           <w:pPr>
-            <w:pStyle w:val="1154"/>
+            <w:pStyle w:val="1273"/>
             <w:pBdr/>
             <w:tabs>
               <w:tab w:val="right" w:leader="dot" w:pos="9360"/>
@@ -925,19 +925,19 @@
           <w:hyperlink w:tooltip="#_Toc17" w:anchor="_Toc17" w:history="1">
             <w:r>
               <w:rPr>
-                <w:rStyle w:val="1151"/>
+                <w:rStyle w:val="1270"/>
               </w:rPr>
             </w:r>
             <w:r>
               <w:rPr>
-                <w:rStyle w:val="1151"/>
+                <w:rStyle w:val="1270"/>
                 <w:lang w:val="it-IT"/>
               </w:rPr>
               <w:t xml:space="preserve">Integration of the navigation stack with Open-RMF</w:t>
             </w:r>
             <w:r>
               <w:rPr>
-                <w:rStyle w:val="1151"/>
+                <w:rStyle w:val="1270"/>
                 <w:lang w:val="it-IT"/>
               </w:rPr>
             </w:r>
@@ -961,7 +961,7 @@
         </w:p>
         <w:p>
           <w:pPr>
-            <w:pStyle w:val="1154"/>
+            <w:pStyle w:val="1273"/>
             <w:pBdr/>
             <w:tabs>
               <w:tab w:val="right" w:leader="dot" w:pos="9360"/>
@@ -974,19 +974,19 @@
           <w:hyperlink w:tooltip="#_Toc18" w:anchor="_Toc18" w:history="1">
             <w:r>
               <w:rPr>
-                <w:rStyle w:val="1151"/>
+                <w:rStyle w:val="1270"/>
               </w:rPr>
             </w:r>
             <w:r>
               <w:rPr>
-                <w:rStyle w:val="1151"/>
+                <w:rStyle w:val="1270"/>
                 <w:lang w:val="it-IT"/>
               </w:rPr>
               <w:t xml:space="preserve">Testing and evaluation of the system</w:t>
             </w:r>
             <w:r>
               <w:rPr>
-                <w:rStyle w:val="1151"/>
+                <w:rStyle w:val="1270"/>
                 <w:lang w:val="it-IT"/>
               </w:rPr>
             </w:r>
@@ -1010,7 +1010,7 @@
         </w:p>
         <w:p>
           <w:pPr>
-            <w:pStyle w:val="1153"/>
+            <w:pStyle w:val="1272"/>
             <w:pBdr/>
             <w:tabs>
               <w:tab w:val="right" w:leader="dot" w:pos="9360"/>
@@ -1023,19 +1023,19 @@
           <w:hyperlink w:tooltip="#_Toc19" w:anchor="_Toc19" w:history="1">
             <w:r>
               <w:rPr>
-                <w:rStyle w:val="1151"/>
+                <w:rStyle w:val="1270"/>
               </w:rPr>
             </w:r>
             <w:r>
               <w:rPr>
-                <w:rStyle w:val="1151"/>
+                <w:rStyle w:val="1270"/>
                 <w:lang w:val="it-IT"/>
               </w:rPr>
               <w:t xml:space="preserve">Results and Analysis</w:t>
             </w:r>
             <w:r>
               <w:rPr>
-                <w:rStyle w:val="1151"/>
+                <w:rStyle w:val="1270"/>
                 <w:lang w:val="it-IT"/>
               </w:rPr>
             </w:r>
@@ -1059,7 +1059,7 @@
         </w:p>
         <w:p>
           <w:pPr>
-            <w:pStyle w:val="1154"/>
+            <w:pStyle w:val="1273"/>
             <w:pBdr/>
             <w:tabs>
               <w:tab w:val="right" w:leader="dot" w:pos="9360"/>
@@ -1072,19 +1072,19 @@
           <w:hyperlink w:tooltip="#_Toc20" w:anchor="_Toc20" w:history="1">
             <w:r>
               <w:rPr>
-                <w:rStyle w:val="1151"/>
+                <w:rStyle w:val="1270"/>
               </w:rPr>
             </w:r>
             <w:r>
               <w:rPr>
-                <w:rStyle w:val="1151"/>
+                <w:rStyle w:val="1270"/>
                 <w:lang w:val="it-IT"/>
               </w:rPr>
               <w:t xml:space="preserve">Presentation of results from testing and evaluation</w:t>
             </w:r>
             <w:r>
               <w:rPr>
-                <w:rStyle w:val="1151"/>
+                <w:rStyle w:val="1270"/>
                 <w:lang w:val="it-IT"/>
               </w:rPr>
             </w:r>
@@ -1108,7 +1108,7 @@
         </w:p>
         <w:p>
           <w:pPr>
-            <w:pStyle w:val="1154"/>
+            <w:pStyle w:val="1273"/>
             <w:pBdr/>
             <w:tabs>
               <w:tab w:val="right" w:leader="dot" w:pos="9360"/>
@@ -1121,19 +1121,19 @@
           <w:hyperlink w:tooltip="#_Toc21" w:anchor="_Toc21" w:history="1">
             <w:r>
               <w:rPr>
-                <w:rStyle w:val="1151"/>
+                <w:rStyle w:val="1270"/>
               </w:rPr>
             </w:r>
             <w:r>
               <w:rPr>
-                <w:rStyle w:val="1151"/>
+                <w:rStyle w:val="1270"/>
                 <w:lang w:val="it-IT"/>
               </w:rPr>
               <w:t xml:space="preserve">Comparison of system performance before and after the porting process</w:t>
             </w:r>
             <w:r>
               <w:rPr>
-                <w:rStyle w:val="1151"/>
+                <w:rStyle w:val="1270"/>
                 <w:lang w:val="it-IT"/>
               </w:rPr>
             </w:r>
@@ -1157,7 +1157,7 @@
         </w:p>
         <w:p>
           <w:pPr>
-            <w:pStyle w:val="1154"/>
+            <w:pStyle w:val="1273"/>
             <w:pBdr/>
             <w:tabs>
               <w:tab w:val="right" w:leader="dot" w:pos="9360"/>
@@ -1170,19 +1170,19 @@
           <w:hyperlink w:tooltip="#_Toc22" w:anchor="_Toc22" w:history="1">
             <w:r>
               <w:rPr>
-                <w:rStyle w:val="1151"/>
+                <w:rStyle w:val="1270"/>
               </w:rPr>
             </w:r>
             <w:r>
               <w:rPr>
-                <w:rStyle w:val="1151"/>
+                <w:rStyle w:val="1270"/>
                 <w:lang w:val="it-IT"/>
               </w:rPr>
               <w:t xml:space="preserve">Discussion on the challenges encountered and how they were addressed</w:t>
             </w:r>
             <w:r>
               <w:rPr>
-                <w:rStyle w:val="1151"/>
+                <w:rStyle w:val="1270"/>
                 <w:lang w:val="it-IT"/>
               </w:rPr>
             </w:r>
@@ -1206,7 +1206,7 @@
         </w:p>
         <w:p>
           <w:pPr>
-            <w:pStyle w:val="1153"/>
+            <w:pStyle w:val="1272"/>
             <w:pBdr/>
             <w:tabs>
               <w:tab w:val="right" w:leader="dot" w:pos="9360"/>
@@ -1219,19 +1219,19 @@
           <w:hyperlink w:tooltip="#_Toc23" w:anchor="_Toc23" w:history="1">
             <w:r>
               <w:rPr>
-                <w:rStyle w:val="1151"/>
+                <w:rStyle w:val="1270"/>
               </w:rPr>
             </w:r>
             <w:r>
               <w:rPr>
-                <w:rStyle w:val="1151"/>
+                <w:rStyle w:val="1270"/>
                 <w:lang w:val="it-IT"/>
               </w:rPr>
               <w:t xml:space="preserve">Conclusion and Future Work</w:t>
             </w:r>
             <w:r>
               <w:rPr>
-                <w:rStyle w:val="1151"/>
+                <w:rStyle w:val="1270"/>
                 <w:lang w:val="it-IT"/>
               </w:rPr>
             </w:r>
@@ -1255,7 +1255,7 @@
         </w:p>
         <w:p>
           <w:pPr>
-            <w:pStyle w:val="1154"/>
+            <w:pStyle w:val="1273"/>
             <w:pBdr/>
             <w:tabs>
               <w:tab w:val="right" w:leader="dot" w:pos="9360"/>
@@ -1268,19 +1268,19 @@
           <w:hyperlink w:tooltip="#_Toc24" w:anchor="_Toc24" w:history="1">
             <w:r>
               <w:rPr>
-                <w:rStyle w:val="1151"/>
+                <w:rStyle w:val="1270"/>
               </w:rPr>
             </w:r>
             <w:r>
               <w:rPr>
-                <w:rStyle w:val="1151"/>
+                <w:rStyle w:val="1270"/>
                 <w:lang w:val="it-IT"/>
               </w:rPr>
               <w:t xml:space="preserve">Summary of the research findings</w:t>
             </w:r>
             <w:r>
               <w:rPr>
-                <w:rStyle w:val="1151"/>
+                <w:rStyle w:val="1270"/>
                 <w:lang w:val="it-IT"/>
               </w:rPr>
             </w:r>
@@ -1304,7 +1304,7 @@
         </w:p>
         <w:p>
           <w:pPr>
-            <w:pStyle w:val="1154"/>
+            <w:pStyle w:val="1273"/>
             <w:pBdr/>
             <w:tabs>
               <w:tab w:val="right" w:leader="dot" w:pos="9360"/>
@@ -1317,19 +1317,19 @@
           <w:hyperlink w:tooltip="#_Toc25" w:anchor="_Toc25" w:history="1">
             <w:r>
               <w:rPr>
-                <w:rStyle w:val="1151"/>
+                <w:rStyle w:val="1270"/>
               </w:rPr>
             </w:r>
             <w:r>
               <w:rPr>
-                <w:rStyle w:val="1151"/>
+                <w:rStyle w:val="1270"/>
                 <w:lang w:val="it-IT"/>
               </w:rPr>
               <w:t xml:space="preserve">Contributions to the field of electrical engineering and robotics</w:t>
             </w:r>
             <w:r>
               <w:rPr>
-                <w:rStyle w:val="1151"/>
+                <w:rStyle w:val="1270"/>
                 <w:lang w:val="it-IT"/>
               </w:rPr>
             </w:r>
@@ -1353,7 +1353,7 @@
         </w:p>
         <w:p>
           <w:pPr>
-            <w:pStyle w:val="1154"/>
+            <w:pStyle w:val="1273"/>
             <w:pBdr/>
             <w:tabs>
               <w:tab w:val="right" w:leader="dot" w:pos="9360"/>
@@ -1366,19 +1366,19 @@
           <w:hyperlink w:tooltip="#_Toc26" w:anchor="_Toc26" w:history="1">
             <w:r>
               <w:rPr>
-                <w:rStyle w:val="1151"/>
+                <w:rStyle w:val="1270"/>
               </w:rPr>
             </w:r>
             <w:r>
               <w:rPr>
-                <w:rStyle w:val="1151"/>
+                <w:rStyle w:val="1270"/>
                 <w:lang w:val="it-IT"/>
               </w:rPr>
               <w:t xml:space="preserve">Recommendations for future work and improvements</w:t>
             </w:r>
             <w:r>
               <w:rPr>
-                <w:rStyle w:val="1151"/>
+                <w:rStyle w:val="1270"/>
                 <w:lang w:val="it-IT"/>
               </w:rPr>
             </w:r>
@@ -1402,7 +1402,7 @@
         </w:p>
         <w:p>
           <w:pPr>
-            <w:pStyle w:val="1153"/>
+            <w:pStyle w:val="1272"/>
             <w:pBdr/>
             <w:tabs>
               <w:tab w:val="right" w:leader="dot" w:pos="9360"/>
@@ -1415,19 +1415,19 @@
           <w:hyperlink w:tooltip="#_Toc27" w:anchor="_Toc27" w:history="1">
             <w:r>
               <w:rPr>
-                <w:rStyle w:val="1151"/>
+                <w:rStyle w:val="1270"/>
               </w:rPr>
             </w:r>
             <w:r>
               <w:rPr>
-                <w:rStyle w:val="1151"/>
+                <w:rStyle w:val="1270"/>
                 <w:lang w:val="it-IT"/>
               </w:rPr>
               <w:t xml:space="preserve">References [[references]]</w:t>
             </w:r>
             <w:r>
               <w:rPr>
-                <w:rStyle w:val="1151"/>
+                <w:rStyle w:val="1270"/>
                 <w:lang w:val="it-IT"/>
               </w:rPr>
             </w:r>
@@ -1451,7 +1451,7 @@
         </w:p>
         <w:p>
           <w:pPr>
-            <w:pStyle w:val="1154"/>
+            <w:pStyle w:val="1273"/>
             <w:pBdr/>
             <w:tabs>
               <w:tab w:val="right" w:leader="dot" w:pos="9360"/>
@@ -1464,19 +1464,19 @@
           <w:hyperlink w:tooltip="#_Toc28" w:anchor="_Toc28" w:history="1">
             <w:r>
               <w:rPr>
-                <w:rStyle w:val="1151"/>
+                <w:rStyle w:val="1270"/>
               </w:rPr>
             </w:r>
             <w:r>
               <w:rPr>
-                <w:rStyle w:val="1151"/>
+                <w:rStyle w:val="1270"/>
                 <w:lang w:val="it-IT"/>
               </w:rPr>
               <w:t xml:space="preserve">List of sources cited in the thesis</w:t>
             </w:r>
             <w:r>
               <w:rPr>
-                <w:rStyle w:val="1151"/>
+                <w:rStyle w:val="1270"/>
                 <w:lang w:val="it-IT"/>
               </w:rPr>
             </w:r>
@@ -1500,7 +1500,7 @@
         </w:p>
         <w:p>
           <w:pPr>
-            <w:pStyle w:val="1153"/>
+            <w:pStyle w:val="1272"/>
             <w:pBdr/>
             <w:tabs>
               <w:tab w:val="right" w:leader="dot" w:pos="9360"/>
@@ -1513,19 +1513,19 @@
           <w:hyperlink w:tooltip="#_Toc29" w:anchor="_Toc29" w:history="1">
             <w:r>
               <w:rPr>
-                <w:rStyle w:val="1151"/>
+                <w:rStyle w:val="1270"/>
               </w:rPr>
             </w:r>
             <w:r>
               <w:rPr>
-                <w:rStyle w:val="1151"/>
+                <w:rStyle w:val="1270"/>
                 <w:lang w:val="it-IT"/>
               </w:rPr>
               <w:t xml:space="preserve">Appendices</w:t>
             </w:r>
             <w:r>
               <w:rPr>
-                <w:rStyle w:val="1151"/>
+                <w:rStyle w:val="1270"/>
                 <w:lang w:val="it-IT"/>
               </w:rPr>
             </w:r>
@@ -1549,7 +1549,7 @@
         </w:p>
         <w:p>
           <w:pPr>
-            <w:pStyle w:val="1154"/>
+            <w:pStyle w:val="1273"/>
             <w:pBdr/>
             <w:tabs>
               <w:tab w:val="right" w:leader="dot" w:pos="9360"/>
@@ -1562,19 +1562,19 @@
           <w:hyperlink w:tooltip="#_Toc30" w:anchor="_Toc30" w:history="1">
             <w:r>
               <w:rPr>
-                <w:rStyle w:val="1151"/>
+                <w:rStyle w:val="1270"/>
               </w:rPr>
             </w:r>
             <w:r>
               <w:rPr>
-                <w:rStyle w:val="1151"/>
+                <w:rStyle w:val="1270"/>
                 <w:lang w:val="it-IT"/>
               </w:rPr>
               <w:t xml:space="preserve">Additional technical details and documentation</w:t>
             </w:r>
             <w:r>
               <w:rPr>
-                <w:rStyle w:val="1151"/>
+                <w:rStyle w:val="1270"/>
                 <w:lang w:val="it-IT"/>
               </w:rPr>
             </w:r>
@@ -1671,7 +1671,7 @@
     </w:p>
     <w:p>
       <w:pPr>
-        <w:pStyle w:val="1106"/>
+        <w:pStyle w:val="1225"/>
         <w:pBdr/>
         <w:spacing/>
         <w:ind/>
@@ -1701,7 +1701,7 @@
     </w:p>
     <w:p>
       <w:pPr>
-        <w:pStyle w:val="1107"/>
+        <w:pStyle w:val="1226"/>
         <w:pBdr/>
         <w:spacing/>
         <w:ind/>
@@ -1825,14 +1825,14 @@
       </w:r>
       <w:r>
         <w:rPr>
-          <w:rStyle w:val="1147"/>
+          <w:rStyle w:val="1266"/>
           <w:lang w:val="it-IT"/>
         </w:rPr>
         <w:footnoteReference w:id="2"/>
       </w:r>
       <w:r>
         <w:rPr>
-          <w:rStyle w:val="1147"/>
+          <w:rStyle w:val="1266"/>
           <w:vertAlign w:val="baseline"/>
           <w:lang w:val="it-IT"/>
         </w:rPr>
@@ -1901,7 +1901,7 @@
       </w:r>
       <w:r>
         <w:rPr>
-          <w:rStyle w:val="1147"/>
+          <w:rStyle w:val="1266"/>
           <w:highlight w:val="none"/>
           <w:lang w:val="it-IT"/>
         </w:rPr>
@@ -1916,7 +1916,7 @@
       </w:r>
       <w:r>
         <w:rPr>
-          <w:rStyle w:val="1147"/>
+          <w:rStyle w:val="1266"/>
           <w:highlight w:val="none"/>
           <w:lang w:val="it-IT"/>
         </w:rPr>
@@ -1939,7 +1939,7 @@
     </w:p>
     <w:p>
       <w:pPr>
-        <w:pStyle w:val="1107"/>
+        <w:pStyle w:val="1226"/>
         <w:pBdr/>
         <w:spacing/>
         <w:ind/>
@@ -1972,7 +1972,7 @@
     </w:p>
     <w:p>
       <w:pPr>
-        <w:pStyle w:val="1107"/>
+        <w:pStyle w:val="1226"/>
         <w:pBdr/>
         <w:spacing/>
         <w:ind/>
@@ -2027,7 +2027,7 @@
       </w:r>
       <w:r>
         <w:rPr>
-          <w:rStyle w:val="1147"/>
+          <w:rStyle w:val="1266"/>
           <w:highlight w:val="none"/>
           <w:lang w:val="it-IT"/>
         </w:rPr>
@@ -2081,7 +2081,7 @@
     </w:p>
     <w:p>
       <w:pPr>
-        <w:pStyle w:val="1106"/>
+        <w:pStyle w:val="1225"/>
         <w:pBdr/>
         <w:spacing/>
         <w:ind/>
@@ -2140,7 +2140,7 @@
     </w:p>
     <w:p>
       <w:pPr>
-        <w:pStyle w:val="1107"/>
+        <w:pStyle w:val="1226"/>
         <w:pBdr/>
         <w:spacing/>
         <w:ind/>
@@ -2201,7 +2201,7 @@
       </w:r>
       <w:r>
         <w:rPr>
-          <w:rStyle w:val="1147"/>
+          <w:rStyle w:val="1266"/>
           <w:lang w:val="it-IT"/>
         </w:rPr>
         <w:footnoteReference w:id="6"/>
@@ -2311,7 +2311,7 @@
     </w:p>
     <w:p>
       <w:pPr>
-        <w:pStyle w:val="1168"/>
+        <w:pStyle w:val="1287"/>
         <w:numPr>
           <w:ilvl w:val="0"/>
           <w:numId w:val="5"/>
@@ -2429,7 +2429,7 @@
     </w:p>
     <w:p>
       <w:pPr>
-        <w:pStyle w:val="1168"/>
+        <w:pStyle w:val="1287"/>
         <w:numPr>
           <w:ilvl w:val="0"/>
           <w:numId w:val="5"/>
@@ -2485,7 +2485,7 @@
     </w:p>
     <w:p>
       <w:pPr>
-        <w:pStyle w:val="1168"/>
+        <w:pStyle w:val="1287"/>
         <w:numPr>
           <w:ilvl w:val="0"/>
           <w:numId w:val="5"/>
@@ -2536,7 +2536,7 @@
     </w:p>
     <w:p>
       <w:pPr>
-        <w:pStyle w:val="1168"/>
+        <w:pStyle w:val="1287"/>
         <w:numPr>
           <w:ilvl w:val="0"/>
           <w:numId w:val="5"/>
@@ -2564,7 +2564,7 @@
       </w:r>
       <w:r>
         <w:rPr>
-          <w:rStyle w:val="1147"/>
+          <w:rStyle w:val="1266"/>
           <w:highlight w:val="none"/>
           <w:lang w:val="it-IT"/>
         </w:rPr>
@@ -2572,7 +2572,7 @@
       </w:r>
       <w:r>
         <w:rPr>
-          <w:rStyle w:val="1147"/>
+          <w:rStyle w:val="1266"/>
           <w:highlight w:val="none"/>
           <w:vertAlign w:val="baseline"/>
           <w:lang w:val="it-IT"/>
@@ -2596,7 +2596,7 @@
     </w:p>
     <w:p>
       <w:pPr>
-        <w:pStyle w:val="1108"/>
+        <w:pStyle w:val="1227"/>
         <w:pBdr/>
         <w:spacing/>
         <w:ind/>
@@ -2647,7 +2647,7 @@
       </w:r>
       <w:r>
         <w:rPr>
-          <w:rStyle w:val="1147"/>
+          <w:rStyle w:val="1266"/>
           <w:highlight w:val="none"/>
           <w:lang w:val="it-IT"/>
         </w:rPr>
@@ -2655,7 +2655,7 @@
       </w:r>
       <w:r>
         <w:rPr>
-          <w:rStyle w:val="1147"/>
+          <w:rStyle w:val="1266"/>
           <w:highlight w:val="none"/>
           <w:vertAlign w:val="baseline"/>
           <w:lang w:val="it-IT"/>
@@ -2684,7 +2684,7 @@
     </w:p>
     <w:p>
       <w:pPr>
-        <w:pStyle w:val="1168"/>
+        <w:pStyle w:val="1287"/>
         <w:numPr>
           <w:ilvl w:val="0"/>
           <w:numId w:val="6"/>
@@ -2775,7 +2775,7 @@
     </w:p>
     <w:p>
       <w:pPr>
-        <w:pStyle w:val="1168"/>
+        <w:pStyle w:val="1287"/>
         <w:numPr>
           <w:ilvl w:val="0"/>
           <w:numId w:val="6"/>
@@ -2869,7 +2869,7 @@
     </w:p>
     <w:p>
       <w:pPr>
-        <w:pStyle w:val="1168"/>
+        <w:pStyle w:val="1287"/>
         <w:numPr>
           <w:ilvl w:val="0"/>
           <w:numId w:val="6"/>
@@ -2914,7 +2914,7 @@
     </w:p>
     <w:p>
       <w:pPr>
-        <w:pStyle w:val="1168"/>
+        <w:pStyle w:val="1287"/>
         <w:numPr>
           <w:ilvl w:val="0"/>
           <w:numId w:val="6"/>
@@ -2968,7 +2968,7 @@
     </w:p>
     <w:p>
       <w:pPr>
-        <w:pStyle w:val="1168"/>
+        <w:pStyle w:val="1287"/>
         <w:numPr>
           <w:ilvl w:val="0"/>
           <w:numId w:val="6"/>
@@ -3027,7 +3027,7 @@
     </w:p>
     <w:p>
       <w:pPr>
-        <w:pStyle w:val="1168"/>
+        <w:pStyle w:val="1287"/>
         <w:numPr>
           <w:ilvl w:val="0"/>
           <w:numId w:val="6"/>
@@ -3092,7 +3092,7 @@
     </w:p>
     <w:p>
       <w:pPr>
-        <w:pStyle w:val="1108"/>
+        <w:pStyle w:val="1227"/>
         <w:pBdr/>
         <w:spacing/>
         <w:ind/>
@@ -3161,7 +3161,7 @@
     </w:p>
     <w:p>
       <w:pPr>
-        <w:pStyle w:val="1168"/>
+        <w:pStyle w:val="1287"/>
         <w:numPr>
           <w:ilvl w:val="0"/>
           <w:numId w:val="8"/>
@@ -3214,7 +3214,7 @@
     </w:p>
     <w:p>
       <w:pPr>
-        <w:pStyle w:val="1168"/>
+        <w:pStyle w:val="1287"/>
         <w:numPr>
           <w:ilvl w:val="0"/>
           <w:numId w:val="4"/>
@@ -3277,7 +3277,7 @@
     </w:p>
     <w:p>
       <w:pPr>
-        <w:pStyle w:val="1168"/>
+        <w:pStyle w:val="1287"/>
         <w:numPr>
           <w:ilvl w:val="0"/>
           <w:numId w:val="4"/>
@@ -3343,7 +3343,7 @@
     </w:p>
     <w:p>
       <w:pPr>
-        <w:pStyle w:val="1168"/>
+        <w:pStyle w:val="1287"/>
         <w:numPr>
           <w:ilvl w:val="0"/>
           <w:numId w:val="4"/>
@@ -3405,7 +3405,7 @@
     </w:p>
     <w:p>
       <w:pPr>
-        <w:pStyle w:val="1168"/>
+        <w:pStyle w:val="1287"/>
         <w:numPr>
           <w:ilvl w:val="0"/>
           <w:numId w:val="9"/>
@@ -3465,7 +3465,7 @@
     </w:p>
     <w:p>
       <w:pPr>
-        <w:pStyle w:val="1168"/>
+        <w:pStyle w:val="1287"/>
         <w:numPr>
           <w:ilvl w:val="0"/>
           <w:numId w:val="10"/>
@@ -3535,7 +3535,7 @@
     </w:p>
     <w:p>
       <w:pPr>
-        <w:pStyle w:val="1168"/>
+        <w:pStyle w:val="1287"/>
         <w:numPr>
           <w:ilvl w:val="0"/>
           <w:numId w:val="4"/>
@@ -3614,7 +3614,7 @@
     </w:p>
     <w:p>
       <w:pPr>
-        <w:pStyle w:val="1108"/>
+        <w:pStyle w:val="1227"/>
         <w:pBdr/>
         <w:spacing/>
         <w:ind/>
@@ -3686,7 +3686,7 @@
     </w:p>
     <w:p>
       <w:pPr>
-        <w:pStyle w:val="1168"/>
+        <w:pStyle w:val="1287"/>
         <w:numPr>
           <w:ilvl w:val="0"/>
           <w:numId w:val="12"/>
@@ -3726,7 +3726,7 @@
     </w:p>
     <w:p>
       <w:pPr>
-        <w:pStyle w:val="1168"/>
+        <w:pStyle w:val="1287"/>
         <w:numPr>
           <w:ilvl w:val="0"/>
           <w:numId w:val="12"/>
@@ -3766,7 +3766,7 @@
     </w:p>
     <w:p>
       <w:pPr>
-        <w:pStyle w:val="1168"/>
+        <w:pStyle w:val="1287"/>
         <w:numPr>
           <w:ilvl w:val="0"/>
           <w:numId w:val="12"/>
@@ -3806,7 +3806,7 @@
     </w:p>
     <w:p>
       <w:pPr>
-        <w:pStyle w:val="1168"/>
+        <w:pStyle w:val="1287"/>
         <w:numPr>
           <w:ilvl w:val="0"/>
           <w:numId w:val="12"/>
@@ -3846,7 +3846,7 @@
     </w:p>
     <w:p>
       <w:pPr>
-        <w:pStyle w:val="1168"/>
+        <w:pStyle w:val="1287"/>
         <w:numPr>
           <w:ilvl w:val="0"/>
           <w:numId w:val="12"/>
@@ -3886,7 +3886,7 @@
     </w:p>
     <w:p>
       <w:pPr>
-        <w:pStyle w:val="1168"/>
+        <w:pStyle w:val="1287"/>
         <w:numPr>
           <w:ilvl w:val="0"/>
           <w:numId w:val="12"/>
@@ -3948,7 +3948,7 @@
       </w:r>
       <w:r>
         <w:rPr>
-          <w:rStyle w:val="1147"/>
+          <w:rStyle w:val="1266"/>
           <w:rFonts w:ascii="Times New Roman" w:hAnsi="Times New Roman" w:eastAsia="Times New Roman" w:cs="Times New Roman"/>
           <w:color w:val="000000"/>
           <w:sz w:val="24"/>
@@ -4014,7 +4014,7 @@
     </w:p>
     <w:p>
       <w:pPr>
-        <w:pStyle w:val="1107"/>
+        <w:pStyle w:val="1226"/>
         <w:pBdr/>
         <w:spacing/>
         <w:ind/>
@@ -4099,21 +4099,21 @@
       </w:r>
       <w:r>
         <w:rPr>
-          <w:rStyle w:val="1147"/>
+          <w:rStyle w:val="1266"/>
           <w:lang w:val="it-IT"/>
         </w:rPr>
         <w:footnoteReference w:id="10"/>
       </w:r>
       <w:r>
         <w:rPr>
-          <w:rStyle w:val="1147"/>
+          <w:rStyle w:val="1266"/>
           <w:lang w:val="it-IT"/>
         </w:rPr>
         <w:footnoteReference w:id="11"/>
       </w:r>
       <w:r>
         <w:rPr>
-          <w:rStyle w:val="1147"/>
+          <w:rStyle w:val="1266"/>
           <w:lang w:val="it-IT"/>
         </w:rPr>
         <w:footnoteReference w:id="12"/>
@@ -4132,14 +4132,14 @@
       </w:r>
       <w:r>
         <w:rPr>
-          <w:rStyle w:val="1147"/>
+          <w:rStyle w:val="1266"/>
           <w:lang w:val="it-IT"/>
         </w:rPr>
         <w:footnoteReference w:id="13"/>
       </w:r>
       <w:r>
         <w:rPr>
-          <w:rStyle w:val="1147"/>
+          <w:rStyle w:val="1266"/>
           <w:vertAlign w:val="baseline"/>
           <w:lang w:val="it-IT"/>
         </w:rPr>
@@ -4184,7 +4184,7 @@
       </w:r>
       <w:r>
         <w:rPr>
-          <w:rStyle w:val="1147"/>
+          <w:rStyle w:val="1266"/>
         </w:rPr>
         <w:footnoteReference w:id="14"/>
       </w:r>
@@ -4193,7 +4193,7 @@
       </w:r>
       <w:r>
         <w:rPr>
-          <w:rStyle w:val="1147"/>
+          <w:rStyle w:val="1266"/>
         </w:rPr>
         <w:footnoteReference w:id="15"/>
       </w:r>
@@ -4333,7 +4333,7 @@
       </w:r>
       <w:r>
         <w:rPr>
-          <w:rStyle w:val="1147"/>
+          <w:rStyle w:val="1266"/>
           <w:highlight w:val="none"/>
           <w:lang w:val="it-IT"/>
         </w:rPr>
@@ -4361,7 +4361,7 @@
     </w:p>
     <w:p>
       <w:pPr>
-        <w:pStyle w:val="1168"/>
+        <w:pStyle w:val="1287"/>
         <w:numPr>
           <w:ilvl w:val="0"/>
           <w:numId w:val="13"/>
@@ -4388,7 +4388,7 @@
     </w:p>
     <w:p>
       <w:pPr>
-        <w:pStyle w:val="1168"/>
+        <w:pStyle w:val="1287"/>
         <w:numPr>
           <w:ilvl w:val="1"/>
           <w:numId w:val="13"/>
@@ -4444,7 +4444,7 @@
     </w:p>
     <w:p>
       <w:pPr>
-        <w:pStyle w:val="1168"/>
+        <w:pStyle w:val="1287"/>
         <w:numPr>
           <w:ilvl w:val="1"/>
           <w:numId w:val="13"/>
@@ -4515,27 +4515,10 @@
           <w:lang w:val="it-IT"/>
         </w:rPr>
       </w:r>
-      <w:r>
-        <w:rPr>
-          <w:highlight w:val="none"/>
-          <w:lang w:val="it-IT"/>
-        </w:rPr>
-      </w:r>
-      <w:r>
-        <w:rPr>
-          <w:highlight w:val="none"/>
-          <w:lang w:val="it-IT"/>
-        </w:rPr>
-      </w:r>
-      <w:r>
-        <w:rPr>
-          <w:lang w:val="it-IT"/>
-        </w:rPr>
-      </w:r>
     </w:p>
     <w:p>
       <w:pPr>
-        <w:pStyle w:val="1168"/>
+        <w:pStyle w:val="1287"/>
         <w:numPr>
           <w:ilvl w:val="2"/>
           <w:numId w:val="13"/>
@@ -4567,7 +4550,7 @@
     </w:p>
     <w:p>
       <w:pPr>
-        <w:pStyle w:val="1168"/>
+        <w:pStyle w:val="1287"/>
         <w:numPr>
           <w:ilvl w:val="2"/>
           <w:numId w:val="13"/>
@@ -4585,12 +4568,6 @@
           <w:lang w:val="it-IT"/>
         </w:rPr>
         <w:t xml:space="preserve">Inializziamo la configurazione con </w:t>
-      </w:r>
-      <w:r>
-        <w:rPr>
-          <w:highlight w:val="none"/>
-          <w:lang w:val="it-IT"/>
-        </w:rPr>
       </w:r>
       <w:r>
         <w:rPr>
@@ -4618,7 +4595,7 @@
     </w:p>
     <w:p>
       <w:pPr>
-        <w:pStyle w:val="1168"/>
+        <w:pStyle w:val="1287"/>
         <w:numPr>
           <w:ilvl w:val="2"/>
           <w:numId w:val="13"/>
@@ -4637,16 +4614,6 @@
           <w:lang w:val="it-IT"/>
         </w:rPr>
         <w:t xml:space="preserve">Che passiamo a Inactive per poi lanciare </w:t>
-      </w:r>
-      <w:r>
-        <w:rPr>
-          <w:lang w:val="it-IT"/>
-        </w:rPr>
-      </w:r>
-      <w:r>
-        <w:rPr>
-          <w:lang w:val="it-IT"/>
-        </w:rPr>
       </w:r>
       <w:r>
         <w:rPr>
@@ -4660,10 +4627,16 @@
           <w:lang w:val="it-IT"/>
         </w:rPr>
       </w:r>
+      <w:r>
+        <w:rPr>
+          <w:highlight w:val="none"/>
+          <w:lang w:val="it-IT"/>
+        </w:rPr>
+      </w:r>
     </w:p>
     <w:p>
       <w:pPr>
-        <w:pStyle w:val="1168"/>
+        <w:pStyle w:val="1287"/>
         <w:numPr>
           <w:ilvl w:val="2"/>
           <w:numId w:val="13"/>
@@ -4688,10 +4661,16 @@
           <w:lang w:val="it-IT"/>
         </w:rPr>
       </w:r>
+      <w:r>
+        <w:rPr>
+          <w:highlight w:val="none"/>
+          <w:lang w:val="it-IT"/>
+        </w:rPr>
+      </w:r>
     </w:p>
     <w:p>
       <w:pPr>
-        <w:pStyle w:val="1168"/>
+        <w:pStyle w:val="1287"/>
         <w:numPr>
           <w:ilvl w:val="2"/>
           <w:numId w:val="13"/>
@@ -4715,7 +4694,6 @@
       </w:r>
       <w:r>
         <w:rPr>
-          <w:highlight w:val="none"/>
           <w:lang w:val="it-IT"/>
         </w:rPr>
       </w:r>
@@ -4824,23 +4802,15 @@
           <w:lang w:val="it-IT"/>
         </w:rPr>
       </w:r>
-      <w:r/>
       <w:r>
         <w:rPr>
-          <w:highlight w:val="none"/>
-          <w:lang w:val="it-IT"/>
-        </w:rPr>
-      </w:r>
-      <w:r>
-        <w:rPr>
-          <w:highlight w:val="none"/>
           <w:lang w:val="it-IT"/>
         </w:rPr>
       </w:r>
     </w:p>
     <w:p>
       <w:pPr>
-        <w:pStyle w:val="1168"/>
+        <w:pStyle w:val="1287"/>
         <w:numPr>
           <w:ilvl w:val="0"/>
           <w:numId w:val="13"/>
@@ -4867,7 +4837,7 @@
       </w:r>
       <w:r>
         <w:rPr>
-          <w:rStyle w:val="1147"/>
+          <w:rStyle w:val="1266"/>
           <w:highlight w:val="none"/>
           <w:lang w:val="it-IT"/>
         </w:rPr>
@@ -4913,19 +4883,14 @@
       </w:r>
       <w:r>
         <w:rPr>
-          <w:lang w:val="it-IT"/>
-        </w:rPr>
-      </w:r>
-      <w:r>
-        <w:rPr>
-          <w:rStyle w:val="1147"/>
+          <w:rStyle w:val="1266"/>
           <w:lang w:val="it-IT"/>
         </w:rPr>
         <w:footnoteReference w:id="18"/>
       </w:r>
       <w:r>
         <w:rPr>
-          <w:rStyle w:val="1147"/>
+          <w:rStyle w:val="1266"/>
           <w:vertAlign w:val="baseline"/>
           <w:lang w:val="it-IT"/>
         </w:rPr>
@@ -4936,10 +4901,15 @@
           <w:lang w:val="it-IT"/>
         </w:rPr>
       </w:r>
+      <w:r>
+        <w:rPr>
+          <w:lang w:val="it-IT"/>
+        </w:rPr>
+      </w:r>
     </w:p>
     <w:p>
       <w:pPr>
-        <w:pStyle w:val="1168"/>
+        <w:pStyle w:val="1287"/>
         <w:numPr>
           <w:ilvl w:val="0"/>
           <w:numId w:val="13"/>
@@ -4969,22 +4939,6 @@
       </w:r>
       <w:r>
         <w:rPr>
-          <w:highlight w:val="none"/>
-          <w:vertAlign w:val="baseline"/>
-          <w:lang w:val="it-IT"/>
-        </w:rPr>
-      </w:r>
-      <w:r>
-        <w:rPr>
-          <w:highlight w:val="none"/>
-          <w:vertAlign w:val="baseline"/>
-          <w:lang w:val="it-IT"/>
-        </w:rPr>
-      </w:r>
-      <w:r>
-        <w:rPr>
-          <w:highlight w:val="none"/>
-          <w:vertAlign w:val="baseline"/>
           <w:lang w:val="it-IT"/>
         </w:rPr>
       </w:r>
@@ -4996,7 +4950,7 @@
     </w:p>
     <w:p>
       <w:pPr>
-        <w:pStyle w:val="1168"/>
+        <w:pStyle w:val="1287"/>
         <w:numPr>
           <w:ilvl w:val="1"/>
           <w:numId w:val="13"/>
@@ -5027,15 +4981,13 @@
       </w:r>
       <w:r>
         <w:rPr>
-          <w:highlight w:val="none"/>
-          <w:vertAlign w:val="baseline"/>
           <w:lang w:val="it-IT"/>
         </w:rPr>
       </w:r>
     </w:p>
     <w:p>
       <w:pPr>
-        <w:pStyle w:val="1168"/>
+        <w:pStyle w:val="1287"/>
         <w:numPr>
           <w:ilvl w:val="1"/>
           <w:numId w:val="13"/>
@@ -5070,28 +5022,10 @@
           <w:lang w:val="it-IT"/>
         </w:rPr>
       </w:r>
-    </w:p>
-    <w:p>
-      <w:pPr>
-        <w:pStyle w:val="1168"/>
-        <w:numPr>
-          <w:ilvl w:val="0"/>
-          <w:numId w:val="13"/>
-        </w:numPr>
-        <w:pBdr/>
-        <w:spacing/>
-        <w:ind/>
+      <w:r>
         <w:rPr>
           <w:lang w:val="it-IT"/>
         </w:rPr>
-      </w:pPr>
-      <w:r>
-        <w:rPr>
-          <w:highlight w:val="none"/>
-          <w:vertAlign w:val="baseline"/>
-          <w:lang w:val="it-IT"/>
-        </w:rPr>
-        <w:t xml:space="preserve">Planners</w:t>
       </w:r>
       <w:r>
         <w:rPr>
@@ -5100,10 +5034,20 @@
           <w:lang w:val="it-IT"/>
         </w:rPr>
       </w:r>
+      <w:r>
+        <w:rPr>
+          <w:lang w:val="it-IT"/>
+        </w:rPr>
+      </w:r>
+      <w:r>
+        <w:rPr>
+          <w:lang w:val="it-IT"/>
+        </w:rPr>
+      </w:r>
     </w:p>
     <w:p>
       <w:pPr>
-        <w:pStyle w:val="1168"/>
+        <w:pStyle w:val="1287"/>
         <w:numPr>
           <w:ilvl w:val="1"/>
           <w:numId w:val="13"/>
@@ -5137,8 +5081,473 @@
       </w:r>
       <w:r>
         <w:rPr>
+          <w:lang w:val="it-IT"/>
+        </w:rPr>
+      </w:r>
+    </w:p>
+    <w:p>
+      <w:pPr>
+        <w:pStyle w:val="1287"/>
+        <w:numPr>
+          <w:ilvl w:val="0"/>
+          <w:numId w:val="13"/>
+        </w:numPr>
+        <w:pBdr/>
+        <w:spacing/>
+        <w:ind/>
+        <w:rPr>
           <w:highlight w:val="none"/>
           <w:vertAlign w:val="baseline"/>
+          <w:lang w:val="it-IT"/>
+        </w:rPr>
+      </w:pPr>
+      <w:r>
+        <w:rPr>
+          <w:highlight w:val="none"/>
+          <w:vertAlign w:val="baseline"/>
+          <w:lang w:val="it-IT"/>
+        </w:rPr>
+        <w:t xml:space="preserve">Planners </w:t>
+      </w:r>
+      <w:r>
+        <w:rPr>
+          <w:highlight w:val="none"/>
+          <w:vertAlign w:val="baseline"/>
+          <w:lang w:val="it-IT"/>
+        </w:rPr>
+      </w:r>
+      <w:r>
+        <w:t xml:space="preserve">is to compute a valid, and potentially optimal, path</w:t>
+      </w:r>
+      <w:r>
+        <w:rPr>
+          <w:lang w:val="it-IT"/>
+        </w:rPr>
+        <w:t xml:space="preserve"> (o route)</w:t>
+      </w:r>
+      <w:r>
+        <w:t xml:space="preserve"> from the current pose to a goal pose</w:t>
+      </w:r>
+      <w:r>
+        <w:rPr>
+          <w:lang w:val="it-IT"/>
+        </w:rPr>
+        <w:t xml:space="preserve"> avendo accesso a</w:t>
+      </w:r>
+      <w:r>
+        <w:rPr>
+          <w:lang w:val="it-IT"/>
+        </w:rPr>
+        <w:t xml:space="preserve">lla rappresentazione dell’ambiente globale </w:t>
+      </w:r>
+      <w:r>
+        <w:rPr>
+          <w:lang w:val="it-IT"/>
+        </w:rPr>
+        <w:t xml:space="preserve">global costmap</w:t>
+      </w:r>
+      <w:r>
+        <w:rPr>
+          <w:lang w:val="it-IT"/>
+        </w:rPr>
+        <w:t xml:space="preserve"> e i dati dei sensori memorizzati al suo interno.</w:t>
+      </w:r>
+      <w:r>
+        <w:rPr>
+          <w:highlight w:val="none"/>
+          <w:vertAlign w:val="baseline"/>
+          <w:lang w:val="it-IT"/>
+        </w:rPr>
+      </w:r>
+    </w:p>
+    <w:p>
+      <w:pPr>
+        <w:pStyle w:val="1287"/>
+        <w:numPr>
+          <w:ilvl w:val="0"/>
+          <w:numId w:val="13"/>
+        </w:numPr>
+        <w:pBdr/>
+        <w:spacing/>
+        <w:ind/>
+        <w:rPr>
+          <w:highlight w:val="none"/>
+          <w:vertAlign w:val="baseline"/>
+          <w:lang w:val="it-IT"/>
+        </w:rPr>
+      </w:pPr>
+      <w:r>
+        <w:rPr>
+          <w:highlight w:val="none"/>
+          <w:lang w:val="it-IT"/>
+        </w:rPr>
+        <w:t xml:space="preserve">Controllrs (ROS1 local planners) è utilizzato per trovare i comandi (velocità e sterzo) necessarie per seguire il global planner utilizzando il progress checker e il goal checker oppure per completare task locali come il docking usando una rappresentazione locale dell’ambiente </w:t>
+      </w:r>
+      <w:r>
+        <w:rPr>
+          <w:highlight w:val="none"/>
+          <w:lang w:val="it-IT"/>
+        </w:rPr>
+        <w:t xml:space="preserve">local costmap</w:t>
+      </w:r>
+      <w:r>
+        <w:rPr>
+          <w:highlight w:val="none"/>
+          <w:lang w:val="it-IT"/>
+        </w:rPr>
+        <w:t xml:space="preserve">. Molti controller proiettano il robot nello spazio in un tentativo di trovare un percorso fattibile.</w:t>
+      </w:r>
+      <w:r>
+        <w:rPr>
+          <w:highlight w:val="none"/>
+          <w:lang w:val="it-IT"/>
+        </w:rPr>
+      </w:r>
+    </w:p>
+    <w:p>
+      <w:pPr>
+        <w:pStyle w:val="1287"/>
+        <w:numPr>
+          <w:ilvl w:val="0"/>
+          <w:numId w:val="13"/>
+        </w:numPr>
+        <w:pBdr/>
+        <w:spacing/>
+        <w:ind/>
+        <w:rPr>
+          <w:highlight w:val="none"/>
+          <w:vertAlign w:val="baseline"/>
+          <w:lang w:val="it-IT"/>
+        </w:rPr>
+      </w:pPr>
+      <w:r>
+        <w:rPr>
+          <w:highlight w:val="none"/>
+          <w:lang w:val="it-IT"/>
+        </w:rPr>
+      </w:r>
+      <w:r>
+        <w:t xml:space="preserve">Recovery</w:t>
+      </w:r>
+      <w:r>
+        <w:rPr>
+          <w:highlight w:val="none"/>
+          <w:lang w:val="it-IT"/>
+        </w:rPr>
+        <w:t xml:space="preserve"> Behaviors: è il sistema per la gestione in maniera automatica degli errori dovuti a situazioni incognite e guasti.</w:t>
+      </w:r>
+      <w:r>
+        <w:rPr>
+          <w:highlight w:val="none"/>
+          <w:lang w:val="it-IT"/>
+        </w:rPr>
+      </w:r>
+    </w:p>
+    <w:p>
+      <w:pPr>
+        <w:pStyle w:val="1287"/>
+        <w:numPr>
+          <w:ilvl w:val="0"/>
+          <w:numId w:val="13"/>
+        </w:numPr>
+        <w:pBdr/>
+        <w:spacing/>
+        <w:ind/>
+        <w:rPr>
+          <w:highlight w:val="none"/>
+          <w:vertAlign w:val="baseline"/>
+          <w:lang w:val="it-IT"/>
+        </w:rPr>
+      </w:pPr>
+      <w:r>
+        <w:rPr>
+          <w:highlight w:val="none"/>
+          <w:lang w:val="it-IT"/>
+        </w:rPr>
+        <w:t xml:space="preserve">Smoothers serve per rimuovere irregolarità o rotazioni brusche dal path che il planner fornisce e ritorna la sua versione migliorata.</w:t>
+      </w:r>
+      <w:r>
+        <w:rPr>
+          <w:highlight w:val="none"/>
+          <w:lang w:val="it-IT"/>
+        </w:rPr>
+      </w:r>
+    </w:p>
+    <w:p>
+      <w:pPr>
+        <w:pStyle w:val="1287"/>
+        <w:numPr>
+          <w:ilvl w:val="0"/>
+          <w:numId w:val="13"/>
+        </w:numPr>
+        <w:pBdr/>
+        <w:spacing/>
+        <w:ind/>
+        <w:rPr>
+          <w:highlight w:val="none"/>
+          <w:vertAlign w:val="baseline"/>
+          <w:lang w:val="it-IT"/>
+        </w:rPr>
+      </w:pPr>
+      <w:r>
+        <w:rPr>
+          <w:highlight w:val="none"/>
+          <w:lang w:val="it-IT"/>
+        </w:rPr>
+        <w:t xml:space="preserve">Robot Footprints: realtime base del robot che può cambiare nel tempo</w:t>
+      </w:r>
+      <w:r>
+        <w:rPr>
+          <w:highlight w:val="none"/>
+          <w:lang w:val="it-IT"/>
+        </w:rPr>
+      </w:r>
+    </w:p>
+    <w:p>
+      <w:pPr>
+        <w:pStyle w:val="1287"/>
+        <w:numPr>
+          <w:ilvl w:val="0"/>
+          <w:numId w:val="13"/>
+        </w:numPr>
+        <w:pBdr/>
+        <w:spacing/>
+        <w:ind/>
+        <w:rPr>
+          <w:highlight w:val="none"/>
+          <w:vertAlign w:val="baseline"/>
+          <w:lang w:val="it-IT"/>
+        </w:rPr>
+      </w:pPr>
+      <w:r>
+        <w:rPr>
+          <w:highlight w:val="none"/>
+          <w:lang w:val="it-IT"/>
+        </w:rPr>
+        <w:t xml:space="preserve">Waypoint following: dato una serie di waypoinys implementa un metodo di navigazione tra di essi usando NavigationToPose action Server e può tenere un task BT ad ogni waypoint da eseguire.</w:t>
+      </w:r>
+      <w:r>
+        <w:rPr>
+          <w:highlight w:val="none"/>
+          <w:lang w:val="it-IT"/>
+        </w:rPr>
+      </w:r>
+    </w:p>
+    <w:p>
+      <w:pPr>
+        <w:pStyle w:val="1287"/>
+        <w:numPr>
+          <w:ilvl w:val="0"/>
+          <w:numId w:val="13"/>
+        </w:numPr>
+        <w:pBdr/>
+        <w:spacing/>
+        <w:ind/>
+        <w:rPr>
+          <w:highlight w:val="none"/>
+          <w:vertAlign w:val="baseline"/>
+          <w:lang w:val="it-IT"/>
+        </w:rPr>
+      </w:pPr>
+      <w:r>
+        <w:rPr>
+          <w:highlight w:val="none"/>
+          <w:lang w:val="it-IT"/>
+        </w:rPr>
+        <w:t xml:space="preserve">State estimation:per Nav2 bisogna avere 2 trasformazioni: una tra map to odom usando un sistema di posizionamento globale (localization, mapping, slam) e da odom to base_link fornito da un odometry system e dovrebbe essere </w:t>
+      </w:r>
+      <w:r>
+        <w:t xml:space="preserve">smooth and continuous local frame based on robot motion</w:t>
+      </w:r>
+      <w:r>
+        <w:rPr>
+          <w:highlight w:val="none"/>
+          <w:lang w:val="it-IT"/>
+        </w:rPr>
+        <w:t xml:space="preserve"> secondo la REP 105</w:t>
+      </w:r>
+      <w:r>
+        <w:rPr>
+          <w:rStyle w:val="1266"/>
+          <w:highlight w:val="none"/>
+          <w:lang w:val="it-IT"/>
+        </w:rPr>
+        <w:footnoteReference w:id="19"/>
+      </w:r>
+      <w:r>
+        <w:rPr>
+          <w:highlight w:val="none"/>
+          <w:lang w:val="it-IT"/>
+        </w:rPr>
+        <w:t xml:space="preserve"> </w:t>
+      </w:r>
+      <w:r>
+        <w:rPr>
+          <w:highlight w:val="none"/>
+          <w:vertAlign w:val="baseline"/>
+          <w:lang w:val="it-IT"/>
+        </w:rPr>
+      </w:r>
+    </w:p>
+    <w:p>
+      <w:pPr>
+        <w:pStyle w:val="1287"/>
+        <w:numPr>
+          <w:ilvl w:val="0"/>
+          <w:numId w:val="13"/>
+        </w:numPr>
+        <w:pBdr/>
+        <w:spacing/>
+        <w:ind/>
+        <w:rPr>
+          <w:highlight w:val="none"/>
+          <w:vertAlign w:val="baseline"/>
+          <w:lang w:val="it-IT"/>
+        </w:rPr>
+      </w:pPr>
+      <w:r>
+        <w:rPr>
+          <w:highlight w:val="none"/>
+          <w:lang w:val="it-IT"/>
+        </w:rPr>
+        <w:t xml:space="preserve">Costmap: </w:t>
+      </w:r>
+      <w:r>
+        <w:rPr>
+          <w:highlight w:val="none"/>
+          <w:lang w:val="it-IT"/>
+        </w:rPr>
+        <w:t xml:space="preserve">2D grid of cells containing a cost from unknown, free, occupied, or inflated cost. This costmap is then searched to compute a global plan or sampled to compute local control efforts.</w:t>
+      </w:r>
+      <w:r>
+        <w:rPr>
+          <w:highlight w:val="none"/>
+          <w:lang w:val="it-IT"/>
+        </w:rPr>
+      </w:r>
+      <w:r>
+        <w:rPr>
+          <w:highlight w:val="none"/>
+          <w:lang w:val="it-IT"/>
+        </w:rPr>
+      </w:r>
+    </w:p>
+    <w:p>
+      <w:pPr>
+        <w:pStyle w:val="1287"/>
+        <w:numPr>
+          <w:ilvl w:val="0"/>
+          <w:numId w:val="13"/>
+        </w:numPr>
+        <w:pBdr/>
+        <w:spacing/>
+        <w:ind/>
+        <w:rPr>
+          <w:highlight w:val="none"/>
+          <w:vertAlign w:val="baseline"/>
+          <w:lang w:val="it-IT"/>
+        </w:rPr>
+      </w:pPr>
+      <w:r>
+        <w:rPr>
+          <w:highlight w:val="none"/>
+          <w:lang w:val="it-IT"/>
+        </w:rPr>
+        <w:t xml:space="preserve">Layer for costmap: </w:t>
+      </w:r>
+      <w:r>
+        <w:rPr>
+          <w:highlight w:val="none"/>
+          <w:lang w:val="it-IT"/>
+        </w:rPr>
+        <w:t xml:space="preserve">implemented as pluginlib plugins to buffer information into the costmap. This includes information from LIDAR</w:t>
+      </w:r>
+      <w:r>
+        <w:rPr>
+          <w:highlight w:val="none"/>
+          <w:lang w:val="it-IT"/>
+        </w:rPr>
+        <w:t xml:space="preserve">. </w:t>
+      </w:r>
+      <w:r>
+        <w:t xml:space="preserve">Costmap layers can be created to detect and track obstacles in the scene for collision avoidance using camera or depth sensors</w:t>
+      </w:r>
+      <w:r>
+        <w:rPr>
+          <w:highlight w:val="none"/>
+          <w:lang w:val="it-IT"/>
+        </w:rPr>
+        <w:t xml:space="preserve">.</w:t>
+      </w:r>
+      <w:r>
+        <w:t xml:space="preserve">layers can be created to algorithmically change the underlying costmap based on some rule or heuristic. Finally, they may be used to buffer live data into the 2D or 3D world for binary obstacle marking.</w:t>
+      </w:r>
+      <w:r>
+        <w:rPr>
+          <w:highlight w:val="none"/>
+          <w:lang w:val="it-IT"/>
+        </w:rPr>
+      </w:r>
+      <w:r>
+        <w:rPr>
+          <w:highlight w:val="none"/>
+          <w:lang w:val="it-IT"/>
+        </w:rPr>
+      </w:r>
+    </w:p>
+    <w:p>
+      <w:pPr>
+        <w:pStyle w:val="1287"/>
+        <w:numPr>
+          <w:ilvl w:val="0"/>
+          <w:numId w:val="13"/>
+        </w:numPr>
+        <w:pBdr/>
+        <w:spacing/>
+        <w:ind/>
+        <w:rPr>
+          <w:highlight w:val="none"/>
+          <w:vertAlign w:val="baseline"/>
+          <w:lang w:val="it-IT"/>
+        </w:rPr>
+      </w:pPr>
+      <w:r>
+        <w:rPr>
+          <w:highlight w:val="none"/>
+          <w:lang w:val="it-IT"/>
+        </w:rPr>
+        <w:t xml:space="preserve">Costmap filters: </w:t>
+      </w:r>
+      <w:r>
+        <w:rPr>
+          <w:highlight w:val="none"/>
+          <w:lang w:val="it-IT"/>
+        </w:rPr>
+        <w:t xml:space="preserve">Costmap filters are a costmap layer-based approach of applying spatial-dependent behavioral changes, annotated in filter masks, into the Nav2 stack. Costmap filters are implemented as costmap plugins. These plugins are called “filters” as they are filtering</w:t>
+      </w:r>
+      <w:r>
+        <w:rPr>
+          <w:highlight w:val="none"/>
+          <w:lang w:val="it-IT"/>
+        </w:rPr>
+        <w:t xml:space="preserve"> a costmap by spatial annotations marked on filter masks. In order to make a filtered costmap and change a robot’s behavior in annotated areas, the filter plugin reads the data coming from the filter mask. This data is being linearly transformed into a feat</w:t>
+      </w:r>
+      <w:r>
+        <w:rPr>
+          <w:highlight w:val="none"/>
+          <w:lang w:val="it-IT"/>
+        </w:rPr>
+        <w:t xml:space="preserve">ure map in a filter space. Having this transformed feature map along with a map/costmap, any sensor data and current robot coordinate filters can update the underlying costmap and change the behavior of the robot depending on where it is.</w:t>
+      </w:r>
+      <w:r>
+        <w:rPr>
+          <w:highlight w:val="none"/>
+          <w:lang w:val="it-IT"/>
+        </w:rPr>
+      </w:r>
+      <w:r>
+        <w:rPr>
+          <w:highlight w:val="none"/>
           <w:lang w:val="it-IT"/>
         </w:rPr>
       </w:r>
@@ -5172,7 +5581,7 @@
     </w:p>
     <w:p>
       <w:pPr>
-        <w:pStyle w:val="1107"/>
+        <w:pStyle w:val="1226"/>
         <w:pBdr/>
         <w:spacing/>
         <w:ind/>
@@ -5206,7 +5615,7 @@
     </w:p>
     <w:p>
       <w:pPr>
-        <w:pStyle w:val="1107"/>
+        <w:pStyle w:val="1226"/>
         <w:pBdr/>
         <w:spacing/>
         <w:ind/>
@@ -5240,7 +5649,7 @@
     </w:p>
     <w:p>
       <w:pPr>
-        <w:pStyle w:val="1106"/>
+        <w:pStyle w:val="1225"/>
         <w:pBdr/>
         <w:spacing/>
         <w:ind/>
@@ -5270,7 +5679,7 @@
     </w:p>
     <w:p>
       <w:pPr>
-        <w:pStyle w:val="1107"/>
+        <w:pStyle w:val="1226"/>
         <w:pBdr/>
         <w:spacing/>
         <w:ind/>
@@ -5300,7 +5709,7 @@
     </w:p>
     <w:p>
       <w:pPr>
-        <w:pStyle w:val="1107"/>
+        <w:pStyle w:val="1226"/>
         <w:pBdr/>
         <w:spacing/>
         <w:ind/>
@@ -5330,7 +5739,7 @@
     </w:p>
     <w:p>
       <w:pPr>
-        <w:pStyle w:val="1107"/>
+        <w:pStyle w:val="1226"/>
         <w:pBdr/>
         <w:spacing/>
         <w:ind/>
@@ -5360,7 +5769,7 @@
     </w:p>
     <w:p>
       <w:pPr>
-        <w:pStyle w:val="1107"/>
+        <w:pStyle w:val="1226"/>
         <w:pBdr/>
         <w:spacing/>
         <w:ind/>
@@ -5390,7 +5799,7 @@
     </w:p>
     <w:p>
       <w:pPr>
-        <w:pStyle w:val="1107"/>
+        <w:pStyle w:val="1226"/>
         <w:pBdr/>
         <w:spacing/>
         <w:ind/>
@@ -5420,7 +5829,7 @@
     </w:p>
     <w:p>
       <w:pPr>
-        <w:pStyle w:val="1106"/>
+        <w:pStyle w:val="1225"/>
         <w:pBdr/>
         <w:spacing/>
         <w:ind/>
@@ -5450,7 +5859,7 @@
     </w:p>
     <w:p>
       <w:pPr>
-        <w:pStyle w:val="1107"/>
+        <w:pStyle w:val="1226"/>
         <w:pBdr/>
         <w:spacing/>
         <w:ind/>
@@ -5480,7 +5889,7 @@
     </w:p>
     <w:p>
       <w:pPr>
-        <w:pStyle w:val="1107"/>
+        <w:pStyle w:val="1226"/>
         <w:pBdr/>
         <w:spacing/>
         <w:ind/>
@@ -5510,7 +5919,7 @@
     </w:p>
     <w:p>
       <w:pPr>
-        <w:pStyle w:val="1107"/>
+        <w:pStyle w:val="1226"/>
         <w:pBdr/>
         <w:spacing/>
         <w:ind/>
@@ -5540,7 +5949,7 @@
     </w:p>
     <w:p>
       <w:pPr>
-        <w:pStyle w:val="1106"/>
+        <w:pStyle w:val="1225"/>
         <w:pBdr/>
         <w:spacing/>
         <w:ind/>
@@ -5570,7 +5979,7 @@
     </w:p>
     <w:p>
       <w:pPr>
-        <w:pStyle w:val="1107"/>
+        <w:pStyle w:val="1226"/>
         <w:pBdr/>
         <w:spacing/>
         <w:ind/>
@@ -5600,7 +6009,7 @@
     </w:p>
     <w:p>
       <w:pPr>
-        <w:pStyle w:val="1107"/>
+        <w:pStyle w:val="1226"/>
         <w:pBdr/>
         <w:spacing/>
         <w:ind/>
@@ -5630,7 +6039,7 @@
     </w:p>
     <w:p>
       <w:pPr>
-        <w:pStyle w:val="1107"/>
+        <w:pStyle w:val="1226"/>
         <w:pBdr/>
         <w:spacing/>
         <w:ind/>
@@ -5660,7 +6069,7 @@
     </w:p>
     <w:p>
       <w:pPr>
-        <w:pStyle w:val="1106"/>
+        <w:pStyle w:val="1225"/>
         <w:pBdr/>
         <w:spacing/>
         <w:ind/>
@@ -5690,7 +6099,7 @@
     </w:p>
     <w:p>
       <w:pPr>
-        <w:pStyle w:val="1107"/>
+        <w:pStyle w:val="1226"/>
         <w:pBdr/>
         <w:spacing/>
         <w:ind/>
@@ -5720,7 +6129,7 @@
     </w:p>
     <w:p>
       <w:pPr>
-        <w:pStyle w:val="1106"/>
+        <w:pStyle w:val="1225"/>
         <w:pBdr/>
         <w:spacing/>
         <w:ind/>
@@ -5750,7 +6159,7 @@
     </w:p>
     <w:p>
       <w:pPr>
-        <w:pStyle w:val="1107"/>
+        <w:pStyle w:val="1226"/>
         <w:pBdr/>
         <w:spacing/>
         <w:ind/>
@@ -5905,7 +6314,7 @@
       </w:pPr>
       <w:r>
         <w:rPr>
-          <w:rStyle w:val="1147"/>
+          <w:rStyle w:val="1266"/>
         </w:rPr>
         <w:footnoteRef/>
       </w:r>
@@ -5921,7 +6330,7 @@
       <w:hyperlink r:id="rId1" w:tooltip="https://www.open-rmf.org/" w:history="1">
         <w:r>
           <w:rPr>
-            <w:rStyle w:val="1151"/>
+            <w:rStyle w:val="1270"/>
             <w:highlight w:val="none"/>
             <w:lang w:val="it-IT"/>
           </w:rPr>
@@ -5929,14 +6338,14 @@
         </w:r>
         <w:r>
           <w:rPr>
-            <w:rStyle w:val="1151"/>
+            <w:rStyle w:val="1270"/>
             <w:highlight w:val="none"/>
             <w:lang w:val="it-IT"/>
           </w:rPr>
         </w:r>
         <w:r>
           <w:rPr>
-            <w:rStyle w:val="1151"/>
+            <w:rStyle w:val="1270"/>
             <w:highlight w:val="none"/>
             <w:lang w:val="it-IT"/>
           </w:rPr>
@@ -5967,7 +6376,7 @@
       </w:pPr>
       <w:r>
         <w:rPr>
-          <w:rStyle w:val="1147"/>
+          <w:rStyle w:val="1266"/>
         </w:rPr>
         <w:footnoteRef/>
       </w:r>
@@ -5983,7 +6392,7 @@
       <w:hyperlink r:id="rId2" w:tooltip="https://doi.org/10.1007/978-3-031-45770-8_29" w:history="1">
         <w:r>
           <w:rPr>
-            <w:rStyle w:val="1151"/>
+            <w:rStyle w:val="1270"/>
             <w:rFonts w:ascii="Times New Roman" w:hAnsi="Times New Roman" w:eastAsia="Times New Roman" w:cs="Times New Roman"/>
             <w:color w:val="0000ee"/>
             <w:sz w:val="24"/>
@@ -6019,7 +6428,7 @@
       </w:pPr>
       <w:r>
         <w:rPr>
-          <w:rStyle w:val="1147"/>
+          <w:rStyle w:val="1266"/>
         </w:rPr>
         <w:footnoteRef/>
       </w:r>
@@ -6050,7 +6459,7 @@
   <w:footnote w:id="5">
     <w:p>
       <w:pPr>
-        <w:pStyle w:val="1145"/>
+        <w:pStyle w:val="1264"/>
         <w:pBdr/>
         <w:spacing/>
         <w:ind/>
@@ -6058,7 +6467,7 @@
       </w:pPr>
       <w:r>
         <w:rPr>
-          <w:rStyle w:val="1147"/>
+          <w:rStyle w:val="1266"/>
         </w:rPr>
         <w:footnoteRef/>
       </w:r>
@@ -6072,7 +6481,7 @@
     </w:p>
     <w:p>
       <w:pPr>
-        <w:pStyle w:val="1145"/>
+        <w:pStyle w:val="1264"/>
         <w:pBdr/>
         <w:spacing/>
         <w:ind/>
@@ -6083,7 +6492,7 @@
     </w:p>
     <w:p>
       <w:pPr>
-        <w:pStyle w:val="1145"/>
+        <w:pStyle w:val="1264"/>
         <w:pBdr/>
         <w:spacing/>
         <w:ind/>
@@ -6096,7 +6505,7 @@
     </w:p>
     <w:p>
       <w:pPr>
-        <w:pStyle w:val="1145"/>
+        <w:pStyle w:val="1264"/>
         <w:pBdr/>
         <w:spacing/>
         <w:ind/>
@@ -6109,7 +6518,7 @@
     </w:p>
     <w:p>
       <w:pPr>
-        <w:pStyle w:val="1145"/>
+        <w:pStyle w:val="1264"/>
         <w:pBdr/>
         <w:spacing/>
         <w:ind/>
@@ -6122,7 +6531,7 @@
     </w:p>
     <w:p>
       <w:pPr>
-        <w:pStyle w:val="1145"/>
+        <w:pStyle w:val="1264"/>
         <w:pBdr/>
         <w:spacing/>
         <w:ind/>
@@ -6135,7 +6544,7 @@
     </w:p>
     <w:p>
       <w:pPr>
-        <w:pStyle w:val="1145"/>
+        <w:pStyle w:val="1264"/>
         <w:pBdr/>
         <w:spacing/>
         <w:ind/>
@@ -6148,7 +6557,7 @@
     </w:p>
     <w:p>
       <w:pPr>
-        <w:pStyle w:val="1145"/>
+        <w:pStyle w:val="1264"/>
         <w:pBdr/>
         <w:spacing/>
         <w:ind/>
@@ -6161,7 +6570,7 @@
     </w:p>
     <w:p>
       <w:pPr>
-        <w:pStyle w:val="1145"/>
+        <w:pStyle w:val="1264"/>
         <w:pBdr/>
         <w:spacing/>
         <w:ind/>
@@ -6174,7 +6583,7 @@
     </w:p>
     <w:p>
       <w:pPr>
-        <w:pStyle w:val="1145"/>
+        <w:pStyle w:val="1264"/>
         <w:pBdr/>
         <w:spacing/>
         <w:ind/>
@@ -6187,7 +6596,7 @@
     </w:p>
     <w:p>
       <w:pPr>
-        <w:pStyle w:val="1145"/>
+        <w:pStyle w:val="1264"/>
         <w:pBdr/>
         <w:spacing/>
         <w:ind/>
@@ -6200,7 +6609,7 @@
     </w:p>
     <w:p>
       <w:pPr>
-        <w:pStyle w:val="1145"/>
+        <w:pStyle w:val="1264"/>
         <w:pBdr/>
         <w:spacing/>
         <w:ind/>
@@ -6213,7 +6622,7 @@
     </w:p>
     <w:p>
       <w:pPr>
-        <w:pStyle w:val="1145"/>
+        <w:pStyle w:val="1264"/>
         <w:pBdr/>
         <w:spacing/>
         <w:ind/>
@@ -6226,7 +6635,7 @@
     </w:p>
     <w:p>
       <w:pPr>
-        <w:pStyle w:val="1145"/>
+        <w:pStyle w:val="1264"/>
         <w:pBdr/>
         <w:spacing/>
         <w:ind/>
@@ -6239,7 +6648,7 @@
     </w:p>
     <w:p>
       <w:pPr>
-        <w:pStyle w:val="1145"/>
+        <w:pStyle w:val="1264"/>
         <w:pBdr/>
         <w:spacing/>
         <w:ind/>
@@ -6261,7 +6670,7 @@
       </w:pPr>
       <w:r>
         <w:rPr>
-          <w:rStyle w:val="1147"/>
+          <w:rStyle w:val="1266"/>
         </w:rPr>
         <w:footnoteRef/>
       </w:r>
@@ -6271,18 +6680,18 @@
       <w:hyperlink r:id="rId3" w:tooltip="https://www.ros.org/" w:history="1">
         <w:r>
           <w:rPr>
-            <w:rStyle w:val="1151"/>
+            <w:rStyle w:val="1270"/>
           </w:rPr>
           <w:t xml:space="preserve">https://www.ros.org/</w:t>
         </w:r>
         <w:r>
           <w:rPr>
-            <w:rStyle w:val="1151"/>
+            <w:rStyle w:val="1270"/>
           </w:rPr>
         </w:r>
         <w:r>
           <w:rPr>
-            <w:rStyle w:val="1151"/>
+            <w:rStyle w:val="1270"/>
           </w:rPr>
         </w:r>
       </w:hyperlink>
@@ -6301,7 +6710,7 @@
   <w:footnote w:id="7">
     <w:p>
       <w:pPr>
-        <w:pStyle w:val="1145"/>
+        <w:pStyle w:val="1264"/>
         <w:pBdr/>
         <w:spacing/>
         <w:ind/>
@@ -6311,7 +6720,7 @@
       </w:pPr>
       <w:r>
         <w:rPr>
-          <w:rStyle w:val="1147"/>
+          <w:rStyle w:val="1266"/>
         </w:rPr>
         <w:footnoteRef/>
       </w:r>
@@ -6321,23 +6730,23 @@
       <w:hyperlink r:id="rId4" w:tooltip="https://www.openrobotics.org/" w:history="1">
         <w:r>
           <w:rPr>
-            <w:rStyle w:val="1151"/>
+            <w:rStyle w:val="1270"/>
           </w:rPr>
           <w:t xml:space="preserve">https://www.openrobotics.org/</w:t>
         </w:r>
         <w:r>
           <w:rPr>
-            <w:rStyle w:val="1151"/>
+            <w:rStyle w:val="1270"/>
           </w:rPr>
         </w:r>
         <w:r>
           <w:rPr>
-            <w:rStyle w:val="1151"/>
+            <w:rStyle w:val="1270"/>
           </w:rPr>
         </w:r>
         <w:r>
           <w:rPr>
-            <w:rStyle w:val="1151"/>
+            <w:rStyle w:val="1270"/>
           </w:rPr>
         </w:r>
       </w:hyperlink>
@@ -6354,7 +6763,7 @@
     </w:p>
     <w:p>
       <w:pPr>
-        <w:pStyle w:val="1145"/>
+        <w:pStyle w:val="1264"/>
         <w:pBdr/>
         <w:spacing/>
         <w:ind/>
@@ -6381,7 +6790,7 @@
       </w:pPr>
       <w:r>
         <w:rPr>
-          <w:rStyle w:val="1147"/>
+          <w:rStyle w:val="1266"/>
         </w:rPr>
         <w:footnoteRef/>
       </w:r>
@@ -6397,7 +6806,7 @@
       <w:hyperlink r:id="rId5" w:tooltip="https://docs.ros.org/en/rolling/index.html" w:history="1">
         <w:r>
           <w:rPr>
-            <w:rStyle w:val="1151"/>
+            <w:rStyle w:val="1270"/>
             <w:highlight w:val="none"/>
             <w:lang w:val="it-IT"/>
           </w:rPr>
@@ -6405,14 +6814,14 @@
         </w:r>
         <w:r>
           <w:rPr>
-            <w:rStyle w:val="1151"/>
+            <w:rStyle w:val="1270"/>
             <w:highlight w:val="none"/>
             <w:lang w:val="it-IT"/>
           </w:rPr>
         </w:r>
         <w:r>
           <w:rPr>
-            <w:rStyle w:val="1151"/>
+            <w:rStyle w:val="1270"/>
             <w:highlight w:val="none"/>
             <w:lang w:val="it-IT"/>
           </w:rPr>
@@ -6433,7 +6842,7 @@
     </w:p>
     <w:p>
       <w:pPr>
-        <w:pStyle w:val="1145"/>
+        <w:pStyle w:val="1264"/>
         <w:pBdr/>
         <w:spacing/>
         <w:ind/>
@@ -6456,7 +6865,7 @@
       </w:pPr>
       <w:r>
         <w:rPr>
-          <w:rStyle w:val="1147"/>
+          <w:rStyle w:val="1266"/>
         </w:rPr>
         <w:footnoteRef/>
       </w:r>
@@ -6472,7 +6881,7 @@
       <w:hyperlink r:id="rId6" w:tooltip="https://design.ros2.org/" w:history="1">
         <w:r>
           <w:rPr>
-            <w:rStyle w:val="1151"/>
+            <w:rStyle w:val="1270"/>
             <w:highlight w:val="none"/>
             <w:lang w:val="it-IT"/>
           </w:rPr>
@@ -6480,14 +6889,14 @@
         </w:r>
         <w:r>
           <w:rPr>
-            <w:rStyle w:val="1151"/>
+            <w:rStyle w:val="1270"/>
             <w:highlight w:val="none"/>
             <w:lang w:val="it-IT"/>
           </w:rPr>
         </w:r>
         <w:r>
           <w:rPr>
-            <w:rStyle w:val="1151"/>
+            <w:rStyle w:val="1270"/>
             <w:highlight w:val="none"/>
             <w:lang w:val="it-IT"/>
           </w:rPr>
@@ -6510,7 +6919,7 @@
   <w:footnote w:id="10">
     <w:p>
       <w:pPr>
-        <w:pStyle w:val="1145"/>
+        <w:pStyle w:val="1264"/>
         <w:pBdr/>
         <w:spacing/>
         <w:ind/>
@@ -6520,7 +6929,7 @@
       </w:pPr>
       <w:r>
         <w:rPr>
-          <w:rStyle w:val="1147"/>
+          <w:rStyle w:val="1266"/>
         </w:rPr>
         <w:footnoteRef/>
       </w:r>
@@ -6530,23 +6939,23 @@
       <w:hyperlink r:id="rId7" w:tooltip="https://docs.nav2.org/" w:history="1">
         <w:r>
           <w:rPr>
-            <w:rStyle w:val="1151"/>
+            <w:rStyle w:val="1270"/>
           </w:rPr>
           <w:t xml:space="preserve">https://docs.nav2.org/</w:t>
         </w:r>
         <w:r>
           <w:rPr>
-            <w:rStyle w:val="1151"/>
+            <w:rStyle w:val="1270"/>
           </w:rPr>
         </w:r>
         <w:r>
           <w:rPr>
-            <w:rStyle w:val="1151"/>
+            <w:rStyle w:val="1270"/>
           </w:rPr>
         </w:r>
         <w:r>
           <w:rPr>
-            <w:rStyle w:val="1151"/>
+            <w:rStyle w:val="1270"/>
           </w:rPr>
         </w:r>
       </w:hyperlink>
@@ -6563,7 +6972,7 @@
     </w:p>
     <w:p>
       <w:pPr>
-        <w:pStyle w:val="1145"/>
+        <w:pStyle w:val="1264"/>
         <w:pBdr/>
         <w:spacing/>
         <w:ind/>
@@ -6591,7 +7000,7 @@
   <w:footnote w:id="11">
     <w:p>
       <w:pPr>
-        <w:pStyle w:val="1145"/>
+        <w:pStyle w:val="1264"/>
         <w:pBdr/>
         <w:spacing/>
         <w:ind/>
@@ -6601,15 +7010,13 @@
       </w:pPr>
       <w:r>
         <w:rPr>
-          <w:rStyle w:val="1147"/>
+          <w:rStyle w:val="1266"/>
         </w:rPr>
         <w:footnoteRef/>
       </w:r>
       <w:r>
         <w:t xml:space="preserve"> </w:t>
       </w:r>
-      <w:r/>
-      <w:r/>
       <w:r>
         <w:rPr>
           <w:rFonts w:ascii="Courier New" w:hAnsi="Courier New" w:eastAsia="Courier New" w:cs="Courier New"/>
@@ -6626,13 +7033,15 @@
         </w:rPr>
         <w:t xml:space="preserve">},       journal = {Robotics and Autonomous Systems}}</w:t>
       </w:r>
-      <w:r/>
-      <w:r/>
-      <w:r/>
+      <w:r>
+        <w:rPr>
+          <w:highlight w:val="none"/>
+        </w:rPr>
+      </w:r>
     </w:p>
     <w:p>
       <w:pPr>
-        <w:pStyle w:val="1145"/>
+        <w:pStyle w:val="1264"/>
         <w:pBdr/>
         <w:spacing/>
         <w:ind/>
@@ -6648,12 +7057,13 @@
           <w:highlight w:val="none"/>
         </w:rPr>
       </w:r>
+      <w:r/>
     </w:p>
   </w:footnote>
   <w:footnote w:id="12">
     <w:p>
       <w:pPr>
-        <w:pStyle w:val="1145"/>
+        <w:pStyle w:val="1264"/>
         <w:pBdr/>
         <w:spacing/>
         <w:ind/>
@@ -6663,14 +7073,13 @@
       </w:pPr>
       <w:r>
         <w:rPr>
-          <w:rStyle w:val="1147"/>
+          <w:rStyle w:val="1266"/>
         </w:rPr>
         <w:footnoteRef/>
       </w:r>
       <w:r>
         <w:t xml:space="preserve"> </w:t>
       </w:r>
-      <w:r/>
       <w:r>
         <w:rPr>
           <w:rFonts w:ascii="Courier New" w:hAnsi="Courier New" w:eastAsia="Courier New" w:cs="Courier New"/>
@@ -6679,12 +7088,15 @@
         </w:rPr>
         <w:t xml:space="preserve">@article{macenski2024smac,       title={Open-Source, Cost-Aware Kinematically Feasible Planning for Mobile and Surface Robotics},       author={Steve Macenski and Matthew Booker and Josh Wallace},       year={2024},       journal = {Arxiv}}</w:t>
       </w:r>
-      <w:r/>
-      <w:r/>
+      <w:r>
+        <w:rPr>
+          <w:highlight w:val="none"/>
+        </w:rPr>
+      </w:r>
     </w:p>
     <w:p>
       <w:pPr>
-        <w:pStyle w:val="1145"/>
+        <w:pStyle w:val="1264"/>
         <w:pBdr/>
         <w:spacing/>
         <w:ind/>
@@ -6700,12 +7112,13 @@
           <w:highlight w:val="none"/>
         </w:rPr>
       </w:r>
+      <w:r/>
     </w:p>
   </w:footnote>
   <w:footnote w:id="13">
     <w:p>
       <w:pPr>
-        <w:pStyle w:val="1145"/>
+        <w:pStyle w:val="1264"/>
         <w:pBdr/>
         <w:spacing/>
         <w:ind/>
@@ -6715,7 +7128,7 @@
       </w:pPr>
       <w:r>
         <w:rPr>
-          <w:rStyle w:val="1147"/>
+          <w:rStyle w:val="1266"/>
         </w:rPr>
         <w:footnoteRef/>
       </w:r>
@@ -6725,23 +7138,23 @@
       <w:hyperlink r:id="rId8" w:tooltip="https://www.opennav.org/" w:history="1">
         <w:r>
           <w:rPr>
-            <w:rStyle w:val="1151"/>
+            <w:rStyle w:val="1270"/>
           </w:rPr>
           <w:t xml:space="preserve">https://www.opennav.org/</w:t>
         </w:r>
         <w:r>
           <w:rPr>
-            <w:rStyle w:val="1151"/>
+            <w:rStyle w:val="1270"/>
           </w:rPr>
         </w:r>
         <w:r>
           <w:rPr>
-            <w:rStyle w:val="1151"/>
+            <w:rStyle w:val="1270"/>
           </w:rPr>
         </w:r>
         <w:r>
           <w:rPr>
-            <w:rStyle w:val="1151"/>
+            <w:rStyle w:val="1270"/>
           </w:rPr>
         </w:r>
       </w:hyperlink>
@@ -6758,7 +7171,7 @@
     </w:p>
     <w:p>
       <w:pPr>
-        <w:pStyle w:val="1145"/>
+        <w:pStyle w:val="1264"/>
         <w:pBdr/>
         <w:spacing/>
         <w:ind/>
@@ -6780,7 +7193,7 @@
   <w:footnote w:id="14">
     <w:p>
       <w:pPr>
-        <w:pStyle w:val="1145"/>
+        <w:pStyle w:val="1264"/>
         <w:pBdr/>
         <w:spacing/>
         <w:ind/>
@@ -6790,7 +7203,7 @@
       </w:pPr>
       <w:r>
         <w:rPr>
-          <w:rStyle w:val="1147"/>
+          <w:rStyle w:val="1266"/>
         </w:rPr>
         <w:footnoteRef/>
       </w:r>
@@ -6805,13 +7218,15 @@
         </w:rPr>
         <w:t xml:space="preserve">@article{macenski2023regulated,       title={Regulated Pure Pursuit for Robot Path Tracking},       author={Steve Macenski and Shrijit Singh and Francisco Martin and Jonatan Gines},       year={2023},       journal = {Autonomous Robots}}</w:t>
       </w:r>
-      <w:r/>
-      <w:r/>
-      <w:r/>
+      <w:r>
+        <w:rPr>
+          <w:highlight w:val="none"/>
+        </w:rPr>
+      </w:r>
     </w:p>
     <w:p>
       <w:pPr>
-        <w:pStyle w:val="1145"/>
+        <w:pStyle w:val="1264"/>
         <w:pBdr/>
         <w:spacing/>
         <w:ind/>
@@ -6827,12 +7242,13 @@
           <w:highlight w:val="none"/>
         </w:rPr>
       </w:r>
+      <w:r/>
     </w:p>
   </w:footnote>
   <w:footnote w:id="15">
     <w:p>
       <w:pPr>
-        <w:pStyle w:val="1145"/>
+        <w:pStyle w:val="1264"/>
         <w:pBdr/>
         <w:spacing/>
         <w:ind/>
@@ -6840,14 +7256,13 @@
       </w:pPr>
       <w:r>
         <w:rPr>
-          <w:rStyle w:val="1147"/>
+          <w:rStyle w:val="1266"/>
         </w:rPr>
         <w:footnoteRef/>
       </w:r>
       <w:r>
         <w:t xml:space="preserve"> </w:t>
       </w:r>
-      <w:r/>
       <w:r>
         <w:rPr>
           <w:rFonts w:ascii="Courier New" w:hAnsi="Courier New" w:eastAsia="Courier New" w:cs="Courier New"/>
@@ -6865,13 +7280,12 @@
         <w:t xml:space="preserve">year = {2021}}</w:t>
       </w:r>
       <w:r/>
-      <w:r/>
     </w:p>
   </w:footnote>
   <w:footnote w:id="16">
     <w:p>
       <w:pPr>
-        <w:pStyle w:val="1145"/>
+        <w:pStyle w:val="1264"/>
         <w:pBdr/>
         <w:spacing/>
         <w:ind/>
@@ -6881,7 +7295,7 @@
       </w:pPr>
       <w:r>
         <w:rPr>
-          <w:rStyle w:val="1147"/>
+          <w:rStyle w:val="1266"/>
         </w:rPr>
         <w:footnoteRef/>
       </w:r>
@@ -6919,7 +7333,7 @@
   <w:footnote w:id="17">
     <w:p>
       <w:pPr>
-        <w:pStyle w:val="1145"/>
+        <w:pStyle w:val="1264"/>
         <w:pBdr/>
         <w:spacing/>
         <w:ind/>
@@ -6927,7 +7341,187 @@
       </w:pPr>
       <w:r>
         <w:rPr>
-          <w:rStyle w:val="1147"/>
+          <w:rStyle w:val="1266"/>
+        </w:rPr>
+        <w:footnoteRef/>
+      </w:r>
+      <w:r>
+        <w:t xml:space="preserve"> </w:t>
+      </w:r>
+      <w:r>
+        <w:t xml:space="preserve">@misc{Colledanchise_2018,</w:t>
+      </w:r>
+      <w:r/>
+    </w:p>
+    <w:p>
+      <w:pPr>
+        <w:pStyle w:val="1264"/>
+        <w:pBdr/>
+        <w:spacing/>
+        <w:ind/>
+        <w:rPr/>
+      </w:pPr>
+      <w:r>
+        <w:t xml:space="preserve">   title={Behavior Trees in Robotics and AI},</w:t>
+      </w:r>
+      <w:r/>
+    </w:p>
+    <w:p>
+      <w:pPr>
+        <w:pStyle w:val="1264"/>
+        <w:pBdr/>
+        <w:spacing/>
+        <w:ind/>
+        <w:rPr/>
+      </w:pPr>
+      <w:r>
+        <w:t xml:space="preserve">   ISBN={9780429950902},</w:t>
+      </w:r>
+      <w:r/>
+    </w:p>
+    <w:p>
+      <w:pPr>
+        <w:pStyle w:val="1264"/>
+        <w:pBdr/>
+        <w:spacing/>
+        <w:ind/>
+        <w:rPr/>
+      </w:pPr>
+      <w:r>
+        <w:t xml:space="preserve">   url={http://dx.doi.org/10.1201/9780429489105},</w:t>
+      </w:r>
+      <w:r/>
+    </w:p>
+    <w:p>
+      <w:pPr>
+        <w:pStyle w:val="1264"/>
+        <w:pBdr/>
+        <w:spacing/>
+        <w:ind/>
+        <w:rPr/>
+      </w:pPr>
+      <w:r>
+        <w:t xml:space="preserve">   DOI={10.1201/9780429489105},</w:t>
+      </w:r>
+      <w:r/>
+    </w:p>
+    <w:p>
+      <w:pPr>
+        <w:pStyle w:val="1264"/>
+        <w:pBdr/>
+        <w:spacing/>
+        <w:ind/>
+        <w:rPr/>
+      </w:pPr>
+      <w:r>
+        <w:t xml:space="preserve">   publisher={CRC Press},</w:t>
+      </w:r>
+      <w:r/>
+    </w:p>
+    <w:p>
+      <w:pPr>
+        <w:pStyle w:val="1264"/>
+        <w:pBdr/>
+        <w:spacing/>
+        <w:ind/>
+        <w:rPr/>
+      </w:pPr>
+      <w:r>
+        <w:t xml:space="preserve">   author={Colledanchise, Michele and Ögren, Petter},</w:t>
+      </w:r>
+      <w:r/>
+    </w:p>
+    <w:p>
+      <w:pPr>
+        <w:pStyle w:val="1264"/>
+        <w:pBdr/>
+        <w:spacing/>
+        <w:ind/>
+        <w:rPr/>
+      </w:pPr>
+      <w:r>
+        <w:t xml:space="preserve">   year={2018},</w:t>
+      </w:r>
+      <w:r/>
+    </w:p>
+    <w:p>
+      <w:pPr>
+        <w:pStyle w:val="1264"/>
+        <w:pBdr/>
+        <w:spacing/>
+        <w:ind/>
+        <w:rPr>
+          <w:highlight w:val="none"/>
+        </w:rPr>
+      </w:pPr>
+      <w:r>
+        <w:t xml:space="preserve">   month=jul }</w:t>
+      </w:r>
+      <w:r>
+        <w:rPr>
+          <w:highlight w:val="none"/>
+        </w:rPr>
+      </w:r>
+    </w:p>
+    <w:p>
+      <w:pPr>
+        <w:pStyle w:val="1264"/>
+        <w:pBdr/>
+        <w:spacing/>
+        <w:ind/>
+        <w:rPr/>
+      </w:pPr>
+      <w:r>
+        <w:rPr>
+          <w:highlight w:val="none"/>
+        </w:rPr>
+      </w:r>
+      <w:r>
+        <w:rPr>
+          <w:highlight w:val="none"/>
+        </w:rPr>
+      </w:r>
+      <w:r/>
+    </w:p>
+  </w:footnote>
+  <w:footnote w:id="18">
+    <w:p>
+      <w:pPr>
+        <w:pStyle w:val="1264"/>
+        <w:pBdr/>
+        <w:spacing/>
+        <w:ind/>
+        <w:rPr/>
+      </w:pPr>
+      <w:r>
+        <w:rPr>
+          <w:rStyle w:val="1266"/>
+        </w:rPr>
+        <w:footnoteRef/>
+      </w:r>
+      <w:r>
+        <w:t xml:space="preserve"> </w:t>
+      </w:r>
+      <w:r>
+        <w:t xml:space="preserve">https://www.behaviortree.dev/</w:t>
+      </w:r>
+      <w:r/>
+    </w:p>
+  </w:footnote>
+  <w:footnote w:id="19">
+    <w:p>
+      <w:pPr>
+        <w:pStyle w:val="1264"/>
+        <w:pBdr/>
+        <w:spacing/>
+        <w:ind/>
+        <w:rPr>
+          <w:highlight w:val="none"/>
+        </w:rPr>
+      </w:pPr>
+      <w:r>
+        <w:rPr>
+          <w:rStyle w:val="1266"/>
         </w:rPr>
         <w:footnoteRef/>
       </w:r>
@@ -6935,124 +7529,34 @@
         <w:t xml:space="preserve"> </w:t>
       </w:r>
       <w:r/>
-      <w:r>
-        <w:t xml:space="preserve">@misc{Colledanchise_2018,</w:t>
-      </w:r>
+      <w:hyperlink r:id="rId9" w:tooltip="https://www.ros.org/reps/rep-0105.html" w:history="1">
+        <w:r>
+          <w:rPr>
+            <w:rStyle w:val="1270"/>
+          </w:rPr>
+          <w:t xml:space="preserve">https://www.ros.org/reps/rep-0105.html</w:t>
+        </w:r>
+        <w:r>
+          <w:rPr>
+            <w:rStyle w:val="1270"/>
+          </w:rPr>
+        </w:r>
+        <w:r>
+          <w:rPr>
+            <w:rStyle w:val="1270"/>
+          </w:rPr>
+        </w:r>
+        <w:r>
+          <w:rPr>
+            <w:rStyle w:val="1270"/>
+          </w:rPr>
+        </w:r>
+      </w:hyperlink>
       <w:r/>
     </w:p>
     <w:p>
       <w:pPr>
-        <w:pStyle w:val="1145"/>
-        <w:pBdr/>
-        <w:spacing/>
-        <w:ind/>
-        <w:rPr/>
-      </w:pPr>
-      <w:r>
-        <w:t xml:space="preserve">   title={Behavior Trees in Robotics and AI},</w:t>
-      </w:r>
-      <w:r/>
-    </w:p>
-    <w:p>
-      <w:pPr>
-        <w:pStyle w:val="1145"/>
-        <w:pBdr/>
-        <w:spacing/>
-        <w:ind/>
-        <w:rPr/>
-      </w:pPr>
-      <w:r>
-        <w:t xml:space="preserve">   ISBN={9780429950902},</w:t>
-      </w:r>
-      <w:r/>
-    </w:p>
-    <w:p>
-      <w:pPr>
-        <w:pStyle w:val="1145"/>
-        <w:pBdr/>
-        <w:spacing/>
-        <w:ind/>
-        <w:rPr/>
-      </w:pPr>
-      <w:r>
-        <w:t xml:space="preserve">   url={http://dx.doi.org/10.1201/9780429489105},</w:t>
-      </w:r>
-      <w:r/>
-    </w:p>
-    <w:p>
-      <w:pPr>
-        <w:pStyle w:val="1145"/>
-        <w:pBdr/>
-        <w:spacing/>
-        <w:ind/>
-        <w:rPr/>
-      </w:pPr>
-      <w:r>
-        <w:t xml:space="preserve">   DOI={10.1201/9780429489105},</w:t>
-      </w:r>
-      <w:r/>
-    </w:p>
-    <w:p>
-      <w:pPr>
-        <w:pStyle w:val="1145"/>
-        <w:pBdr/>
-        <w:spacing/>
-        <w:ind/>
-        <w:rPr/>
-      </w:pPr>
-      <w:r>
-        <w:t xml:space="preserve">   publisher={CRC Press},</w:t>
-      </w:r>
-      <w:r/>
-    </w:p>
-    <w:p>
-      <w:pPr>
-        <w:pStyle w:val="1145"/>
-        <w:pBdr/>
-        <w:spacing/>
-        <w:ind/>
-        <w:rPr/>
-      </w:pPr>
-      <w:r>
-        <w:t xml:space="preserve">   author={Colledanchise, Michele and Ögren, Petter},</w:t>
-      </w:r>
-      <w:r/>
-    </w:p>
-    <w:p>
-      <w:pPr>
-        <w:pStyle w:val="1145"/>
-        <w:pBdr/>
-        <w:spacing/>
-        <w:ind/>
-        <w:rPr/>
-      </w:pPr>
-      <w:r>
-        <w:t xml:space="preserve">   year={2018},</w:t>
-      </w:r>
-      <w:r/>
-    </w:p>
-    <w:p>
-      <w:pPr>
-        <w:pStyle w:val="1145"/>
-        <w:pBdr/>
-        <w:spacing/>
-        <w:ind/>
-        <w:rPr>
-          <w:highlight w:val="none"/>
-        </w:rPr>
-      </w:pPr>
-      <w:r>
-        <w:t xml:space="preserve">   month=jul }</w:t>
-      </w:r>
-      <w:r/>
-      <w:r/>
-      <w:r/>
-      <w:r/>
-      <w:r/>
-    </w:p>
-    <w:p>
-      <w:pPr>
-        <w:pStyle w:val="1145"/>
+        <w:pStyle w:val="1264"/>
         <w:pBdr/>
         <w:spacing/>
         <w:ind/>
@@ -7070,32 +7574,6 @@
       </w:r>
     </w:p>
   </w:footnote>
-  <w:footnote w:id="18">
-    <w:p>
-      <w:pPr>
-        <w:pStyle w:val="1145"/>
-        <w:pBdr/>
-        <w:spacing/>
-        <w:ind/>
-        <w:rPr/>
-      </w:pPr>
-      <w:r>
-        <w:rPr>
-          <w:rStyle w:val="1147"/>
-        </w:rPr>
-        <w:footnoteRef/>
-      </w:r>
-      <w:r>
-        <w:t xml:space="preserve"> </w:t>
-      </w:r>
-      <w:r>
-        <w:t xml:space="preserve">https://www.behaviortree.dev/</w:t>
-      </w:r>
-      <w:r/>
-      <w:r/>
-      <w:r/>
-    </w:p>
-  </w:footnote>
 </w:footnotes>
 </file>
 
@@ -7103,7 +7581,7 @@
 <w:hdr xmlns:wpc="http://schemas.microsoft.com/office/word/2010/wordprocessingCanvas" xmlns:mc="http://schemas.openxmlformats.org/markup-compatibility/2006" xmlns:o="urn:schemas-microsoft-com:office:office" xmlns:r="http://schemas.openxmlformats.org/officeDocument/2006/relationships" xmlns:m="http://schemas.openxmlformats.org/officeDocument/2006/math" xmlns:v="urn:schemas-microsoft-com:vml" xmlns:wp14="http://schemas.microsoft.com/office/word/2010/wordprocessingDrawing" xmlns:wp="http://schemas.openxmlformats.org/drawingml/2006/wordprocessingDrawing" xmlns:w10="urn:schemas-microsoft-com:office:word" xmlns:w="http://schemas.openxmlformats.org/wordprocessingml/2006/main" xmlns:w14="http://schemas.microsoft.com/office/word/2010/wordml" xmlns:w15="http://schemas.microsoft.com/office/word/2012/wordml" xmlns:wpg="http://schemas.microsoft.com/office/word/2010/wordprocessingGroup" xmlns:wpi="http://schemas.microsoft.com/office/word/2010/wordprocessingInk" xmlns:wne="http://schemas.microsoft.com/office/word/2006/wordml" xmlns:a="http://schemas.openxmlformats.org/drawingml/2006/main" xmlns:wps="http://schemas.microsoft.com/office/word/2010/wordprocessingShape" mc:Ignorable="w14 w15 wp14">
   <w:p>
     <w:pPr>
-      <w:pStyle w:val="1140"/>
+      <w:pStyle w:val="1259"/>
       <w:pBdr/>
       <w:spacing/>
       <w:ind/>
@@ -9223,9 +9701,9 @@
     <w:lsdException w:name="Bibliography" w:uiPriority="37"/>
     <w:lsdException w:name="TOC Heading" w:uiPriority="39" w:qFormat="1"/>
   </w:latentStyles>
-  <w:style w:type="table" w:styleId="980">
+  <w:style w:type="table" w:styleId="1099">
     <w:name w:val="Table Grid"/>
-    <w:basedOn w:val="1165"/>
+    <w:basedOn w:val="1284"/>
     <w:uiPriority w:val="59"/>
     <w:pPr>
       <w:pBdr/>
@@ -9422,9 +9900,9 @@
       </w:tcPr>
     </w:tblStylePr>
   </w:style>
-  <w:style w:type="table" w:styleId="981">
+  <w:style w:type="table" w:styleId="1100">
     <w:name w:val="Table Grid Light"/>
-    <w:basedOn w:val="1165"/>
+    <w:basedOn w:val="1284"/>
     <w:uiPriority w:val="59"/>
     <w:pPr>
       <w:pBdr/>
@@ -9621,9 +10099,9 @@
       </w:tcPr>
     </w:tblStylePr>
   </w:style>
-  <w:style w:type="table" w:styleId="982">
+  <w:style w:type="table" w:styleId="1101">
     <w:name w:val="Plain Table 1"/>
-    <w:basedOn w:val="1165"/>
+    <w:basedOn w:val="1284"/>
     <w:uiPriority w:val="59"/>
     <w:pPr>
       <w:pBdr/>
@@ -9846,9 +10324,9 @@
       </w:tcPr>
     </w:tblStylePr>
   </w:style>
-  <w:style w:type="table" w:styleId="983">
+  <w:style w:type="table" w:styleId="1102">
     <w:name w:val="Plain Table 2"/>
-    <w:basedOn w:val="1165"/>
+    <w:basedOn w:val="1284"/>
     <w:uiPriority w:val="59"/>
     <w:pPr>
       <w:pBdr/>
@@ -10079,9 +10557,9 @@
       </w:tcPr>
     </w:tblStylePr>
   </w:style>
-  <w:style w:type="table" w:styleId="984">
+  <w:style w:type="table" w:styleId="1103">
     <w:name w:val="Plain Table 3"/>
-    <w:basedOn w:val="1165"/>
+    <w:basedOn w:val="1284"/>
     <w:uiPriority w:val="99"/>
     <w:pPr>
       <w:pBdr/>
@@ -10309,9 +10787,9 @@
       </w:tcPr>
     </w:tblStylePr>
   </w:style>
-  <w:style w:type="table" w:styleId="985">
+  <w:style w:type="table" w:styleId="1104">
     <w:name w:val="Plain Table 4"/>
-    <w:basedOn w:val="1165"/>
+    <w:basedOn w:val="1284"/>
     <w:uiPriority w:val="99"/>
     <w:pPr>
       <w:pBdr/>
@@ -10525,9 +11003,9 @@
       </w:tcPr>
     </w:tblStylePr>
   </w:style>
-  <w:style w:type="table" w:styleId="986">
+  <w:style w:type="table" w:styleId="1105">
     <w:name w:val="Plain Table 5"/>
-    <w:basedOn w:val="1165"/>
+    <w:basedOn w:val="1284"/>
     <w:uiPriority w:val="99"/>
     <w:pPr>
       <w:pBdr/>
@@ -10758,9 +11236,9 @@
       </w:tcPr>
     </w:tblStylePr>
   </w:style>
-  <w:style w:type="table" w:styleId="987">
+  <w:style w:type="table" w:styleId="1106">
     <w:name w:val="Grid Table 1 Light"/>
-    <w:basedOn w:val="1165"/>
+    <w:basedOn w:val="1284"/>
     <w:uiPriority w:val="99"/>
     <w:pPr>
       <w:pBdr/>
@@ -10981,9 +11459,9 @@
       </w:tcPr>
     </w:tblStylePr>
   </w:style>
-  <w:style w:type="table" w:styleId="988">
+  <w:style w:type="table" w:styleId="1107">
     <w:name w:val="Grid Table 1 Light - Accent 1"/>
-    <w:basedOn w:val="1165"/>
+    <w:basedOn w:val="1284"/>
     <w:uiPriority w:val="99"/>
     <w:pPr>
       <w:pBdr/>
@@ -11204,9 +11682,9 @@
       </w:tcPr>
     </w:tblStylePr>
   </w:style>
-  <w:style w:type="table" w:styleId="989">
+  <w:style w:type="table" w:styleId="1108">
     <w:name w:val="Grid Table 1 Light - Accent 2"/>
-    <w:basedOn w:val="1165"/>
+    <w:basedOn w:val="1284"/>
     <w:uiPriority w:val="99"/>
     <w:pPr>
       <w:pBdr/>
@@ -11427,9 +11905,9 @@
       </w:tcPr>
     </w:tblStylePr>
   </w:style>
-  <w:style w:type="table" w:styleId="990">
+  <w:style w:type="table" w:styleId="1109">
     <w:name w:val="Grid Table 1 Light - Accent 3"/>
-    <w:basedOn w:val="1165"/>
+    <w:basedOn w:val="1284"/>
     <w:uiPriority w:val="99"/>
     <w:pPr>
       <w:pBdr/>
@@ -11650,9 +12128,9 @@
       </w:tcPr>
     </w:tblStylePr>
   </w:style>
-  <w:style w:type="table" w:styleId="991">
+  <w:style w:type="table" w:styleId="1110">
     <w:name w:val="Grid Table 1 Light - Accent 4"/>
-    <w:basedOn w:val="1165"/>
+    <w:basedOn w:val="1284"/>
     <w:uiPriority w:val="99"/>
     <w:pPr>
       <w:pBdr/>
@@ -11873,9 +12351,9 @@
       </w:tcPr>
     </w:tblStylePr>
   </w:style>
-  <w:style w:type="table" w:styleId="992">
+  <w:style w:type="table" w:styleId="1111">
     <w:name w:val="Grid Table 1 Light - Accent 5"/>
-    <w:basedOn w:val="1165"/>
+    <w:basedOn w:val="1284"/>
     <w:uiPriority w:val="99"/>
     <w:pPr>
       <w:pBdr/>
@@ -12096,9 +12574,9 @@
       </w:tcPr>
     </w:tblStylePr>
   </w:style>
-  <w:style w:type="table" w:styleId="993">
+  <w:style w:type="table" w:styleId="1112">
     <w:name w:val="Grid Table 1 Light - Accent 6"/>
-    <w:basedOn w:val="1165"/>
+    <w:basedOn w:val="1284"/>
     <w:uiPriority w:val="99"/>
     <w:pPr>
       <w:pBdr/>
@@ -12319,9 +12797,9 @@
       </w:tcPr>
     </w:tblStylePr>
   </w:style>
-  <w:style w:type="table" w:styleId="994">
+  <w:style w:type="table" w:styleId="1113">
     <w:name w:val="Grid Table 2"/>
-    <w:basedOn w:val="1165"/>
+    <w:basedOn w:val="1284"/>
     <w:uiPriority w:val="99"/>
     <w:pPr>
       <w:pBdr/>
@@ -12551,9 +13029,9 @@
       </w:tcPr>
     </w:tblStylePr>
   </w:style>
-  <w:style w:type="table" w:styleId="995">
+  <w:style w:type="table" w:styleId="1114">
     <w:name w:val="Grid Table 2 - Accent 1"/>
-    <w:basedOn w:val="1165"/>
+    <w:basedOn w:val="1284"/>
     <w:uiPriority w:val="99"/>
     <w:pPr>
       <w:pBdr/>
@@ -12783,9 +13261,9 @@
       </w:tcPr>
     </w:tblStylePr>
   </w:style>
-  <w:style w:type="table" w:styleId="996">
+  <w:style w:type="table" w:styleId="1115">
     <w:name w:val="Grid Table 2 - Accent 2"/>
-    <w:basedOn w:val="1165"/>
+    <w:basedOn w:val="1284"/>
     <w:uiPriority w:val="99"/>
     <w:pPr>
       <w:pBdr/>
@@ -13015,9 +13493,9 @@
       </w:tcPr>
     </w:tblStylePr>
   </w:style>
-  <w:style w:type="table" w:styleId="997">
+  <w:style w:type="table" w:styleId="1116">
     <w:name w:val="Grid Table 2 - Accent 3"/>
-    <w:basedOn w:val="1165"/>
+    <w:basedOn w:val="1284"/>
     <w:uiPriority w:val="99"/>
     <w:pPr>
       <w:pBdr/>
@@ -13247,9 +13725,9 @@
       </w:tcPr>
     </w:tblStylePr>
   </w:style>
-  <w:style w:type="table" w:styleId="998">
+  <w:style w:type="table" w:styleId="1117">
     <w:name w:val="Grid Table 2 - Accent 4"/>
-    <w:basedOn w:val="1165"/>
+    <w:basedOn w:val="1284"/>
     <w:uiPriority w:val="99"/>
     <w:pPr>
       <w:pBdr/>
@@ -13479,9 +13957,9 @@
       </w:tcPr>
     </w:tblStylePr>
   </w:style>
-  <w:style w:type="table" w:styleId="999">
+  <w:style w:type="table" w:styleId="1118">
     <w:name w:val="Grid Table 2 - Accent 5"/>
-    <w:basedOn w:val="1165"/>
+    <w:basedOn w:val="1284"/>
     <w:uiPriority w:val="99"/>
     <w:pPr>
       <w:pBdr/>
@@ -13711,9 +14189,9 @@
       </w:tcPr>
     </w:tblStylePr>
   </w:style>
-  <w:style w:type="table" w:styleId="1000">
+  <w:style w:type="table" w:styleId="1119">
     <w:name w:val="Grid Table 2 - Accent 6"/>
-    <w:basedOn w:val="1165"/>
+    <w:basedOn w:val="1284"/>
     <w:uiPriority w:val="99"/>
     <w:pPr>
       <w:pBdr/>
@@ -13943,9 +14421,9 @@
       </w:tcPr>
     </w:tblStylePr>
   </w:style>
-  <w:style w:type="table" w:styleId="1001">
+  <w:style w:type="table" w:styleId="1120">
     <w:name w:val="Grid Table 3"/>
-    <w:basedOn w:val="1165"/>
+    <w:basedOn w:val="1284"/>
     <w:uiPriority w:val="99"/>
     <w:pPr>
       <w:pBdr/>
@@ -14188,9 +14666,9 @@
       </w:tcPr>
     </w:tblStylePr>
   </w:style>
-  <w:style w:type="table" w:styleId="1002">
+  <w:style w:type="table" w:styleId="1121">
     <w:name w:val="Grid Table 3 - Accent 1"/>
-    <w:basedOn w:val="1165"/>
+    <w:basedOn w:val="1284"/>
     <w:uiPriority w:val="99"/>
     <w:pPr>
       <w:pBdr/>
@@ -14433,9 +14911,9 @@
       </w:tcPr>
     </w:tblStylePr>
   </w:style>
-  <w:style w:type="table" w:styleId="1003">
+  <w:style w:type="table" w:styleId="1122">
     <w:name w:val="Grid Table 3 - Accent 2"/>
-    <w:basedOn w:val="1165"/>
+    <w:basedOn w:val="1284"/>
     <w:uiPriority w:val="99"/>
     <w:pPr>
       <w:pBdr/>
@@ -14678,9 +15156,9 @@
       </w:tcPr>
     </w:tblStylePr>
   </w:style>
-  <w:style w:type="table" w:styleId="1004">
+  <w:style w:type="table" w:styleId="1123">
     <w:name w:val="Grid Table 3 - Accent 3"/>
-    <w:basedOn w:val="1165"/>
+    <w:basedOn w:val="1284"/>
     <w:uiPriority w:val="99"/>
     <w:pPr>
       <w:pBdr/>
@@ -14923,9 +15401,9 @@
       </w:tcPr>
     </w:tblStylePr>
   </w:style>
-  <w:style w:type="table" w:styleId="1005">
+  <w:style w:type="table" w:styleId="1124">
     <w:name w:val="Grid Table 3 - Accent 4"/>
-    <w:basedOn w:val="1165"/>
+    <w:basedOn w:val="1284"/>
     <w:uiPriority w:val="99"/>
     <w:pPr>
       <w:pBdr/>
@@ -15168,9 +15646,9 @@
       </w:tcPr>
     </w:tblStylePr>
   </w:style>
-  <w:style w:type="table" w:styleId="1006">
+  <w:style w:type="table" w:styleId="1125">
     <w:name w:val="Grid Table 3 - Accent 5"/>
-    <w:basedOn w:val="1165"/>
+    <w:basedOn w:val="1284"/>
     <w:uiPriority w:val="99"/>
     <w:pPr>
       <w:pBdr/>
@@ -15413,9 +15891,9 @@
       </w:tcPr>
     </w:tblStylePr>
   </w:style>
-  <w:style w:type="table" w:styleId="1007">
+  <w:style w:type="table" w:styleId="1126">
     <w:name w:val="Grid Table 3 - Accent 6"/>
-    <w:basedOn w:val="1165"/>
+    <w:basedOn w:val="1284"/>
     <w:uiPriority w:val="99"/>
     <w:pPr>
       <w:pBdr/>
@@ -15658,9 +16136,9 @@
       </w:tcPr>
     </w:tblStylePr>
   </w:style>
-  <w:style w:type="table" w:styleId="1008">
+  <w:style w:type="table" w:styleId="1127">
     <w:name w:val="Grid Table 4"/>
-    <w:basedOn w:val="1165"/>
+    <w:basedOn w:val="1284"/>
     <w:uiPriority w:val="59"/>
     <w:pPr>
       <w:pBdr/>
@@ -15891,9 +16369,9 @@
       </w:tcPr>
     </w:tblStylePr>
   </w:style>
-  <w:style w:type="table" w:styleId="1009">
+  <w:style w:type="table" w:styleId="1128">
     <w:name w:val="Grid Table 4 - Accent 1"/>
-    <w:basedOn w:val="1165"/>
+    <w:basedOn w:val="1284"/>
     <w:uiPriority w:val="59"/>
     <w:pPr>
       <w:pBdr/>
@@ -16124,9 +16602,9 @@
       </w:tcPr>
     </w:tblStylePr>
   </w:style>
-  <w:style w:type="table" w:styleId="1010">
+  <w:style w:type="table" w:styleId="1129">
     <w:name w:val="Grid Table 4 - Accent 2"/>
-    <w:basedOn w:val="1165"/>
+    <w:basedOn w:val="1284"/>
     <w:uiPriority w:val="59"/>
     <w:pPr>
       <w:pBdr/>
@@ -16357,9 +16835,9 @@
       </w:tcPr>
     </w:tblStylePr>
   </w:style>
-  <w:style w:type="table" w:styleId="1011">
+  <w:style w:type="table" w:styleId="1130">
     <w:name w:val="Grid Table 4 - Accent 3"/>
-    <w:basedOn w:val="1165"/>
+    <w:basedOn w:val="1284"/>
     <w:uiPriority w:val="59"/>
     <w:pPr>
       <w:pBdr/>
@@ -16590,9 +17068,9 @@
       </w:tcPr>
     </w:tblStylePr>
   </w:style>
-  <w:style w:type="table" w:styleId="1012">
+  <w:style w:type="table" w:styleId="1131">
     <w:name w:val="Grid Table 4 - Accent 4"/>
-    <w:basedOn w:val="1165"/>
+    <w:basedOn w:val="1284"/>
     <w:uiPriority w:val="59"/>
     <w:pPr>
       <w:pBdr/>
@@ -16823,9 +17301,9 @@
       </w:tcPr>
     </w:tblStylePr>
   </w:style>
-  <w:style w:type="table" w:styleId="1013">
+  <w:style w:type="table" w:styleId="1132">
     <w:name w:val="Grid Table 4 - Accent 5"/>
-    <w:basedOn w:val="1165"/>
+    <w:basedOn w:val="1284"/>
     <w:uiPriority w:val="59"/>
     <w:pPr>
       <w:pBdr/>
@@ -17056,9 +17534,9 @@
       </w:tcPr>
     </w:tblStylePr>
   </w:style>
-  <w:style w:type="table" w:styleId="1014">
+  <w:style w:type="table" w:styleId="1133">
     <w:name w:val="Grid Table 4 - Accent 6"/>
-    <w:basedOn w:val="1165"/>
+    <w:basedOn w:val="1284"/>
     <w:uiPriority w:val="59"/>
     <w:pPr>
       <w:pBdr/>
@@ -17289,9 +17767,9 @@
       </w:tcPr>
     </w:tblStylePr>
   </w:style>
-  <w:style w:type="table" w:styleId="1015">
+  <w:style w:type="table" w:styleId="1134">
     <w:name w:val="Grid Table 5 Dark"/>
-    <w:basedOn w:val="1165"/>
+    <w:basedOn w:val="1284"/>
     <w:uiPriority w:val="99"/>
     <w:pPr>
       <w:pBdr/>
@@ -17517,9 +17995,9 @@
       </w:tcPr>
     </w:tblStylePr>
   </w:style>
-  <w:style w:type="table" w:styleId="1016">
+  <w:style w:type="table" w:styleId="1135">
     <w:name w:val="Grid Table 5 Dark- Accent 1"/>
-    <w:basedOn w:val="1165"/>
+    <w:basedOn w:val="1284"/>
     <w:uiPriority w:val="99"/>
     <w:pPr>
       <w:pBdr/>
@@ -17745,9 +18223,9 @@
       </w:tcPr>
     </w:tblStylePr>
   </w:style>
-  <w:style w:type="table" w:styleId="1017">
+  <w:style w:type="table" w:styleId="1136">
     <w:name w:val="Grid Table 5 Dark - Accent 2"/>
-    <w:basedOn w:val="1165"/>
+    <w:basedOn w:val="1284"/>
     <w:uiPriority w:val="99"/>
     <w:pPr>
       <w:pBdr/>
@@ -17973,9 +18451,9 @@
       </w:tcPr>
     </w:tblStylePr>
   </w:style>
-  <w:style w:type="table" w:styleId="1018">
+  <w:style w:type="table" w:styleId="1137">
     <w:name w:val="Grid Table 5 Dark - Accent 3"/>
-    <w:basedOn w:val="1165"/>
+    <w:basedOn w:val="1284"/>
     <w:uiPriority w:val="99"/>
     <w:pPr>
       <w:pBdr/>
@@ -18201,9 +18679,9 @@
       </w:tcPr>
     </w:tblStylePr>
   </w:style>
-  <w:style w:type="table" w:styleId="1019">
+  <w:style w:type="table" w:styleId="1138">
     <w:name w:val="Grid Table 5 Dark- Accent 4"/>
-    <w:basedOn w:val="1165"/>
+    <w:basedOn w:val="1284"/>
     <w:uiPriority w:val="99"/>
     <w:pPr>
       <w:pBdr/>
@@ -18429,9 +18907,9 @@
       </w:tcPr>
     </w:tblStylePr>
   </w:style>
-  <w:style w:type="table" w:styleId="1020">
+  <w:style w:type="table" w:styleId="1139">
     <w:name w:val="Grid Table 5 Dark - Accent 5"/>
-    <w:basedOn w:val="1165"/>
+    <w:basedOn w:val="1284"/>
     <w:uiPriority w:val="99"/>
     <w:pPr>
       <w:pBdr/>
@@ -18657,9 +19135,9 @@
       </w:tcPr>
     </w:tblStylePr>
   </w:style>
-  <w:style w:type="table" w:styleId="1021">
+  <w:style w:type="table" w:styleId="1140">
     <w:name w:val="Grid Table 5 Dark - Accent 6"/>
-    <w:basedOn w:val="1165"/>
+    <w:basedOn w:val="1284"/>
     <w:uiPriority w:val="99"/>
     <w:pPr>
       <w:pBdr/>
@@ -18885,9 +19363,9 @@
       </w:tcPr>
     </w:tblStylePr>
   </w:style>
-  <w:style w:type="table" w:styleId="1022">
+  <w:style w:type="table" w:styleId="1141">
     <w:name w:val="Grid Table 6 Colorful"/>
-    <w:basedOn w:val="1165"/>
+    <w:basedOn w:val="1284"/>
     <w:uiPriority w:val="99"/>
     <w:pPr>
       <w:pBdr/>
@@ -19115,9 +19593,9 @@
       </w:tcPr>
     </w:tblStylePr>
   </w:style>
-  <w:style w:type="table" w:styleId="1023">
+  <w:style w:type="table" w:styleId="1142">
     <w:name w:val="Grid Table 6 Colorful - Accent 1"/>
-    <w:basedOn w:val="1165"/>
+    <w:basedOn w:val="1284"/>
     <w:uiPriority w:val="99"/>
     <w:pPr>
       <w:pBdr/>
@@ -19345,9 +19823,9 @@
       </w:tcPr>
     </w:tblStylePr>
   </w:style>
-  <w:style w:type="table" w:styleId="1024">
+  <w:style w:type="table" w:styleId="1143">
     <w:name w:val="Grid Table 6 Colorful - Accent 2"/>
-    <w:basedOn w:val="1165"/>
+    <w:basedOn w:val="1284"/>
     <w:uiPriority w:val="99"/>
     <w:pPr>
       <w:pBdr/>
@@ -19575,9 +20053,9 @@
       </w:tcPr>
     </w:tblStylePr>
   </w:style>
-  <w:style w:type="table" w:styleId="1025">
+  <w:style w:type="table" w:styleId="1144">
     <w:name w:val="Grid Table 6 Colorful - Accent 3"/>
-    <w:basedOn w:val="1165"/>
+    <w:basedOn w:val="1284"/>
     <w:uiPriority w:val="99"/>
     <w:pPr>
       <w:pBdr/>
@@ -19805,9 +20283,9 @@
       </w:tcPr>
     </w:tblStylePr>
   </w:style>
-  <w:style w:type="table" w:styleId="1026">
+  <w:style w:type="table" w:styleId="1145">
     <w:name w:val="Grid Table 6 Colorful - Accent 4"/>
-    <w:basedOn w:val="1165"/>
+    <w:basedOn w:val="1284"/>
     <w:uiPriority w:val="99"/>
     <w:pPr>
       <w:pBdr/>
@@ -20035,9 +20513,9 @@
       </w:tcPr>
     </w:tblStylePr>
   </w:style>
-  <w:style w:type="table" w:styleId="1027">
+  <w:style w:type="table" w:styleId="1146">
     <w:name w:val="Grid Table 6 Colorful - Accent 5"/>
-    <w:basedOn w:val="1165"/>
+    <w:basedOn w:val="1284"/>
     <w:uiPriority w:val="99"/>
     <w:pPr>
       <w:pBdr/>
@@ -20265,9 +20743,9 @@
       </w:tcPr>
     </w:tblStylePr>
   </w:style>
-  <w:style w:type="table" w:styleId="1028">
+  <w:style w:type="table" w:styleId="1147">
     <w:name w:val="Grid Table 6 Colorful - Accent 6"/>
-    <w:basedOn w:val="1165"/>
+    <w:basedOn w:val="1284"/>
     <w:uiPriority w:val="99"/>
     <w:pPr>
       <w:pBdr/>
@@ -20495,9 +20973,9 @@
       </w:tcPr>
     </w:tblStylePr>
   </w:style>
-  <w:style w:type="table" w:styleId="1029">
+  <w:style w:type="table" w:styleId="1148">
     <w:name w:val="Grid Table 7 Colorful"/>
-    <w:basedOn w:val="1165"/>
+    <w:basedOn w:val="1284"/>
     <w:uiPriority w:val="99"/>
     <w:pPr>
       <w:pBdr/>
@@ -20749,9 +21227,9 @@
       </w:tcPr>
     </w:tblStylePr>
   </w:style>
-  <w:style w:type="table" w:styleId="1030">
+  <w:style w:type="table" w:styleId="1149">
     <w:name w:val="Grid Table 7 Colorful - Accent 1"/>
-    <w:basedOn w:val="1165"/>
+    <w:basedOn w:val="1284"/>
     <w:uiPriority w:val="99"/>
     <w:pPr>
       <w:pBdr/>
@@ -21003,9 +21481,9 @@
       </w:tcPr>
     </w:tblStylePr>
   </w:style>
-  <w:style w:type="table" w:styleId="1031">
+  <w:style w:type="table" w:styleId="1150">
     <w:name w:val="Grid Table 7 Colorful - Accent 2"/>
-    <w:basedOn w:val="1165"/>
+    <w:basedOn w:val="1284"/>
     <w:uiPriority w:val="99"/>
     <w:pPr>
       <w:pBdr/>
@@ -21257,9 +21735,9 @@
       </w:tcPr>
     </w:tblStylePr>
   </w:style>
-  <w:style w:type="table" w:styleId="1032">
+  <w:style w:type="table" w:styleId="1151">
     <w:name w:val="Grid Table 7 Colorful - Accent 3"/>
-    <w:basedOn w:val="1165"/>
+    <w:basedOn w:val="1284"/>
     <w:uiPriority w:val="99"/>
     <w:pPr>
       <w:pBdr/>
@@ -21511,9 +21989,9 @@
       </w:tcPr>
     </w:tblStylePr>
   </w:style>
-  <w:style w:type="table" w:styleId="1033">
+  <w:style w:type="table" w:styleId="1152">
     <w:name w:val="Grid Table 7 Colorful - Accent 4"/>
-    <w:basedOn w:val="1165"/>
+    <w:basedOn w:val="1284"/>
     <w:uiPriority w:val="99"/>
     <w:pPr>
       <w:pBdr/>
@@ -21765,9 +22243,9 @@
       </w:tcPr>
     </w:tblStylePr>
   </w:style>
-  <w:style w:type="table" w:styleId="1034">
+  <w:style w:type="table" w:styleId="1153">
     <w:name w:val="Grid Table 7 Colorful - Accent 5"/>
-    <w:basedOn w:val="1165"/>
+    <w:basedOn w:val="1284"/>
     <w:uiPriority w:val="99"/>
     <w:pPr>
       <w:pBdr/>
@@ -22019,9 +22497,9 @@
       </w:tcPr>
     </w:tblStylePr>
   </w:style>
-  <w:style w:type="table" w:styleId="1035">
+  <w:style w:type="table" w:styleId="1154">
     <w:name w:val="Grid Table 7 Colorful - Accent 6"/>
-    <w:basedOn w:val="1165"/>
+    <w:basedOn w:val="1284"/>
     <w:uiPriority w:val="99"/>
     <w:pPr>
       <w:pBdr/>
@@ -22273,9 +22751,9 @@
       </w:tcPr>
     </w:tblStylePr>
   </w:style>
-  <w:style w:type="table" w:styleId="1036">
+  <w:style w:type="table" w:styleId="1155">
     <w:name w:val="List Table 1 Light"/>
-    <w:basedOn w:val="1165"/>
+    <w:basedOn w:val="1284"/>
     <w:uiPriority w:val="99"/>
     <w:pPr>
       <w:pBdr/>
@@ -22489,9 +22967,9 @@
       </w:tcPr>
     </w:tblStylePr>
   </w:style>
-  <w:style w:type="table" w:styleId="1037">
+  <w:style w:type="table" w:styleId="1156">
     <w:name w:val="List Table 1 Light - Accent 1"/>
-    <w:basedOn w:val="1165"/>
+    <w:basedOn w:val="1284"/>
     <w:uiPriority w:val="99"/>
     <w:pPr>
       <w:pBdr/>
@@ -22705,9 +23183,9 @@
       </w:tcPr>
     </w:tblStylePr>
   </w:style>
-  <w:style w:type="table" w:styleId="1038">
+  <w:style w:type="table" w:styleId="1157">
     <w:name w:val="List Table 1 Light - Accent 2"/>
-    <w:basedOn w:val="1165"/>
+    <w:basedOn w:val="1284"/>
     <w:uiPriority w:val="99"/>
     <w:pPr>
       <w:pBdr/>
@@ -22921,9 +23399,9 @@
       </w:tcPr>
     </w:tblStylePr>
   </w:style>
-  <w:style w:type="table" w:styleId="1039">
+  <w:style w:type="table" w:styleId="1158">
     <w:name w:val="List Table 1 Light - Accent 3"/>
-    <w:basedOn w:val="1165"/>
+    <w:basedOn w:val="1284"/>
     <w:uiPriority w:val="99"/>
     <w:pPr>
       <w:pBdr/>
@@ -23137,9 +23615,9 @@
       </w:tcPr>
     </w:tblStylePr>
   </w:style>
-  <w:style w:type="table" w:styleId="1040">
+  <w:style w:type="table" w:styleId="1159">
     <w:name w:val="List Table 1 Light - Accent 4"/>
-    <w:basedOn w:val="1165"/>
+    <w:basedOn w:val="1284"/>
     <w:uiPriority w:val="99"/>
     <w:pPr>
       <w:pBdr/>
@@ -23353,9 +23831,9 @@
       </w:tcPr>
     </w:tblStylePr>
   </w:style>
-  <w:style w:type="table" w:styleId="1041">
+  <w:style w:type="table" w:styleId="1160">
     <w:name w:val="List Table 1 Light - Accent 5"/>
-    <w:basedOn w:val="1165"/>
+    <w:basedOn w:val="1284"/>
     <w:uiPriority w:val="99"/>
     <w:pPr>
       <w:pBdr/>
@@ -23569,9 +24047,9 @@
       </w:tcPr>
     </w:tblStylePr>
   </w:style>
-  <w:style w:type="table" w:styleId="1042">
+  <w:style w:type="table" w:styleId="1161">
     <w:name w:val="List Table 1 Light - Accent 6"/>
-    <w:basedOn w:val="1165"/>
+    <w:basedOn w:val="1284"/>
     <w:uiPriority w:val="99"/>
     <w:pPr>
       <w:pBdr/>
@@ -23785,9 +24263,9 @@
       </w:tcPr>
     </w:tblStylePr>
   </w:style>
-  <w:style w:type="table" w:styleId="1043">
+  <w:style w:type="table" w:styleId="1162">
     <w:name w:val="List Table 2"/>
-    <w:basedOn w:val="1165"/>
+    <w:basedOn w:val="1284"/>
     <w:uiPriority w:val="99"/>
     <w:pPr>
       <w:pBdr/>
@@ -24023,9 +24501,9 @@
       </w:tcPr>
     </w:tblStylePr>
   </w:style>
-  <w:style w:type="table" w:styleId="1044">
+  <w:style w:type="table" w:styleId="1163">
     <w:name w:val="List Table 2 - Accent 1"/>
-    <w:basedOn w:val="1165"/>
+    <w:basedOn w:val="1284"/>
     <w:uiPriority w:val="99"/>
     <w:pPr>
       <w:pBdr/>
@@ -24261,9 +24739,9 @@
       </w:tcPr>
     </w:tblStylePr>
   </w:style>
-  <w:style w:type="table" w:styleId="1045">
+  <w:style w:type="table" w:styleId="1164">
     <w:name w:val="List Table 2 - Accent 2"/>
-    <w:basedOn w:val="1165"/>
+    <w:basedOn w:val="1284"/>
     <w:uiPriority w:val="99"/>
     <w:pPr>
       <w:pBdr/>
@@ -24499,9 +24977,9 @@
       </w:tcPr>
     </w:tblStylePr>
   </w:style>
-  <w:style w:type="table" w:styleId="1046">
+  <w:style w:type="table" w:styleId="1165">
     <w:name w:val="List Table 2 - Accent 3"/>
-    <w:basedOn w:val="1165"/>
+    <w:basedOn w:val="1284"/>
     <w:uiPriority w:val="99"/>
     <w:pPr>
       <w:pBdr/>
@@ -24737,9 +25215,9 @@
       </w:tcPr>
     </w:tblStylePr>
   </w:style>
-  <w:style w:type="table" w:styleId="1047">
+  <w:style w:type="table" w:styleId="1166">
     <w:name w:val="List Table 2 - Accent 4"/>
-    <w:basedOn w:val="1165"/>
+    <w:basedOn w:val="1284"/>
     <w:uiPriority w:val="99"/>
     <w:pPr>
       <w:pBdr/>
@@ -24975,9 +25453,9 @@
       </w:tcPr>
     </w:tblStylePr>
   </w:style>
-  <w:style w:type="table" w:styleId="1048">
+  <w:style w:type="table" w:styleId="1167">
     <w:name w:val="List Table 2 - Accent 5"/>
-    <w:basedOn w:val="1165"/>
+    <w:basedOn w:val="1284"/>
     <w:uiPriority w:val="99"/>
     <w:pPr>
       <w:pBdr/>
@@ -25213,9 +25691,9 @@
       </w:tcPr>
     </w:tblStylePr>
   </w:style>
-  <w:style w:type="table" w:styleId="1049">
+  <w:style w:type="table" w:styleId="1168">
     <w:name w:val="List Table 2 - Accent 6"/>
-    <w:basedOn w:val="1165"/>
+    <w:basedOn w:val="1284"/>
     <w:uiPriority w:val="99"/>
     <w:pPr>
       <w:pBdr/>
@@ -25451,9 +25929,9 @@
       </w:tcPr>
     </w:tblStylePr>
   </w:style>
-  <w:style w:type="table" w:styleId="1050">
+  <w:style w:type="table" w:styleId="1169">
     <w:name w:val="List Table 3"/>
-    <w:basedOn w:val="1165"/>
+    <w:basedOn w:val="1284"/>
     <w:uiPriority w:val="99"/>
     <w:pPr>
       <w:pBdr/>
@@ -25679,9 +26157,9 @@
       </w:tcPr>
     </w:tblStylePr>
   </w:style>
-  <w:style w:type="table" w:styleId="1051">
+  <w:style w:type="table" w:styleId="1170">
     <w:name w:val="List Table 3 - Accent 1"/>
-    <w:basedOn w:val="1165"/>
+    <w:basedOn w:val="1284"/>
     <w:uiPriority w:val="99"/>
     <w:pPr>
       <w:pBdr/>
@@ -25907,9 +26385,9 @@
       </w:tcPr>
     </w:tblStylePr>
   </w:style>
-  <w:style w:type="table" w:styleId="1052">
+  <w:style w:type="table" w:styleId="1171">
     <w:name w:val="List Table 3 - Accent 2"/>
-    <w:basedOn w:val="1165"/>
+    <w:basedOn w:val="1284"/>
     <w:uiPriority w:val="99"/>
     <w:pPr>
       <w:pBdr/>
@@ -26135,9 +26613,9 @@
       </w:tcPr>
     </w:tblStylePr>
   </w:style>
-  <w:style w:type="table" w:styleId="1053">
+  <w:style w:type="table" w:styleId="1172">
     <w:name w:val="List Table 3 - Accent 3"/>
-    <w:basedOn w:val="1165"/>
+    <w:basedOn w:val="1284"/>
     <w:uiPriority w:val="99"/>
     <w:pPr>
       <w:pBdr/>
@@ -26363,9 +26841,9 @@
       </w:tcPr>
     </w:tblStylePr>
   </w:style>
-  <w:style w:type="table" w:styleId="1054">
+  <w:style w:type="table" w:styleId="1173">
     <w:name w:val="List Table 3 - Accent 4"/>
-    <w:basedOn w:val="1165"/>
+    <w:basedOn w:val="1284"/>
     <w:uiPriority w:val="99"/>
     <w:pPr>
       <w:pBdr/>
@@ -26591,9 +27069,9 @@
       </w:tcPr>
     </w:tblStylePr>
   </w:style>
-  <w:style w:type="table" w:styleId="1055">
+  <w:style w:type="table" w:styleId="1174">
     <w:name w:val="List Table 3 - Accent 5"/>
-    <w:basedOn w:val="1165"/>
+    <w:basedOn w:val="1284"/>
     <w:uiPriority w:val="99"/>
     <w:pPr>
       <w:pBdr/>
@@ -26819,9 +27297,9 @@
       </w:tcPr>
     </w:tblStylePr>
   </w:style>
-  <w:style w:type="table" w:styleId="1056">
+  <w:style w:type="table" w:styleId="1175">
     <w:name w:val="List Table 3 - Accent 6"/>
-    <w:basedOn w:val="1165"/>
+    <w:basedOn w:val="1284"/>
     <w:uiPriority w:val="99"/>
     <w:pPr>
       <w:pBdr/>
@@ -27047,9 +27525,9 @@
       </w:tcPr>
     </w:tblStylePr>
   </w:style>
-  <w:style w:type="table" w:styleId="1057">
+  <w:style w:type="table" w:styleId="1176">
     <w:name w:val="List Table 4"/>
-    <w:basedOn w:val="1165"/>
+    <w:basedOn w:val="1284"/>
     <w:uiPriority w:val="99"/>
     <w:pPr>
       <w:pBdr/>
@@ -27272,9 +27750,9 @@
       </w:tcPr>
     </w:tblStylePr>
   </w:style>
-  <w:style w:type="table" w:styleId="1058">
+  <w:style w:type="table" w:styleId="1177">
     <w:name w:val="List Table 4 - Accent 1"/>
-    <w:basedOn w:val="1165"/>
+    <w:basedOn w:val="1284"/>
     <w:uiPriority w:val="99"/>
     <w:pPr>
       <w:pBdr/>
@@ -27497,9 +27975,9 @@
       </w:tcPr>
     </w:tblStylePr>
   </w:style>
-  <w:style w:type="table" w:styleId="1059">
+  <w:style w:type="table" w:styleId="1178">
     <w:name w:val="List Table 4 - Accent 2"/>
-    <w:basedOn w:val="1165"/>
+    <w:basedOn w:val="1284"/>
     <w:uiPriority w:val="99"/>
     <w:pPr>
       <w:pBdr/>
@@ -27722,9 +28200,9 @@
       </w:tcPr>
     </w:tblStylePr>
   </w:style>
-  <w:style w:type="table" w:styleId="1060">
+  <w:style w:type="table" w:styleId="1179">
     <w:name w:val="List Table 4 - Accent 3"/>
-    <w:basedOn w:val="1165"/>
+    <w:basedOn w:val="1284"/>
     <w:uiPriority w:val="99"/>
     <w:pPr>
       <w:pBdr/>
@@ -27947,9 +28425,9 @@
       </w:tcPr>
     </w:tblStylePr>
   </w:style>
-  <w:style w:type="table" w:styleId="1061">
+  <w:style w:type="table" w:styleId="1180">
     <w:name w:val="List Table 4 - Accent 4"/>
-    <w:basedOn w:val="1165"/>
+    <w:basedOn w:val="1284"/>
     <w:uiPriority w:val="99"/>
     <w:pPr>
       <w:pBdr/>
@@ -28172,9 +28650,9 @@
       </w:tcPr>
     </w:tblStylePr>
   </w:style>
-  <w:style w:type="table" w:styleId="1062">
+  <w:style w:type="table" w:styleId="1181">
     <w:name w:val="List Table 4 - Accent 5"/>
-    <w:basedOn w:val="1165"/>
+    <w:basedOn w:val="1284"/>
     <w:uiPriority w:val="99"/>
     <w:pPr>
       <w:pBdr/>
@@ -28397,9 +28875,9 @@
       </w:tcPr>
     </w:tblStylePr>
   </w:style>
-  <w:style w:type="table" w:styleId="1063">
+  <w:style w:type="table" w:styleId="1182">
     <w:name w:val="List Table 4 - Accent 6"/>
-    <w:basedOn w:val="1165"/>
+    <w:basedOn w:val="1284"/>
     <w:uiPriority w:val="99"/>
     <w:pPr>
       <w:pBdr/>
@@ -28622,9 +29100,9 @@
       </w:tcPr>
     </w:tblStylePr>
   </w:style>
-  <w:style w:type="table" w:styleId="1064">
+  <w:style w:type="table" w:styleId="1183">
     <w:name w:val="List Table 5 Dark"/>
-    <w:basedOn w:val="1165"/>
+    <w:basedOn w:val="1284"/>
     <w:uiPriority w:val="99"/>
     <w:pPr>
       <w:pBdr/>
@@ -28864,9 +29342,9 @@
       </w:tcPr>
     </w:tblStylePr>
   </w:style>
-  <w:style w:type="table" w:styleId="1065">
+  <w:style w:type="table" w:styleId="1184">
     <w:name w:val="List Table 5 Dark - Accent 1"/>
-    <w:basedOn w:val="1165"/>
+    <w:basedOn w:val="1284"/>
     <w:uiPriority w:val="99"/>
     <w:pPr>
       <w:pBdr/>
@@ -29106,9 +29584,9 @@
       </w:tcPr>
     </w:tblStylePr>
   </w:style>
-  <w:style w:type="table" w:styleId="1066">
+  <w:style w:type="table" w:styleId="1185">
     <w:name w:val="List Table 5 Dark - Accent 2"/>
-    <w:basedOn w:val="1165"/>
+    <w:basedOn w:val="1284"/>
     <w:uiPriority w:val="99"/>
     <w:pPr>
       <w:pBdr/>
@@ -29348,9 +29826,9 @@
       </w:tcPr>
     </w:tblStylePr>
   </w:style>
-  <w:style w:type="table" w:styleId="1067">
+  <w:style w:type="table" w:styleId="1186">
     <w:name w:val="List Table 5 Dark - Accent 3"/>
-    <w:basedOn w:val="1165"/>
+    <w:basedOn w:val="1284"/>
     <w:uiPriority w:val="99"/>
     <w:pPr>
       <w:pBdr/>
@@ -29590,9 +30068,9 @@
       </w:tcPr>
     </w:tblStylePr>
   </w:style>
-  <w:style w:type="table" w:styleId="1068">
+  <w:style w:type="table" w:styleId="1187">
     <w:name w:val="List Table 5 Dark - Accent 4"/>
-    <w:basedOn w:val="1165"/>
+    <w:basedOn w:val="1284"/>
     <w:uiPriority w:val="99"/>
     <w:pPr>
       <w:pBdr/>
@@ -29832,9 +30310,9 @@
       </w:tcPr>
     </w:tblStylePr>
   </w:style>
-  <w:style w:type="table" w:styleId="1069">
+  <w:style w:type="table" w:styleId="1188">
     <w:name w:val="List Table 5 Dark - Accent 5"/>
-    <w:basedOn w:val="1165"/>
+    <w:basedOn w:val="1284"/>
     <w:uiPriority w:val="99"/>
     <w:pPr>
       <w:pBdr/>
@@ -30074,9 +30552,9 @@
       </w:tcPr>
     </w:tblStylePr>
   </w:style>
-  <w:style w:type="table" w:styleId="1070">
+  <w:style w:type="table" w:styleId="1189">
     <w:name w:val="List Table 5 Dark - Accent 6"/>
-    <w:basedOn w:val="1165"/>
+    <w:basedOn w:val="1284"/>
     <w:uiPriority w:val="99"/>
     <w:pPr>
       <w:pBdr/>
@@ -30316,9 +30794,9 @@
       </w:tcPr>
     </w:tblStylePr>
   </w:style>
-  <w:style w:type="table" w:styleId="1071">
+  <w:style w:type="table" w:styleId="1190">
     <w:name w:val="List Table 6 Colorful"/>
-    <w:basedOn w:val="1165"/>
+    <w:basedOn w:val="1284"/>
     <w:uiPriority w:val="99"/>
     <w:pPr>
       <w:pBdr/>
@@ -30539,9 +31017,9 @@
       </w:tcPr>
     </w:tblStylePr>
   </w:style>
-  <w:style w:type="table" w:styleId="1072">
+  <w:style w:type="table" w:styleId="1191">
     <w:name w:val="List Table 6 Colorful - Accent 1"/>
-    <w:basedOn w:val="1165"/>
+    <w:basedOn w:val="1284"/>
     <w:uiPriority w:val="99"/>
     <w:pPr>
       <w:pBdr/>
@@ -30762,9 +31240,9 @@
       </w:tcPr>
     </w:tblStylePr>
   </w:style>
-  <w:style w:type="table" w:styleId="1073">
+  <w:style w:type="table" w:styleId="1192">
     <w:name w:val="List Table 6 Colorful - Accent 2"/>
-    <w:basedOn w:val="1165"/>
+    <w:basedOn w:val="1284"/>
     <w:uiPriority w:val="99"/>
     <w:pPr>
       <w:pBdr/>
@@ -30985,9 +31463,9 @@
       </w:tcPr>
     </w:tblStylePr>
   </w:style>
-  <w:style w:type="table" w:styleId="1074">
+  <w:style w:type="table" w:styleId="1193">
     <w:name w:val="List Table 6 Colorful - Accent 3"/>
-    <w:basedOn w:val="1165"/>
+    <w:basedOn w:val="1284"/>
     <w:uiPriority w:val="99"/>
     <w:pPr>
       <w:pBdr/>
@@ -31208,9 +31686,9 @@
       </w:tcPr>
     </w:tblStylePr>
   </w:style>
-  <w:style w:type="table" w:styleId="1075">
+  <w:style w:type="table" w:styleId="1194">
     <w:name w:val="List Table 6 Colorful - Accent 4"/>
-    <w:basedOn w:val="1165"/>
+    <w:basedOn w:val="1284"/>
     <w:uiPriority w:val="99"/>
     <w:pPr>
       <w:pBdr/>
@@ -31431,9 +31909,9 @@
       </w:tcPr>
     </w:tblStylePr>
   </w:style>
-  <w:style w:type="table" w:styleId="1076">
+  <w:style w:type="table" w:styleId="1195">
     <w:name w:val="List Table 6 Colorful - Accent 5"/>
-    <w:basedOn w:val="1165"/>
+    <w:basedOn w:val="1284"/>
     <w:uiPriority w:val="99"/>
     <w:pPr>
       <w:pBdr/>
@@ -31654,9 +32132,9 @@
       </w:tcPr>
     </w:tblStylePr>
   </w:style>
-  <w:style w:type="table" w:styleId="1077">
+  <w:style w:type="table" w:styleId="1196">
     <w:name w:val="List Table 6 Colorful - Accent 6"/>
-    <w:basedOn w:val="1165"/>
+    <w:basedOn w:val="1284"/>
     <w:uiPriority w:val="99"/>
     <w:pPr>
       <w:pBdr/>
@@ -31877,9 +32355,9 @@
       </w:tcPr>
     </w:tblStylePr>
   </w:style>
-  <w:style w:type="table" w:styleId="1078">
+  <w:style w:type="table" w:styleId="1197">
     <w:name w:val="List Table 7 Colorful"/>
-    <w:basedOn w:val="1165"/>
+    <w:basedOn w:val="1284"/>
     <w:uiPriority w:val="99"/>
     <w:pPr>
       <w:pBdr/>
@@ -32133,9 +32611,9 @@
       </w:tcPr>
     </w:tblStylePr>
   </w:style>
-  <w:style w:type="table" w:styleId="1079">
+  <w:style w:type="table" w:styleId="1198">
     <w:name w:val="List Table 7 Colorful - Accent 1"/>
-    <w:basedOn w:val="1165"/>
+    <w:basedOn w:val="1284"/>
     <w:uiPriority w:val="99"/>
     <w:pPr>
       <w:pBdr/>
@@ -32389,9 +32867,9 @@
       </w:tcPr>
     </w:tblStylePr>
   </w:style>
-  <w:style w:type="table" w:styleId="1080">
+  <w:style w:type="table" w:styleId="1199">
     <w:name w:val="List Table 7 Colorful - Accent 2"/>
-    <w:basedOn w:val="1165"/>
+    <w:basedOn w:val="1284"/>
     <w:uiPriority w:val="99"/>
     <w:pPr>
       <w:pBdr/>
@@ -32645,9 +33123,9 @@
       </w:tcPr>
     </w:tblStylePr>
   </w:style>
-  <w:style w:type="table" w:styleId="1081">
+  <w:style w:type="table" w:styleId="1200">
     <w:name w:val="List Table 7 Colorful - Accent 3"/>
-    <w:basedOn w:val="1165"/>
+    <w:basedOn w:val="1284"/>
     <w:uiPriority w:val="99"/>
     <w:pPr>
       <w:pBdr/>
@@ -32901,9 +33379,9 @@
       </w:tcPr>
     </w:tblStylePr>
   </w:style>
-  <w:style w:type="table" w:styleId="1082">
+  <w:style w:type="table" w:styleId="1201">
     <w:name w:val="List Table 7 Colorful - Accent 4"/>
-    <w:basedOn w:val="1165"/>
+    <w:basedOn w:val="1284"/>
     <w:uiPriority w:val="99"/>
     <w:pPr>
       <w:pBdr/>
@@ -33157,9 +33635,9 @@
       </w:tcPr>
     </w:tblStylePr>
   </w:style>
-  <w:style w:type="table" w:styleId="1083">
+  <w:style w:type="table" w:styleId="1202">
     <w:name w:val="List Table 7 Colorful - Accent 5"/>
-    <w:basedOn w:val="1165"/>
+    <w:basedOn w:val="1284"/>
     <w:uiPriority w:val="99"/>
     <w:pPr>
       <w:pBdr/>
@@ -33413,9 +33891,9 @@
       </w:tcPr>
     </w:tblStylePr>
   </w:style>
-  <w:style w:type="table" w:styleId="1084">
+  <w:style w:type="table" w:styleId="1203">
     <w:name w:val="List Table 7 Colorful - Accent 6"/>
-    <w:basedOn w:val="1165"/>
+    <w:basedOn w:val="1284"/>
     <w:uiPriority w:val="99"/>
     <w:pPr>
       <w:pBdr/>
@@ -33669,9 +34147,9 @@
       </w:tcPr>
     </w:tblStylePr>
   </w:style>
-  <w:style w:type="table" w:styleId="1085">
+  <w:style w:type="table" w:styleId="1204">
     <w:name w:val="Lined - Accent"/>
-    <w:basedOn w:val="1165"/>
+    <w:basedOn w:val="1284"/>
     <w:uiPriority w:val="99"/>
     <w:pPr>
       <w:pBdr/>
@@ -33906,9 +34384,9 @@
       </w:tcPr>
     </w:tblStylePr>
   </w:style>
-  <w:style w:type="table" w:styleId="1086">
+  <w:style w:type="table" w:styleId="1205">
     <w:name w:val="Lined - Accent 1"/>
-    <w:basedOn w:val="1165"/>
+    <w:basedOn w:val="1284"/>
     <w:uiPriority w:val="99"/>
     <w:pPr>
       <w:pBdr/>
@@ -34143,9 +34621,9 @@
       </w:tcPr>
     </w:tblStylePr>
   </w:style>
-  <w:style w:type="table" w:styleId="1087">
+  <w:style w:type="table" w:styleId="1206">
     <w:name w:val="Lined - Accent 2"/>
-    <w:basedOn w:val="1165"/>
+    <w:basedOn w:val="1284"/>
     <w:uiPriority w:val="99"/>
     <w:pPr>
       <w:pBdr/>
@@ -34380,9 +34858,9 @@
       </w:tcPr>
     </w:tblStylePr>
   </w:style>
-  <w:style w:type="table" w:styleId="1088">
+  <w:style w:type="table" w:styleId="1207">
     <w:name w:val="Lined - Accent 3"/>
-    <w:basedOn w:val="1165"/>
+    <w:basedOn w:val="1284"/>
     <w:uiPriority w:val="99"/>
     <w:pPr>
       <w:pBdr/>
@@ -34617,9 +35095,9 @@
       </w:tcPr>
     </w:tblStylePr>
   </w:style>
-  <w:style w:type="table" w:styleId="1089">
+  <w:style w:type="table" w:styleId="1208">
     <w:name w:val="Lined - Accent 4"/>
-    <w:basedOn w:val="1165"/>
+    <w:basedOn w:val="1284"/>
     <w:uiPriority w:val="99"/>
     <w:pPr>
       <w:pBdr/>
@@ -34854,9 +35332,9 @@
       </w:tcPr>
     </w:tblStylePr>
   </w:style>
-  <w:style w:type="table" w:styleId="1090">
+  <w:style w:type="table" w:styleId="1209">
     <w:name w:val="Lined - Accent 5"/>
-    <w:basedOn w:val="1165"/>
+    <w:basedOn w:val="1284"/>
     <w:uiPriority w:val="99"/>
     <w:pPr>
       <w:pBdr/>
@@ -35091,9 +35569,9 @@
       </w:tcPr>
     </w:tblStylePr>
   </w:style>
-  <w:style w:type="table" w:styleId="1091">
+  <w:style w:type="table" w:styleId="1210">
     <w:name w:val="Lined - Accent 6"/>
-    <w:basedOn w:val="1165"/>
+    <w:basedOn w:val="1284"/>
     <w:uiPriority w:val="99"/>
     <w:pPr>
       <w:pBdr/>
@@ -35328,9 +35806,9 @@
       </w:tcPr>
     </w:tblStylePr>
   </w:style>
-  <w:style w:type="table" w:styleId="1092">
+  <w:style w:type="table" w:styleId="1211">
     <w:name w:val="Bordered &amp; Lined - Accent"/>
-    <w:basedOn w:val="1165"/>
+    <w:basedOn w:val="1284"/>
     <w:uiPriority w:val="99"/>
     <w:pPr>
       <w:pBdr/>
@@ -35572,9 +36050,9 @@
       </w:tcPr>
     </w:tblStylePr>
   </w:style>
-  <w:style w:type="table" w:styleId="1093">
+  <w:style w:type="table" w:styleId="1212">
     <w:name w:val="Bordered &amp; Lined - Accent 1"/>
-    <w:basedOn w:val="1165"/>
+    <w:basedOn w:val="1284"/>
     <w:uiPriority w:val="99"/>
     <w:pPr>
       <w:pBdr/>
@@ -35816,9 +36294,9 @@
       </w:tcPr>
     </w:tblStylePr>
   </w:style>
-  <w:style w:type="table" w:styleId="1094">
+  <w:style w:type="table" w:styleId="1213">
     <w:name w:val="Bordered &amp; Lined - Accent 2"/>
-    <w:basedOn w:val="1165"/>
+    <w:basedOn w:val="1284"/>
     <w:uiPriority w:val="99"/>
     <w:pPr>
       <w:pBdr/>
@@ -36060,9 +36538,9 @@
       </w:tcPr>
     </w:tblStylePr>
   </w:style>
-  <w:style w:type="table" w:styleId="1095">
+  <w:style w:type="table" w:styleId="1214">
     <w:name w:val="Bordered &amp; Lined - Accent 3"/>
-    <w:basedOn w:val="1165"/>
+    <w:basedOn w:val="1284"/>
     <w:uiPriority w:val="99"/>
     <w:pPr>
       <w:pBdr/>
@@ -36304,9 +36782,9 @@
       </w:tcPr>
     </w:tblStylePr>
   </w:style>
-  <w:style w:type="table" w:styleId="1096">
+  <w:style w:type="table" w:styleId="1215">
     <w:name w:val="Bordered &amp; Lined - Accent 4"/>
-    <w:basedOn w:val="1165"/>
+    <w:basedOn w:val="1284"/>
     <w:uiPriority w:val="99"/>
     <w:pPr>
       <w:pBdr/>
@@ -36548,9 +37026,9 @@
       </w:tcPr>
     </w:tblStylePr>
   </w:style>
-  <w:style w:type="table" w:styleId="1097">
+  <w:style w:type="table" w:styleId="1216">
     <w:name w:val="Bordered &amp; Lined - Accent 5"/>
-    <w:basedOn w:val="1165"/>
+    <w:basedOn w:val="1284"/>
     <w:uiPriority w:val="99"/>
     <w:pPr>
       <w:pBdr/>
@@ -36792,9 +37270,9 @@
       </w:tcPr>
     </w:tblStylePr>
   </w:style>
-  <w:style w:type="table" w:styleId="1098">
+  <w:style w:type="table" w:styleId="1217">
     <w:name w:val="Bordered &amp; Lined - Accent 6"/>
-    <w:basedOn w:val="1165"/>
+    <w:basedOn w:val="1284"/>
     <w:uiPriority w:val="99"/>
     <w:pPr>
       <w:pBdr/>
@@ -37036,9 +37514,9 @@
       </w:tcPr>
     </w:tblStylePr>
   </w:style>
-  <w:style w:type="table" w:styleId="1099">
+  <w:style w:type="table" w:styleId="1218">
     <w:name w:val="Bordered"/>
-    <w:basedOn w:val="1165"/>
+    <w:basedOn w:val="1284"/>
     <w:uiPriority w:val="99"/>
     <w:pPr>
       <w:pBdr/>
@@ -37267,9 +37745,9 @@
       </w:tcPr>
     </w:tblStylePr>
   </w:style>
-  <w:style w:type="table" w:styleId="1100">
+  <w:style w:type="table" w:styleId="1219">
     <w:name w:val="Bordered - Accent 1"/>
-    <w:basedOn w:val="1165"/>
+    <w:basedOn w:val="1284"/>
     <w:uiPriority w:val="99"/>
     <w:pPr>
       <w:pBdr/>
@@ -37498,9 +37976,9 @@
       </w:tcPr>
     </w:tblStylePr>
   </w:style>
-  <w:style w:type="table" w:styleId="1101">
+  <w:style w:type="table" w:styleId="1220">
     <w:name w:val="Bordered - Accent 2"/>
-    <w:basedOn w:val="1165"/>
+    <w:basedOn w:val="1284"/>
     <w:uiPriority w:val="99"/>
     <w:pPr>
       <w:pBdr/>
@@ -37729,9 +38207,9 @@
       </w:tcPr>
     </w:tblStylePr>
   </w:style>
-  <w:style w:type="table" w:styleId="1102">
+  <w:style w:type="table" w:styleId="1221">
     <w:name w:val="Bordered - Accent 3"/>
-    <w:basedOn w:val="1165"/>
+    <w:basedOn w:val="1284"/>
     <w:uiPriority w:val="99"/>
     <w:pPr>
       <w:pBdr/>
@@ -37960,9 +38438,9 @@
       </w:tcPr>
     </w:tblStylePr>
   </w:style>
-  <w:style w:type="table" w:styleId="1103">
+  <w:style w:type="table" w:styleId="1222">
     <w:name w:val="Bordered - Accent 4"/>
-    <w:basedOn w:val="1165"/>
+    <w:basedOn w:val="1284"/>
     <w:uiPriority w:val="99"/>
     <w:pPr>
       <w:pBdr/>
@@ -38191,9 +38669,9 @@
       </w:tcPr>
     </w:tblStylePr>
   </w:style>
-  <w:style w:type="table" w:styleId="1104">
+  <w:style w:type="table" w:styleId="1223">
     <w:name w:val="Bordered - Accent 5"/>
-    <w:basedOn w:val="1165"/>
+    <w:basedOn w:val="1284"/>
     <w:uiPriority w:val="99"/>
     <w:pPr>
       <w:pBdr/>
@@ -38422,9 +38900,9 @@
       </w:tcPr>
     </w:tblStylePr>
   </w:style>
-  <w:style w:type="table" w:styleId="1105">
+  <w:style w:type="table" w:styleId="1224">
     <w:name w:val="Bordered - Accent 6"/>
-    <w:basedOn w:val="1165"/>
+    <w:basedOn w:val="1284"/>
     <w:uiPriority w:val="99"/>
     <w:pPr>
       <w:pBdr/>
@@ -38653,11 +39131,11 @@
       </w:tcPr>
     </w:tblStylePr>
   </w:style>
-  <w:style w:type="paragraph" w:styleId="1106">
+  <w:style w:type="paragraph" w:styleId="1225">
     <w:name w:val="Heading 1"/>
-    <w:basedOn w:val="1164"/>
-    <w:next w:val="1164"/>
-    <w:link w:val="1116"/>
+    <w:basedOn w:val="1283"/>
+    <w:next w:val="1283"/>
+    <w:link w:val="1235"/>
     <w:uiPriority w:val="9"/>
     <w:qFormat/>
     <w:pPr>
@@ -38675,11 +39153,11 @@
       <w:szCs w:val="40"/>
     </w:rPr>
   </w:style>
-  <w:style w:type="paragraph" w:styleId="1107">
+  <w:style w:type="paragraph" w:styleId="1226">
     <w:name w:val="Heading 2"/>
-    <w:basedOn w:val="1164"/>
-    <w:next w:val="1164"/>
-    <w:link w:val="1117"/>
+    <w:basedOn w:val="1283"/>
+    <w:next w:val="1283"/>
+    <w:link w:val="1236"/>
     <w:uiPriority w:val="9"/>
     <w:unhideWhenUsed/>
     <w:qFormat/>
@@ -38698,11 +39176,11 @@
       <w:szCs w:val="32"/>
     </w:rPr>
   </w:style>
-  <w:style w:type="paragraph" w:styleId="1108">
+  <w:style w:type="paragraph" w:styleId="1227">
     <w:name w:val="Heading 3"/>
-    <w:basedOn w:val="1164"/>
-    <w:next w:val="1164"/>
-    <w:link w:val="1118"/>
+    <w:basedOn w:val="1283"/>
+    <w:next w:val="1283"/>
+    <w:link w:val="1237"/>
     <w:uiPriority w:val="9"/>
     <w:unhideWhenUsed/>
     <w:qFormat/>
@@ -38721,11 +39199,11 @@
       <w:szCs w:val="28"/>
     </w:rPr>
   </w:style>
-  <w:style w:type="paragraph" w:styleId="1109">
+  <w:style w:type="paragraph" w:styleId="1228">
     <w:name w:val="Heading 4"/>
-    <w:basedOn w:val="1164"/>
-    <w:next w:val="1164"/>
-    <w:link w:val="1119"/>
+    <w:basedOn w:val="1283"/>
+    <w:next w:val="1283"/>
+    <w:link w:val="1238"/>
     <w:uiPriority w:val="9"/>
     <w:unhideWhenUsed/>
     <w:qFormat/>
@@ -38744,11 +39222,11 @@
       <w:color w:val="0f4761" w:themeColor="accent1" w:themeShade="BF"/>
     </w:rPr>
   </w:style>
-  <w:style w:type="paragraph" w:styleId="1110">
+  <w:style w:type="paragraph" w:styleId="1229">
     <w:name w:val="Heading 5"/>
-    <w:basedOn w:val="1164"/>
-    <w:next w:val="1164"/>
-    <w:link w:val="1120"/>
+    <w:basedOn w:val="1283"/>
+    <w:next w:val="1283"/>
+    <w:link w:val="1239"/>
     <w:uiPriority w:val="9"/>
     <w:unhideWhenUsed/>
     <w:qFormat/>
@@ -38765,11 +39243,11 @@
       <w:color w:val="0f4761" w:themeColor="accent1" w:themeShade="BF"/>
     </w:rPr>
   </w:style>
-  <w:style w:type="paragraph" w:styleId="1111">
+  <w:style w:type="paragraph" w:styleId="1230">
     <w:name w:val="Heading 6"/>
-    <w:basedOn w:val="1164"/>
-    <w:next w:val="1164"/>
-    <w:link w:val="1121"/>
+    <w:basedOn w:val="1283"/>
+    <w:next w:val="1283"/>
+    <w:link w:val="1240"/>
     <w:uiPriority w:val="9"/>
     <w:unhideWhenUsed/>
     <w:qFormat/>
@@ -38788,11 +39266,11 @@
       <w:color w:val="595959" w:themeColor="text1" w:themeTint="A6"/>
     </w:rPr>
   </w:style>
-  <w:style w:type="paragraph" w:styleId="1112">
+  <w:style w:type="paragraph" w:styleId="1231">
     <w:name w:val="Heading 7"/>
-    <w:basedOn w:val="1164"/>
-    <w:next w:val="1164"/>
-    <w:link w:val="1122"/>
+    <w:basedOn w:val="1283"/>
+    <w:next w:val="1283"/>
+    <w:link w:val="1241"/>
     <w:uiPriority w:val="9"/>
     <w:unhideWhenUsed/>
     <w:qFormat/>
@@ -38809,11 +39287,11 @@
       <w:color w:val="595959" w:themeColor="text1" w:themeTint="A6"/>
     </w:rPr>
   </w:style>
-  <w:style w:type="paragraph" w:styleId="1113">
+  <w:style w:type="paragraph" w:styleId="1232">
     <w:name w:val="Heading 8"/>
-    <w:basedOn w:val="1164"/>
-    <w:next w:val="1164"/>
-    <w:link w:val="1123"/>
+    <w:basedOn w:val="1283"/>
+    <w:next w:val="1283"/>
+    <w:link w:val="1242"/>
     <w:uiPriority w:val="9"/>
     <w:unhideWhenUsed/>
     <w:qFormat/>
@@ -38832,11 +39310,11 @@
       <w:color w:val="272727" w:themeColor="text1" w:themeTint="D8"/>
     </w:rPr>
   </w:style>
-  <w:style w:type="paragraph" w:styleId="1114">
+  <w:style w:type="paragraph" w:styleId="1233">
     <w:name w:val="Heading 9"/>
-    <w:basedOn w:val="1164"/>
-    <w:next w:val="1164"/>
-    <w:link w:val="1124"/>
+    <w:basedOn w:val="1283"/>
+    <w:next w:val="1283"/>
+    <w:link w:val="1243"/>
     <w:uiPriority w:val="9"/>
     <w:unhideWhenUsed/>
     <w:qFormat/>
@@ -38855,7 +39333,7 @@
       <w:color w:val="272727" w:themeColor="text1" w:themeTint="D8"/>
     </w:rPr>
   </w:style>
-  <w:style w:type="character" w:styleId="1115" w:default="1">
+  <w:style w:type="character" w:styleId="1234" w:default="1">
     <w:name w:val="Default Paragraph Font"/>
     <w:uiPriority w:val="1"/>
     <w:semiHidden/>
@@ -38866,10 +39344,10 @@
       <w:ind/>
     </w:pPr>
   </w:style>
-  <w:style w:type="character" w:styleId="1116">
+  <w:style w:type="character" w:styleId="1235">
     <w:name w:val="Heading 1 Char"/>
-    <w:basedOn w:val="1115"/>
-    <w:link w:val="1106"/>
+    <w:basedOn w:val="1234"/>
+    <w:link w:val="1225"/>
     <w:uiPriority w:val="9"/>
     <w:pPr>
       <w:pBdr/>
@@ -38883,10 +39361,10 @@
       <w:szCs w:val="40"/>
     </w:rPr>
   </w:style>
-  <w:style w:type="character" w:styleId="1117">
+  <w:style w:type="character" w:styleId="1236">
     <w:name w:val="Heading 2 Char"/>
-    <w:basedOn w:val="1115"/>
-    <w:link w:val="1107"/>
+    <w:basedOn w:val="1234"/>
+    <w:link w:val="1226"/>
     <w:uiPriority w:val="9"/>
     <w:pPr>
       <w:pBdr/>
@@ -38900,10 +39378,10 @@
       <w:szCs w:val="32"/>
     </w:rPr>
   </w:style>
-  <w:style w:type="character" w:styleId="1118">
+  <w:style w:type="character" w:styleId="1237">
     <w:name w:val="Heading 3 Char"/>
-    <w:basedOn w:val="1115"/>
-    <w:link w:val="1108"/>
+    <w:basedOn w:val="1234"/>
+    <w:link w:val="1227"/>
     <w:uiPriority w:val="9"/>
     <w:pPr>
       <w:pBdr/>
@@ -38917,10 +39395,10 @@
       <w:szCs w:val="28"/>
     </w:rPr>
   </w:style>
-  <w:style w:type="character" w:styleId="1119">
+  <w:style w:type="character" w:styleId="1238">
     <w:name w:val="Heading 4 Char"/>
-    <w:basedOn w:val="1115"/>
-    <w:link w:val="1109"/>
+    <w:basedOn w:val="1234"/>
+    <w:link w:val="1228"/>
     <w:uiPriority w:val="9"/>
     <w:pPr>
       <w:pBdr/>
@@ -38934,10 +39412,10 @@
       <w:color w:val="0f4761" w:themeColor="accent1" w:themeShade="BF"/>
     </w:rPr>
   </w:style>
-  <w:style w:type="character" w:styleId="1120">
+  <w:style w:type="character" w:styleId="1239">
     <w:name w:val="Heading 5 Char"/>
-    <w:basedOn w:val="1115"/>
-    <w:link w:val="1110"/>
+    <w:basedOn w:val="1234"/>
+    <w:link w:val="1229"/>
     <w:uiPriority w:val="9"/>
     <w:pPr>
       <w:pBdr/>
@@ -38949,10 +39427,10 @@
       <w:color w:val="0f4761" w:themeColor="accent1" w:themeShade="BF"/>
     </w:rPr>
   </w:style>
-  <w:style w:type="character" w:styleId="1121">
+  <w:style w:type="character" w:styleId="1240">
     <w:name w:val="Heading 6 Char"/>
-    <w:basedOn w:val="1115"/>
-    <w:link w:val="1111"/>
+    <w:basedOn w:val="1234"/>
+    <w:link w:val="1230"/>
     <w:uiPriority w:val="9"/>
     <w:pPr>
       <w:pBdr/>
@@ -38966,10 +39444,10 @@
       <w:color w:val="595959" w:themeColor="text1" w:themeTint="A6"/>
     </w:rPr>
   </w:style>
-  <w:style w:type="character" w:styleId="1122">
+  <w:style w:type="character" w:styleId="1241">
     <w:name w:val="Heading 7 Char"/>
-    <w:basedOn w:val="1115"/>
-    <w:link w:val="1112"/>
+    <w:basedOn w:val="1234"/>
+    <w:link w:val="1231"/>
     <w:uiPriority w:val="9"/>
     <w:pPr>
       <w:pBdr/>
@@ -38981,10 +39459,10 @@
       <w:color w:val="595959" w:themeColor="text1" w:themeTint="A6"/>
     </w:rPr>
   </w:style>
-  <w:style w:type="character" w:styleId="1123">
+  <w:style w:type="character" w:styleId="1242">
     <w:name w:val="Heading 8 Char"/>
-    <w:basedOn w:val="1115"/>
-    <w:link w:val="1113"/>
+    <w:basedOn w:val="1234"/>
+    <w:link w:val="1232"/>
     <w:uiPriority w:val="9"/>
     <w:pPr>
       <w:pBdr/>
@@ -38998,10 +39476,10 @@
       <w:color w:val="272727" w:themeColor="text1" w:themeTint="D8"/>
     </w:rPr>
   </w:style>
-  <w:style w:type="character" w:styleId="1124">
+  <w:style w:type="character" w:styleId="1243">
     <w:name w:val="Heading 9 Char"/>
-    <w:basedOn w:val="1115"/>
-    <w:link w:val="1114"/>
+    <w:basedOn w:val="1234"/>
+    <w:link w:val="1233"/>
     <w:uiPriority w:val="9"/>
     <w:pPr>
       <w:pBdr/>
@@ -39015,11 +39493,11 @@
       <w:color w:val="272727" w:themeColor="text1" w:themeTint="D8"/>
     </w:rPr>
   </w:style>
-  <w:style w:type="paragraph" w:styleId="1125">
+  <w:style w:type="paragraph" w:styleId="1244">
     <w:name w:val="Title"/>
-    <w:basedOn w:val="1164"/>
-    <w:next w:val="1164"/>
-    <w:link w:val="1126"/>
+    <w:basedOn w:val="1283"/>
+    <w:next w:val="1283"/>
+    <w:link w:val="1245"/>
     <w:uiPriority w:val="10"/>
     <w:qFormat/>
     <w:pPr>
@@ -39035,10 +39513,10 @@
       <w:szCs w:val="56"/>
     </w:rPr>
   </w:style>
-  <w:style w:type="character" w:styleId="1126">
+  <w:style w:type="character" w:styleId="1245">
     <w:name w:val="Title Char"/>
-    <w:basedOn w:val="1115"/>
-    <w:link w:val="1125"/>
+    <w:basedOn w:val="1234"/>
+    <w:link w:val="1244"/>
     <w:uiPriority w:val="10"/>
     <w:pPr>
       <w:pBdr/>
@@ -39052,11 +39530,11 @@
       <w:szCs w:val="56"/>
     </w:rPr>
   </w:style>
-  <w:style w:type="paragraph" w:styleId="1127">
+  <w:style w:type="paragraph" w:styleId="1246">
     <w:name w:val="Subtitle"/>
-    <w:basedOn w:val="1164"/>
-    <w:next w:val="1164"/>
-    <w:link w:val="1128"/>
+    <w:basedOn w:val="1283"/>
+    <w:next w:val="1283"/>
+    <w:link w:val="1247"/>
     <w:uiPriority w:val="11"/>
     <w:qFormat/>
     <w:pPr>
@@ -39074,10 +39552,10 @@
       <w:szCs w:val="28"/>
     </w:rPr>
   </w:style>
-  <w:style w:type="character" w:styleId="1128">
+  <w:style w:type="character" w:styleId="1247">
     <w:name w:val="Subtitle Char"/>
-    <w:basedOn w:val="1115"/>
-    <w:link w:val="1127"/>
+    <w:basedOn w:val="1234"/>
+    <w:link w:val="1246"/>
     <w:uiPriority w:val="11"/>
     <w:pPr>
       <w:pBdr/>
@@ -39091,11 +39569,11 @@
       <w:szCs w:val="28"/>
     </w:rPr>
   </w:style>
-  <w:style w:type="paragraph" w:styleId="1129">
+  <w:style w:type="paragraph" w:styleId="1248">
     <w:name w:val="Quote"/>
-    <w:basedOn w:val="1164"/>
-    <w:next w:val="1164"/>
-    <w:link w:val="1130"/>
+    <w:basedOn w:val="1283"/>
+    <w:next w:val="1283"/>
+    <w:link w:val="1249"/>
     <w:uiPriority w:val="29"/>
     <w:qFormat/>
     <w:pPr>
@@ -39110,10 +39588,10 @@
       <w:color w:val="404040" w:themeColor="text1" w:themeTint="BF"/>
     </w:rPr>
   </w:style>
-  <w:style w:type="character" w:styleId="1130">
+  <w:style w:type="character" w:styleId="1249">
     <w:name w:val="Quote Char"/>
-    <w:basedOn w:val="1115"/>
-    <w:link w:val="1129"/>
+    <w:basedOn w:val="1234"/>
+    <w:link w:val="1248"/>
     <w:uiPriority w:val="29"/>
     <w:pPr>
       <w:pBdr/>
@@ -39126,9 +39604,9 @@
       <w:color w:val="404040" w:themeColor="text1" w:themeTint="BF"/>
     </w:rPr>
   </w:style>
-  <w:style w:type="character" w:styleId="1131">
+  <w:style w:type="character" w:styleId="1250">
     <w:name w:val="Intense Emphasis"/>
-    <w:basedOn w:val="1115"/>
+    <w:basedOn w:val="1234"/>
     <w:uiPriority w:val="21"/>
     <w:qFormat/>
     <w:pPr>
@@ -39142,11 +39620,11 @@
       <w:color w:val="0f4761" w:themeColor="accent1" w:themeShade="BF"/>
     </w:rPr>
   </w:style>
-  <w:style w:type="paragraph" w:styleId="1132">
+  <w:style w:type="paragraph" w:styleId="1251">
     <w:name w:val="Intense Quote"/>
-    <w:basedOn w:val="1164"/>
-    <w:next w:val="1164"/>
-    <w:link w:val="1133"/>
+    <w:basedOn w:val="1283"/>
+    <w:next w:val="1283"/>
+    <w:link w:val="1252"/>
     <w:uiPriority w:val="30"/>
     <w:qFormat/>
     <w:pPr>
@@ -39164,10 +39642,10 @@
       <w:color w:val="0f4761" w:themeColor="accent1" w:themeShade="BF"/>
     </w:rPr>
   </w:style>
-  <w:style w:type="character" w:styleId="1133">
+  <w:style w:type="character" w:styleId="1252">
     <w:name w:val="Intense Quote Char"/>
-    <w:basedOn w:val="1115"/>
-    <w:link w:val="1132"/>
+    <w:basedOn w:val="1234"/>
+    <w:link w:val="1251"/>
     <w:uiPriority w:val="30"/>
     <w:pPr>
       <w:pBdr/>
@@ -39180,9 +39658,9 @@
       <w:color w:val="0f4761" w:themeColor="accent1" w:themeShade="BF"/>
     </w:rPr>
   </w:style>
-  <w:style w:type="character" w:styleId="1134">
+  <w:style w:type="character" w:styleId="1253">
     <w:name w:val="Intense Reference"/>
-    <w:basedOn w:val="1115"/>
+    <w:basedOn w:val="1234"/>
     <w:uiPriority w:val="32"/>
     <w:qFormat/>
     <w:pPr>
@@ -39198,9 +39676,9 @@
       <w:spacing w:val="5"/>
     </w:rPr>
   </w:style>
-  <w:style w:type="character" w:styleId="1135">
+  <w:style w:type="character" w:styleId="1254">
     <w:name w:val="Subtle Emphasis"/>
-    <w:basedOn w:val="1115"/>
+    <w:basedOn w:val="1234"/>
     <w:uiPriority w:val="19"/>
     <w:qFormat/>
     <w:pPr>
@@ -39214,9 +39692,9 @@
       <w:color w:val="404040" w:themeColor="text1" w:themeTint="BF"/>
     </w:rPr>
   </w:style>
-  <w:style w:type="character" w:styleId="1136">
+  <w:style w:type="character" w:styleId="1255">
     <w:name w:val="Emphasis"/>
-    <w:basedOn w:val="1115"/>
+    <w:basedOn w:val="1234"/>
     <w:uiPriority w:val="20"/>
     <w:qFormat/>
     <w:pPr>
@@ -39229,9 +39707,9 @@
       <w:iCs/>
     </w:rPr>
   </w:style>
-  <w:style w:type="character" w:styleId="1137">
+  <w:style w:type="character" w:styleId="1256">
     <w:name w:val="Strong"/>
-    <w:basedOn w:val="1115"/>
+    <w:basedOn w:val="1234"/>
     <w:uiPriority w:val="22"/>
     <w:qFormat/>
     <w:pPr>
@@ -39244,9 +39722,9 @@
       <w:bCs/>
     </w:rPr>
   </w:style>
-  <w:style w:type="character" w:styleId="1138">
+  <w:style w:type="character" w:styleId="1257">
     <w:name w:val="Subtle Reference"/>
-    <w:basedOn w:val="1115"/>
+    <w:basedOn w:val="1234"/>
     <w:uiPriority w:val="31"/>
     <w:qFormat/>
     <w:pPr>
@@ -39259,9 +39737,9 @@
       <w:color w:val="5a5a5a" w:themeColor="text1" w:themeTint="A5"/>
     </w:rPr>
   </w:style>
-  <w:style w:type="character" w:styleId="1139">
+  <w:style w:type="character" w:styleId="1258">
     <w:name w:val="Book Title"/>
-    <w:basedOn w:val="1115"/>
+    <w:basedOn w:val="1234"/>
     <w:uiPriority w:val="33"/>
     <w:qFormat/>
     <w:pPr>
@@ -39277,10 +39755,10 @@
       <w:spacing w:val="5"/>
     </w:rPr>
   </w:style>
-  <w:style w:type="paragraph" w:styleId="1140">
+  <w:style w:type="paragraph" w:styleId="1259">
     <w:name w:val="Header"/>
-    <w:basedOn w:val="1164"/>
-    <w:link w:val="1141"/>
+    <w:basedOn w:val="1283"/>
+    <w:link w:val="1260"/>
     <w:uiPriority w:val="99"/>
     <w:unhideWhenUsed/>
     <w:pPr>
@@ -39293,10 +39771,10 @@
       <w:ind/>
     </w:pPr>
   </w:style>
-  <w:style w:type="character" w:styleId="1141">
+  <w:style w:type="character" w:styleId="1260">
     <w:name w:val="Header Char"/>
-    <w:basedOn w:val="1115"/>
-    <w:link w:val="1140"/>
+    <w:basedOn w:val="1234"/>
+    <w:link w:val="1259"/>
     <w:uiPriority w:val="99"/>
     <w:pPr>
       <w:pBdr/>
@@ -39304,10 +39782,10 @@
       <w:ind/>
     </w:pPr>
   </w:style>
-  <w:style w:type="paragraph" w:styleId="1142">
+  <w:style w:type="paragraph" w:styleId="1261">
     <w:name w:val="Footer"/>
-    <w:basedOn w:val="1164"/>
-    <w:link w:val="1143"/>
+    <w:basedOn w:val="1283"/>
+    <w:link w:val="1262"/>
     <w:uiPriority w:val="99"/>
     <w:unhideWhenUsed/>
     <w:pPr>
@@ -39320,10 +39798,10 @@
       <w:ind/>
     </w:pPr>
   </w:style>
-  <w:style w:type="character" w:styleId="1143">
+  <w:style w:type="character" w:styleId="1262">
     <w:name w:val="Footer Char"/>
-    <w:basedOn w:val="1115"/>
-    <w:link w:val="1142"/>
+    <w:basedOn w:val="1234"/>
+    <w:link w:val="1261"/>
     <w:uiPriority w:val="99"/>
     <w:pPr>
       <w:pBdr/>
@@ -39331,10 +39809,10 @@
       <w:ind/>
     </w:pPr>
   </w:style>
-  <w:style w:type="paragraph" w:styleId="1144">
+  <w:style w:type="paragraph" w:styleId="1263">
     <w:name w:val="Caption"/>
-    <w:basedOn w:val="1164"/>
-    <w:next w:val="1164"/>
+    <w:basedOn w:val="1283"/>
+    <w:next w:val="1283"/>
     <w:uiPriority w:val="35"/>
     <w:unhideWhenUsed/>
     <w:qFormat/>
@@ -39351,10 +39829,10 @@
       <w:szCs w:val="18"/>
     </w:rPr>
   </w:style>
-  <w:style w:type="paragraph" w:styleId="1145">
+  <w:style w:type="paragraph" w:styleId="1264">
     <w:name w:val="footnote text"/>
-    <w:basedOn w:val="1164"/>
-    <w:link w:val="1146"/>
+    <w:basedOn w:val="1283"/>
+    <w:link w:val="1265"/>
     <w:uiPriority w:val="99"/>
     <w:semiHidden/>
     <w:unhideWhenUsed/>
@@ -39368,10 +39846,10 @@
       <w:szCs w:val="20"/>
     </w:rPr>
   </w:style>
-  <w:style w:type="character" w:styleId="1146">
+  <w:style w:type="character" w:styleId="1265">
     <w:name w:val="Footnote Text Char"/>
-    <w:basedOn w:val="1115"/>
-    <w:link w:val="1145"/>
+    <w:basedOn w:val="1234"/>
+    <w:link w:val="1264"/>
     <w:uiPriority w:val="99"/>
     <w:semiHidden/>
     <w:pPr>
@@ -39384,9 +39862,9 @@
       <w:szCs w:val="20"/>
     </w:rPr>
   </w:style>
-  <w:style w:type="character" w:styleId="1147">
+  <w:style w:type="character" w:styleId="1266">
     <w:name w:val="footnote reference"/>
-    <w:basedOn w:val="1115"/>
+    <w:basedOn w:val="1234"/>
     <w:uiPriority w:val="99"/>
     <w:semiHidden/>
     <w:unhideWhenUsed/>
@@ -39399,10 +39877,10 @@
       <w:vertAlign w:val="superscript"/>
     </w:rPr>
   </w:style>
-  <w:style w:type="paragraph" w:styleId="1148">
+  <w:style w:type="paragraph" w:styleId="1267">
     <w:name w:val="endnote text"/>
-    <w:basedOn w:val="1164"/>
-    <w:link w:val="1149"/>
+    <w:basedOn w:val="1283"/>
+    <w:link w:val="1268"/>
     <w:uiPriority w:val="99"/>
     <w:semiHidden/>
     <w:unhideWhenUsed/>
@@ -39416,10 +39894,10 @@
       <w:szCs w:val="20"/>
     </w:rPr>
   </w:style>
-  <w:style w:type="character" w:styleId="1149">
+  <w:style w:type="character" w:styleId="1268">
     <w:name w:val="Endnote Text Char"/>
-    <w:basedOn w:val="1115"/>
-    <w:link w:val="1148"/>
+    <w:basedOn w:val="1234"/>
+    <w:link w:val="1267"/>
     <w:uiPriority w:val="99"/>
     <w:semiHidden/>
     <w:pPr>
@@ -39432,9 +39910,9 @@
       <w:szCs w:val="20"/>
     </w:rPr>
   </w:style>
-  <w:style w:type="character" w:styleId="1150">
+  <w:style w:type="character" w:styleId="1269">
     <w:name w:val="endnote reference"/>
-    <w:basedOn w:val="1115"/>
+    <w:basedOn w:val="1234"/>
     <w:uiPriority w:val="99"/>
     <w:semiHidden/>
     <w:unhideWhenUsed/>
@@ -39447,9 +39925,9 @@
       <w:vertAlign w:val="superscript"/>
     </w:rPr>
   </w:style>
-  <w:style w:type="character" w:styleId="1151">
+  <w:style w:type="character" w:styleId="1270">
     <w:name w:val="Hyperlink"/>
-    <w:basedOn w:val="1115"/>
+    <w:basedOn w:val="1234"/>
     <w:uiPriority w:val="99"/>
     <w:unhideWhenUsed/>
     <w:pPr>
@@ -39462,9 +39940,9 @@
       <w:u w:val="single"/>
     </w:rPr>
   </w:style>
-  <w:style w:type="character" w:styleId="1152">
+  <w:style w:type="character" w:styleId="1271">
     <w:name w:val="FollowedHyperlink"/>
-    <w:basedOn w:val="1115"/>
+    <w:basedOn w:val="1234"/>
     <w:uiPriority w:val="99"/>
     <w:semiHidden/>
     <w:unhideWhenUsed/>
@@ -39478,10 +39956,10 @@
       <w:u w:val="single"/>
     </w:rPr>
   </w:style>
-  <w:style w:type="paragraph" w:styleId="1153">
+  <w:style w:type="paragraph" w:styleId="1272">
     <w:name w:val="toc 1"/>
-    <w:basedOn w:val="1164"/>
-    <w:next w:val="1164"/>
+    <w:basedOn w:val="1283"/>
+    <w:next w:val="1283"/>
     <w:uiPriority w:val="39"/>
     <w:unhideWhenUsed/>
     <w:pPr>
@@ -39490,10 +39968,10 @@
       <w:ind/>
     </w:pPr>
   </w:style>
-  <w:style w:type="paragraph" w:styleId="1154">
+  <w:style w:type="paragraph" w:styleId="1273">
     <w:name w:val="toc 2"/>
-    <w:basedOn w:val="1164"/>
-    <w:next w:val="1164"/>
+    <w:basedOn w:val="1283"/>
+    <w:next w:val="1283"/>
     <w:uiPriority w:val="39"/>
     <w:unhideWhenUsed/>
     <w:pPr>
@@ -39502,10 +39980,10 @@
       <w:ind w:left="220"/>
     </w:pPr>
   </w:style>
-  <w:style w:type="paragraph" w:styleId="1155">
+  <w:style w:type="paragraph" w:styleId="1274">
     <w:name w:val="toc 3"/>
-    <w:basedOn w:val="1164"/>
-    <w:next w:val="1164"/>
+    <w:basedOn w:val="1283"/>
+    <w:next w:val="1283"/>
     <w:uiPriority w:val="39"/>
     <w:unhideWhenUsed/>
     <w:pPr>
@@ -39514,10 +39992,10 @@
       <w:ind w:left="440"/>
     </w:pPr>
   </w:style>
-  <w:style w:type="paragraph" w:styleId="1156">
+  <w:style w:type="paragraph" w:styleId="1275">
     <w:name w:val="toc 4"/>
-    <w:basedOn w:val="1164"/>
-    <w:next w:val="1164"/>
+    <w:basedOn w:val="1283"/>
+    <w:next w:val="1283"/>
     <w:uiPriority w:val="39"/>
     <w:unhideWhenUsed/>
     <w:pPr>
@@ -39526,10 +40004,10 @@
       <w:ind w:left="660"/>
     </w:pPr>
   </w:style>
-  <w:style w:type="paragraph" w:styleId="1157">
+  <w:style w:type="paragraph" w:styleId="1276">
     <w:name w:val="toc 5"/>
-    <w:basedOn w:val="1164"/>
-    <w:next w:val="1164"/>
+    <w:basedOn w:val="1283"/>
+    <w:next w:val="1283"/>
     <w:uiPriority w:val="39"/>
     <w:unhideWhenUsed/>
     <w:pPr>
@@ -39538,10 +40016,10 @@
       <w:ind w:left="880"/>
     </w:pPr>
   </w:style>
-  <w:style w:type="paragraph" w:styleId="1158">
+  <w:style w:type="paragraph" w:styleId="1277">
     <w:name w:val="toc 6"/>
-    <w:basedOn w:val="1164"/>
-    <w:next w:val="1164"/>
+    <w:basedOn w:val="1283"/>
+    <w:next w:val="1283"/>
     <w:uiPriority w:val="39"/>
     <w:unhideWhenUsed/>
     <w:pPr>
@@ -39550,10 +40028,10 @@
       <w:ind w:left="1100"/>
     </w:pPr>
   </w:style>
-  <w:style w:type="paragraph" w:styleId="1159">
+  <w:style w:type="paragraph" w:styleId="1278">
     <w:name w:val="toc 7"/>
-    <w:basedOn w:val="1164"/>
-    <w:next w:val="1164"/>
+    <w:basedOn w:val="1283"/>
+    <w:next w:val="1283"/>
     <w:uiPriority w:val="39"/>
     <w:unhideWhenUsed/>
     <w:pPr>
@@ -39562,10 +40040,10 @@
       <w:ind w:left="1320"/>
     </w:pPr>
   </w:style>
-  <w:style w:type="paragraph" w:styleId="1160">
+  <w:style w:type="paragraph" w:styleId="1279">
     <w:name w:val="toc 8"/>
-    <w:basedOn w:val="1164"/>
-    <w:next w:val="1164"/>
+    <w:basedOn w:val="1283"/>
+    <w:next w:val="1283"/>
     <w:uiPriority w:val="39"/>
     <w:unhideWhenUsed/>
     <w:pPr>
@@ -39574,10 +40052,10 @@
       <w:ind w:left="1540"/>
     </w:pPr>
   </w:style>
-  <w:style w:type="paragraph" w:styleId="1161">
+  <w:style w:type="paragraph" w:styleId="1280">
     <w:name w:val="toc 9"/>
-    <w:basedOn w:val="1164"/>
-    <w:next w:val="1164"/>
+    <w:basedOn w:val="1283"/>
+    <w:next w:val="1283"/>
     <w:uiPriority w:val="39"/>
     <w:unhideWhenUsed/>
     <w:pPr>
@@ -39586,7 +40064,7 @@
       <w:ind w:left="1760"/>
     </w:pPr>
   </w:style>
-  <w:style w:type="paragraph" w:styleId="1162">
+  <w:style w:type="paragraph" w:styleId="1281">
     <w:name w:val="TOC Heading"/>
     <w:uiPriority w:val="39"/>
     <w:unhideWhenUsed/>
@@ -39596,10 +40074,10 @@
       <w:ind/>
     </w:pPr>
   </w:style>
-  <w:style w:type="paragraph" w:styleId="1163">
+  <w:style w:type="paragraph" w:styleId="1282">
     <w:name w:val="table of figures"/>
-    <w:basedOn w:val="1164"/>
-    <w:next w:val="1164"/>
+    <w:basedOn w:val="1283"/>
+    <w:next w:val="1283"/>
     <w:uiPriority w:val="99"/>
     <w:unhideWhenUsed/>
     <w:pPr>
@@ -39608,7 +40086,7 @@
       <w:ind/>
     </w:pPr>
   </w:style>
-  <w:style w:type="paragraph" w:styleId="1164" w:default="1">
+  <w:style w:type="paragraph" w:styleId="1283" w:default="1">
     <w:name w:val="Normal"/>
     <w:qFormat/>
     <w:pPr>
@@ -39617,7 +40095,7 @@
       <w:ind/>
     </w:pPr>
   </w:style>
-  <w:style w:type="table" w:styleId="1165" w:default="1">
+  <w:style w:type="table" w:styleId="1284" w:default="1">
     <w:name w:val="Normal Table"/>
     <w:uiPriority w:val="99"/>
     <w:semiHidden/>
@@ -39810,7 +40288,7 @@
       </w:tcPr>
     </w:tblStylePr>
   </w:style>
-  <w:style w:type="numbering" w:styleId="1166" w:default="1">
+  <w:style w:type="numbering" w:styleId="1285" w:default="1">
     <w:name w:val="No List"/>
     <w:uiPriority w:val="99"/>
     <w:semiHidden/>
@@ -39821,9 +40299,9 @@
       <w:ind/>
     </w:pPr>
   </w:style>
-  <w:style w:type="paragraph" w:styleId="1167">
+  <w:style w:type="paragraph" w:styleId="1286">
     <w:name w:val="No Spacing"/>
-    <w:basedOn w:val="1164"/>
+    <w:basedOn w:val="1283"/>
     <w:uiPriority w:val="1"/>
     <w:qFormat/>
     <w:pPr>
@@ -39832,9 +40310,9 @@
       <w:ind/>
     </w:pPr>
   </w:style>
-  <w:style w:type="paragraph" w:styleId="1168">
+  <w:style w:type="paragraph" w:styleId="1287">
     <w:name w:val="List Paragraph"/>
-    <w:basedOn w:val="1164"/>
+    <w:basedOn w:val="1283"/>
     <w:uiPriority w:val="34"/>
     <w:qFormat/>
     <w:pPr>
@@ -40153,7 +40631,7 @@
     <w:lsdException w:name="Bibliography" w:uiPriority="37"/>
     <w:lsdException w:name="TOC Heading" w:uiPriority="39" w:qFormat="1"/>
   </w:latentStyles>
-  <w:style w:type="table" w:styleId="1669" w:default="1">
+  <w:style w:type="table" w:styleId="1788" w:default="1">
     <w:name w:val="Normal Table"/>
     <w:uiPriority w:val="99"/>
     <w:semiHidden/>
@@ -40346,9 +40824,9 @@
       </w:tcPr>
     </w:tblStylePr>
   </w:style>
-  <w:style w:type="table" w:styleId="1670">
+  <w:style w:type="table" w:styleId="1789">
     <w:name w:val="Table Grid"/>
-    <w:basedOn w:val="1669"/>
+    <w:basedOn w:val="1788"/>
     <w:uiPriority w:val="59"/>
     <w:pPr>
       <w:pBdr/>
@@ -40545,9 +41023,9 @@
       </w:tcPr>
     </w:tblStylePr>
   </w:style>
-  <w:style w:type="table" w:styleId="1671">
+  <w:style w:type="table" w:styleId="1790">
     <w:name w:val="Table Grid Light"/>
-    <w:basedOn w:val="1669"/>
+    <w:basedOn w:val="1788"/>
     <w:uiPriority w:val="59"/>
     <w:pPr>
       <w:pBdr/>
@@ -40744,9 +41222,9 @@
       </w:tcPr>
     </w:tblStylePr>
   </w:style>
-  <w:style w:type="table" w:styleId="1672">
+  <w:style w:type="table" w:styleId="1791">
     <w:name w:val="Plain Table 1"/>
-    <w:basedOn w:val="1669"/>
+    <w:basedOn w:val="1788"/>
     <w:uiPriority w:val="59"/>
     <w:pPr>
       <w:pBdr/>
@@ -40969,9 +41447,9 @@
       </w:tcPr>
     </w:tblStylePr>
   </w:style>
-  <w:style w:type="table" w:styleId="1673">
+  <w:style w:type="table" w:styleId="1792">
     <w:name w:val="Plain Table 2"/>
-    <w:basedOn w:val="1669"/>
+    <w:basedOn w:val="1788"/>
     <w:uiPriority w:val="59"/>
     <w:pPr>
       <w:pBdr/>
@@ -41202,9 +41680,9 @@
       </w:tcPr>
     </w:tblStylePr>
   </w:style>
-  <w:style w:type="table" w:styleId="1674">
+  <w:style w:type="table" w:styleId="1793">
     <w:name w:val="Plain Table 3"/>
-    <w:basedOn w:val="1669"/>
+    <w:basedOn w:val="1788"/>
     <w:uiPriority w:val="99"/>
     <w:pPr>
       <w:pBdr/>
@@ -41432,9 +41910,9 @@
       </w:tcPr>
     </w:tblStylePr>
   </w:style>
-  <w:style w:type="table" w:styleId="1675">
+  <w:style w:type="table" w:styleId="1794">
     <w:name w:val="Plain Table 4"/>
-    <w:basedOn w:val="1669"/>
+    <w:basedOn w:val="1788"/>
     <w:uiPriority w:val="99"/>
     <w:pPr>
       <w:pBdr/>
@@ -41648,9 +42126,9 @@
       </w:tcPr>
     </w:tblStylePr>
   </w:style>
-  <w:style w:type="table" w:styleId="1676">
+  <w:style w:type="table" w:styleId="1795">
     <w:name w:val="Plain Table 5"/>
-    <w:basedOn w:val="1669"/>
+    <w:basedOn w:val="1788"/>
     <w:uiPriority w:val="99"/>
     <w:pPr>
       <w:pBdr/>
@@ -41881,9 +42359,9 @@
       </w:tcPr>
     </w:tblStylePr>
   </w:style>
-  <w:style w:type="table" w:styleId="1677">
+  <w:style w:type="table" w:styleId="1796">
     <w:name w:val="Grid Table 1 Light"/>
-    <w:basedOn w:val="1669"/>
+    <w:basedOn w:val="1788"/>
     <w:uiPriority w:val="99"/>
     <w:pPr>
       <w:pBdr/>
@@ -42104,9 +42582,9 @@
       </w:tcPr>
     </w:tblStylePr>
   </w:style>
-  <w:style w:type="table" w:styleId="1678">
+  <w:style w:type="table" w:styleId="1797">
     <w:name w:val="Grid Table 1 Light - Accent 1"/>
-    <w:basedOn w:val="1669"/>
+    <w:basedOn w:val="1788"/>
     <w:uiPriority w:val="99"/>
     <w:pPr>
       <w:pBdr/>
@@ -42327,9 +42805,9 @@
       </w:tcPr>
     </w:tblStylePr>
   </w:style>
-  <w:style w:type="table" w:styleId="1679">
+  <w:style w:type="table" w:styleId="1798">
     <w:name w:val="Grid Table 1 Light - Accent 2"/>
-    <w:basedOn w:val="1669"/>
+    <w:basedOn w:val="1788"/>
     <w:uiPriority w:val="99"/>
     <w:pPr>
       <w:pBdr/>
@@ -42550,9 +43028,9 @@
       </w:tcPr>
     </w:tblStylePr>
   </w:style>
-  <w:style w:type="table" w:styleId="1680">
+  <w:style w:type="table" w:styleId="1799">
     <w:name w:val="Grid Table 1 Light - Accent 3"/>
-    <w:basedOn w:val="1669"/>
+    <w:basedOn w:val="1788"/>
     <w:uiPriority w:val="99"/>
     <w:pPr>
       <w:pBdr/>
@@ -42773,9 +43251,9 @@
       </w:tcPr>
     </w:tblStylePr>
   </w:style>
-  <w:style w:type="table" w:styleId="1681">
+  <w:style w:type="table" w:styleId="1800">
     <w:name w:val="Grid Table 1 Light - Accent 4"/>
-    <w:basedOn w:val="1669"/>
+    <w:basedOn w:val="1788"/>
     <w:uiPriority w:val="99"/>
     <w:pPr>
       <w:pBdr/>
@@ -42996,9 +43474,9 @@
       </w:tcPr>
     </w:tblStylePr>
   </w:style>
-  <w:style w:type="table" w:styleId="1682">
+  <w:style w:type="table" w:styleId="1801">
     <w:name w:val="Grid Table 1 Light - Accent 5"/>
-    <w:basedOn w:val="1669"/>
+    <w:basedOn w:val="1788"/>
     <w:uiPriority w:val="99"/>
     <w:pPr>
       <w:pBdr/>
@@ -43219,9 +43697,9 @@
       </w:tcPr>
     </w:tblStylePr>
   </w:style>
-  <w:style w:type="table" w:styleId="1683">
+  <w:style w:type="table" w:styleId="1802">
     <w:name w:val="Grid Table 1 Light - Accent 6"/>
-    <w:basedOn w:val="1669"/>
+    <w:basedOn w:val="1788"/>
     <w:uiPriority w:val="99"/>
     <w:pPr>
       <w:pBdr/>
@@ -43442,9 +43920,9 @@
       </w:tcPr>
     </w:tblStylePr>
   </w:style>
-  <w:style w:type="table" w:styleId="1684">
+  <w:style w:type="table" w:styleId="1803">
     <w:name w:val="Grid Table 2"/>
-    <w:basedOn w:val="1669"/>
+    <w:basedOn w:val="1788"/>
     <w:uiPriority w:val="99"/>
     <w:pPr>
       <w:pBdr/>
@@ -43674,9 +44152,9 @@
       </w:tcPr>
     </w:tblStylePr>
   </w:style>
-  <w:style w:type="table" w:styleId="1685">
+  <w:style w:type="table" w:styleId="1804">
     <w:name w:val="Grid Table 2 - Accent 1"/>
-    <w:basedOn w:val="1669"/>
+    <w:basedOn w:val="1788"/>
     <w:uiPriority w:val="99"/>
     <w:pPr>
       <w:pBdr/>
@@ -43906,9 +44384,9 @@
       </w:tcPr>
     </w:tblStylePr>
   </w:style>
-  <w:style w:type="table" w:styleId="1686">
+  <w:style w:type="table" w:styleId="1805">
     <w:name w:val="Grid Table 2 - Accent 2"/>
-    <w:basedOn w:val="1669"/>
+    <w:basedOn w:val="1788"/>
     <w:uiPriority w:val="99"/>
     <w:pPr>
       <w:pBdr/>
@@ -44138,9 +44616,9 @@
       </w:tcPr>
     </w:tblStylePr>
   </w:style>
-  <w:style w:type="table" w:styleId="1687">
+  <w:style w:type="table" w:styleId="1806">
     <w:name w:val="Grid Table 2 - Accent 3"/>
-    <w:basedOn w:val="1669"/>
+    <w:basedOn w:val="1788"/>
     <w:uiPriority w:val="99"/>
     <w:pPr>
       <w:pBdr/>
@@ -44370,9 +44848,9 @@
       </w:tcPr>
     </w:tblStylePr>
   </w:style>
-  <w:style w:type="table" w:styleId="1688">
+  <w:style w:type="table" w:styleId="1807">
     <w:name w:val="Grid Table 2 - Accent 4"/>
-    <w:basedOn w:val="1669"/>
+    <w:basedOn w:val="1788"/>
     <w:uiPriority w:val="99"/>
     <w:pPr>
       <w:pBdr/>
@@ -44602,9 +45080,9 @@
       </w:tcPr>
     </w:tblStylePr>
   </w:style>
-  <w:style w:type="table" w:styleId="1689">
+  <w:style w:type="table" w:styleId="1808">
     <w:name w:val="Grid Table 2 - Accent 5"/>
-    <w:basedOn w:val="1669"/>
+    <w:basedOn w:val="1788"/>
     <w:uiPriority w:val="99"/>
     <w:pPr>
       <w:pBdr/>
@@ -44834,9 +45312,9 @@
       </w:tcPr>
     </w:tblStylePr>
   </w:style>
-  <w:style w:type="table" w:styleId="1690">
+  <w:style w:type="table" w:styleId="1809">
     <w:name w:val="Grid Table 2 - Accent 6"/>
-    <w:basedOn w:val="1669"/>
+    <w:basedOn w:val="1788"/>
     <w:uiPriority w:val="99"/>
     <w:pPr>
       <w:pBdr/>
@@ -45066,9 +45544,9 @@
       </w:tcPr>
     </w:tblStylePr>
   </w:style>
-  <w:style w:type="table" w:styleId="1691">
+  <w:style w:type="table" w:styleId="1810">
     <w:name w:val="Grid Table 3"/>
-    <w:basedOn w:val="1669"/>
+    <w:basedOn w:val="1788"/>
     <w:uiPriority w:val="99"/>
     <w:pPr>
       <w:pBdr/>
@@ -45311,9 +45789,9 @@
       </w:tcPr>
     </w:tblStylePr>
   </w:style>
-  <w:style w:type="table" w:styleId="1692">
+  <w:style w:type="table" w:styleId="1811">
     <w:name w:val="Grid Table 3 - Accent 1"/>
-    <w:basedOn w:val="1669"/>
+    <w:basedOn w:val="1788"/>
     <w:uiPriority w:val="99"/>
     <w:pPr>
       <w:pBdr/>
@@ -45556,9 +46034,9 @@
       </w:tcPr>
     </w:tblStylePr>
   </w:style>
-  <w:style w:type="table" w:styleId="1693">
+  <w:style w:type="table" w:styleId="1812">
     <w:name w:val="Grid Table 3 - Accent 2"/>
-    <w:basedOn w:val="1669"/>
+    <w:basedOn w:val="1788"/>
     <w:uiPriority w:val="99"/>
     <w:pPr>
       <w:pBdr/>
@@ -45801,9 +46279,9 @@
       </w:tcPr>
     </w:tblStylePr>
   </w:style>
-  <w:style w:type="table" w:styleId="1694">
+  <w:style w:type="table" w:styleId="1813">
     <w:name w:val="Grid Table 3 - Accent 3"/>
-    <w:basedOn w:val="1669"/>
+    <w:basedOn w:val="1788"/>
     <w:uiPriority w:val="99"/>
     <w:pPr>
       <w:pBdr/>
@@ -46046,9 +46524,9 @@
       </w:tcPr>
     </w:tblStylePr>
   </w:style>
-  <w:style w:type="table" w:styleId="1695">
+  <w:style w:type="table" w:styleId="1814">
     <w:name w:val="Grid Table 3 - Accent 4"/>
-    <w:basedOn w:val="1669"/>
+    <w:basedOn w:val="1788"/>
     <w:uiPriority w:val="99"/>
     <w:pPr>
       <w:pBdr/>
@@ -46291,9 +46769,9 @@
       </w:tcPr>
     </w:tblStylePr>
   </w:style>
-  <w:style w:type="table" w:styleId="1696">
+  <w:style w:type="table" w:styleId="1815">
     <w:name w:val="Grid Table 3 - Accent 5"/>
-    <w:basedOn w:val="1669"/>
+    <w:basedOn w:val="1788"/>
     <w:uiPriority w:val="99"/>
     <w:pPr>
       <w:pBdr/>
@@ -46536,9 +47014,9 @@
       </w:tcPr>
     </w:tblStylePr>
   </w:style>
-  <w:style w:type="table" w:styleId="1697">
+  <w:style w:type="table" w:styleId="1816">
     <w:name w:val="Grid Table 3 - Accent 6"/>
-    <w:basedOn w:val="1669"/>
+    <w:basedOn w:val="1788"/>
     <w:uiPriority w:val="99"/>
     <w:pPr>
       <w:pBdr/>
@@ -46781,9 +47259,9 @@
       </w:tcPr>
     </w:tblStylePr>
   </w:style>
-  <w:style w:type="table" w:styleId="1698">
+  <w:style w:type="table" w:styleId="1817">
     <w:name w:val="Grid Table 4"/>
-    <w:basedOn w:val="1669"/>
+    <w:basedOn w:val="1788"/>
     <w:uiPriority w:val="59"/>
     <w:pPr>
       <w:pBdr/>
@@ -47014,9 +47492,9 @@
       </w:tcPr>
     </w:tblStylePr>
   </w:style>
-  <w:style w:type="table" w:styleId="1699">
+  <w:style w:type="table" w:styleId="1818">
     <w:name w:val="Grid Table 4 - Accent 1"/>
-    <w:basedOn w:val="1669"/>
+    <w:basedOn w:val="1788"/>
     <w:uiPriority w:val="59"/>
     <w:pPr>
       <w:pBdr/>
@@ -47247,9 +47725,9 @@
       </w:tcPr>
     </w:tblStylePr>
   </w:style>
-  <w:style w:type="table" w:styleId="1700">
+  <w:style w:type="table" w:styleId="1819">
     <w:name w:val="Grid Table 4 - Accent 2"/>
-    <w:basedOn w:val="1669"/>
+    <w:basedOn w:val="1788"/>
     <w:uiPriority w:val="59"/>
     <w:pPr>
       <w:pBdr/>
@@ -47480,9 +47958,9 @@
       </w:tcPr>
     </w:tblStylePr>
   </w:style>
-  <w:style w:type="table" w:styleId="1701">
+  <w:style w:type="table" w:styleId="1820">
     <w:name w:val="Grid Table 4 - Accent 3"/>
-    <w:basedOn w:val="1669"/>
+    <w:basedOn w:val="1788"/>
     <w:uiPriority w:val="59"/>
     <w:pPr>
       <w:pBdr/>
@@ -47713,9 +48191,9 @@
       </w:tcPr>
     </w:tblStylePr>
   </w:style>
-  <w:style w:type="table" w:styleId="1702">
+  <w:style w:type="table" w:styleId="1821">
     <w:name w:val="Grid Table 4 - Accent 4"/>
-    <w:basedOn w:val="1669"/>
+    <w:basedOn w:val="1788"/>
     <w:uiPriority w:val="59"/>
     <w:pPr>
       <w:pBdr/>
@@ -47946,9 +48424,9 @@
       </w:tcPr>
     </w:tblStylePr>
   </w:style>
-  <w:style w:type="table" w:styleId="1703">
+  <w:style w:type="table" w:styleId="1822">
     <w:name w:val="Grid Table 4 - Accent 5"/>
-    <w:basedOn w:val="1669"/>
+    <w:basedOn w:val="1788"/>
     <w:uiPriority w:val="59"/>
     <w:pPr>
       <w:pBdr/>
@@ -48179,9 +48657,9 @@
       </w:tcPr>
     </w:tblStylePr>
   </w:style>
-  <w:style w:type="table" w:styleId="1704">
+  <w:style w:type="table" w:styleId="1823">
     <w:name w:val="Grid Table 4 - Accent 6"/>
-    <w:basedOn w:val="1669"/>
+    <w:basedOn w:val="1788"/>
     <w:uiPriority w:val="59"/>
     <w:pPr>
       <w:pBdr/>
@@ -48412,9 +48890,9 @@
       </w:tcPr>
     </w:tblStylePr>
   </w:style>
-  <w:style w:type="table" w:styleId="1705">
+  <w:style w:type="table" w:styleId="1824">
     <w:name w:val="Grid Table 5 Dark"/>
-    <w:basedOn w:val="1669"/>
+    <w:basedOn w:val="1788"/>
     <w:uiPriority w:val="99"/>
     <w:pPr>
       <w:pBdr/>
@@ -48640,9 +49118,9 @@
       </w:tcPr>
     </w:tblStylePr>
   </w:style>
-  <w:style w:type="table" w:styleId="1706">
+  <w:style w:type="table" w:styleId="1825">
     <w:name w:val="Grid Table 5 Dark- Accent 1"/>
-    <w:basedOn w:val="1669"/>
+    <w:basedOn w:val="1788"/>
     <w:uiPriority w:val="99"/>
     <w:pPr>
       <w:pBdr/>
@@ -48868,9 +49346,9 @@
       </w:tcPr>
     </w:tblStylePr>
   </w:style>
-  <w:style w:type="table" w:styleId="1707">
+  <w:style w:type="table" w:styleId="1826">
     <w:name w:val="Grid Table 5 Dark - Accent 2"/>
-    <w:basedOn w:val="1669"/>
+    <w:basedOn w:val="1788"/>
     <w:uiPriority w:val="99"/>
     <w:pPr>
       <w:pBdr/>
@@ -49096,9 +49574,9 @@
       </w:tcPr>
     </w:tblStylePr>
   </w:style>
-  <w:style w:type="table" w:styleId="1708">
+  <w:style w:type="table" w:styleId="1827">
     <w:name w:val="Grid Table 5 Dark - Accent 3"/>
-    <w:basedOn w:val="1669"/>
+    <w:basedOn w:val="1788"/>
     <w:uiPriority w:val="99"/>
     <w:pPr>
       <w:pBdr/>
@@ -49324,9 +49802,9 @@
       </w:tcPr>
     </w:tblStylePr>
   </w:style>
-  <w:style w:type="table" w:styleId="1709">
+  <w:style w:type="table" w:styleId="1828">
     <w:name w:val="Grid Table 5 Dark- Accent 4"/>
-    <w:basedOn w:val="1669"/>
+    <w:basedOn w:val="1788"/>
     <w:uiPriority w:val="99"/>
     <w:pPr>
       <w:pBdr/>
@@ -49552,9 +50030,9 @@
       </w:tcPr>
     </w:tblStylePr>
   </w:style>
-  <w:style w:type="table" w:styleId="1710">
+  <w:style w:type="table" w:styleId="1829">
     <w:name w:val="Grid Table 5 Dark - Accent 5"/>
-    <w:basedOn w:val="1669"/>
+    <w:basedOn w:val="1788"/>
     <w:uiPriority w:val="99"/>
     <w:pPr>
       <w:pBdr/>
@@ -49780,9 +50258,9 @@
       </w:tcPr>
     </w:tblStylePr>
   </w:style>
-  <w:style w:type="table" w:styleId="1711">
+  <w:style w:type="table" w:styleId="1830">
     <w:name w:val="Grid Table 5 Dark - Accent 6"/>
-    <w:basedOn w:val="1669"/>
+    <w:basedOn w:val="1788"/>
     <w:uiPriority w:val="99"/>
     <w:pPr>
       <w:pBdr/>
@@ -50008,9 +50486,9 @@
       </w:tcPr>
     </w:tblStylePr>
   </w:style>
-  <w:style w:type="table" w:styleId="1712">
+  <w:style w:type="table" w:styleId="1831">
     <w:name w:val="Grid Table 6 Colorful"/>
-    <w:basedOn w:val="1669"/>
+    <w:basedOn w:val="1788"/>
     <w:uiPriority w:val="99"/>
     <w:pPr>
       <w:pBdr/>
@@ -50238,9 +50716,9 @@
       </w:tcPr>
     </w:tblStylePr>
   </w:style>
-  <w:style w:type="table" w:styleId="1713">
+  <w:style w:type="table" w:styleId="1832">
     <w:name w:val="Grid Table 6 Colorful - Accent 1"/>
-    <w:basedOn w:val="1669"/>
+    <w:basedOn w:val="1788"/>
     <w:uiPriority w:val="99"/>
     <w:pPr>
       <w:pBdr/>
@@ -50468,9 +50946,9 @@
       </w:tcPr>
     </w:tblStylePr>
   </w:style>
-  <w:style w:type="table" w:styleId="1714">
+  <w:style w:type="table" w:styleId="1833">
     <w:name w:val="Grid Table 6 Colorful - Accent 2"/>
-    <w:basedOn w:val="1669"/>
+    <w:basedOn w:val="1788"/>
     <w:uiPriority w:val="99"/>
     <w:pPr>
       <w:pBdr/>
@@ -50698,9 +51176,9 @@
       </w:tcPr>
     </w:tblStylePr>
   </w:style>
-  <w:style w:type="table" w:styleId="1715">
+  <w:style w:type="table" w:styleId="1834">
     <w:name w:val="Grid Table 6 Colorful - Accent 3"/>
-    <w:basedOn w:val="1669"/>
+    <w:basedOn w:val="1788"/>
     <w:uiPriority w:val="99"/>
     <w:pPr>
       <w:pBdr/>
@@ -50928,9 +51406,9 @@
       </w:tcPr>
     </w:tblStylePr>
   </w:style>
-  <w:style w:type="table" w:styleId="1716">
+  <w:style w:type="table" w:styleId="1835">
     <w:name w:val="Grid Table 6 Colorful - Accent 4"/>
-    <w:basedOn w:val="1669"/>
+    <w:basedOn w:val="1788"/>
     <w:uiPriority w:val="99"/>
     <w:pPr>
       <w:pBdr/>
@@ -51158,9 +51636,9 @@
       </w:tcPr>
     </w:tblStylePr>
   </w:style>
-  <w:style w:type="table" w:styleId="1717">
+  <w:style w:type="table" w:styleId="1836">
     <w:name w:val="Grid Table 6 Colorful - Accent 5"/>
-    <w:basedOn w:val="1669"/>
+    <w:basedOn w:val="1788"/>
     <w:uiPriority w:val="99"/>
     <w:pPr>
       <w:pBdr/>
@@ -51388,9 +51866,9 @@
       </w:tcPr>
     </w:tblStylePr>
   </w:style>
-  <w:style w:type="table" w:styleId="1718">
+  <w:style w:type="table" w:styleId="1837">
     <w:name w:val="Grid Table 6 Colorful - Accent 6"/>
-    <w:basedOn w:val="1669"/>
+    <w:basedOn w:val="1788"/>
     <w:uiPriority w:val="99"/>
     <w:pPr>
       <w:pBdr/>
@@ -51618,9 +52096,9 @@
       </w:tcPr>
     </w:tblStylePr>
   </w:style>
-  <w:style w:type="table" w:styleId="1719">
+  <w:style w:type="table" w:styleId="1838">
     <w:name w:val="Grid Table 7 Colorful"/>
-    <w:basedOn w:val="1669"/>
+    <w:basedOn w:val="1788"/>
     <w:uiPriority w:val="99"/>
     <w:pPr>
       <w:pBdr/>
@@ -51872,9 +52350,9 @@
       </w:tcPr>
     </w:tblStylePr>
   </w:style>
-  <w:style w:type="table" w:styleId="1720">
+  <w:style w:type="table" w:styleId="1839">
     <w:name w:val="Grid Table 7 Colorful - Accent 1"/>
-    <w:basedOn w:val="1669"/>
+    <w:basedOn w:val="1788"/>
     <w:uiPriority w:val="99"/>
     <w:pPr>
       <w:pBdr/>
@@ -52126,9 +52604,9 @@
       </w:tcPr>
     </w:tblStylePr>
   </w:style>
-  <w:style w:type="table" w:styleId="1721">
+  <w:style w:type="table" w:styleId="1840">
     <w:name w:val="Grid Table 7 Colorful - Accent 2"/>
-    <w:basedOn w:val="1669"/>
+    <w:basedOn w:val="1788"/>
     <w:uiPriority w:val="99"/>
     <w:pPr>
       <w:pBdr/>
@@ -52380,9 +52858,9 @@
       </w:tcPr>
     </w:tblStylePr>
   </w:style>
-  <w:style w:type="table" w:styleId="1722">
+  <w:style w:type="table" w:styleId="1841">
     <w:name w:val="Grid Table 7 Colorful - Accent 3"/>
-    <w:basedOn w:val="1669"/>
+    <w:basedOn w:val="1788"/>
     <w:uiPriority w:val="99"/>
     <w:pPr>
       <w:pBdr/>
@@ -52634,9 +53112,9 @@
       </w:tcPr>
     </w:tblStylePr>
   </w:style>
-  <w:style w:type="table" w:styleId="1723">
+  <w:style w:type="table" w:styleId="1842">
     <w:name w:val="Grid Table 7 Colorful - Accent 4"/>
-    <w:basedOn w:val="1669"/>
+    <w:basedOn w:val="1788"/>
     <w:uiPriority w:val="99"/>
     <w:pPr>
       <w:pBdr/>
@@ -52888,9 +53366,9 @@
       </w:tcPr>
     </w:tblStylePr>
   </w:style>
-  <w:style w:type="table" w:styleId="1724">
+  <w:style w:type="table" w:styleId="1843">
     <w:name w:val="Grid Table 7 Colorful - Accent 5"/>
-    <w:basedOn w:val="1669"/>
+    <w:basedOn w:val="1788"/>
     <w:uiPriority w:val="99"/>
     <w:pPr>
       <w:pBdr/>
@@ -53142,9 +53620,9 @@
       </w:tcPr>
     </w:tblStylePr>
   </w:style>
-  <w:style w:type="table" w:styleId="1725">
+  <w:style w:type="table" w:styleId="1844">
     <w:name w:val="Grid Table 7 Colorful - Accent 6"/>
-    <w:basedOn w:val="1669"/>
+    <w:basedOn w:val="1788"/>
     <w:uiPriority w:val="99"/>
     <w:pPr>
       <w:pBdr/>
@@ -53396,9 +53874,9 @@
       </w:tcPr>
     </w:tblStylePr>
   </w:style>
-  <w:style w:type="table" w:styleId="1726">
+  <w:style w:type="table" w:styleId="1845">
     <w:name w:val="List Table 1 Light"/>
-    <w:basedOn w:val="1669"/>
+    <w:basedOn w:val="1788"/>
     <w:uiPriority w:val="99"/>
     <w:pPr>
       <w:pBdr/>
@@ -53612,9 +54090,9 @@
       </w:tcPr>
     </w:tblStylePr>
   </w:style>
-  <w:style w:type="table" w:styleId="1727">
+  <w:style w:type="table" w:styleId="1846">
     <w:name w:val="List Table 1 Light - Accent 1"/>
-    <w:basedOn w:val="1669"/>
+    <w:basedOn w:val="1788"/>
     <w:uiPriority w:val="99"/>
     <w:pPr>
       <w:pBdr/>
@@ -53828,9 +54306,9 @@
       </w:tcPr>
     </w:tblStylePr>
   </w:style>
-  <w:style w:type="table" w:styleId="1728">
+  <w:style w:type="table" w:styleId="1847">
     <w:name w:val="List Table 1 Light - Accent 2"/>
-    <w:basedOn w:val="1669"/>
+    <w:basedOn w:val="1788"/>
     <w:uiPriority w:val="99"/>
     <w:pPr>
       <w:pBdr/>
@@ -54044,9 +54522,9 @@
       </w:tcPr>
     </w:tblStylePr>
   </w:style>
-  <w:style w:type="table" w:styleId="1729">
+  <w:style w:type="table" w:styleId="1848">
     <w:name w:val="List Table 1 Light - Accent 3"/>
-    <w:basedOn w:val="1669"/>
+    <w:basedOn w:val="1788"/>
     <w:uiPriority w:val="99"/>
     <w:pPr>
       <w:pBdr/>
@@ -54260,9 +54738,9 @@
       </w:tcPr>
     </w:tblStylePr>
   </w:style>
-  <w:style w:type="table" w:styleId="1730">
+  <w:style w:type="table" w:styleId="1849">
     <w:name w:val="List Table 1 Light - Accent 4"/>
-    <w:basedOn w:val="1669"/>
+    <w:basedOn w:val="1788"/>
     <w:uiPriority w:val="99"/>
     <w:pPr>
       <w:pBdr/>
@@ -54476,9 +54954,9 @@
       </w:tcPr>
     </w:tblStylePr>
   </w:style>
-  <w:style w:type="table" w:styleId="1731">
+  <w:style w:type="table" w:styleId="1850">
     <w:name w:val="List Table 1 Light - Accent 5"/>
-    <w:basedOn w:val="1669"/>
+    <w:basedOn w:val="1788"/>
     <w:uiPriority w:val="99"/>
     <w:pPr>
       <w:pBdr/>
@@ -54692,9 +55170,9 @@
       </w:tcPr>
     </w:tblStylePr>
   </w:style>
-  <w:style w:type="table" w:styleId="1732">
+  <w:style w:type="table" w:styleId="1851">
     <w:name w:val="List Table 1 Light - Accent 6"/>
-    <w:basedOn w:val="1669"/>
+    <w:basedOn w:val="1788"/>
     <w:uiPriority w:val="99"/>
     <w:pPr>
       <w:pBdr/>
@@ -54908,9 +55386,9 @@
       </w:tcPr>
     </w:tblStylePr>
   </w:style>
-  <w:style w:type="table" w:styleId="1733">
+  <w:style w:type="table" w:styleId="1852">
     <w:name w:val="List Table 2"/>
-    <w:basedOn w:val="1669"/>
+    <w:basedOn w:val="1788"/>
     <w:uiPriority w:val="99"/>
     <w:pPr>
       <w:pBdr/>
@@ -55146,9 +55624,9 @@
       </w:tcPr>
     </w:tblStylePr>
   </w:style>
-  <w:style w:type="table" w:styleId="1734">
+  <w:style w:type="table" w:styleId="1853">
     <w:name w:val="List Table 2 - Accent 1"/>
-    <w:basedOn w:val="1669"/>
+    <w:basedOn w:val="1788"/>
     <w:uiPriority w:val="99"/>
     <w:pPr>
       <w:pBdr/>
@@ -55384,9 +55862,9 @@
       </w:tcPr>
     </w:tblStylePr>
   </w:style>
-  <w:style w:type="table" w:styleId="1735">
+  <w:style w:type="table" w:styleId="1854">
     <w:name w:val="List Table 2 - Accent 2"/>
-    <w:basedOn w:val="1669"/>
+    <w:basedOn w:val="1788"/>
     <w:uiPriority w:val="99"/>
     <w:pPr>
       <w:pBdr/>
@@ -55622,9 +56100,9 @@
       </w:tcPr>
     </w:tblStylePr>
   </w:style>
-  <w:style w:type="table" w:styleId="1736">
+  <w:style w:type="table" w:styleId="1855">
     <w:name w:val="List Table 2 - Accent 3"/>
-    <w:basedOn w:val="1669"/>
+    <w:basedOn w:val="1788"/>
     <w:uiPriority w:val="99"/>
     <w:pPr>
       <w:pBdr/>
@@ -55860,9 +56338,9 @@
       </w:tcPr>
     </w:tblStylePr>
   </w:style>
-  <w:style w:type="table" w:styleId="1737">
+  <w:style w:type="table" w:styleId="1856">
     <w:name w:val="List Table 2 - Accent 4"/>
-    <w:basedOn w:val="1669"/>
+    <w:basedOn w:val="1788"/>
     <w:uiPriority w:val="99"/>
     <w:pPr>
       <w:pBdr/>
@@ -56098,9 +56576,9 @@
       </w:tcPr>
     </w:tblStylePr>
   </w:style>
-  <w:style w:type="table" w:styleId="1738">
+  <w:style w:type="table" w:styleId="1857">
     <w:name w:val="List Table 2 - Accent 5"/>
-    <w:basedOn w:val="1669"/>
+    <w:basedOn w:val="1788"/>
     <w:uiPriority w:val="99"/>
     <w:pPr>
       <w:pBdr/>
@@ -56336,9 +56814,9 @@
       </w:tcPr>
     </w:tblStylePr>
   </w:style>
-  <w:style w:type="table" w:styleId="1739">
+  <w:style w:type="table" w:styleId="1858">
     <w:name w:val="List Table 2 - Accent 6"/>
-    <w:basedOn w:val="1669"/>
+    <w:basedOn w:val="1788"/>
     <w:uiPriority w:val="99"/>
     <w:pPr>
       <w:pBdr/>
@@ -56574,9 +57052,9 @@
       </w:tcPr>
     </w:tblStylePr>
   </w:style>
-  <w:style w:type="table" w:styleId="1740">
+  <w:style w:type="table" w:styleId="1859">
     <w:name w:val="List Table 3"/>
-    <w:basedOn w:val="1669"/>
+    <w:basedOn w:val="1788"/>
     <w:uiPriority w:val="99"/>
     <w:pPr>
       <w:pBdr/>
@@ -56802,9 +57280,9 @@
       </w:tcPr>
     </w:tblStylePr>
   </w:style>
-  <w:style w:type="table" w:styleId="1741">
+  <w:style w:type="table" w:styleId="1860">
     <w:name w:val="List Table 3 - Accent 1"/>
-    <w:basedOn w:val="1669"/>
+    <w:basedOn w:val="1788"/>
     <w:uiPriority w:val="99"/>
     <w:pPr>
       <w:pBdr/>
@@ -57030,9 +57508,9 @@
       </w:tcPr>
     </w:tblStylePr>
   </w:style>
-  <w:style w:type="table" w:styleId="1742">
+  <w:style w:type="table" w:styleId="1861">
     <w:name w:val="List Table 3 - Accent 2"/>
-    <w:basedOn w:val="1669"/>
+    <w:basedOn w:val="1788"/>
     <w:uiPriority w:val="99"/>
     <w:pPr>
       <w:pBdr/>
@@ -57258,9 +57736,9 @@
       </w:tcPr>
     </w:tblStylePr>
   </w:style>
-  <w:style w:type="table" w:styleId="1743">
+  <w:style w:type="table" w:styleId="1862">
     <w:name w:val="List Table 3 - Accent 3"/>
-    <w:basedOn w:val="1669"/>
+    <w:basedOn w:val="1788"/>
     <w:uiPriority w:val="99"/>
     <w:pPr>
       <w:pBdr/>
@@ -57486,9 +57964,9 @@
       </w:tcPr>
     </w:tblStylePr>
   </w:style>
-  <w:style w:type="table" w:styleId="1744">
+  <w:style w:type="table" w:styleId="1863">
     <w:name w:val="List Table 3 - Accent 4"/>
-    <w:basedOn w:val="1669"/>
+    <w:basedOn w:val="1788"/>
     <w:uiPriority w:val="99"/>
     <w:pPr>
       <w:pBdr/>
@@ -57714,9 +58192,9 @@
       </w:tcPr>
     </w:tblStylePr>
   </w:style>
-  <w:style w:type="table" w:styleId="1745">
+  <w:style w:type="table" w:styleId="1864">
     <w:name w:val="List Table 3 - Accent 5"/>
-    <w:basedOn w:val="1669"/>
+    <w:basedOn w:val="1788"/>
     <w:uiPriority w:val="99"/>
     <w:pPr>
       <w:pBdr/>
@@ -57942,9 +58420,9 @@
       </w:tcPr>
     </w:tblStylePr>
   </w:style>
-  <w:style w:type="table" w:styleId="1746">
+  <w:style w:type="table" w:styleId="1865">
     <w:name w:val="List Table 3 - Accent 6"/>
-    <w:basedOn w:val="1669"/>
+    <w:basedOn w:val="1788"/>
     <w:uiPriority w:val="99"/>
     <w:pPr>
       <w:pBdr/>
@@ -58170,9 +58648,9 @@
       </w:tcPr>
     </w:tblStylePr>
   </w:style>
-  <w:style w:type="table" w:styleId="1747">
+  <w:style w:type="table" w:styleId="1866">
     <w:name w:val="List Table 4"/>
-    <w:basedOn w:val="1669"/>
+    <w:basedOn w:val="1788"/>
     <w:uiPriority w:val="99"/>
     <w:pPr>
       <w:pBdr/>
@@ -58395,9 +58873,9 @@
       </w:tcPr>
     </w:tblStylePr>
   </w:style>
-  <w:style w:type="table" w:styleId="1748">
+  <w:style w:type="table" w:styleId="1867">
     <w:name w:val="List Table 4 - Accent 1"/>
-    <w:basedOn w:val="1669"/>
+    <w:basedOn w:val="1788"/>
     <w:uiPriority w:val="99"/>
     <w:pPr>
       <w:pBdr/>
@@ -58620,9 +59098,9 @@
       </w:tcPr>
     </w:tblStylePr>
   </w:style>
-  <w:style w:type="table" w:styleId="1749">
+  <w:style w:type="table" w:styleId="1868">
     <w:name w:val="List Table 4 - Accent 2"/>
-    <w:basedOn w:val="1669"/>
+    <w:basedOn w:val="1788"/>
     <w:uiPriority w:val="99"/>
     <w:pPr>
       <w:pBdr/>
@@ -58845,9 +59323,9 @@
       </w:tcPr>
     </w:tblStylePr>
   </w:style>
-  <w:style w:type="table" w:styleId="1750">
+  <w:style w:type="table" w:styleId="1869">
     <w:name w:val="List Table 4 - Accent 3"/>
-    <w:basedOn w:val="1669"/>
+    <w:basedOn w:val="1788"/>
     <w:uiPriority w:val="99"/>
     <w:pPr>
       <w:pBdr/>
@@ -59070,9 +59548,9 @@
       </w:tcPr>
     </w:tblStylePr>
   </w:style>
-  <w:style w:type="table" w:styleId="1751">
+  <w:style w:type="table" w:styleId="1870">
     <w:name w:val="List Table 4 - Accent 4"/>
-    <w:basedOn w:val="1669"/>
+    <w:basedOn w:val="1788"/>
     <w:uiPriority w:val="99"/>
     <w:pPr>
       <w:pBdr/>
@@ -59295,9 +59773,9 @@
       </w:tcPr>
     </w:tblStylePr>
   </w:style>
-  <w:style w:type="table" w:styleId="1752">
+  <w:style w:type="table" w:styleId="1871">
     <w:name w:val="List Table 4 - Accent 5"/>
-    <w:basedOn w:val="1669"/>
+    <w:basedOn w:val="1788"/>
     <w:uiPriority w:val="99"/>
     <w:pPr>
       <w:pBdr/>
@@ -59520,9 +59998,9 @@
       </w:tcPr>
     </w:tblStylePr>
   </w:style>
-  <w:style w:type="table" w:styleId="1753">
+  <w:style w:type="table" w:styleId="1872">
     <w:name w:val="List Table 4 - Accent 6"/>
-    <w:basedOn w:val="1669"/>
+    <w:basedOn w:val="1788"/>
     <w:uiPriority w:val="99"/>
     <w:pPr>
       <w:pBdr/>
@@ -59745,9 +60223,9 @@
       </w:tcPr>
     </w:tblStylePr>
   </w:style>
-  <w:style w:type="table" w:styleId="1754">
+  <w:style w:type="table" w:styleId="1873">
     <w:name w:val="List Table 5 Dark"/>
-    <w:basedOn w:val="1669"/>
+    <w:basedOn w:val="1788"/>
     <w:uiPriority w:val="99"/>
     <w:pPr>
       <w:pBdr/>
@@ -59987,9 +60465,9 @@
       </w:tcPr>
     </w:tblStylePr>
   </w:style>
-  <w:style w:type="table" w:styleId="1755">
+  <w:style w:type="table" w:styleId="1874">
     <w:name w:val="List Table 5 Dark - Accent 1"/>
-    <w:basedOn w:val="1669"/>
+    <w:basedOn w:val="1788"/>
     <w:uiPriority w:val="99"/>
     <w:pPr>
       <w:pBdr/>
@@ -60229,9 +60707,9 @@
       </w:tcPr>
     </w:tblStylePr>
   </w:style>
-  <w:style w:type="table" w:styleId="1756">
+  <w:style w:type="table" w:styleId="1875">
     <w:name w:val="List Table 5 Dark - Accent 2"/>
-    <w:basedOn w:val="1669"/>
+    <w:basedOn w:val="1788"/>
     <w:uiPriority w:val="99"/>
     <w:pPr>
       <w:pBdr/>
@@ -60471,9 +60949,9 @@
       </w:tcPr>
     </w:tblStylePr>
   </w:style>
-  <w:style w:type="table" w:styleId="1757">
+  <w:style w:type="table" w:styleId="1876">
     <w:name w:val="List Table 5 Dark - Accent 3"/>
-    <w:basedOn w:val="1669"/>
+    <w:basedOn w:val="1788"/>
     <w:uiPriority w:val="99"/>
     <w:pPr>
       <w:pBdr/>
@@ -60713,9 +61191,9 @@
       </w:tcPr>
     </w:tblStylePr>
   </w:style>
-  <w:style w:type="table" w:styleId="1758">
+  <w:style w:type="table" w:styleId="1877">
     <w:name w:val="List Table 5 Dark - Accent 4"/>
-    <w:basedOn w:val="1669"/>
+    <w:basedOn w:val="1788"/>
     <w:uiPriority w:val="99"/>
     <w:pPr>
       <w:pBdr/>
@@ -60955,9 +61433,9 @@
       </w:tcPr>
     </w:tblStylePr>
   </w:style>
-  <w:style w:type="table" w:styleId="1759">
+  <w:style w:type="table" w:styleId="1878">
     <w:name w:val="List Table 5 Dark - Accent 5"/>
-    <w:basedOn w:val="1669"/>
+    <w:basedOn w:val="1788"/>
     <w:uiPriority w:val="99"/>
     <w:pPr>
       <w:pBdr/>
@@ -61197,9 +61675,9 @@
       </w:tcPr>
     </w:tblStylePr>
   </w:style>
-  <w:style w:type="table" w:styleId="1760">
+  <w:style w:type="table" w:styleId="1879">
     <w:name w:val="List Table 5 Dark - Accent 6"/>
-    <w:basedOn w:val="1669"/>
+    <w:basedOn w:val="1788"/>
     <w:uiPriority w:val="99"/>
     <w:pPr>
       <w:pBdr/>
@@ -61439,9 +61917,9 @@
       </w:tcPr>
     </w:tblStylePr>
   </w:style>
-  <w:style w:type="table" w:styleId="1761">
+  <w:style w:type="table" w:styleId="1880">
     <w:name w:val="List Table 6 Colorful"/>
-    <w:basedOn w:val="1669"/>
+    <w:basedOn w:val="1788"/>
     <w:uiPriority w:val="99"/>
     <w:pPr>
       <w:pBdr/>
@@ -61662,9 +62140,9 @@
       </w:tcPr>
     </w:tblStylePr>
   </w:style>
-  <w:style w:type="table" w:styleId="1762">
+  <w:style w:type="table" w:styleId="1881">
     <w:name w:val="List Table 6 Colorful - Accent 1"/>
-    <w:basedOn w:val="1669"/>
+    <w:basedOn w:val="1788"/>
     <w:uiPriority w:val="99"/>
     <w:pPr>
       <w:pBdr/>
@@ -61885,9 +62363,9 @@
       </w:tcPr>
     </w:tblStylePr>
   </w:style>
-  <w:style w:type="table" w:styleId="1763">
+  <w:style w:type="table" w:styleId="1882">
     <w:name w:val="List Table 6 Colorful - Accent 2"/>
-    <w:basedOn w:val="1669"/>
+    <w:basedOn w:val="1788"/>
     <w:uiPriority w:val="99"/>
     <w:pPr>
       <w:pBdr/>
@@ -62108,9 +62586,9 @@
       </w:tcPr>
     </w:tblStylePr>
   </w:style>
-  <w:style w:type="table" w:styleId="1764">
+  <w:style w:type="table" w:styleId="1883">
     <w:name w:val="List Table 6 Colorful - Accent 3"/>
-    <w:basedOn w:val="1669"/>
+    <w:basedOn w:val="1788"/>
     <w:uiPriority w:val="99"/>
     <w:pPr>
       <w:pBdr/>
@@ -62331,9 +62809,9 @@
       </w:tcPr>
     </w:tblStylePr>
   </w:style>
-  <w:style w:type="table" w:styleId="1765">
+  <w:style w:type="table" w:styleId="1884">
     <w:name w:val="List Table 6 Colorful - Accent 4"/>
-    <w:basedOn w:val="1669"/>
+    <w:basedOn w:val="1788"/>
     <w:uiPriority w:val="99"/>
     <w:pPr>
       <w:pBdr/>
@@ -62554,9 +63032,9 @@
       </w:tcPr>
     </w:tblStylePr>
   </w:style>
-  <w:style w:type="table" w:styleId="1766">
+  <w:style w:type="table" w:styleId="1885">
     <w:name w:val="List Table 6 Colorful - Accent 5"/>
-    <w:basedOn w:val="1669"/>
+    <w:basedOn w:val="1788"/>
     <w:uiPriority w:val="99"/>
     <w:pPr>
       <w:pBdr/>
@@ -62777,9 +63255,9 @@
       </w:tcPr>
     </w:tblStylePr>
   </w:style>
-  <w:style w:type="table" w:styleId="1767">
+  <w:style w:type="table" w:styleId="1886">
     <w:name w:val="List Table 6 Colorful - Accent 6"/>
-    <w:basedOn w:val="1669"/>
+    <w:basedOn w:val="1788"/>
     <w:uiPriority w:val="99"/>
     <w:pPr>
       <w:pBdr/>
@@ -63000,9 +63478,9 @@
       </w:tcPr>
     </w:tblStylePr>
   </w:style>
-  <w:style w:type="table" w:styleId="1768">
+  <w:style w:type="table" w:styleId="1887">
     <w:name w:val="List Table 7 Colorful"/>
-    <w:basedOn w:val="1669"/>
+    <w:basedOn w:val="1788"/>
     <w:uiPriority w:val="99"/>
     <w:pPr>
       <w:pBdr/>
@@ -63256,9 +63734,9 @@
       </w:tcPr>
     </w:tblStylePr>
   </w:style>
-  <w:style w:type="table" w:styleId="1769">
+  <w:style w:type="table" w:styleId="1888">
     <w:name w:val="List Table 7 Colorful - Accent 1"/>
-    <w:basedOn w:val="1669"/>
+    <w:basedOn w:val="1788"/>
     <w:uiPriority w:val="99"/>
     <w:pPr>
       <w:pBdr/>
@@ -63512,9 +63990,9 @@
       </w:tcPr>
     </w:tblStylePr>
   </w:style>
-  <w:style w:type="table" w:styleId="1770">
+  <w:style w:type="table" w:styleId="1889">
     <w:name w:val="List Table 7 Colorful - Accent 2"/>
-    <w:basedOn w:val="1669"/>
+    <w:basedOn w:val="1788"/>
     <w:uiPriority w:val="99"/>
     <w:pPr>
       <w:pBdr/>
@@ -63768,9 +64246,9 @@
       </w:tcPr>
     </w:tblStylePr>
   </w:style>
-  <w:style w:type="table" w:styleId="1771">
+  <w:style w:type="table" w:styleId="1890">
     <w:name w:val="List Table 7 Colorful - Accent 3"/>
-    <w:basedOn w:val="1669"/>
+    <w:basedOn w:val="1788"/>
     <w:uiPriority w:val="99"/>
     <w:pPr>
       <w:pBdr/>
@@ -64024,9 +64502,9 @@
       </w:tcPr>
     </w:tblStylePr>
   </w:style>
-  <w:style w:type="table" w:styleId="1772">
+  <w:style w:type="table" w:styleId="1891">
     <w:name w:val="List Table 7 Colorful - Accent 4"/>
-    <w:basedOn w:val="1669"/>
+    <w:basedOn w:val="1788"/>
     <w:uiPriority w:val="99"/>
     <w:pPr>
       <w:pBdr/>
@@ -64280,9 +64758,9 @@
       </w:tcPr>
     </w:tblStylePr>
   </w:style>
-  <w:style w:type="table" w:styleId="1773">
+  <w:style w:type="table" w:styleId="1892">
     <w:name w:val="List Table 7 Colorful - Accent 5"/>
-    <w:basedOn w:val="1669"/>
+    <w:basedOn w:val="1788"/>
     <w:uiPriority w:val="99"/>
     <w:pPr>
       <w:pBdr/>
@@ -64536,9 +65014,9 @@
       </w:tcPr>
     </w:tblStylePr>
   </w:style>
-  <w:style w:type="table" w:styleId="1774">
+  <w:style w:type="table" w:styleId="1893">
     <w:name w:val="List Table 7 Colorful - Accent 6"/>
-    <w:basedOn w:val="1669"/>
+    <w:basedOn w:val="1788"/>
     <w:uiPriority w:val="99"/>
     <w:pPr>
       <w:pBdr/>
@@ -64792,9 +65270,9 @@
       </w:tcPr>
     </w:tblStylePr>
   </w:style>
-  <w:style w:type="table" w:styleId="1775">
+  <w:style w:type="table" w:styleId="1894">
     <w:name w:val="Lined - Accent"/>
-    <w:basedOn w:val="1669"/>
+    <w:basedOn w:val="1788"/>
     <w:uiPriority w:val="99"/>
     <w:pPr>
       <w:pBdr/>
@@ -65029,9 +65507,9 @@
       </w:tcPr>
     </w:tblStylePr>
   </w:style>
-  <w:style w:type="table" w:styleId="1776">
+  <w:style w:type="table" w:styleId="1895">
     <w:name w:val="Lined - Accent 1"/>
-    <w:basedOn w:val="1669"/>
+    <w:basedOn w:val="1788"/>
     <w:uiPriority w:val="99"/>
     <w:pPr>
       <w:pBdr/>
@@ -65266,9 +65744,9 @@
       </w:tcPr>
     </w:tblStylePr>
   </w:style>
-  <w:style w:type="table" w:styleId="1777">
+  <w:style w:type="table" w:styleId="1896">
     <w:name w:val="Lined - Accent 2"/>
-    <w:basedOn w:val="1669"/>
+    <w:basedOn w:val="1788"/>
     <w:uiPriority w:val="99"/>
     <w:pPr>
       <w:pBdr/>
@@ -65503,9 +65981,9 @@
       </w:tcPr>
     </w:tblStylePr>
   </w:style>
-  <w:style w:type="table" w:styleId="1778">
+  <w:style w:type="table" w:styleId="1897">
     <w:name w:val="Lined - Accent 3"/>
-    <w:basedOn w:val="1669"/>
+    <w:basedOn w:val="1788"/>
     <w:uiPriority w:val="99"/>
     <w:pPr>
       <w:pBdr/>
@@ -65740,9 +66218,9 @@
       </w:tcPr>
     </w:tblStylePr>
   </w:style>
-  <w:style w:type="table" w:styleId="1779">
+  <w:style w:type="table" w:styleId="1898">
     <w:name w:val="Lined - Accent 4"/>
-    <w:basedOn w:val="1669"/>
+    <w:basedOn w:val="1788"/>
     <w:uiPriority w:val="99"/>
     <w:pPr>
       <w:pBdr/>
@@ -65977,9 +66455,9 @@
       </w:tcPr>
     </w:tblStylePr>
   </w:style>
-  <w:style w:type="table" w:styleId="1780">
+  <w:style w:type="table" w:styleId="1899">
     <w:name w:val="Lined - Accent 5"/>
-    <w:basedOn w:val="1669"/>
+    <w:basedOn w:val="1788"/>
     <w:uiPriority w:val="99"/>
     <w:pPr>
       <w:pBdr/>
@@ -66214,9 +66692,9 @@
       </w:tcPr>
     </w:tblStylePr>
   </w:style>
-  <w:style w:type="table" w:styleId="1781">
+  <w:style w:type="table" w:styleId="1900">
     <w:name w:val="Lined - Accent 6"/>
-    <w:basedOn w:val="1669"/>
+    <w:basedOn w:val="1788"/>
     <w:uiPriority w:val="99"/>
     <w:pPr>
       <w:pBdr/>
@@ -66451,9 +66929,9 @@
       </w:tcPr>
     </w:tblStylePr>
   </w:style>
-  <w:style w:type="table" w:styleId="1782">
+  <w:style w:type="table" w:styleId="1901">
     <w:name w:val="Bordered &amp; Lined - Accent"/>
-    <w:basedOn w:val="1669"/>
+    <w:basedOn w:val="1788"/>
     <w:uiPriority w:val="99"/>
     <w:pPr>
       <w:pBdr/>
@@ -66695,9 +67173,9 @@
       </w:tcPr>
     </w:tblStylePr>
   </w:style>
-  <w:style w:type="table" w:styleId="1783">
+  <w:style w:type="table" w:styleId="1902">
     <w:name w:val="Bordered &amp; Lined - Accent 1"/>
-    <w:basedOn w:val="1669"/>
+    <w:basedOn w:val="1788"/>
     <w:uiPriority w:val="99"/>
     <w:pPr>
       <w:pBdr/>
@@ -66939,9 +67417,9 @@
       </w:tcPr>
     </w:tblStylePr>
   </w:style>
-  <w:style w:type="table" w:styleId="1784">
+  <w:style w:type="table" w:styleId="1903">
     <w:name w:val="Bordered &amp; Lined - Accent 2"/>
-    <w:basedOn w:val="1669"/>
+    <w:basedOn w:val="1788"/>
     <w:uiPriority w:val="99"/>
     <w:pPr>
       <w:pBdr/>
@@ -67183,9 +67661,9 @@
       </w:tcPr>
     </w:tblStylePr>
   </w:style>
-  <w:style w:type="table" w:styleId="1785">
+  <w:style w:type="table" w:styleId="1904">
     <w:name w:val="Bordered &amp; Lined - Accent 3"/>
-    <w:basedOn w:val="1669"/>
+    <w:basedOn w:val="1788"/>
     <w:uiPriority w:val="99"/>
     <w:pPr>
       <w:pBdr/>
@@ -67427,9 +67905,9 @@
       </w:tcPr>
     </w:tblStylePr>
   </w:style>
-  <w:style w:type="table" w:styleId="1786">
+  <w:style w:type="table" w:styleId="1905">
     <w:name w:val="Bordered &amp; Lined - Accent 4"/>
-    <w:basedOn w:val="1669"/>
+    <w:basedOn w:val="1788"/>
     <w:uiPriority w:val="99"/>
     <w:pPr>
       <w:pBdr/>
@@ -67671,9 +68149,9 @@
       </w:tcPr>
     </w:tblStylePr>
   </w:style>
-  <w:style w:type="table" w:styleId="1787">
+  <w:style w:type="table" w:styleId="1906">
     <w:name w:val="Bordered &amp; Lined - Accent 5"/>
-    <w:basedOn w:val="1669"/>
+    <w:basedOn w:val="1788"/>
     <w:uiPriority w:val="99"/>
     <w:pPr>
       <w:pBdr/>
@@ -67915,9 +68393,9 @@
       </w:tcPr>
     </w:tblStylePr>
   </w:style>
-  <w:style w:type="table" w:styleId="1788">
+  <w:style w:type="table" w:styleId="1907">
     <w:name w:val="Bordered &amp; Lined - Accent 6"/>
-    <w:basedOn w:val="1669"/>
+    <w:basedOn w:val="1788"/>
     <w:uiPriority w:val="99"/>
     <w:pPr>
       <w:pBdr/>
@@ -68159,9 +68637,9 @@
       </w:tcPr>
     </w:tblStylePr>
   </w:style>
-  <w:style w:type="table" w:styleId="1789">
+  <w:style w:type="table" w:styleId="1908">
     <w:name w:val="Bordered"/>
-    <w:basedOn w:val="1669"/>
+    <w:basedOn w:val="1788"/>
     <w:uiPriority w:val="99"/>
     <w:pPr>
       <w:pBdr/>
@@ -68390,9 +68868,9 @@
       </w:tcPr>
     </w:tblStylePr>
   </w:style>
-  <w:style w:type="table" w:styleId="1790">
+  <w:style w:type="table" w:styleId="1909">
     <w:name w:val="Bordered - Accent 1"/>
-    <w:basedOn w:val="1669"/>
+    <w:basedOn w:val="1788"/>
     <w:uiPriority w:val="99"/>
     <w:pPr>
       <w:pBdr/>
@@ -68621,9 +69099,9 @@
       </w:tcPr>
     </w:tblStylePr>
   </w:style>
-  <w:style w:type="table" w:styleId="1791">
+  <w:style w:type="table" w:styleId="1910">
     <w:name w:val="Bordered - Accent 2"/>
-    <w:basedOn w:val="1669"/>
+    <w:basedOn w:val="1788"/>
     <w:uiPriority w:val="99"/>
     <w:pPr>
       <w:pBdr/>
@@ -68852,9 +69330,9 @@
       </w:tcPr>
     </w:tblStylePr>
   </w:style>
-  <w:style w:type="table" w:styleId="1792">
+  <w:style w:type="table" w:styleId="1911">
     <w:name w:val="Bordered - Accent 3"/>
-    <w:basedOn w:val="1669"/>
+    <w:basedOn w:val="1788"/>
     <w:uiPriority w:val="99"/>
     <w:pPr>
       <w:pBdr/>
@@ -69083,9 +69561,9 @@
       </w:tcPr>
     </w:tblStylePr>
   </w:style>
-  <w:style w:type="table" w:styleId="1793">
+  <w:style w:type="table" w:styleId="1912">
     <w:name w:val="Bordered - Accent 4"/>
-    <w:basedOn w:val="1669"/>
+    <w:basedOn w:val="1788"/>
     <w:uiPriority w:val="99"/>
     <w:pPr>
       <w:pBdr/>
@@ -69314,9 +69792,9 @@
       </w:tcPr>
     </w:tblStylePr>
   </w:style>
-  <w:style w:type="table" w:styleId="1794">
+  <w:style w:type="table" w:styleId="1913">
     <w:name w:val="Bordered - Accent 5"/>
-    <w:basedOn w:val="1669"/>
+    <w:basedOn w:val="1788"/>
     <w:uiPriority w:val="99"/>
     <w:pPr>
       <w:pBdr/>
@@ -69545,9 +70023,9 @@
       </w:tcPr>
     </w:tblStylePr>
   </w:style>
-  <w:style w:type="table" w:styleId="1795">
+  <w:style w:type="table" w:styleId="1914">
     <w:name w:val="Bordered - Accent 6"/>
-    <w:basedOn w:val="1669"/>
+    <w:basedOn w:val="1788"/>
     <w:uiPriority w:val="99"/>
     <w:pPr>
       <w:pBdr/>
@@ -69776,7 +70254,7 @@
       </w:tcPr>
     </w:tblStylePr>
   </w:style>
-  <w:style w:type="paragraph" w:styleId="1796" w:default="1">
+  <w:style w:type="paragraph" w:styleId="1915" w:default="1">
     <w:name w:val="Normal"/>
     <w:qFormat/>
     <w:pPr>
@@ -69785,11 +70263,11 @@
       <w:ind/>
     </w:pPr>
   </w:style>
-  <w:style w:type="paragraph" w:styleId="1797">
+  <w:style w:type="paragraph" w:styleId="1916">
     <w:name w:val="Heading 1"/>
-    <w:basedOn w:val="1796"/>
-    <w:next w:val="1796"/>
-    <w:link w:val="1808"/>
+    <w:basedOn w:val="1915"/>
+    <w:next w:val="1915"/>
+    <w:link w:val="1927"/>
     <w:uiPriority w:val="9"/>
     <w:qFormat/>
     <w:pPr>
@@ -69807,11 +70285,11 @@
       <w:szCs w:val="40"/>
     </w:rPr>
   </w:style>
-  <w:style w:type="paragraph" w:styleId="1798">
+  <w:style w:type="paragraph" w:styleId="1917">
     <w:name w:val="Heading 2"/>
-    <w:basedOn w:val="1796"/>
-    <w:next w:val="1796"/>
-    <w:link w:val="1809"/>
+    <w:basedOn w:val="1915"/>
+    <w:next w:val="1915"/>
+    <w:link w:val="1928"/>
     <w:uiPriority w:val="9"/>
     <w:unhideWhenUsed/>
     <w:qFormat/>
@@ -69830,11 +70308,11 @@
       <w:szCs w:val="32"/>
     </w:rPr>
   </w:style>
-  <w:style w:type="paragraph" w:styleId="1799">
+  <w:style w:type="paragraph" w:styleId="1918">
     <w:name w:val="Heading 3"/>
-    <w:basedOn w:val="1796"/>
-    <w:next w:val="1796"/>
-    <w:link w:val="1810"/>
+    <w:basedOn w:val="1915"/>
+    <w:next w:val="1915"/>
+    <w:link w:val="1929"/>
     <w:uiPriority w:val="9"/>
     <w:unhideWhenUsed/>
     <w:qFormat/>
@@ -69853,11 +70331,11 @@
       <w:szCs w:val="28"/>
     </w:rPr>
   </w:style>
-  <w:style w:type="paragraph" w:styleId="1800">
+  <w:style w:type="paragraph" w:styleId="1919">
     <w:name w:val="Heading 4"/>
-    <w:basedOn w:val="1796"/>
-    <w:next w:val="1796"/>
-    <w:link w:val="1811"/>
+    <w:basedOn w:val="1915"/>
+    <w:next w:val="1915"/>
+    <w:link w:val="1930"/>
     <w:uiPriority w:val="9"/>
     <w:unhideWhenUsed/>
     <w:qFormat/>
@@ -69876,11 +70354,11 @@
       <w:color w:val="0f4761" w:themeColor="accent1" w:themeShade="BF"/>
     </w:rPr>
   </w:style>
-  <w:style w:type="paragraph" w:styleId="1801">
+  <w:style w:type="paragraph" w:styleId="1920">
     <w:name w:val="Heading 5"/>
-    <w:basedOn w:val="1796"/>
-    <w:next w:val="1796"/>
-    <w:link w:val="1812"/>
+    <w:basedOn w:val="1915"/>
+    <w:next w:val="1915"/>
+    <w:link w:val="1931"/>
     <w:uiPriority w:val="9"/>
     <w:unhideWhenUsed/>
     <w:qFormat/>
@@ -69897,11 +70375,11 @@
       <w:color w:val="0f4761" w:themeColor="accent1" w:themeShade="BF"/>
     </w:rPr>
   </w:style>
-  <w:style w:type="paragraph" w:styleId="1802">
+  <w:style w:type="paragraph" w:styleId="1921">
     <w:name w:val="Heading 6"/>
-    <w:basedOn w:val="1796"/>
-    <w:next w:val="1796"/>
-    <w:link w:val="1813"/>
+    <w:basedOn w:val="1915"/>
+    <w:next w:val="1915"/>
+    <w:link w:val="1932"/>
     <w:uiPriority w:val="9"/>
     <w:unhideWhenUsed/>
     <w:qFormat/>
@@ -69920,11 +70398,11 @@
       <w:color w:val="595959" w:themeColor="text1" w:themeTint="A6"/>
     </w:rPr>
   </w:style>
-  <w:style w:type="paragraph" w:styleId="1803">
+  <w:style w:type="paragraph" w:styleId="1922">
     <w:name w:val="Heading 7"/>
-    <w:basedOn w:val="1796"/>
-    <w:next w:val="1796"/>
-    <w:link w:val="1814"/>
+    <w:basedOn w:val="1915"/>
+    <w:next w:val="1915"/>
+    <w:link w:val="1933"/>
     <w:uiPriority w:val="9"/>
     <w:unhideWhenUsed/>
     <w:qFormat/>
@@ -69941,11 +70419,11 @@
       <w:color w:val="595959" w:themeColor="text1" w:themeTint="A6"/>
     </w:rPr>
   </w:style>
-  <w:style w:type="paragraph" w:styleId="1804">
+  <w:style w:type="paragraph" w:styleId="1923">
     <w:name w:val="Heading 8"/>
-    <w:basedOn w:val="1796"/>
-    <w:next w:val="1796"/>
-    <w:link w:val="1815"/>
+    <w:basedOn w:val="1915"/>
+    <w:next w:val="1915"/>
+    <w:link w:val="1934"/>
     <w:uiPriority w:val="9"/>
     <w:unhideWhenUsed/>
     <w:qFormat/>
@@ -69964,11 +70442,11 @@
       <w:color w:val="272727" w:themeColor="text1" w:themeTint="D8"/>
     </w:rPr>
   </w:style>
-  <w:style w:type="paragraph" w:styleId="1805">
+  <w:style w:type="paragraph" w:styleId="1924">
     <w:name w:val="Heading 9"/>
-    <w:basedOn w:val="1796"/>
-    <w:next w:val="1796"/>
-    <w:link w:val="1816"/>
+    <w:basedOn w:val="1915"/>
+    <w:next w:val="1915"/>
+    <w:link w:val="1935"/>
     <w:uiPriority w:val="9"/>
     <w:unhideWhenUsed/>
     <w:qFormat/>
@@ -69987,7 +70465,7 @@
       <w:color w:val="272727" w:themeColor="text1" w:themeTint="D8"/>
     </w:rPr>
   </w:style>
-  <w:style w:type="character" w:styleId="1806" w:default="1">
+  <w:style w:type="character" w:styleId="1925" w:default="1">
     <w:name w:val="Default Paragraph Font"/>
     <w:uiPriority w:val="1"/>
     <w:semiHidden/>
@@ -69998,7 +70476,7 @@
       <w:ind/>
     </w:pPr>
   </w:style>
-  <w:style w:type="numbering" w:styleId="1807" w:default="1">
+  <w:style w:type="numbering" w:styleId="1926" w:default="1">
     <w:name w:val="No List"/>
     <w:uiPriority w:val="99"/>
     <w:semiHidden/>
@@ -70009,10 +70487,10 @@
       <w:ind/>
     </w:pPr>
   </w:style>
-  <w:style w:type="character" w:styleId="1808">
+  <w:style w:type="character" w:styleId="1927">
     <w:name w:val="Heading 1 Char"/>
-    <w:basedOn w:val="1806"/>
-    <w:link w:val="1797"/>
+    <w:basedOn w:val="1925"/>
+    <w:link w:val="1916"/>
     <w:uiPriority w:val="9"/>
     <w:pPr>
       <w:pBdr/>
@@ -70026,10 +70504,10 @@
       <w:szCs w:val="40"/>
     </w:rPr>
   </w:style>
-  <w:style w:type="character" w:styleId="1809">
+  <w:style w:type="character" w:styleId="1928">
     <w:name w:val="Heading 2 Char"/>
-    <w:basedOn w:val="1806"/>
-    <w:link w:val="1798"/>
+    <w:basedOn w:val="1925"/>
+    <w:link w:val="1917"/>
     <w:uiPriority w:val="9"/>
     <w:pPr>
       <w:pBdr/>
@@ -70043,10 +70521,10 @@
       <w:szCs w:val="32"/>
     </w:rPr>
   </w:style>
-  <w:style w:type="character" w:styleId="1810">
+  <w:style w:type="character" w:styleId="1929">
     <w:name w:val="Heading 3 Char"/>
-    <w:basedOn w:val="1806"/>
-    <w:link w:val="1799"/>
+    <w:basedOn w:val="1925"/>
+    <w:link w:val="1918"/>
     <w:uiPriority w:val="9"/>
     <w:pPr>
       <w:pBdr/>
@@ -70060,10 +70538,10 @@
       <w:szCs w:val="28"/>
     </w:rPr>
   </w:style>
-  <w:style w:type="character" w:styleId="1811">
+  <w:style w:type="character" w:styleId="1930">
     <w:name w:val="Heading 4 Char"/>
-    <w:basedOn w:val="1806"/>
-    <w:link w:val="1800"/>
+    <w:basedOn w:val="1925"/>
+    <w:link w:val="1919"/>
     <w:uiPriority w:val="9"/>
     <w:pPr>
       <w:pBdr/>
@@ -70077,10 +70555,10 @@
       <w:color w:val="0f4761" w:themeColor="accent1" w:themeShade="BF"/>
     </w:rPr>
   </w:style>
-  <w:style w:type="character" w:styleId="1812">
+  <w:style w:type="character" w:styleId="1931">
     <w:name w:val="Heading 5 Char"/>
-    <w:basedOn w:val="1806"/>
-    <w:link w:val="1801"/>
+    <w:basedOn w:val="1925"/>
+    <w:link w:val="1920"/>
     <w:uiPriority w:val="9"/>
     <w:pPr>
       <w:pBdr/>
@@ -70092,10 +70570,10 @@
       <w:color w:val="0f4761" w:themeColor="accent1" w:themeShade="BF"/>
     </w:rPr>
   </w:style>
-  <w:style w:type="character" w:styleId="1813">
+  <w:style w:type="character" w:styleId="1932">
     <w:name w:val="Heading 6 Char"/>
-    <w:basedOn w:val="1806"/>
-    <w:link w:val="1802"/>
+    <w:basedOn w:val="1925"/>
+    <w:link w:val="1921"/>
     <w:uiPriority w:val="9"/>
     <w:pPr>
       <w:pBdr/>
@@ -70109,10 +70587,10 @@
       <w:color w:val="595959" w:themeColor="text1" w:themeTint="A6"/>
     </w:rPr>
   </w:style>
-  <w:style w:type="character" w:styleId="1814">
+  <w:style w:type="character" w:styleId="1933">
     <w:name w:val="Heading 7 Char"/>
-    <w:basedOn w:val="1806"/>
-    <w:link w:val="1803"/>
+    <w:basedOn w:val="1925"/>
+    <w:link w:val="1922"/>
     <w:uiPriority w:val="9"/>
     <w:pPr>
       <w:pBdr/>
@@ -70124,10 +70602,10 @@
       <w:color w:val="595959" w:themeColor="text1" w:themeTint="A6"/>
     </w:rPr>
   </w:style>
-  <w:style w:type="character" w:styleId="1815">
+  <w:style w:type="character" w:styleId="1934">
     <w:name w:val="Heading 8 Char"/>
-    <w:basedOn w:val="1806"/>
-    <w:link w:val="1804"/>
+    <w:basedOn w:val="1925"/>
+    <w:link w:val="1923"/>
     <w:uiPriority w:val="9"/>
     <w:pPr>
       <w:pBdr/>
@@ -70141,10 +70619,10 @@
       <w:color w:val="272727" w:themeColor="text1" w:themeTint="D8"/>
     </w:rPr>
   </w:style>
-  <w:style w:type="character" w:styleId="1816">
+  <w:style w:type="character" w:styleId="1935">
     <w:name w:val="Heading 9 Char"/>
-    <w:basedOn w:val="1806"/>
-    <w:link w:val="1805"/>
+    <w:basedOn w:val="1925"/>
+    <w:link w:val="1924"/>
     <w:uiPriority w:val="9"/>
     <w:pPr>
       <w:pBdr/>
@@ -70158,11 +70636,11 @@
       <w:color w:val="272727" w:themeColor="text1" w:themeTint="D8"/>
     </w:rPr>
   </w:style>
-  <w:style w:type="paragraph" w:styleId="1817">
+  <w:style w:type="paragraph" w:styleId="1936">
     <w:name w:val="Title"/>
-    <w:basedOn w:val="1796"/>
-    <w:next w:val="1796"/>
-    <w:link w:val="1818"/>
+    <w:basedOn w:val="1915"/>
+    <w:next w:val="1915"/>
+    <w:link w:val="1937"/>
     <w:uiPriority w:val="10"/>
     <w:qFormat/>
     <w:pPr>
@@ -70178,10 +70656,10 @@
       <w:szCs w:val="56"/>
     </w:rPr>
   </w:style>
-  <w:style w:type="character" w:styleId="1818">
+  <w:style w:type="character" w:styleId="1937">
     <w:name w:val="Title Char"/>
-    <w:basedOn w:val="1806"/>
-    <w:link w:val="1817"/>
+    <w:basedOn w:val="1925"/>
+    <w:link w:val="1936"/>
     <w:uiPriority w:val="10"/>
     <w:pPr>
       <w:pBdr/>
@@ -70195,11 +70673,11 @@
       <w:szCs w:val="56"/>
     </w:rPr>
   </w:style>
-  <w:style w:type="paragraph" w:styleId="1819">
+  <w:style w:type="paragraph" w:styleId="1938">
     <w:name w:val="Subtitle"/>
-    <w:basedOn w:val="1796"/>
-    <w:next w:val="1796"/>
-    <w:link w:val="1820"/>
+    <w:basedOn w:val="1915"/>
+    <w:next w:val="1915"/>
+    <w:link w:val="1939"/>
     <w:uiPriority w:val="11"/>
     <w:qFormat/>
     <w:pPr>
@@ -70217,10 +70695,10 @@
       <w:szCs w:val="28"/>
     </w:rPr>
   </w:style>
-  <w:style w:type="character" w:styleId="1820">
+  <w:style w:type="character" w:styleId="1939">
     <w:name w:val="Subtitle Char"/>
-    <w:basedOn w:val="1806"/>
-    <w:link w:val="1819"/>
+    <w:basedOn w:val="1925"/>
+    <w:link w:val="1938"/>
     <w:uiPriority w:val="11"/>
     <w:pPr>
       <w:pBdr/>
@@ -70234,11 +70712,11 @@
       <w:szCs w:val="28"/>
     </w:rPr>
   </w:style>
-  <w:style w:type="paragraph" w:styleId="1821">
+  <w:style w:type="paragraph" w:styleId="1940">
     <w:name w:val="Quote"/>
-    <w:basedOn w:val="1796"/>
-    <w:next w:val="1796"/>
-    <w:link w:val="1822"/>
+    <w:basedOn w:val="1915"/>
+    <w:next w:val="1915"/>
+    <w:link w:val="1941"/>
     <w:uiPriority w:val="29"/>
     <w:qFormat/>
     <w:pPr>
@@ -70253,10 +70731,10 @@
       <w:color w:val="404040" w:themeColor="text1" w:themeTint="BF"/>
     </w:rPr>
   </w:style>
-  <w:style w:type="character" w:styleId="1822">
+  <w:style w:type="character" w:styleId="1941">
     <w:name w:val="Quote Char"/>
-    <w:basedOn w:val="1806"/>
-    <w:link w:val="1821"/>
+    <w:basedOn w:val="1925"/>
+    <w:link w:val="1940"/>
     <w:uiPriority w:val="29"/>
     <w:pPr>
       <w:pBdr/>
@@ -70269,9 +70747,9 @@
       <w:color w:val="404040" w:themeColor="text1" w:themeTint="BF"/>
     </w:rPr>
   </w:style>
-  <w:style w:type="paragraph" w:styleId="1823">
+  <w:style w:type="paragraph" w:styleId="1942">
     <w:name w:val="List Paragraph"/>
-    <w:basedOn w:val="1796"/>
+    <w:basedOn w:val="1915"/>
     <w:uiPriority w:val="34"/>
     <w:qFormat/>
     <w:pPr>
@@ -70281,9 +70759,9 @@
       <w:contextualSpacing w:val="true"/>
     </w:pPr>
   </w:style>
-  <w:style w:type="character" w:styleId="1824">
+  <w:style w:type="character" w:styleId="1943">
     <w:name w:val="Intense Emphasis"/>
-    <w:basedOn w:val="1806"/>
+    <w:basedOn w:val="1925"/>
     <w:uiPriority w:val="21"/>
     <w:qFormat/>
     <w:pPr>
@@ -70297,11 +70775,11 @@
       <w:color w:val="0f4761" w:themeColor="accent1" w:themeShade="BF"/>
     </w:rPr>
   </w:style>
-  <w:style w:type="paragraph" w:styleId="1825">
+  <w:style w:type="paragraph" w:styleId="1944">
     <w:name w:val="Intense Quote"/>
-    <w:basedOn w:val="1796"/>
-    <w:next w:val="1796"/>
-    <w:link w:val="1826"/>
+    <w:basedOn w:val="1915"/>
+    <w:next w:val="1915"/>
+    <w:link w:val="1945"/>
     <w:uiPriority w:val="30"/>
     <w:qFormat/>
     <w:pPr>
@@ -70319,10 +70797,10 @@
       <w:color w:val="0f4761" w:themeColor="accent1" w:themeShade="BF"/>
     </w:rPr>
   </w:style>
-  <w:style w:type="character" w:styleId="1826">
+  <w:style w:type="character" w:styleId="1945">
     <w:name w:val="Intense Quote Char"/>
-    <w:basedOn w:val="1806"/>
-    <w:link w:val="1825"/>
+    <w:basedOn w:val="1925"/>
+    <w:link w:val="1944"/>
     <w:uiPriority w:val="30"/>
     <w:pPr>
       <w:pBdr/>
@@ -70335,9 +70813,9 @@
       <w:color w:val="0f4761" w:themeColor="accent1" w:themeShade="BF"/>
     </w:rPr>
   </w:style>
-  <w:style w:type="character" w:styleId="1827">
+  <w:style w:type="character" w:styleId="1946">
     <w:name w:val="Intense Reference"/>
-    <w:basedOn w:val="1806"/>
+    <w:basedOn w:val="1925"/>
     <w:uiPriority w:val="32"/>
     <w:qFormat/>
     <w:pPr>
@@ -70353,9 +70831,9 @@
       <w:spacing w:val="5"/>
     </w:rPr>
   </w:style>
-  <w:style w:type="paragraph" w:styleId="1828">
+  <w:style w:type="paragraph" w:styleId="1947">
     <w:name w:val="No Spacing"/>
-    <w:basedOn w:val="1796"/>
+    <w:basedOn w:val="1915"/>
     <w:uiPriority w:val="1"/>
     <w:qFormat/>
     <w:pPr>
@@ -70364,9 +70842,9 @@
       <w:ind/>
     </w:pPr>
   </w:style>
-  <w:style w:type="character" w:styleId="1829">
+  <w:style w:type="character" w:styleId="1948">
     <w:name w:val="Subtle Emphasis"/>
-    <w:basedOn w:val="1806"/>
+    <w:basedOn w:val="1925"/>
     <w:uiPriority w:val="19"/>
     <w:qFormat/>
     <w:pPr>
@@ -70380,9 +70858,9 @@
       <w:color w:val="404040" w:themeColor="text1" w:themeTint="BF"/>
     </w:rPr>
   </w:style>
-  <w:style w:type="character" w:styleId="1830">
+  <w:style w:type="character" w:styleId="1949">
     <w:name w:val="Emphasis"/>
-    <w:basedOn w:val="1806"/>
+    <w:basedOn w:val="1925"/>
     <w:uiPriority w:val="20"/>
     <w:qFormat/>
     <w:pPr>
@@ -70395,9 +70873,9 @@
       <w:iCs/>
     </w:rPr>
   </w:style>
-  <w:style w:type="character" w:styleId="1831">
+  <w:style w:type="character" w:styleId="1950">
     <w:name w:val="Strong"/>
-    <w:basedOn w:val="1806"/>
+    <w:basedOn w:val="1925"/>
     <w:uiPriority w:val="22"/>
     <w:qFormat/>
     <w:pPr>
@@ -70410,9 +70888,9 @@
       <w:bCs/>
     </w:rPr>
   </w:style>
-  <w:style w:type="character" w:styleId="1832">
+  <w:style w:type="character" w:styleId="1951">
     <w:name w:val="Subtle Reference"/>
-    <w:basedOn w:val="1806"/>
+    <w:basedOn w:val="1925"/>
     <w:uiPriority w:val="31"/>
     <w:qFormat/>
     <w:pPr>
@@ -70425,9 +70903,9 @@
       <w:color w:val="5a5a5a" w:themeColor="text1" w:themeTint="A5"/>
     </w:rPr>
   </w:style>
-  <w:style w:type="character" w:styleId="1833">
+  <w:style w:type="character" w:styleId="1952">
     <w:name w:val="Book Title"/>
-    <w:basedOn w:val="1806"/>
+    <w:basedOn w:val="1925"/>
     <w:uiPriority w:val="33"/>
     <w:qFormat/>
     <w:pPr>
@@ -70443,10 +70921,10 @@
       <w:spacing w:val="5"/>
     </w:rPr>
   </w:style>
-  <w:style w:type="paragraph" w:styleId="1834">
+  <w:style w:type="paragraph" w:styleId="1953">
     <w:name w:val="Header"/>
-    <w:basedOn w:val="1796"/>
-    <w:link w:val="1835"/>
+    <w:basedOn w:val="1915"/>
+    <w:link w:val="1954"/>
     <w:uiPriority w:val="99"/>
     <w:unhideWhenUsed/>
     <w:pPr>
@@ -70459,10 +70937,10 @@
       <w:ind/>
     </w:pPr>
   </w:style>
-  <w:style w:type="character" w:styleId="1835">
+  <w:style w:type="character" w:styleId="1954">
     <w:name w:val="Header Char"/>
-    <w:basedOn w:val="1806"/>
-    <w:link w:val="1834"/>
+    <w:basedOn w:val="1925"/>
+    <w:link w:val="1953"/>
     <w:uiPriority w:val="99"/>
     <w:pPr>
       <w:pBdr/>
@@ -70470,10 +70948,10 @@
       <w:ind/>
     </w:pPr>
   </w:style>
-  <w:style w:type="paragraph" w:styleId="1836">
+  <w:style w:type="paragraph" w:styleId="1955">
     <w:name w:val="Footer"/>
-    <w:basedOn w:val="1796"/>
-    <w:link w:val="1837"/>
+    <w:basedOn w:val="1915"/>
+    <w:link w:val="1956"/>
     <w:uiPriority w:val="99"/>
     <w:unhideWhenUsed/>
     <w:pPr>
@@ -70486,10 +70964,10 @@
       <w:ind/>
     </w:pPr>
   </w:style>
-  <w:style w:type="character" w:styleId="1837">
+  <w:style w:type="character" w:styleId="1956">
     <w:name w:val="Footer Char"/>
-    <w:basedOn w:val="1806"/>
-    <w:link w:val="1836"/>
+    <w:basedOn w:val="1925"/>
+    <w:link w:val="1955"/>
     <w:uiPriority w:val="99"/>
     <w:pPr>
       <w:pBdr/>
@@ -70497,10 +70975,10 @@
       <w:ind/>
     </w:pPr>
   </w:style>
-  <w:style w:type="paragraph" w:styleId="1838">
+  <w:style w:type="paragraph" w:styleId="1957">
     <w:name w:val="Caption"/>
-    <w:basedOn w:val="1796"/>
-    <w:next w:val="1796"/>
+    <w:basedOn w:val="1915"/>
+    <w:next w:val="1915"/>
     <w:uiPriority w:val="35"/>
     <w:unhideWhenUsed/>
     <w:qFormat/>
@@ -70517,10 +70995,10 @@
       <w:szCs w:val="18"/>
     </w:rPr>
   </w:style>
-  <w:style w:type="paragraph" w:styleId="1839">
+  <w:style w:type="paragraph" w:styleId="1958">
     <w:name w:val="footnote text"/>
-    <w:basedOn w:val="1796"/>
-    <w:link w:val="1840"/>
+    <w:basedOn w:val="1915"/>
+    <w:link w:val="1959"/>
     <w:uiPriority w:val="99"/>
     <w:semiHidden/>
     <w:unhideWhenUsed/>
@@ -70534,10 +71012,10 @@
       <w:szCs w:val="20"/>
     </w:rPr>
   </w:style>
-  <w:style w:type="character" w:styleId="1840">
+  <w:style w:type="character" w:styleId="1959">
     <w:name w:val="Footnote Text Char"/>
-    <w:basedOn w:val="1806"/>
-    <w:link w:val="1839"/>
+    <w:basedOn w:val="1925"/>
+    <w:link w:val="1958"/>
     <w:uiPriority w:val="99"/>
     <w:semiHidden/>
     <w:pPr>
@@ -70550,9 +71028,9 @@
       <w:szCs w:val="20"/>
     </w:rPr>
   </w:style>
-  <w:style w:type="character" w:styleId="1841">
+  <w:style w:type="character" w:styleId="1960">
     <w:name w:val="footnote reference"/>
-    <w:basedOn w:val="1806"/>
+    <w:basedOn w:val="1925"/>
     <w:uiPriority w:val="99"/>
     <w:semiHidden/>
     <w:unhideWhenUsed/>
@@ -70565,10 +71043,10 @@
       <w:vertAlign w:val="superscript"/>
     </w:rPr>
   </w:style>
-  <w:style w:type="paragraph" w:styleId="1842">
+  <w:style w:type="paragraph" w:styleId="1961">
     <w:name w:val="endnote text"/>
-    <w:basedOn w:val="1796"/>
-    <w:link w:val="1843"/>
+    <w:basedOn w:val="1915"/>
+    <w:link w:val="1962"/>
     <w:uiPriority w:val="99"/>
     <w:semiHidden/>
     <w:unhideWhenUsed/>
@@ -70582,10 +71060,10 @@
       <w:szCs w:val="20"/>
     </w:rPr>
   </w:style>
-  <w:style w:type="character" w:styleId="1843">
+  <w:style w:type="character" w:styleId="1962">
     <w:name w:val="Endnote Text Char"/>
-    <w:basedOn w:val="1806"/>
-    <w:link w:val="1842"/>
+    <w:basedOn w:val="1925"/>
+    <w:link w:val="1961"/>
     <w:uiPriority w:val="99"/>
     <w:semiHidden/>
     <w:pPr>
@@ -70598,9 +71076,9 @@
       <w:szCs w:val="20"/>
     </w:rPr>
   </w:style>
-  <w:style w:type="character" w:styleId="1844">
+  <w:style w:type="character" w:styleId="1963">
     <w:name w:val="endnote reference"/>
-    <w:basedOn w:val="1806"/>
+    <w:basedOn w:val="1925"/>
     <w:uiPriority w:val="99"/>
     <w:semiHidden/>
     <w:unhideWhenUsed/>
@@ -70613,9 +71091,9 @@
       <w:vertAlign w:val="superscript"/>
     </w:rPr>
   </w:style>
-  <w:style w:type="character" w:styleId="1845">
+  <w:style w:type="character" w:styleId="1964">
     <w:name w:val="Hyperlink"/>
-    <w:basedOn w:val="1806"/>
+    <w:basedOn w:val="1925"/>
     <w:uiPriority w:val="99"/>
     <w:unhideWhenUsed/>
     <w:pPr>
@@ -70628,9 +71106,9 @@
       <w:u w:val="single"/>
     </w:rPr>
   </w:style>
-  <w:style w:type="character" w:styleId="1846">
+  <w:style w:type="character" w:styleId="1965">
     <w:name w:val="FollowedHyperlink"/>
-    <w:basedOn w:val="1806"/>
+    <w:basedOn w:val="1925"/>
     <w:uiPriority w:val="99"/>
     <w:semiHidden/>
     <w:unhideWhenUsed/>
@@ -70644,10 +71122,10 @@
       <w:u w:val="single"/>
     </w:rPr>
   </w:style>
-  <w:style w:type="paragraph" w:styleId="1847">
+  <w:style w:type="paragraph" w:styleId="1966">
     <w:name w:val="toc 1"/>
-    <w:basedOn w:val="1796"/>
-    <w:next w:val="1796"/>
+    <w:basedOn w:val="1915"/>
+    <w:next w:val="1915"/>
     <w:uiPriority w:val="39"/>
     <w:unhideWhenUsed/>
     <w:pPr>
@@ -70656,10 +71134,10 @@
       <w:ind/>
     </w:pPr>
   </w:style>
-  <w:style w:type="paragraph" w:styleId="1848">
+  <w:style w:type="paragraph" w:styleId="1967">
     <w:name w:val="toc 2"/>
-    <w:basedOn w:val="1796"/>
-    <w:next w:val="1796"/>
+    <w:basedOn w:val="1915"/>
+    <w:next w:val="1915"/>
     <w:uiPriority w:val="39"/>
     <w:unhideWhenUsed/>
     <w:pPr>
@@ -70668,10 +71146,10 @@
       <w:ind w:left="220"/>
     </w:pPr>
   </w:style>
-  <w:style w:type="paragraph" w:styleId="1849">
+  <w:style w:type="paragraph" w:styleId="1968">
     <w:name w:val="toc 3"/>
-    <w:basedOn w:val="1796"/>
-    <w:next w:val="1796"/>
+    <w:basedOn w:val="1915"/>
+    <w:next w:val="1915"/>
     <w:uiPriority w:val="39"/>
     <w:unhideWhenUsed/>
     <w:pPr>
@@ -70680,10 +71158,10 @@
       <w:ind w:left="440"/>
     </w:pPr>
   </w:style>
-  <w:style w:type="paragraph" w:styleId="1850">
+  <w:style w:type="paragraph" w:styleId="1969">
     <w:name w:val="toc 4"/>
-    <w:basedOn w:val="1796"/>
-    <w:next w:val="1796"/>
+    <w:basedOn w:val="1915"/>
+    <w:next w:val="1915"/>
     <w:uiPriority w:val="39"/>
     <w:unhideWhenUsed/>
     <w:pPr>
@@ -70692,10 +71170,10 @@
       <w:ind w:left="660"/>
     </w:pPr>
   </w:style>
-  <w:style w:type="paragraph" w:styleId="1851">
+  <w:style w:type="paragraph" w:styleId="1970">
     <w:name w:val="toc 5"/>
-    <w:basedOn w:val="1796"/>
-    <w:next w:val="1796"/>
+    <w:basedOn w:val="1915"/>
+    <w:next w:val="1915"/>
     <w:uiPriority w:val="39"/>
     <w:unhideWhenUsed/>
     <w:pPr>
@@ -70704,10 +71182,10 @@
       <w:ind w:left="880"/>
     </w:pPr>
   </w:style>
-  <w:style w:type="paragraph" w:styleId="1852">
+  <w:style w:type="paragraph" w:styleId="1971">
     <w:name w:val="toc 6"/>
-    <w:basedOn w:val="1796"/>
-    <w:next w:val="1796"/>
+    <w:basedOn w:val="1915"/>
+    <w:next w:val="1915"/>
     <w:uiPriority w:val="39"/>
     <w:unhideWhenUsed/>
     <w:pPr>
@@ -70716,10 +71194,10 @@
       <w:ind w:left="1100"/>
     </w:pPr>
   </w:style>
-  <w:style w:type="paragraph" w:styleId="1853">
+  <w:style w:type="paragraph" w:styleId="1972">
     <w:name w:val="toc 7"/>
-    <w:basedOn w:val="1796"/>
-    <w:next w:val="1796"/>
+    <w:basedOn w:val="1915"/>
+    <w:next w:val="1915"/>
     <w:uiPriority w:val="39"/>
     <w:unhideWhenUsed/>
     <w:pPr>
@@ -70728,10 +71206,10 @@
       <w:ind w:left="1320"/>
     </w:pPr>
   </w:style>
-  <w:style w:type="paragraph" w:styleId="1854">
+  <w:style w:type="paragraph" w:styleId="1973">
     <w:name w:val="toc 8"/>
-    <w:basedOn w:val="1796"/>
-    <w:next w:val="1796"/>
+    <w:basedOn w:val="1915"/>
+    <w:next w:val="1915"/>
     <w:uiPriority w:val="39"/>
     <w:unhideWhenUsed/>
     <w:pPr>
@@ -70740,10 +71218,10 @@
       <w:ind w:left="1540"/>
     </w:pPr>
   </w:style>
-  <w:style w:type="paragraph" w:styleId="1855">
+  <w:style w:type="paragraph" w:styleId="1974">
     <w:name w:val="toc 9"/>
-    <w:basedOn w:val="1796"/>
-    <w:next w:val="1796"/>
+    <w:basedOn w:val="1915"/>
+    <w:next w:val="1915"/>
     <w:uiPriority w:val="39"/>
     <w:unhideWhenUsed/>
     <w:pPr>
@@ -70752,7 +71230,7 @@
       <w:ind w:left="1760"/>
     </w:pPr>
   </w:style>
-  <w:style w:type="paragraph" w:styleId="1856">
+  <w:style w:type="paragraph" w:styleId="1975">
     <w:name w:val="TOC Heading"/>
     <w:uiPriority w:val="39"/>
     <w:unhideWhenUsed/>
@@ -70762,10 +71240,10 @@
       <w:ind/>
     </w:pPr>
   </w:style>
-  <w:style w:type="paragraph" w:styleId="1857">
+  <w:style w:type="paragraph" w:styleId="1976">
     <w:name w:val="table of figures"/>
-    <w:basedOn w:val="1796"/>
-    <w:next w:val="1796"/>
+    <w:basedOn w:val="1915"/>
+    <w:next w:val="1915"/>
     <w:uiPriority w:val="99"/>
     <w:unhideWhenUsed/>
     <w:pPr>
